--- a/internal_doc/03.开发设计/性能/Story_基于代价估算模型的查询优化.docx
+++ b/internal_doc/03.开发设计/性能/Story_基于代价估算模型的查询优化.docx
@@ -96,6 +96,12 @@
               <w:ind w:left="0"/>
               <w:jc w:val="left"/>
             </w:pPr>
+            <w:r>
+              <w:rPr>
+                <w:rFonts w:hint="eastAsia"/>
+              </w:rPr>
+              <w:t>2017-03-03   He Guoming</w:t>
+            </w:r>
           </w:p>
         </w:tc>
         <w:tc>
@@ -107,6 +113,12 @@
               <w:ind w:left="0"/>
               <w:jc w:val="left"/>
             </w:pPr>
+            <w:r>
+              <w:rPr>
+                <w:rFonts w:hint="eastAsia"/>
+              </w:rPr>
+              <w:t>Storage of Statistics</w:t>
+            </w:r>
           </w:p>
         </w:tc>
       </w:tr>
@@ -1697,18 +1709,36 @@
         <w:rPr>
           <w:rFonts w:hint="eastAsia"/>
         </w:rPr>
-        <w:t>文档统计信息</w:t>
-      </w:r>
-    </w:p>
-    <w:p>
-      <w:r>
-        <w:rPr>
-          <w:rFonts w:hint="eastAsia"/>
-          <w:highlight w:val="yellow"/>
-        </w:rPr>
-        <w:t>在同一时刻取出</w:t>
-      </w:r>
-    </w:p>
+        <w:t>dms</w:t>
+      </w:r>
+      <w:r>
+        <w:rPr>
+          <w:rFonts w:hint="eastAsia"/>
+        </w:rPr>
+        <w:t>收集的信息</w:t>
+      </w:r>
+    </w:p>
+    <w:p>
+      <w:r>
+        <w:rPr>
+          <w:rFonts w:hint="eastAsia"/>
+        </w:rPr>
+        <w:t>从</w:t>
+      </w:r>
+      <w:r>
+        <w:rPr>
+          <w:rFonts w:hint="eastAsia"/>
+        </w:rPr>
+        <w:t>dms</w:t>
+      </w:r>
+      <w:r>
+        <w:rPr>
+          <w:rFonts w:hint="eastAsia"/>
+        </w:rPr>
+        <w:t>中可以获取统计信息，在生成查询计划前一次性获取（忽略生成查询计划过程中的变化）</w:t>
+      </w:r>
+    </w:p>
+    <w:p/>
     <w:p>
       <w:pPr>
         <w:pStyle w:val="ListParagraph"/>
@@ -1728,13 +1758,7 @@
         <w:rPr>
           <w:rFonts w:hint="eastAsia"/>
         </w:rPr>
-        <w:t>( docN</w:t>
-      </w:r>
-      <w:r>
-        <w:rPr>
-          <w:rFonts w:hint="eastAsia"/>
-        </w:rPr>
-        <w:t>um )</w:t>
+        <w:t>( docNum )</w:t>
       </w:r>
     </w:p>
     <w:p>
@@ -1797,13 +1821,7 @@
         <w:rPr>
           <w:rFonts w:hint="eastAsia"/>
         </w:rPr>
-        <w:t>( pageN</w:t>
-      </w:r>
-      <w:r>
-        <w:rPr>
-          <w:rFonts w:hint="eastAsia"/>
-        </w:rPr>
-        <w:t>um )</w:t>
+        <w:t>( pageNum )</w:t>
       </w:r>
     </w:p>
     <w:p>
@@ -1891,13 +1909,7 @@
         <w:rPr>
           <w:rFonts w:hint="eastAsia"/>
         </w:rPr>
-        <w:t>集合</w:t>
-      </w:r>
-      <w:r>
-        <w:rPr>
-          <w:rFonts w:hint="eastAsia"/>
-        </w:rPr>
-        <w:t>的页大小</w:t>
+        <w:t>集合的页大小</w:t>
       </w:r>
       <w:r>
         <w:rPr>
@@ -1963,13 +1975,13 @@
         <w:rPr>
           <w:rFonts w:hint="eastAsia"/>
         </w:rPr>
-        <w:t>平均文档大小</w:t>
-      </w:r>
-      <w:r>
-        <w:rPr>
-          <w:rFonts w:hint="eastAsia"/>
-        </w:rPr>
-        <w:t>( avgDocSize )</w:t>
+        <w:t>总文档大小</w:t>
+      </w:r>
+      <w:r>
+        <w:rPr>
+          <w:rFonts w:hint="eastAsia"/>
+        </w:rPr>
+        <w:t>( totalDocSize )</w:t>
       </w:r>
     </w:p>
     <w:p>
@@ -1985,7 +1997,19 @@
         <w:rPr>
           <w:rFonts w:hint="eastAsia"/>
         </w:rPr>
-        <w:t>通过扫描文档统计获得</w:t>
+        <w:t>从</w:t>
+      </w:r>
+      <w:r>
+        <w:rPr>
+          <w:rFonts w:hint="eastAsia"/>
+        </w:rPr>
+        <w:t>dmsMBContext</w:t>
+      </w:r>
+      <w:r>
+        <w:rPr>
+          <w:rFonts w:hint="eastAsia"/>
+        </w:rPr>
+        <w:t>中获取</w:t>
       </w:r>
     </w:p>
     <w:p>
@@ -2001,7 +2025,31 @@
         <w:rPr>
           <w:rFonts w:hint="eastAsia"/>
         </w:rPr>
-        <w:t>用于估算结果集大小</w:t>
+        <w:t>用于估算结果集的大小</w:t>
+      </w:r>
+    </w:p>
+    <w:p/>
+    <w:p/>
+    <w:p>
+      <w:pPr>
+        <w:pStyle w:val="Heading4"/>
+      </w:pPr>
+      <w:r>
+        <w:rPr>
+          <w:rFonts w:hint="eastAsia"/>
+        </w:rPr>
+        <w:t>通过统计收集信息</w:t>
+      </w:r>
+    </w:p>
+    <w:p>
+      <w:pPr>
+        <w:pStyle w:val="Heading5"/>
+      </w:pPr>
+      <w:r>
+        <w:rPr>
+          <w:rFonts w:hint="eastAsia"/>
+        </w:rPr>
+        <w:t>文档统计信息</w:t>
       </w:r>
     </w:p>
     <w:p>
@@ -2009,7 +2057,7 @@
         <w:pStyle w:val="ListParagraph"/>
         <w:numPr>
           <w:ilvl w:val="0"/>
-          <w:numId w:val="14"/>
+          <w:numId w:val="35"/>
         </w:numPr>
         <w:ind w:firstLineChars="0"/>
       </w:pPr>
@@ -2055,7 +2103,7 @@
         <w:pStyle w:val="ListParagraph"/>
         <w:numPr>
           <w:ilvl w:val="1"/>
-          <w:numId w:val="14"/>
+          <w:numId w:val="35"/>
         </w:numPr>
         <w:ind w:firstLineChars="0"/>
       </w:pPr>
@@ -2071,7 +2119,7 @@
         <w:pStyle w:val="ListParagraph"/>
         <w:numPr>
           <w:ilvl w:val="1"/>
-          <w:numId w:val="14"/>
+          <w:numId w:val="35"/>
         </w:numPr>
         <w:ind w:firstLineChars="0"/>
       </w:pPr>
@@ -2080,6 +2128,28 @@
           <w:rFonts w:hint="eastAsia"/>
         </w:rPr>
         <w:t>用于估算结果集大小</w:t>
+      </w:r>
+    </w:p>
+    <w:p>
+      <w:pPr>
+        <w:pStyle w:val="ListParagraph"/>
+        <w:numPr>
+          <w:ilvl w:val="1"/>
+          <w:numId w:val="35"/>
+        </w:numPr>
+        <w:ind w:firstLineChars="0"/>
+      </w:pPr>
+      <w:r>
+        <w:rPr>
+          <w:rFonts w:hint="eastAsia"/>
+        </w:rPr>
+        <w:t>默认值是</w:t>
+      </w:r>
+      <w:r>
+        <w:rPr>
+          <w:rFonts w:hint="eastAsia"/>
+        </w:rPr>
+        <w:t>10</w:t>
       </w:r>
     </w:p>
     <w:p/>
@@ -2115,6 +2185,7 @@
         <w:rPr>
           <w:rFonts w:hint="eastAsia"/>
         </w:rPr>
+        <w:lastRenderedPageBreak/>
         <w:t>是否唯一</w:t>
       </w:r>
       <w:r>
@@ -2342,7 +2413,6 @@
         <w:rPr>
           <w:rFonts w:hint="eastAsia"/>
         </w:rPr>
-        <w:lastRenderedPageBreak/>
         <w:t>是否唯一值</w:t>
       </w:r>
       <w:r>
@@ -2371,7 +2441,7 @@
         <w:rPr>
           <w:rFonts w:hint="eastAsia"/>
         </w:rPr>
-        <w:t>记录是否唯一值（根据索引获取）</w:t>
+        <w:t>记录是否唯一值</w:t>
       </w:r>
     </w:p>
     <w:p>
@@ -2387,13 +2457,7 @@
         <w:rPr>
           <w:rFonts w:hint="eastAsia"/>
         </w:rPr>
-        <w:t>BOOL</w:t>
-      </w:r>
-      <w:r>
-        <w:rPr>
-          <w:rFonts w:hint="eastAsia"/>
-        </w:rPr>
-        <w:t>型</w:t>
+        <w:t>根据索引定义获取</w:t>
       </w:r>
     </w:p>
     <w:p>
@@ -2409,6 +2473,28 @@
         <w:rPr>
           <w:rFonts w:hint="eastAsia"/>
         </w:rPr>
+        <w:t>BOOL</w:t>
+      </w:r>
+      <w:r>
+        <w:rPr>
+          <w:rFonts w:hint="eastAsia"/>
+        </w:rPr>
+        <w:t>型</w:t>
+      </w:r>
+    </w:p>
+    <w:p>
+      <w:pPr>
+        <w:pStyle w:val="ListParagraph"/>
+        <w:numPr>
+          <w:ilvl w:val="0"/>
+          <w:numId w:val="11"/>
+        </w:numPr>
+        <w:ind w:firstLineChars="0"/>
+      </w:pPr>
+      <w:r>
+        <w:rPr>
+          <w:rFonts w:hint="eastAsia"/>
+        </w:rPr>
         <w:t>可以用于估算</w:t>
       </w:r>
       <w:r>
@@ -2545,7 +2631,19 @@
         <w:rPr>
           <w:rFonts w:hint="eastAsia"/>
         </w:rPr>
-        <w:t>rac)</w:t>
+        <w:t>rac</w:t>
+      </w:r>
+      <w:r>
+        <w:rPr>
+          <w:rFonts w:hint="eastAsia"/>
+        </w:rPr>
+        <w:t>, undefinedFrac</w:t>
+      </w:r>
+      <w:r>
+        <w:rPr>
+          <w:rFonts w:hint="eastAsia"/>
+        </w:rPr>
+        <w:t>)</w:t>
       </w:r>
     </w:p>
     <w:p>
@@ -2561,6 +2659,12 @@
         <w:rPr>
           <w:rFonts w:hint="eastAsia"/>
         </w:rPr>
+        <w:t>分别</w:t>
+      </w:r>
+      <w:r>
+        <w:rPr>
+          <w:rFonts w:hint="eastAsia"/>
+        </w:rPr>
         <w:t>记录</w:t>
       </w:r>
       <w:r>
@@ -2579,51 +2683,25 @@
         <w:rPr>
           <w:rFonts w:hint="eastAsia"/>
         </w:rPr>
-        <w:t>($undefined)</w:t>
+        <w:t>和</w:t>
+      </w:r>
+      <w:r>
+        <w:rPr>
+          <w:rFonts w:hint="eastAsia"/>
+        </w:rPr>
+        <w:t>undefined</w:t>
+      </w:r>
+      <w:r>
+        <w:rPr>
+          <w:rFonts w:hint="eastAsia"/>
+        </w:rPr>
+        <w:t>（没有该字段）</w:t>
       </w:r>
       <w:r>
         <w:rPr>
           <w:rFonts w:hint="eastAsia"/>
         </w:rPr>
         <w:t>的比例</w:t>
-      </w:r>
-    </w:p>
-    <w:p>
-      <w:pPr>
-        <w:pStyle w:val="ListParagraph"/>
-        <w:numPr>
-          <w:ilvl w:val="1"/>
-          <w:numId w:val="8"/>
-        </w:numPr>
-        <w:ind w:firstLineChars="0"/>
-      </w:pPr>
-      <w:r>
-        <w:rPr>
-          <w:rFonts w:hint="eastAsia"/>
-          <w:highlight w:val="yellow"/>
-        </w:rPr>
-        <w:t>undefined</w:t>
-      </w:r>
-      <w:r>
-        <w:rPr>
-          <w:rFonts w:hint="eastAsia"/>
-          <w:highlight w:val="yellow"/>
-        </w:rPr>
-        <w:t>和</w:t>
-      </w:r>
-      <w:r>
-        <w:rPr>
-          <w:rFonts w:hint="eastAsia"/>
-          <w:highlight w:val="yellow"/>
-        </w:rPr>
-        <w:t>null</w:t>
-      </w:r>
-      <w:r>
-        <w:rPr>
-          <w:rFonts w:hint="eastAsia"/>
-          <w:highlight w:val="yellow"/>
-        </w:rPr>
-        <w:t>区别</w:t>
       </w:r>
     </w:p>
     <w:p>
@@ -2962,6 +3040,7 @@
         <w:rPr>
           <w:rFonts w:hint="eastAsia"/>
         </w:rPr>
+        <w:lastRenderedPageBreak/>
         <w:t>Bool</w:t>
       </w:r>
     </w:p>
@@ -3060,7 +3139,6 @@
         <w:rPr>
           <w:rFonts w:hint="eastAsia"/>
         </w:rPr>
-        <w:lastRenderedPageBreak/>
         <w:t>记录每个值的个数，相当于</w:t>
       </w:r>
       <w:r>
@@ -3317,19 +3395,7 @@
         <w:rPr>
           <w:rFonts w:hint="eastAsia"/>
         </w:rPr>
-        <w:t>只统计以下类型</w:t>
-      </w:r>
-      <w:r>
-        <w:rPr>
-          <w:rFonts w:hint="eastAsia"/>
-        </w:rPr>
-        <w:t>（需要分别为每个类型计算一个直方图）</w:t>
-      </w:r>
-      <w:r>
-        <w:rPr>
-          <w:rFonts w:hint="eastAsia"/>
-        </w:rPr>
-        <w:t>：</w:t>
+        <w:t>只统计以下类型：</w:t>
       </w:r>
     </w:p>
     <w:p>
@@ -3344,30 +3410,8 @@
       <w:r>
         <w:rPr>
           <w:rFonts w:hint="eastAsia"/>
-          <w:highlight w:val="yellow"/>
-        </w:rPr>
-        <w:t>（只用索引的数据类型</w:t>
-      </w:r>
-      <w:r>
-        <w:rPr>
-          <w:rFonts w:hint="eastAsia"/>
-          <w:highlight w:val="yellow"/>
-        </w:rPr>
-        <w:t>，不分类型</w:t>
-      </w:r>
-      <w:r>
-        <w:rPr>
-          <w:rFonts w:hint="eastAsia"/>
-          <w:highlight w:val="yellow"/>
-        </w:rPr>
-        <w:t>，假设索引中类型一样</w:t>
-      </w:r>
-      <w:r>
-        <w:rPr>
-          <w:rFonts w:hint="eastAsia"/>
-          <w:highlight w:val="yellow"/>
-        </w:rPr>
-        <w:t>）</w:t>
+        </w:rPr>
+        <w:t>numberInt</w:t>
       </w:r>
     </w:p>
     <w:p>
@@ -3383,7 +3427,7 @@
         <w:rPr>
           <w:rFonts w:hint="eastAsia"/>
         </w:rPr>
-        <w:t>numberInt</w:t>
+        <w:t>numberDouble</w:t>
       </w:r>
     </w:p>
     <w:p>
@@ -3399,7 +3443,7 @@
         <w:rPr>
           <w:rFonts w:hint="eastAsia"/>
         </w:rPr>
-        <w:t>numberDouble</w:t>
+        <w:t>numberLong</w:t>
       </w:r>
     </w:p>
     <w:p>
@@ -3415,7 +3459,7 @@
         <w:rPr>
           <w:rFonts w:hint="eastAsia"/>
         </w:rPr>
-        <w:t>numberLong</w:t>
+        <w:t>numberDecimal</w:t>
       </w:r>
     </w:p>
     <w:p>
@@ -3431,7 +3475,7 @@
         <w:rPr>
           <w:rFonts w:hint="eastAsia"/>
         </w:rPr>
-        <w:t>numberDecimal</w:t>
+        <w:t>Date</w:t>
       </w:r>
     </w:p>
     <w:p>
@@ -3447,7 +3491,7 @@
         <w:rPr>
           <w:rFonts w:hint="eastAsia"/>
         </w:rPr>
-        <w:t>Date</w:t>
+        <w:t>Timestamp</w:t>
       </w:r>
     </w:p>
     <w:p>
@@ -3463,22 +3507,6 @@
         <w:rPr>
           <w:rFonts w:hint="eastAsia"/>
         </w:rPr>
-        <w:t>Timestamp</w:t>
-      </w:r>
-    </w:p>
-    <w:p>
-      <w:pPr>
-        <w:pStyle w:val="ListParagraph"/>
-        <w:numPr>
-          <w:ilvl w:val="1"/>
-          <w:numId w:val="13"/>
-        </w:numPr>
-        <w:ind w:firstLineChars="0"/>
-      </w:pPr>
-      <w:r>
-        <w:rPr>
-          <w:rFonts w:hint="eastAsia"/>
-        </w:rPr>
         <w:t>string</w:t>
       </w:r>
       <w:r>
@@ -3765,6 +3793,3827 @@
     </w:p>
     <w:p>
       <w:pPr>
+        <w:pStyle w:val="Heading4"/>
+        <w:rPr>
+          <w:rFonts w:hint="eastAsia"/>
+        </w:rPr>
+      </w:pPr>
+      <w:r>
+        <w:rPr>
+          <w:rFonts w:hint="eastAsia"/>
+        </w:rPr>
+        <w:t>统计信息的存储</w:t>
+      </w:r>
+    </w:p>
+    <w:p>
+      <w:pPr>
+        <w:rPr>
+          <w:rFonts w:hint="eastAsia"/>
+        </w:rPr>
+      </w:pPr>
+      <w:r>
+        <w:rPr>
+          <w:rFonts w:hint="eastAsia"/>
+        </w:rPr>
+        <w:t>通过统计收集的信息存储在每个组的</w:t>
+      </w:r>
+      <w:r>
+        <w:rPr>
+          <w:rFonts w:hint="eastAsia"/>
+        </w:rPr>
+        <w:t>SYSSTAT.</w:t>
+      </w:r>
+      <w:r>
+        <w:rPr>
+          <w:rFonts w:hint="eastAsia"/>
+        </w:rPr>
+        <w:t>SYSCOLLECTION</w:t>
+      </w:r>
+      <w:r>
+        <w:rPr>
+          <w:rFonts w:hint="eastAsia"/>
+        </w:rPr>
+        <w:t>STAT</w:t>
+      </w:r>
+      <w:r>
+        <w:rPr>
+          <w:rFonts w:hint="eastAsia"/>
+        </w:rPr>
+        <w:t>和</w:t>
+      </w:r>
+      <w:r>
+        <w:rPr>
+          <w:rFonts w:hint="eastAsia"/>
+        </w:rPr>
+        <w:lastRenderedPageBreak/>
+        <w:t>SYSSTAT.SYSFIELDSTAT</w:t>
+      </w:r>
+      <w:r>
+        <w:rPr>
+          <w:rFonts w:hint="eastAsia"/>
+        </w:rPr>
+        <w:t>下</w:t>
+      </w:r>
+      <w:r>
+        <w:rPr>
+          <w:rFonts w:hint="eastAsia"/>
+        </w:rPr>
+        <w:t>：</w:t>
+      </w:r>
+    </w:p>
+    <w:p>
+      <w:pPr>
+        <w:pStyle w:val="ListParagraph"/>
+        <w:numPr>
+          <w:ilvl w:val="0"/>
+          <w:numId w:val="36"/>
+        </w:numPr>
+        <w:ind w:firstLineChars="0"/>
+        <w:rPr>
+          <w:rFonts w:hint="eastAsia"/>
+        </w:rPr>
+      </w:pPr>
+      <w:r>
+        <w:rPr>
+          <w:rFonts w:hint="eastAsia"/>
+        </w:rPr>
+        <w:t>SYSSTAT.SYSCOLLECTION</w:t>
+      </w:r>
+      <w:r>
+        <w:rPr>
+          <w:rFonts w:hint="eastAsia"/>
+        </w:rPr>
+        <w:t>STAT</w:t>
+      </w:r>
+      <w:r>
+        <w:rPr>
+          <w:rFonts w:hint="eastAsia"/>
+        </w:rPr>
+        <w:t>：存放文档的统计信息</w:t>
+      </w:r>
+    </w:p>
+    <w:p>
+      <w:pPr>
+        <w:pStyle w:val="ListParagraph"/>
+        <w:numPr>
+          <w:ilvl w:val="0"/>
+          <w:numId w:val="36"/>
+        </w:numPr>
+        <w:ind w:firstLineChars="0"/>
+        <w:rPr>
+          <w:rFonts w:hint="eastAsia"/>
+        </w:rPr>
+      </w:pPr>
+      <w:r>
+        <w:rPr>
+          <w:rFonts w:hint="eastAsia"/>
+        </w:rPr>
+        <w:t>SYSSTAT.SYSFIELDSTAT</w:t>
+      </w:r>
+      <w:r>
+        <w:rPr>
+          <w:rFonts w:hint="eastAsia"/>
+        </w:rPr>
+        <w:t>：存放字段的统计信息</w:t>
+      </w:r>
+    </w:p>
+    <w:p>
+      <w:pPr>
+        <w:rPr>
+          <w:rFonts w:hint="eastAsia"/>
+        </w:rPr>
+      </w:pPr>
+    </w:p>
+    <w:p>
+      <w:pPr>
+        <w:rPr>
+          <w:rFonts w:hint="eastAsia"/>
+        </w:rPr>
+      </w:pPr>
+      <w:r>
+        <w:rPr>
+          <w:rFonts w:hint="eastAsia"/>
+        </w:rPr>
+        <w:t>SYSSTAT</w:t>
+      </w:r>
+      <w:r>
+        <w:rPr>
+          <w:rFonts w:hint="eastAsia"/>
+        </w:rPr>
+        <w:t>存放在</w:t>
+      </w:r>
+      <w:r>
+        <w:rPr>
+          <w:rFonts w:hint="eastAsia"/>
+        </w:rPr>
+        <w:t>Data</w:t>
+      </w:r>
+      <w:r>
+        <w:rPr>
+          <w:rFonts w:hint="eastAsia"/>
+        </w:rPr>
+        <w:t>节点上</w:t>
+      </w:r>
+      <w:r>
+        <w:rPr>
+          <w:rFonts w:hint="eastAsia"/>
+        </w:rPr>
+        <w:t>，和</w:t>
+      </w:r>
+      <w:r>
+        <w:rPr>
+          <w:rFonts w:hint="eastAsia"/>
+        </w:rPr>
+        <w:t>SYSCAT</w:t>
+      </w:r>
+      <w:r>
+        <w:rPr>
+          <w:rFonts w:hint="eastAsia"/>
+        </w:rPr>
+        <w:t>一样在</w:t>
+      </w:r>
+      <w:r>
+        <w:rPr>
+          <w:rFonts w:hint="eastAsia"/>
+        </w:rPr>
+        <w:t>SequoiaDB</w:t>
+      </w:r>
+      <w:r>
+        <w:rPr>
+          <w:rFonts w:hint="eastAsia"/>
+        </w:rPr>
+        <w:t>初始化时进行检查并创建</w:t>
+      </w:r>
+    </w:p>
+    <w:p>
+      <w:pPr>
+        <w:pStyle w:val="Heading5"/>
+        <w:rPr>
+          <w:rFonts w:hint="eastAsia"/>
+        </w:rPr>
+      </w:pPr>
+      <w:r>
+        <w:rPr>
+          <w:rFonts w:hint="eastAsia"/>
+        </w:rPr>
+        <w:t>SYSSTAT.SYSCOLLECTIONSTAT</w:t>
+      </w:r>
+    </w:p>
+    <w:p>
+      <w:pPr>
+        <w:rPr>
+          <w:rFonts w:hint="eastAsia"/>
+        </w:rPr>
+      </w:pPr>
+      <w:r>
+        <w:rPr>
+          <w:rFonts w:hint="eastAsia"/>
+        </w:rPr>
+        <w:t>具体字段：</w:t>
+      </w:r>
+    </w:p>
+    <w:tbl>
+      <w:tblPr>
+        <w:tblStyle w:val="TableGrid"/>
+        <w:tblW w:w="0" w:type="auto"/>
+        <w:tblInd w:w="357" w:type="dxa"/>
+        <w:tblLook w:val="04A0"/>
+      </w:tblPr>
+      <w:tblGrid>
+        <w:gridCol w:w="1096"/>
+        <w:gridCol w:w="1009"/>
+        <w:gridCol w:w="666"/>
+        <w:gridCol w:w="4901"/>
+      </w:tblGrid>
+      <w:tr>
+        <w:tc>
+          <w:tcPr>
+            <w:tcW w:w="0" w:type="auto"/>
+          </w:tcPr>
+          <w:p>
+            <w:pPr>
+              <w:ind w:left="0"/>
+              <w:rPr>
+                <w:sz w:val="15"/>
+                <w:szCs w:val="15"/>
+              </w:rPr>
+            </w:pPr>
+            <w:r>
+              <w:rPr>
+                <w:rFonts w:hint="eastAsia"/>
+                <w:sz w:val="15"/>
+                <w:szCs w:val="15"/>
+              </w:rPr>
+              <w:t>字段名</w:t>
+            </w:r>
+          </w:p>
+        </w:tc>
+        <w:tc>
+          <w:tcPr>
+            <w:tcW w:w="0" w:type="auto"/>
+          </w:tcPr>
+          <w:p>
+            <w:pPr>
+              <w:ind w:left="0"/>
+              <w:rPr>
+                <w:sz w:val="15"/>
+                <w:szCs w:val="15"/>
+              </w:rPr>
+            </w:pPr>
+            <w:r>
+              <w:rPr>
+                <w:rFonts w:hint="eastAsia"/>
+                <w:sz w:val="15"/>
+                <w:szCs w:val="15"/>
+              </w:rPr>
+              <w:t>数据类型</w:t>
+            </w:r>
+          </w:p>
+        </w:tc>
+        <w:tc>
+          <w:tcPr>
+            <w:tcW w:w="0" w:type="auto"/>
+          </w:tcPr>
+          <w:p>
+            <w:pPr>
+              <w:ind w:left="0"/>
+              <w:rPr>
+                <w:sz w:val="15"/>
+                <w:szCs w:val="15"/>
+              </w:rPr>
+            </w:pPr>
+            <w:r>
+              <w:rPr>
+                <w:rFonts w:hint="eastAsia"/>
+                <w:sz w:val="15"/>
+                <w:szCs w:val="15"/>
+              </w:rPr>
+              <w:t>默认值</w:t>
+            </w:r>
+          </w:p>
+        </w:tc>
+        <w:tc>
+          <w:tcPr>
+            <w:tcW w:w="0" w:type="auto"/>
+          </w:tcPr>
+          <w:p>
+            <w:pPr>
+              <w:ind w:left="0"/>
+              <w:rPr>
+                <w:sz w:val="15"/>
+                <w:szCs w:val="15"/>
+              </w:rPr>
+            </w:pPr>
+            <w:r>
+              <w:rPr>
+                <w:rFonts w:hint="eastAsia"/>
+                <w:sz w:val="15"/>
+                <w:szCs w:val="15"/>
+              </w:rPr>
+              <w:t>说明</w:t>
+            </w:r>
+          </w:p>
+        </w:tc>
+      </w:tr>
+      <w:tr>
+        <w:tc>
+          <w:tcPr>
+            <w:tcW w:w="0" w:type="auto"/>
+          </w:tcPr>
+          <w:p>
+            <w:pPr>
+              <w:ind w:left="0"/>
+              <w:rPr>
+                <w:sz w:val="15"/>
+                <w:szCs w:val="15"/>
+              </w:rPr>
+            </w:pPr>
+            <w:r>
+              <w:rPr>
+                <w:rFonts w:hint="eastAsia"/>
+                <w:sz w:val="15"/>
+                <w:szCs w:val="15"/>
+              </w:rPr>
+              <w:t>Name</w:t>
+            </w:r>
+          </w:p>
+        </w:tc>
+        <w:tc>
+          <w:tcPr>
+            <w:tcW w:w="0" w:type="auto"/>
+          </w:tcPr>
+          <w:p>
+            <w:pPr>
+              <w:ind w:left="0"/>
+              <w:rPr>
+                <w:sz w:val="15"/>
+                <w:szCs w:val="15"/>
+              </w:rPr>
+            </w:pPr>
+            <w:r>
+              <w:rPr>
+                <w:rFonts w:hint="eastAsia"/>
+                <w:sz w:val="15"/>
+                <w:szCs w:val="15"/>
+              </w:rPr>
+              <w:t>String</w:t>
+            </w:r>
+          </w:p>
+        </w:tc>
+        <w:tc>
+          <w:tcPr>
+            <w:tcW w:w="0" w:type="auto"/>
+          </w:tcPr>
+          <w:p>
+            <w:pPr>
+              <w:ind w:left="0"/>
+              <w:rPr>
+                <w:sz w:val="15"/>
+                <w:szCs w:val="15"/>
+              </w:rPr>
+            </w:pPr>
+            <w:r>
+              <w:rPr>
+                <w:rFonts w:hint="eastAsia"/>
+                <w:sz w:val="15"/>
+                <w:szCs w:val="15"/>
+              </w:rPr>
+              <w:t>--</w:t>
+            </w:r>
+          </w:p>
+        </w:tc>
+        <w:tc>
+          <w:tcPr>
+            <w:tcW w:w="0" w:type="auto"/>
+          </w:tcPr>
+          <w:p>
+            <w:pPr>
+              <w:ind w:left="0"/>
+              <w:rPr>
+                <w:sz w:val="15"/>
+                <w:szCs w:val="15"/>
+              </w:rPr>
+            </w:pPr>
+            <w:r>
+              <w:rPr>
+                <w:rFonts w:hint="eastAsia"/>
+                <w:sz w:val="15"/>
+                <w:szCs w:val="15"/>
+              </w:rPr>
+              <w:t>统计的</w:t>
+            </w:r>
+            <w:r>
+              <w:rPr>
+                <w:rFonts w:hint="eastAsia"/>
+                <w:sz w:val="15"/>
+                <w:szCs w:val="15"/>
+              </w:rPr>
+              <w:t>collection</w:t>
+            </w:r>
+            <w:r>
+              <w:rPr>
+                <w:rFonts w:hint="eastAsia"/>
+                <w:sz w:val="15"/>
+                <w:szCs w:val="15"/>
+              </w:rPr>
+              <w:t>的名称</w:t>
+            </w:r>
+          </w:p>
+        </w:tc>
+      </w:tr>
+      <w:tr>
+        <w:tc>
+          <w:tcPr>
+            <w:tcW w:w="0" w:type="auto"/>
+          </w:tcPr>
+          <w:p>
+            <w:pPr>
+              <w:ind w:left="0"/>
+              <w:rPr>
+                <w:rFonts w:hint="eastAsia"/>
+                <w:sz w:val="15"/>
+                <w:szCs w:val="15"/>
+              </w:rPr>
+            </w:pPr>
+            <w:r>
+              <w:rPr>
+                <w:rFonts w:hint="eastAsia"/>
+                <w:sz w:val="15"/>
+                <w:szCs w:val="15"/>
+              </w:rPr>
+              <w:t>Version</w:t>
+            </w:r>
+          </w:p>
+        </w:tc>
+        <w:tc>
+          <w:tcPr>
+            <w:tcW w:w="0" w:type="auto"/>
+          </w:tcPr>
+          <w:p>
+            <w:pPr>
+              <w:ind w:left="0"/>
+              <w:rPr>
+                <w:rFonts w:hint="eastAsia"/>
+                <w:sz w:val="15"/>
+                <w:szCs w:val="15"/>
+              </w:rPr>
+            </w:pPr>
+            <w:r>
+              <w:rPr>
+                <w:rFonts w:hint="eastAsia"/>
+                <w:sz w:val="15"/>
+                <w:szCs w:val="15"/>
+              </w:rPr>
+              <w:t>Timestamp</w:t>
+            </w:r>
+          </w:p>
+        </w:tc>
+        <w:tc>
+          <w:tcPr>
+            <w:tcW w:w="0" w:type="auto"/>
+          </w:tcPr>
+          <w:p>
+            <w:pPr>
+              <w:ind w:left="0"/>
+              <w:rPr>
+                <w:rFonts w:hint="eastAsia"/>
+                <w:sz w:val="15"/>
+                <w:szCs w:val="15"/>
+              </w:rPr>
+            </w:pPr>
+            <w:r>
+              <w:rPr>
+                <w:rFonts w:hint="eastAsia"/>
+                <w:sz w:val="15"/>
+                <w:szCs w:val="15"/>
+              </w:rPr>
+              <w:t>0</w:t>
+            </w:r>
+          </w:p>
+        </w:tc>
+        <w:tc>
+          <w:tcPr>
+            <w:tcW w:w="0" w:type="auto"/>
+          </w:tcPr>
+          <w:p>
+            <w:pPr>
+              <w:ind w:left="0"/>
+              <w:rPr>
+                <w:rFonts w:hint="eastAsia"/>
+                <w:sz w:val="15"/>
+                <w:szCs w:val="15"/>
+              </w:rPr>
+            </w:pPr>
+            <w:r>
+              <w:rPr>
+                <w:rFonts w:hint="eastAsia"/>
+                <w:sz w:val="15"/>
+                <w:szCs w:val="15"/>
+              </w:rPr>
+              <w:t>统计收集的时间戳</w:t>
+            </w:r>
+          </w:p>
+        </w:tc>
+      </w:tr>
+      <w:tr>
+        <w:tc>
+          <w:tcPr>
+            <w:tcW w:w="0" w:type="auto"/>
+          </w:tcPr>
+          <w:p>
+            <w:pPr>
+              <w:ind w:left="0"/>
+              <w:rPr>
+                <w:rFonts w:hint="eastAsia"/>
+                <w:sz w:val="15"/>
+                <w:szCs w:val="15"/>
+              </w:rPr>
+            </w:pPr>
+            <w:r>
+              <w:rPr>
+                <w:rFonts w:hint="eastAsia"/>
+                <w:sz w:val="15"/>
+                <w:szCs w:val="15"/>
+              </w:rPr>
+              <w:t>TotalDocNum</w:t>
+            </w:r>
+          </w:p>
+        </w:tc>
+        <w:tc>
+          <w:tcPr>
+            <w:tcW w:w="0" w:type="auto"/>
+          </w:tcPr>
+          <w:p>
+            <w:pPr>
+              <w:ind w:left="0"/>
+              <w:rPr>
+                <w:rFonts w:hint="eastAsia"/>
+                <w:sz w:val="15"/>
+                <w:szCs w:val="15"/>
+              </w:rPr>
+            </w:pPr>
+            <w:r>
+              <w:rPr>
+                <w:rFonts w:hint="eastAsia"/>
+                <w:sz w:val="15"/>
+                <w:szCs w:val="15"/>
+              </w:rPr>
+              <w:t>NumberInt</w:t>
+            </w:r>
+          </w:p>
+        </w:tc>
+        <w:tc>
+          <w:tcPr>
+            <w:tcW w:w="0" w:type="auto"/>
+          </w:tcPr>
+          <w:p>
+            <w:pPr>
+              <w:ind w:left="0"/>
+              <w:rPr>
+                <w:rFonts w:hint="eastAsia"/>
+                <w:sz w:val="15"/>
+                <w:szCs w:val="15"/>
+              </w:rPr>
+            </w:pPr>
+            <w:r>
+              <w:rPr>
+                <w:rFonts w:hint="eastAsia"/>
+                <w:sz w:val="15"/>
+                <w:szCs w:val="15"/>
+              </w:rPr>
+              <w:t>0</w:t>
+            </w:r>
+          </w:p>
+        </w:tc>
+        <w:tc>
+          <w:tcPr>
+            <w:tcW w:w="0" w:type="auto"/>
+          </w:tcPr>
+          <w:p>
+            <w:pPr>
+              <w:ind w:left="0"/>
+              <w:rPr>
+                <w:rFonts w:hint="eastAsia"/>
+                <w:sz w:val="15"/>
+                <w:szCs w:val="15"/>
+              </w:rPr>
+            </w:pPr>
+            <w:r>
+              <w:rPr>
+                <w:rFonts w:hint="eastAsia"/>
+                <w:sz w:val="15"/>
+                <w:szCs w:val="15"/>
+              </w:rPr>
+              <w:t>对应</w:t>
+            </w:r>
+            <w:r>
+              <w:rPr>
+                <w:rFonts w:hint="eastAsia"/>
+                <w:sz w:val="15"/>
+                <w:szCs w:val="15"/>
+              </w:rPr>
+              <w:t>dmsMBStatInfo</w:t>
+            </w:r>
+            <w:r>
+              <w:rPr>
+                <w:rFonts w:hint="eastAsia"/>
+                <w:sz w:val="15"/>
+                <w:szCs w:val="15"/>
+              </w:rPr>
+              <w:t>的</w:t>
+            </w:r>
+            <w:r>
+              <w:rPr>
+                <w:rFonts w:hint="eastAsia"/>
+                <w:sz w:val="15"/>
+                <w:szCs w:val="15"/>
+              </w:rPr>
+              <w:t>_totalRecords</w:t>
+            </w:r>
+            <w:r>
+              <w:rPr>
+                <w:rFonts w:hint="eastAsia"/>
+                <w:sz w:val="15"/>
+                <w:szCs w:val="15"/>
+              </w:rPr>
+              <w:t>，用于对比统计信息是否过期</w:t>
+            </w:r>
+          </w:p>
+        </w:tc>
+      </w:tr>
+      <w:tr>
+        <w:tc>
+          <w:tcPr>
+            <w:tcW w:w="0" w:type="auto"/>
+          </w:tcPr>
+          <w:p>
+            <w:pPr>
+              <w:ind w:left="0"/>
+              <w:rPr>
+                <w:rFonts w:hint="eastAsia"/>
+                <w:sz w:val="15"/>
+                <w:szCs w:val="15"/>
+              </w:rPr>
+            </w:pPr>
+            <w:r>
+              <w:rPr>
+                <w:rFonts w:hint="eastAsia"/>
+                <w:sz w:val="15"/>
+                <w:szCs w:val="15"/>
+              </w:rPr>
+              <w:t>TotalPageNum</w:t>
+            </w:r>
+          </w:p>
+        </w:tc>
+        <w:tc>
+          <w:tcPr>
+            <w:tcW w:w="0" w:type="auto"/>
+          </w:tcPr>
+          <w:p>
+            <w:pPr>
+              <w:ind w:left="0"/>
+              <w:rPr>
+                <w:rFonts w:hint="eastAsia"/>
+                <w:sz w:val="15"/>
+                <w:szCs w:val="15"/>
+              </w:rPr>
+            </w:pPr>
+            <w:r>
+              <w:rPr>
+                <w:rFonts w:hint="eastAsia"/>
+                <w:sz w:val="15"/>
+                <w:szCs w:val="15"/>
+              </w:rPr>
+              <w:t>NumberInt</w:t>
+            </w:r>
+          </w:p>
+        </w:tc>
+        <w:tc>
+          <w:tcPr>
+            <w:tcW w:w="0" w:type="auto"/>
+          </w:tcPr>
+          <w:p>
+            <w:pPr>
+              <w:ind w:left="0"/>
+              <w:rPr>
+                <w:rFonts w:hint="eastAsia"/>
+                <w:sz w:val="15"/>
+                <w:szCs w:val="15"/>
+              </w:rPr>
+            </w:pPr>
+            <w:r>
+              <w:rPr>
+                <w:rFonts w:hint="eastAsia"/>
+                <w:sz w:val="15"/>
+                <w:szCs w:val="15"/>
+              </w:rPr>
+              <w:t>0</w:t>
+            </w:r>
+          </w:p>
+        </w:tc>
+        <w:tc>
+          <w:tcPr>
+            <w:tcW w:w="0" w:type="auto"/>
+          </w:tcPr>
+          <w:p>
+            <w:pPr>
+              <w:ind w:left="0"/>
+              <w:rPr>
+                <w:rFonts w:hint="eastAsia"/>
+                <w:sz w:val="15"/>
+                <w:szCs w:val="15"/>
+              </w:rPr>
+            </w:pPr>
+            <w:r>
+              <w:rPr>
+                <w:rFonts w:hint="eastAsia"/>
+                <w:sz w:val="15"/>
+                <w:szCs w:val="15"/>
+              </w:rPr>
+              <w:t>对应</w:t>
+            </w:r>
+            <w:r>
+              <w:rPr>
+                <w:rFonts w:hint="eastAsia"/>
+                <w:sz w:val="15"/>
+                <w:szCs w:val="15"/>
+              </w:rPr>
+              <w:t>dmsMBStatInfo</w:t>
+            </w:r>
+            <w:r>
+              <w:rPr>
+                <w:rFonts w:hint="eastAsia"/>
+                <w:sz w:val="15"/>
+                <w:szCs w:val="15"/>
+              </w:rPr>
+              <w:t>的</w:t>
+            </w:r>
+            <w:r>
+              <w:rPr>
+                <w:rFonts w:hint="eastAsia"/>
+                <w:sz w:val="15"/>
+                <w:szCs w:val="15"/>
+              </w:rPr>
+              <w:t>_totalDataPages</w:t>
+            </w:r>
+            <w:r>
+              <w:rPr>
+                <w:rFonts w:hint="eastAsia"/>
+                <w:sz w:val="15"/>
+                <w:szCs w:val="15"/>
+              </w:rPr>
+              <w:t>，用于对比统计信息是否过期</w:t>
+            </w:r>
+          </w:p>
+        </w:tc>
+      </w:tr>
+      <w:tr>
+        <w:tc>
+          <w:tcPr>
+            <w:tcW w:w="0" w:type="auto"/>
+          </w:tcPr>
+          <w:p>
+            <w:pPr>
+              <w:ind w:left="0"/>
+              <w:rPr>
+                <w:rFonts w:hint="eastAsia"/>
+                <w:sz w:val="15"/>
+                <w:szCs w:val="15"/>
+              </w:rPr>
+            </w:pPr>
+            <w:r>
+              <w:rPr>
+                <w:rFonts w:hint="eastAsia"/>
+                <w:sz w:val="15"/>
+                <w:szCs w:val="15"/>
+              </w:rPr>
+              <w:t>TotalFreeSize</w:t>
+            </w:r>
+          </w:p>
+        </w:tc>
+        <w:tc>
+          <w:tcPr>
+            <w:tcW w:w="0" w:type="auto"/>
+          </w:tcPr>
+          <w:p>
+            <w:pPr>
+              <w:ind w:left="0"/>
+              <w:rPr>
+                <w:rFonts w:hint="eastAsia"/>
+                <w:sz w:val="15"/>
+                <w:szCs w:val="15"/>
+              </w:rPr>
+            </w:pPr>
+            <w:r>
+              <w:rPr>
+                <w:rFonts w:hint="eastAsia"/>
+                <w:sz w:val="15"/>
+                <w:szCs w:val="15"/>
+              </w:rPr>
+              <w:t>NumberLong</w:t>
+            </w:r>
+          </w:p>
+        </w:tc>
+        <w:tc>
+          <w:tcPr>
+            <w:tcW w:w="0" w:type="auto"/>
+          </w:tcPr>
+          <w:p>
+            <w:pPr>
+              <w:ind w:left="0"/>
+              <w:rPr>
+                <w:rFonts w:hint="eastAsia"/>
+                <w:sz w:val="15"/>
+                <w:szCs w:val="15"/>
+              </w:rPr>
+            </w:pPr>
+            <w:r>
+              <w:rPr>
+                <w:rFonts w:hint="eastAsia"/>
+                <w:sz w:val="15"/>
+                <w:szCs w:val="15"/>
+              </w:rPr>
+              <w:t>0</w:t>
+            </w:r>
+          </w:p>
+        </w:tc>
+        <w:tc>
+          <w:tcPr>
+            <w:tcW w:w="0" w:type="auto"/>
+          </w:tcPr>
+          <w:p>
+            <w:pPr>
+              <w:ind w:left="0"/>
+              <w:rPr>
+                <w:rFonts w:hint="eastAsia"/>
+                <w:sz w:val="15"/>
+                <w:szCs w:val="15"/>
+              </w:rPr>
+            </w:pPr>
+            <w:r>
+              <w:rPr>
+                <w:rFonts w:hint="eastAsia"/>
+                <w:sz w:val="15"/>
+                <w:szCs w:val="15"/>
+              </w:rPr>
+              <w:t>对应</w:t>
+            </w:r>
+            <w:r>
+              <w:rPr>
+                <w:rFonts w:hint="eastAsia"/>
+                <w:sz w:val="15"/>
+                <w:szCs w:val="15"/>
+              </w:rPr>
+              <w:t>dmsMBStatInfo</w:t>
+            </w:r>
+            <w:r>
+              <w:rPr>
+                <w:rFonts w:hint="eastAsia"/>
+                <w:sz w:val="15"/>
+                <w:szCs w:val="15"/>
+              </w:rPr>
+              <w:t>的</w:t>
+            </w:r>
+            <w:r>
+              <w:rPr>
+                <w:rFonts w:hint="eastAsia"/>
+                <w:sz w:val="15"/>
+                <w:szCs w:val="15"/>
+              </w:rPr>
+              <w:t>_totalDataFreeSpace</w:t>
+            </w:r>
+            <w:r>
+              <w:rPr>
+                <w:rFonts w:hint="eastAsia"/>
+                <w:sz w:val="15"/>
+                <w:szCs w:val="15"/>
+              </w:rPr>
+              <w:t>，用于对比统计信息是否过期</w:t>
+            </w:r>
+          </w:p>
+        </w:tc>
+      </w:tr>
+      <w:tr>
+        <w:tc>
+          <w:tcPr>
+            <w:tcW w:w="0" w:type="auto"/>
+          </w:tcPr>
+          <w:p>
+            <w:pPr>
+              <w:ind w:left="0"/>
+              <w:rPr>
+                <w:sz w:val="15"/>
+                <w:szCs w:val="15"/>
+              </w:rPr>
+            </w:pPr>
+            <w:r>
+              <w:rPr>
+                <w:rFonts w:hint="eastAsia"/>
+                <w:sz w:val="15"/>
+                <w:szCs w:val="15"/>
+              </w:rPr>
+              <w:t>AvgFieldNum</w:t>
+            </w:r>
+          </w:p>
+        </w:tc>
+        <w:tc>
+          <w:tcPr>
+            <w:tcW w:w="0" w:type="auto"/>
+          </w:tcPr>
+          <w:p>
+            <w:pPr>
+              <w:ind w:left="0"/>
+              <w:rPr>
+                <w:sz w:val="15"/>
+                <w:szCs w:val="15"/>
+              </w:rPr>
+            </w:pPr>
+            <w:r>
+              <w:rPr>
+                <w:rFonts w:hint="eastAsia"/>
+                <w:sz w:val="15"/>
+                <w:szCs w:val="15"/>
+              </w:rPr>
+              <w:t>NumberInt</w:t>
+            </w:r>
+          </w:p>
+        </w:tc>
+        <w:tc>
+          <w:tcPr>
+            <w:tcW w:w="0" w:type="auto"/>
+          </w:tcPr>
+          <w:p>
+            <w:pPr>
+              <w:ind w:left="0"/>
+              <w:rPr>
+                <w:sz w:val="15"/>
+                <w:szCs w:val="15"/>
+              </w:rPr>
+            </w:pPr>
+            <w:r>
+              <w:rPr>
+                <w:rFonts w:hint="eastAsia"/>
+                <w:sz w:val="15"/>
+                <w:szCs w:val="15"/>
+              </w:rPr>
+              <w:t>10</w:t>
+            </w:r>
+          </w:p>
+        </w:tc>
+        <w:tc>
+          <w:tcPr>
+            <w:tcW w:w="0" w:type="auto"/>
+          </w:tcPr>
+          <w:p>
+            <w:pPr>
+              <w:ind w:left="0"/>
+              <w:rPr>
+                <w:sz w:val="15"/>
+                <w:szCs w:val="15"/>
+              </w:rPr>
+            </w:pPr>
+            <w:r>
+              <w:rPr>
+                <w:rFonts w:hint="eastAsia"/>
+                <w:sz w:val="15"/>
+                <w:szCs w:val="15"/>
+              </w:rPr>
+              <w:t>每个文档中平均字段数</w:t>
+            </w:r>
+          </w:p>
+        </w:tc>
+      </w:tr>
+    </w:tbl>
+    <w:p>
+      <w:pPr>
+        <w:rPr>
+          <w:rFonts w:hint="eastAsia"/>
+        </w:rPr>
+      </w:pPr>
+    </w:p>
+    <w:p>
+      <w:pPr>
+        <w:rPr>
+          <w:rFonts w:hint="eastAsia"/>
+        </w:rPr>
+      </w:pPr>
+      <w:r>
+        <w:rPr>
+          <w:rFonts w:hint="eastAsia"/>
+        </w:rPr>
+        <w:t>建立索引：</w:t>
+      </w:r>
+    </w:p>
+    <w:p>
+      <w:pPr>
+        <w:rPr>
+          <w:rFonts w:hint="eastAsia"/>
+        </w:rPr>
+      </w:pPr>
+      <w:r>
+        <w:rPr>
+          <w:rFonts w:hint="eastAsia"/>
+        </w:rPr>
+        <w:t>{ name : "STATCLIDX", key : { Name : 1 }, unique : true, enforced : true }</w:t>
+      </w:r>
+    </w:p>
+    <w:p>
+      <w:pPr>
+        <w:pStyle w:val="Heading5"/>
+        <w:rPr>
+          <w:rFonts w:hint="eastAsia"/>
+        </w:rPr>
+      </w:pPr>
+      <w:r>
+        <w:rPr>
+          <w:rFonts w:hint="eastAsia"/>
+        </w:rPr>
+        <w:t>SYSSTAT.SYSFIELDSTAT</w:t>
+      </w:r>
+    </w:p>
+    <w:p>
+      <w:pPr>
+        <w:rPr>
+          <w:rFonts w:hint="eastAsia"/>
+        </w:rPr>
+      </w:pPr>
+      <w:r>
+        <w:rPr>
+          <w:rFonts w:hint="eastAsia"/>
+        </w:rPr>
+        <w:t>具体字段：</w:t>
+      </w:r>
+    </w:p>
+    <w:tbl>
+      <w:tblPr>
+        <w:tblStyle w:val="TableGrid"/>
+        <w:tblW w:w="0" w:type="auto"/>
+        <w:tblInd w:w="357" w:type="dxa"/>
+        <w:tblLook w:val="04A0"/>
+      </w:tblPr>
+      <w:tblGrid>
+        <w:gridCol w:w="1334"/>
+        <w:gridCol w:w="1156"/>
+        <w:gridCol w:w="839"/>
+        <w:gridCol w:w="796"/>
+        <w:gridCol w:w="4040"/>
+      </w:tblGrid>
+      <w:tr>
+        <w:tc>
+          <w:tcPr>
+            <w:tcW w:w="0" w:type="auto"/>
+          </w:tcPr>
+          <w:p>
+            <w:pPr>
+              <w:ind w:left="0"/>
+              <w:rPr>
+                <w:sz w:val="15"/>
+                <w:szCs w:val="15"/>
+              </w:rPr>
+            </w:pPr>
+            <w:r>
+              <w:rPr>
+                <w:rFonts w:hint="eastAsia"/>
+                <w:sz w:val="15"/>
+                <w:szCs w:val="15"/>
+              </w:rPr>
+              <w:t>字段名</w:t>
+            </w:r>
+          </w:p>
+        </w:tc>
+        <w:tc>
+          <w:tcPr>
+            <w:tcW w:w="0" w:type="auto"/>
+          </w:tcPr>
+          <w:p>
+            <w:pPr>
+              <w:ind w:left="0"/>
+              <w:rPr>
+                <w:sz w:val="15"/>
+                <w:szCs w:val="15"/>
+              </w:rPr>
+            </w:pPr>
+            <w:r>
+              <w:rPr>
+                <w:rFonts w:hint="eastAsia"/>
+                <w:sz w:val="15"/>
+                <w:szCs w:val="15"/>
+              </w:rPr>
+              <w:t>数据类型</w:t>
+            </w:r>
+          </w:p>
+        </w:tc>
+        <w:tc>
+          <w:tcPr>
+            <w:tcW w:w="0" w:type="auto"/>
+          </w:tcPr>
+          <w:p>
+            <w:pPr>
+              <w:ind w:left="0"/>
+              <w:rPr>
+                <w:sz w:val="15"/>
+                <w:szCs w:val="15"/>
+              </w:rPr>
+            </w:pPr>
+            <w:r>
+              <w:rPr>
+                <w:rFonts w:hint="eastAsia"/>
+                <w:sz w:val="15"/>
+                <w:szCs w:val="15"/>
+              </w:rPr>
+              <w:t>默认值</w:t>
+            </w:r>
+          </w:p>
+        </w:tc>
+        <w:tc>
+          <w:tcPr>
+            <w:tcW w:w="0" w:type="auto"/>
+          </w:tcPr>
+          <w:p>
+            <w:pPr>
+              <w:ind w:left="0"/>
+              <w:rPr>
+                <w:rFonts w:hint="eastAsia"/>
+                <w:sz w:val="15"/>
+                <w:szCs w:val="15"/>
+              </w:rPr>
+            </w:pPr>
+            <w:r>
+              <w:rPr>
+                <w:rFonts w:hint="eastAsia"/>
+                <w:sz w:val="15"/>
+                <w:szCs w:val="15"/>
+              </w:rPr>
+              <w:t>取值范围</w:t>
+            </w:r>
+          </w:p>
+        </w:tc>
+        <w:tc>
+          <w:tcPr>
+            <w:tcW w:w="0" w:type="auto"/>
+          </w:tcPr>
+          <w:p>
+            <w:pPr>
+              <w:ind w:left="0"/>
+              <w:rPr>
+                <w:sz w:val="15"/>
+                <w:szCs w:val="15"/>
+              </w:rPr>
+            </w:pPr>
+            <w:r>
+              <w:rPr>
+                <w:rFonts w:hint="eastAsia"/>
+                <w:sz w:val="15"/>
+                <w:szCs w:val="15"/>
+              </w:rPr>
+              <w:t>说明</w:t>
+            </w:r>
+          </w:p>
+        </w:tc>
+      </w:tr>
+      <w:tr>
+        <w:tc>
+          <w:tcPr>
+            <w:tcW w:w="0" w:type="auto"/>
+          </w:tcPr>
+          <w:p>
+            <w:pPr>
+              <w:ind w:left="0"/>
+              <w:rPr>
+                <w:sz w:val="15"/>
+                <w:szCs w:val="15"/>
+              </w:rPr>
+            </w:pPr>
+            <w:r>
+              <w:rPr>
+                <w:rFonts w:hint="eastAsia"/>
+                <w:sz w:val="15"/>
+                <w:szCs w:val="15"/>
+              </w:rPr>
+              <w:t>Name</w:t>
+            </w:r>
+          </w:p>
+        </w:tc>
+        <w:tc>
+          <w:tcPr>
+            <w:tcW w:w="0" w:type="auto"/>
+          </w:tcPr>
+          <w:p>
+            <w:pPr>
+              <w:ind w:left="0"/>
+              <w:rPr>
+                <w:sz w:val="15"/>
+                <w:szCs w:val="15"/>
+              </w:rPr>
+            </w:pPr>
+            <w:r>
+              <w:rPr>
+                <w:rFonts w:hint="eastAsia"/>
+                <w:sz w:val="15"/>
+                <w:szCs w:val="15"/>
+              </w:rPr>
+              <w:t>String</w:t>
+            </w:r>
+            <w:r>
+              <w:rPr>
+                <w:rFonts w:hint="eastAsia"/>
+                <w:sz w:val="15"/>
+                <w:szCs w:val="15"/>
+              </w:rPr>
+              <w:t xml:space="preserve"> / Array</w:t>
+            </w:r>
+          </w:p>
+        </w:tc>
+        <w:tc>
+          <w:tcPr>
+            <w:tcW w:w="0" w:type="auto"/>
+          </w:tcPr>
+          <w:p>
+            <w:pPr>
+              <w:ind w:left="0"/>
+              <w:rPr>
+                <w:sz w:val="15"/>
+                <w:szCs w:val="15"/>
+              </w:rPr>
+            </w:pPr>
+            <w:r>
+              <w:rPr>
+                <w:rFonts w:hint="eastAsia"/>
+                <w:sz w:val="15"/>
+                <w:szCs w:val="15"/>
+              </w:rPr>
+              <w:t>--</w:t>
+            </w:r>
+          </w:p>
+        </w:tc>
+        <w:tc>
+          <w:tcPr>
+            <w:tcW w:w="0" w:type="auto"/>
+          </w:tcPr>
+          <w:p>
+            <w:pPr>
+              <w:ind w:left="0"/>
+              <w:rPr>
+                <w:rFonts w:hint="eastAsia"/>
+                <w:sz w:val="15"/>
+                <w:szCs w:val="15"/>
+              </w:rPr>
+            </w:pPr>
+          </w:p>
+        </w:tc>
+        <w:tc>
+          <w:tcPr>
+            <w:tcW w:w="0" w:type="auto"/>
+          </w:tcPr>
+          <w:p>
+            <w:pPr>
+              <w:ind w:left="0"/>
+              <w:rPr>
+                <w:sz w:val="15"/>
+                <w:szCs w:val="15"/>
+              </w:rPr>
+            </w:pPr>
+            <w:r>
+              <w:rPr>
+                <w:rFonts w:hint="eastAsia"/>
+                <w:sz w:val="15"/>
+                <w:szCs w:val="15"/>
+              </w:rPr>
+              <w:t>统计字段</w:t>
+            </w:r>
+            <w:r>
+              <w:rPr>
+                <w:rFonts w:hint="eastAsia"/>
+                <w:sz w:val="15"/>
+                <w:szCs w:val="15"/>
+              </w:rPr>
+              <w:t>的名称</w:t>
+            </w:r>
+            <w:r>
+              <w:rPr>
+                <w:rFonts w:hint="eastAsia"/>
+                <w:sz w:val="15"/>
+                <w:szCs w:val="15"/>
+              </w:rPr>
+              <w:t>，如果有多个字段使用</w:t>
+            </w:r>
+            <w:r>
+              <w:rPr>
+                <w:rFonts w:hint="eastAsia"/>
+                <w:sz w:val="15"/>
+                <w:szCs w:val="15"/>
+              </w:rPr>
+              <w:t>Array</w:t>
+            </w:r>
+          </w:p>
+        </w:tc>
+      </w:tr>
+      <w:tr>
+        <w:tc>
+          <w:tcPr>
+            <w:tcW w:w="0" w:type="auto"/>
+          </w:tcPr>
+          <w:p>
+            <w:pPr>
+              <w:ind w:left="0"/>
+              <w:rPr>
+                <w:rFonts w:hint="eastAsia"/>
+                <w:sz w:val="15"/>
+                <w:szCs w:val="15"/>
+              </w:rPr>
+            </w:pPr>
+            <w:r>
+              <w:rPr>
+                <w:rFonts w:hint="eastAsia"/>
+                <w:sz w:val="15"/>
+                <w:szCs w:val="15"/>
+              </w:rPr>
+              <w:t>Collection</w:t>
+            </w:r>
+          </w:p>
+        </w:tc>
+        <w:tc>
+          <w:tcPr>
+            <w:tcW w:w="0" w:type="auto"/>
+          </w:tcPr>
+          <w:p>
+            <w:pPr>
+              <w:ind w:left="0"/>
+              <w:rPr>
+                <w:rFonts w:hint="eastAsia"/>
+                <w:sz w:val="15"/>
+                <w:szCs w:val="15"/>
+              </w:rPr>
+            </w:pPr>
+            <w:r>
+              <w:rPr>
+                <w:rFonts w:hint="eastAsia"/>
+                <w:sz w:val="15"/>
+                <w:szCs w:val="15"/>
+              </w:rPr>
+              <w:t>String</w:t>
+            </w:r>
+          </w:p>
+        </w:tc>
+        <w:tc>
+          <w:tcPr>
+            <w:tcW w:w="0" w:type="auto"/>
+          </w:tcPr>
+          <w:p>
+            <w:pPr>
+              <w:ind w:left="0"/>
+              <w:rPr>
+                <w:rFonts w:hint="eastAsia"/>
+                <w:sz w:val="15"/>
+                <w:szCs w:val="15"/>
+              </w:rPr>
+            </w:pPr>
+            <w:r>
+              <w:rPr>
+                <w:rFonts w:hint="eastAsia"/>
+                <w:sz w:val="15"/>
+                <w:szCs w:val="15"/>
+              </w:rPr>
+              <w:t>--</w:t>
+            </w:r>
+          </w:p>
+        </w:tc>
+        <w:tc>
+          <w:tcPr>
+            <w:tcW w:w="0" w:type="auto"/>
+          </w:tcPr>
+          <w:p>
+            <w:pPr>
+              <w:ind w:left="0"/>
+              <w:rPr>
+                <w:rFonts w:hint="eastAsia"/>
+                <w:sz w:val="15"/>
+                <w:szCs w:val="15"/>
+              </w:rPr>
+            </w:pPr>
+          </w:p>
+        </w:tc>
+        <w:tc>
+          <w:tcPr>
+            <w:tcW w:w="0" w:type="auto"/>
+          </w:tcPr>
+          <w:p>
+            <w:pPr>
+              <w:ind w:left="0"/>
+              <w:rPr>
+                <w:rFonts w:hint="eastAsia"/>
+                <w:sz w:val="15"/>
+                <w:szCs w:val="15"/>
+              </w:rPr>
+            </w:pPr>
+            <w:r>
+              <w:rPr>
+                <w:rFonts w:hint="eastAsia"/>
+                <w:sz w:val="15"/>
+                <w:szCs w:val="15"/>
+              </w:rPr>
+              <w:t>统计字段所属</w:t>
+            </w:r>
+            <w:r>
+              <w:rPr>
+                <w:rFonts w:hint="eastAsia"/>
+                <w:sz w:val="15"/>
+                <w:szCs w:val="15"/>
+              </w:rPr>
+              <w:t>Collection</w:t>
+            </w:r>
+            <w:r>
+              <w:rPr>
+                <w:rFonts w:hint="eastAsia"/>
+                <w:sz w:val="15"/>
+                <w:szCs w:val="15"/>
+              </w:rPr>
+              <w:t>的名称</w:t>
+            </w:r>
+          </w:p>
+        </w:tc>
+      </w:tr>
+      <w:tr>
+        <w:tc>
+          <w:tcPr>
+            <w:tcW w:w="0" w:type="auto"/>
+          </w:tcPr>
+          <w:p>
+            <w:pPr>
+              <w:ind w:left="0"/>
+              <w:rPr>
+                <w:rFonts w:hint="eastAsia"/>
+                <w:sz w:val="15"/>
+                <w:szCs w:val="15"/>
+              </w:rPr>
+            </w:pPr>
+            <w:r>
+              <w:rPr>
+                <w:rFonts w:hint="eastAsia"/>
+                <w:sz w:val="15"/>
+                <w:szCs w:val="15"/>
+              </w:rPr>
+              <w:t>Version</w:t>
+            </w:r>
+          </w:p>
+        </w:tc>
+        <w:tc>
+          <w:tcPr>
+            <w:tcW w:w="0" w:type="auto"/>
+          </w:tcPr>
+          <w:p>
+            <w:pPr>
+              <w:ind w:left="0"/>
+              <w:rPr>
+                <w:rFonts w:hint="eastAsia"/>
+                <w:sz w:val="15"/>
+                <w:szCs w:val="15"/>
+              </w:rPr>
+            </w:pPr>
+            <w:r>
+              <w:rPr>
+                <w:rFonts w:hint="eastAsia"/>
+                <w:sz w:val="15"/>
+                <w:szCs w:val="15"/>
+              </w:rPr>
+              <w:t>Timestamp</w:t>
+            </w:r>
+          </w:p>
+        </w:tc>
+        <w:tc>
+          <w:tcPr>
+            <w:tcW w:w="0" w:type="auto"/>
+          </w:tcPr>
+          <w:p>
+            <w:pPr>
+              <w:ind w:left="0"/>
+              <w:rPr>
+                <w:rFonts w:hint="eastAsia"/>
+                <w:sz w:val="15"/>
+                <w:szCs w:val="15"/>
+              </w:rPr>
+            </w:pPr>
+            <w:r>
+              <w:rPr>
+                <w:rFonts w:hint="eastAsia"/>
+                <w:sz w:val="15"/>
+                <w:szCs w:val="15"/>
+              </w:rPr>
+              <w:t>0</w:t>
+            </w:r>
+          </w:p>
+        </w:tc>
+        <w:tc>
+          <w:tcPr>
+            <w:tcW w:w="0" w:type="auto"/>
+          </w:tcPr>
+          <w:p>
+            <w:pPr>
+              <w:ind w:left="0"/>
+              <w:rPr>
+                <w:rFonts w:hint="eastAsia"/>
+                <w:sz w:val="15"/>
+                <w:szCs w:val="15"/>
+              </w:rPr>
+            </w:pPr>
+          </w:p>
+        </w:tc>
+        <w:tc>
+          <w:tcPr>
+            <w:tcW w:w="0" w:type="auto"/>
+          </w:tcPr>
+          <w:p>
+            <w:pPr>
+              <w:ind w:left="0"/>
+              <w:rPr>
+                <w:rFonts w:hint="eastAsia"/>
+                <w:sz w:val="15"/>
+                <w:szCs w:val="15"/>
+              </w:rPr>
+            </w:pPr>
+            <w:r>
+              <w:rPr>
+                <w:rFonts w:hint="eastAsia"/>
+                <w:sz w:val="15"/>
+                <w:szCs w:val="15"/>
+              </w:rPr>
+              <w:t>统计收集的时间戳</w:t>
+            </w:r>
+            <w:r>
+              <w:rPr>
+                <w:rFonts w:hint="eastAsia"/>
+                <w:sz w:val="15"/>
+                <w:szCs w:val="15"/>
+              </w:rPr>
+              <w:t>，对应</w:t>
+            </w:r>
+            <w:r>
+              <w:rPr>
+                <w:rFonts w:hint="eastAsia"/>
+                <w:sz w:val="15"/>
+                <w:szCs w:val="15"/>
+              </w:rPr>
+              <w:t>SYSCOLLECTIONSTAT</w:t>
+            </w:r>
+            <w:r>
+              <w:rPr>
+                <w:rFonts w:hint="eastAsia"/>
+                <w:sz w:val="15"/>
+                <w:szCs w:val="15"/>
+              </w:rPr>
+              <w:t>的</w:t>
+            </w:r>
+            <w:r>
+              <w:rPr>
+                <w:rFonts w:hint="eastAsia"/>
+                <w:sz w:val="15"/>
+                <w:szCs w:val="15"/>
+              </w:rPr>
+              <w:t>Version</w:t>
+            </w:r>
+          </w:p>
+        </w:tc>
+      </w:tr>
+      <w:tr>
+        <w:tc>
+          <w:tcPr>
+            <w:tcW w:w="0" w:type="auto"/>
+          </w:tcPr>
+          <w:p>
+            <w:pPr>
+              <w:ind w:left="0"/>
+              <w:rPr>
+                <w:rFonts w:hint="eastAsia"/>
+                <w:sz w:val="15"/>
+                <w:szCs w:val="15"/>
+              </w:rPr>
+            </w:pPr>
+            <w:r>
+              <w:rPr>
+                <w:rFonts w:hint="eastAsia"/>
+                <w:sz w:val="15"/>
+                <w:szCs w:val="15"/>
+              </w:rPr>
+              <w:t>Index</w:t>
+            </w:r>
+          </w:p>
+        </w:tc>
+        <w:tc>
+          <w:tcPr>
+            <w:tcW w:w="0" w:type="auto"/>
+          </w:tcPr>
+          <w:p>
+            <w:pPr>
+              <w:ind w:left="0"/>
+              <w:rPr>
+                <w:rFonts w:hint="eastAsia"/>
+                <w:sz w:val="15"/>
+                <w:szCs w:val="15"/>
+              </w:rPr>
+            </w:pPr>
+            <w:r>
+              <w:rPr>
+                <w:rFonts w:hint="eastAsia"/>
+                <w:sz w:val="15"/>
+                <w:szCs w:val="15"/>
+              </w:rPr>
+              <w:t>String</w:t>
+            </w:r>
+          </w:p>
+        </w:tc>
+        <w:tc>
+          <w:tcPr>
+            <w:tcW w:w="0" w:type="auto"/>
+          </w:tcPr>
+          <w:p>
+            <w:pPr>
+              <w:ind w:left="0"/>
+              <w:rPr>
+                <w:rFonts w:hint="eastAsia"/>
+                <w:sz w:val="15"/>
+                <w:szCs w:val="15"/>
+              </w:rPr>
+            </w:pPr>
+            <w:r>
+              <w:rPr>
+                <w:rFonts w:hint="eastAsia"/>
+                <w:sz w:val="15"/>
+                <w:szCs w:val="15"/>
+              </w:rPr>
+              <w:t>--</w:t>
+            </w:r>
+          </w:p>
+        </w:tc>
+        <w:tc>
+          <w:tcPr>
+            <w:tcW w:w="0" w:type="auto"/>
+          </w:tcPr>
+          <w:p>
+            <w:pPr>
+              <w:ind w:left="0"/>
+              <w:rPr>
+                <w:rFonts w:hint="eastAsia"/>
+                <w:sz w:val="15"/>
+                <w:szCs w:val="15"/>
+              </w:rPr>
+            </w:pPr>
+          </w:p>
+        </w:tc>
+        <w:tc>
+          <w:tcPr>
+            <w:tcW w:w="0" w:type="auto"/>
+          </w:tcPr>
+          <w:p>
+            <w:pPr>
+              <w:ind w:left="0"/>
+              <w:rPr>
+                <w:rFonts w:hint="eastAsia"/>
+                <w:sz w:val="15"/>
+                <w:szCs w:val="15"/>
+              </w:rPr>
+            </w:pPr>
+            <w:r>
+              <w:rPr>
+                <w:rFonts w:hint="eastAsia"/>
+                <w:sz w:val="15"/>
+                <w:szCs w:val="15"/>
+              </w:rPr>
+              <w:t>统计字段所在</w:t>
+            </w:r>
+            <w:r>
+              <w:rPr>
+                <w:rFonts w:hint="eastAsia"/>
+                <w:sz w:val="15"/>
+                <w:szCs w:val="15"/>
+              </w:rPr>
+              <w:t>Index</w:t>
+            </w:r>
+            <w:r>
+              <w:rPr>
+                <w:rFonts w:hint="eastAsia"/>
+                <w:sz w:val="15"/>
+                <w:szCs w:val="15"/>
+              </w:rPr>
+              <w:t>的名称</w:t>
+            </w:r>
+          </w:p>
+        </w:tc>
+      </w:tr>
+      <w:tr>
+        <w:tc>
+          <w:tcPr>
+            <w:tcW w:w="0" w:type="auto"/>
+          </w:tcPr>
+          <w:p>
+            <w:pPr>
+              <w:ind w:left="0"/>
+              <w:rPr>
+                <w:rFonts w:hint="eastAsia"/>
+                <w:sz w:val="15"/>
+                <w:szCs w:val="15"/>
+              </w:rPr>
+            </w:pPr>
+            <w:r>
+              <w:rPr>
+                <w:rFonts w:hint="eastAsia"/>
+                <w:sz w:val="15"/>
+                <w:szCs w:val="15"/>
+              </w:rPr>
+              <w:t>IndexPageNum</w:t>
+            </w:r>
+          </w:p>
+        </w:tc>
+        <w:tc>
+          <w:tcPr>
+            <w:tcW w:w="0" w:type="auto"/>
+          </w:tcPr>
+          <w:p>
+            <w:pPr>
+              <w:ind w:left="0"/>
+              <w:rPr>
+                <w:rFonts w:hint="eastAsia"/>
+                <w:sz w:val="15"/>
+                <w:szCs w:val="15"/>
+              </w:rPr>
+            </w:pPr>
+            <w:r>
+              <w:rPr>
+                <w:rFonts w:hint="eastAsia"/>
+                <w:sz w:val="15"/>
+                <w:szCs w:val="15"/>
+              </w:rPr>
+              <w:t>NumberInt</w:t>
+            </w:r>
+          </w:p>
+        </w:tc>
+        <w:tc>
+          <w:tcPr>
+            <w:tcW w:w="0" w:type="auto"/>
+          </w:tcPr>
+          <w:p>
+            <w:pPr>
+              <w:ind w:left="0"/>
+              <w:rPr>
+                <w:rFonts w:hint="eastAsia"/>
+                <w:sz w:val="15"/>
+                <w:szCs w:val="15"/>
+              </w:rPr>
+            </w:pPr>
+            <w:r>
+              <w:rPr>
+                <w:rFonts w:hint="eastAsia"/>
+                <w:sz w:val="15"/>
+                <w:szCs w:val="15"/>
+              </w:rPr>
+              <w:t>0</w:t>
+            </w:r>
+          </w:p>
+        </w:tc>
+        <w:tc>
+          <w:tcPr>
+            <w:tcW w:w="0" w:type="auto"/>
+          </w:tcPr>
+          <w:p>
+            <w:pPr>
+              <w:ind w:left="0"/>
+              <w:rPr>
+                <w:rFonts w:hint="eastAsia"/>
+                <w:sz w:val="15"/>
+                <w:szCs w:val="15"/>
+              </w:rPr>
+            </w:pPr>
+          </w:p>
+        </w:tc>
+        <w:tc>
+          <w:tcPr>
+            <w:tcW w:w="0" w:type="auto"/>
+          </w:tcPr>
+          <w:p>
+            <w:pPr>
+              <w:ind w:left="0"/>
+              <w:rPr>
+                <w:rFonts w:hint="eastAsia"/>
+                <w:sz w:val="15"/>
+                <w:szCs w:val="15"/>
+              </w:rPr>
+            </w:pPr>
+            <w:r>
+              <w:rPr>
+                <w:rFonts w:hint="eastAsia"/>
+                <w:sz w:val="15"/>
+                <w:szCs w:val="15"/>
+              </w:rPr>
+              <w:t>统计索引的页个数</w:t>
+            </w:r>
+          </w:p>
+        </w:tc>
+      </w:tr>
+      <w:tr>
+        <w:tc>
+          <w:tcPr>
+            <w:tcW w:w="0" w:type="auto"/>
+          </w:tcPr>
+          <w:p>
+            <w:pPr>
+              <w:ind w:left="0"/>
+              <w:rPr>
+                <w:rFonts w:hint="eastAsia"/>
+                <w:sz w:val="15"/>
+                <w:szCs w:val="15"/>
+              </w:rPr>
+            </w:pPr>
+            <w:r>
+              <w:rPr>
+                <w:rFonts w:hint="eastAsia"/>
+                <w:sz w:val="15"/>
+                <w:szCs w:val="15"/>
+              </w:rPr>
+              <w:t>IndexFreeSpace</w:t>
+            </w:r>
+          </w:p>
+        </w:tc>
+        <w:tc>
+          <w:tcPr>
+            <w:tcW w:w="0" w:type="auto"/>
+          </w:tcPr>
+          <w:p>
+            <w:pPr>
+              <w:ind w:left="0"/>
+              <w:rPr>
+                <w:rFonts w:hint="eastAsia"/>
+                <w:sz w:val="15"/>
+                <w:szCs w:val="15"/>
+              </w:rPr>
+            </w:pPr>
+            <w:r>
+              <w:rPr>
+                <w:rFonts w:hint="eastAsia"/>
+                <w:sz w:val="15"/>
+                <w:szCs w:val="15"/>
+              </w:rPr>
+              <w:t>NumberLong</w:t>
+            </w:r>
+          </w:p>
+        </w:tc>
+        <w:tc>
+          <w:tcPr>
+            <w:tcW w:w="0" w:type="auto"/>
+          </w:tcPr>
+          <w:p>
+            <w:pPr>
+              <w:ind w:left="0"/>
+              <w:rPr>
+                <w:rFonts w:hint="eastAsia"/>
+                <w:sz w:val="15"/>
+                <w:szCs w:val="15"/>
+              </w:rPr>
+            </w:pPr>
+            <w:r>
+              <w:rPr>
+                <w:rFonts w:hint="eastAsia"/>
+                <w:sz w:val="15"/>
+                <w:szCs w:val="15"/>
+              </w:rPr>
+              <w:t>0</w:t>
+            </w:r>
+          </w:p>
+        </w:tc>
+        <w:tc>
+          <w:tcPr>
+            <w:tcW w:w="0" w:type="auto"/>
+          </w:tcPr>
+          <w:p>
+            <w:pPr>
+              <w:ind w:left="0"/>
+              <w:rPr>
+                <w:rFonts w:hint="eastAsia"/>
+                <w:sz w:val="15"/>
+                <w:szCs w:val="15"/>
+              </w:rPr>
+            </w:pPr>
+          </w:p>
+        </w:tc>
+        <w:tc>
+          <w:tcPr>
+            <w:tcW w:w="0" w:type="auto"/>
+          </w:tcPr>
+          <w:p>
+            <w:pPr>
+              <w:ind w:left="0"/>
+              <w:rPr>
+                <w:rFonts w:hint="eastAsia"/>
+                <w:sz w:val="15"/>
+                <w:szCs w:val="15"/>
+              </w:rPr>
+            </w:pPr>
+            <w:r>
+              <w:rPr>
+                <w:rFonts w:hint="eastAsia"/>
+                <w:sz w:val="15"/>
+                <w:szCs w:val="15"/>
+              </w:rPr>
+              <w:t>统计索引的剩余空间</w:t>
+            </w:r>
+          </w:p>
+        </w:tc>
+      </w:tr>
+      <w:tr>
+        <w:tc>
+          <w:tcPr>
+            <w:tcW w:w="0" w:type="auto"/>
+          </w:tcPr>
+          <w:p>
+            <w:pPr>
+              <w:ind w:left="0"/>
+              <w:rPr>
+                <w:rFonts w:hint="eastAsia"/>
+                <w:sz w:val="15"/>
+                <w:szCs w:val="15"/>
+              </w:rPr>
+            </w:pPr>
+            <w:r>
+              <w:rPr>
+                <w:rFonts w:hint="eastAsia"/>
+                <w:sz w:val="15"/>
+                <w:szCs w:val="15"/>
+              </w:rPr>
+              <w:t>IsUnique</w:t>
+            </w:r>
+          </w:p>
+        </w:tc>
+        <w:tc>
+          <w:tcPr>
+            <w:tcW w:w="0" w:type="auto"/>
+          </w:tcPr>
+          <w:p>
+            <w:pPr>
+              <w:ind w:left="0"/>
+              <w:rPr>
+                <w:rFonts w:hint="eastAsia"/>
+                <w:sz w:val="15"/>
+                <w:szCs w:val="15"/>
+              </w:rPr>
+            </w:pPr>
+            <w:r>
+              <w:rPr>
+                <w:rFonts w:hint="eastAsia"/>
+                <w:sz w:val="15"/>
+                <w:szCs w:val="15"/>
+              </w:rPr>
+              <w:t>BOOL</w:t>
+            </w:r>
+          </w:p>
+        </w:tc>
+        <w:tc>
+          <w:tcPr>
+            <w:tcW w:w="0" w:type="auto"/>
+          </w:tcPr>
+          <w:p>
+            <w:pPr>
+              <w:ind w:left="0"/>
+              <w:rPr>
+                <w:rFonts w:hint="eastAsia"/>
+                <w:sz w:val="15"/>
+                <w:szCs w:val="15"/>
+              </w:rPr>
+            </w:pPr>
+            <w:r>
+              <w:rPr>
+                <w:rFonts w:hint="eastAsia"/>
+                <w:sz w:val="15"/>
+                <w:szCs w:val="15"/>
+              </w:rPr>
+              <w:t>FALSE</w:t>
+            </w:r>
+          </w:p>
+        </w:tc>
+        <w:tc>
+          <w:tcPr>
+            <w:tcW w:w="0" w:type="auto"/>
+          </w:tcPr>
+          <w:p>
+            <w:pPr>
+              <w:ind w:left="0"/>
+              <w:rPr>
+                <w:rFonts w:hint="eastAsia"/>
+                <w:sz w:val="15"/>
+                <w:szCs w:val="15"/>
+              </w:rPr>
+            </w:pPr>
+          </w:p>
+        </w:tc>
+        <w:tc>
+          <w:tcPr>
+            <w:tcW w:w="0" w:type="auto"/>
+          </w:tcPr>
+          <w:p>
+            <w:pPr>
+              <w:ind w:left="0"/>
+              <w:rPr>
+                <w:rFonts w:hint="eastAsia"/>
+                <w:sz w:val="15"/>
+                <w:szCs w:val="15"/>
+              </w:rPr>
+            </w:pPr>
+            <w:r>
+              <w:rPr>
+                <w:rFonts w:hint="eastAsia"/>
+                <w:sz w:val="15"/>
+                <w:szCs w:val="15"/>
+              </w:rPr>
+              <w:t>Index</w:t>
+            </w:r>
+            <w:r>
+              <w:rPr>
+                <w:rFonts w:hint="eastAsia"/>
+                <w:sz w:val="15"/>
+                <w:szCs w:val="15"/>
+              </w:rPr>
+              <w:t>是否唯一索引</w:t>
+            </w:r>
+          </w:p>
+        </w:tc>
+      </w:tr>
+      <w:tr>
+        <w:tc>
+          <w:tcPr>
+            <w:tcW w:w="0" w:type="auto"/>
+          </w:tcPr>
+          <w:p>
+            <w:pPr>
+              <w:ind w:left="0"/>
+              <w:rPr>
+                <w:rFonts w:hint="eastAsia"/>
+                <w:sz w:val="15"/>
+                <w:szCs w:val="15"/>
+              </w:rPr>
+            </w:pPr>
+            <w:r>
+              <w:rPr>
+                <w:rFonts w:hint="eastAsia"/>
+                <w:sz w:val="15"/>
+                <w:szCs w:val="15"/>
+              </w:rPr>
+              <w:t>DistinctValNum</w:t>
+            </w:r>
+          </w:p>
+        </w:tc>
+        <w:tc>
+          <w:tcPr>
+            <w:tcW w:w="0" w:type="auto"/>
+          </w:tcPr>
+          <w:p>
+            <w:pPr>
+              <w:ind w:left="0"/>
+              <w:rPr>
+                <w:rFonts w:hint="eastAsia"/>
+                <w:sz w:val="15"/>
+                <w:szCs w:val="15"/>
+              </w:rPr>
+            </w:pPr>
+            <w:r>
+              <w:rPr>
+                <w:rFonts w:hint="eastAsia"/>
+                <w:sz w:val="15"/>
+                <w:szCs w:val="15"/>
+              </w:rPr>
+              <w:t>NumberInt</w:t>
+            </w:r>
+          </w:p>
+        </w:tc>
+        <w:tc>
+          <w:tcPr>
+            <w:tcW w:w="0" w:type="auto"/>
+          </w:tcPr>
+          <w:p>
+            <w:pPr>
+              <w:ind w:left="0"/>
+              <w:rPr>
+                <w:rFonts w:hint="eastAsia"/>
+                <w:sz w:val="15"/>
+                <w:szCs w:val="15"/>
+              </w:rPr>
+            </w:pPr>
+            <w:r>
+              <w:rPr>
+                <w:rFonts w:hint="eastAsia"/>
+                <w:sz w:val="15"/>
+                <w:szCs w:val="15"/>
+              </w:rPr>
+              <w:t>0</w:t>
+            </w:r>
+          </w:p>
+        </w:tc>
+        <w:tc>
+          <w:tcPr>
+            <w:tcW w:w="0" w:type="auto"/>
+          </w:tcPr>
+          <w:p>
+            <w:pPr>
+              <w:ind w:left="0"/>
+              <w:rPr>
+                <w:rFonts w:hint="eastAsia"/>
+                <w:sz w:val="15"/>
+                <w:szCs w:val="15"/>
+              </w:rPr>
+            </w:pPr>
+          </w:p>
+        </w:tc>
+        <w:tc>
+          <w:tcPr>
+            <w:tcW w:w="0" w:type="auto"/>
+          </w:tcPr>
+          <w:p>
+            <w:pPr>
+              <w:ind w:left="0"/>
+              <w:rPr>
+                <w:rFonts w:hint="eastAsia"/>
+                <w:sz w:val="15"/>
+                <w:szCs w:val="15"/>
+              </w:rPr>
+            </w:pPr>
+            <w:r>
+              <w:rPr>
+                <w:rFonts w:hint="eastAsia"/>
+                <w:sz w:val="15"/>
+                <w:szCs w:val="15"/>
+              </w:rPr>
+              <w:t>统计字段的唯一值个数，如果没有统计，取对应</w:t>
+            </w:r>
+            <w:r>
+              <w:rPr>
+                <w:rFonts w:hint="eastAsia"/>
+                <w:sz w:val="15"/>
+                <w:szCs w:val="15"/>
+              </w:rPr>
+              <w:t>Collection</w:t>
+            </w:r>
+            <w:r>
+              <w:rPr>
+                <w:rFonts w:hint="eastAsia"/>
+                <w:sz w:val="15"/>
+                <w:szCs w:val="15"/>
+              </w:rPr>
+              <w:t>的</w:t>
+            </w:r>
+            <w:r>
+              <w:rPr>
+                <w:rFonts w:hint="eastAsia"/>
+                <w:sz w:val="15"/>
+                <w:szCs w:val="15"/>
+              </w:rPr>
+              <w:t>TotalDocNum</w:t>
+            </w:r>
+          </w:p>
+        </w:tc>
+      </w:tr>
+      <w:tr>
+        <w:tc>
+          <w:tcPr>
+            <w:tcW w:w="0" w:type="auto"/>
+          </w:tcPr>
+          <w:p>
+            <w:pPr>
+              <w:ind w:left="0"/>
+              <w:rPr>
+                <w:sz w:val="15"/>
+                <w:szCs w:val="15"/>
+              </w:rPr>
+            </w:pPr>
+            <w:r>
+              <w:rPr>
+                <w:rFonts w:hint="eastAsia"/>
+                <w:sz w:val="15"/>
+                <w:szCs w:val="15"/>
+              </w:rPr>
+              <w:t>AvgField</w:t>
+            </w:r>
+            <w:r>
+              <w:rPr>
+                <w:rFonts w:hint="eastAsia"/>
+                <w:sz w:val="15"/>
+                <w:szCs w:val="15"/>
+              </w:rPr>
+              <w:t>Size</w:t>
+            </w:r>
+          </w:p>
+        </w:tc>
+        <w:tc>
+          <w:tcPr>
+            <w:tcW w:w="0" w:type="auto"/>
+          </w:tcPr>
+          <w:p>
+            <w:pPr>
+              <w:ind w:left="0"/>
+              <w:rPr>
+                <w:sz w:val="15"/>
+                <w:szCs w:val="15"/>
+              </w:rPr>
+            </w:pPr>
+            <w:r>
+              <w:rPr>
+                <w:rFonts w:hint="eastAsia"/>
+                <w:sz w:val="15"/>
+                <w:szCs w:val="15"/>
+              </w:rPr>
+              <w:t>NumberInt</w:t>
+            </w:r>
+          </w:p>
+        </w:tc>
+        <w:tc>
+          <w:tcPr>
+            <w:tcW w:w="0" w:type="auto"/>
+          </w:tcPr>
+          <w:p>
+            <w:pPr>
+              <w:ind w:left="0"/>
+              <w:rPr>
+                <w:sz w:val="15"/>
+                <w:szCs w:val="15"/>
+              </w:rPr>
+            </w:pPr>
+            <w:r>
+              <w:rPr>
+                <w:rFonts w:hint="eastAsia"/>
+                <w:sz w:val="15"/>
+                <w:szCs w:val="15"/>
+              </w:rPr>
+              <w:t>10</w:t>
+            </w:r>
+          </w:p>
+        </w:tc>
+        <w:tc>
+          <w:tcPr>
+            <w:tcW w:w="0" w:type="auto"/>
+          </w:tcPr>
+          <w:p>
+            <w:pPr>
+              <w:ind w:left="0"/>
+              <w:rPr>
+                <w:rFonts w:hint="eastAsia"/>
+                <w:sz w:val="15"/>
+                <w:szCs w:val="15"/>
+              </w:rPr>
+            </w:pPr>
+          </w:p>
+        </w:tc>
+        <w:tc>
+          <w:tcPr>
+            <w:tcW w:w="0" w:type="auto"/>
+          </w:tcPr>
+          <w:p>
+            <w:pPr>
+              <w:ind w:left="0"/>
+              <w:rPr>
+                <w:sz w:val="15"/>
+                <w:szCs w:val="15"/>
+              </w:rPr>
+            </w:pPr>
+            <w:r>
+              <w:rPr>
+                <w:rFonts w:hint="eastAsia"/>
+                <w:sz w:val="15"/>
+                <w:szCs w:val="15"/>
+              </w:rPr>
+              <w:t>每个文档中平均字段数</w:t>
+            </w:r>
+          </w:p>
+        </w:tc>
+      </w:tr>
+      <w:tr>
+        <w:tc>
+          <w:tcPr>
+            <w:tcW w:w="0" w:type="auto"/>
+          </w:tcPr>
+          <w:p>
+            <w:pPr>
+              <w:ind w:left="0"/>
+              <w:rPr>
+                <w:rFonts w:hint="eastAsia"/>
+                <w:sz w:val="15"/>
+                <w:szCs w:val="15"/>
+              </w:rPr>
+            </w:pPr>
+            <w:r>
+              <w:rPr>
+                <w:rFonts w:hint="eastAsia"/>
+                <w:sz w:val="15"/>
+                <w:szCs w:val="15"/>
+              </w:rPr>
+              <w:t>NullFrac</w:t>
+            </w:r>
+          </w:p>
+        </w:tc>
+        <w:tc>
+          <w:tcPr>
+            <w:tcW w:w="0" w:type="auto"/>
+          </w:tcPr>
+          <w:p>
+            <w:pPr>
+              <w:ind w:left="0"/>
+              <w:rPr>
+                <w:rFonts w:hint="eastAsia"/>
+                <w:sz w:val="15"/>
+                <w:szCs w:val="15"/>
+              </w:rPr>
+            </w:pPr>
+            <w:r>
+              <w:rPr>
+                <w:rFonts w:hint="eastAsia"/>
+                <w:sz w:val="15"/>
+                <w:szCs w:val="15"/>
+              </w:rPr>
+              <w:t>Number</w:t>
+            </w:r>
+            <w:r>
+              <w:rPr>
+                <w:rFonts w:hint="eastAsia"/>
+                <w:sz w:val="15"/>
+                <w:szCs w:val="15"/>
+              </w:rPr>
+              <w:t>Double</w:t>
+            </w:r>
+          </w:p>
+        </w:tc>
+        <w:tc>
+          <w:tcPr>
+            <w:tcW w:w="0" w:type="auto"/>
+          </w:tcPr>
+          <w:p>
+            <w:pPr>
+              <w:ind w:left="0"/>
+              <w:rPr>
+                <w:rFonts w:hint="eastAsia"/>
+                <w:sz w:val="15"/>
+                <w:szCs w:val="15"/>
+              </w:rPr>
+            </w:pPr>
+            <w:r>
+              <w:rPr>
+                <w:rFonts w:hint="eastAsia"/>
+                <w:sz w:val="15"/>
+                <w:szCs w:val="15"/>
+              </w:rPr>
+              <w:t>0</w:t>
+            </w:r>
+            <w:r>
+              <w:rPr>
+                <w:rFonts w:hint="eastAsia"/>
+                <w:sz w:val="15"/>
+                <w:szCs w:val="15"/>
+              </w:rPr>
+              <w:t>.0</w:t>
+            </w:r>
+          </w:p>
+        </w:tc>
+        <w:tc>
+          <w:tcPr>
+            <w:tcW w:w="0" w:type="auto"/>
+          </w:tcPr>
+          <w:p>
+            <w:pPr>
+              <w:ind w:left="0"/>
+              <w:rPr>
+                <w:rFonts w:hint="eastAsia"/>
+                <w:sz w:val="15"/>
+                <w:szCs w:val="15"/>
+              </w:rPr>
+            </w:pPr>
+            <w:r>
+              <w:rPr>
+                <w:rFonts w:hint="eastAsia"/>
+                <w:sz w:val="15"/>
+                <w:szCs w:val="15"/>
+              </w:rPr>
+              <w:t>0</w:t>
+            </w:r>
+            <w:r>
+              <w:rPr>
+                <w:rFonts w:hint="eastAsia"/>
+                <w:sz w:val="15"/>
+                <w:szCs w:val="15"/>
+              </w:rPr>
+              <w:t xml:space="preserve">.0 ~ </w:t>
+            </w:r>
+            <w:r>
+              <w:rPr>
+                <w:rFonts w:hint="eastAsia"/>
+                <w:sz w:val="15"/>
+                <w:szCs w:val="15"/>
+              </w:rPr>
+              <w:t>100</w:t>
+            </w:r>
+            <w:r>
+              <w:rPr>
+                <w:rFonts w:hint="eastAsia"/>
+                <w:sz w:val="15"/>
+                <w:szCs w:val="15"/>
+              </w:rPr>
+              <w:t>.0</w:t>
+            </w:r>
+          </w:p>
+        </w:tc>
+        <w:tc>
+          <w:tcPr>
+            <w:tcW w:w="0" w:type="auto"/>
+          </w:tcPr>
+          <w:p>
+            <w:pPr>
+              <w:ind w:left="0"/>
+              <w:rPr>
+                <w:rFonts w:hint="eastAsia"/>
+                <w:sz w:val="15"/>
+                <w:szCs w:val="15"/>
+              </w:rPr>
+            </w:pPr>
+            <w:r>
+              <w:rPr>
+                <w:rFonts w:hint="eastAsia"/>
+                <w:sz w:val="15"/>
+                <w:szCs w:val="15"/>
+              </w:rPr>
+              <w:t>null</w:t>
+            </w:r>
+            <w:r>
+              <w:rPr>
+                <w:rFonts w:hint="eastAsia"/>
+                <w:sz w:val="15"/>
+                <w:szCs w:val="15"/>
+              </w:rPr>
+              <w:t>值在字段中的比例</w:t>
+            </w:r>
+          </w:p>
+        </w:tc>
+      </w:tr>
+      <w:tr>
+        <w:tc>
+          <w:tcPr>
+            <w:tcW w:w="0" w:type="auto"/>
+          </w:tcPr>
+          <w:p>
+            <w:pPr>
+              <w:ind w:left="0"/>
+              <w:rPr>
+                <w:rFonts w:hint="eastAsia"/>
+                <w:sz w:val="15"/>
+                <w:szCs w:val="15"/>
+              </w:rPr>
+            </w:pPr>
+            <w:r>
+              <w:rPr>
+                <w:rFonts w:hint="eastAsia"/>
+                <w:sz w:val="15"/>
+                <w:szCs w:val="15"/>
+              </w:rPr>
+              <w:t>UndefinedFrac</w:t>
+            </w:r>
+          </w:p>
+        </w:tc>
+        <w:tc>
+          <w:tcPr>
+            <w:tcW w:w="0" w:type="auto"/>
+          </w:tcPr>
+          <w:p>
+            <w:pPr>
+              <w:ind w:left="0"/>
+              <w:rPr>
+                <w:rFonts w:hint="eastAsia"/>
+                <w:sz w:val="15"/>
+                <w:szCs w:val="15"/>
+              </w:rPr>
+            </w:pPr>
+            <w:r>
+              <w:rPr>
+                <w:rFonts w:hint="eastAsia"/>
+                <w:sz w:val="15"/>
+                <w:szCs w:val="15"/>
+              </w:rPr>
+              <w:t>Number</w:t>
+            </w:r>
+            <w:r>
+              <w:rPr>
+                <w:rFonts w:hint="eastAsia"/>
+                <w:sz w:val="15"/>
+                <w:szCs w:val="15"/>
+              </w:rPr>
+              <w:t>Double</w:t>
+            </w:r>
+          </w:p>
+        </w:tc>
+        <w:tc>
+          <w:tcPr>
+            <w:tcW w:w="0" w:type="auto"/>
+          </w:tcPr>
+          <w:p>
+            <w:pPr>
+              <w:ind w:left="0"/>
+              <w:rPr>
+                <w:rFonts w:hint="eastAsia"/>
+                <w:sz w:val="15"/>
+                <w:szCs w:val="15"/>
+              </w:rPr>
+            </w:pPr>
+            <w:r>
+              <w:rPr>
+                <w:rFonts w:hint="eastAsia"/>
+                <w:sz w:val="15"/>
+                <w:szCs w:val="15"/>
+              </w:rPr>
+              <w:t>0</w:t>
+            </w:r>
+            <w:r>
+              <w:rPr>
+                <w:rFonts w:hint="eastAsia"/>
+                <w:sz w:val="15"/>
+                <w:szCs w:val="15"/>
+              </w:rPr>
+              <w:t>.0</w:t>
+            </w:r>
+          </w:p>
+        </w:tc>
+        <w:tc>
+          <w:tcPr>
+            <w:tcW w:w="0" w:type="auto"/>
+          </w:tcPr>
+          <w:p>
+            <w:pPr>
+              <w:ind w:left="0"/>
+              <w:rPr>
+                <w:rFonts w:hint="eastAsia"/>
+                <w:sz w:val="15"/>
+                <w:szCs w:val="15"/>
+              </w:rPr>
+            </w:pPr>
+            <w:r>
+              <w:rPr>
+                <w:rFonts w:hint="eastAsia"/>
+                <w:sz w:val="15"/>
+                <w:szCs w:val="15"/>
+              </w:rPr>
+              <w:t>0</w:t>
+            </w:r>
+            <w:r>
+              <w:rPr>
+                <w:rFonts w:hint="eastAsia"/>
+                <w:sz w:val="15"/>
+                <w:szCs w:val="15"/>
+              </w:rPr>
+              <w:t xml:space="preserve">.0 ~ </w:t>
+            </w:r>
+            <w:r>
+              <w:rPr>
+                <w:rFonts w:hint="eastAsia"/>
+                <w:sz w:val="15"/>
+                <w:szCs w:val="15"/>
+              </w:rPr>
+              <w:t>100</w:t>
+            </w:r>
+            <w:r>
+              <w:rPr>
+                <w:rFonts w:hint="eastAsia"/>
+                <w:sz w:val="15"/>
+                <w:szCs w:val="15"/>
+              </w:rPr>
+              <w:t>.0</w:t>
+            </w:r>
+          </w:p>
+        </w:tc>
+        <w:tc>
+          <w:tcPr>
+            <w:tcW w:w="0" w:type="auto"/>
+          </w:tcPr>
+          <w:p>
+            <w:pPr>
+              <w:ind w:left="0"/>
+              <w:rPr>
+                <w:rFonts w:hint="eastAsia"/>
+                <w:sz w:val="15"/>
+                <w:szCs w:val="15"/>
+              </w:rPr>
+            </w:pPr>
+            <w:r>
+              <w:rPr>
+                <w:rFonts w:hint="eastAsia"/>
+                <w:sz w:val="15"/>
+                <w:szCs w:val="15"/>
+              </w:rPr>
+              <w:t>$undefined</w:t>
+            </w:r>
+            <w:r>
+              <w:rPr>
+                <w:rFonts w:hint="eastAsia"/>
+                <w:sz w:val="15"/>
+                <w:szCs w:val="15"/>
+              </w:rPr>
+              <w:t>在字段中比例</w:t>
+            </w:r>
+          </w:p>
+        </w:tc>
+      </w:tr>
+      <w:tr>
+        <w:tc>
+          <w:tcPr>
+            <w:tcW w:w="0" w:type="auto"/>
+          </w:tcPr>
+          <w:p>
+            <w:pPr>
+              <w:ind w:left="0"/>
+              <w:rPr>
+                <w:rFonts w:hint="eastAsia"/>
+                <w:sz w:val="15"/>
+                <w:szCs w:val="15"/>
+              </w:rPr>
+            </w:pPr>
+            <w:r>
+              <w:rPr>
+                <w:rFonts w:hint="eastAsia"/>
+                <w:sz w:val="15"/>
+                <w:szCs w:val="15"/>
+              </w:rPr>
+              <w:t>MCV</w:t>
+            </w:r>
+          </w:p>
+        </w:tc>
+        <w:tc>
+          <w:tcPr>
+            <w:tcW w:w="0" w:type="auto"/>
+          </w:tcPr>
+          <w:p>
+            <w:pPr>
+              <w:ind w:left="0"/>
+              <w:rPr>
+                <w:rFonts w:hint="eastAsia"/>
+                <w:sz w:val="15"/>
+                <w:szCs w:val="15"/>
+              </w:rPr>
+            </w:pPr>
+            <w:r>
+              <w:rPr>
+                <w:rFonts w:hint="eastAsia"/>
+                <w:sz w:val="15"/>
+                <w:szCs w:val="15"/>
+              </w:rPr>
+              <w:t>Object</w:t>
+            </w:r>
+          </w:p>
+        </w:tc>
+        <w:tc>
+          <w:tcPr>
+            <w:tcW w:w="0" w:type="auto"/>
+          </w:tcPr>
+          <w:p>
+            <w:pPr>
+              <w:ind w:left="0"/>
+              <w:rPr>
+                <w:rFonts w:hint="eastAsia"/>
+                <w:sz w:val="15"/>
+                <w:szCs w:val="15"/>
+              </w:rPr>
+            </w:pPr>
+            <w:r>
+              <w:rPr>
+                <w:rFonts w:hint="eastAsia"/>
+                <w:sz w:val="15"/>
+                <w:szCs w:val="15"/>
+              </w:rPr>
+              <w:t>undefined</w:t>
+            </w:r>
+          </w:p>
+        </w:tc>
+        <w:tc>
+          <w:tcPr>
+            <w:tcW w:w="0" w:type="auto"/>
+          </w:tcPr>
+          <w:p>
+            <w:pPr>
+              <w:ind w:left="0"/>
+              <w:rPr>
+                <w:rFonts w:hint="eastAsia"/>
+                <w:sz w:val="15"/>
+                <w:szCs w:val="15"/>
+              </w:rPr>
+            </w:pPr>
+          </w:p>
+        </w:tc>
+        <w:tc>
+          <w:tcPr>
+            <w:tcW w:w="0" w:type="auto"/>
+          </w:tcPr>
+          <w:p>
+            <w:pPr>
+              <w:ind w:left="0"/>
+              <w:rPr>
+                <w:rFonts w:hint="eastAsia"/>
+                <w:sz w:val="15"/>
+                <w:szCs w:val="15"/>
+              </w:rPr>
+            </w:pPr>
+            <w:r>
+              <w:rPr>
+                <w:rFonts w:hint="eastAsia"/>
+                <w:sz w:val="15"/>
+                <w:szCs w:val="15"/>
+              </w:rPr>
+              <w:t>Most Common Values</w:t>
+            </w:r>
+          </w:p>
+        </w:tc>
+      </w:tr>
+      <w:tr>
+        <w:tc>
+          <w:tcPr>
+            <w:tcW w:w="0" w:type="auto"/>
+          </w:tcPr>
+          <w:p>
+            <w:pPr>
+              <w:ind w:left="0"/>
+              <w:rPr>
+                <w:rFonts w:hint="eastAsia"/>
+                <w:sz w:val="15"/>
+                <w:szCs w:val="15"/>
+              </w:rPr>
+            </w:pPr>
+            <w:r>
+              <w:rPr>
+                <w:rFonts w:hint="eastAsia"/>
+                <w:sz w:val="15"/>
+                <w:szCs w:val="15"/>
+              </w:rPr>
+              <w:t>MCV.Values</w:t>
+            </w:r>
+          </w:p>
+        </w:tc>
+        <w:tc>
+          <w:tcPr>
+            <w:tcW w:w="0" w:type="auto"/>
+          </w:tcPr>
+          <w:p>
+            <w:pPr>
+              <w:ind w:left="0"/>
+              <w:rPr>
+                <w:rFonts w:hint="eastAsia"/>
+                <w:sz w:val="15"/>
+                <w:szCs w:val="15"/>
+              </w:rPr>
+            </w:pPr>
+            <w:r>
+              <w:rPr>
+                <w:rFonts w:hint="eastAsia"/>
+                <w:sz w:val="15"/>
+                <w:szCs w:val="15"/>
+              </w:rPr>
+              <w:t>Array</w:t>
+            </w:r>
+          </w:p>
+        </w:tc>
+        <w:tc>
+          <w:tcPr>
+            <w:tcW w:w="0" w:type="auto"/>
+          </w:tcPr>
+          <w:p>
+            <w:pPr>
+              <w:ind w:left="0"/>
+              <w:rPr>
+                <w:rFonts w:hint="eastAsia"/>
+                <w:sz w:val="15"/>
+                <w:szCs w:val="15"/>
+              </w:rPr>
+            </w:pPr>
+          </w:p>
+        </w:tc>
+        <w:tc>
+          <w:tcPr>
+            <w:tcW w:w="0" w:type="auto"/>
+          </w:tcPr>
+          <w:p>
+            <w:pPr>
+              <w:ind w:left="0"/>
+              <w:rPr>
+                <w:rFonts w:hint="eastAsia"/>
+                <w:sz w:val="15"/>
+                <w:szCs w:val="15"/>
+              </w:rPr>
+            </w:pPr>
+          </w:p>
+        </w:tc>
+        <w:tc>
+          <w:tcPr>
+            <w:tcW w:w="0" w:type="auto"/>
+          </w:tcPr>
+          <w:p>
+            <w:pPr>
+              <w:ind w:left="0"/>
+              <w:rPr>
+                <w:rFonts w:hint="eastAsia"/>
+                <w:sz w:val="15"/>
+                <w:szCs w:val="15"/>
+              </w:rPr>
+            </w:pPr>
+            <w:r>
+              <w:rPr>
+                <w:rFonts w:hint="eastAsia"/>
+                <w:sz w:val="15"/>
+                <w:szCs w:val="15"/>
+              </w:rPr>
+              <w:t>MCV</w:t>
+            </w:r>
+            <w:r>
+              <w:rPr>
+                <w:rFonts w:hint="eastAsia"/>
+                <w:sz w:val="15"/>
+                <w:szCs w:val="15"/>
+              </w:rPr>
+              <w:t>的值</w:t>
+            </w:r>
+          </w:p>
+        </w:tc>
+      </w:tr>
+      <w:tr>
+        <w:tc>
+          <w:tcPr>
+            <w:tcW w:w="0" w:type="auto"/>
+          </w:tcPr>
+          <w:p>
+            <w:pPr>
+              <w:ind w:left="0"/>
+              <w:rPr>
+                <w:rFonts w:hint="eastAsia"/>
+                <w:sz w:val="15"/>
+                <w:szCs w:val="15"/>
+              </w:rPr>
+            </w:pPr>
+            <w:r>
+              <w:rPr>
+                <w:rFonts w:hint="eastAsia"/>
+                <w:sz w:val="15"/>
+                <w:szCs w:val="15"/>
+              </w:rPr>
+              <w:t>MCV.Frac</w:t>
+            </w:r>
+          </w:p>
+        </w:tc>
+        <w:tc>
+          <w:tcPr>
+            <w:tcW w:w="0" w:type="auto"/>
+          </w:tcPr>
+          <w:p>
+            <w:pPr>
+              <w:ind w:left="0"/>
+              <w:rPr>
+                <w:rFonts w:hint="eastAsia"/>
+                <w:sz w:val="15"/>
+                <w:szCs w:val="15"/>
+              </w:rPr>
+            </w:pPr>
+            <w:r>
+              <w:rPr>
+                <w:rFonts w:hint="eastAsia"/>
+                <w:sz w:val="15"/>
+                <w:szCs w:val="15"/>
+              </w:rPr>
+              <w:t>Array</w:t>
+            </w:r>
+          </w:p>
+        </w:tc>
+        <w:tc>
+          <w:tcPr>
+            <w:tcW w:w="0" w:type="auto"/>
+          </w:tcPr>
+          <w:p>
+            <w:pPr>
+              <w:ind w:left="0"/>
+              <w:rPr>
+                <w:rFonts w:hint="eastAsia"/>
+                <w:sz w:val="15"/>
+                <w:szCs w:val="15"/>
+              </w:rPr>
+            </w:pPr>
+          </w:p>
+        </w:tc>
+        <w:tc>
+          <w:tcPr>
+            <w:tcW w:w="0" w:type="auto"/>
+          </w:tcPr>
+          <w:p>
+            <w:pPr>
+              <w:ind w:left="0"/>
+              <w:rPr>
+                <w:rFonts w:hint="eastAsia"/>
+                <w:sz w:val="15"/>
+                <w:szCs w:val="15"/>
+              </w:rPr>
+            </w:pPr>
+          </w:p>
+        </w:tc>
+        <w:tc>
+          <w:tcPr>
+            <w:tcW w:w="0" w:type="auto"/>
+          </w:tcPr>
+          <w:p>
+            <w:pPr>
+              <w:ind w:left="0"/>
+              <w:rPr>
+                <w:rFonts w:hint="eastAsia"/>
+                <w:sz w:val="15"/>
+                <w:szCs w:val="15"/>
+              </w:rPr>
+            </w:pPr>
+            <w:r>
+              <w:rPr>
+                <w:rFonts w:hint="eastAsia"/>
+                <w:sz w:val="15"/>
+                <w:szCs w:val="15"/>
+              </w:rPr>
+              <w:t>MCV</w:t>
+            </w:r>
+            <w:r>
+              <w:rPr>
+                <w:rFonts w:hint="eastAsia"/>
+                <w:sz w:val="15"/>
+                <w:szCs w:val="15"/>
+              </w:rPr>
+              <w:t>的比例，每个值的取值</w:t>
+            </w:r>
+            <w:r>
+              <w:rPr>
+                <w:rFonts w:hint="eastAsia"/>
+                <w:sz w:val="15"/>
+                <w:szCs w:val="15"/>
+              </w:rPr>
+              <w:t xml:space="preserve"> 0.0 ~ 100.0</w:t>
+            </w:r>
+          </w:p>
+        </w:tc>
+      </w:tr>
+      <w:tr>
+        <w:tc>
+          <w:tcPr>
+            <w:tcW w:w="0" w:type="auto"/>
+          </w:tcPr>
+          <w:p>
+            <w:pPr>
+              <w:ind w:left="0"/>
+              <w:rPr>
+                <w:rFonts w:hint="eastAsia"/>
+                <w:sz w:val="15"/>
+                <w:szCs w:val="15"/>
+              </w:rPr>
+            </w:pPr>
+            <w:r>
+              <w:rPr>
+                <w:rFonts w:hint="eastAsia"/>
+                <w:sz w:val="15"/>
+                <w:szCs w:val="15"/>
+              </w:rPr>
+              <w:lastRenderedPageBreak/>
+              <w:t>Histogram</w:t>
+            </w:r>
+          </w:p>
+        </w:tc>
+        <w:tc>
+          <w:tcPr>
+            <w:tcW w:w="0" w:type="auto"/>
+          </w:tcPr>
+          <w:p>
+            <w:pPr>
+              <w:ind w:left="0"/>
+              <w:rPr>
+                <w:rFonts w:hint="eastAsia"/>
+                <w:sz w:val="15"/>
+                <w:szCs w:val="15"/>
+              </w:rPr>
+            </w:pPr>
+            <w:r>
+              <w:rPr>
+                <w:rFonts w:hint="eastAsia"/>
+                <w:sz w:val="15"/>
+                <w:szCs w:val="15"/>
+              </w:rPr>
+              <w:t>Object</w:t>
+            </w:r>
+          </w:p>
+        </w:tc>
+        <w:tc>
+          <w:tcPr>
+            <w:tcW w:w="0" w:type="auto"/>
+          </w:tcPr>
+          <w:p>
+            <w:pPr>
+              <w:ind w:left="0"/>
+              <w:rPr>
+                <w:rFonts w:hint="eastAsia"/>
+                <w:sz w:val="15"/>
+                <w:szCs w:val="15"/>
+              </w:rPr>
+            </w:pPr>
+            <w:r>
+              <w:rPr>
+                <w:rFonts w:hint="eastAsia"/>
+                <w:sz w:val="15"/>
+                <w:szCs w:val="15"/>
+              </w:rPr>
+              <w:t>undefined</w:t>
+            </w:r>
+          </w:p>
+        </w:tc>
+        <w:tc>
+          <w:tcPr>
+            <w:tcW w:w="0" w:type="auto"/>
+          </w:tcPr>
+          <w:p>
+            <w:pPr>
+              <w:ind w:left="0"/>
+              <w:rPr>
+                <w:rFonts w:hint="eastAsia"/>
+                <w:sz w:val="15"/>
+                <w:szCs w:val="15"/>
+              </w:rPr>
+            </w:pPr>
+          </w:p>
+        </w:tc>
+        <w:tc>
+          <w:tcPr>
+            <w:tcW w:w="0" w:type="auto"/>
+          </w:tcPr>
+          <w:p>
+            <w:pPr>
+              <w:ind w:left="0"/>
+              <w:rPr>
+                <w:rFonts w:hint="eastAsia"/>
+                <w:sz w:val="15"/>
+                <w:szCs w:val="15"/>
+              </w:rPr>
+            </w:pPr>
+            <w:r>
+              <w:rPr>
+                <w:rFonts w:hint="eastAsia"/>
+                <w:sz w:val="15"/>
+                <w:szCs w:val="15"/>
+              </w:rPr>
+              <w:t>直方图</w:t>
+            </w:r>
+          </w:p>
+        </w:tc>
+      </w:tr>
+      <w:tr>
+        <w:tc>
+          <w:tcPr>
+            <w:tcW w:w="0" w:type="auto"/>
+          </w:tcPr>
+          <w:p>
+            <w:pPr>
+              <w:ind w:left="0"/>
+              <w:rPr>
+                <w:rFonts w:hint="eastAsia"/>
+                <w:sz w:val="15"/>
+                <w:szCs w:val="15"/>
+              </w:rPr>
+            </w:pPr>
+            <w:r>
+              <w:rPr>
+                <w:rFonts w:hint="eastAsia"/>
+                <w:sz w:val="15"/>
+                <w:szCs w:val="15"/>
+              </w:rPr>
+              <w:t>Histogram.Frac</w:t>
+            </w:r>
+          </w:p>
+        </w:tc>
+        <w:tc>
+          <w:tcPr>
+            <w:tcW w:w="0" w:type="auto"/>
+          </w:tcPr>
+          <w:p>
+            <w:pPr>
+              <w:ind w:left="0"/>
+              <w:rPr>
+                <w:rFonts w:hint="eastAsia"/>
+                <w:sz w:val="15"/>
+                <w:szCs w:val="15"/>
+              </w:rPr>
+            </w:pPr>
+            <w:r>
+              <w:rPr>
+                <w:rFonts w:hint="eastAsia"/>
+                <w:sz w:val="15"/>
+                <w:szCs w:val="15"/>
+              </w:rPr>
+              <w:t>NumberDouble</w:t>
+            </w:r>
+          </w:p>
+        </w:tc>
+        <w:tc>
+          <w:tcPr>
+            <w:tcW w:w="0" w:type="auto"/>
+          </w:tcPr>
+          <w:p>
+            <w:pPr>
+              <w:ind w:left="0"/>
+              <w:rPr>
+                <w:rFonts w:hint="eastAsia"/>
+                <w:sz w:val="15"/>
+                <w:szCs w:val="15"/>
+              </w:rPr>
+            </w:pPr>
+            <w:r>
+              <w:rPr>
+                <w:rFonts w:hint="eastAsia"/>
+                <w:sz w:val="15"/>
+                <w:szCs w:val="15"/>
+              </w:rPr>
+              <w:t>0.0</w:t>
+            </w:r>
+          </w:p>
+        </w:tc>
+        <w:tc>
+          <w:tcPr>
+            <w:tcW w:w="0" w:type="auto"/>
+          </w:tcPr>
+          <w:p>
+            <w:pPr>
+              <w:ind w:left="0"/>
+              <w:rPr>
+                <w:rFonts w:hint="eastAsia"/>
+                <w:sz w:val="15"/>
+                <w:szCs w:val="15"/>
+              </w:rPr>
+            </w:pPr>
+            <w:r>
+              <w:rPr>
+                <w:rFonts w:hint="eastAsia"/>
+                <w:sz w:val="15"/>
+                <w:szCs w:val="15"/>
+              </w:rPr>
+              <w:t>0.0 ~ 100.0</w:t>
+            </w:r>
+          </w:p>
+        </w:tc>
+        <w:tc>
+          <w:tcPr>
+            <w:tcW w:w="0" w:type="auto"/>
+          </w:tcPr>
+          <w:p>
+            <w:pPr>
+              <w:ind w:left="0"/>
+              <w:rPr>
+                <w:rFonts w:hint="eastAsia"/>
+                <w:sz w:val="15"/>
+                <w:szCs w:val="15"/>
+              </w:rPr>
+            </w:pPr>
+            <w:r>
+              <w:rPr>
+                <w:rFonts w:hint="eastAsia"/>
+                <w:sz w:val="15"/>
+                <w:szCs w:val="15"/>
+              </w:rPr>
+              <w:t>直方图的比例</w:t>
+            </w:r>
+          </w:p>
+        </w:tc>
+      </w:tr>
+      <w:tr>
+        <w:tc>
+          <w:tcPr>
+            <w:tcW w:w="0" w:type="auto"/>
+          </w:tcPr>
+          <w:p>
+            <w:pPr>
+              <w:ind w:left="0"/>
+              <w:rPr>
+                <w:rFonts w:hint="eastAsia"/>
+                <w:sz w:val="15"/>
+                <w:szCs w:val="15"/>
+              </w:rPr>
+            </w:pPr>
+            <w:r>
+              <w:rPr>
+                <w:rFonts w:hint="eastAsia"/>
+                <w:sz w:val="15"/>
+                <w:szCs w:val="15"/>
+              </w:rPr>
+              <w:t>Histogram.Type</w:t>
+            </w:r>
+          </w:p>
+        </w:tc>
+        <w:tc>
+          <w:tcPr>
+            <w:tcW w:w="0" w:type="auto"/>
+          </w:tcPr>
+          <w:p>
+            <w:pPr>
+              <w:ind w:left="0"/>
+              <w:rPr>
+                <w:rFonts w:hint="eastAsia"/>
+                <w:sz w:val="15"/>
+                <w:szCs w:val="15"/>
+              </w:rPr>
+            </w:pPr>
+            <w:r>
+              <w:rPr>
+                <w:rFonts w:hint="eastAsia"/>
+                <w:sz w:val="15"/>
+                <w:szCs w:val="15"/>
+              </w:rPr>
+              <w:t>NumberInt</w:t>
+            </w:r>
+          </w:p>
+        </w:tc>
+        <w:tc>
+          <w:tcPr>
+            <w:tcW w:w="0" w:type="auto"/>
+          </w:tcPr>
+          <w:p>
+            <w:pPr>
+              <w:ind w:left="0"/>
+              <w:rPr>
+                <w:rFonts w:hint="eastAsia"/>
+                <w:sz w:val="15"/>
+                <w:szCs w:val="15"/>
+              </w:rPr>
+            </w:pPr>
+            <w:r>
+              <w:rPr>
+                <w:rFonts w:hint="eastAsia"/>
+                <w:sz w:val="15"/>
+                <w:szCs w:val="15"/>
+              </w:rPr>
+              <w:t>0</w:t>
+            </w:r>
+          </w:p>
+        </w:tc>
+        <w:tc>
+          <w:tcPr>
+            <w:tcW w:w="0" w:type="auto"/>
+          </w:tcPr>
+          <w:p>
+            <w:pPr>
+              <w:ind w:left="0"/>
+              <w:rPr>
+                <w:rFonts w:hint="eastAsia"/>
+                <w:sz w:val="15"/>
+                <w:szCs w:val="15"/>
+              </w:rPr>
+            </w:pPr>
+            <w:r>
+              <w:rPr>
+                <w:rFonts w:hint="eastAsia"/>
+                <w:sz w:val="15"/>
+                <w:szCs w:val="15"/>
+              </w:rPr>
+              <w:t>0 / 1</w:t>
+            </w:r>
+          </w:p>
+        </w:tc>
+        <w:tc>
+          <w:tcPr>
+            <w:tcW w:w="0" w:type="auto"/>
+          </w:tcPr>
+          <w:p>
+            <w:pPr>
+              <w:ind w:left="0"/>
+              <w:rPr>
+                <w:rFonts w:hint="eastAsia"/>
+                <w:sz w:val="15"/>
+                <w:szCs w:val="15"/>
+              </w:rPr>
+            </w:pPr>
+            <w:r>
+              <w:rPr>
+                <w:rFonts w:hint="eastAsia"/>
+                <w:sz w:val="15"/>
+                <w:szCs w:val="15"/>
+              </w:rPr>
+              <w:t>直方图类型，</w:t>
+            </w:r>
+            <w:r>
+              <w:rPr>
+                <w:rFonts w:hint="eastAsia"/>
+                <w:sz w:val="15"/>
+                <w:szCs w:val="15"/>
+              </w:rPr>
+              <w:t>0=</w:t>
+            </w:r>
+            <w:r>
+              <w:rPr>
+                <w:rFonts w:hint="eastAsia"/>
+                <w:sz w:val="15"/>
+                <w:szCs w:val="15"/>
+              </w:rPr>
+              <w:t>等频直方图，</w:t>
+            </w:r>
+            <w:r>
+              <w:rPr>
+                <w:rFonts w:hint="eastAsia"/>
+                <w:sz w:val="15"/>
+                <w:szCs w:val="15"/>
+              </w:rPr>
+              <w:t>1=</w:t>
+            </w:r>
+            <w:r>
+              <w:rPr>
+                <w:rFonts w:hint="eastAsia"/>
+                <w:sz w:val="15"/>
+                <w:szCs w:val="15"/>
+              </w:rPr>
+              <w:t>等高直方图</w:t>
+            </w:r>
+          </w:p>
+        </w:tc>
+      </w:tr>
+      <w:tr>
+        <w:tc>
+          <w:tcPr>
+            <w:tcW w:w="0" w:type="auto"/>
+          </w:tcPr>
+          <w:p>
+            <w:pPr>
+              <w:ind w:left="0"/>
+              <w:rPr>
+                <w:rFonts w:hint="eastAsia"/>
+                <w:sz w:val="15"/>
+                <w:szCs w:val="15"/>
+              </w:rPr>
+            </w:pPr>
+            <w:r>
+              <w:rPr>
+                <w:rFonts w:hint="eastAsia"/>
+                <w:sz w:val="15"/>
+                <w:szCs w:val="15"/>
+              </w:rPr>
+              <w:t>Histogram.Bounds</w:t>
+            </w:r>
+          </w:p>
+        </w:tc>
+        <w:tc>
+          <w:tcPr>
+            <w:tcW w:w="0" w:type="auto"/>
+          </w:tcPr>
+          <w:p>
+            <w:pPr>
+              <w:ind w:left="0"/>
+              <w:rPr>
+                <w:rFonts w:hint="eastAsia"/>
+                <w:sz w:val="15"/>
+                <w:szCs w:val="15"/>
+              </w:rPr>
+            </w:pPr>
+            <w:r>
+              <w:rPr>
+                <w:rFonts w:hint="eastAsia"/>
+                <w:sz w:val="15"/>
+                <w:szCs w:val="15"/>
+              </w:rPr>
+              <w:t>Array</w:t>
+            </w:r>
+          </w:p>
+        </w:tc>
+        <w:tc>
+          <w:tcPr>
+            <w:tcW w:w="0" w:type="auto"/>
+          </w:tcPr>
+          <w:p>
+            <w:pPr>
+              <w:ind w:left="0"/>
+              <w:rPr>
+                <w:rFonts w:hint="eastAsia"/>
+                <w:sz w:val="15"/>
+                <w:szCs w:val="15"/>
+              </w:rPr>
+            </w:pPr>
+          </w:p>
+        </w:tc>
+        <w:tc>
+          <w:tcPr>
+            <w:tcW w:w="0" w:type="auto"/>
+          </w:tcPr>
+          <w:p>
+            <w:pPr>
+              <w:ind w:left="0"/>
+              <w:rPr>
+                <w:rFonts w:hint="eastAsia"/>
+                <w:sz w:val="15"/>
+                <w:szCs w:val="15"/>
+              </w:rPr>
+            </w:pPr>
+          </w:p>
+        </w:tc>
+        <w:tc>
+          <w:tcPr>
+            <w:tcW w:w="0" w:type="auto"/>
+          </w:tcPr>
+          <w:p>
+            <w:pPr>
+              <w:ind w:left="0"/>
+              <w:rPr>
+                <w:rFonts w:hint="eastAsia"/>
+                <w:sz w:val="15"/>
+                <w:szCs w:val="15"/>
+              </w:rPr>
+            </w:pPr>
+            <w:r>
+              <w:rPr>
+                <w:rFonts w:hint="eastAsia"/>
+                <w:sz w:val="15"/>
+                <w:szCs w:val="15"/>
+              </w:rPr>
+              <w:t>直方图的边界值</w:t>
+            </w:r>
+          </w:p>
+        </w:tc>
+      </w:tr>
+      <w:tr>
+        <w:tc>
+          <w:tcPr>
+            <w:tcW w:w="0" w:type="auto"/>
+          </w:tcPr>
+          <w:p>
+            <w:pPr>
+              <w:ind w:left="0"/>
+              <w:rPr>
+                <w:rFonts w:hint="eastAsia"/>
+                <w:sz w:val="15"/>
+                <w:szCs w:val="15"/>
+              </w:rPr>
+            </w:pPr>
+            <w:r>
+              <w:rPr>
+                <w:rFonts w:hint="eastAsia"/>
+                <w:sz w:val="15"/>
+                <w:szCs w:val="15"/>
+              </w:rPr>
+              <w:t>TypeSet</w:t>
+            </w:r>
+          </w:p>
+        </w:tc>
+        <w:tc>
+          <w:tcPr>
+            <w:tcW w:w="0" w:type="auto"/>
+          </w:tcPr>
+          <w:p>
+            <w:pPr>
+              <w:ind w:left="0"/>
+              <w:rPr>
+                <w:rFonts w:hint="eastAsia"/>
+                <w:sz w:val="15"/>
+                <w:szCs w:val="15"/>
+              </w:rPr>
+            </w:pPr>
+            <w:r>
+              <w:rPr>
+                <w:rFonts w:hint="eastAsia"/>
+                <w:sz w:val="15"/>
+                <w:szCs w:val="15"/>
+              </w:rPr>
+              <w:t>Object</w:t>
+            </w:r>
+          </w:p>
+        </w:tc>
+        <w:tc>
+          <w:tcPr>
+            <w:tcW w:w="0" w:type="auto"/>
+          </w:tcPr>
+          <w:p>
+            <w:pPr>
+              <w:ind w:left="0"/>
+              <w:rPr>
+                <w:rFonts w:hint="eastAsia"/>
+                <w:sz w:val="15"/>
+                <w:szCs w:val="15"/>
+              </w:rPr>
+            </w:pPr>
+            <w:r>
+              <w:rPr>
+                <w:rFonts w:hint="eastAsia"/>
+                <w:sz w:val="15"/>
+                <w:szCs w:val="15"/>
+              </w:rPr>
+              <w:t>undefined</w:t>
+            </w:r>
+          </w:p>
+        </w:tc>
+        <w:tc>
+          <w:tcPr>
+            <w:tcW w:w="0" w:type="auto"/>
+          </w:tcPr>
+          <w:p>
+            <w:pPr>
+              <w:ind w:left="0"/>
+              <w:rPr>
+                <w:rFonts w:hint="eastAsia"/>
+                <w:sz w:val="15"/>
+                <w:szCs w:val="15"/>
+              </w:rPr>
+            </w:pPr>
+          </w:p>
+        </w:tc>
+        <w:tc>
+          <w:tcPr>
+            <w:tcW w:w="0" w:type="auto"/>
+          </w:tcPr>
+          <w:p>
+            <w:pPr>
+              <w:ind w:left="0"/>
+              <w:rPr>
+                <w:rFonts w:hint="eastAsia"/>
+                <w:sz w:val="15"/>
+                <w:szCs w:val="15"/>
+              </w:rPr>
+            </w:pPr>
+            <w:r>
+              <w:rPr>
+                <w:rFonts w:hint="eastAsia"/>
+                <w:sz w:val="15"/>
+                <w:szCs w:val="15"/>
+              </w:rPr>
+              <w:t>类型比例</w:t>
+            </w:r>
+          </w:p>
+        </w:tc>
+      </w:tr>
+      <w:tr>
+        <w:tc>
+          <w:tcPr>
+            <w:tcW w:w="0" w:type="auto"/>
+          </w:tcPr>
+          <w:p>
+            <w:pPr>
+              <w:ind w:left="0"/>
+              <w:rPr>
+                <w:rFonts w:hint="eastAsia"/>
+                <w:sz w:val="15"/>
+                <w:szCs w:val="15"/>
+              </w:rPr>
+            </w:pPr>
+            <w:r>
+              <w:rPr>
+                <w:rFonts w:hint="eastAsia"/>
+                <w:sz w:val="15"/>
+                <w:szCs w:val="15"/>
+              </w:rPr>
+              <w:t>TypeSet.Types</w:t>
+            </w:r>
+          </w:p>
+        </w:tc>
+        <w:tc>
+          <w:tcPr>
+            <w:tcW w:w="0" w:type="auto"/>
+          </w:tcPr>
+          <w:p>
+            <w:pPr>
+              <w:ind w:left="0"/>
+              <w:rPr>
+                <w:rFonts w:hint="eastAsia"/>
+                <w:sz w:val="15"/>
+                <w:szCs w:val="15"/>
+              </w:rPr>
+            </w:pPr>
+            <w:r>
+              <w:rPr>
+                <w:rFonts w:hint="eastAsia"/>
+                <w:sz w:val="15"/>
+                <w:szCs w:val="15"/>
+              </w:rPr>
+              <w:t>Array</w:t>
+            </w:r>
+          </w:p>
+        </w:tc>
+        <w:tc>
+          <w:tcPr>
+            <w:tcW w:w="0" w:type="auto"/>
+          </w:tcPr>
+          <w:p>
+            <w:pPr>
+              <w:ind w:left="0"/>
+              <w:rPr>
+                <w:rFonts w:hint="eastAsia"/>
+                <w:sz w:val="15"/>
+                <w:szCs w:val="15"/>
+              </w:rPr>
+            </w:pPr>
+          </w:p>
+        </w:tc>
+        <w:tc>
+          <w:tcPr>
+            <w:tcW w:w="0" w:type="auto"/>
+          </w:tcPr>
+          <w:p>
+            <w:pPr>
+              <w:ind w:left="0"/>
+              <w:rPr>
+                <w:rFonts w:hint="eastAsia"/>
+                <w:sz w:val="15"/>
+                <w:szCs w:val="15"/>
+              </w:rPr>
+            </w:pPr>
+          </w:p>
+        </w:tc>
+        <w:tc>
+          <w:tcPr>
+            <w:tcW w:w="0" w:type="auto"/>
+          </w:tcPr>
+          <w:p>
+            <w:pPr>
+              <w:ind w:left="0"/>
+              <w:rPr>
+                <w:rFonts w:hint="eastAsia"/>
+                <w:sz w:val="15"/>
+                <w:szCs w:val="15"/>
+              </w:rPr>
+            </w:pPr>
+            <w:r>
+              <w:rPr>
+                <w:rFonts w:hint="eastAsia"/>
+                <w:sz w:val="15"/>
+                <w:szCs w:val="15"/>
+              </w:rPr>
+              <w:t>字段的类型</w:t>
+            </w:r>
+          </w:p>
+        </w:tc>
+      </w:tr>
+      <w:tr>
+        <w:tc>
+          <w:tcPr>
+            <w:tcW w:w="0" w:type="auto"/>
+          </w:tcPr>
+          <w:p>
+            <w:pPr>
+              <w:ind w:left="0"/>
+              <w:rPr>
+                <w:rFonts w:hint="eastAsia"/>
+                <w:sz w:val="15"/>
+                <w:szCs w:val="15"/>
+              </w:rPr>
+            </w:pPr>
+            <w:r>
+              <w:rPr>
+                <w:rFonts w:hint="eastAsia"/>
+                <w:sz w:val="15"/>
+                <w:szCs w:val="15"/>
+              </w:rPr>
+              <w:t>TypeSet.Frac</w:t>
+            </w:r>
+          </w:p>
+        </w:tc>
+        <w:tc>
+          <w:tcPr>
+            <w:tcW w:w="0" w:type="auto"/>
+          </w:tcPr>
+          <w:p>
+            <w:pPr>
+              <w:ind w:left="0"/>
+              <w:rPr>
+                <w:rFonts w:hint="eastAsia"/>
+                <w:sz w:val="15"/>
+                <w:szCs w:val="15"/>
+              </w:rPr>
+            </w:pPr>
+            <w:r>
+              <w:rPr>
+                <w:rFonts w:hint="eastAsia"/>
+                <w:sz w:val="15"/>
+                <w:szCs w:val="15"/>
+              </w:rPr>
+              <w:t>Array</w:t>
+            </w:r>
+          </w:p>
+        </w:tc>
+        <w:tc>
+          <w:tcPr>
+            <w:tcW w:w="0" w:type="auto"/>
+          </w:tcPr>
+          <w:p>
+            <w:pPr>
+              <w:ind w:left="0"/>
+              <w:rPr>
+                <w:rFonts w:hint="eastAsia"/>
+                <w:sz w:val="15"/>
+                <w:szCs w:val="15"/>
+              </w:rPr>
+            </w:pPr>
+          </w:p>
+        </w:tc>
+        <w:tc>
+          <w:tcPr>
+            <w:tcW w:w="0" w:type="auto"/>
+          </w:tcPr>
+          <w:p>
+            <w:pPr>
+              <w:ind w:left="0"/>
+              <w:rPr>
+                <w:rFonts w:hint="eastAsia"/>
+                <w:sz w:val="15"/>
+                <w:szCs w:val="15"/>
+              </w:rPr>
+            </w:pPr>
+          </w:p>
+        </w:tc>
+        <w:tc>
+          <w:tcPr>
+            <w:tcW w:w="0" w:type="auto"/>
+          </w:tcPr>
+          <w:p>
+            <w:pPr>
+              <w:ind w:left="0"/>
+              <w:rPr>
+                <w:rFonts w:hint="eastAsia"/>
+                <w:sz w:val="15"/>
+                <w:szCs w:val="15"/>
+              </w:rPr>
+            </w:pPr>
+            <w:r>
+              <w:rPr>
+                <w:rFonts w:hint="eastAsia"/>
+                <w:sz w:val="15"/>
+                <w:szCs w:val="15"/>
+              </w:rPr>
+              <w:t>字段的各个类型占比例，每个值的取值</w:t>
+            </w:r>
+            <w:r>
+              <w:rPr>
+                <w:rFonts w:hint="eastAsia"/>
+                <w:sz w:val="15"/>
+                <w:szCs w:val="15"/>
+              </w:rPr>
+              <w:t xml:space="preserve"> 0.0 ~ 100.0</w:t>
+            </w:r>
+          </w:p>
+        </w:tc>
+      </w:tr>
+    </w:tbl>
+    <w:p/>
+    <w:p>
+      <w:pPr>
+        <w:rPr>
+          <w:rFonts w:hint="eastAsia"/>
+        </w:rPr>
+      </w:pPr>
+      <w:r>
+        <w:rPr>
+          <w:rFonts w:hint="eastAsia"/>
+        </w:rPr>
+        <w:t>建立索引：</w:t>
+      </w:r>
+    </w:p>
+    <w:p>
+      <w:pPr>
+        <w:rPr>
+          <w:rFonts w:hint="eastAsia"/>
+        </w:rPr>
+      </w:pPr>
+      <w:r>
+        <w:rPr>
+          <w:rFonts w:hint="eastAsia"/>
+        </w:rPr>
+        <w:t xml:space="preserve">{ name </w:t>
+      </w:r>
+      <w:r>
+        <w:rPr>
+          <w:rFonts w:hint="eastAsia"/>
+        </w:rPr>
+        <w:t>: "STATFIELD</w:t>
+      </w:r>
+      <w:r>
+        <w:rPr>
+          <w:rFonts w:hint="eastAsia"/>
+        </w:rPr>
+        <w:t>IDX", key : {</w:t>
+      </w:r>
+      <w:r>
+        <w:rPr>
+          <w:rFonts w:hint="eastAsia"/>
+        </w:rPr>
+        <w:t xml:space="preserve"> Collection</w:t>
+      </w:r>
+      <w:r>
+        <w:rPr>
+          <w:rFonts w:hint="eastAsia"/>
+        </w:rPr>
+        <w:t xml:space="preserve"> : 1</w:t>
+      </w:r>
+      <w:r>
+        <w:rPr>
+          <w:rFonts w:hint="eastAsia"/>
+        </w:rPr>
+        <w:t>, Index : 1</w:t>
+      </w:r>
+      <w:r>
+        <w:rPr>
+          <w:rFonts w:hint="eastAsia"/>
+        </w:rPr>
+        <w:t xml:space="preserve"> }, unique : true, enforced : true }</w:t>
+      </w:r>
+    </w:p>
+    <w:p>
+      <w:pPr>
+        <w:rPr>
+          <w:rFonts w:hint="eastAsia"/>
+        </w:rPr>
+      </w:pPr>
+    </w:p>
+    <w:p>
+      <w:pPr>
         <w:pStyle w:val="Heading3"/>
         <w:jc w:val="left"/>
       </w:pPr>
@@ -3884,7 +7733,6 @@
         <w:rPr>
           <w:rFonts w:hint="eastAsia"/>
         </w:rPr>
-        <w:lastRenderedPageBreak/>
         <w:t>选择率的估算</w:t>
       </w:r>
     </w:p>
@@ -4003,7 +7851,7 @@
         <w:rPr>
           <w:rFonts w:hint="eastAsia"/>
         </w:rPr>
-        <w:t xml:space="preserve"> $isnull</w:t>
+        <w:t>{$exists:0}</w:t>
       </w:r>
     </w:p>
     <w:p>
@@ -4060,12 +7908,140 @@
             <w:rPr>
               <w:rFonts w:ascii="Cambria Math" w:hAnsi="Cambria Math"/>
             </w:rPr>
-            <m:t>selectivity=nullFrac</m:t>
+            <m:t>selectivity=undefined</m:t>
+          </m:r>
+          <m:r>
+            <m:rPr>
+              <m:sty m:val="p"/>
+            </m:rPr>
+            <w:rPr>
+              <w:rFonts w:ascii="Cambria Math" w:hAnsi="Cambria Math"/>
+            </w:rPr>
+            <m:t>Frac</m:t>
           </m:r>
         </m:oMath>
       </m:oMathPara>
     </w:p>
     <w:p/>
+    <w:p>
+      <w:pPr>
+        <w:pStyle w:val="Heading6"/>
+        <w:rPr>
+          <w:rFonts w:hint="eastAsia"/>
+        </w:rPr>
+      </w:pPr>
+      <w:r>
+        <w:rPr>
+          <w:rFonts w:hint="eastAsia"/>
+        </w:rPr>
+        <w:t>[ null, null ]</w:t>
+      </w:r>
+    </w:p>
+    <w:p>
+      <w:pPr>
+        <w:rPr>
+          <w:rFonts w:hint="eastAsia"/>
+        </w:rPr>
+      </w:pPr>
+      <w:r>
+        <w:rPr>
+          <w:rFonts w:hint="eastAsia"/>
+        </w:rPr>
+        <w:t>即</w:t>
+      </w:r>
+      <w:r>
+        <w:rPr>
+          <w:rFonts w:hint="eastAsia"/>
+        </w:rPr>
+        <w:t>{$isnull:1}</w:t>
+      </w:r>
+      <w:r>
+        <w:rPr>
+          <w:rFonts w:hint="eastAsia"/>
+        </w:rPr>
+        <w:t>的其中一部分（另一部分是</w:t>
+      </w:r>
+      <w:r>
+        <w:rPr>
+          <w:rFonts w:hint="eastAsia"/>
+        </w:rPr>
+        <w:t>[$undefined, $undefined]</w:t>
+      </w:r>
+      <w:r>
+        <w:rPr>
+          <w:rFonts w:hint="eastAsia"/>
+        </w:rPr>
+        <w:t>）</w:t>
+      </w:r>
+    </w:p>
+    <w:p>
+      <w:r>
+        <w:rPr>
+          <w:rFonts w:hint="eastAsia"/>
+        </w:rPr>
+        <w:t>无统计信息时：</w:t>
+      </w:r>
+    </w:p>
+    <w:p>
+      <m:oMathPara>
+        <m:oMath>
+          <m:r>
+            <m:rPr>
+              <m:sty m:val="p"/>
+            </m:rPr>
+            <w:rPr>
+              <w:rFonts w:ascii="Cambria Math" w:hAnsi="Cambria Math"/>
+            </w:rPr>
+            <m:t>selectivity=1/docNum</m:t>
+          </m:r>
+        </m:oMath>
+      </m:oMathPara>
+    </w:p>
+    <w:p/>
+    <w:p>
+      <w:r>
+        <w:rPr>
+          <w:rFonts w:hint="eastAsia"/>
+        </w:rPr>
+        <w:t>有统计信息时：</w:t>
+      </w:r>
+    </w:p>
+    <w:p>
+      <w:pPr>
+        <w:rPr>
+          <w:rFonts w:hint="eastAsia"/>
+        </w:rPr>
+      </w:pPr>
+      <m:oMathPara>
+        <m:oMath>
+          <m:r>
+            <m:rPr>
+              <m:sty m:val="p"/>
+            </m:rPr>
+            <w:rPr>
+              <w:rFonts w:ascii="Cambria Math" w:hAnsi="Cambria Math"/>
+            </w:rPr>
+            <m:t>selectivity=null</m:t>
+          </m:r>
+          <m:r>
+            <m:rPr>
+              <m:sty m:val="p"/>
+            </m:rPr>
+            <w:rPr>
+              <w:rFonts w:ascii="Cambria Math" w:hAnsi="Cambria Math"/>
+            </w:rPr>
+            <m:t>Frac</m:t>
+          </m:r>
+        </m:oMath>
+      </m:oMathPara>
+    </w:p>
+    <w:p>
+      <w:pPr>
+        <w:rPr>
+          <w:rFonts w:hint="eastAsia"/>
+        </w:rPr>
+      </w:pPr>
+    </w:p>
     <w:p>
       <w:pPr>
         <w:pStyle w:val="Heading6"/>
@@ -4369,15 +8345,6 @@
           </m:r>
         </m:oMath>
       </m:oMathPara>
-    </w:p>
-    <w:p>
-      <w:r>
-        <w:rPr>
-          <w:rFonts w:hint="eastAsia"/>
-          <w:highlight w:val="yellow"/>
-        </w:rPr>
-        <w:t>考虑某些参数的默认值</w:t>
-      </w:r>
     </w:p>
     <w:p/>
     <w:p>
@@ -4842,6 +8809,7 @@
         <w:rPr>
           <w:rFonts w:hint="eastAsia"/>
         </w:rPr>
+        <w:lastRenderedPageBreak/>
         <w:t>落在</w:t>
       </w:r>
       <w:r>
@@ -5589,7 +9557,6 @@
         <w:rPr>
           <w:rFonts w:hint="eastAsia"/>
         </w:rPr>
-        <w:lastRenderedPageBreak/>
         <w:t>$et: 'FFAAAA'</w:t>
       </w:r>
       <w:r>
@@ -5897,6 +9864,7 @@
             <w:rPr>
               <w:rFonts w:ascii="Cambria Math" w:hAnsi="Cambria Math"/>
             </w:rPr>
+            <w:lastRenderedPageBreak/>
             <m:t>selectivity=mcvSelectivity+histSelectivity*histogramFrac=</m:t>
           </m:r>
           <m:d>
@@ -6341,7 +10309,715 @@
       </w:r>
     </w:p>
     <w:p/>
+    <w:p>
+      <w:pPr>
+        <w:rPr>
+          <w:b/>
+        </w:rPr>
+      </w:pPr>
+      <w:r>
+        <w:rPr>
+          <w:rFonts w:hint="eastAsia"/>
+          <w:b/>
+        </w:rPr>
+        <w:t>数据类型比较</w:t>
+      </w:r>
+    </w:p>
     <w:p/>
+    <w:tbl>
+      <w:tblPr>
+        <w:tblStyle w:val="TableGrid"/>
+        <w:tblW w:w="0" w:type="auto"/>
+        <w:tblInd w:w="357" w:type="dxa"/>
+        <w:tblLook w:val="04A0"/>
+      </w:tblPr>
+      <w:tblGrid>
+        <w:gridCol w:w="3985"/>
+        <w:gridCol w:w="369"/>
+      </w:tblGrid>
+      <w:tr>
+        <w:tc>
+          <w:tcPr>
+            <w:tcW w:w="0" w:type="auto"/>
+          </w:tcPr>
+          <w:p>
+            <w:pPr>
+              <w:ind w:left="0"/>
+              <w:rPr>
+                <w:sz w:val="15"/>
+                <w:szCs w:val="15"/>
+              </w:rPr>
+            </w:pPr>
+            <w:r>
+              <w:rPr>
+                <w:rFonts w:hint="eastAsia"/>
+                <w:sz w:val="15"/>
+                <w:szCs w:val="15"/>
+              </w:rPr>
+              <w:t>EOO / Undefined</w:t>
+            </w:r>
+          </w:p>
+        </w:tc>
+        <w:tc>
+          <w:tcPr>
+            <w:tcW w:w="0" w:type="auto"/>
+          </w:tcPr>
+          <w:p>
+            <w:pPr>
+              <w:ind w:left="0"/>
+              <w:rPr>
+                <w:sz w:val="15"/>
+                <w:szCs w:val="15"/>
+              </w:rPr>
+            </w:pPr>
+            <w:r>
+              <w:rPr>
+                <w:rFonts w:hint="eastAsia"/>
+                <w:sz w:val="15"/>
+                <w:szCs w:val="15"/>
+              </w:rPr>
+              <w:t>0</w:t>
+            </w:r>
+          </w:p>
+        </w:tc>
+      </w:tr>
+      <w:tr>
+        <w:tc>
+          <w:tcPr>
+            <w:tcW w:w="0" w:type="auto"/>
+          </w:tcPr>
+          <w:p>
+            <w:pPr>
+              <w:ind w:left="0"/>
+              <w:rPr>
+                <w:sz w:val="15"/>
+                <w:szCs w:val="15"/>
+              </w:rPr>
+            </w:pPr>
+            <w:r>
+              <w:rPr>
+                <w:sz w:val="15"/>
+                <w:szCs w:val="15"/>
+              </w:rPr>
+              <w:t>jstNULL</w:t>
+            </w:r>
+          </w:p>
+        </w:tc>
+        <w:tc>
+          <w:tcPr>
+            <w:tcW w:w="0" w:type="auto"/>
+          </w:tcPr>
+          <w:p>
+            <w:pPr>
+              <w:ind w:left="0"/>
+              <w:rPr>
+                <w:sz w:val="15"/>
+                <w:szCs w:val="15"/>
+              </w:rPr>
+            </w:pPr>
+            <w:r>
+              <w:rPr>
+                <w:rFonts w:hint="eastAsia"/>
+                <w:sz w:val="15"/>
+                <w:szCs w:val="15"/>
+              </w:rPr>
+              <w:t>5</w:t>
+            </w:r>
+          </w:p>
+        </w:tc>
+      </w:tr>
+      <w:tr>
+        <w:tc>
+          <w:tcPr>
+            <w:tcW w:w="0" w:type="auto"/>
+          </w:tcPr>
+          <w:p>
+            <w:pPr>
+              <w:ind w:left="0"/>
+              <w:rPr>
+                <w:sz w:val="15"/>
+                <w:szCs w:val="15"/>
+              </w:rPr>
+            </w:pPr>
+            <w:r>
+              <w:rPr>
+                <w:sz w:val="15"/>
+                <w:szCs w:val="15"/>
+              </w:rPr>
+              <w:t>NumberDouble</w:t>
+            </w:r>
+            <w:r>
+              <w:rPr>
+                <w:rFonts w:hint="eastAsia"/>
+                <w:sz w:val="15"/>
+                <w:szCs w:val="15"/>
+              </w:rPr>
+              <w:t xml:space="preserve"> / NumberInt / </w:t>
+            </w:r>
+            <w:r>
+              <w:rPr>
+                <w:sz w:val="15"/>
+                <w:szCs w:val="15"/>
+              </w:rPr>
+              <w:t>NumberLong</w:t>
+            </w:r>
+            <w:r>
+              <w:rPr>
+                <w:rFonts w:hint="eastAsia"/>
+                <w:sz w:val="15"/>
+                <w:szCs w:val="15"/>
+              </w:rPr>
+              <w:t xml:space="preserve"> / </w:t>
+            </w:r>
+            <w:r>
+              <w:rPr>
+                <w:sz w:val="15"/>
+                <w:szCs w:val="15"/>
+              </w:rPr>
+              <w:t>NumberDecimal</w:t>
+            </w:r>
+          </w:p>
+        </w:tc>
+        <w:tc>
+          <w:tcPr>
+            <w:tcW w:w="0" w:type="auto"/>
+          </w:tcPr>
+          <w:p>
+            <w:pPr>
+              <w:ind w:left="0"/>
+              <w:rPr>
+                <w:sz w:val="15"/>
+                <w:szCs w:val="15"/>
+              </w:rPr>
+            </w:pPr>
+            <w:r>
+              <w:rPr>
+                <w:rFonts w:hint="eastAsia"/>
+                <w:sz w:val="15"/>
+                <w:szCs w:val="15"/>
+              </w:rPr>
+              <w:t>10</w:t>
+            </w:r>
+          </w:p>
+        </w:tc>
+      </w:tr>
+      <w:tr>
+        <w:tc>
+          <w:tcPr>
+            <w:tcW w:w="0" w:type="auto"/>
+          </w:tcPr>
+          <w:p>
+            <w:pPr>
+              <w:ind w:left="0"/>
+              <w:rPr>
+                <w:sz w:val="15"/>
+                <w:szCs w:val="15"/>
+              </w:rPr>
+            </w:pPr>
+            <w:r>
+              <w:rPr>
+                <w:sz w:val="15"/>
+                <w:szCs w:val="15"/>
+              </w:rPr>
+              <w:t>String</w:t>
+            </w:r>
+            <w:r>
+              <w:rPr>
+                <w:rFonts w:hint="eastAsia"/>
+                <w:sz w:val="15"/>
+                <w:szCs w:val="15"/>
+              </w:rPr>
+              <w:t xml:space="preserve"> / </w:t>
+            </w:r>
+            <w:r>
+              <w:rPr>
+                <w:sz w:val="15"/>
+                <w:szCs w:val="15"/>
+              </w:rPr>
+              <w:t>Symbol</w:t>
+            </w:r>
+          </w:p>
+        </w:tc>
+        <w:tc>
+          <w:tcPr>
+            <w:tcW w:w="0" w:type="auto"/>
+          </w:tcPr>
+          <w:p>
+            <w:pPr>
+              <w:ind w:left="0"/>
+              <w:rPr>
+                <w:sz w:val="15"/>
+                <w:szCs w:val="15"/>
+              </w:rPr>
+            </w:pPr>
+            <w:r>
+              <w:rPr>
+                <w:rFonts w:hint="eastAsia"/>
+                <w:sz w:val="15"/>
+                <w:szCs w:val="15"/>
+              </w:rPr>
+              <w:t>15</w:t>
+            </w:r>
+          </w:p>
+        </w:tc>
+      </w:tr>
+      <w:tr>
+        <w:tc>
+          <w:tcPr>
+            <w:tcW w:w="0" w:type="auto"/>
+          </w:tcPr>
+          <w:p>
+            <w:pPr>
+              <w:ind w:left="0"/>
+              <w:rPr>
+                <w:sz w:val="15"/>
+                <w:szCs w:val="15"/>
+              </w:rPr>
+            </w:pPr>
+            <w:r>
+              <w:rPr>
+                <w:sz w:val="15"/>
+                <w:szCs w:val="15"/>
+              </w:rPr>
+              <w:t>Object</w:t>
+            </w:r>
+          </w:p>
+        </w:tc>
+        <w:tc>
+          <w:tcPr>
+            <w:tcW w:w="0" w:type="auto"/>
+          </w:tcPr>
+          <w:p>
+            <w:pPr>
+              <w:ind w:left="0"/>
+              <w:rPr>
+                <w:sz w:val="15"/>
+                <w:szCs w:val="15"/>
+              </w:rPr>
+            </w:pPr>
+            <w:r>
+              <w:rPr>
+                <w:rFonts w:hint="eastAsia"/>
+                <w:sz w:val="15"/>
+                <w:szCs w:val="15"/>
+              </w:rPr>
+              <w:t>20</w:t>
+            </w:r>
+          </w:p>
+        </w:tc>
+      </w:tr>
+      <w:tr>
+        <w:tc>
+          <w:tcPr>
+            <w:tcW w:w="0" w:type="auto"/>
+          </w:tcPr>
+          <w:p>
+            <w:pPr>
+              <w:ind w:left="0"/>
+              <w:rPr>
+                <w:sz w:val="15"/>
+                <w:szCs w:val="15"/>
+              </w:rPr>
+            </w:pPr>
+            <w:r>
+              <w:rPr>
+                <w:rFonts w:hint="eastAsia"/>
+                <w:sz w:val="15"/>
+                <w:szCs w:val="15"/>
+              </w:rPr>
+              <w:t>Array</w:t>
+            </w:r>
+          </w:p>
+        </w:tc>
+        <w:tc>
+          <w:tcPr>
+            <w:tcW w:w="0" w:type="auto"/>
+          </w:tcPr>
+          <w:p>
+            <w:pPr>
+              <w:ind w:left="0"/>
+              <w:rPr>
+                <w:sz w:val="15"/>
+                <w:szCs w:val="15"/>
+              </w:rPr>
+            </w:pPr>
+            <w:r>
+              <w:rPr>
+                <w:rFonts w:hint="eastAsia"/>
+                <w:sz w:val="15"/>
+                <w:szCs w:val="15"/>
+              </w:rPr>
+              <w:t>25</w:t>
+            </w:r>
+          </w:p>
+        </w:tc>
+      </w:tr>
+      <w:tr>
+        <w:tc>
+          <w:tcPr>
+            <w:tcW w:w="0" w:type="auto"/>
+          </w:tcPr>
+          <w:p>
+            <w:pPr>
+              <w:ind w:left="0"/>
+              <w:rPr>
+                <w:sz w:val="15"/>
+                <w:szCs w:val="15"/>
+              </w:rPr>
+            </w:pPr>
+            <w:r>
+              <w:rPr>
+                <w:sz w:val="15"/>
+                <w:szCs w:val="15"/>
+              </w:rPr>
+              <w:t>BinData</w:t>
+            </w:r>
+          </w:p>
+        </w:tc>
+        <w:tc>
+          <w:tcPr>
+            <w:tcW w:w="0" w:type="auto"/>
+          </w:tcPr>
+          <w:p>
+            <w:pPr>
+              <w:ind w:left="0"/>
+              <w:rPr>
+                <w:sz w:val="15"/>
+                <w:szCs w:val="15"/>
+              </w:rPr>
+            </w:pPr>
+            <w:r>
+              <w:rPr>
+                <w:rFonts w:hint="eastAsia"/>
+                <w:sz w:val="15"/>
+                <w:szCs w:val="15"/>
+              </w:rPr>
+              <w:t>30</w:t>
+            </w:r>
+          </w:p>
+        </w:tc>
+      </w:tr>
+      <w:tr>
+        <w:tc>
+          <w:tcPr>
+            <w:tcW w:w="0" w:type="auto"/>
+          </w:tcPr>
+          <w:p>
+            <w:pPr>
+              <w:ind w:left="0"/>
+              <w:rPr>
+                <w:sz w:val="15"/>
+                <w:szCs w:val="15"/>
+              </w:rPr>
+            </w:pPr>
+            <w:r>
+              <w:rPr>
+                <w:sz w:val="15"/>
+                <w:szCs w:val="15"/>
+              </w:rPr>
+              <w:t>jstOID</w:t>
+            </w:r>
+          </w:p>
+        </w:tc>
+        <w:tc>
+          <w:tcPr>
+            <w:tcW w:w="0" w:type="auto"/>
+          </w:tcPr>
+          <w:p>
+            <w:pPr>
+              <w:ind w:left="0"/>
+              <w:rPr>
+                <w:sz w:val="15"/>
+                <w:szCs w:val="15"/>
+              </w:rPr>
+            </w:pPr>
+            <w:r>
+              <w:rPr>
+                <w:rFonts w:hint="eastAsia"/>
+                <w:sz w:val="15"/>
+                <w:szCs w:val="15"/>
+              </w:rPr>
+              <w:t>35</w:t>
+            </w:r>
+          </w:p>
+        </w:tc>
+      </w:tr>
+      <w:tr>
+        <w:tc>
+          <w:tcPr>
+            <w:tcW w:w="0" w:type="auto"/>
+          </w:tcPr>
+          <w:p>
+            <w:pPr>
+              <w:ind w:left="0"/>
+              <w:rPr>
+                <w:sz w:val="15"/>
+                <w:szCs w:val="15"/>
+              </w:rPr>
+            </w:pPr>
+            <w:r>
+              <w:rPr>
+                <w:rFonts w:hint="eastAsia"/>
+                <w:sz w:val="15"/>
+                <w:szCs w:val="15"/>
+              </w:rPr>
+              <w:t>Bool</w:t>
+            </w:r>
+          </w:p>
+        </w:tc>
+        <w:tc>
+          <w:tcPr>
+            <w:tcW w:w="0" w:type="auto"/>
+          </w:tcPr>
+          <w:p>
+            <w:pPr>
+              <w:ind w:left="0"/>
+              <w:rPr>
+                <w:sz w:val="15"/>
+                <w:szCs w:val="15"/>
+              </w:rPr>
+            </w:pPr>
+            <w:r>
+              <w:rPr>
+                <w:rFonts w:hint="eastAsia"/>
+                <w:sz w:val="15"/>
+                <w:szCs w:val="15"/>
+              </w:rPr>
+              <w:t>40</w:t>
+            </w:r>
+          </w:p>
+        </w:tc>
+      </w:tr>
+      <w:tr>
+        <w:tc>
+          <w:tcPr>
+            <w:tcW w:w="0" w:type="auto"/>
+          </w:tcPr>
+          <w:p>
+            <w:pPr>
+              <w:ind w:left="0"/>
+              <w:rPr>
+                <w:sz w:val="15"/>
+                <w:szCs w:val="15"/>
+              </w:rPr>
+            </w:pPr>
+            <w:r>
+              <w:rPr>
+                <w:rFonts w:hint="eastAsia"/>
+                <w:sz w:val="15"/>
+                <w:szCs w:val="15"/>
+              </w:rPr>
+              <w:t>Date / Timestamp</w:t>
+            </w:r>
+          </w:p>
+        </w:tc>
+        <w:tc>
+          <w:tcPr>
+            <w:tcW w:w="0" w:type="auto"/>
+          </w:tcPr>
+          <w:p>
+            <w:pPr>
+              <w:ind w:left="0"/>
+              <w:rPr>
+                <w:sz w:val="15"/>
+                <w:szCs w:val="15"/>
+              </w:rPr>
+            </w:pPr>
+            <w:r>
+              <w:rPr>
+                <w:rFonts w:hint="eastAsia"/>
+                <w:sz w:val="15"/>
+                <w:szCs w:val="15"/>
+              </w:rPr>
+              <w:t>45</w:t>
+            </w:r>
+          </w:p>
+        </w:tc>
+      </w:tr>
+      <w:tr>
+        <w:tc>
+          <w:tcPr>
+            <w:tcW w:w="0" w:type="auto"/>
+          </w:tcPr>
+          <w:p>
+            <w:pPr>
+              <w:ind w:left="0"/>
+              <w:rPr>
+                <w:sz w:val="15"/>
+                <w:szCs w:val="15"/>
+              </w:rPr>
+            </w:pPr>
+            <w:r>
+              <w:rPr>
+                <w:sz w:val="15"/>
+                <w:szCs w:val="15"/>
+              </w:rPr>
+              <w:t>RegEx</w:t>
+            </w:r>
+          </w:p>
+        </w:tc>
+        <w:tc>
+          <w:tcPr>
+            <w:tcW w:w="0" w:type="auto"/>
+          </w:tcPr>
+          <w:p>
+            <w:pPr>
+              <w:ind w:left="0"/>
+              <w:rPr>
+                <w:sz w:val="15"/>
+                <w:szCs w:val="15"/>
+              </w:rPr>
+            </w:pPr>
+            <w:r>
+              <w:rPr>
+                <w:rFonts w:hint="eastAsia"/>
+                <w:sz w:val="15"/>
+                <w:szCs w:val="15"/>
+              </w:rPr>
+              <w:t>50</w:t>
+            </w:r>
+          </w:p>
+        </w:tc>
+      </w:tr>
+      <w:tr>
+        <w:tc>
+          <w:tcPr>
+            <w:tcW w:w="0" w:type="auto"/>
+          </w:tcPr>
+          <w:p>
+            <w:pPr>
+              <w:ind w:left="0"/>
+              <w:rPr>
+                <w:sz w:val="15"/>
+                <w:szCs w:val="15"/>
+              </w:rPr>
+            </w:pPr>
+            <w:r>
+              <w:rPr>
+                <w:sz w:val="15"/>
+                <w:szCs w:val="15"/>
+              </w:rPr>
+              <w:t>DBRef</w:t>
+            </w:r>
+          </w:p>
+        </w:tc>
+        <w:tc>
+          <w:tcPr>
+            <w:tcW w:w="0" w:type="auto"/>
+          </w:tcPr>
+          <w:p>
+            <w:pPr>
+              <w:ind w:left="0"/>
+              <w:rPr>
+                <w:sz w:val="15"/>
+                <w:szCs w:val="15"/>
+              </w:rPr>
+            </w:pPr>
+            <w:r>
+              <w:rPr>
+                <w:rFonts w:hint="eastAsia"/>
+                <w:sz w:val="15"/>
+                <w:szCs w:val="15"/>
+              </w:rPr>
+              <w:t>55</w:t>
+            </w:r>
+          </w:p>
+        </w:tc>
+      </w:tr>
+      <w:tr>
+        <w:tc>
+          <w:tcPr>
+            <w:tcW w:w="0" w:type="auto"/>
+          </w:tcPr>
+          <w:p>
+            <w:pPr>
+              <w:ind w:left="0"/>
+              <w:rPr>
+                <w:sz w:val="15"/>
+                <w:szCs w:val="15"/>
+              </w:rPr>
+            </w:pPr>
+            <w:r>
+              <w:rPr>
+                <w:sz w:val="15"/>
+                <w:szCs w:val="15"/>
+              </w:rPr>
+              <w:t>Code</w:t>
+            </w:r>
+          </w:p>
+        </w:tc>
+        <w:tc>
+          <w:tcPr>
+            <w:tcW w:w="0" w:type="auto"/>
+          </w:tcPr>
+          <w:p>
+            <w:pPr>
+              <w:ind w:left="0"/>
+              <w:rPr>
+                <w:sz w:val="15"/>
+                <w:szCs w:val="15"/>
+              </w:rPr>
+            </w:pPr>
+            <w:r>
+              <w:rPr>
+                <w:rFonts w:hint="eastAsia"/>
+                <w:sz w:val="15"/>
+                <w:szCs w:val="15"/>
+              </w:rPr>
+              <w:t>60</w:t>
+            </w:r>
+          </w:p>
+        </w:tc>
+      </w:tr>
+      <w:tr>
+        <w:tc>
+          <w:tcPr>
+            <w:tcW w:w="0" w:type="auto"/>
+          </w:tcPr>
+          <w:p>
+            <w:pPr>
+              <w:ind w:left="0"/>
+              <w:rPr>
+                <w:sz w:val="15"/>
+                <w:szCs w:val="15"/>
+              </w:rPr>
+            </w:pPr>
+            <w:r>
+              <w:rPr>
+                <w:sz w:val="15"/>
+                <w:szCs w:val="15"/>
+              </w:rPr>
+              <w:t>CodeWScope</w:t>
+            </w:r>
+          </w:p>
+        </w:tc>
+        <w:tc>
+          <w:tcPr>
+            <w:tcW w:w="0" w:type="auto"/>
+          </w:tcPr>
+          <w:p>
+            <w:pPr>
+              <w:ind w:left="0"/>
+              <w:rPr>
+                <w:sz w:val="15"/>
+                <w:szCs w:val="15"/>
+              </w:rPr>
+            </w:pPr>
+            <w:r>
+              <w:rPr>
+                <w:rFonts w:hint="eastAsia"/>
+                <w:sz w:val="15"/>
+                <w:szCs w:val="15"/>
+              </w:rPr>
+              <w:t>65</w:t>
+            </w:r>
+          </w:p>
+        </w:tc>
+      </w:tr>
+    </w:tbl>
+    <w:p/>
+    <w:p/>
+    <w:p/>
     <w:p>
       <w:pPr>
         <w:pStyle w:val="Heading6"/>
@@ -6371,128 +11047,6 @@
           <w:rFonts w:hint="eastAsia"/>
         </w:rPr>
         <w:t>因此组合索引的选择率为多个字段各自选择率的乘积</w:t>
-      </w:r>
-    </w:p>
-    <w:p/>
-    <w:p>
-      <w:r>
-        <w:rPr>
-          <w:rFonts w:hint="eastAsia"/>
-        </w:rPr>
-        <w:t>index_ab, index_a, ind</w:t>
-      </w:r>
-      <w:r>
-        <w:rPr>
-          <w:rFonts w:hint="eastAsia"/>
-        </w:rPr>
-        <w:t>e</w:t>
-      </w:r>
-      <w:r>
-        <w:rPr>
-          <w:rFonts w:hint="eastAsia"/>
-        </w:rPr>
-        <w:t>x_b</w:t>
-      </w:r>
-    </w:p>
-    <w:p/>
-    <w:p>
-      <w:r>
-        <w:rPr>
-          <w:rFonts w:hint="eastAsia"/>
-        </w:rPr>
-        <w:lastRenderedPageBreak/>
-        <w:t>a &gt; 1 and b &gt; 2</w:t>
-      </w:r>
-    </w:p>
-    <w:p>
-      <w:r>
-        <w:rPr>
-          <w:rFonts w:hint="eastAsia"/>
-        </w:rPr>
-        <w:t>index_ab: {a:1, b:1}</w:t>
-      </w:r>
-    </w:p>
-    <w:p>
-      <w:r>
-        <w:rPr>
-          <w:rFonts w:hint="eastAsia"/>
-        </w:rPr>
-        <w:t>sel(a) * sel(b)</w:t>
-      </w:r>
-      <w:r>
-        <w:rPr>
-          <w:rFonts w:hint="eastAsia"/>
-        </w:rPr>
-        <w:t xml:space="preserve"> &lt; 0.1</w:t>
-      </w:r>
-    </w:p>
-    <w:p/>
-    <w:p>
-      <w:r>
-        <w:rPr>
-          <w:rFonts w:hint="eastAsia"/>
-        </w:rPr>
-        <w:t>index_a {a:1}</w:t>
-      </w:r>
-    </w:p>
-    <w:p>
-      <w:r>
-        <w:rPr>
-          <w:rFonts w:hint="eastAsia"/>
-        </w:rPr>
-        <w:t>sel(a)</w:t>
-      </w:r>
-      <w:r>
-        <w:rPr>
-          <w:rFonts w:hint="eastAsia"/>
-        </w:rPr>
-        <w:t xml:space="preserve"> &lt;0.1</w:t>
-      </w:r>
-    </w:p>
-    <w:p/>
-    <w:p>
-      <w:r>
-        <w:rPr>
-          <w:rFonts w:hint="eastAsia"/>
-        </w:rPr>
-        <w:t>index_b {b:1}</w:t>
-      </w:r>
-    </w:p>
-    <w:p>
-      <w:r>
-        <w:rPr>
-          <w:rFonts w:hint="eastAsia"/>
-        </w:rPr>
-        <w:t>sel(b)</w:t>
-      </w:r>
-      <w:r>
-        <w:rPr>
-          <w:rFonts w:hint="eastAsia"/>
-        </w:rPr>
-        <w:t>&lt;0.1</w:t>
-      </w:r>
-    </w:p>
-    <w:p/>
-    <w:p>
-      <w:r>
-        <w:rPr>
-          <w:rFonts w:hint="eastAsia"/>
-        </w:rPr>
-        <w:t>index_a bitmap_and index_b</w:t>
-      </w:r>
-    </w:p>
-    <w:p>
-      <w:r>
-        <w:rPr>
-          <w:rFonts w:hint="eastAsia"/>
-        </w:rPr>
-        <w:t>sel(a) * sel(b)</w:t>
-      </w:r>
-      <w:r>
-        <w:rPr>
-          <w:rFonts w:hint="eastAsia"/>
-        </w:rPr>
-        <w:t xml:space="preserve"> &lt; 0.1</w:t>
       </w:r>
     </w:p>
     <w:p/>
@@ -7206,7 +11760,6 @@
         <w:rPr>
           <w:rFonts w:hint="eastAsia"/>
         </w:rPr>
-        <w:lastRenderedPageBreak/>
         <w:t>$ne</w:t>
       </w:r>
     </w:p>
@@ -7340,6 +11893,7 @@
         <w:rPr>
           <w:rFonts w:hint="eastAsia"/>
         </w:rPr>
+        <w:lastRenderedPageBreak/>
         <w:t>结果集</w:t>
       </w:r>
       <w:r>
@@ -7710,7 +12264,6 @@
         <w:rPr>
           <w:rFonts w:hint="eastAsia"/>
         </w:rPr>
-        <w:lastRenderedPageBreak/>
         <w:t>代价估算</w:t>
       </w:r>
     </w:p>
@@ -7818,6 +12371,7 @@
         <w:rPr>
           <w:rFonts w:hint="eastAsia"/>
         </w:rPr>
+        <w:lastRenderedPageBreak/>
         <w:t>预设</w:t>
       </w:r>
       <w:r>
@@ -9038,7 +13592,6 @@
                 <w:sz w:val="15"/>
                 <w:szCs w:val="15"/>
               </w:rPr>
-              <w:lastRenderedPageBreak/>
               <w:t>$lt</w:t>
             </w:r>
           </w:p>
@@ -9699,6 +14252,7 @@
                 <w:sz w:val="15"/>
                 <w:szCs w:val="15"/>
               </w:rPr>
+              <w:lastRenderedPageBreak/>
               <w:t>$regex</w:t>
             </w:r>
           </w:p>
@@ -10429,7 +14983,6 @@
         <w:rPr>
           <w:rFonts w:hint="eastAsia"/>
         </w:rPr>
-        <w:lastRenderedPageBreak/>
         <w:t>IO</w:t>
       </w:r>
       <w:r>
@@ -10597,6 +15150,7 @@
         <w:rPr>
           <w:rFonts w:hint="eastAsia"/>
         </w:rPr>
+        <w:lastRenderedPageBreak/>
         <w:t>IdxScan</w:t>
       </w:r>
       <w:r>
@@ -10867,16 +15421,7 @@
             <w:rPr>
               <w:rFonts w:ascii="Cambria Math" w:hAnsi="Cambria Math"/>
             </w:rPr>
-            <m:t>idxDoc</m:t>
-          </m:r>
-          <m:r>
-            <m:rPr>
-              <m:sty m:val="p"/>
-            </m:rPr>
-            <w:rPr>
-              <w:rFonts w:ascii="Cambria Math" w:hAnsi="Cambria Math"/>
-            </w:rPr>
-            <m:t>Num=idxSelectivity*docNum</m:t>
+            <m:t>idxDocNum=idxSelectivity*docNum</m:t>
           </m:r>
         </m:oMath>
       </m:oMathPara>
@@ -11346,6 +15891,7 @@
         <w:rPr>
           <w:rFonts w:hint="eastAsia"/>
         </w:rPr>
+        <w:lastRenderedPageBreak/>
         <w:t>pageS</w:t>
       </w:r>
       <w:r>
@@ -11873,7 +16419,6 @@
         <w:rPr>
           <w:rFonts w:hint="eastAsia"/>
         </w:rPr>
-        <w:lastRenderedPageBreak/>
         <w:t>总代价：</w:t>
       </w:r>
     </w:p>
@@ -12069,6 +16614,7 @@
         <w:rPr>
           <w:rFonts w:hint="eastAsia"/>
         </w:rPr>
+        <w:lastRenderedPageBreak/>
         <w:t>inputTotalCost</w:t>
       </w:r>
       <w:r>
@@ -12193,7 +16739,6 @@
         <w:rPr>
           <w:rFonts w:hint="eastAsia"/>
         </w:rPr>
-        <w:lastRenderedPageBreak/>
         <w:t>主要操作流程</w:t>
       </w:r>
     </w:p>
@@ -12524,6 +17069,7 @@
         <w:rPr>
           <w:rFonts w:hint="eastAsia"/>
         </w:rPr>
+        <w:lastRenderedPageBreak/>
         <w:t>创建候选查询计划</w:t>
       </w:r>
       <w:r>
@@ -12578,7 +17124,6 @@
           <w:rFonts w:hint="eastAsia"/>
           <w:noProof/>
         </w:rPr>
-        <w:lastRenderedPageBreak/>
         <w:drawing>
           <wp:inline distT="0" distB="0" distL="0" distR="0">
             <wp:extent cx="2638208" cy="2538724"/>
@@ -15703,6 +20248,92 @@
     </w:lvl>
   </w:abstractNum>
   <w:abstractNum w:abstractNumId="20">
+    <w:nsid w:val="511D16BF"/>
+    <w:multiLevelType w:val="hybridMultilevel"/>
+    <w:tmpl w:val="B7E455EC"/>
+    <w:lvl w:ilvl="0" w:tplc="0409000F">
+      <w:start w:val="1"/>
+      <w:numFmt w:val="decimal"/>
+      <w:lvlText w:val="%1."/>
+      <w:lvlJc w:val="left"/>
+      <w:pPr>
+        <w:ind w:left="777" w:hanging="420"/>
+      </w:pPr>
+    </w:lvl>
+    <w:lvl w:ilvl="1" w:tplc="04090019" w:tentative="1">
+      <w:start w:val="1"/>
+      <w:numFmt w:val="lowerLetter"/>
+      <w:lvlText w:val="%2)"/>
+      <w:lvlJc w:val="left"/>
+      <w:pPr>
+        <w:ind w:left="1197" w:hanging="420"/>
+      </w:pPr>
+    </w:lvl>
+    <w:lvl w:ilvl="2" w:tplc="0409001B" w:tentative="1">
+      <w:start w:val="1"/>
+      <w:numFmt w:val="lowerRoman"/>
+      <w:lvlText w:val="%3."/>
+      <w:lvlJc w:val="right"/>
+      <w:pPr>
+        <w:ind w:left="1617" w:hanging="420"/>
+      </w:pPr>
+    </w:lvl>
+    <w:lvl w:ilvl="3" w:tplc="0409000F" w:tentative="1">
+      <w:start w:val="1"/>
+      <w:numFmt w:val="decimal"/>
+      <w:lvlText w:val="%4."/>
+      <w:lvlJc w:val="left"/>
+      <w:pPr>
+        <w:ind w:left="2037" w:hanging="420"/>
+      </w:pPr>
+    </w:lvl>
+    <w:lvl w:ilvl="4" w:tplc="04090019" w:tentative="1">
+      <w:start w:val="1"/>
+      <w:numFmt w:val="lowerLetter"/>
+      <w:lvlText w:val="%5)"/>
+      <w:lvlJc w:val="left"/>
+      <w:pPr>
+        <w:ind w:left="2457" w:hanging="420"/>
+      </w:pPr>
+    </w:lvl>
+    <w:lvl w:ilvl="5" w:tplc="0409001B" w:tentative="1">
+      <w:start w:val="1"/>
+      <w:numFmt w:val="lowerRoman"/>
+      <w:lvlText w:val="%6."/>
+      <w:lvlJc w:val="right"/>
+      <w:pPr>
+        <w:ind w:left="2877" w:hanging="420"/>
+      </w:pPr>
+    </w:lvl>
+    <w:lvl w:ilvl="6" w:tplc="0409000F" w:tentative="1">
+      <w:start w:val="1"/>
+      <w:numFmt w:val="decimal"/>
+      <w:lvlText w:val="%7."/>
+      <w:lvlJc w:val="left"/>
+      <w:pPr>
+        <w:ind w:left="3297" w:hanging="420"/>
+      </w:pPr>
+    </w:lvl>
+    <w:lvl w:ilvl="7" w:tplc="04090019" w:tentative="1">
+      <w:start w:val="1"/>
+      <w:numFmt w:val="lowerLetter"/>
+      <w:lvlText w:val="%8)"/>
+      <w:lvlJc w:val="left"/>
+      <w:pPr>
+        <w:ind w:left="3717" w:hanging="420"/>
+      </w:pPr>
+    </w:lvl>
+    <w:lvl w:ilvl="8" w:tplc="0409001B" w:tentative="1">
+      <w:start w:val="1"/>
+      <w:numFmt w:val="lowerRoman"/>
+      <w:lvlText w:val="%9."/>
+      <w:lvlJc w:val="right"/>
+      <w:pPr>
+        <w:ind w:left="4137" w:hanging="420"/>
+      </w:pPr>
+    </w:lvl>
+  </w:abstractNum>
+  <w:abstractNum w:abstractNumId="21">
     <w:nsid w:val="51CE12CF"/>
     <w:multiLevelType w:val="hybridMultilevel"/>
     <w:tmpl w:val="70588118"/>
@@ -15788,7 +20419,7 @@
       </w:pPr>
     </w:lvl>
   </w:abstractNum>
-  <w:abstractNum w:abstractNumId="21">
+  <w:abstractNum w:abstractNumId="22">
     <w:nsid w:val="589E00D2"/>
     <w:multiLevelType w:val="hybridMultilevel"/>
     <w:tmpl w:val="DB6EB604"/>
@@ -15875,7 +20506,7 @@
       </w:pPr>
     </w:lvl>
   </w:abstractNum>
-  <w:abstractNum w:abstractNumId="22">
+  <w:abstractNum w:abstractNumId="23">
     <w:nsid w:val="58D104CF"/>
     <w:multiLevelType w:val="hybridMultilevel"/>
     <w:tmpl w:val="4D3EC302"/>
@@ -15961,7 +20592,7 @@
       </w:pPr>
     </w:lvl>
   </w:abstractNum>
-  <w:abstractNum w:abstractNumId="23">
+  <w:abstractNum w:abstractNumId="24">
     <w:nsid w:val="5E2909F2"/>
     <w:multiLevelType w:val="hybridMultilevel"/>
     <w:tmpl w:val="4EF2344A"/>
@@ -16047,7 +20678,7 @@
       </w:pPr>
     </w:lvl>
   </w:abstractNum>
-  <w:abstractNum w:abstractNumId="24">
+  <w:abstractNum w:abstractNumId="25">
     <w:nsid w:val="5FDE1870"/>
     <w:multiLevelType w:val="hybridMultilevel"/>
     <w:tmpl w:val="5CF8F2B0"/>
@@ -16133,7 +20764,7 @@
       </w:pPr>
     </w:lvl>
   </w:abstractNum>
-  <w:abstractNum w:abstractNumId="25">
+  <w:abstractNum w:abstractNumId="26">
     <w:nsid w:val="678829F8"/>
     <w:multiLevelType w:val="hybridMultilevel"/>
     <w:tmpl w:val="F6F0204C"/>
@@ -16219,7 +20850,7 @@
       </w:pPr>
     </w:lvl>
   </w:abstractNum>
-  <w:abstractNum w:abstractNumId="26">
+  <w:abstractNum w:abstractNumId="27">
     <w:nsid w:val="69691D4A"/>
     <w:multiLevelType w:val="hybridMultilevel"/>
     <w:tmpl w:val="C08421E0"/>
@@ -16305,7 +20936,7 @@
       </w:pPr>
     </w:lvl>
   </w:abstractNum>
-  <w:abstractNum w:abstractNumId="27">
+  <w:abstractNum w:abstractNumId="28">
     <w:nsid w:val="6B945E0B"/>
     <w:multiLevelType w:val="hybridMultilevel"/>
     <w:tmpl w:val="A1723A0A"/>
@@ -16391,7 +21022,7 @@
       </w:pPr>
     </w:lvl>
   </w:abstractNum>
-  <w:abstractNum w:abstractNumId="28">
+  <w:abstractNum w:abstractNumId="29">
     <w:nsid w:val="6E383317"/>
     <w:multiLevelType w:val="hybridMultilevel"/>
     <w:tmpl w:val="6342451E"/>
@@ -16477,7 +21108,7 @@
       </w:pPr>
     </w:lvl>
   </w:abstractNum>
-  <w:abstractNum w:abstractNumId="29">
+  <w:abstractNum w:abstractNumId="30">
     <w:nsid w:val="710E6BEA"/>
     <w:multiLevelType w:val="hybridMultilevel"/>
     <w:tmpl w:val="A1BC12D8"/>
@@ -16563,7 +21194,7 @@
       </w:pPr>
     </w:lvl>
   </w:abstractNum>
-  <w:abstractNum w:abstractNumId="30">
+  <w:abstractNum w:abstractNumId="31">
     <w:nsid w:val="759E7899"/>
     <w:multiLevelType w:val="hybridMultilevel"/>
     <w:tmpl w:val="4E4ADE26"/>
@@ -16649,7 +21280,7 @@
       </w:pPr>
     </w:lvl>
   </w:abstractNum>
-  <w:abstractNum w:abstractNumId="31">
+  <w:abstractNum w:abstractNumId="32">
     <w:nsid w:val="77DD29FA"/>
     <w:multiLevelType w:val="hybridMultilevel"/>
     <w:tmpl w:val="1E04CB66"/>
@@ -16735,7 +21366,93 @@
       </w:pPr>
     </w:lvl>
   </w:abstractNum>
-  <w:abstractNum w:abstractNumId="32">
+  <w:abstractNum w:abstractNumId="33">
+    <w:nsid w:val="7C2D2B07"/>
+    <w:multiLevelType w:val="hybridMultilevel"/>
+    <w:tmpl w:val="33B292F4"/>
+    <w:lvl w:ilvl="0" w:tplc="0409000F">
+      <w:start w:val="1"/>
+      <w:numFmt w:val="decimal"/>
+      <w:lvlText w:val="%1."/>
+      <w:lvlJc w:val="left"/>
+      <w:pPr>
+        <w:ind w:left="840" w:hanging="420"/>
+      </w:pPr>
+    </w:lvl>
+    <w:lvl w:ilvl="1" w:tplc="0409000F">
+      <w:start w:val="1"/>
+      <w:numFmt w:val="decimal"/>
+      <w:lvlText w:val="%2."/>
+      <w:lvlJc w:val="left"/>
+      <w:pPr>
+        <w:ind w:left="1260" w:hanging="420"/>
+      </w:pPr>
+    </w:lvl>
+    <w:lvl w:ilvl="2" w:tplc="0409001B" w:tentative="1">
+      <w:start w:val="1"/>
+      <w:numFmt w:val="lowerRoman"/>
+      <w:lvlText w:val="%3."/>
+      <w:lvlJc w:val="right"/>
+      <w:pPr>
+        <w:ind w:left="1680" w:hanging="420"/>
+      </w:pPr>
+    </w:lvl>
+    <w:lvl w:ilvl="3" w:tplc="0409000F" w:tentative="1">
+      <w:start w:val="1"/>
+      <w:numFmt w:val="decimal"/>
+      <w:lvlText w:val="%4."/>
+      <w:lvlJc w:val="left"/>
+      <w:pPr>
+        <w:ind w:left="2100" w:hanging="420"/>
+      </w:pPr>
+    </w:lvl>
+    <w:lvl w:ilvl="4" w:tplc="04090019" w:tentative="1">
+      <w:start w:val="1"/>
+      <w:numFmt w:val="lowerLetter"/>
+      <w:lvlText w:val="%5)"/>
+      <w:lvlJc w:val="left"/>
+      <w:pPr>
+        <w:ind w:left="2520" w:hanging="420"/>
+      </w:pPr>
+    </w:lvl>
+    <w:lvl w:ilvl="5" w:tplc="0409001B" w:tentative="1">
+      <w:start w:val="1"/>
+      <w:numFmt w:val="lowerRoman"/>
+      <w:lvlText w:val="%6."/>
+      <w:lvlJc w:val="right"/>
+      <w:pPr>
+        <w:ind w:left="2940" w:hanging="420"/>
+      </w:pPr>
+    </w:lvl>
+    <w:lvl w:ilvl="6" w:tplc="0409000F" w:tentative="1">
+      <w:start w:val="1"/>
+      <w:numFmt w:val="decimal"/>
+      <w:lvlText w:val="%7."/>
+      <w:lvlJc w:val="left"/>
+      <w:pPr>
+        <w:ind w:left="3360" w:hanging="420"/>
+      </w:pPr>
+    </w:lvl>
+    <w:lvl w:ilvl="7" w:tplc="04090019" w:tentative="1">
+      <w:start w:val="1"/>
+      <w:numFmt w:val="lowerLetter"/>
+      <w:lvlText w:val="%8)"/>
+      <w:lvlJc w:val="left"/>
+      <w:pPr>
+        <w:ind w:left="3780" w:hanging="420"/>
+      </w:pPr>
+    </w:lvl>
+    <w:lvl w:ilvl="8" w:tplc="0409001B" w:tentative="1">
+      <w:start w:val="1"/>
+      <w:numFmt w:val="lowerRoman"/>
+      <w:lvlText w:val="%9."/>
+      <w:lvlJc w:val="right"/>
+      <w:pPr>
+        <w:ind w:left="4200" w:hanging="420"/>
+      </w:pPr>
+    </w:lvl>
+  </w:abstractNum>
+  <w:abstractNum w:abstractNumId="34">
     <w:nsid w:val="7C8D7A75"/>
     <w:multiLevelType w:val="hybridMultilevel"/>
     <w:tmpl w:val="4E4ADE26"/>
@@ -16821,7 +21538,7 @@
       </w:pPr>
     </w:lvl>
   </w:abstractNum>
-  <w:abstractNum w:abstractNumId="33">
+  <w:abstractNum w:abstractNumId="35">
     <w:nsid w:val="7F872A9E"/>
     <w:multiLevelType w:val="hybridMultilevel"/>
     <w:tmpl w:val="7526D4A8"/>
@@ -16911,7 +21628,7 @@
     <w:abstractNumId w:val="5"/>
   </w:num>
   <w:num w:numId="2">
-    <w:abstractNumId w:val="21"/>
+    <w:abstractNumId w:val="22"/>
   </w:num>
   <w:num w:numId="3">
     <w:abstractNumId w:val="6"/>
@@ -16926,16 +21643,16 @@
     <w:abstractNumId w:val="10"/>
   </w:num>
   <w:num w:numId="7">
-    <w:abstractNumId w:val="28"/>
+    <w:abstractNumId w:val="29"/>
   </w:num>
   <w:num w:numId="8">
-    <w:abstractNumId w:val="25"/>
+    <w:abstractNumId w:val="26"/>
   </w:num>
   <w:num w:numId="9">
-    <w:abstractNumId w:val="26"/>
+    <w:abstractNumId w:val="27"/>
   </w:num>
   <w:num w:numId="10">
-    <w:abstractNumId w:val="22"/>
+    <w:abstractNumId w:val="23"/>
   </w:num>
   <w:num w:numId="11">
     <w:abstractNumId w:val="18"/>
@@ -16956,13 +21673,13 @@
     <w:abstractNumId w:val="16"/>
   </w:num>
   <w:num w:numId="17">
-    <w:abstractNumId w:val="29"/>
+    <w:abstractNumId w:val="30"/>
   </w:num>
   <w:num w:numId="18">
     <w:abstractNumId w:val="2"/>
   </w:num>
   <w:num w:numId="19">
-    <w:abstractNumId w:val="31"/>
+    <w:abstractNumId w:val="32"/>
   </w:num>
   <w:num w:numId="20">
     <w:abstractNumId w:val="7"/>
@@ -16971,13 +21688,13 @@
     <w:abstractNumId w:val="17"/>
   </w:num>
   <w:num w:numId="22">
-    <w:abstractNumId w:val="20"/>
+    <w:abstractNumId w:val="21"/>
   </w:num>
   <w:num w:numId="23">
-    <w:abstractNumId w:val="23"/>
+    <w:abstractNumId w:val="24"/>
   </w:num>
   <w:num w:numId="24">
-    <w:abstractNumId w:val="27"/>
+    <w:abstractNumId w:val="28"/>
   </w:num>
   <w:num w:numId="25">
     <w:abstractNumId w:val="1"/>
@@ -16989,7 +21706,7 @@
     <w:abstractNumId w:val="4"/>
   </w:num>
   <w:num w:numId="28">
-    <w:abstractNumId w:val="24"/>
+    <w:abstractNumId w:val="25"/>
   </w:num>
   <w:num w:numId="29">
     <w:abstractNumId w:val="11"/>
@@ -16998,16 +21715,22 @@
     <w:abstractNumId w:val="13"/>
   </w:num>
   <w:num w:numId="31">
-    <w:abstractNumId w:val="30"/>
+    <w:abstractNumId w:val="31"/>
   </w:num>
   <w:num w:numId="32">
-    <w:abstractNumId w:val="32"/>
+    <w:abstractNumId w:val="34"/>
   </w:num>
   <w:num w:numId="33">
     <w:abstractNumId w:val="3"/>
   </w:num>
   <w:num w:numId="34">
+    <w:abstractNumId w:val="35"/>
+  </w:num>
+  <w:num w:numId="35">
     <w:abstractNumId w:val="33"/>
+  </w:num>
+  <w:num w:numId="36">
+    <w:abstractNumId w:val="20"/>
   </w:num>
   <w:numIdMacAtCleanup w:val="34"/>
 </w:numbering>

--- a/internal_doc/03.开发设计/性能/Story_基于代价估算模型的查询优化.docx
+++ b/internal_doc/03.开发设计/性能/Story_基于代价估算模型的查询优化.docx
@@ -2161,7 +2161,25 @@
         <w:rPr>
           <w:rFonts w:hint="eastAsia"/>
         </w:rPr>
-        <w:t>字段统计信息</w:t>
+        <w:t>字段</w:t>
+      </w:r>
+      <w:r>
+        <w:rPr>
+          <w:rFonts w:hint="eastAsia"/>
+        </w:rPr>
+        <w:t>/</w:t>
+      </w:r>
+      <w:r>
+        <w:rPr>
+          <w:rFonts w:hint="eastAsia"/>
+        </w:rPr>
+        <w:t>索引</w:t>
+      </w:r>
+      <w:r>
+        <w:rPr>
+          <w:rFonts w:hint="eastAsia"/>
+        </w:rPr>
+        <w:t>统计信息</w:t>
       </w:r>
     </w:p>
     <w:p>
@@ -3096,16 +3114,21 @@
     <w:p>
       <w:pPr>
         <w:pStyle w:val="Heading5"/>
-      </w:pPr>
-      <w:r>
-        <w:rPr>
-          <w:rFonts w:hint="eastAsia"/>
+        <w:rPr>
+          <w:shd w:val="pct15" w:color="auto" w:fill="FFFFFF"/>
+        </w:rPr>
+      </w:pPr>
+      <w:r>
+        <w:rPr>
+          <w:rFonts w:hint="eastAsia"/>
+          <w:shd w:val="pct15" w:color="auto" w:fill="FFFFFF"/>
         </w:rPr>
         <w:t>直方图</w:t>
       </w:r>
       <w:r>
         <w:rPr>
           <w:rFonts w:hint="eastAsia"/>
+          <w:shd w:val="pct15" w:color="auto" w:fill="FFFFFF"/>
         </w:rPr>
         <w:t>(histogram)</w:t>
       </w:r>
@@ -3118,10 +3141,14 @@
           <w:numId w:val="13"/>
         </w:numPr>
         <w:ind w:firstLineChars="0"/>
-      </w:pPr>
-      <w:r>
-        <w:rPr>
-          <w:rFonts w:hint="eastAsia"/>
+        <w:rPr>
+          <w:shd w:val="pct15" w:color="auto" w:fill="FFFFFF"/>
+        </w:rPr>
+      </w:pPr>
+      <w:r>
+        <w:rPr>
+          <w:rFonts w:hint="eastAsia"/>
+          <w:shd w:val="pct15" w:color="auto" w:fill="FFFFFF"/>
         </w:rPr>
         <w:t>等频直方图</w:t>
       </w:r>
@@ -3134,16 +3161,21 @@
           <w:numId w:val="13"/>
         </w:numPr>
         <w:ind w:firstLineChars="0"/>
-      </w:pPr>
-      <w:r>
-        <w:rPr>
-          <w:rFonts w:hint="eastAsia"/>
+        <w:rPr>
+          <w:shd w:val="pct15" w:color="auto" w:fill="FFFFFF"/>
+        </w:rPr>
+      </w:pPr>
+      <w:r>
+        <w:rPr>
+          <w:rFonts w:hint="eastAsia"/>
+          <w:shd w:val="pct15" w:color="auto" w:fill="FFFFFF"/>
         </w:rPr>
         <w:t>记录每个值的个数，相当于</w:t>
       </w:r>
       <w:r>
         <w:rPr>
           <w:rFonts w:hint="eastAsia"/>
+          <w:shd w:val="pct15" w:color="auto" w:fill="FFFFFF"/>
         </w:rPr>
         <w:t>mvc</w:t>
       </w:r>
@@ -3156,40 +3188,49 @@
           <w:numId w:val="13"/>
         </w:numPr>
         <w:ind w:firstLineChars="0"/>
-      </w:pPr>
-      <w:r>
-        <w:rPr>
-          <w:rFonts w:hint="eastAsia"/>
+        <w:rPr>
+          <w:shd w:val="pct15" w:color="auto" w:fill="FFFFFF"/>
+        </w:rPr>
+      </w:pPr>
+      <w:r>
+        <w:rPr>
+          <w:rFonts w:hint="eastAsia"/>
+          <w:shd w:val="pct15" w:color="auto" w:fill="FFFFFF"/>
         </w:rPr>
         <w:t>等高直方图</w:t>
       </w:r>
       <w:r>
         <w:rPr>
           <w:rFonts w:hint="eastAsia"/>
+          <w:shd w:val="pct15" w:color="auto" w:fill="FFFFFF"/>
         </w:rPr>
         <w:t>（文档数</w:t>
       </w:r>
       <w:r>
         <w:rPr>
           <w:rFonts w:hint="eastAsia"/>
+          <w:shd w:val="pct15" w:color="auto" w:fill="FFFFFF"/>
         </w:rPr>
         <w:t>&gt;=</w:t>
       </w:r>
       <w:r>
         <w:rPr>
           <w:rFonts w:hint="eastAsia"/>
+          <w:shd w:val="pct15" w:color="auto" w:fill="FFFFFF"/>
         </w:rPr>
         <w:t>某个阈值时</w:t>
       </w:r>
       <w:r>
         <w:rPr>
           <w:rFonts w:hint="eastAsia"/>
+          <w:shd w:val="pct15" w:color="auto" w:fill="FFFFFF"/>
         </w:rPr>
         <w:t>1000</w:t>
       </w:r>
       <w:r>
         <w:rPr>
           <w:rFonts w:hint="eastAsia"/>
+          <w:shd w:val="pct15" w:color="auto" w:fill="FFFFFF"/>
         </w:rPr>
         <w:t>）</w:t>
       </w:r>
@@ -3202,16 +3243,21 @@
           <w:numId w:val="13"/>
         </w:numPr>
         <w:ind w:firstLineChars="0"/>
-      </w:pPr>
-      <w:r>
-        <w:rPr>
-          <w:rFonts w:hint="eastAsia"/>
+        <w:rPr>
+          <w:shd w:val="pct15" w:color="auto" w:fill="FFFFFF"/>
+        </w:rPr>
+      </w:pPr>
+      <w:r>
+        <w:rPr>
+          <w:rFonts w:hint="eastAsia"/>
+          <w:shd w:val="pct15" w:color="auto" w:fill="FFFFFF"/>
         </w:rPr>
         <w:t>直方图中每个桶表示等比例的记录，范围是</w:t>
       </w:r>
       <w:r>
         <w:rPr>
           <w:rFonts w:hint="eastAsia"/>
+          <w:shd w:val="pct15" w:color="auto" w:fill="FFFFFF"/>
         </w:rPr>
         <w:t>[ lowBound, upBound )</w:t>
       </w:r>
@@ -3224,46 +3270,56 @@
           <w:numId w:val="13"/>
         </w:numPr>
         <w:ind w:firstLineChars="0"/>
-      </w:pPr>
-      <w:r>
-        <w:rPr>
-          <w:rFonts w:hint="eastAsia"/>
+        <w:rPr>
+          <w:shd w:val="pct15" w:color="auto" w:fill="FFFFFF"/>
+        </w:rPr>
+      </w:pPr>
+      <w:r>
+        <w:rPr>
+          <w:rFonts w:hint="eastAsia"/>
+          <w:shd w:val="pct15" w:color="auto" w:fill="FFFFFF"/>
         </w:rPr>
         <w:t xml:space="preserve">{ </w:t>
       </w:r>
       <w:r>
         <w:rPr>
           <w:rFonts w:hint="eastAsia"/>
+          <w:shd w:val="pct15" w:color="auto" w:fill="FFFFFF"/>
         </w:rPr>
         <w:t>histogramF</w:t>
       </w:r>
       <w:r>
         <w:rPr>
           <w:rFonts w:hint="eastAsia"/>
+          <w:shd w:val="pct15" w:color="auto" w:fill="FFFFFF"/>
         </w:rPr>
         <w:t xml:space="preserve">rac, </w:t>
       </w:r>
       <w:r>
         <w:rPr>
           <w:rFonts w:hint="eastAsia"/>
+          <w:shd w:val="pct15" w:color="auto" w:fill="FFFFFF"/>
         </w:rPr>
         <w:t>histogramB</w:t>
       </w:r>
       <w:r>
         <w:rPr>
           <w:rFonts w:hint="eastAsia"/>
+          <w:shd w:val="pct15" w:color="auto" w:fill="FFFFFF"/>
         </w:rPr>
         <w:t>ounds: [</w:t>
       </w:r>
       <w:r>
         <w:rPr>
           <w:rFonts w:hint="eastAsia"/>
+          <w:shd w:val="pct15" w:color="auto" w:fill="FFFFFF"/>
         </w:rPr>
         <w:t xml:space="preserve"> bound_0, bound_1, bound_2, ..., bound_9 </w:t>
       </w:r>
       <w:r>
         <w:rPr>
           <w:rFonts w:hint="eastAsia"/>
+          <w:shd w:val="pct15" w:color="auto" w:fill="FFFFFF"/>
         </w:rPr>
         <w:t>] }</w:t>
       </w:r>
@@ -3276,46 +3332,56 @@
           <w:numId w:val="13"/>
         </w:numPr>
         <w:ind w:firstLineChars="0"/>
-      </w:pPr>
-      <w:r>
-        <w:rPr>
-          <w:rFonts w:hint="eastAsia"/>
+        <w:rPr>
+          <w:shd w:val="pct15" w:color="auto" w:fill="FFFFFF"/>
+        </w:rPr>
+      </w:pPr>
+      <w:r>
+        <w:rPr>
+          <w:rFonts w:hint="eastAsia"/>
+          <w:shd w:val="pct15" w:color="auto" w:fill="FFFFFF"/>
         </w:rPr>
         <w:t>histogramF</w:t>
       </w:r>
       <w:r>
         <w:rPr>
           <w:rFonts w:hint="eastAsia"/>
+          <w:shd w:val="pct15" w:color="auto" w:fill="FFFFFF"/>
         </w:rPr>
         <w:t>rac</w:t>
       </w:r>
       <w:r>
         <w:rPr>
           <w:rFonts w:hint="eastAsia"/>
+          <w:shd w:val="pct15" w:color="auto" w:fill="FFFFFF"/>
         </w:rPr>
         <w:t>：去除</w:t>
       </w:r>
       <w:r>
         <w:rPr>
           <w:rFonts w:hint="eastAsia"/>
+          <w:shd w:val="pct15" w:color="auto" w:fill="FFFFFF"/>
         </w:rPr>
         <w:t>mcv</w:t>
       </w:r>
       <w:r>
         <w:rPr>
           <w:rFonts w:hint="eastAsia"/>
+          <w:shd w:val="pct15" w:color="auto" w:fill="FFFFFF"/>
         </w:rPr>
         <w:t>和</w:t>
       </w:r>
       <w:r>
         <w:rPr>
           <w:rFonts w:hint="eastAsia"/>
+          <w:shd w:val="pct15" w:color="auto" w:fill="FFFFFF"/>
         </w:rPr>
         <w:t>nullFrac</w:t>
       </w:r>
       <w:r>
         <w:rPr>
           <w:rFonts w:hint="eastAsia"/>
+          <w:shd w:val="pct15" w:color="auto" w:fill="FFFFFF"/>
         </w:rPr>
         <w:t>之后的比例</w:t>
       </w:r>
@@ -3328,22 +3394,28 @@
           <w:numId w:val="13"/>
         </w:numPr>
         <w:ind w:firstLineChars="0"/>
-      </w:pPr>
-      <w:r>
-        <w:rPr>
-          <w:rFonts w:hint="eastAsia"/>
+        <w:rPr>
+          <w:shd w:val="pct15" w:color="auto" w:fill="FFFFFF"/>
+        </w:rPr>
+      </w:pPr>
+      <w:r>
+        <w:rPr>
+          <w:rFonts w:hint="eastAsia"/>
+          <w:shd w:val="pct15" w:color="auto" w:fill="FFFFFF"/>
         </w:rPr>
         <w:t>histogramB</w:t>
       </w:r>
       <w:r>
         <w:rPr>
           <w:rFonts w:hint="eastAsia"/>
+          <w:shd w:val="pct15" w:color="auto" w:fill="FFFFFF"/>
         </w:rPr>
         <w:t>ounds</w:t>
       </w:r>
       <w:r>
         <w:rPr>
           <w:rFonts w:hint="eastAsia"/>
+          <w:shd w:val="pct15" w:color="auto" w:fill="FFFFFF"/>
         </w:rPr>
         <w:t>：每个桶的上下界</w:t>
       </w:r>
@@ -3356,28 +3428,35 @@
           <w:numId w:val="13"/>
         </w:numPr>
         <w:ind w:firstLineChars="0"/>
-      </w:pPr>
-      <w:r>
-        <w:rPr>
-          <w:rFonts w:hint="eastAsia"/>
+        <w:rPr>
+          <w:shd w:val="pct15" w:color="auto" w:fill="FFFFFF"/>
+        </w:rPr>
+      </w:pPr>
+      <w:r>
+        <w:rPr>
+          <w:rFonts w:hint="eastAsia"/>
+          <w:shd w:val="pct15" w:color="auto" w:fill="FFFFFF"/>
         </w:rPr>
         <w:t>用于估算</w:t>
       </w:r>
       <w:r>
         <w:rPr>
           <w:rFonts w:hint="eastAsia"/>
+          <w:shd w:val="pct15" w:color="auto" w:fill="FFFFFF"/>
         </w:rPr>
         <w:t>range</w:t>
       </w:r>
       <w:r>
         <w:rPr>
           <w:rFonts w:hint="eastAsia"/>
+          <w:shd w:val="pct15" w:color="auto" w:fill="FFFFFF"/>
         </w:rPr>
         <w:t>匹配</w:t>
       </w:r>
       <w:r>
         <w:rPr>
           <w:rFonts w:hint="eastAsia"/>
+          <w:shd w:val="pct15" w:color="auto" w:fill="FFFFFF"/>
         </w:rPr>
         <w:t>的比例</w:t>
       </w:r>
@@ -3390,10 +3469,14 @@
           <w:numId w:val="13"/>
         </w:numPr>
         <w:ind w:firstLineChars="0"/>
-      </w:pPr>
-      <w:r>
-        <w:rPr>
-          <w:rFonts w:hint="eastAsia"/>
+        <w:rPr>
+          <w:shd w:val="pct15" w:color="auto" w:fill="FFFFFF"/>
+        </w:rPr>
+      </w:pPr>
+      <w:r>
+        <w:rPr>
+          <w:rFonts w:hint="eastAsia"/>
+          <w:shd w:val="pct15" w:color="auto" w:fill="FFFFFF"/>
         </w:rPr>
         <w:t>只统计以下类型：</w:t>
       </w:r>
@@ -3406,10 +3489,14 @@
           <w:numId w:val="13"/>
         </w:numPr>
         <w:ind w:firstLineChars="0"/>
-      </w:pPr>
-      <w:r>
-        <w:rPr>
-          <w:rFonts w:hint="eastAsia"/>
+        <w:rPr>
+          <w:shd w:val="pct15" w:color="auto" w:fill="FFFFFF"/>
+        </w:rPr>
+      </w:pPr>
+      <w:r>
+        <w:rPr>
+          <w:rFonts w:hint="eastAsia"/>
+          <w:shd w:val="pct15" w:color="auto" w:fill="FFFFFF"/>
         </w:rPr>
         <w:t>numberInt</w:t>
       </w:r>
@@ -3422,10 +3509,14 @@
           <w:numId w:val="13"/>
         </w:numPr>
         <w:ind w:firstLineChars="0"/>
-      </w:pPr>
-      <w:r>
-        <w:rPr>
-          <w:rFonts w:hint="eastAsia"/>
+        <w:rPr>
+          <w:shd w:val="pct15" w:color="auto" w:fill="FFFFFF"/>
+        </w:rPr>
+      </w:pPr>
+      <w:r>
+        <w:rPr>
+          <w:rFonts w:hint="eastAsia"/>
+          <w:shd w:val="pct15" w:color="auto" w:fill="FFFFFF"/>
         </w:rPr>
         <w:t>numberDouble</w:t>
       </w:r>
@@ -3438,10 +3529,14 @@
           <w:numId w:val="13"/>
         </w:numPr>
         <w:ind w:firstLineChars="0"/>
-      </w:pPr>
-      <w:r>
-        <w:rPr>
-          <w:rFonts w:hint="eastAsia"/>
+        <w:rPr>
+          <w:shd w:val="pct15" w:color="auto" w:fill="FFFFFF"/>
+        </w:rPr>
+      </w:pPr>
+      <w:r>
+        <w:rPr>
+          <w:rFonts w:hint="eastAsia"/>
+          <w:shd w:val="pct15" w:color="auto" w:fill="FFFFFF"/>
         </w:rPr>
         <w:t>numberLong</w:t>
       </w:r>
@@ -3454,10 +3549,14 @@
           <w:numId w:val="13"/>
         </w:numPr>
         <w:ind w:firstLineChars="0"/>
-      </w:pPr>
-      <w:r>
-        <w:rPr>
-          <w:rFonts w:hint="eastAsia"/>
+        <w:rPr>
+          <w:shd w:val="pct15" w:color="auto" w:fill="FFFFFF"/>
+        </w:rPr>
+      </w:pPr>
+      <w:r>
+        <w:rPr>
+          <w:rFonts w:hint="eastAsia"/>
+          <w:shd w:val="pct15" w:color="auto" w:fill="FFFFFF"/>
         </w:rPr>
         <w:t>numberDecimal</w:t>
       </w:r>
@@ -3470,10 +3569,14 @@
           <w:numId w:val="13"/>
         </w:numPr>
         <w:ind w:firstLineChars="0"/>
-      </w:pPr>
-      <w:r>
-        <w:rPr>
-          <w:rFonts w:hint="eastAsia"/>
+        <w:rPr>
+          <w:shd w:val="pct15" w:color="auto" w:fill="FFFFFF"/>
+        </w:rPr>
+      </w:pPr>
+      <w:r>
+        <w:rPr>
+          <w:rFonts w:hint="eastAsia"/>
+          <w:shd w:val="pct15" w:color="auto" w:fill="FFFFFF"/>
         </w:rPr>
         <w:t>Date</w:t>
       </w:r>
@@ -3486,10 +3589,14 @@
           <w:numId w:val="13"/>
         </w:numPr>
         <w:ind w:firstLineChars="0"/>
-      </w:pPr>
-      <w:r>
-        <w:rPr>
-          <w:rFonts w:hint="eastAsia"/>
+        <w:rPr>
+          <w:shd w:val="pct15" w:color="auto" w:fill="FFFFFF"/>
+        </w:rPr>
+      </w:pPr>
+      <w:r>
+        <w:rPr>
+          <w:rFonts w:hint="eastAsia"/>
+          <w:shd w:val="pct15" w:color="auto" w:fill="FFFFFF"/>
         </w:rPr>
         <w:t>Timestamp</w:t>
       </w:r>
@@ -3502,52 +3609,63 @@
           <w:numId w:val="13"/>
         </w:numPr>
         <w:ind w:firstLineChars="0"/>
-      </w:pPr>
-      <w:r>
-        <w:rPr>
-          <w:rFonts w:hint="eastAsia"/>
+        <w:rPr>
+          <w:shd w:val="pct15" w:color="auto" w:fill="FFFFFF"/>
+        </w:rPr>
+      </w:pPr>
+      <w:r>
+        <w:rPr>
+          <w:rFonts w:hint="eastAsia"/>
+          <w:shd w:val="pct15" w:color="auto" w:fill="FFFFFF"/>
         </w:rPr>
         <w:t>string</w:t>
       </w:r>
       <w:r>
         <w:rPr>
           <w:rFonts w:hint="eastAsia"/>
+          <w:shd w:val="pct15" w:color="auto" w:fill="FFFFFF"/>
         </w:rPr>
         <w:t>（</w:t>
       </w:r>
       <w:r>
         <w:rPr>
           <w:rFonts w:hint="eastAsia"/>
+          <w:shd w:val="pct15" w:color="auto" w:fill="FFFFFF"/>
         </w:rPr>
         <w:t>100</w:t>
       </w:r>
       <w:r>
         <w:rPr>
           <w:rFonts w:hint="eastAsia"/>
+          <w:shd w:val="pct15" w:color="auto" w:fill="FFFFFF"/>
         </w:rPr>
         <w:t>字符</w:t>
       </w:r>
       <w:r>
         <w:rPr>
           <w:rFonts w:hint="eastAsia"/>
+          <w:shd w:val="pct15" w:color="auto" w:fill="FFFFFF"/>
         </w:rPr>
         <w:t>长度</w:t>
       </w:r>
       <w:r>
         <w:rPr>
           <w:rFonts w:hint="eastAsia"/>
+          <w:shd w:val="pct15" w:color="auto" w:fill="FFFFFF"/>
         </w:rPr>
         <w:t>截断</w:t>
       </w:r>
       <w:r>
         <w:rPr>
           <w:rFonts w:hint="eastAsia"/>
+          <w:shd w:val="pct15" w:color="auto" w:fill="FFFFFF"/>
         </w:rPr>
         <w:t>字符串</w:t>
       </w:r>
       <w:r>
         <w:rPr>
           <w:rFonts w:hint="eastAsia"/>
+          <w:shd w:val="pct15" w:color="auto" w:fill="FFFFFF"/>
         </w:rPr>
         <w:t>）</w:t>
       </w:r>
@@ -3634,16 +3752,21 @@
     <w:p>
       <w:pPr>
         <w:pStyle w:val="Heading5"/>
-      </w:pPr>
-      <w:r>
-        <w:rPr>
-          <w:rFonts w:hint="eastAsia"/>
+        <w:rPr>
+          <w:shd w:val="pct15" w:color="auto" w:fill="FFFFFF"/>
+        </w:rPr>
+      </w:pPr>
+      <w:r>
+        <w:rPr>
+          <w:rFonts w:hint="eastAsia"/>
+          <w:shd w:val="pct15" w:color="auto" w:fill="FFFFFF"/>
         </w:rPr>
         <w:t>类型集合</w:t>
       </w:r>
       <w:r>
         <w:rPr>
           <w:rFonts w:hint="eastAsia"/>
+          <w:shd w:val="pct15" w:color="auto" w:fill="FFFFFF"/>
         </w:rPr>
         <w:t>(typeSet)</w:t>
       </w:r>
@@ -3656,28 +3779,35 @@
           <w:numId w:val="26"/>
         </w:numPr>
         <w:ind w:firstLineChars="0"/>
-      </w:pPr>
-      <w:r>
-        <w:rPr>
-          <w:rFonts w:hint="eastAsia"/>
+        <w:rPr>
+          <w:shd w:val="pct15" w:color="auto" w:fill="FFFFFF"/>
+        </w:rPr>
+      </w:pPr>
+      <w:r>
+        <w:rPr>
+          <w:rFonts w:hint="eastAsia"/>
+          <w:shd w:val="pct15" w:color="auto" w:fill="FFFFFF"/>
         </w:rPr>
         <w:t>字段的数据类型</w:t>
       </w:r>
       <w:r>
         <w:rPr>
           <w:rFonts w:hint="eastAsia"/>
+          <w:shd w:val="pct15" w:color="auto" w:fill="FFFFFF"/>
         </w:rPr>
         <w:t>集合</w:t>
       </w:r>
       <w:r>
         <w:rPr>
           <w:rFonts w:hint="eastAsia"/>
+          <w:shd w:val="pct15" w:color="auto" w:fill="FFFFFF"/>
         </w:rPr>
         <w:t>（有几种数据类型）</w:t>
       </w:r>
       <w:r>
         <w:rPr>
           <w:rFonts w:hint="eastAsia"/>
+          <w:shd w:val="pct15" w:color="auto" w:fill="FFFFFF"/>
         </w:rPr>
         <w:t>，每种数据类型的个数</w:t>
       </w:r>
@@ -3690,28 +3820,35 @@
           <w:numId w:val="26"/>
         </w:numPr>
         <w:ind w:firstLineChars="0"/>
-      </w:pPr>
-      <w:r>
-        <w:rPr>
-          <w:rFonts w:hint="eastAsia"/>
+        <w:rPr>
+          <w:shd w:val="pct15" w:color="auto" w:fill="FFFFFF"/>
+        </w:rPr>
+      </w:pPr>
+      <w:r>
+        <w:rPr>
+          <w:rFonts w:hint="eastAsia"/>
+          <w:shd w:val="pct15" w:color="auto" w:fill="FFFFFF"/>
         </w:rPr>
         <w:t xml:space="preserve">typeSet: </w:t>
       </w:r>
       <w:r>
         <w:rPr>
           <w:rFonts w:hint="eastAsia"/>
+          <w:shd w:val="pct15" w:color="auto" w:fill="FFFFFF"/>
         </w:rPr>
         <w:t xml:space="preserve">{ types: </w:t>
       </w:r>
       <w:r>
         <w:rPr>
           <w:rFonts w:hint="eastAsia"/>
+          <w:shd w:val="pct15" w:color="auto" w:fill="FFFFFF"/>
         </w:rPr>
         <w:t>[ typeA, typeB, typeC, ..., ]</w:t>
       </w:r>
       <w:r>
         <w:rPr>
           <w:rFonts w:hint="eastAsia"/>
+          <w:shd w:val="pct15" w:color="auto" w:fill="FFFFFF"/>
         </w:rPr>
         <w:t>, frac:[...] }</w:t>
       </w:r>
@@ -3724,25 +3861,34 @@
           <w:numId w:val="26"/>
         </w:numPr>
         <w:ind w:firstLineChars="0"/>
-      </w:pPr>
-      <w:r>
-        <w:rPr>
-          <w:rFonts w:hint="eastAsia"/>
+        <w:rPr>
+          <w:shd w:val="pct15" w:color="auto" w:fill="FFFFFF"/>
+        </w:rPr>
+      </w:pPr>
+      <w:r>
+        <w:rPr>
+          <w:rFonts w:hint="eastAsia"/>
+          <w:shd w:val="pct15" w:color="auto" w:fill="FFFFFF"/>
         </w:rPr>
         <w:t>types</w:t>
       </w:r>
       <w:r>
         <w:rPr>
           <w:rFonts w:hint="eastAsia"/>
+          <w:shd w:val="pct15" w:color="auto" w:fill="FFFFFF"/>
         </w:rPr>
         <w:t>：</w:t>
       </w:r>
       <w:r>
+        <w:rPr>
+          <w:shd w:val="pct15" w:color="auto" w:fill="FFFFFF"/>
+        </w:rPr>
         <w:t>BSONType</w:t>
       </w:r>
       <w:r>
         <w:rPr>
           <w:rFonts w:hint="eastAsia"/>
+          <w:shd w:val="pct15" w:color="auto" w:fill="FFFFFF"/>
         </w:rPr>
         <w:t>（索引数据类型）</w:t>
       </w:r>
@@ -3755,22 +3901,28 @@
           <w:numId w:val="26"/>
         </w:numPr>
         <w:ind w:firstLineChars="0"/>
-      </w:pPr>
-      <w:r>
-        <w:rPr>
-          <w:rFonts w:hint="eastAsia"/>
+        <w:rPr>
+          <w:shd w:val="pct15" w:color="auto" w:fill="FFFFFF"/>
+        </w:rPr>
+      </w:pPr>
+      <w:r>
+        <w:rPr>
+          <w:rFonts w:hint="eastAsia"/>
+          <w:shd w:val="pct15" w:color="auto" w:fill="FFFFFF"/>
         </w:rPr>
         <w:t>frac</w:t>
       </w:r>
       <w:r>
         <w:rPr>
           <w:rFonts w:hint="eastAsia"/>
+          <w:shd w:val="pct15" w:color="auto" w:fill="FFFFFF"/>
         </w:rPr>
         <w:t>：</w:t>
       </w:r>
       <w:r>
         <w:rPr>
           <w:rFonts w:hint="eastAsia"/>
+          <w:shd w:val="pct15" w:color="auto" w:fill="FFFFFF"/>
         </w:rPr>
         <w:t>0.0~1.0</w:t>
       </w:r>
@@ -3783,10 +3935,14 @@
           <w:numId w:val="26"/>
         </w:numPr>
         <w:ind w:firstLineChars="0"/>
-      </w:pPr>
-      <w:r>
-        <w:rPr>
-          <w:rFonts w:hint="eastAsia"/>
+        <w:rPr>
+          <w:shd w:val="pct15" w:color="auto" w:fill="FFFFFF"/>
+        </w:rPr>
+      </w:pPr>
+      <w:r>
+        <w:rPr>
+          <w:rFonts w:hint="eastAsia"/>
+          <w:shd w:val="pct15" w:color="auto" w:fill="FFFFFF"/>
         </w:rPr>
         <w:t>当匹配条件跨多个数据类型时，估算选择率</w:t>
       </w:r>
@@ -3794,9 +3950,6 @@
     <w:p>
       <w:pPr>
         <w:pStyle w:val="Heading4"/>
-        <w:rPr>
-          <w:rFonts w:hint="eastAsia"/>
-        </w:rPr>
       </w:pPr>
       <w:r>
         <w:rPr>
@@ -3806,11 +3959,6 @@
       </w:r>
     </w:p>
     <w:p>
-      <w:pPr>
-        <w:rPr>
-          <w:rFonts w:hint="eastAsia"/>
-        </w:rPr>
-      </w:pPr>
       <w:r>
         <w:rPr>
           <w:rFonts w:hint="eastAsia"/>
@@ -3846,7 +3994,13 @@
           <w:rFonts w:hint="eastAsia"/>
         </w:rPr>
         <w:lastRenderedPageBreak/>
-        <w:t>SYSSTAT.SYSFIELDSTAT</w:t>
+        <w:t>SYSSTAT.</w:t>
+      </w:r>
+      <w:r>
+        <w:rPr>
+          <w:rFonts w:hint="eastAsia"/>
+        </w:rPr>
+        <w:t>SYSINDEXSTAT</w:t>
       </w:r>
       <w:r>
         <w:rPr>
@@ -3869,9 +4023,6 @@
           <w:numId w:val="36"/>
         </w:numPr>
         <w:ind w:firstLineChars="0"/>
-        <w:rPr>
-          <w:rFonts w:hint="eastAsia"/>
-        </w:rPr>
       </w:pPr>
       <w:r>
         <w:rPr>
@@ -3900,15 +4051,18 @@
           <w:numId w:val="36"/>
         </w:numPr>
         <w:ind w:firstLineChars="0"/>
-        <w:rPr>
-          <w:rFonts w:hint="eastAsia"/>
-        </w:rPr>
-      </w:pPr>
-      <w:r>
-        <w:rPr>
-          <w:rFonts w:hint="eastAsia"/>
-        </w:rPr>
-        <w:t>SYSSTAT.SYSFIELDSTAT</w:t>
+      </w:pPr>
+      <w:r>
+        <w:rPr>
+          <w:rFonts w:hint="eastAsia"/>
+        </w:rPr>
+        <w:t>SYSSTAT.</w:t>
+      </w:r>
+      <w:r>
+        <w:rPr>
+          <w:rFonts w:hint="eastAsia"/>
+        </w:rPr>
+        <w:t>SYSINDEXSTAT</w:t>
       </w:r>
       <w:r>
         <w:rPr>
@@ -3917,19 +4071,8 @@
         <w:t>：存放字段的统计信息</w:t>
       </w:r>
     </w:p>
-    <w:p>
-      <w:pPr>
-        <w:rPr>
-          <w:rFonts w:hint="eastAsia"/>
-        </w:rPr>
-      </w:pPr>
-    </w:p>
-    <w:p>
-      <w:pPr>
-        <w:rPr>
-          <w:rFonts w:hint="eastAsia"/>
-        </w:rPr>
-      </w:pPr>
+    <w:p/>
+    <w:p>
       <w:r>
         <w:rPr>
           <w:rFonts w:hint="eastAsia"/>
@@ -3988,9 +4131,6 @@
     <w:p>
       <w:pPr>
         <w:pStyle w:val="Heading5"/>
-        <w:rPr>
-          <w:rFonts w:hint="eastAsia"/>
-        </w:rPr>
       </w:pPr>
       <w:r>
         <w:rPr>
@@ -4000,11 +4140,6 @@
       </w:r>
     </w:p>
     <w:p>
-      <w:pPr>
-        <w:rPr>
-          <w:rFonts w:hint="eastAsia"/>
-        </w:rPr>
-      </w:pPr>
       <w:r>
         <w:rPr>
           <w:rFonts w:hint="eastAsia"/>
@@ -4020,10 +4155,10 @@
         <w:tblLook w:val="04A0"/>
       </w:tblPr>
       <w:tblGrid>
-        <w:gridCol w:w="1096"/>
+        <w:gridCol w:w="1040"/>
         <w:gridCol w:w="1009"/>
         <w:gridCol w:w="666"/>
-        <w:gridCol w:w="4901"/>
+        <w:gridCol w:w="4474"/>
       </w:tblGrid>
       <w:tr>
         <w:tc>
@@ -4230,7 +4365,6 @@
             <w:pPr>
               <w:ind w:left="0"/>
               <w:rPr>
-                <w:rFonts w:hint="eastAsia"/>
                 <w:sz w:val="15"/>
                 <w:szCs w:val="15"/>
               </w:rPr>
@@ -4253,7 +4387,6 @@
             <w:pPr>
               <w:ind w:left="0"/>
               <w:rPr>
-                <w:rFonts w:hint="eastAsia"/>
                 <w:sz w:val="15"/>
                 <w:szCs w:val="15"/>
               </w:rPr>
@@ -4276,7 +4409,6 @@
             <w:pPr>
               <w:ind w:left="0"/>
               <w:rPr>
-                <w:rFonts w:hint="eastAsia"/>
                 <w:sz w:val="15"/>
                 <w:szCs w:val="15"/>
               </w:rPr>
@@ -4299,7 +4431,6 @@
             <w:pPr>
               <w:ind w:left="0"/>
               <w:rPr>
-                <w:rFonts w:hint="eastAsia"/>
                 <w:sz w:val="15"/>
                 <w:szCs w:val="15"/>
               </w:rPr>
@@ -4324,7 +4455,6 @@
             <w:pPr>
               <w:ind w:left="0"/>
               <w:rPr>
-                <w:rFonts w:hint="eastAsia"/>
                 <w:sz w:val="15"/>
                 <w:szCs w:val="15"/>
               </w:rPr>
@@ -4347,18 +4477,25 @@
             <w:pPr>
               <w:ind w:left="0"/>
               <w:rPr>
-                <w:rFonts w:hint="eastAsia"/>
-                <w:sz w:val="15"/>
-                <w:szCs w:val="15"/>
-              </w:rPr>
-            </w:pPr>
-            <w:r>
-              <w:rPr>
-                <w:rFonts w:hint="eastAsia"/>
-                <w:sz w:val="15"/>
-                <w:szCs w:val="15"/>
-              </w:rPr>
-              <w:t>NumberInt</w:t>
+                <w:sz w:val="15"/>
+                <w:szCs w:val="15"/>
+              </w:rPr>
+            </w:pPr>
+            <w:r>
+              <w:rPr>
+                <w:rFonts w:hint="eastAsia"/>
+                <w:sz w:val="15"/>
+                <w:szCs w:val="15"/>
+              </w:rPr>
+              <w:t>Number</w:t>
+            </w:r>
+            <w:r>
+              <w:rPr>
+                <w:rFonts w:hint="eastAsia"/>
+                <w:sz w:val="15"/>
+                <w:szCs w:val="15"/>
+              </w:rPr>
+              <w:t>Long</w:t>
             </w:r>
           </w:p>
         </w:tc>
@@ -4370,7 +4507,6 @@
             <w:pPr>
               <w:ind w:left="0"/>
               <w:rPr>
-                <w:rFonts w:hint="eastAsia"/>
                 <w:sz w:val="15"/>
                 <w:szCs w:val="15"/>
               </w:rPr>
@@ -4393,7 +4529,23 @@
             <w:pPr>
               <w:ind w:left="0"/>
               <w:rPr>
-                <w:rFonts w:hint="eastAsia"/>
+                <w:sz w:val="15"/>
+                <w:szCs w:val="15"/>
+              </w:rPr>
+            </w:pPr>
+            <w:r>
+              <w:rPr>
+                <w:rFonts w:hint="eastAsia"/>
+                <w:sz w:val="15"/>
+                <w:szCs w:val="15"/>
+              </w:rPr>
+              <w:t>统计收集时的文档个数</w:t>
+            </w:r>
+          </w:p>
+          <w:p>
+            <w:pPr>
+              <w:ind w:left="0"/>
+              <w:rPr>
                 <w:sz w:val="15"/>
                 <w:szCs w:val="15"/>
               </w:rPr>
@@ -4450,258 +4602,6 @@
             <w:pPr>
               <w:ind w:left="0"/>
               <w:rPr>
-                <w:rFonts w:hint="eastAsia"/>
-                <w:sz w:val="15"/>
-                <w:szCs w:val="15"/>
-              </w:rPr>
-            </w:pPr>
-            <w:r>
-              <w:rPr>
-                <w:rFonts w:hint="eastAsia"/>
-                <w:sz w:val="15"/>
-                <w:szCs w:val="15"/>
-              </w:rPr>
-              <w:t>TotalPageNum</w:t>
-            </w:r>
-          </w:p>
-        </w:tc>
-        <w:tc>
-          <w:tcPr>
-            <w:tcW w:w="0" w:type="auto"/>
-          </w:tcPr>
-          <w:p>
-            <w:pPr>
-              <w:ind w:left="0"/>
-              <w:rPr>
-                <w:rFonts w:hint="eastAsia"/>
-                <w:sz w:val="15"/>
-                <w:szCs w:val="15"/>
-              </w:rPr>
-            </w:pPr>
-            <w:r>
-              <w:rPr>
-                <w:rFonts w:hint="eastAsia"/>
-                <w:sz w:val="15"/>
-                <w:szCs w:val="15"/>
-              </w:rPr>
-              <w:t>NumberInt</w:t>
-            </w:r>
-          </w:p>
-        </w:tc>
-        <w:tc>
-          <w:tcPr>
-            <w:tcW w:w="0" w:type="auto"/>
-          </w:tcPr>
-          <w:p>
-            <w:pPr>
-              <w:ind w:left="0"/>
-              <w:rPr>
-                <w:rFonts w:hint="eastAsia"/>
-                <w:sz w:val="15"/>
-                <w:szCs w:val="15"/>
-              </w:rPr>
-            </w:pPr>
-            <w:r>
-              <w:rPr>
-                <w:rFonts w:hint="eastAsia"/>
-                <w:sz w:val="15"/>
-                <w:szCs w:val="15"/>
-              </w:rPr>
-              <w:t>0</w:t>
-            </w:r>
-          </w:p>
-        </w:tc>
-        <w:tc>
-          <w:tcPr>
-            <w:tcW w:w="0" w:type="auto"/>
-          </w:tcPr>
-          <w:p>
-            <w:pPr>
-              <w:ind w:left="0"/>
-              <w:rPr>
-                <w:rFonts w:hint="eastAsia"/>
-                <w:sz w:val="15"/>
-                <w:szCs w:val="15"/>
-              </w:rPr>
-            </w:pPr>
-            <w:r>
-              <w:rPr>
-                <w:rFonts w:hint="eastAsia"/>
-                <w:sz w:val="15"/>
-                <w:szCs w:val="15"/>
-              </w:rPr>
-              <w:t>对应</w:t>
-            </w:r>
-            <w:r>
-              <w:rPr>
-                <w:rFonts w:hint="eastAsia"/>
-                <w:sz w:val="15"/>
-                <w:szCs w:val="15"/>
-              </w:rPr>
-              <w:t>dmsMBStatInfo</w:t>
-            </w:r>
-            <w:r>
-              <w:rPr>
-                <w:rFonts w:hint="eastAsia"/>
-                <w:sz w:val="15"/>
-                <w:szCs w:val="15"/>
-              </w:rPr>
-              <w:t>的</w:t>
-            </w:r>
-            <w:r>
-              <w:rPr>
-                <w:rFonts w:hint="eastAsia"/>
-                <w:sz w:val="15"/>
-                <w:szCs w:val="15"/>
-              </w:rPr>
-              <w:t>_totalDataPages</w:t>
-            </w:r>
-            <w:r>
-              <w:rPr>
-                <w:rFonts w:hint="eastAsia"/>
-                <w:sz w:val="15"/>
-                <w:szCs w:val="15"/>
-              </w:rPr>
-              <w:t>，用于对比统计信息是否过期</w:t>
-            </w:r>
-          </w:p>
-        </w:tc>
-      </w:tr>
-      <w:tr>
-        <w:tc>
-          <w:tcPr>
-            <w:tcW w:w="0" w:type="auto"/>
-          </w:tcPr>
-          <w:p>
-            <w:pPr>
-              <w:ind w:left="0"/>
-              <w:rPr>
-                <w:rFonts w:hint="eastAsia"/>
-                <w:sz w:val="15"/>
-                <w:szCs w:val="15"/>
-              </w:rPr>
-            </w:pPr>
-            <w:r>
-              <w:rPr>
-                <w:rFonts w:hint="eastAsia"/>
-                <w:sz w:val="15"/>
-                <w:szCs w:val="15"/>
-              </w:rPr>
-              <w:t>TotalFreeSize</w:t>
-            </w:r>
-          </w:p>
-        </w:tc>
-        <w:tc>
-          <w:tcPr>
-            <w:tcW w:w="0" w:type="auto"/>
-          </w:tcPr>
-          <w:p>
-            <w:pPr>
-              <w:ind w:left="0"/>
-              <w:rPr>
-                <w:rFonts w:hint="eastAsia"/>
-                <w:sz w:val="15"/>
-                <w:szCs w:val="15"/>
-              </w:rPr>
-            </w:pPr>
-            <w:r>
-              <w:rPr>
-                <w:rFonts w:hint="eastAsia"/>
-                <w:sz w:val="15"/>
-                <w:szCs w:val="15"/>
-              </w:rPr>
-              <w:t>NumberLong</w:t>
-            </w:r>
-          </w:p>
-        </w:tc>
-        <w:tc>
-          <w:tcPr>
-            <w:tcW w:w="0" w:type="auto"/>
-          </w:tcPr>
-          <w:p>
-            <w:pPr>
-              <w:ind w:left="0"/>
-              <w:rPr>
-                <w:rFonts w:hint="eastAsia"/>
-                <w:sz w:val="15"/>
-                <w:szCs w:val="15"/>
-              </w:rPr>
-            </w:pPr>
-            <w:r>
-              <w:rPr>
-                <w:rFonts w:hint="eastAsia"/>
-                <w:sz w:val="15"/>
-                <w:szCs w:val="15"/>
-              </w:rPr>
-              <w:t>0</w:t>
-            </w:r>
-          </w:p>
-        </w:tc>
-        <w:tc>
-          <w:tcPr>
-            <w:tcW w:w="0" w:type="auto"/>
-          </w:tcPr>
-          <w:p>
-            <w:pPr>
-              <w:ind w:left="0"/>
-              <w:rPr>
-                <w:rFonts w:hint="eastAsia"/>
-                <w:sz w:val="15"/>
-                <w:szCs w:val="15"/>
-              </w:rPr>
-            </w:pPr>
-            <w:r>
-              <w:rPr>
-                <w:rFonts w:hint="eastAsia"/>
-                <w:sz w:val="15"/>
-                <w:szCs w:val="15"/>
-              </w:rPr>
-              <w:t>对应</w:t>
-            </w:r>
-            <w:r>
-              <w:rPr>
-                <w:rFonts w:hint="eastAsia"/>
-                <w:sz w:val="15"/>
-                <w:szCs w:val="15"/>
-              </w:rPr>
-              <w:t>dmsMBStatInfo</w:t>
-            </w:r>
-            <w:r>
-              <w:rPr>
-                <w:rFonts w:hint="eastAsia"/>
-                <w:sz w:val="15"/>
-                <w:szCs w:val="15"/>
-              </w:rPr>
-              <w:t>的</w:t>
-            </w:r>
-            <w:r>
-              <w:rPr>
-                <w:rFonts w:hint="eastAsia"/>
-                <w:sz w:val="15"/>
-                <w:szCs w:val="15"/>
-              </w:rPr>
-              <w:t>_totalDataFreeSpace</w:t>
-            </w:r>
-            <w:r>
-              <w:rPr>
-                <w:rFonts w:hint="eastAsia"/>
-                <w:sz w:val="15"/>
-                <w:szCs w:val="15"/>
-              </w:rPr>
-              <w:t>，用于对比统计信息是否过期</w:t>
-            </w:r>
-          </w:p>
-        </w:tc>
-      </w:tr>
-      <w:tr>
-        <w:tc>
-          <w:tcPr>
-            <w:tcW w:w="0" w:type="auto"/>
-          </w:tcPr>
-          <w:p>
-            <w:pPr>
-              <w:ind w:left="0"/>
-              <w:rPr>
                 <w:sz w:val="15"/>
                 <w:szCs w:val="15"/>
               </w:rPr>
@@ -4784,19 +4684,8 @@
         </w:tc>
       </w:tr>
     </w:tbl>
-    <w:p>
-      <w:pPr>
-        <w:rPr>
-          <w:rFonts w:hint="eastAsia"/>
-        </w:rPr>
-      </w:pPr>
-    </w:p>
-    <w:p>
-      <w:pPr>
-        <w:rPr>
-          <w:rFonts w:hint="eastAsia"/>
-        </w:rPr>
-      </w:pPr>
+    <w:p/>
+    <w:p>
       <w:r>
         <w:rPr>
           <w:rFonts w:hint="eastAsia"/>
@@ -4805,11 +4694,6 @@
       </w:r>
     </w:p>
     <w:p>
-      <w:pPr>
-        <w:rPr>
-          <w:rFonts w:hint="eastAsia"/>
-        </w:rPr>
-      </w:pPr>
       <w:r>
         <w:rPr>
           <w:rFonts w:hint="eastAsia"/>
@@ -4820,23 +4704,21 @@
     <w:p>
       <w:pPr>
         <w:pStyle w:val="Heading5"/>
-        <w:rPr>
-          <w:rFonts w:hint="eastAsia"/>
-        </w:rPr>
-      </w:pPr>
-      <w:r>
-        <w:rPr>
-          <w:rFonts w:hint="eastAsia"/>
-        </w:rPr>
-        <w:t>SYSSTAT.SYSFIELDSTAT</w:t>
-      </w:r>
-    </w:p>
-    <w:p>
-      <w:pPr>
-        <w:rPr>
-          <w:rFonts w:hint="eastAsia"/>
-        </w:rPr>
-      </w:pPr>
+      </w:pPr>
+      <w:r>
+        <w:rPr>
+          <w:rFonts w:hint="eastAsia"/>
+        </w:rPr>
+        <w:t>SYSSTAT.</w:t>
+      </w:r>
+      <w:r>
+        <w:rPr>
+          <w:rFonts w:hint="eastAsia"/>
+        </w:rPr>
+        <w:t>SYSINDEXSTAT</w:t>
+      </w:r>
+    </w:p>
+    <w:p>
       <w:r>
         <w:rPr>
           <w:rFonts w:hint="eastAsia"/>
@@ -4855,8 +4737,8 @@
         <w:gridCol w:w="1334"/>
         <w:gridCol w:w="1156"/>
         <w:gridCol w:w="839"/>
-        <w:gridCol w:w="796"/>
-        <w:gridCol w:w="4040"/>
+        <w:gridCol w:w="586"/>
+        <w:gridCol w:w="4250"/>
       </w:tblGrid>
       <w:tr>
         <w:tc>
@@ -4933,7 +4815,6 @@
             <w:pPr>
               <w:ind w:left="0"/>
               <w:rPr>
-                <w:rFonts w:hint="eastAsia"/>
                 <w:sz w:val="15"/>
                 <w:szCs w:val="15"/>
               </w:rPr>
@@ -4990,6 +4871,14 @@
                 <w:sz w:val="15"/>
                 <w:szCs w:val="15"/>
               </w:rPr>
+              <w:t>Index</w:t>
+            </w:r>
+            <w:r>
+              <w:rPr>
+                <w:rFonts w:hint="eastAsia"/>
+                <w:sz w:val="15"/>
+                <w:szCs w:val="15"/>
+              </w:rPr>
               <w:t>Name</w:t>
             </w:r>
           </w:p>
@@ -5014,14 +4903,6 @@
               </w:rPr>
               <w:t>String</w:t>
             </w:r>
-            <w:r>
-              <w:rPr>
-                <w:rFonts w:hint="eastAsia"/>
-                <w:sz w:val="15"/>
-                <w:szCs w:val="15"/>
-              </w:rPr>
-              <w:t xml:space="preserve"> / Array</w:t>
-            </w:r>
           </w:p>
         </w:tc>
         <w:tc>
@@ -5054,7 +4935,6 @@
             <w:pPr>
               <w:ind w:left="0"/>
               <w:rPr>
-                <w:rFonts w:hint="eastAsia"/>
                 <w:sz w:val="15"/>
                 <w:szCs w:val="15"/>
               </w:rPr>
@@ -5079,7 +4959,15 @@
                 <w:sz w:val="15"/>
                 <w:szCs w:val="15"/>
               </w:rPr>
-              <w:t>统计字段</w:t>
+              <w:t>统计</w:t>
+            </w:r>
+            <w:r>
+              <w:rPr>
+                <w:rFonts w:hint="eastAsia"/>
+                <w:sz w:val="15"/>
+                <w:szCs w:val="15"/>
+              </w:rPr>
+              <w:t>Index</w:t>
             </w:r>
             <w:r>
               <w:rPr>
@@ -5088,22 +4976,6 @@
                 <w:szCs w:val="15"/>
               </w:rPr>
               <w:t>的名称</w:t>
-            </w:r>
-            <w:r>
-              <w:rPr>
-                <w:rFonts w:hint="eastAsia"/>
-                <w:sz w:val="15"/>
-                <w:szCs w:val="15"/>
-              </w:rPr>
-              <w:t>，如果有多个字段使用</w:t>
-            </w:r>
-            <w:r>
-              <w:rPr>
-                <w:rFonts w:hint="eastAsia"/>
-                <w:sz w:val="15"/>
-                <w:szCs w:val="15"/>
-              </w:rPr>
-              <w:t>Array</w:t>
             </w:r>
           </w:p>
         </w:tc>
@@ -5117,7 +4989,6 @@
             <w:pPr>
               <w:ind w:left="0"/>
               <w:rPr>
-                <w:rFonts w:hint="eastAsia"/>
                 <w:sz w:val="15"/>
                 <w:szCs w:val="15"/>
               </w:rPr>
@@ -5140,7 +5011,6 @@
             <w:pPr>
               <w:ind w:left="0"/>
               <w:rPr>
-                <w:rFonts w:hint="eastAsia"/>
                 <w:sz w:val="15"/>
                 <w:szCs w:val="15"/>
               </w:rPr>
@@ -5163,7 +5033,6 @@
             <w:pPr>
               <w:ind w:left="0"/>
               <w:rPr>
-                <w:rFonts w:hint="eastAsia"/>
                 <w:sz w:val="15"/>
                 <w:szCs w:val="15"/>
               </w:rPr>
@@ -5186,7 +5055,6 @@
             <w:pPr>
               <w:ind w:left="0"/>
               <w:rPr>
-                <w:rFonts w:hint="eastAsia"/>
                 <w:sz w:val="15"/>
                 <w:szCs w:val="15"/>
               </w:rPr>
@@ -5201,7 +5069,6 @@
             <w:pPr>
               <w:ind w:left="0"/>
               <w:rPr>
-                <w:rFonts w:hint="eastAsia"/>
                 <w:sz w:val="15"/>
                 <w:szCs w:val="15"/>
               </w:rPr>
@@ -5242,18 +5109,17 @@
             <w:pPr>
               <w:ind w:left="0"/>
               <w:rPr>
-                <w:rFonts w:hint="eastAsia"/>
-                <w:sz w:val="15"/>
-                <w:szCs w:val="15"/>
-              </w:rPr>
-            </w:pPr>
-            <w:r>
-              <w:rPr>
-                <w:rFonts w:hint="eastAsia"/>
-                <w:sz w:val="15"/>
-                <w:szCs w:val="15"/>
-              </w:rPr>
-              <w:t>Version</w:t>
+                <w:sz w:val="15"/>
+                <w:szCs w:val="15"/>
+              </w:rPr>
+            </w:pPr>
+            <w:r>
+              <w:rPr>
+                <w:rFonts w:hint="eastAsia"/>
+                <w:sz w:val="15"/>
+                <w:szCs w:val="15"/>
+              </w:rPr>
+              <w:t>KeyPattern</w:t>
             </w:r>
           </w:p>
         </w:tc>
@@ -5265,18 +5131,17 @@
             <w:pPr>
               <w:ind w:left="0"/>
               <w:rPr>
-                <w:rFonts w:hint="eastAsia"/>
-                <w:sz w:val="15"/>
-                <w:szCs w:val="15"/>
-              </w:rPr>
-            </w:pPr>
-            <w:r>
-              <w:rPr>
-                <w:rFonts w:hint="eastAsia"/>
-                <w:sz w:val="15"/>
-                <w:szCs w:val="15"/>
-              </w:rPr>
-              <w:t>Timestamp</w:t>
+                <w:sz w:val="15"/>
+                <w:szCs w:val="15"/>
+              </w:rPr>
+            </w:pPr>
+            <w:r>
+              <w:rPr>
+                <w:rFonts w:hint="eastAsia"/>
+                <w:sz w:val="15"/>
+                <w:szCs w:val="15"/>
+              </w:rPr>
+              <w:t>BSONObj</w:t>
             </w:r>
           </w:p>
         </w:tc>
@@ -5288,18 +5153,17 @@
             <w:pPr>
               <w:ind w:left="0"/>
               <w:rPr>
-                <w:rFonts w:hint="eastAsia"/>
-                <w:sz w:val="15"/>
-                <w:szCs w:val="15"/>
-              </w:rPr>
-            </w:pPr>
-            <w:r>
-              <w:rPr>
-                <w:rFonts w:hint="eastAsia"/>
-                <w:sz w:val="15"/>
-                <w:szCs w:val="15"/>
-              </w:rPr>
-              <w:t>0</w:t>
+                <w:sz w:val="15"/>
+                <w:szCs w:val="15"/>
+              </w:rPr>
+            </w:pPr>
+            <w:r>
+              <w:rPr>
+                <w:rFonts w:hint="eastAsia"/>
+                <w:sz w:val="15"/>
+                <w:szCs w:val="15"/>
+              </w:rPr>
+              <w:t>--</w:t>
             </w:r>
           </w:p>
         </w:tc>
@@ -5311,7 +5175,6 @@
             <w:pPr>
               <w:ind w:left="0"/>
               <w:rPr>
-                <w:rFonts w:hint="eastAsia"/>
                 <w:sz w:val="15"/>
                 <w:szCs w:val="15"/>
               </w:rPr>
@@ -5326,50 +5189,33 @@
             <w:pPr>
               <w:ind w:left="0"/>
               <w:rPr>
-                <w:rFonts w:hint="eastAsia"/>
-                <w:sz w:val="15"/>
-                <w:szCs w:val="15"/>
-              </w:rPr>
-            </w:pPr>
-            <w:r>
-              <w:rPr>
-                <w:rFonts w:hint="eastAsia"/>
-                <w:sz w:val="15"/>
-                <w:szCs w:val="15"/>
-              </w:rPr>
-              <w:t>统计收集的时间戳</w:t>
-            </w:r>
-            <w:r>
-              <w:rPr>
-                <w:rFonts w:hint="eastAsia"/>
-                <w:sz w:val="15"/>
-                <w:szCs w:val="15"/>
-              </w:rPr>
-              <w:t>，对应</w:t>
-            </w:r>
-            <w:r>
-              <w:rPr>
-                <w:rFonts w:hint="eastAsia"/>
-                <w:sz w:val="15"/>
-                <w:szCs w:val="15"/>
-              </w:rPr>
-              <w:t>SYSCOLLECTIONSTAT</w:t>
-            </w:r>
-            <w:r>
-              <w:rPr>
-                <w:rFonts w:hint="eastAsia"/>
-                <w:sz w:val="15"/>
-                <w:szCs w:val="15"/>
-              </w:rPr>
-              <w:t>的</w:t>
-            </w:r>
-            <w:r>
-              <w:rPr>
-                <w:rFonts w:hint="eastAsia"/>
-                <w:sz w:val="15"/>
-                <w:szCs w:val="15"/>
-              </w:rPr>
-              <w:t>Version</w:t>
+                <w:sz w:val="15"/>
+                <w:szCs w:val="15"/>
+              </w:rPr>
+            </w:pPr>
+            <w:r>
+              <w:rPr>
+                <w:rFonts w:hint="eastAsia"/>
+                <w:sz w:val="15"/>
+                <w:szCs w:val="15"/>
+              </w:rPr>
+              <w:t>统计索引</w:t>
+            </w:r>
+            <w:r>
+              <w:rPr>
+                <w:rFonts w:hint="eastAsia"/>
+                <w:sz w:val="15"/>
+                <w:szCs w:val="15"/>
+              </w:rPr>
+              <w:t>的字段定义，例如：</w:t>
+            </w:r>
+            <w:r>
+              <w:rPr>
+                <w:rFonts w:hint="eastAsia"/>
+                <w:sz w:val="15"/>
+                <w:szCs w:val="15"/>
+              </w:rPr>
+              <w:t>{a:1, b:-1}</w:t>
             </w:r>
           </w:p>
         </w:tc>
@@ -5383,18 +5229,17 @@
             <w:pPr>
               <w:ind w:left="0"/>
               <w:rPr>
-                <w:rFonts w:hint="eastAsia"/>
-                <w:sz w:val="15"/>
-                <w:szCs w:val="15"/>
-              </w:rPr>
-            </w:pPr>
-            <w:r>
-              <w:rPr>
-                <w:rFonts w:hint="eastAsia"/>
-                <w:sz w:val="15"/>
-                <w:szCs w:val="15"/>
-              </w:rPr>
-              <w:t>Index</w:t>
+                <w:sz w:val="15"/>
+                <w:szCs w:val="15"/>
+              </w:rPr>
+            </w:pPr>
+            <w:r>
+              <w:rPr>
+                <w:rFonts w:hint="eastAsia"/>
+                <w:sz w:val="15"/>
+                <w:szCs w:val="15"/>
+              </w:rPr>
+              <w:t>Version</w:t>
             </w:r>
           </w:p>
         </w:tc>
@@ -5406,18 +5251,17 @@
             <w:pPr>
               <w:ind w:left="0"/>
               <w:rPr>
-                <w:rFonts w:hint="eastAsia"/>
-                <w:sz w:val="15"/>
-                <w:szCs w:val="15"/>
-              </w:rPr>
-            </w:pPr>
-            <w:r>
-              <w:rPr>
-                <w:rFonts w:hint="eastAsia"/>
-                <w:sz w:val="15"/>
-                <w:szCs w:val="15"/>
-              </w:rPr>
-              <w:t>String</w:t>
+                <w:sz w:val="15"/>
+                <w:szCs w:val="15"/>
+              </w:rPr>
+            </w:pPr>
+            <w:r>
+              <w:rPr>
+                <w:rFonts w:hint="eastAsia"/>
+                <w:sz w:val="15"/>
+                <w:szCs w:val="15"/>
+              </w:rPr>
+              <w:t>Timestamp</w:t>
             </w:r>
           </w:p>
         </w:tc>
@@ -5429,18 +5273,17 @@
             <w:pPr>
               <w:ind w:left="0"/>
               <w:rPr>
-                <w:rFonts w:hint="eastAsia"/>
-                <w:sz w:val="15"/>
-                <w:szCs w:val="15"/>
-              </w:rPr>
-            </w:pPr>
-            <w:r>
-              <w:rPr>
-                <w:rFonts w:hint="eastAsia"/>
-                <w:sz w:val="15"/>
-                <w:szCs w:val="15"/>
-              </w:rPr>
-              <w:t>--</w:t>
+                <w:sz w:val="15"/>
+                <w:szCs w:val="15"/>
+              </w:rPr>
+            </w:pPr>
+            <w:r>
+              <w:rPr>
+                <w:rFonts w:hint="eastAsia"/>
+                <w:sz w:val="15"/>
+                <w:szCs w:val="15"/>
+              </w:rPr>
+              <w:t>0</w:t>
             </w:r>
           </w:p>
         </w:tc>
@@ -5452,7 +5295,6 @@
             <w:pPr>
               <w:ind w:left="0"/>
               <w:rPr>
-                <w:rFonts w:hint="eastAsia"/>
                 <w:sz w:val="15"/>
                 <w:szCs w:val="15"/>
               </w:rPr>
@@ -5467,34 +5309,49 @@
             <w:pPr>
               <w:ind w:left="0"/>
               <w:rPr>
-                <w:rFonts w:hint="eastAsia"/>
-                <w:sz w:val="15"/>
-                <w:szCs w:val="15"/>
-              </w:rPr>
-            </w:pPr>
-            <w:r>
-              <w:rPr>
-                <w:rFonts w:hint="eastAsia"/>
-                <w:sz w:val="15"/>
-                <w:szCs w:val="15"/>
-              </w:rPr>
-              <w:t>统计字段所在</w:t>
-            </w:r>
-            <w:r>
-              <w:rPr>
-                <w:rFonts w:hint="eastAsia"/>
-                <w:sz w:val="15"/>
-                <w:szCs w:val="15"/>
-              </w:rPr>
-              <w:t>Index</w:t>
-            </w:r>
-            <w:r>
-              <w:rPr>
-                <w:rFonts w:hint="eastAsia"/>
-                <w:sz w:val="15"/>
-                <w:szCs w:val="15"/>
-              </w:rPr>
-              <w:t>的名称</w:t>
+                <w:sz w:val="15"/>
+                <w:szCs w:val="15"/>
+              </w:rPr>
+            </w:pPr>
+            <w:r>
+              <w:rPr>
+                <w:rFonts w:hint="eastAsia"/>
+                <w:sz w:val="15"/>
+                <w:szCs w:val="15"/>
+              </w:rPr>
+              <w:t>统计收集的时间戳</w:t>
+            </w:r>
+            <w:r>
+              <w:rPr>
+                <w:rFonts w:hint="eastAsia"/>
+                <w:sz w:val="15"/>
+                <w:szCs w:val="15"/>
+              </w:rPr>
+              <w:t>，对应</w:t>
+            </w:r>
+            <w:r>
+              <w:rPr>
+                <w:rFonts w:hint="eastAsia"/>
+                <w:sz w:val="15"/>
+                <w:szCs w:val="15"/>
+              </w:rPr>
+              <w:t>SYSCOLLECTIONSTAT</w:t>
+            </w:r>
+            <w:r>
+              <w:rPr>
+                <w:rFonts w:hint="eastAsia"/>
+                <w:sz w:val="15"/>
+                <w:szCs w:val="15"/>
+              </w:rPr>
+              <w:t>的</w:t>
+            </w:r>
+            <w:r>
+              <w:rPr>
+                <w:rFonts w:hint="eastAsia"/>
+                <w:sz w:val="15"/>
+                <w:szCs w:val="15"/>
+              </w:rPr>
+              <w:t>Version</w:t>
             </w:r>
           </w:p>
         </w:tc>
@@ -5508,18 +5365,17 @@
             <w:pPr>
               <w:ind w:left="0"/>
               <w:rPr>
-                <w:rFonts w:hint="eastAsia"/>
-                <w:sz w:val="15"/>
-                <w:szCs w:val="15"/>
-              </w:rPr>
-            </w:pPr>
-            <w:r>
-              <w:rPr>
-                <w:rFonts w:hint="eastAsia"/>
-                <w:sz w:val="15"/>
-                <w:szCs w:val="15"/>
-              </w:rPr>
-              <w:t>IndexPageNum</w:t>
+                <w:sz w:val="15"/>
+                <w:szCs w:val="15"/>
+              </w:rPr>
+            </w:pPr>
+            <w:r>
+              <w:rPr>
+                <w:rFonts w:hint="eastAsia"/>
+                <w:sz w:val="15"/>
+                <w:szCs w:val="15"/>
+              </w:rPr>
+              <w:t>SampleNum</w:t>
             </w:r>
           </w:p>
         </w:tc>
@@ -5531,18 +5387,17 @@
             <w:pPr>
               <w:ind w:left="0"/>
               <w:rPr>
-                <w:rFonts w:hint="eastAsia"/>
-                <w:sz w:val="15"/>
-                <w:szCs w:val="15"/>
-              </w:rPr>
-            </w:pPr>
-            <w:r>
-              <w:rPr>
-                <w:rFonts w:hint="eastAsia"/>
-                <w:sz w:val="15"/>
-                <w:szCs w:val="15"/>
-              </w:rPr>
-              <w:t>NumberInt</w:t>
+                <w:sz w:val="15"/>
+                <w:szCs w:val="15"/>
+              </w:rPr>
+            </w:pPr>
+            <w:r>
+              <w:rPr>
+                <w:rFonts w:hint="eastAsia"/>
+                <w:sz w:val="15"/>
+                <w:szCs w:val="15"/>
+              </w:rPr>
+              <w:t>NumberLong</w:t>
             </w:r>
           </w:p>
         </w:tc>
@@ -5554,7 +5409,6 @@
             <w:pPr>
               <w:ind w:left="0"/>
               <w:rPr>
-                <w:rFonts w:hint="eastAsia"/>
                 <w:sz w:val="15"/>
                 <w:szCs w:val="15"/>
               </w:rPr>
@@ -5577,7 +5431,6 @@
             <w:pPr>
               <w:ind w:left="0"/>
               <w:rPr>
-                <w:rFonts w:hint="eastAsia"/>
                 <w:sz w:val="15"/>
                 <w:szCs w:val="15"/>
               </w:rPr>
@@ -5592,18 +5445,33 @@
             <w:pPr>
               <w:ind w:left="0"/>
               <w:rPr>
-                <w:rFonts w:hint="eastAsia"/>
-                <w:sz w:val="15"/>
-                <w:szCs w:val="15"/>
-              </w:rPr>
-            </w:pPr>
-            <w:r>
-              <w:rPr>
-                <w:rFonts w:hint="eastAsia"/>
-                <w:sz w:val="15"/>
-                <w:szCs w:val="15"/>
-              </w:rPr>
-              <w:t>统计索引的页个数</w:t>
+                <w:sz w:val="15"/>
+                <w:szCs w:val="15"/>
+              </w:rPr>
+            </w:pPr>
+            <w:r>
+              <w:rPr>
+                <w:rFonts w:hint="eastAsia"/>
+                <w:sz w:val="15"/>
+                <w:szCs w:val="15"/>
+              </w:rPr>
+              <w:t>统计时抽样的</w:t>
+            </w:r>
+            <w:r>
+              <w:rPr>
+                <w:rFonts w:hint="eastAsia"/>
+                <w:sz w:val="15"/>
+                <w:szCs w:val="15"/>
+              </w:rPr>
+              <w:t>索引项</w:t>
+            </w:r>
+            <w:r>
+              <w:rPr>
+                <w:rFonts w:hint="eastAsia"/>
+                <w:sz w:val="15"/>
+                <w:szCs w:val="15"/>
+              </w:rPr>
+              <w:t>个数</w:t>
             </w:r>
           </w:p>
         </w:tc>
@@ -5617,18 +5485,17 @@
             <w:pPr>
               <w:ind w:left="0"/>
               <w:rPr>
-                <w:rFonts w:hint="eastAsia"/>
-                <w:sz w:val="15"/>
-                <w:szCs w:val="15"/>
-              </w:rPr>
-            </w:pPr>
-            <w:r>
-              <w:rPr>
-                <w:rFonts w:hint="eastAsia"/>
-                <w:sz w:val="15"/>
-                <w:szCs w:val="15"/>
-              </w:rPr>
-              <w:t>IndexFreeSpace</w:t>
+                <w:sz w:val="15"/>
+                <w:szCs w:val="15"/>
+              </w:rPr>
+            </w:pPr>
+            <w:r>
+              <w:rPr>
+                <w:rFonts w:hint="eastAsia"/>
+                <w:sz w:val="15"/>
+                <w:szCs w:val="15"/>
+              </w:rPr>
+              <w:t>TotalDocNum</w:t>
             </w:r>
           </w:p>
         </w:tc>
@@ -5640,7 +5507,6 @@
             <w:pPr>
               <w:ind w:left="0"/>
               <w:rPr>
-                <w:rFonts w:hint="eastAsia"/>
                 <w:sz w:val="15"/>
                 <w:szCs w:val="15"/>
               </w:rPr>
@@ -5663,7 +5529,6 @@
             <w:pPr>
               <w:ind w:left="0"/>
               <w:rPr>
-                <w:rFonts w:hint="eastAsia"/>
                 <w:sz w:val="15"/>
                 <w:szCs w:val="15"/>
               </w:rPr>
@@ -5686,7 +5551,6 @@
             <w:pPr>
               <w:ind w:left="0"/>
               <w:rPr>
-                <w:rFonts w:hint="eastAsia"/>
                 <w:sz w:val="15"/>
                 <w:szCs w:val="15"/>
               </w:rPr>
@@ -5701,18 +5565,106 @@
             <w:pPr>
               <w:ind w:left="0"/>
               <w:rPr>
-                <w:rFonts w:hint="eastAsia"/>
-                <w:sz w:val="15"/>
-                <w:szCs w:val="15"/>
-              </w:rPr>
-            </w:pPr>
-            <w:r>
-              <w:rPr>
-                <w:rFonts w:hint="eastAsia"/>
-                <w:sz w:val="15"/>
-                <w:szCs w:val="15"/>
-              </w:rPr>
-              <w:t>统计索引的剩余空间</w:t>
+                <w:sz w:val="15"/>
+                <w:szCs w:val="15"/>
+              </w:rPr>
+            </w:pPr>
+            <w:r>
+              <w:rPr>
+                <w:rFonts w:hint="eastAsia"/>
+                <w:sz w:val="15"/>
+                <w:szCs w:val="15"/>
+              </w:rPr>
+              <w:t>统计收集时的文档个数</w:t>
+            </w:r>
+            <w:r>
+              <w:rPr>
+                <w:rFonts w:hint="eastAsia"/>
+                <w:sz w:val="15"/>
+                <w:szCs w:val="15"/>
+              </w:rPr>
+              <w:t>（收集时间不同，因此可能与</w:t>
+            </w:r>
+            <w:r>
+              <w:rPr>
+                <w:rFonts w:hint="eastAsia"/>
+                <w:sz w:val="15"/>
+                <w:szCs w:val="15"/>
+              </w:rPr>
+              <w:t>SYSSTAT.SYSCOLLECTIONSTAT</w:t>
+            </w:r>
+            <w:r>
+              <w:rPr>
+                <w:rFonts w:hint="eastAsia"/>
+                <w:sz w:val="15"/>
+                <w:szCs w:val="15"/>
+              </w:rPr>
+              <w:t>的</w:t>
+            </w:r>
+            <w:r>
+              <w:rPr>
+                <w:rFonts w:hint="eastAsia"/>
+                <w:sz w:val="15"/>
+                <w:szCs w:val="15"/>
+              </w:rPr>
+              <w:t>TotalDocNum</w:t>
+            </w:r>
+            <w:r>
+              <w:rPr>
+                <w:rFonts w:hint="eastAsia"/>
+                <w:sz w:val="15"/>
+                <w:szCs w:val="15"/>
+              </w:rPr>
+              <w:t>不相等）</w:t>
+            </w:r>
+          </w:p>
+          <w:p>
+            <w:pPr>
+              <w:ind w:left="0"/>
+              <w:rPr>
+                <w:sz w:val="15"/>
+                <w:szCs w:val="15"/>
+              </w:rPr>
+            </w:pPr>
+            <w:r>
+              <w:rPr>
+                <w:rFonts w:hint="eastAsia"/>
+                <w:sz w:val="15"/>
+                <w:szCs w:val="15"/>
+              </w:rPr>
+              <w:t>对应</w:t>
+            </w:r>
+            <w:r>
+              <w:rPr>
+                <w:rFonts w:hint="eastAsia"/>
+                <w:sz w:val="15"/>
+                <w:szCs w:val="15"/>
+              </w:rPr>
+              <w:t>dmsMBStatInfo</w:t>
+            </w:r>
+            <w:r>
+              <w:rPr>
+                <w:rFonts w:hint="eastAsia"/>
+                <w:sz w:val="15"/>
+                <w:szCs w:val="15"/>
+              </w:rPr>
+              <w:t>的</w:t>
+            </w:r>
+            <w:r>
+              <w:rPr>
+                <w:rFonts w:hint="eastAsia"/>
+                <w:sz w:val="15"/>
+                <w:szCs w:val="15"/>
+              </w:rPr>
+              <w:t>_totalRecords</w:t>
+            </w:r>
+            <w:r>
+              <w:rPr>
+                <w:rFonts w:hint="eastAsia"/>
+                <w:sz w:val="15"/>
+                <w:szCs w:val="15"/>
+              </w:rPr>
+              <w:t>，用于对比统计信息是否过期</w:t>
             </w:r>
           </w:p>
         </w:tc>
@@ -5726,18 +5678,17 @@
             <w:pPr>
               <w:ind w:left="0"/>
               <w:rPr>
-                <w:rFonts w:hint="eastAsia"/>
-                <w:sz w:val="15"/>
-                <w:szCs w:val="15"/>
-              </w:rPr>
-            </w:pPr>
-            <w:r>
-              <w:rPr>
-                <w:rFonts w:hint="eastAsia"/>
-                <w:sz w:val="15"/>
-                <w:szCs w:val="15"/>
-              </w:rPr>
-              <w:t>IsUnique</w:t>
+                <w:sz w:val="15"/>
+                <w:szCs w:val="15"/>
+              </w:rPr>
+            </w:pPr>
+            <w:r>
+              <w:rPr>
+                <w:rFonts w:hint="eastAsia"/>
+                <w:sz w:val="15"/>
+                <w:szCs w:val="15"/>
+              </w:rPr>
+              <w:t>IndexPageNum</w:t>
             </w:r>
           </w:p>
         </w:tc>
@@ -5749,18 +5700,17 @@
             <w:pPr>
               <w:ind w:left="0"/>
               <w:rPr>
-                <w:rFonts w:hint="eastAsia"/>
-                <w:sz w:val="15"/>
-                <w:szCs w:val="15"/>
-              </w:rPr>
-            </w:pPr>
-            <w:r>
-              <w:rPr>
-                <w:rFonts w:hint="eastAsia"/>
-                <w:sz w:val="15"/>
-                <w:szCs w:val="15"/>
-              </w:rPr>
-              <w:t>BOOL</w:t>
+                <w:sz w:val="15"/>
+                <w:szCs w:val="15"/>
+              </w:rPr>
+            </w:pPr>
+            <w:r>
+              <w:rPr>
+                <w:rFonts w:hint="eastAsia"/>
+                <w:sz w:val="15"/>
+                <w:szCs w:val="15"/>
+              </w:rPr>
+              <w:t>NumberInt</w:t>
             </w:r>
           </w:p>
         </w:tc>
@@ -5772,18 +5722,17 @@
             <w:pPr>
               <w:ind w:left="0"/>
               <w:rPr>
-                <w:rFonts w:hint="eastAsia"/>
-                <w:sz w:val="15"/>
-                <w:szCs w:val="15"/>
-              </w:rPr>
-            </w:pPr>
-            <w:r>
-              <w:rPr>
-                <w:rFonts w:hint="eastAsia"/>
-                <w:sz w:val="15"/>
-                <w:szCs w:val="15"/>
-              </w:rPr>
-              <w:t>FALSE</w:t>
+                <w:sz w:val="15"/>
+                <w:szCs w:val="15"/>
+              </w:rPr>
+            </w:pPr>
+            <w:r>
+              <w:rPr>
+                <w:rFonts w:hint="eastAsia"/>
+                <w:sz w:val="15"/>
+                <w:szCs w:val="15"/>
+              </w:rPr>
+              <w:t>0</w:t>
             </w:r>
           </w:p>
         </w:tc>
@@ -5795,7 +5744,6 @@
             <w:pPr>
               <w:ind w:left="0"/>
               <w:rPr>
-                <w:rFonts w:hint="eastAsia"/>
                 <w:sz w:val="15"/>
                 <w:szCs w:val="15"/>
               </w:rPr>
@@ -5810,26 +5758,85 @@
             <w:pPr>
               <w:ind w:left="0"/>
               <w:rPr>
-                <w:rFonts w:hint="eastAsia"/>
-                <w:sz w:val="15"/>
-                <w:szCs w:val="15"/>
-              </w:rPr>
-            </w:pPr>
-            <w:r>
-              <w:rPr>
-                <w:rFonts w:hint="eastAsia"/>
-                <w:sz w:val="15"/>
-                <w:szCs w:val="15"/>
-              </w:rPr>
-              <w:t>Index</w:t>
-            </w:r>
-            <w:r>
-              <w:rPr>
-                <w:rFonts w:hint="eastAsia"/>
-                <w:sz w:val="15"/>
-                <w:szCs w:val="15"/>
-              </w:rPr>
-              <w:t>是否唯一索引</w:t>
+                <w:sz w:val="15"/>
+                <w:szCs w:val="15"/>
+              </w:rPr>
+            </w:pPr>
+            <w:r>
+              <w:rPr>
+                <w:rFonts w:hint="eastAsia"/>
+                <w:sz w:val="15"/>
+                <w:szCs w:val="15"/>
+              </w:rPr>
+              <w:t>统计索引的页个数</w:t>
+            </w:r>
+            <w:r>
+              <w:rPr>
+                <w:rFonts w:hint="eastAsia"/>
+                <w:sz w:val="15"/>
+                <w:szCs w:val="15"/>
+              </w:rPr>
+              <w:t xml:space="preserve"> </w:t>
+            </w:r>
+            <w:r>
+              <w:rPr>
+                <w:rFonts w:hint="eastAsia"/>
+                <w:b/>
+                <w:color w:val="FF0000"/>
+                <w:sz w:val="15"/>
+                <w:szCs w:val="15"/>
+              </w:rPr>
+              <w:t>(</w:t>
+            </w:r>
+            <w:r>
+              <w:rPr>
+                <w:rFonts w:hint="eastAsia"/>
+                <w:b/>
+                <w:color w:val="FF0000"/>
+                <w:sz w:val="15"/>
+                <w:szCs w:val="15"/>
+              </w:rPr>
+              <w:t>如无则按照</w:t>
+            </w:r>
+            <w:r>
+              <w:rPr>
+                <w:rFonts w:hint="eastAsia"/>
+                <w:b/>
+                <w:color w:val="FF0000"/>
+                <w:sz w:val="15"/>
+                <w:szCs w:val="15"/>
+              </w:rPr>
+              <w:t>dmsMBStatInfo</w:t>
+            </w:r>
+            <w:r>
+              <w:rPr>
+                <w:rFonts w:hint="eastAsia"/>
+                <w:b/>
+                <w:color w:val="FF0000"/>
+                <w:sz w:val="15"/>
+                <w:szCs w:val="15"/>
+              </w:rPr>
+              <w:t>中</w:t>
+            </w:r>
+            <w:r>
+              <w:rPr>
+                <w:rFonts w:hint="eastAsia"/>
+                <w:b/>
+                <w:color w:val="FF0000"/>
+                <w:sz w:val="15"/>
+                <w:szCs w:val="15"/>
+              </w:rPr>
+              <w:t xml:space="preserve">totalIndexPageNum / </w:t>
+            </w:r>
+            <w:r>
+              <w:rPr>
+                <w:rFonts w:hint="eastAsia"/>
+                <w:b/>
+                <w:color w:val="FF0000"/>
+                <w:sz w:val="15"/>
+                <w:szCs w:val="15"/>
+              </w:rPr>
+              <w:t>indexCount )</w:t>
             </w:r>
           </w:p>
         </w:tc>
@@ -5843,18 +5850,17 @@
             <w:pPr>
               <w:ind w:left="0"/>
               <w:rPr>
-                <w:rFonts w:hint="eastAsia"/>
-                <w:sz w:val="15"/>
-                <w:szCs w:val="15"/>
-              </w:rPr>
-            </w:pPr>
-            <w:r>
-              <w:rPr>
-                <w:rFonts w:hint="eastAsia"/>
-                <w:sz w:val="15"/>
-                <w:szCs w:val="15"/>
-              </w:rPr>
-              <w:t>DistinctValNum</w:t>
+                <w:sz w:val="15"/>
+                <w:szCs w:val="15"/>
+              </w:rPr>
+            </w:pPr>
+            <w:r>
+              <w:rPr>
+                <w:rFonts w:hint="eastAsia"/>
+                <w:sz w:val="15"/>
+                <w:szCs w:val="15"/>
+              </w:rPr>
+              <w:t>IndexFreeSpace</w:t>
             </w:r>
           </w:p>
         </w:tc>
@@ -5866,18 +5872,17 @@
             <w:pPr>
               <w:ind w:left="0"/>
               <w:rPr>
-                <w:rFonts w:hint="eastAsia"/>
-                <w:sz w:val="15"/>
-                <w:szCs w:val="15"/>
-              </w:rPr>
-            </w:pPr>
-            <w:r>
-              <w:rPr>
-                <w:rFonts w:hint="eastAsia"/>
-                <w:sz w:val="15"/>
-                <w:szCs w:val="15"/>
-              </w:rPr>
-              <w:t>NumberInt</w:t>
+                <w:sz w:val="15"/>
+                <w:szCs w:val="15"/>
+              </w:rPr>
+            </w:pPr>
+            <w:r>
+              <w:rPr>
+                <w:rFonts w:hint="eastAsia"/>
+                <w:sz w:val="15"/>
+                <w:szCs w:val="15"/>
+              </w:rPr>
+              <w:t>NumberLong</w:t>
             </w:r>
           </w:p>
         </w:tc>
@@ -5889,7 +5894,6 @@
             <w:pPr>
               <w:ind w:left="0"/>
               <w:rPr>
-                <w:rFonts w:hint="eastAsia"/>
                 <w:sz w:val="15"/>
                 <w:szCs w:val="15"/>
               </w:rPr>
@@ -5912,7 +5916,6 @@
             <w:pPr>
               <w:ind w:left="0"/>
               <w:rPr>
-                <w:rFonts w:hint="eastAsia"/>
                 <w:sz w:val="15"/>
                 <w:szCs w:val="15"/>
               </w:rPr>
@@ -5927,42 +5930,17 @@
             <w:pPr>
               <w:ind w:left="0"/>
               <w:rPr>
-                <w:rFonts w:hint="eastAsia"/>
-                <w:sz w:val="15"/>
-                <w:szCs w:val="15"/>
-              </w:rPr>
-            </w:pPr>
-            <w:r>
-              <w:rPr>
-                <w:rFonts w:hint="eastAsia"/>
-                <w:sz w:val="15"/>
-                <w:szCs w:val="15"/>
-              </w:rPr>
-              <w:t>统计字段的唯一值个数，如果没有统计，取对应</w:t>
-            </w:r>
-            <w:r>
-              <w:rPr>
-                <w:rFonts w:hint="eastAsia"/>
-                <w:sz w:val="15"/>
-                <w:szCs w:val="15"/>
-              </w:rPr>
-              <w:t>Collection</w:t>
-            </w:r>
-            <w:r>
-              <w:rPr>
-                <w:rFonts w:hint="eastAsia"/>
-                <w:sz w:val="15"/>
-                <w:szCs w:val="15"/>
-              </w:rPr>
-              <w:t>的</w:t>
-            </w:r>
-            <w:r>
-              <w:rPr>
-                <w:rFonts w:hint="eastAsia"/>
-                <w:sz w:val="15"/>
-                <w:szCs w:val="15"/>
-              </w:rPr>
-              <w:t>TotalDocNum</w:t>
+                <w:sz w:val="15"/>
+                <w:szCs w:val="15"/>
+              </w:rPr>
+            </w:pPr>
+            <w:r>
+              <w:rPr>
+                <w:rFonts w:hint="eastAsia"/>
+                <w:sz w:val="15"/>
+                <w:szCs w:val="15"/>
+              </w:rPr>
+              <w:t>统计索引的剩余空间</w:t>
             </w:r>
           </w:p>
         </w:tc>
@@ -5986,15 +5964,7 @@
                 <w:sz w:val="15"/>
                 <w:szCs w:val="15"/>
               </w:rPr>
-              <w:t>AvgField</w:t>
-            </w:r>
-            <w:r>
-              <w:rPr>
-                <w:rFonts w:hint="eastAsia"/>
-                <w:sz w:val="15"/>
-                <w:szCs w:val="15"/>
-              </w:rPr>
-              <w:t>Size</w:t>
+              <w:t>IsUnique</w:t>
             </w:r>
           </w:p>
         </w:tc>
@@ -6016,7 +5986,7 @@
                 <w:sz w:val="15"/>
                 <w:szCs w:val="15"/>
               </w:rPr>
-              <w:t>NumberInt</w:t>
+              <w:t>BOOL</w:t>
             </w:r>
           </w:p>
         </w:tc>
@@ -6038,7 +6008,7 @@
                 <w:sz w:val="15"/>
                 <w:szCs w:val="15"/>
               </w:rPr>
-              <w:t>10</w:t>
+              <w:t>FALSE</w:t>
             </w:r>
           </w:p>
         </w:tc>
@@ -6050,7 +6020,6 @@
             <w:pPr>
               <w:ind w:left="0"/>
               <w:rPr>
-                <w:rFonts w:hint="eastAsia"/>
                 <w:sz w:val="15"/>
                 <w:szCs w:val="15"/>
               </w:rPr>
@@ -6075,7 +6044,15 @@
                 <w:sz w:val="15"/>
                 <w:szCs w:val="15"/>
               </w:rPr>
-              <w:t>每个文档中平均字段数</w:t>
+              <w:t>Index</w:t>
+            </w:r>
+            <w:r>
+              <w:rPr>
+                <w:rFonts w:hint="eastAsia"/>
+                <w:sz w:val="15"/>
+                <w:szCs w:val="15"/>
+              </w:rPr>
+              <w:t>是否唯一索引</w:t>
             </w:r>
           </w:p>
         </w:tc>
@@ -6089,18 +6066,17 @@
             <w:pPr>
               <w:ind w:left="0"/>
               <w:rPr>
-                <w:rFonts w:hint="eastAsia"/>
-                <w:sz w:val="15"/>
-                <w:szCs w:val="15"/>
-              </w:rPr>
-            </w:pPr>
-            <w:r>
-              <w:rPr>
-                <w:rFonts w:hint="eastAsia"/>
-                <w:sz w:val="15"/>
-                <w:szCs w:val="15"/>
-              </w:rPr>
-              <w:t>NullFrac</w:t>
+                <w:sz w:val="15"/>
+                <w:szCs w:val="15"/>
+              </w:rPr>
+            </w:pPr>
+            <w:r>
+              <w:rPr>
+                <w:rFonts w:hint="eastAsia"/>
+                <w:sz w:val="15"/>
+                <w:szCs w:val="15"/>
+              </w:rPr>
+              <w:t>DistinctValNum</w:t>
             </w:r>
           </w:p>
         </w:tc>
@@ -6112,7 +6088,6 @@
             <w:pPr>
               <w:ind w:left="0"/>
               <w:rPr>
-                <w:rFonts w:hint="eastAsia"/>
                 <w:sz w:val="15"/>
                 <w:szCs w:val="15"/>
               </w:rPr>
@@ -6131,7 +6106,7 @@
                 <w:sz w:val="15"/>
                 <w:szCs w:val="15"/>
               </w:rPr>
-              <w:t>Double</w:t>
+              <w:t>Long</w:t>
             </w:r>
           </w:p>
         </w:tc>
@@ -6143,7 +6118,6 @@
             <w:pPr>
               <w:ind w:left="0"/>
               <w:rPr>
-                <w:rFonts w:hint="eastAsia"/>
                 <w:sz w:val="15"/>
                 <w:szCs w:val="15"/>
               </w:rPr>
@@ -6156,14 +6130,6 @@
               </w:rPr>
               <w:t>0</w:t>
             </w:r>
-            <w:r>
-              <w:rPr>
-                <w:rFonts w:hint="eastAsia"/>
-                <w:sz w:val="15"/>
-                <w:szCs w:val="15"/>
-              </w:rPr>
-              <w:t>.0</w:t>
-            </w:r>
           </w:p>
         </w:tc>
         <w:tc>
@@ -6174,43 +6140,10 @@
             <w:pPr>
               <w:ind w:left="0"/>
               <w:rPr>
-                <w:rFonts w:hint="eastAsia"/>
-                <w:sz w:val="15"/>
-                <w:szCs w:val="15"/>
-              </w:rPr>
-            </w:pPr>
-            <w:r>
-              <w:rPr>
-                <w:rFonts w:hint="eastAsia"/>
-                <w:sz w:val="15"/>
-                <w:szCs w:val="15"/>
-              </w:rPr>
-              <w:t>0</w:t>
-            </w:r>
-            <w:r>
-              <w:rPr>
-                <w:rFonts w:hint="eastAsia"/>
-                <w:sz w:val="15"/>
-                <w:szCs w:val="15"/>
-              </w:rPr>
-              <w:t xml:space="preserve">.0 ~ </w:t>
-            </w:r>
-            <w:r>
-              <w:rPr>
-                <w:rFonts w:hint="eastAsia"/>
-                <w:sz w:val="15"/>
-                <w:szCs w:val="15"/>
-              </w:rPr>
-              <w:t>100</w:t>
-            </w:r>
-            <w:r>
-              <w:rPr>
-                <w:rFonts w:hint="eastAsia"/>
-                <w:sz w:val="15"/>
-                <w:szCs w:val="15"/>
-              </w:rPr>
-              <w:t>.0</w:t>
-            </w:r>
+                <w:sz w:val="15"/>
+                <w:szCs w:val="15"/>
+              </w:rPr>
+            </w:pPr>
           </w:p>
         </w:tc>
         <w:tc>
@@ -6221,26 +6154,41 @@
             <w:pPr>
               <w:ind w:left="0"/>
               <w:rPr>
-                <w:rFonts w:hint="eastAsia"/>
-                <w:sz w:val="15"/>
-                <w:szCs w:val="15"/>
-              </w:rPr>
-            </w:pPr>
-            <w:r>
-              <w:rPr>
-                <w:rFonts w:hint="eastAsia"/>
-                <w:sz w:val="15"/>
-                <w:szCs w:val="15"/>
-              </w:rPr>
-              <w:t>null</w:t>
-            </w:r>
-            <w:r>
-              <w:rPr>
-                <w:rFonts w:hint="eastAsia"/>
-                <w:sz w:val="15"/>
-                <w:szCs w:val="15"/>
-              </w:rPr>
-              <w:t>值在字段中的比例</w:t>
+                <w:sz w:val="15"/>
+                <w:szCs w:val="15"/>
+              </w:rPr>
+            </w:pPr>
+            <w:r>
+              <w:rPr>
+                <w:rFonts w:hint="eastAsia"/>
+                <w:sz w:val="15"/>
+                <w:szCs w:val="15"/>
+              </w:rPr>
+              <w:t>统计字段的唯一值个数，如果没有统计，取对应</w:t>
+            </w:r>
+            <w:r>
+              <w:rPr>
+                <w:rFonts w:hint="eastAsia"/>
+                <w:sz w:val="15"/>
+                <w:szCs w:val="15"/>
+              </w:rPr>
+              <w:t>Collection</w:t>
+            </w:r>
+            <w:r>
+              <w:rPr>
+                <w:rFonts w:hint="eastAsia"/>
+                <w:sz w:val="15"/>
+                <w:szCs w:val="15"/>
+              </w:rPr>
+              <w:t>的</w:t>
+            </w:r>
+            <w:r>
+              <w:rPr>
+                <w:rFonts w:hint="eastAsia"/>
+                <w:sz w:val="15"/>
+                <w:szCs w:val="15"/>
+              </w:rPr>
+              <w:t>TotalDocNum</w:t>
             </w:r>
           </w:p>
         </w:tc>
@@ -6254,18 +6202,17 @@
             <w:pPr>
               <w:ind w:left="0"/>
               <w:rPr>
-                <w:rFonts w:hint="eastAsia"/>
-                <w:sz w:val="15"/>
-                <w:szCs w:val="15"/>
-              </w:rPr>
-            </w:pPr>
-            <w:r>
-              <w:rPr>
-                <w:rFonts w:hint="eastAsia"/>
-                <w:sz w:val="15"/>
-                <w:szCs w:val="15"/>
-              </w:rPr>
-              <w:t>UndefinedFrac</w:t>
+                <w:sz w:val="15"/>
+                <w:szCs w:val="15"/>
+              </w:rPr>
+            </w:pPr>
+            <w:r>
+              <w:rPr>
+                <w:rFonts w:hint="eastAsia"/>
+                <w:sz w:val="15"/>
+                <w:szCs w:val="15"/>
+              </w:rPr>
+              <w:t>AvgFieldSize</w:t>
             </w:r>
           </w:p>
         </w:tc>
@@ -6277,26 +6224,17 @@
             <w:pPr>
               <w:ind w:left="0"/>
               <w:rPr>
-                <w:rFonts w:hint="eastAsia"/>
-                <w:sz w:val="15"/>
-                <w:szCs w:val="15"/>
-              </w:rPr>
-            </w:pPr>
-            <w:r>
-              <w:rPr>
-                <w:rFonts w:hint="eastAsia"/>
-                <w:sz w:val="15"/>
-                <w:szCs w:val="15"/>
-              </w:rPr>
-              <w:t>Number</w:t>
-            </w:r>
-            <w:r>
-              <w:rPr>
-                <w:rFonts w:hint="eastAsia"/>
-                <w:sz w:val="15"/>
-                <w:szCs w:val="15"/>
-              </w:rPr>
-              <w:t>Double</w:t>
+                <w:sz w:val="15"/>
+                <w:szCs w:val="15"/>
+              </w:rPr>
+            </w:pPr>
+            <w:r>
+              <w:rPr>
+                <w:rFonts w:hint="eastAsia"/>
+                <w:sz w:val="15"/>
+                <w:szCs w:val="15"/>
+              </w:rPr>
+              <w:t>NumberInt</w:t>
             </w:r>
           </w:p>
         </w:tc>
@@ -6308,26 +6246,17 @@
             <w:pPr>
               <w:ind w:left="0"/>
               <w:rPr>
-                <w:rFonts w:hint="eastAsia"/>
-                <w:sz w:val="15"/>
-                <w:szCs w:val="15"/>
-              </w:rPr>
-            </w:pPr>
-            <w:r>
-              <w:rPr>
-                <w:rFonts w:hint="eastAsia"/>
-                <w:sz w:val="15"/>
-                <w:szCs w:val="15"/>
-              </w:rPr>
-              <w:t>0</w:t>
-            </w:r>
-            <w:r>
-              <w:rPr>
-                <w:rFonts w:hint="eastAsia"/>
-                <w:sz w:val="15"/>
-                <w:szCs w:val="15"/>
-              </w:rPr>
-              <w:t>.0</w:t>
+                <w:sz w:val="15"/>
+                <w:szCs w:val="15"/>
+              </w:rPr>
+            </w:pPr>
+            <w:r>
+              <w:rPr>
+                <w:rFonts w:hint="eastAsia"/>
+                <w:sz w:val="15"/>
+                <w:szCs w:val="15"/>
+              </w:rPr>
+              <w:t>10</w:t>
             </w:r>
           </w:p>
         </w:tc>
@@ -6339,43 +6268,10 @@
             <w:pPr>
               <w:ind w:left="0"/>
               <w:rPr>
-                <w:rFonts w:hint="eastAsia"/>
-                <w:sz w:val="15"/>
-                <w:szCs w:val="15"/>
-              </w:rPr>
-            </w:pPr>
-            <w:r>
-              <w:rPr>
-                <w:rFonts w:hint="eastAsia"/>
-                <w:sz w:val="15"/>
-                <w:szCs w:val="15"/>
-              </w:rPr>
-              <w:t>0</w:t>
-            </w:r>
-            <w:r>
-              <w:rPr>
-                <w:rFonts w:hint="eastAsia"/>
-                <w:sz w:val="15"/>
-                <w:szCs w:val="15"/>
-              </w:rPr>
-              <w:t xml:space="preserve">.0 ~ </w:t>
-            </w:r>
-            <w:r>
-              <w:rPr>
-                <w:rFonts w:hint="eastAsia"/>
-                <w:sz w:val="15"/>
-                <w:szCs w:val="15"/>
-              </w:rPr>
-              <w:t>100</w:t>
-            </w:r>
-            <w:r>
-              <w:rPr>
-                <w:rFonts w:hint="eastAsia"/>
-                <w:sz w:val="15"/>
-                <w:szCs w:val="15"/>
-              </w:rPr>
-              <w:t>.0</w:t>
-            </w:r>
+                <w:sz w:val="15"/>
+                <w:szCs w:val="15"/>
+              </w:rPr>
+            </w:pPr>
           </w:p>
         </w:tc>
         <w:tc>
@@ -6386,26 +6282,25 @@
             <w:pPr>
               <w:ind w:left="0"/>
               <w:rPr>
-                <w:rFonts w:hint="eastAsia"/>
-                <w:sz w:val="15"/>
-                <w:szCs w:val="15"/>
-              </w:rPr>
-            </w:pPr>
-            <w:r>
-              <w:rPr>
-                <w:rFonts w:hint="eastAsia"/>
-                <w:sz w:val="15"/>
-                <w:szCs w:val="15"/>
-              </w:rPr>
-              <w:t>$undefined</w:t>
-            </w:r>
-            <w:r>
-              <w:rPr>
-                <w:rFonts w:hint="eastAsia"/>
-                <w:sz w:val="15"/>
-                <w:szCs w:val="15"/>
-              </w:rPr>
-              <w:t>在字段中比例</w:t>
+                <w:sz w:val="15"/>
+                <w:szCs w:val="15"/>
+              </w:rPr>
+            </w:pPr>
+            <w:r>
+              <w:rPr>
+                <w:rFonts w:hint="eastAsia"/>
+                <w:sz w:val="15"/>
+                <w:szCs w:val="15"/>
+              </w:rPr>
+              <w:t>平均字段</w:t>
+            </w:r>
+            <w:r>
+              <w:rPr>
+                <w:rFonts w:hint="eastAsia"/>
+                <w:sz w:val="15"/>
+                <w:szCs w:val="15"/>
+              </w:rPr>
+              <w:t>大小</w:t>
             </w:r>
           </w:p>
         </w:tc>
@@ -6419,18 +6314,17 @@
             <w:pPr>
               <w:ind w:left="0"/>
               <w:rPr>
-                <w:rFonts w:hint="eastAsia"/>
-                <w:sz w:val="15"/>
-                <w:szCs w:val="15"/>
-              </w:rPr>
-            </w:pPr>
-            <w:r>
-              <w:rPr>
-                <w:rFonts w:hint="eastAsia"/>
-                <w:sz w:val="15"/>
-                <w:szCs w:val="15"/>
-              </w:rPr>
-              <w:t>MCV</w:t>
+                <w:sz w:val="15"/>
+                <w:szCs w:val="15"/>
+              </w:rPr>
+            </w:pPr>
+            <w:r>
+              <w:rPr>
+                <w:rFonts w:hint="eastAsia"/>
+                <w:sz w:val="15"/>
+                <w:szCs w:val="15"/>
+              </w:rPr>
+              <w:t>NullFrac</w:t>
             </w:r>
           </w:p>
         </w:tc>
@@ -6442,18 +6336,25 @@
             <w:pPr>
               <w:ind w:left="0"/>
               <w:rPr>
-                <w:rFonts w:hint="eastAsia"/>
-                <w:sz w:val="15"/>
-                <w:szCs w:val="15"/>
-              </w:rPr>
-            </w:pPr>
-            <w:r>
-              <w:rPr>
-                <w:rFonts w:hint="eastAsia"/>
-                <w:sz w:val="15"/>
-                <w:szCs w:val="15"/>
-              </w:rPr>
-              <w:t>Object</w:t>
+                <w:sz w:val="15"/>
+                <w:szCs w:val="15"/>
+              </w:rPr>
+            </w:pPr>
+            <w:r>
+              <w:rPr>
+                <w:rFonts w:hint="eastAsia"/>
+                <w:sz w:val="15"/>
+                <w:szCs w:val="15"/>
+              </w:rPr>
+              <w:t>Number</w:t>
+            </w:r>
+            <w:r>
+              <w:rPr>
+                <w:rFonts w:hint="eastAsia"/>
+                <w:sz w:val="15"/>
+                <w:szCs w:val="15"/>
+              </w:rPr>
+              <w:t>Double</w:t>
             </w:r>
           </w:p>
         </w:tc>
@@ -6465,18 +6366,25 @@
             <w:pPr>
               <w:ind w:left="0"/>
               <w:rPr>
-                <w:rFonts w:hint="eastAsia"/>
-                <w:sz w:val="15"/>
-                <w:szCs w:val="15"/>
-              </w:rPr>
-            </w:pPr>
-            <w:r>
-              <w:rPr>
-                <w:rFonts w:hint="eastAsia"/>
-                <w:sz w:val="15"/>
-                <w:szCs w:val="15"/>
-              </w:rPr>
-              <w:t>undefined</w:t>
+                <w:sz w:val="15"/>
+                <w:szCs w:val="15"/>
+              </w:rPr>
+            </w:pPr>
+            <w:r>
+              <w:rPr>
+                <w:rFonts w:hint="eastAsia"/>
+                <w:sz w:val="15"/>
+                <w:szCs w:val="15"/>
+              </w:rPr>
+              <w:t>0</w:t>
+            </w:r>
+            <w:r>
+              <w:rPr>
+                <w:rFonts w:hint="eastAsia"/>
+                <w:sz w:val="15"/>
+                <w:szCs w:val="15"/>
+              </w:rPr>
+              <w:t>.0</w:t>
             </w:r>
           </w:p>
         </w:tc>
@@ -6488,11 +6396,42 @@
             <w:pPr>
               <w:ind w:left="0"/>
               <w:rPr>
-                <w:rFonts w:hint="eastAsia"/>
-                <w:sz w:val="15"/>
-                <w:szCs w:val="15"/>
-              </w:rPr>
-            </w:pPr>
+                <w:sz w:val="15"/>
+                <w:szCs w:val="15"/>
+              </w:rPr>
+            </w:pPr>
+            <w:r>
+              <w:rPr>
+                <w:rFonts w:hint="eastAsia"/>
+                <w:sz w:val="15"/>
+                <w:szCs w:val="15"/>
+              </w:rPr>
+              <w:t>0</w:t>
+            </w:r>
+            <w:r>
+              <w:rPr>
+                <w:rFonts w:hint="eastAsia"/>
+                <w:sz w:val="15"/>
+                <w:szCs w:val="15"/>
+              </w:rPr>
+              <w:t xml:space="preserve">.0 ~ </w:t>
+            </w:r>
+            <w:r>
+              <w:rPr>
+                <w:rFonts w:hint="eastAsia"/>
+                <w:sz w:val="15"/>
+                <w:szCs w:val="15"/>
+              </w:rPr>
+              <w:t>1</w:t>
+            </w:r>
+            <w:r>
+              <w:rPr>
+                <w:rFonts w:hint="eastAsia"/>
+                <w:sz w:val="15"/>
+                <w:szCs w:val="15"/>
+              </w:rPr>
+              <w:t>.0</w:t>
+            </w:r>
           </w:p>
         </w:tc>
         <w:tc>
@@ -6503,18 +6442,25 @@
             <w:pPr>
               <w:ind w:left="0"/>
               <w:rPr>
-                <w:rFonts w:hint="eastAsia"/>
-                <w:sz w:val="15"/>
-                <w:szCs w:val="15"/>
-              </w:rPr>
-            </w:pPr>
-            <w:r>
-              <w:rPr>
-                <w:rFonts w:hint="eastAsia"/>
-                <w:sz w:val="15"/>
-                <w:szCs w:val="15"/>
-              </w:rPr>
-              <w:t>Most Common Values</w:t>
+                <w:sz w:val="15"/>
+                <w:szCs w:val="15"/>
+              </w:rPr>
+            </w:pPr>
+            <w:r>
+              <w:rPr>
+                <w:rFonts w:hint="eastAsia"/>
+                <w:sz w:val="15"/>
+                <w:szCs w:val="15"/>
+              </w:rPr>
+              <w:t>null</w:t>
+            </w:r>
+            <w:r>
+              <w:rPr>
+                <w:rFonts w:hint="eastAsia"/>
+                <w:sz w:val="15"/>
+                <w:szCs w:val="15"/>
+              </w:rPr>
+              <w:t>值在字段中的比例</w:t>
             </w:r>
           </w:p>
         </w:tc>
@@ -6528,18 +6474,18 @@
             <w:pPr>
               <w:ind w:left="0"/>
               <w:rPr>
-                <w:rFonts w:hint="eastAsia"/>
-                <w:sz w:val="15"/>
-                <w:szCs w:val="15"/>
-              </w:rPr>
-            </w:pPr>
-            <w:r>
-              <w:rPr>
-                <w:rFonts w:hint="eastAsia"/>
-                <w:sz w:val="15"/>
-                <w:szCs w:val="15"/>
-              </w:rPr>
-              <w:t>MCV.Values</w:t>
+                <w:sz w:val="15"/>
+                <w:szCs w:val="15"/>
+              </w:rPr>
+            </w:pPr>
+            <w:r>
+              <w:rPr>
+                <w:rFonts w:hint="eastAsia"/>
+                <w:sz w:val="15"/>
+                <w:szCs w:val="15"/>
+              </w:rPr>
+              <w:lastRenderedPageBreak/>
+              <w:t>UndefinedFrac</w:t>
             </w:r>
           </w:p>
         </w:tc>
@@ -6551,18 +6497,25 @@
             <w:pPr>
               <w:ind w:left="0"/>
               <w:rPr>
-                <w:rFonts w:hint="eastAsia"/>
-                <w:sz w:val="15"/>
-                <w:szCs w:val="15"/>
-              </w:rPr>
-            </w:pPr>
-            <w:r>
-              <w:rPr>
-                <w:rFonts w:hint="eastAsia"/>
-                <w:sz w:val="15"/>
-                <w:szCs w:val="15"/>
-              </w:rPr>
-              <w:t>Array</w:t>
+                <w:sz w:val="15"/>
+                <w:szCs w:val="15"/>
+              </w:rPr>
+            </w:pPr>
+            <w:r>
+              <w:rPr>
+                <w:rFonts w:hint="eastAsia"/>
+                <w:sz w:val="15"/>
+                <w:szCs w:val="15"/>
+              </w:rPr>
+              <w:t>Number</w:t>
+            </w:r>
+            <w:r>
+              <w:rPr>
+                <w:rFonts w:hint="eastAsia"/>
+                <w:sz w:val="15"/>
+                <w:szCs w:val="15"/>
+              </w:rPr>
+              <w:t>Double</w:t>
             </w:r>
           </w:p>
         </w:tc>
@@ -6574,11 +6527,26 @@
             <w:pPr>
               <w:ind w:left="0"/>
               <w:rPr>
-                <w:rFonts w:hint="eastAsia"/>
-                <w:sz w:val="15"/>
-                <w:szCs w:val="15"/>
-              </w:rPr>
-            </w:pPr>
+                <w:sz w:val="15"/>
+                <w:szCs w:val="15"/>
+              </w:rPr>
+            </w:pPr>
+            <w:r>
+              <w:rPr>
+                <w:rFonts w:hint="eastAsia"/>
+                <w:sz w:val="15"/>
+                <w:szCs w:val="15"/>
+              </w:rPr>
+              <w:t>0</w:t>
+            </w:r>
+            <w:r>
+              <w:rPr>
+                <w:rFonts w:hint="eastAsia"/>
+                <w:sz w:val="15"/>
+                <w:szCs w:val="15"/>
+              </w:rPr>
+              <w:t>.0</w:t>
+            </w:r>
           </w:p>
         </w:tc>
         <w:tc>
@@ -6589,11 +6557,42 @@
             <w:pPr>
               <w:ind w:left="0"/>
               <w:rPr>
-                <w:rFonts w:hint="eastAsia"/>
-                <w:sz w:val="15"/>
-                <w:szCs w:val="15"/>
-              </w:rPr>
-            </w:pPr>
+                <w:sz w:val="15"/>
+                <w:szCs w:val="15"/>
+              </w:rPr>
+            </w:pPr>
+            <w:r>
+              <w:rPr>
+                <w:rFonts w:hint="eastAsia"/>
+                <w:sz w:val="15"/>
+                <w:szCs w:val="15"/>
+              </w:rPr>
+              <w:t>0</w:t>
+            </w:r>
+            <w:r>
+              <w:rPr>
+                <w:rFonts w:hint="eastAsia"/>
+                <w:sz w:val="15"/>
+                <w:szCs w:val="15"/>
+              </w:rPr>
+              <w:t xml:space="preserve">.0 ~ </w:t>
+            </w:r>
+            <w:r>
+              <w:rPr>
+                <w:rFonts w:hint="eastAsia"/>
+                <w:sz w:val="15"/>
+                <w:szCs w:val="15"/>
+              </w:rPr>
+              <w:t>1</w:t>
+            </w:r>
+            <w:r>
+              <w:rPr>
+                <w:rFonts w:hint="eastAsia"/>
+                <w:sz w:val="15"/>
+                <w:szCs w:val="15"/>
+              </w:rPr>
+              <w:t>.0</w:t>
+            </w:r>
           </w:p>
         </w:tc>
         <w:tc>
@@ -6604,26 +6603,25 @@
             <w:pPr>
               <w:ind w:left="0"/>
               <w:rPr>
-                <w:rFonts w:hint="eastAsia"/>
-                <w:sz w:val="15"/>
-                <w:szCs w:val="15"/>
-              </w:rPr>
-            </w:pPr>
-            <w:r>
-              <w:rPr>
-                <w:rFonts w:hint="eastAsia"/>
-                <w:sz w:val="15"/>
-                <w:szCs w:val="15"/>
-              </w:rPr>
-              <w:t>MCV</w:t>
-            </w:r>
-            <w:r>
-              <w:rPr>
-                <w:rFonts w:hint="eastAsia"/>
-                <w:sz w:val="15"/>
-                <w:szCs w:val="15"/>
-              </w:rPr>
-              <w:t>的值</w:t>
+                <w:sz w:val="15"/>
+                <w:szCs w:val="15"/>
+              </w:rPr>
+            </w:pPr>
+            <w:r>
+              <w:rPr>
+                <w:rFonts w:hint="eastAsia"/>
+                <w:sz w:val="15"/>
+                <w:szCs w:val="15"/>
+              </w:rPr>
+              <w:t>$undefined</w:t>
+            </w:r>
+            <w:r>
+              <w:rPr>
+                <w:rFonts w:hint="eastAsia"/>
+                <w:sz w:val="15"/>
+                <w:szCs w:val="15"/>
+              </w:rPr>
+              <w:t>在字段中比例</w:t>
             </w:r>
           </w:p>
         </w:tc>
@@ -6637,18 +6635,17 @@
             <w:pPr>
               <w:ind w:left="0"/>
               <w:rPr>
-                <w:rFonts w:hint="eastAsia"/>
-                <w:sz w:val="15"/>
-                <w:szCs w:val="15"/>
-              </w:rPr>
-            </w:pPr>
-            <w:r>
-              <w:rPr>
-                <w:rFonts w:hint="eastAsia"/>
-                <w:sz w:val="15"/>
-                <w:szCs w:val="15"/>
-              </w:rPr>
-              <w:t>MCV.Frac</w:t>
+                <w:sz w:val="15"/>
+                <w:szCs w:val="15"/>
+              </w:rPr>
+            </w:pPr>
+            <w:r>
+              <w:rPr>
+                <w:rFonts w:hint="eastAsia"/>
+                <w:sz w:val="15"/>
+                <w:szCs w:val="15"/>
+              </w:rPr>
+              <w:t>MCV</w:t>
             </w:r>
           </w:p>
         </w:tc>
@@ -6660,18 +6657,17 @@
             <w:pPr>
               <w:ind w:left="0"/>
               <w:rPr>
-                <w:rFonts w:hint="eastAsia"/>
-                <w:sz w:val="15"/>
-                <w:szCs w:val="15"/>
-              </w:rPr>
-            </w:pPr>
-            <w:r>
-              <w:rPr>
-                <w:rFonts w:hint="eastAsia"/>
-                <w:sz w:val="15"/>
-                <w:szCs w:val="15"/>
-              </w:rPr>
-              <w:t>Array</w:t>
+                <w:sz w:val="15"/>
+                <w:szCs w:val="15"/>
+              </w:rPr>
+            </w:pPr>
+            <w:r>
+              <w:rPr>
+                <w:rFonts w:hint="eastAsia"/>
+                <w:sz w:val="15"/>
+                <w:szCs w:val="15"/>
+              </w:rPr>
+              <w:t>Object</w:t>
             </w:r>
           </w:p>
         </w:tc>
@@ -6683,11 +6679,18 @@
             <w:pPr>
               <w:ind w:left="0"/>
               <w:rPr>
-                <w:rFonts w:hint="eastAsia"/>
-                <w:sz w:val="15"/>
-                <w:szCs w:val="15"/>
-              </w:rPr>
-            </w:pPr>
+                <w:sz w:val="15"/>
+                <w:szCs w:val="15"/>
+              </w:rPr>
+            </w:pPr>
+            <w:r>
+              <w:rPr>
+                <w:rFonts w:hint="eastAsia"/>
+                <w:sz w:val="15"/>
+                <w:szCs w:val="15"/>
+              </w:rPr>
+              <w:t>undefined</w:t>
+            </w:r>
           </w:p>
         </w:tc>
         <w:tc>
@@ -6698,7 +6701,6 @@
             <w:pPr>
               <w:ind w:left="0"/>
               <w:rPr>
-                <w:rFonts w:hint="eastAsia"/>
                 <w:sz w:val="15"/>
                 <w:szCs w:val="15"/>
               </w:rPr>
@@ -6724,23 +6726,24 @@
                 <w:sz w:val="15"/>
                 <w:szCs w:val="15"/>
               </w:rPr>
-              <w:t>MCV</w:t>
-            </w:r>
-            <w:r>
-              <w:rPr>
-                <w:rFonts w:hint="eastAsia"/>
-                <w:sz w:val="15"/>
-                <w:szCs w:val="15"/>
-              </w:rPr>
-              <w:t>的比例，每个值的取值</w:t>
-            </w:r>
-            <w:r>
-              <w:rPr>
-                <w:rFonts w:hint="eastAsia"/>
-                <w:sz w:val="15"/>
-                <w:szCs w:val="15"/>
-              </w:rPr>
-              <w:t xml:space="preserve"> 0.0 ~ 100.0</w:t>
+              <w:t>Most Common Values</w:t>
+            </w:r>
+          </w:p>
+          <w:p>
+            <w:pPr>
+              <w:ind w:left="0"/>
+              <w:rPr>
+                <w:sz w:val="15"/>
+                <w:szCs w:val="15"/>
+              </w:rPr>
+            </w:pPr>
+            <w:r>
+              <w:rPr>
+                <w:rFonts w:hint="eastAsia"/>
+                <w:sz w:val="15"/>
+                <w:szCs w:val="15"/>
+              </w:rPr>
+              <w:t>MCV: { Values: [ {a:1,b:1}, {a:2, b:2}, ... ], Frac: [ 0.1, 0.1, ... ] }</w:t>
             </w:r>
           </w:p>
         </w:tc>
@@ -6754,19 +6757,17 @@
             <w:pPr>
               <w:ind w:left="0"/>
               <w:rPr>
-                <w:rFonts w:hint="eastAsia"/>
-                <w:sz w:val="15"/>
-                <w:szCs w:val="15"/>
-              </w:rPr>
-            </w:pPr>
-            <w:r>
-              <w:rPr>
-                <w:rFonts w:hint="eastAsia"/>
-                <w:sz w:val="15"/>
-                <w:szCs w:val="15"/>
-              </w:rPr>
-              <w:lastRenderedPageBreak/>
-              <w:t>Histogram</w:t>
+                <w:sz w:val="15"/>
+                <w:szCs w:val="15"/>
+              </w:rPr>
+            </w:pPr>
+            <w:r>
+              <w:rPr>
+                <w:rFonts w:hint="eastAsia"/>
+                <w:sz w:val="15"/>
+                <w:szCs w:val="15"/>
+              </w:rPr>
+              <w:t>MCV.Values</w:t>
             </w:r>
           </w:p>
         </w:tc>
@@ -6778,18 +6779,17 @@
             <w:pPr>
               <w:ind w:left="0"/>
               <w:rPr>
-                <w:rFonts w:hint="eastAsia"/>
-                <w:sz w:val="15"/>
-                <w:szCs w:val="15"/>
-              </w:rPr>
-            </w:pPr>
-            <w:r>
-              <w:rPr>
-                <w:rFonts w:hint="eastAsia"/>
-                <w:sz w:val="15"/>
-                <w:szCs w:val="15"/>
-              </w:rPr>
-              <w:t>Object</w:t>
+                <w:sz w:val="15"/>
+                <w:szCs w:val="15"/>
+              </w:rPr>
+            </w:pPr>
+            <w:r>
+              <w:rPr>
+                <w:rFonts w:hint="eastAsia"/>
+                <w:sz w:val="15"/>
+                <w:szCs w:val="15"/>
+              </w:rPr>
+              <w:t>Array</w:t>
             </w:r>
           </w:p>
         </w:tc>
@@ -6801,19 +6801,10 @@
             <w:pPr>
               <w:ind w:left="0"/>
               <w:rPr>
-                <w:rFonts w:hint="eastAsia"/>
-                <w:sz w:val="15"/>
-                <w:szCs w:val="15"/>
-              </w:rPr>
-            </w:pPr>
-            <w:r>
-              <w:rPr>
-                <w:rFonts w:hint="eastAsia"/>
-                <w:sz w:val="15"/>
-                <w:szCs w:val="15"/>
-              </w:rPr>
-              <w:t>undefined</w:t>
-            </w:r>
+                <w:sz w:val="15"/>
+                <w:szCs w:val="15"/>
+              </w:rPr>
+            </w:pPr>
           </w:p>
         </w:tc>
         <w:tc>
@@ -6824,7 +6815,6 @@
             <w:pPr>
               <w:ind w:left="0"/>
               <w:rPr>
-                <w:rFonts w:hint="eastAsia"/>
                 <w:sz w:val="15"/>
                 <w:szCs w:val="15"/>
               </w:rPr>
@@ -6839,18 +6829,25 @@
             <w:pPr>
               <w:ind w:left="0"/>
               <w:rPr>
-                <w:rFonts w:hint="eastAsia"/>
-                <w:sz w:val="15"/>
-                <w:szCs w:val="15"/>
-              </w:rPr>
-            </w:pPr>
-            <w:r>
-              <w:rPr>
-                <w:rFonts w:hint="eastAsia"/>
-                <w:sz w:val="15"/>
-                <w:szCs w:val="15"/>
-              </w:rPr>
-              <w:t>直方图</w:t>
+                <w:sz w:val="15"/>
+                <w:szCs w:val="15"/>
+              </w:rPr>
+            </w:pPr>
+            <w:r>
+              <w:rPr>
+                <w:rFonts w:hint="eastAsia"/>
+                <w:sz w:val="15"/>
+                <w:szCs w:val="15"/>
+              </w:rPr>
+              <w:t>MCV</w:t>
+            </w:r>
+            <w:r>
+              <w:rPr>
+                <w:rFonts w:hint="eastAsia"/>
+                <w:sz w:val="15"/>
+                <w:szCs w:val="15"/>
+              </w:rPr>
+              <w:t>的值</w:t>
             </w:r>
           </w:p>
         </w:tc>
@@ -6864,18 +6861,17 @@
             <w:pPr>
               <w:ind w:left="0"/>
               <w:rPr>
-                <w:rFonts w:hint="eastAsia"/>
-                <w:sz w:val="15"/>
-                <w:szCs w:val="15"/>
-              </w:rPr>
-            </w:pPr>
-            <w:r>
-              <w:rPr>
-                <w:rFonts w:hint="eastAsia"/>
-                <w:sz w:val="15"/>
-                <w:szCs w:val="15"/>
-              </w:rPr>
-              <w:t>Histogram.Frac</w:t>
+                <w:sz w:val="15"/>
+                <w:szCs w:val="15"/>
+              </w:rPr>
+            </w:pPr>
+            <w:r>
+              <w:rPr>
+                <w:rFonts w:hint="eastAsia"/>
+                <w:sz w:val="15"/>
+                <w:szCs w:val="15"/>
+              </w:rPr>
+              <w:t>MCV.Frac</w:t>
             </w:r>
           </w:p>
         </w:tc>
@@ -6887,18 +6883,17 @@
             <w:pPr>
               <w:ind w:left="0"/>
               <w:rPr>
-                <w:rFonts w:hint="eastAsia"/>
-                <w:sz w:val="15"/>
-                <w:szCs w:val="15"/>
-              </w:rPr>
-            </w:pPr>
-            <w:r>
-              <w:rPr>
-                <w:rFonts w:hint="eastAsia"/>
-                <w:sz w:val="15"/>
-                <w:szCs w:val="15"/>
-              </w:rPr>
-              <w:t>NumberDouble</w:t>
+                <w:sz w:val="15"/>
+                <w:szCs w:val="15"/>
+              </w:rPr>
+            </w:pPr>
+            <w:r>
+              <w:rPr>
+                <w:rFonts w:hint="eastAsia"/>
+                <w:sz w:val="15"/>
+                <w:szCs w:val="15"/>
+              </w:rPr>
+              <w:t>Array</w:t>
             </w:r>
           </w:p>
         </w:tc>
@@ -6910,19 +6905,10 @@
             <w:pPr>
               <w:ind w:left="0"/>
               <w:rPr>
-                <w:rFonts w:hint="eastAsia"/>
-                <w:sz w:val="15"/>
-                <w:szCs w:val="15"/>
-              </w:rPr>
-            </w:pPr>
-            <w:r>
-              <w:rPr>
-                <w:rFonts w:hint="eastAsia"/>
-                <w:sz w:val="15"/>
-                <w:szCs w:val="15"/>
-              </w:rPr>
-              <w:t>0.0</w:t>
-            </w:r>
+                <w:sz w:val="15"/>
+                <w:szCs w:val="15"/>
+              </w:rPr>
+            </w:pPr>
           </w:p>
         </w:tc>
         <w:tc>
@@ -6933,19 +6919,10 @@
             <w:pPr>
               <w:ind w:left="0"/>
               <w:rPr>
-                <w:rFonts w:hint="eastAsia"/>
-                <w:sz w:val="15"/>
-                <w:szCs w:val="15"/>
-              </w:rPr>
-            </w:pPr>
-            <w:r>
-              <w:rPr>
-                <w:rFonts w:hint="eastAsia"/>
-                <w:sz w:val="15"/>
-                <w:szCs w:val="15"/>
-              </w:rPr>
-              <w:t>0.0 ~ 100.0</w:t>
-            </w:r>
+                <w:sz w:val="15"/>
+                <w:szCs w:val="15"/>
+              </w:rPr>
+            </w:pPr>
           </w:p>
         </w:tc>
         <w:tc>
@@ -6956,18 +6933,41 @@
             <w:pPr>
               <w:ind w:left="0"/>
               <w:rPr>
-                <w:rFonts w:hint="eastAsia"/>
-                <w:sz w:val="15"/>
-                <w:szCs w:val="15"/>
-              </w:rPr>
-            </w:pPr>
-            <w:r>
-              <w:rPr>
-                <w:rFonts w:hint="eastAsia"/>
-                <w:sz w:val="15"/>
-                <w:szCs w:val="15"/>
-              </w:rPr>
-              <w:t>直方图的比例</w:t>
+                <w:sz w:val="15"/>
+                <w:szCs w:val="15"/>
+              </w:rPr>
+            </w:pPr>
+            <w:r>
+              <w:rPr>
+                <w:rFonts w:hint="eastAsia"/>
+                <w:sz w:val="15"/>
+                <w:szCs w:val="15"/>
+              </w:rPr>
+              <w:t>MCV</w:t>
+            </w:r>
+            <w:r>
+              <w:rPr>
+                <w:rFonts w:hint="eastAsia"/>
+                <w:sz w:val="15"/>
+                <w:szCs w:val="15"/>
+              </w:rPr>
+              <w:t>的比例，每个值的取值</w:t>
+            </w:r>
+            <w:r>
+              <w:rPr>
+                <w:rFonts w:hint="eastAsia"/>
+                <w:sz w:val="15"/>
+                <w:szCs w:val="15"/>
+              </w:rPr>
+              <w:t xml:space="preserve"> 0.0 ~ 1</w:t>
+            </w:r>
+            <w:r>
+              <w:rPr>
+                <w:rFonts w:hint="eastAsia"/>
+                <w:sz w:val="15"/>
+                <w:szCs w:val="15"/>
+              </w:rPr>
+              <w:t>.0</w:t>
             </w:r>
           </w:p>
         </w:tc>
@@ -6976,147 +6976,107 @@
         <w:tc>
           <w:tcPr>
             <w:tcW w:w="0" w:type="auto"/>
-          </w:tcPr>
-          <w:p>
-            <w:pPr>
-              <w:ind w:left="0"/>
-              <w:rPr>
-                <w:rFonts w:hint="eastAsia"/>
-                <w:sz w:val="15"/>
-                <w:szCs w:val="15"/>
-              </w:rPr>
-            </w:pPr>
-            <w:r>
-              <w:rPr>
-                <w:rFonts w:hint="eastAsia"/>
-                <w:sz w:val="15"/>
-                <w:szCs w:val="15"/>
-              </w:rPr>
-              <w:t>Histogram.Type</w:t>
+            <w:shd w:val="clear" w:color="auto" w:fill="BFBFBF" w:themeFill="background1" w:themeFillShade="BF"/>
+          </w:tcPr>
+          <w:p>
+            <w:pPr>
+              <w:ind w:left="0"/>
+              <w:rPr>
+                <w:sz w:val="15"/>
+                <w:szCs w:val="15"/>
+              </w:rPr>
+            </w:pPr>
+            <w:r>
+              <w:rPr>
+                <w:rFonts w:hint="eastAsia"/>
+                <w:sz w:val="15"/>
+                <w:szCs w:val="15"/>
+              </w:rPr>
+              <w:t>Histogram</w:t>
             </w:r>
           </w:p>
         </w:tc>
         <w:tc>
           <w:tcPr>
             <w:tcW w:w="0" w:type="auto"/>
-          </w:tcPr>
-          <w:p>
-            <w:pPr>
-              <w:ind w:left="0"/>
-              <w:rPr>
-                <w:rFonts w:hint="eastAsia"/>
-                <w:sz w:val="15"/>
-                <w:szCs w:val="15"/>
-              </w:rPr>
-            </w:pPr>
-            <w:r>
-              <w:rPr>
-                <w:rFonts w:hint="eastAsia"/>
-                <w:sz w:val="15"/>
-                <w:szCs w:val="15"/>
-              </w:rPr>
-              <w:t>NumberInt</w:t>
+            <w:shd w:val="clear" w:color="auto" w:fill="BFBFBF" w:themeFill="background1" w:themeFillShade="BF"/>
+          </w:tcPr>
+          <w:p>
+            <w:pPr>
+              <w:ind w:left="0"/>
+              <w:rPr>
+                <w:sz w:val="15"/>
+                <w:szCs w:val="15"/>
+              </w:rPr>
+            </w:pPr>
+            <w:r>
+              <w:rPr>
+                <w:rFonts w:hint="eastAsia"/>
+                <w:sz w:val="15"/>
+                <w:szCs w:val="15"/>
+              </w:rPr>
+              <w:t>Object</w:t>
             </w:r>
           </w:p>
         </w:tc>
         <w:tc>
           <w:tcPr>
             <w:tcW w:w="0" w:type="auto"/>
-          </w:tcPr>
-          <w:p>
-            <w:pPr>
-              <w:ind w:left="0"/>
-              <w:rPr>
-                <w:rFonts w:hint="eastAsia"/>
-                <w:sz w:val="15"/>
-                <w:szCs w:val="15"/>
-              </w:rPr>
-            </w:pPr>
-            <w:r>
-              <w:rPr>
-                <w:rFonts w:hint="eastAsia"/>
-                <w:sz w:val="15"/>
-                <w:szCs w:val="15"/>
-              </w:rPr>
-              <w:t>0</w:t>
+            <w:shd w:val="clear" w:color="auto" w:fill="BFBFBF" w:themeFill="background1" w:themeFillShade="BF"/>
+          </w:tcPr>
+          <w:p>
+            <w:pPr>
+              <w:ind w:left="0"/>
+              <w:rPr>
+                <w:sz w:val="15"/>
+                <w:szCs w:val="15"/>
+              </w:rPr>
+            </w:pPr>
+            <w:r>
+              <w:rPr>
+                <w:rFonts w:hint="eastAsia"/>
+                <w:sz w:val="15"/>
+                <w:szCs w:val="15"/>
+              </w:rPr>
+              <w:t>undefined</w:t>
             </w:r>
           </w:p>
         </w:tc>
         <w:tc>
           <w:tcPr>
             <w:tcW w:w="0" w:type="auto"/>
-          </w:tcPr>
-          <w:p>
-            <w:pPr>
-              <w:ind w:left="0"/>
-              <w:rPr>
-                <w:rFonts w:hint="eastAsia"/>
-                <w:sz w:val="15"/>
-                <w:szCs w:val="15"/>
-              </w:rPr>
-            </w:pPr>
-            <w:r>
-              <w:rPr>
-                <w:rFonts w:hint="eastAsia"/>
-                <w:sz w:val="15"/>
-                <w:szCs w:val="15"/>
-              </w:rPr>
-              <w:t>0 / 1</w:t>
-            </w:r>
+            <w:shd w:val="clear" w:color="auto" w:fill="BFBFBF" w:themeFill="background1" w:themeFillShade="BF"/>
+          </w:tcPr>
+          <w:p>
+            <w:pPr>
+              <w:ind w:left="0"/>
+              <w:rPr>
+                <w:sz w:val="15"/>
+                <w:szCs w:val="15"/>
+              </w:rPr>
+            </w:pPr>
           </w:p>
         </w:tc>
         <w:tc>
           <w:tcPr>
             <w:tcW w:w="0" w:type="auto"/>
-          </w:tcPr>
-          <w:p>
-            <w:pPr>
-              <w:ind w:left="0"/>
-              <w:rPr>
-                <w:rFonts w:hint="eastAsia"/>
-                <w:sz w:val="15"/>
-                <w:szCs w:val="15"/>
-              </w:rPr>
-            </w:pPr>
-            <w:r>
-              <w:rPr>
-                <w:rFonts w:hint="eastAsia"/>
-                <w:sz w:val="15"/>
-                <w:szCs w:val="15"/>
-              </w:rPr>
-              <w:t>直方图类型，</w:t>
-            </w:r>
-            <w:r>
-              <w:rPr>
-                <w:rFonts w:hint="eastAsia"/>
-                <w:sz w:val="15"/>
-                <w:szCs w:val="15"/>
-              </w:rPr>
-              <w:t>0=</w:t>
-            </w:r>
-            <w:r>
-              <w:rPr>
-                <w:rFonts w:hint="eastAsia"/>
-                <w:sz w:val="15"/>
-                <w:szCs w:val="15"/>
-              </w:rPr>
-              <w:t>等频直方图，</w:t>
-            </w:r>
-            <w:r>
-              <w:rPr>
-                <w:rFonts w:hint="eastAsia"/>
-                <w:sz w:val="15"/>
-                <w:szCs w:val="15"/>
-              </w:rPr>
-              <w:t>1=</w:t>
-            </w:r>
-            <w:r>
-              <w:rPr>
-                <w:rFonts w:hint="eastAsia"/>
-                <w:sz w:val="15"/>
-                <w:szCs w:val="15"/>
-              </w:rPr>
-              <w:t>等高直方图</w:t>
+            <w:shd w:val="clear" w:color="auto" w:fill="BFBFBF" w:themeFill="background1" w:themeFillShade="BF"/>
+          </w:tcPr>
+          <w:p>
+            <w:pPr>
+              <w:ind w:left="0"/>
+              <w:rPr>
+                <w:sz w:val="15"/>
+                <w:szCs w:val="15"/>
+              </w:rPr>
+            </w:pPr>
+            <w:r>
+              <w:rPr>
+                <w:rFonts w:hint="eastAsia"/>
+                <w:sz w:val="15"/>
+                <w:szCs w:val="15"/>
+              </w:rPr>
+              <w:t>直方图</w:t>
             </w:r>
           </w:p>
         </w:tc>
@@ -7125,99 +7085,115 @@
         <w:tc>
           <w:tcPr>
             <w:tcW w:w="0" w:type="auto"/>
-          </w:tcPr>
-          <w:p>
-            <w:pPr>
-              <w:ind w:left="0"/>
-              <w:rPr>
-                <w:rFonts w:hint="eastAsia"/>
-                <w:sz w:val="15"/>
-                <w:szCs w:val="15"/>
-              </w:rPr>
-            </w:pPr>
-            <w:r>
-              <w:rPr>
-                <w:rFonts w:hint="eastAsia"/>
-                <w:sz w:val="15"/>
-                <w:szCs w:val="15"/>
-              </w:rPr>
-              <w:t>Histogram.Bounds</w:t>
+            <w:shd w:val="clear" w:color="auto" w:fill="BFBFBF" w:themeFill="background1" w:themeFillShade="BF"/>
+          </w:tcPr>
+          <w:p>
+            <w:pPr>
+              <w:ind w:left="0"/>
+              <w:rPr>
+                <w:sz w:val="15"/>
+                <w:szCs w:val="15"/>
+              </w:rPr>
+            </w:pPr>
+            <w:r>
+              <w:rPr>
+                <w:rFonts w:hint="eastAsia"/>
+                <w:sz w:val="15"/>
+                <w:szCs w:val="15"/>
+              </w:rPr>
+              <w:t>Histogram.Frac</w:t>
             </w:r>
           </w:p>
         </w:tc>
         <w:tc>
           <w:tcPr>
             <w:tcW w:w="0" w:type="auto"/>
-          </w:tcPr>
-          <w:p>
-            <w:pPr>
-              <w:ind w:left="0"/>
-              <w:rPr>
-                <w:rFonts w:hint="eastAsia"/>
-                <w:sz w:val="15"/>
-                <w:szCs w:val="15"/>
-              </w:rPr>
-            </w:pPr>
-            <w:r>
-              <w:rPr>
-                <w:rFonts w:hint="eastAsia"/>
-                <w:sz w:val="15"/>
-                <w:szCs w:val="15"/>
-              </w:rPr>
-              <w:t>Array</w:t>
+            <w:shd w:val="clear" w:color="auto" w:fill="BFBFBF" w:themeFill="background1" w:themeFillShade="BF"/>
+          </w:tcPr>
+          <w:p>
+            <w:pPr>
+              <w:ind w:left="0"/>
+              <w:rPr>
+                <w:sz w:val="15"/>
+                <w:szCs w:val="15"/>
+              </w:rPr>
+            </w:pPr>
+            <w:r>
+              <w:rPr>
+                <w:rFonts w:hint="eastAsia"/>
+                <w:sz w:val="15"/>
+                <w:szCs w:val="15"/>
+              </w:rPr>
+              <w:t>NumberDouble</w:t>
             </w:r>
           </w:p>
         </w:tc>
         <w:tc>
           <w:tcPr>
             <w:tcW w:w="0" w:type="auto"/>
-          </w:tcPr>
-          <w:p>
-            <w:pPr>
-              <w:ind w:left="0"/>
-              <w:rPr>
-                <w:rFonts w:hint="eastAsia"/>
-                <w:sz w:val="15"/>
-                <w:szCs w:val="15"/>
-              </w:rPr>
-            </w:pPr>
+            <w:shd w:val="clear" w:color="auto" w:fill="BFBFBF" w:themeFill="background1" w:themeFillShade="BF"/>
+          </w:tcPr>
+          <w:p>
+            <w:pPr>
+              <w:ind w:left="0"/>
+              <w:rPr>
+                <w:sz w:val="15"/>
+                <w:szCs w:val="15"/>
+              </w:rPr>
+            </w:pPr>
+            <w:r>
+              <w:rPr>
+                <w:rFonts w:hint="eastAsia"/>
+                <w:sz w:val="15"/>
+                <w:szCs w:val="15"/>
+              </w:rPr>
+              <w:t>0.0</w:t>
+            </w:r>
           </w:p>
         </w:tc>
         <w:tc>
           <w:tcPr>
             <w:tcW w:w="0" w:type="auto"/>
-          </w:tcPr>
-          <w:p>
-            <w:pPr>
-              <w:ind w:left="0"/>
-              <w:rPr>
-                <w:rFonts w:hint="eastAsia"/>
-                <w:sz w:val="15"/>
-                <w:szCs w:val="15"/>
-              </w:rPr>
-            </w:pPr>
+            <w:shd w:val="clear" w:color="auto" w:fill="BFBFBF" w:themeFill="background1" w:themeFillShade="BF"/>
+          </w:tcPr>
+          <w:p>
+            <w:pPr>
+              <w:ind w:left="0"/>
+              <w:rPr>
+                <w:sz w:val="15"/>
+                <w:szCs w:val="15"/>
+              </w:rPr>
+            </w:pPr>
+            <w:r>
+              <w:rPr>
+                <w:rFonts w:hint="eastAsia"/>
+                <w:sz w:val="15"/>
+                <w:szCs w:val="15"/>
+              </w:rPr>
+              <w:t>0.0 ~ 1.0</w:t>
+            </w:r>
           </w:p>
         </w:tc>
         <w:tc>
           <w:tcPr>
             <w:tcW w:w="0" w:type="auto"/>
-          </w:tcPr>
-          <w:p>
-            <w:pPr>
-              <w:ind w:left="0"/>
-              <w:rPr>
-                <w:rFonts w:hint="eastAsia"/>
-                <w:sz w:val="15"/>
-                <w:szCs w:val="15"/>
-              </w:rPr>
-            </w:pPr>
-            <w:r>
-              <w:rPr>
-                <w:rFonts w:hint="eastAsia"/>
-                <w:sz w:val="15"/>
-                <w:szCs w:val="15"/>
-              </w:rPr>
-              <w:t>直方图的边界值</w:t>
+            <w:shd w:val="clear" w:color="auto" w:fill="BFBFBF" w:themeFill="background1" w:themeFillShade="BF"/>
+          </w:tcPr>
+          <w:p>
+            <w:pPr>
+              <w:ind w:left="0"/>
+              <w:rPr>
+                <w:sz w:val="15"/>
+                <w:szCs w:val="15"/>
+              </w:rPr>
+            </w:pPr>
+            <w:r>
+              <w:rPr>
+                <w:rFonts w:hint="eastAsia"/>
+                <w:sz w:val="15"/>
+                <w:szCs w:val="15"/>
+              </w:rPr>
+              <w:t>直方图的比例</w:t>
             </w:r>
           </w:p>
         </w:tc>
@@ -7226,81 +7202,73 @@
         <w:tc>
           <w:tcPr>
             <w:tcW w:w="0" w:type="auto"/>
-          </w:tcPr>
-          <w:p>
-            <w:pPr>
-              <w:ind w:left="0"/>
-              <w:rPr>
-                <w:rFonts w:hint="eastAsia"/>
-                <w:sz w:val="15"/>
-                <w:szCs w:val="15"/>
-              </w:rPr>
-            </w:pPr>
-            <w:r>
-              <w:rPr>
-                <w:rFonts w:hint="eastAsia"/>
-                <w:sz w:val="15"/>
-                <w:szCs w:val="15"/>
-              </w:rPr>
-              <w:t>TypeSet</w:t>
+            <w:shd w:val="clear" w:color="auto" w:fill="BFBFBF" w:themeFill="background1" w:themeFillShade="BF"/>
+          </w:tcPr>
+          <w:p>
+            <w:pPr>
+              <w:ind w:left="0"/>
+              <w:rPr>
+                <w:sz w:val="15"/>
+                <w:szCs w:val="15"/>
+              </w:rPr>
+            </w:pPr>
+            <w:r>
+              <w:rPr>
+                <w:rFonts w:hint="eastAsia"/>
+                <w:sz w:val="15"/>
+                <w:szCs w:val="15"/>
+              </w:rPr>
+              <w:t>Histogram.Bounds</w:t>
             </w:r>
           </w:p>
         </w:tc>
         <w:tc>
           <w:tcPr>
             <w:tcW w:w="0" w:type="auto"/>
-          </w:tcPr>
-          <w:p>
-            <w:pPr>
-              <w:ind w:left="0"/>
-              <w:rPr>
-                <w:rFonts w:hint="eastAsia"/>
-                <w:sz w:val="15"/>
-                <w:szCs w:val="15"/>
-              </w:rPr>
-            </w:pPr>
-            <w:r>
-              <w:rPr>
-                <w:rFonts w:hint="eastAsia"/>
-                <w:sz w:val="15"/>
-                <w:szCs w:val="15"/>
-              </w:rPr>
-              <w:t>Object</w:t>
+            <w:shd w:val="clear" w:color="auto" w:fill="BFBFBF" w:themeFill="background1" w:themeFillShade="BF"/>
+          </w:tcPr>
+          <w:p>
+            <w:pPr>
+              <w:ind w:left="0"/>
+              <w:rPr>
+                <w:sz w:val="15"/>
+                <w:szCs w:val="15"/>
+              </w:rPr>
+            </w:pPr>
+            <w:r>
+              <w:rPr>
+                <w:rFonts w:hint="eastAsia"/>
+                <w:sz w:val="15"/>
+                <w:szCs w:val="15"/>
+              </w:rPr>
+              <w:t>Array</w:t>
             </w:r>
           </w:p>
         </w:tc>
         <w:tc>
           <w:tcPr>
             <w:tcW w:w="0" w:type="auto"/>
-          </w:tcPr>
-          <w:p>
-            <w:pPr>
-              <w:ind w:left="0"/>
-              <w:rPr>
-                <w:rFonts w:hint="eastAsia"/>
-                <w:sz w:val="15"/>
-                <w:szCs w:val="15"/>
-              </w:rPr>
-            </w:pPr>
-            <w:r>
-              <w:rPr>
-                <w:rFonts w:hint="eastAsia"/>
-                <w:sz w:val="15"/>
-                <w:szCs w:val="15"/>
-              </w:rPr>
-              <w:t>undefined</w:t>
-            </w:r>
+            <w:shd w:val="clear" w:color="auto" w:fill="BFBFBF" w:themeFill="background1" w:themeFillShade="BF"/>
+          </w:tcPr>
+          <w:p>
+            <w:pPr>
+              <w:ind w:left="0"/>
+              <w:rPr>
+                <w:sz w:val="15"/>
+                <w:szCs w:val="15"/>
+              </w:rPr>
+            </w:pPr>
           </w:p>
         </w:tc>
         <w:tc>
           <w:tcPr>
             <w:tcW w:w="0" w:type="auto"/>
-          </w:tcPr>
-          <w:p>
-            <w:pPr>
-              <w:ind w:left="0"/>
-              <w:rPr>
-                <w:rFonts w:hint="eastAsia"/>
+            <w:shd w:val="clear" w:color="auto" w:fill="BFBFBF" w:themeFill="background1" w:themeFillShade="BF"/>
+          </w:tcPr>
+          <w:p>
+            <w:pPr>
+              <w:ind w:left="0"/>
+              <w:rPr>
                 <w:sz w:val="15"/>
                 <w:szCs w:val="15"/>
               </w:rPr>
@@ -7310,23 +7278,23 @@
         <w:tc>
           <w:tcPr>
             <w:tcW w:w="0" w:type="auto"/>
-          </w:tcPr>
-          <w:p>
-            <w:pPr>
-              <w:ind w:left="0"/>
-              <w:rPr>
-                <w:rFonts w:hint="eastAsia"/>
-                <w:sz w:val="15"/>
-                <w:szCs w:val="15"/>
-              </w:rPr>
-            </w:pPr>
-            <w:r>
-              <w:rPr>
-                <w:rFonts w:hint="eastAsia"/>
-                <w:sz w:val="15"/>
-                <w:szCs w:val="15"/>
-              </w:rPr>
-              <w:t>类型比例</w:t>
+            <w:shd w:val="clear" w:color="auto" w:fill="BFBFBF" w:themeFill="background1" w:themeFillShade="BF"/>
+          </w:tcPr>
+          <w:p>
+            <w:pPr>
+              <w:ind w:left="0"/>
+              <w:rPr>
+                <w:sz w:val="15"/>
+                <w:szCs w:val="15"/>
+              </w:rPr>
+            </w:pPr>
+            <w:r>
+              <w:rPr>
+                <w:rFonts w:hint="eastAsia"/>
+                <w:sz w:val="15"/>
+                <w:szCs w:val="15"/>
+              </w:rPr>
+              <w:t>直方图的边界值</w:t>
             </w:r>
           </w:p>
         </w:tc>
@@ -7335,73 +7303,81 @@
         <w:tc>
           <w:tcPr>
             <w:tcW w:w="0" w:type="auto"/>
-          </w:tcPr>
-          <w:p>
-            <w:pPr>
-              <w:ind w:left="0"/>
-              <w:rPr>
-                <w:rFonts w:hint="eastAsia"/>
-                <w:sz w:val="15"/>
-                <w:szCs w:val="15"/>
-              </w:rPr>
-            </w:pPr>
-            <w:r>
-              <w:rPr>
-                <w:rFonts w:hint="eastAsia"/>
-                <w:sz w:val="15"/>
-                <w:szCs w:val="15"/>
-              </w:rPr>
-              <w:t>TypeSet.Types</w:t>
+            <w:shd w:val="clear" w:color="auto" w:fill="BFBFBF" w:themeFill="background1" w:themeFillShade="BF"/>
+          </w:tcPr>
+          <w:p>
+            <w:pPr>
+              <w:ind w:left="0"/>
+              <w:rPr>
+                <w:sz w:val="15"/>
+                <w:szCs w:val="15"/>
+              </w:rPr>
+            </w:pPr>
+            <w:r>
+              <w:rPr>
+                <w:rFonts w:hint="eastAsia"/>
+                <w:sz w:val="15"/>
+                <w:szCs w:val="15"/>
+              </w:rPr>
+              <w:t>TypeSet</w:t>
             </w:r>
           </w:p>
         </w:tc>
         <w:tc>
           <w:tcPr>
             <w:tcW w:w="0" w:type="auto"/>
-          </w:tcPr>
-          <w:p>
-            <w:pPr>
-              <w:ind w:left="0"/>
-              <w:rPr>
-                <w:rFonts w:hint="eastAsia"/>
-                <w:sz w:val="15"/>
-                <w:szCs w:val="15"/>
-              </w:rPr>
-            </w:pPr>
-            <w:r>
-              <w:rPr>
-                <w:rFonts w:hint="eastAsia"/>
-                <w:sz w:val="15"/>
-                <w:szCs w:val="15"/>
-              </w:rPr>
-              <w:t>Array</w:t>
+            <w:shd w:val="clear" w:color="auto" w:fill="BFBFBF" w:themeFill="background1" w:themeFillShade="BF"/>
+          </w:tcPr>
+          <w:p>
+            <w:pPr>
+              <w:ind w:left="0"/>
+              <w:rPr>
+                <w:sz w:val="15"/>
+                <w:szCs w:val="15"/>
+              </w:rPr>
+            </w:pPr>
+            <w:r>
+              <w:rPr>
+                <w:rFonts w:hint="eastAsia"/>
+                <w:sz w:val="15"/>
+                <w:szCs w:val="15"/>
+              </w:rPr>
+              <w:t>Object</w:t>
             </w:r>
           </w:p>
         </w:tc>
         <w:tc>
           <w:tcPr>
             <w:tcW w:w="0" w:type="auto"/>
-          </w:tcPr>
-          <w:p>
-            <w:pPr>
-              <w:ind w:left="0"/>
-              <w:rPr>
-                <w:rFonts w:hint="eastAsia"/>
-                <w:sz w:val="15"/>
-                <w:szCs w:val="15"/>
-              </w:rPr>
-            </w:pPr>
+            <w:shd w:val="clear" w:color="auto" w:fill="BFBFBF" w:themeFill="background1" w:themeFillShade="BF"/>
+          </w:tcPr>
+          <w:p>
+            <w:pPr>
+              <w:ind w:left="0"/>
+              <w:rPr>
+                <w:sz w:val="15"/>
+                <w:szCs w:val="15"/>
+              </w:rPr>
+            </w:pPr>
+            <w:r>
+              <w:rPr>
+                <w:rFonts w:hint="eastAsia"/>
+                <w:sz w:val="15"/>
+                <w:szCs w:val="15"/>
+              </w:rPr>
+              <w:t>undefined</w:t>
+            </w:r>
           </w:p>
         </w:tc>
         <w:tc>
           <w:tcPr>
             <w:tcW w:w="0" w:type="auto"/>
-          </w:tcPr>
-          <w:p>
-            <w:pPr>
-              <w:ind w:left="0"/>
-              <w:rPr>
-                <w:rFonts w:hint="eastAsia"/>
+            <w:shd w:val="clear" w:color="auto" w:fill="BFBFBF" w:themeFill="background1" w:themeFillShade="BF"/>
+          </w:tcPr>
+          <w:p>
+            <w:pPr>
+              <w:ind w:left="0"/>
+              <w:rPr>
                 <w:sz w:val="15"/>
                 <w:szCs w:val="15"/>
               </w:rPr>
@@ -7411,23 +7387,23 @@
         <w:tc>
           <w:tcPr>
             <w:tcW w:w="0" w:type="auto"/>
-          </w:tcPr>
-          <w:p>
-            <w:pPr>
-              <w:ind w:left="0"/>
-              <w:rPr>
-                <w:rFonts w:hint="eastAsia"/>
-                <w:sz w:val="15"/>
-                <w:szCs w:val="15"/>
-              </w:rPr>
-            </w:pPr>
-            <w:r>
-              <w:rPr>
-                <w:rFonts w:hint="eastAsia"/>
-                <w:sz w:val="15"/>
-                <w:szCs w:val="15"/>
-              </w:rPr>
-              <w:t>字段的类型</w:t>
+            <w:shd w:val="clear" w:color="auto" w:fill="BFBFBF" w:themeFill="background1" w:themeFillShade="BF"/>
+          </w:tcPr>
+          <w:p>
+            <w:pPr>
+              <w:ind w:left="0"/>
+              <w:rPr>
+                <w:sz w:val="15"/>
+                <w:szCs w:val="15"/>
+              </w:rPr>
+            </w:pPr>
+            <w:r>
+              <w:rPr>
+                <w:rFonts w:hint="eastAsia"/>
+                <w:sz w:val="15"/>
+                <w:szCs w:val="15"/>
+              </w:rPr>
+              <w:t>类型比例</w:t>
             </w:r>
           </w:p>
         </w:tc>
@@ -7436,12 +7412,113 @@
         <w:tc>
           <w:tcPr>
             <w:tcW w:w="0" w:type="auto"/>
-          </w:tcPr>
-          <w:p>
-            <w:pPr>
-              <w:ind w:left="0"/>
-              <w:rPr>
-                <w:rFonts w:hint="eastAsia"/>
+            <w:shd w:val="clear" w:color="auto" w:fill="BFBFBF" w:themeFill="background1" w:themeFillShade="BF"/>
+          </w:tcPr>
+          <w:p>
+            <w:pPr>
+              <w:ind w:left="0"/>
+              <w:rPr>
+                <w:sz w:val="15"/>
+                <w:szCs w:val="15"/>
+              </w:rPr>
+            </w:pPr>
+            <w:r>
+              <w:rPr>
+                <w:rFonts w:hint="eastAsia"/>
+                <w:sz w:val="15"/>
+                <w:szCs w:val="15"/>
+              </w:rPr>
+              <w:t>TypeSet.Types</w:t>
+            </w:r>
+          </w:p>
+        </w:tc>
+        <w:tc>
+          <w:tcPr>
+            <w:tcW w:w="0" w:type="auto"/>
+            <w:shd w:val="clear" w:color="auto" w:fill="BFBFBF" w:themeFill="background1" w:themeFillShade="BF"/>
+          </w:tcPr>
+          <w:p>
+            <w:pPr>
+              <w:ind w:left="0"/>
+              <w:rPr>
+                <w:sz w:val="15"/>
+                <w:szCs w:val="15"/>
+              </w:rPr>
+            </w:pPr>
+            <w:r>
+              <w:rPr>
+                <w:rFonts w:hint="eastAsia"/>
+                <w:sz w:val="15"/>
+                <w:szCs w:val="15"/>
+              </w:rPr>
+              <w:t>Array</w:t>
+            </w:r>
+          </w:p>
+        </w:tc>
+        <w:tc>
+          <w:tcPr>
+            <w:tcW w:w="0" w:type="auto"/>
+            <w:shd w:val="clear" w:color="auto" w:fill="BFBFBF" w:themeFill="background1" w:themeFillShade="BF"/>
+          </w:tcPr>
+          <w:p>
+            <w:pPr>
+              <w:ind w:left="0"/>
+              <w:rPr>
+                <w:sz w:val="15"/>
+                <w:szCs w:val="15"/>
+              </w:rPr>
+            </w:pPr>
+          </w:p>
+        </w:tc>
+        <w:tc>
+          <w:tcPr>
+            <w:tcW w:w="0" w:type="auto"/>
+            <w:shd w:val="clear" w:color="auto" w:fill="BFBFBF" w:themeFill="background1" w:themeFillShade="BF"/>
+          </w:tcPr>
+          <w:p>
+            <w:pPr>
+              <w:ind w:left="0"/>
+              <w:rPr>
+                <w:sz w:val="15"/>
+                <w:szCs w:val="15"/>
+              </w:rPr>
+            </w:pPr>
+          </w:p>
+        </w:tc>
+        <w:tc>
+          <w:tcPr>
+            <w:tcW w:w="0" w:type="auto"/>
+            <w:shd w:val="clear" w:color="auto" w:fill="BFBFBF" w:themeFill="background1" w:themeFillShade="BF"/>
+          </w:tcPr>
+          <w:p>
+            <w:pPr>
+              <w:ind w:left="0"/>
+              <w:rPr>
+                <w:sz w:val="15"/>
+                <w:szCs w:val="15"/>
+              </w:rPr>
+            </w:pPr>
+            <w:r>
+              <w:rPr>
+                <w:rFonts w:hint="eastAsia"/>
+                <w:sz w:val="15"/>
+                <w:szCs w:val="15"/>
+              </w:rPr>
+              <w:t>字段的类型</w:t>
+            </w:r>
+          </w:p>
+        </w:tc>
+      </w:tr>
+      <w:tr>
+        <w:tc>
+          <w:tcPr>
+            <w:tcW w:w="0" w:type="auto"/>
+            <w:shd w:val="clear" w:color="auto" w:fill="BFBFBF" w:themeFill="background1" w:themeFillShade="BF"/>
+          </w:tcPr>
+          <w:p>
+            <w:pPr>
+              <w:ind w:left="0"/>
+              <w:rPr>
                 <w:sz w:val="15"/>
                 <w:szCs w:val="15"/>
               </w:rPr>
@@ -7459,12 +7536,12 @@
         <w:tc>
           <w:tcPr>
             <w:tcW w:w="0" w:type="auto"/>
-          </w:tcPr>
-          <w:p>
-            <w:pPr>
-              <w:ind w:left="0"/>
-              <w:rPr>
-                <w:rFonts w:hint="eastAsia"/>
+            <w:shd w:val="clear" w:color="auto" w:fill="BFBFBF" w:themeFill="background1" w:themeFillShade="BF"/>
+          </w:tcPr>
+          <w:p>
+            <w:pPr>
+              <w:ind w:left="0"/>
+              <w:rPr>
                 <w:sz w:val="15"/>
                 <w:szCs w:val="15"/>
               </w:rPr>
@@ -7482,12 +7559,12 @@
         <w:tc>
           <w:tcPr>
             <w:tcW w:w="0" w:type="auto"/>
-          </w:tcPr>
-          <w:p>
-            <w:pPr>
-              <w:ind w:left="0"/>
-              <w:rPr>
-                <w:rFonts w:hint="eastAsia"/>
+            <w:shd w:val="clear" w:color="auto" w:fill="BFBFBF" w:themeFill="background1" w:themeFillShade="BF"/>
+          </w:tcPr>
+          <w:p>
+            <w:pPr>
+              <w:ind w:left="0"/>
+              <w:rPr>
                 <w:sz w:val="15"/>
                 <w:szCs w:val="15"/>
               </w:rPr>
@@ -7497,12 +7574,12 @@
         <w:tc>
           <w:tcPr>
             <w:tcW w:w="0" w:type="auto"/>
-          </w:tcPr>
-          <w:p>
-            <w:pPr>
-              <w:ind w:left="0"/>
-              <w:rPr>
-                <w:rFonts w:hint="eastAsia"/>
+            <w:shd w:val="clear" w:color="auto" w:fill="BFBFBF" w:themeFill="background1" w:themeFillShade="BF"/>
+          </w:tcPr>
+          <w:p>
+            <w:pPr>
+              <w:ind w:left="0"/>
+              <w:rPr>
                 <w:sz w:val="15"/>
                 <w:szCs w:val="15"/>
               </w:rPr>
@@ -7512,12 +7589,12 @@
         <w:tc>
           <w:tcPr>
             <w:tcW w:w="0" w:type="auto"/>
-          </w:tcPr>
-          <w:p>
-            <w:pPr>
-              <w:ind w:left="0"/>
-              <w:rPr>
-                <w:rFonts w:hint="eastAsia"/>
+            <w:shd w:val="clear" w:color="auto" w:fill="BFBFBF" w:themeFill="background1" w:themeFillShade="BF"/>
+          </w:tcPr>
+          <w:p>
+            <w:pPr>
+              <w:ind w:left="0"/>
+              <w:rPr>
                 <w:sz w:val="15"/>
                 <w:szCs w:val="15"/>
               </w:rPr>
@@ -7536,7 +7613,15 @@
                 <w:sz w:val="15"/>
                 <w:szCs w:val="15"/>
               </w:rPr>
-              <w:t xml:space="preserve"> 0.0 ~ 100.0</w:t>
+              <w:t xml:space="preserve"> 0.0 ~ 1</w:t>
+            </w:r>
+            <w:r>
+              <w:rPr>
+                <w:rFonts w:hint="eastAsia"/>
+                <w:sz w:val="15"/>
+                <w:szCs w:val="15"/>
+              </w:rPr>
+              <w:t>.0</w:t>
             </w:r>
           </w:p>
         </w:tc>
@@ -7544,11 +7629,6 @@
     </w:tbl>
     <w:p/>
     <w:p>
-      <w:pPr>
-        <w:rPr>
-          <w:rFonts w:hint="eastAsia"/>
-        </w:rPr>
-      </w:pPr>
       <w:r>
         <w:rPr>
           <w:rFonts w:hint="eastAsia"/>
@@ -7557,11 +7637,6 @@
       </w:r>
     </w:p>
     <w:p>
-      <w:pPr>
-        <w:rPr>
-          <w:rFonts w:hint="eastAsia"/>
-        </w:rPr>
-      </w:pPr>
       <w:r>
         <w:rPr>
           <w:rFonts w:hint="eastAsia"/>
@@ -7572,7 +7647,7 @@
         <w:rPr>
           <w:rFonts w:hint="eastAsia"/>
         </w:rPr>
-        <w:t>: "STATFIELD</w:t>
+        <w:t>: "STATINDEX</w:t>
       </w:r>
       <w:r>
         <w:rPr>
@@ -7596,7 +7671,19 @@
         <w:rPr>
           <w:rFonts w:hint="eastAsia"/>
         </w:rPr>
-        <w:t>, Index : 1</w:t>
+        <w:t>, Index</w:t>
+      </w:r>
+      <w:r>
+        <w:rPr>
+          <w:rFonts w:hint="eastAsia"/>
+        </w:rPr>
+        <w:t>Name</w:t>
+      </w:r>
+      <w:r>
+        <w:rPr>
+          <w:rFonts w:hint="eastAsia"/>
+        </w:rPr>
+        <w:t xml:space="preserve"> : 1</w:t>
       </w:r>
       <w:r>
         <w:rPr>
@@ -7605,13 +7692,7 @@
         <w:t xml:space="preserve"> }, unique : true, enforced : true }</w:t>
       </w:r>
     </w:p>
-    <w:p>
-      <w:pPr>
-        <w:rPr>
-          <w:rFonts w:hint="eastAsia"/>
-        </w:rPr>
-      </w:pPr>
-    </w:p>
+    <w:p/>
     <w:p>
       <w:pPr>
         <w:pStyle w:val="Heading3"/>
@@ -7804,6 +7885,11 @@
       </w:r>
     </w:p>
     <w:p>
+      <w:pPr>
+        <w:rPr>
+          <w:rFonts w:hint="eastAsia"/>
+        </w:rPr>
+      </w:pPr>
       <w:r>
         <w:rPr>
           <w:rFonts w:hint="eastAsia"/>
@@ -7831,44 +7917,109 @@
     </w:p>
     <w:p>
       <w:pPr>
+        <w:rPr>
+          <w:rFonts w:hint="eastAsia"/>
+        </w:rPr>
+      </w:pPr>
+    </w:p>
+    <w:p>
+      <w:pPr>
+        <w:rPr>
+          <w:rFonts w:hint="eastAsia"/>
+          <w:b/>
+          <w:color w:val="FF0000"/>
+        </w:rPr>
+      </w:pPr>
+      <w:r>
+        <w:rPr>
+          <w:rFonts w:hint="eastAsia"/>
+          <w:b/>
+          <w:color w:val="FF0000"/>
+        </w:rPr>
+        <w:t>目前只计算</w:t>
+      </w:r>
+      <w:r>
+        <w:rPr>
+          <w:rFonts w:hint="eastAsia"/>
+          <w:b/>
+          <w:color w:val="FF0000"/>
+        </w:rPr>
+        <w:t>MCV</w:t>
+      </w:r>
+      <w:r>
+        <w:rPr>
+          <w:rFonts w:hint="eastAsia"/>
+          <w:b/>
+          <w:color w:val="FF0000"/>
+        </w:rPr>
+        <w:t>的部分</w:t>
+      </w:r>
+    </w:p>
+    <w:p/>
+    <w:p>
+      <w:pPr>
         <w:pStyle w:val="Heading6"/>
-      </w:pPr>
-      <w:r>
-        <w:rPr>
-          <w:rFonts w:hint="eastAsia"/>
-        </w:rPr>
+        <w:rPr>
+          <w:shd w:val="pct15" w:color="auto" w:fill="FFFFFF"/>
+        </w:rPr>
+      </w:pPr>
+      <w:r>
+        <w:rPr>
+          <w:rFonts w:hint="eastAsia"/>
+          <w:shd w:val="pct15" w:color="auto" w:fill="FFFFFF"/>
+        </w:rPr>
+        <w:lastRenderedPageBreak/>
         <w:t>[ $undefined, $undefined ]</w:t>
       </w:r>
     </w:p>
     <w:p>
-      <w:r>
-        <w:rPr>
-          <w:rFonts w:hint="eastAsia"/>
+      <w:pPr>
+        <w:rPr>
+          <w:shd w:val="pct15" w:color="auto" w:fill="FFFFFF"/>
+        </w:rPr>
+      </w:pPr>
+      <w:r>
+        <w:rPr>
+          <w:rFonts w:hint="eastAsia"/>
+          <w:shd w:val="pct15" w:color="auto" w:fill="FFFFFF"/>
         </w:rPr>
         <w:t>即</w:t>
       </w:r>
       <w:r>
         <w:rPr>
           <w:rFonts w:hint="eastAsia"/>
+          <w:shd w:val="pct15" w:color="auto" w:fill="FFFFFF"/>
         </w:rPr>
         <w:t>{$exists:0}</w:t>
       </w:r>
     </w:p>
     <w:p>
-      <w:r>
-        <w:rPr>
-          <w:rFonts w:hint="eastAsia"/>
+      <w:pPr>
+        <w:rPr>
+          <w:shd w:val="pct15" w:color="auto" w:fill="FFFFFF"/>
+        </w:rPr>
+      </w:pPr>
+      <w:r>
+        <w:rPr>
+          <w:rFonts w:hint="eastAsia"/>
+          <w:shd w:val="pct15" w:color="auto" w:fill="FFFFFF"/>
         </w:rPr>
         <w:t>无统计信息</w:t>
       </w:r>
       <w:r>
         <w:rPr>
           <w:rFonts w:hint="eastAsia"/>
+          <w:shd w:val="pct15" w:color="auto" w:fill="FFFFFF"/>
         </w:rPr>
         <w:t>时：</w:t>
       </w:r>
     </w:p>
     <w:p>
+      <w:pPr>
+        <w:rPr>
+          <w:shd w:val="pct15" w:color="auto" w:fill="FFFFFF"/>
+        </w:rPr>
+      </w:pPr>
       <m:oMathPara>
         <m:oMath>
           <m:r>
@@ -7877,28 +8028,47 @@
             </m:rPr>
             <w:rPr>
               <w:rFonts w:ascii="Cambria Math" w:hAnsi="Cambria Math"/>
+              <w:shd w:val="pct15" w:color="auto" w:fill="FFFFFF"/>
             </w:rPr>
             <m:t>selectivity=1/docNum</m:t>
           </m:r>
         </m:oMath>
       </m:oMathPara>
     </w:p>
-    <w:p/>
-    <w:p>
-      <w:r>
-        <w:rPr>
-          <w:rFonts w:hint="eastAsia"/>
+    <w:p>
+      <w:pPr>
+        <w:rPr>
+          <w:shd w:val="pct15" w:color="auto" w:fill="FFFFFF"/>
+        </w:rPr>
+      </w:pPr>
+    </w:p>
+    <w:p>
+      <w:pPr>
+        <w:rPr>
+          <w:shd w:val="pct15" w:color="auto" w:fill="FFFFFF"/>
+        </w:rPr>
+      </w:pPr>
+      <w:r>
+        <w:rPr>
+          <w:rFonts w:hint="eastAsia"/>
+          <w:shd w:val="pct15" w:color="auto" w:fill="FFFFFF"/>
         </w:rPr>
         <w:t>有统计信息</w:t>
       </w:r>
       <w:r>
         <w:rPr>
           <w:rFonts w:hint="eastAsia"/>
+          <w:shd w:val="pct15" w:color="auto" w:fill="FFFFFF"/>
         </w:rPr>
         <w:t>时：</w:t>
       </w:r>
     </w:p>
     <w:p>
+      <w:pPr>
+        <w:rPr>
+          <w:shd w:val="pct15" w:color="auto" w:fill="FFFFFF"/>
+        </w:rPr>
+      </w:pPr>
       <m:oMathPara>
         <m:oMath>
           <m:r>
@@ -7907,32 +8077,31 @@
             </m:rPr>
             <w:rPr>
               <w:rFonts w:ascii="Cambria Math" w:hAnsi="Cambria Math"/>
+              <w:shd w:val="pct15" w:color="auto" w:fill="FFFFFF"/>
             </w:rPr>
-            <m:t>selectivity=undefined</m:t>
-          </m:r>
-          <m:r>
-            <m:rPr>
-              <m:sty m:val="p"/>
-            </m:rPr>
-            <w:rPr>
-              <w:rFonts w:ascii="Cambria Math" w:hAnsi="Cambria Math"/>
-            </w:rPr>
-            <m:t>Frac</m:t>
+            <m:t>selectivity=undefinedFrac</m:t>
           </m:r>
         </m:oMath>
       </m:oMathPara>
     </w:p>
-    <w:p/>
+    <w:p>
+      <w:pPr>
+        <w:rPr>
+          <w:shd w:val="pct15" w:color="auto" w:fill="FFFFFF"/>
+        </w:rPr>
+      </w:pPr>
+    </w:p>
     <w:p>
       <w:pPr>
         <w:pStyle w:val="Heading6"/>
         <w:rPr>
-          <w:rFonts w:hint="eastAsia"/>
-        </w:rPr>
-      </w:pPr>
-      <w:r>
-        <w:rPr>
-          <w:rFonts w:hint="eastAsia"/>
+          <w:shd w:val="pct15" w:color="auto" w:fill="FFFFFF"/>
+        </w:rPr>
+      </w:pPr>
+      <w:r>
+        <w:rPr>
+          <w:rFonts w:hint="eastAsia"/>
+          <w:shd w:val="pct15" w:color="auto" w:fill="FFFFFF"/>
         </w:rPr>
         <w:t>[ null, null ]</w:t>
       </w:r>
@@ -7940,49 +8109,65 @@
     <w:p>
       <w:pPr>
         <w:rPr>
-          <w:rFonts w:hint="eastAsia"/>
-        </w:rPr>
-      </w:pPr>
-      <w:r>
-        <w:rPr>
-          <w:rFonts w:hint="eastAsia"/>
+          <w:shd w:val="pct15" w:color="auto" w:fill="FFFFFF"/>
+        </w:rPr>
+      </w:pPr>
+      <w:r>
+        <w:rPr>
+          <w:rFonts w:hint="eastAsia"/>
+          <w:shd w:val="pct15" w:color="auto" w:fill="FFFFFF"/>
         </w:rPr>
         <w:t>即</w:t>
       </w:r>
       <w:r>
         <w:rPr>
           <w:rFonts w:hint="eastAsia"/>
+          <w:shd w:val="pct15" w:color="auto" w:fill="FFFFFF"/>
         </w:rPr>
         <w:t>{$isnull:1}</w:t>
       </w:r>
       <w:r>
         <w:rPr>
           <w:rFonts w:hint="eastAsia"/>
+          <w:shd w:val="pct15" w:color="auto" w:fill="FFFFFF"/>
         </w:rPr>
         <w:t>的其中一部分（另一部分是</w:t>
       </w:r>
       <w:r>
         <w:rPr>
           <w:rFonts w:hint="eastAsia"/>
+          <w:shd w:val="pct15" w:color="auto" w:fill="FFFFFF"/>
         </w:rPr>
         <w:t>[$undefined, $undefined]</w:t>
       </w:r>
       <w:r>
         <w:rPr>
           <w:rFonts w:hint="eastAsia"/>
+          <w:shd w:val="pct15" w:color="auto" w:fill="FFFFFF"/>
         </w:rPr>
         <w:t>）</w:t>
       </w:r>
     </w:p>
     <w:p>
-      <w:r>
-        <w:rPr>
-          <w:rFonts w:hint="eastAsia"/>
+      <w:pPr>
+        <w:rPr>
+          <w:shd w:val="pct15" w:color="auto" w:fill="FFFFFF"/>
+        </w:rPr>
+      </w:pPr>
+      <w:r>
+        <w:rPr>
+          <w:rFonts w:hint="eastAsia"/>
+          <w:shd w:val="pct15" w:color="auto" w:fill="FFFFFF"/>
         </w:rPr>
         <w:t>无统计信息时：</w:t>
       </w:r>
     </w:p>
     <w:p>
+      <w:pPr>
+        <w:rPr>
+          <w:shd w:val="pct15" w:color="auto" w:fill="FFFFFF"/>
+        </w:rPr>
+      </w:pPr>
       <m:oMathPara>
         <m:oMath>
           <m:r>
@@ -7991,17 +8176,30 @@
             </m:rPr>
             <w:rPr>
               <w:rFonts w:ascii="Cambria Math" w:hAnsi="Cambria Math"/>
+              <w:shd w:val="pct15" w:color="auto" w:fill="FFFFFF"/>
             </w:rPr>
             <m:t>selectivity=1/docNum</m:t>
           </m:r>
         </m:oMath>
       </m:oMathPara>
     </w:p>
-    <w:p/>
-    <w:p>
-      <w:r>
-        <w:rPr>
-          <w:rFonts w:hint="eastAsia"/>
+    <w:p>
+      <w:pPr>
+        <w:rPr>
+          <w:shd w:val="pct15" w:color="auto" w:fill="FFFFFF"/>
+        </w:rPr>
+      </w:pPr>
+    </w:p>
+    <w:p>
+      <w:pPr>
+        <w:rPr>
+          <w:shd w:val="pct15" w:color="auto" w:fill="FFFFFF"/>
+        </w:rPr>
+      </w:pPr>
+      <w:r>
+        <w:rPr>
+          <w:rFonts w:hint="eastAsia"/>
+          <w:shd w:val="pct15" w:color="auto" w:fill="FFFFFF"/>
         </w:rPr>
         <w:t>有统计信息时：</w:t>
       </w:r>
@@ -8009,7 +8207,7 @@
     <w:p>
       <w:pPr>
         <w:rPr>
-          <w:rFonts w:hint="eastAsia"/>
+          <w:shd w:val="pct15" w:color="auto" w:fill="FFFFFF"/>
         </w:rPr>
       </w:pPr>
       <m:oMathPara>
@@ -8020,28 +8218,14 @@
             </m:rPr>
             <w:rPr>
               <w:rFonts w:ascii="Cambria Math" w:hAnsi="Cambria Math"/>
+              <w:shd w:val="pct15" w:color="auto" w:fill="FFFFFF"/>
             </w:rPr>
-            <m:t>selectivity=null</m:t>
-          </m:r>
-          <m:r>
-            <m:rPr>
-              <m:sty m:val="p"/>
-            </m:rPr>
-            <w:rPr>
-              <w:rFonts w:ascii="Cambria Math" w:hAnsi="Cambria Math"/>
-            </w:rPr>
-            <m:t>Frac</m:t>
+            <m:t>selectivity=nullFrac</m:t>
           </m:r>
         </m:oMath>
       </m:oMathPara>
     </w:p>
-    <w:p>
-      <w:pPr>
-        <w:rPr>
-          <w:rFonts w:hint="eastAsia"/>
-        </w:rPr>
-      </w:pPr>
-    </w:p>
+    <w:p/>
     <w:p>
       <w:pPr>
         <w:pStyle w:val="Heading6"/>
@@ -8083,6 +8267,30 @@
           <w:rFonts w:hint="eastAsia"/>
         </w:rPr>
         <w:t xml:space="preserve"> }</w:t>
+      </w:r>
+      <w:r>
+        <w:rPr>
+          <w:rFonts w:hint="eastAsia"/>
+        </w:rPr>
+        <w:t xml:space="preserve"> (</w:t>
+      </w:r>
+      <w:r>
+        <w:rPr>
+          <w:rFonts w:hint="eastAsia"/>
+        </w:rPr>
+        <w:t>对于组合索引，</w:t>
+      </w:r>
+      <w:r>
+        <w:rPr>
+          <w:rFonts w:hint="eastAsia"/>
+        </w:rPr>
+        <w:t>rtnPredicate</w:t>
+      </w:r>
+      <w:r>
+        <w:rPr>
+          <w:rFonts w:hint="eastAsia"/>
+        </w:rPr>
+        <w:t>的条件中必须所有都是相等比较）</w:t>
       </w:r>
     </w:p>
     <w:p/>
@@ -8416,19 +8624,34 @@
         <w:rPr>
           <w:rFonts w:hint="eastAsia"/>
         </w:rPr>
-        <w:t>有统计信息时分为两部分：落在</w:t>
-      </w:r>
-      <w:r>
-        <w:rPr>
-          <w:rFonts w:hint="eastAsia"/>
+        <w:t>有统计信息时分为两部分：</w:t>
+      </w:r>
+      <w:r>
+        <w:rPr>
+          <w:rFonts w:hint="eastAsia"/>
+          <w:shd w:val="pct15" w:color="auto" w:fill="FFFFFF"/>
+        </w:rPr>
+        <w:t>落在</w:t>
+      </w:r>
+      <w:r>
+        <w:rPr>
+          <w:rFonts w:hint="eastAsia"/>
+          <w:shd w:val="pct15" w:color="auto" w:fill="FFFFFF"/>
         </w:rPr>
         <w:t>histogram</w:t>
       </w:r>
       <w:r>
         <w:rPr>
           <w:rFonts w:hint="eastAsia"/>
-        </w:rPr>
-        <w:t>的部分和落在</w:t>
+          <w:shd w:val="pct15" w:color="auto" w:fill="FFFFFF"/>
+        </w:rPr>
+        <w:t>的部分</w:t>
+      </w:r>
+      <w:r>
+        <w:rPr>
+          <w:rFonts w:hint="eastAsia"/>
+        </w:rPr>
+        <w:t>和落在</w:t>
       </w:r>
       <w:r>
         <w:rPr>
@@ -8445,100 +8668,131 @@
     </w:p>
     <w:p/>
     <w:p>
-      <w:r>
-        <w:rPr>
-          <w:rFonts w:hint="eastAsia"/>
-        </w:rPr>
+      <w:pPr>
+        <w:rPr>
+          <w:shd w:val="pct15" w:color="auto" w:fill="FFFFFF"/>
+        </w:rPr>
+      </w:pPr>
+      <w:r>
+        <w:rPr>
+          <w:rFonts w:hint="eastAsia"/>
+          <w:shd w:val="pct15" w:color="auto" w:fill="FFFFFF"/>
+        </w:rPr>
+        <w:lastRenderedPageBreak/>
         <w:t>落在</w:t>
       </w:r>
       <w:r>
         <w:rPr>
           <w:rFonts w:hint="eastAsia"/>
+          <w:shd w:val="pct15" w:color="auto" w:fill="FFFFFF"/>
         </w:rPr>
         <w:t>histogram</w:t>
       </w:r>
       <w:r>
         <w:rPr>
           <w:rFonts w:hint="eastAsia"/>
+          <w:shd w:val="pct15" w:color="auto" w:fill="FFFFFF"/>
         </w:rPr>
         <w:t>的部分：</w:t>
       </w:r>
     </w:p>
     <w:p>
-      <w:r>
-        <w:rPr>
-          <w:rFonts w:hint="eastAsia"/>
+      <w:pPr>
+        <w:rPr>
+          <w:shd w:val="pct15" w:color="auto" w:fill="FFFFFF"/>
+        </w:rPr>
+      </w:pPr>
+      <w:r>
+        <w:rPr>
+          <w:rFonts w:hint="eastAsia"/>
+          <w:shd w:val="pct15" w:color="auto" w:fill="FFFFFF"/>
         </w:rPr>
         <w:t>假设</w:t>
       </w:r>
       <w:r>
         <w:rPr>
           <w:rFonts w:hint="eastAsia"/>
+          <w:shd w:val="pct15" w:color="auto" w:fill="FFFFFF"/>
         </w:rPr>
         <w:t>valA</w:t>
       </w:r>
       <w:r>
         <w:rPr>
           <w:rFonts w:hint="eastAsia"/>
+          <w:shd w:val="pct15" w:color="auto" w:fill="FFFFFF"/>
         </w:rPr>
         <w:t>落在</w:t>
       </w:r>
       <w:r>
         <w:rPr>
           <w:rFonts w:hint="eastAsia"/>
+          <w:shd w:val="pct15" w:color="auto" w:fill="FFFFFF"/>
         </w:rPr>
         <w:t>histogram</w:t>
       </w:r>
       <w:r>
         <w:rPr>
           <w:rFonts w:hint="eastAsia"/>
+          <w:shd w:val="pct15" w:color="auto" w:fill="FFFFFF"/>
         </w:rPr>
         <w:t>的桶</w:t>
       </w:r>
       <w:r>
         <w:rPr>
           <w:rFonts w:hint="eastAsia"/>
+          <w:shd w:val="pct15" w:color="auto" w:fill="FFFFFF"/>
         </w:rPr>
         <w:t>i</w:t>
       </w:r>
       <w:r>
         <w:rPr>
           <w:rFonts w:hint="eastAsia"/>
+          <w:shd w:val="pct15" w:color="auto" w:fill="FFFFFF"/>
         </w:rPr>
         <w:t>，</w:t>
       </w:r>
       <w:r>
         <w:rPr>
           <w:rFonts w:hint="eastAsia"/>
+          <w:shd w:val="pct15" w:color="auto" w:fill="FFFFFF"/>
         </w:rPr>
         <w:t>valB</w:t>
       </w:r>
       <w:r>
         <w:rPr>
           <w:rFonts w:hint="eastAsia"/>
+          <w:shd w:val="pct15" w:color="auto" w:fill="FFFFFF"/>
         </w:rPr>
         <w:t>落在</w:t>
       </w:r>
       <w:r>
         <w:rPr>
           <w:rFonts w:hint="eastAsia"/>
+          <w:shd w:val="pct15" w:color="auto" w:fill="FFFFFF"/>
         </w:rPr>
         <w:t>histogram</w:t>
       </w:r>
       <w:r>
         <w:rPr>
           <w:rFonts w:hint="eastAsia"/>
+          <w:shd w:val="pct15" w:color="auto" w:fill="FFFFFF"/>
         </w:rPr>
         <w:t>的桶</w:t>
       </w:r>
       <w:r>
         <w:rPr>
           <w:rFonts w:hint="eastAsia"/>
+          <w:shd w:val="pct15" w:color="auto" w:fill="FFFFFF"/>
         </w:rPr>
         <w:t>j</w:t>
       </w:r>
     </w:p>
     <w:p>
+      <w:pPr>
+        <w:rPr>
+          <w:shd w:val="pct15" w:color="auto" w:fill="FFFFFF"/>
+        </w:rPr>
+      </w:pPr>
       <m:oMathPara>
         <m:oMath>
           <m:r>
@@ -8547,6 +8801,7 @@
             </m:rPr>
             <w:rPr>
               <w:rFonts w:ascii="Cambria Math" w:hAnsi="Cambria Math"/>
+              <w:shd w:val="pct15" w:color="auto" w:fill="FFFFFF"/>
             </w:rPr>
             <m:t>histSelectivity=(j-i-1+</m:t>
           </m:r>
@@ -8555,6 +8810,7 @@
               <m:ctrlPr>
                 <w:rPr>
                   <w:rFonts w:ascii="Cambria Math" w:hAnsi="Cambria Math"/>
+                  <w:shd w:val="pct15" w:color="auto" w:fill="FFFFFF"/>
                 </w:rPr>
               </m:ctrlPr>
             </m:fPr>
@@ -8565,6 +8821,7 @@
                 </m:rPr>
                 <w:rPr>
                   <w:rFonts w:ascii="Cambria Math" w:hAnsi="Cambria Math"/>
+                  <w:shd w:val="pct15" w:color="auto" w:fill="FFFFFF"/>
                 </w:rPr>
                 <m:t>bounds</m:t>
               </m:r>
@@ -8575,6 +8832,7 @@
                   <m:ctrlPr>
                     <w:rPr>
                       <w:rFonts w:ascii="Cambria Math" w:hAnsi="Cambria Math"/>
+                      <w:shd w:val="pct15" w:color="auto" w:fill="FFFFFF"/>
                     </w:rPr>
                   </m:ctrlPr>
                 </m:dPr>
@@ -8585,6 +8843,7 @@
                     </m:rPr>
                     <w:rPr>
                       <w:rFonts w:ascii="Cambria Math" w:hAnsi="Cambria Math"/>
+                      <w:shd w:val="pct15" w:color="auto" w:fill="FFFFFF"/>
                     </w:rPr>
                     <m:t>i</m:t>
                   </m:r>
@@ -8596,6 +8855,7 @@
                 </m:rPr>
                 <w:rPr>
                   <w:rFonts w:ascii="Cambria Math" w:hAnsi="Cambria Math"/>
+                  <w:shd w:val="pct15" w:color="auto" w:fill="FFFFFF"/>
                 </w:rPr>
                 <m:t>-valA</m:t>
               </m:r>
@@ -8607,6 +8867,7 @@
                 </m:rPr>
                 <w:rPr>
                   <w:rFonts w:ascii="Cambria Math" w:hAnsi="Cambria Math"/>
+                  <w:shd w:val="pct15" w:color="auto" w:fill="FFFFFF"/>
                 </w:rPr>
                 <m:t>bounds</m:t>
               </m:r>
@@ -8617,6 +8878,7 @@
                   <m:ctrlPr>
                     <w:rPr>
                       <w:rFonts w:ascii="Cambria Math" w:hAnsi="Cambria Math"/>
+                      <w:shd w:val="pct15" w:color="auto" w:fill="FFFFFF"/>
                     </w:rPr>
                   </m:ctrlPr>
                 </m:dPr>
@@ -8627,6 +8889,7 @@
                     </m:rPr>
                     <w:rPr>
                       <w:rFonts w:ascii="Cambria Math" w:hAnsi="Cambria Math"/>
+                      <w:shd w:val="pct15" w:color="auto" w:fill="FFFFFF"/>
                     </w:rPr>
                     <m:t>i</m:t>
                   </m:r>
@@ -8638,6 +8901,7 @@
                 </m:rPr>
                 <w:rPr>
                   <w:rFonts w:ascii="Cambria Math" w:hAnsi="Cambria Math"/>
+                  <w:shd w:val="pct15" w:color="auto" w:fill="FFFFFF"/>
                 </w:rPr>
                 <m:t>-bounds</m:t>
               </m:r>
@@ -8648,6 +8912,7 @@
                   <m:ctrlPr>
                     <w:rPr>
                       <w:rFonts w:ascii="Cambria Math" w:hAnsi="Cambria Math"/>
+                      <w:shd w:val="pct15" w:color="auto" w:fill="FFFFFF"/>
                     </w:rPr>
                   </m:ctrlPr>
                 </m:dPr>
@@ -8658,6 +8923,7 @@
                     </m:rPr>
                     <w:rPr>
                       <w:rFonts w:ascii="Cambria Math" w:hAnsi="Cambria Math"/>
+                      <w:shd w:val="pct15" w:color="auto" w:fill="FFFFFF"/>
                     </w:rPr>
                     <m:t>i-1</m:t>
                   </m:r>
@@ -8667,6 +8933,7 @@
                 <w:rPr>
                   <w:rFonts w:ascii="Cambria Math" w:hAnsi="Cambria Math"/>
                   <w:i/>
+                  <w:shd w:val="pct15" w:color="auto" w:fill="FFFFFF"/>
                 </w:rPr>
               </m:ctrlPr>
             </m:den>
@@ -8677,6 +8944,7 @@
             </m:rPr>
             <w:rPr>
               <w:rFonts w:ascii="Cambria Math" w:hAnsi="Cambria Math"/>
+              <w:shd w:val="pct15" w:color="auto" w:fill="FFFFFF"/>
             </w:rPr>
             <m:t>+</m:t>
           </m:r>
@@ -8685,6 +8953,7 @@
               <m:ctrlPr>
                 <w:rPr>
                   <w:rFonts w:ascii="Cambria Math" w:hAnsi="Cambria Math"/>
+                  <w:shd w:val="pct15" w:color="auto" w:fill="FFFFFF"/>
                 </w:rPr>
               </m:ctrlPr>
             </m:fPr>
@@ -8695,6 +8964,7 @@
                 </m:rPr>
                 <w:rPr>
                   <w:rFonts w:ascii="Cambria Math" w:hAnsi="Cambria Math"/>
+                  <w:shd w:val="pct15" w:color="auto" w:fill="FFFFFF"/>
                 </w:rPr>
                 <m:t>valB-bounds</m:t>
               </m:r>
@@ -8705,6 +8975,7 @@
                   <m:ctrlPr>
                     <w:rPr>
                       <w:rFonts w:ascii="Cambria Math" w:hAnsi="Cambria Math"/>
+                      <w:shd w:val="pct15" w:color="auto" w:fill="FFFFFF"/>
                     </w:rPr>
                   </m:ctrlPr>
                 </m:dPr>
@@ -8715,6 +8986,7 @@
                     </m:rPr>
                     <w:rPr>
                       <w:rFonts w:ascii="Cambria Math" w:hAnsi="Cambria Math"/>
+                      <w:shd w:val="pct15" w:color="auto" w:fill="FFFFFF"/>
                     </w:rPr>
                     <m:t>j-1</m:t>
                   </m:r>
@@ -8728,6 +9000,7 @@
                 </m:rPr>
                 <w:rPr>
                   <w:rFonts w:ascii="Cambria Math" w:hAnsi="Cambria Math"/>
+                  <w:shd w:val="pct15" w:color="auto" w:fill="FFFFFF"/>
                 </w:rPr>
                 <m:t>bounds</m:t>
               </m:r>
@@ -8738,6 +9011,7 @@
                   <m:ctrlPr>
                     <w:rPr>
                       <w:rFonts w:ascii="Cambria Math" w:hAnsi="Cambria Math"/>
+                      <w:shd w:val="pct15" w:color="auto" w:fill="FFFFFF"/>
                     </w:rPr>
                   </m:ctrlPr>
                 </m:dPr>
@@ -8748,6 +9022,7 @@
                     </m:rPr>
                     <w:rPr>
                       <w:rFonts w:ascii="Cambria Math" w:hAnsi="Cambria Math"/>
+                      <w:shd w:val="pct15" w:color="auto" w:fill="FFFFFF"/>
                     </w:rPr>
                     <m:t>j</m:t>
                   </m:r>
@@ -8759,6 +9034,7 @@
                 </m:rPr>
                 <w:rPr>
                   <w:rFonts w:ascii="Cambria Math" w:hAnsi="Cambria Math"/>
+                  <w:shd w:val="pct15" w:color="auto" w:fill="FFFFFF"/>
                 </w:rPr>
                 <m:t>-bounds</m:t>
               </m:r>
@@ -8769,6 +9045,7 @@
                   <m:ctrlPr>
                     <w:rPr>
                       <w:rFonts w:ascii="Cambria Math" w:hAnsi="Cambria Math"/>
+                      <w:shd w:val="pct15" w:color="auto" w:fill="FFFFFF"/>
                     </w:rPr>
                   </m:ctrlPr>
                 </m:dPr>
@@ -8779,6 +9056,7 @@
                     </m:rPr>
                     <w:rPr>
                       <w:rFonts w:ascii="Cambria Math" w:hAnsi="Cambria Math"/>
+                      <w:shd w:val="pct15" w:color="auto" w:fill="FFFFFF"/>
                     </w:rPr>
                     <m:t>j-1</m:t>
                   </m:r>
@@ -8788,6 +9066,7 @@
                 <w:rPr>
                   <w:rFonts w:ascii="Cambria Math" w:hAnsi="Cambria Math"/>
                   <w:i/>
+                  <w:shd w:val="pct15" w:color="auto" w:fill="FFFFFF"/>
                 </w:rPr>
               </m:ctrlPr>
             </m:den>
@@ -8798,6 +9077,7 @@
             </m:rPr>
             <w:rPr>
               <w:rFonts w:ascii="Cambria Math" w:hAnsi="Cambria Math"/>
+              <w:shd w:val="pct15" w:color="auto" w:fill="FFFFFF"/>
             </w:rPr>
             <m:t>)/size(histogram)</m:t>
           </m:r>
@@ -8809,7 +9089,6 @@
         <w:rPr>
           <w:rFonts w:hint="eastAsia"/>
         </w:rPr>
-        <w:lastRenderedPageBreak/>
         <w:t>落在</w:t>
       </w:r>
       <w:r>
@@ -9594,6 +9873,7 @@
             <w:rPr>
               <w:rFonts w:ascii="Cambria Math" w:hAnsi="Cambria Math"/>
             </w:rPr>
+            <w:lastRenderedPageBreak/>
             <m:t>selectivity=</m:t>
           </m:r>
           <m:f>
@@ -9864,7 +10144,6 @@
             <w:rPr>
               <w:rFonts w:ascii="Cambria Math" w:hAnsi="Cambria Math"/>
             </w:rPr>
-            <w:lastRenderedPageBreak/>
             <m:t>selectivity=mcvSelectivity+histSelectivity*histogramFrac=</m:t>
           </m:r>
           <m:d>
@@ -9902,12 +10181,25 @@
     <w:p>
       <w:pPr>
         <w:pStyle w:val="Heading6"/>
+        <w:rPr>
+          <w:rFonts w:hint="eastAsia"/>
+        </w:rPr>
       </w:pPr>
       <w:r>
         <w:rPr>
           <w:rFonts w:hint="eastAsia"/>
         </w:rPr>
         <w:t>非数值字段转换</w:t>
+      </w:r>
+    </w:p>
+    <w:p>
+      <w:r>
+        <w:rPr>
+          <w:rFonts w:hint="eastAsia"/>
+          <w:b/>
+          <w:color w:val="FF0000"/>
+        </w:rPr>
+        <w:t>暂时不需要考虑</w:t>
       </w:r>
     </w:p>
     <w:p>
@@ -10040,6 +10332,9 @@
     <w:p>
       <w:pPr>
         <w:pStyle w:val="Heading6"/>
+        <w:rPr>
+          <w:rFonts w:hint="eastAsia"/>
+        </w:rPr>
       </w:pPr>
       <w:r>
         <w:rPr>
@@ -10051,9 +10346,57 @@
         <w:rPr>
           <w:rFonts w:hint="eastAsia"/>
         </w:rPr>
-        <w:t>数剧类型</w:t>
-      </w:r>
-    </w:p>
+        <w:t>数据</w:t>
+      </w:r>
+      <w:r>
+        <w:rPr>
+          <w:rFonts w:hint="eastAsia"/>
+        </w:rPr>
+        <w:t>类型</w:t>
+      </w:r>
+    </w:p>
+    <w:p>
+      <w:pPr>
+        <w:rPr>
+          <w:rFonts w:hint="eastAsia"/>
+          <w:b/>
+          <w:color w:val="FF0000"/>
+        </w:rPr>
+      </w:pPr>
+      <w:r>
+        <w:rPr>
+          <w:rFonts w:hint="eastAsia"/>
+          <w:b/>
+          <w:color w:val="FF0000"/>
+        </w:rPr>
+        <w:t>暂时不需要考虑</w:t>
+      </w:r>
+      <w:r>
+        <w:rPr>
+          <w:rFonts w:hint="eastAsia"/>
+          <w:b/>
+          <w:color w:val="FF0000"/>
+        </w:rPr>
+        <w:t>，目前</w:t>
+      </w:r>
+      <w:r>
+        <w:rPr>
+          <w:rFonts w:hint="eastAsia"/>
+          <w:b/>
+          <w:color w:val="FF0000"/>
+        </w:rPr>
+        <w:t>BSONObj</w:t>
+      </w:r>
+      <w:r>
+        <w:rPr>
+          <w:rFonts w:hint="eastAsia"/>
+          <w:b/>
+          <w:color w:val="FF0000"/>
+        </w:rPr>
+        <w:t>比较带有类型进行</w:t>
+      </w:r>
+    </w:p>
+    <w:p/>
     <w:p>
       <w:r>
         <w:rPr>
@@ -10114,27 +10457,6 @@
           <w:rFonts w:hint="eastAsia"/>
         </w:rPr>
         <w:t>是不同的数据类型</w:t>
-      </w:r>
-    </w:p>
-    <w:p/>
-    <w:p>
-      <w:r>
-        <w:rPr>
-          <w:rFonts w:hint="eastAsia"/>
-        </w:rPr>
-        <w:t>[0, 'a']</w:t>
-      </w:r>
-      <w:r>
-        <w:rPr>
-          <w:rFonts w:hint="eastAsia"/>
-        </w:rPr>
-        <w:t xml:space="preserve"> </w:t>
-      </w:r>
-      <w:r>
-        <w:rPr>
-          <w:rFonts w:hint="eastAsia"/>
-        </w:rPr>
-        <w:t>考虑把类型加入比较</w:t>
       </w:r>
     </w:p>
     <w:p/>
@@ -10287,19 +10609,7 @@
         <w:rPr>
           <w:rFonts w:hint="eastAsia"/>
         </w:rPr>
-        <w:t>没有统计信息时，简单估算为</w:t>
-      </w:r>
-      <w:r>
-        <w:rPr>
-          <w:rFonts w:hint="eastAsia"/>
-        </w:rPr>
-        <w:t>1/3</w:t>
-      </w:r>
-      <w:r>
-        <w:rPr>
-          <w:rFonts w:hint="eastAsia"/>
-        </w:rPr>
-        <w:t>或者</w:t>
+        <w:t>没有统计信息时，简单估算</w:t>
       </w:r>
       <w:r>
         <w:rPr>
@@ -10670,6 +10980,7 @@
                 <w:sz w:val="15"/>
                 <w:szCs w:val="15"/>
               </w:rPr>
+              <w:lastRenderedPageBreak/>
               <w:t>BinData</w:t>
             </w:r>
           </w:p>
@@ -11021,6 +11332,9 @@
     <w:p>
       <w:pPr>
         <w:pStyle w:val="Heading6"/>
+        <w:rPr>
+          <w:rFonts w:hint="eastAsia"/>
+        </w:rPr>
       </w:pPr>
       <w:r>
         <w:rPr>
@@ -11028,6 +11342,47 @@
         </w:rPr>
         <w:t>组合索引的估算方式</w:t>
       </w:r>
+    </w:p>
+    <w:p>
+      <w:r>
+        <w:rPr>
+          <w:rFonts w:hint="eastAsia"/>
+          <w:b/>
+          <w:color w:val="FF0000"/>
+        </w:rPr>
+        <w:t>暂时不需要考虑</w:t>
+      </w:r>
+      <w:r>
+        <w:rPr>
+          <w:rFonts w:hint="eastAsia"/>
+          <w:b/>
+          <w:color w:val="FF0000"/>
+        </w:rPr>
+        <w:t>，组合索引的统计信息生成</w:t>
+      </w:r>
+      <w:r>
+        <w:rPr>
+          <w:rFonts w:hint="eastAsia"/>
+          <w:b/>
+          <w:color w:val="FF0000"/>
+        </w:rPr>
+        <w:t>MCV</w:t>
+      </w:r>
+      <w:r>
+        <w:rPr>
+          <w:rFonts w:hint="eastAsia"/>
+          <w:b/>
+          <w:color w:val="FF0000"/>
+        </w:rPr>
+        <w:t>即可进行估算</w:t>
+      </w:r>
+    </w:p>
+    <w:p>
+      <w:pPr>
+        <w:rPr>
+          <w:rFonts w:hint="eastAsia"/>
+        </w:rPr>
+      </w:pPr>
     </w:p>
     <w:p>
       <w:r>
@@ -11576,6 +11931,7 @@
         <w:rPr>
           <w:rFonts w:hint="eastAsia"/>
         </w:rPr>
+        <w:lastRenderedPageBreak/>
         <w:t>$or</w:t>
       </w:r>
     </w:p>
@@ -11866,24 +12222,55 @@
       </w:r>
     </w:p>
     <w:p>
-      <w:r>
-        <w:rPr>
-          <w:rFonts w:hint="eastAsia"/>
-        </w:rPr>
-        <w:t>1/2</w:t>
-      </w:r>
-      <w:r>
-        <w:rPr>
-          <w:rFonts w:hint="eastAsia"/>
-        </w:rPr>
-        <w:t>或者</w:t>
-      </w:r>
-      <w:r>
-        <w:rPr>
-          <w:rFonts w:hint="eastAsia"/>
-        </w:rPr>
-        <w:t>1/3</w:t>
-      </w:r>
+      <w:pPr>
+        <w:rPr>
+          <w:rFonts w:hint="eastAsia"/>
+        </w:rPr>
+      </w:pPr>
+      <m:oMathPara>
+        <m:oMath>
+          <m:sSub>
+            <m:sSubPr>
+              <m:ctrlPr>
+                <w:rPr>
+                  <w:rFonts w:ascii="Cambria Math" w:hAnsi="Cambria Math"/>
+                </w:rPr>
+              </m:ctrlPr>
+            </m:sSubPr>
+            <m:e>
+              <m:r>
+                <m:rPr>
+                  <m:sty m:val="p"/>
+                </m:rPr>
+                <w:rPr>
+                  <w:rFonts w:ascii="Cambria Math" w:hAnsi="Cambria Math"/>
+                </w:rPr>
+                <m:t>selectivity</m:t>
+              </m:r>
+            </m:e>
+            <m:sub>
+              <m:r>
+                <m:rPr>
+                  <m:sty m:val="p"/>
+                </m:rPr>
+                <w:rPr>
+                  <w:rFonts w:ascii="Cambria Math" w:hAnsi="Cambria Math"/>
+                </w:rPr>
+                <m:t>opr</m:t>
+              </m:r>
+            </m:sub>
+          </m:sSub>
+          <m:r>
+            <m:rPr>
+              <m:sty m:val="p"/>
+            </m:rPr>
+            <w:rPr>
+              <w:rFonts w:ascii="Cambria Math" w:hAnsi="Cambria Math"/>
+            </w:rPr>
+            <m:t>=0.5</m:t>
+          </m:r>
+        </m:oMath>
+      </m:oMathPara>
     </w:p>
     <w:p>
       <w:pPr>
@@ -11893,7 +12280,6 @@
         <w:rPr>
           <w:rFonts w:hint="eastAsia"/>
         </w:rPr>
-        <w:lastRenderedPageBreak/>
         <w:t>结果集</w:t>
       </w:r>
       <w:r>
@@ -12041,24 +12427,6 @@
           <w:rFonts w:hint="eastAsia"/>
         </w:rPr>
         <w:t>无统计信息时</w:t>
-      </w:r>
-      <w:r>
-        <w:rPr>
-          <w:rFonts w:hint="eastAsia"/>
-        </w:rPr>
-        <w:t>(</w:t>
-      </w:r>
-      <w:r>
-        <w:rPr>
-          <w:rFonts w:hint="eastAsia"/>
-        </w:rPr>
-        <w:t>文档有统计，字段无统计</w:t>
-      </w:r>
-      <w:r>
-        <w:rPr>
-          <w:rFonts w:hint="eastAsia"/>
-        </w:rPr>
-        <w:t>)</w:t>
       </w:r>
     </w:p>
     <w:p>
@@ -12121,81 +12489,26 @@
         <w:rPr>
           <w:rFonts w:hint="eastAsia"/>
         </w:rPr>
-        <w:t>无统计信息</w:t>
-      </w:r>
-      <w:r>
-        <w:rPr>
-          <w:rFonts w:hint="eastAsia"/>
-        </w:rPr>
-        <w:t>(</w:t>
-      </w:r>
-      <w:r>
-        <w:rPr>
-          <w:rFonts w:hint="eastAsia"/>
-        </w:rPr>
-        <w:t>文档字段无统计</w:t>
-      </w:r>
-      <w:r>
-        <w:rPr>
-          <w:rFonts w:hint="eastAsia"/>
-        </w:rPr>
-        <w:t>)</w:t>
-      </w:r>
-    </w:p>
-    <w:p>
-      <m:oMathPara>
-        <m:oMath>
-          <m:r>
-            <m:rPr>
-              <m:sty m:val="p"/>
-            </m:rPr>
-            <w:rPr>
-              <w:rFonts w:ascii="Cambria Math" w:hAnsi="Cambria Math"/>
-            </w:rPr>
-            <m:t>fieldSize=</m:t>
-          </m:r>
-          <m:f>
-            <m:fPr>
-              <m:ctrlPr>
-                <w:rPr>
-                  <w:rFonts w:ascii="Cambria Math" w:hAnsi="Cambria Math"/>
-                </w:rPr>
-              </m:ctrlPr>
-            </m:fPr>
-            <m:num>
-              <m:r>
-                <m:rPr>
-                  <m:sty m:val="p"/>
-                </m:rPr>
-                <w:rPr>
-                  <w:rFonts w:ascii="Cambria Math" w:hAnsi="Cambria Math"/>
-                </w:rPr>
-                <m:t>1</m:t>
-              </m:r>
-            </m:num>
-            <m:den>
-              <m:r>
-                <m:rPr>
-                  <m:sty m:val="p"/>
-                </m:rPr>
-                <w:rPr>
-                  <w:rFonts w:ascii="Cambria Math" w:hAnsi="Cambria Math"/>
-                </w:rPr>
-                <m:t>10</m:t>
-              </m:r>
-            </m:den>
-          </m:f>
-          <m:r>
-            <m:rPr>
-              <m:sty m:val="p"/>
-            </m:rPr>
-            <w:rPr>
-              <w:rFonts w:ascii="Cambria Math" w:hAnsi="Cambria Math"/>
-            </w:rPr>
-            <m:t>*docSize</m:t>
-          </m:r>
-        </m:oMath>
-      </m:oMathPara>
+        <w:t>注：</w:t>
+      </w:r>
+      <w:r>
+        <w:rPr>
+          <w:rFonts w:hint="eastAsia"/>
+        </w:rPr>
+        <w:t>avgFieldNum</w:t>
+      </w:r>
+      <w:r>
+        <w:rPr>
+          <w:rFonts w:hint="eastAsia"/>
+        </w:rPr>
+        <w:t>默认是</w:t>
+      </w:r>
+      <w:r>
+        <w:rPr>
+          <w:rFonts w:hint="eastAsia"/>
+        </w:rPr>
+        <w:t>10</w:t>
+      </w:r>
     </w:p>
     <w:p/>
     <w:p>
@@ -12264,6 +12577,7 @@
         <w:rPr>
           <w:rFonts w:hint="eastAsia"/>
         </w:rPr>
+        <w:lastRenderedPageBreak/>
         <w:t>代价估算</w:t>
       </w:r>
     </w:p>
@@ -12371,7 +12685,6 @@
         <w:rPr>
           <w:rFonts w:hint="eastAsia"/>
         </w:rPr>
-        <w:lastRenderedPageBreak/>
         <w:t>预设</w:t>
       </w:r>
       <w:r>
@@ -12548,7 +12861,7 @@
                 <w:sz w:val="15"/>
                 <w:szCs w:val="15"/>
               </w:rPr>
-              <w:t>0.0</w:t>
+              <w:t>0</w:t>
             </w:r>
           </w:p>
         </w:tc>
@@ -12631,7 +12944,7 @@
                 <w:sz w:val="15"/>
                 <w:szCs w:val="15"/>
               </w:rPr>
-              <w:t>0.0</w:t>
+              <w:t>0</w:t>
             </w:r>
           </w:p>
         </w:tc>
@@ -12722,7 +13035,15 @@
                 <w:sz w:val="15"/>
                 <w:szCs w:val="15"/>
               </w:rPr>
-              <w:t>1.0</w:t>
+              <w:t>1</w:t>
+            </w:r>
+            <w:r>
+              <w:rPr>
+                <w:rFonts w:hint="eastAsia"/>
+                <w:sz w:val="15"/>
+                <w:szCs w:val="15"/>
+              </w:rPr>
+              <w:t>00000</w:t>
             </w:r>
           </w:p>
         </w:tc>
@@ -12805,7 +13126,15 @@
                 <w:sz w:val="15"/>
                 <w:szCs w:val="15"/>
               </w:rPr>
-              <w:t>10.0</w:t>
+              <w:t>10</w:t>
+            </w:r>
+            <w:r>
+              <w:rPr>
+                <w:rFonts w:hint="eastAsia"/>
+                <w:sz w:val="15"/>
+                <w:szCs w:val="15"/>
+              </w:rPr>
+              <w:t>00000</w:t>
             </w:r>
           </w:p>
         </w:tc>
@@ -12896,7 +13225,15 @@
                 <w:sz w:val="15"/>
                 <w:szCs w:val="15"/>
               </w:rPr>
-              <w:t>0.01</w:t>
+              <w:t>2</w:t>
+            </w:r>
+            <w:r>
+              <w:rPr>
+                <w:rFonts w:hint="eastAsia"/>
+                <w:sz w:val="15"/>
+                <w:szCs w:val="15"/>
+              </w:rPr>
+              <w:t>0</w:t>
             </w:r>
           </w:p>
         </w:tc>
@@ -13003,7 +13340,15 @@
                 <w:sz w:val="15"/>
                 <w:szCs w:val="15"/>
               </w:rPr>
-              <w:t>0.005</w:t>
+              <w:t>1</w:t>
+            </w:r>
+            <w:r>
+              <w:rPr>
+                <w:rFonts w:hint="eastAsia"/>
+                <w:sz w:val="15"/>
+                <w:szCs w:val="15"/>
+              </w:rPr>
+              <w:t>0</w:t>
             </w:r>
           </w:p>
         </w:tc>
@@ -13110,7 +13455,7 @@
                 <w:sz w:val="15"/>
                 <w:szCs w:val="15"/>
               </w:rPr>
-              <w:t>0.0025</w:t>
+              <w:t>5</w:t>
             </w:r>
           </w:p>
         </w:tc>
@@ -13232,6 +13577,9 @@
           <w:numId w:val="16"/>
         </w:numPr>
         <w:ind w:firstLineChars="0"/>
+        <w:rPr>
+          <w:rFonts w:hint="eastAsia"/>
+        </w:rPr>
       </w:pPr>
       <w:r>
         <w:rPr>
@@ -13252,6 +13600,7 @@
         <w:t>代价，总是认为在查询执行前所有数据页都不在内存中</w:t>
       </w:r>
     </w:p>
+    <w:p/>
     <w:p/>
     <w:p>
       <w:pPr>
@@ -13331,7 +13680,7 @@
       <w:tblGrid>
         <w:gridCol w:w="977"/>
         <w:gridCol w:w="892"/>
-        <w:gridCol w:w="816"/>
+        <w:gridCol w:w="1551"/>
       </w:tblGrid>
       <w:tr>
         <w:tc>
@@ -13388,6 +13737,16 @@
                 <w:sz w:val="15"/>
                 <w:szCs w:val="15"/>
               </w:rPr>
+              <w:t>optrWeight</w:t>
+            </w:r>
+            <w:r>
+              <w:rPr>
+                <w:rFonts w:hint="eastAsia"/>
+                <w:b/>
+                <w:color w:val="FF0000"/>
+                <w:sz w:val="15"/>
+                <w:szCs w:val="15"/>
+              </w:rPr>
               <w:t>重新评估</w:t>
             </w:r>
           </w:p>
@@ -13450,6 +13809,14 @@
                 <w:szCs w:val="15"/>
               </w:rPr>
             </w:pPr>
+            <w:r>
+              <w:rPr>
+                <w:rFonts w:hint="eastAsia"/>
+                <w:sz w:val="15"/>
+                <w:szCs w:val="15"/>
+              </w:rPr>
+              <w:t>5</w:t>
+            </w:r>
           </w:p>
         </w:tc>
       </w:tr>
@@ -13510,6 +13877,14 @@
                 <w:szCs w:val="15"/>
               </w:rPr>
             </w:pPr>
+            <w:r>
+              <w:rPr>
+                <w:rFonts w:hint="eastAsia"/>
+                <w:sz w:val="15"/>
+                <w:szCs w:val="15"/>
+              </w:rPr>
+              <w:t>5</w:t>
+            </w:r>
           </w:p>
         </w:tc>
       </w:tr>
@@ -13532,6 +13907,7 @@
                 <w:sz w:val="15"/>
                 <w:szCs w:val="15"/>
               </w:rPr>
+              <w:lastRenderedPageBreak/>
               <w:t>$gte</w:t>
             </w:r>
           </w:p>
@@ -13570,6 +13946,14 @@
                 <w:szCs w:val="15"/>
               </w:rPr>
             </w:pPr>
+            <w:r>
+              <w:rPr>
+                <w:rFonts w:hint="eastAsia"/>
+                <w:sz w:val="15"/>
+                <w:szCs w:val="15"/>
+              </w:rPr>
+              <w:t>5</w:t>
+            </w:r>
           </w:p>
         </w:tc>
       </w:tr>
@@ -13630,6 +14014,14 @@
                 <w:szCs w:val="15"/>
               </w:rPr>
             </w:pPr>
+            <w:r>
+              <w:rPr>
+                <w:rFonts w:hint="eastAsia"/>
+                <w:sz w:val="15"/>
+                <w:szCs w:val="15"/>
+              </w:rPr>
+              <w:t>5</w:t>
+            </w:r>
           </w:p>
         </w:tc>
       </w:tr>
@@ -13690,6 +14082,14 @@
                 <w:szCs w:val="15"/>
               </w:rPr>
             </w:pPr>
+            <w:r>
+              <w:rPr>
+                <w:rFonts w:hint="eastAsia"/>
+                <w:sz w:val="15"/>
+                <w:szCs w:val="15"/>
+              </w:rPr>
+              <w:t>5</w:t>
+            </w:r>
           </w:p>
         </w:tc>
       </w:tr>
@@ -13750,6 +14150,14 @@
                 <w:szCs w:val="15"/>
               </w:rPr>
             </w:pPr>
+            <w:r>
+              <w:rPr>
+                <w:rFonts w:hint="eastAsia"/>
+                <w:sz w:val="15"/>
+                <w:szCs w:val="15"/>
+              </w:rPr>
+              <w:t>5</w:t>
+            </w:r>
           </w:p>
         </w:tc>
       </w:tr>
@@ -13810,6 +14218,14 @@
                 <w:szCs w:val="15"/>
               </w:rPr>
             </w:pPr>
+            <w:r>
+              <w:rPr>
+                <w:rFonts w:hint="eastAsia"/>
+                <w:sz w:val="15"/>
+                <w:szCs w:val="15"/>
+              </w:rPr>
+              <w:t>5</w:t>
+            </w:r>
           </w:p>
         </w:tc>
       </w:tr>
@@ -13870,6 +14286,14 @@
                 <w:szCs w:val="15"/>
               </w:rPr>
             </w:pPr>
+            <w:r>
+              <w:rPr>
+                <w:rFonts w:hint="eastAsia"/>
+                <w:sz w:val="15"/>
+                <w:szCs w:val="15"/>
+              </w:rPr>
+              <w:t>5</w:t>
+            </w:r>
           </w:p>
         </w:tc>
       </w:tr>
@@ -13930,6 +14354,14 @@
                 <w:szCs w:val="15"/>
               </w:rPr>
             </w:pPr>
+            <w:r>
+              <w:rPr>
+                <w:rFonts w:hint="eastAsia"/>
+                <w:sz w:val="15"/>
+                <w:szCs w:val="15"/>
+              </w:rPr>
+              <w:t>5</w:t>
+            </w:r>
           </w:p>
         </w:tc>
       </w:tr>
@@ -13990,6 +14422,14 @@
                 <w:szCs w:val="15"/>
               </w:rPr>
             </w:pPr>
+            <w:r>
+              <w:rPr>
+                <w:rFonts w:hint="eastAsia"/>
+                <w:sz w:val="15"/>
+                <w:szCs w:val="15"/>
+              </w:rPr>
+              <w:t>5</w:t>
+            </w:r>
           </w:p>
         </w:tc>
       </w:tr>
@@ -14050,6 +14490,14 @@
                 <w:szCs w:val="15"/>
               </w:rPr>
             </w:pPr>
+            <w:r>
+              <w:rPr>
+                <w:rFonts w:hint="eastAsia"/>
+                <w:sz w:val="15"/>
+                <w:szCs w:val="15"/>
+              </w:rPr>
+              <w:t>5</w:t>
+            </w:r>
           </w:p>
         </w:tc>
       </w:tr>
@@ -14110,6 +14558,14 @@
                 <w:szCs w:val="15"/>
               </w:rPr>
             </w:pPr>
+            <w:r>
+              <w:rPr>
+                <w:rFonts w:hint="eastAsia"/>
+                <w:sz w:val="15"/>
+                <w:szCs w:val="15"/>
+              </w:rPr>
+              <w:t>5</w:t>
+            </w:r>
           </w:p>
         </w:tc>
       </w:tr>
@@ -14170,6 +14626,14 @@
                 <w:szCs w:val="15"/>
               </w:rPr>
             </w:pPr>
+            <w:r>
+              <w:rPr>
+                <w:rFonts w:hint="eastAsia"/>
+                <w:sz w:val="15"/>
+                <w:szCs w:val="15"/>
+              </w:rPr>
+              <w:t>5</w:t>
+            </w:r>
           </w:p>
         </w:tc>
       </w:tr>
@@ -14230,6 +14694,14 @@
                 <w:szCs w:val="15"/>
               </w:rPr>
             </w:pPr>
+            <w:r>
+              <w:rPr>
+                <w:rFonts w:hint="eastAsia"/>
+                <w:sz w:val="15"/>
+                <w:szCs w:val="15"/>
+              </w:rPr>
+              <w:t>5</w:t>
+            </w:r>
           </w:p>
         </w:tc>
       </w:tr>
@@ -14252,7 +14724,6 @@
                 <w:sz w:val="15"/>
                 <w:szCs w:val="15"/>
               </w:rPr>
-              <w:lastRenderedPageBreak/>
               <w:t>$regex</w:t>
             </w:r>
           </w:p>
@@ -14291,6 +14762,14 @@
                 <w:szCs w:val="15"/>
               </w:rPr>
             </w:pPr>
+            <w:r>
+              <w:rPr>
+                <w:rFonts w:hint="eastAsia"/>
+                <w:sz w:val="15"/>
+                <w:szCs w:val="15"/>
+              </w:rPr>
+              <w:t>5</w:t>
+            </w:r>
           </w:p>
         </w:tc>
       </w:tr>
@@ -14351,6 +14830,14 @@
                 <w:szCs w:val="15"/>
               </w:rPr>
             </w:pPr>
+            <w:r>
+              <w:rPr>
+                <w:rFonts w:hint="eastAsia"/>
+                <w:sz w:val="15"/>
+                <w:szCs w:val="15"/>
+              </w:rPr>
+              <w:t>5</w:t>
+            </w:r>
           </w:p>
         </w:tc>
       </w:tr>
@@ -15128,6 +15615,9 @@
           <w:numId w:val="28"/>
         </w:numPr>
         <w:ind w:firstLineChars="0"/>
+        <w:rPr>
+          <w:rFonts w:hint="eastAsia"/>
+        </w:rPr>
       </w:pPr>
       <w:r>
         <w:rPr>
@@ -15144,13 +15634,28 @@
     </w:p>
     <w:p>
       <w:pPr>
+        <w:pStyle w:val="ListParagraph"/>
+        <w:numPr>
+          <w:ilvl w:val="0"/>
+          <w:numId w:val="28"/>
+        </w:numPr>
+        <w:ind w:firstLineChars="0"/>
+      </w:pPr>
+      <w:r>
+        <w:rPr>
+          <w:rFonts w:hint="eastAsia"/>
+        </w:rPr>
+        <w:t>outDocNum = docNum * mthSelectivity</w:t>
+      </w:r>
+    </w:p>
+    <w:p>
+      <w:pPr>
         <w:pStyle w:val="Heading5"/>
       </w:pPr>
       <w:r>
         <w:rPr>
           <w:rFonts w:hint="eastAsia"/>
         </w:rPr>
-        <w:lastRenderedPageBreak/>
         <w:t>IdxScan</w:t>
       </w:r>
       <w:r>
@@ -15432,52 +15937,15 @@
         <w:rPr>
           <w:rFonts w:hint="eastAsia"/>
         </w:rPr>
-        <w:t>需要扫描数据的页数：（由于是随机扫描，需要考虑缓存机制对</w:t>
-      </w:r>
-      <w:r>
-        <w:rPr>
-          <w:rFonts w:hint="eastAsia"/>
-        </w:rPr>
-        <w:t>IO</w:t>
-      </w:r>
-      <w:r>
-        <w:rPr>
-          <w:rFonts w:hint="eastAsia"/>
-        </w:rPr>
-        <w:t>的影响</w:t>
-      </w:r>
-      <w:r>
-        <w:rPr>
-          <w:rFonts w:hint="eastAsia"/>
-        </w:rPr>
-        <w:t>，使用</w:t>
-      </w:r>
-      <w:r>
-        <w:rPr>
-          <w:rFonts w:hint="eastAsia"/>
-        </w:rPr>
-        <w:t>Mackert-Lohman</w:t>
-      </w:r>
-      <w:r>
-        <w:rPr>
-          <w:rFonts w:hint="eastAsia"/>
-        </w:rPr>
-        <w:t>公式</w:t>
-      </w:r>
-      <w:r>
-        <w:rPr>
-          <w:rFonts w:hint="eastAsia"/>
-        </w:rPr>
-        <w:t>，默认认为缓存无限大</w:t>
-      </w:r>
-      <w:r>
-        <w:rPr>
-          <w:rFonts w:hint="eastAsia"/>
-        </w:rPr>
-        <w:t>）</w:t>
-      </w:r>
-    </w:p>
-    <w:p>
+        <w:t>需要扫描数据的页数：</w:t>
+      </w:r>
+    </w:p>
+    <w:p>
+      <w:pPr>
+        <w:rPr>
+          <w:rFonts w:hint="eastAsia"/>
+        </w:rPr>
+      </w:pPr>
       <m:oMathPara>
         <m:oMath>
           <m:r>
@@ -15487,27 +15955,28 @@
             <w:rPr>
               <w:rFonts w:ascii="Cambria Math" w:hAnsi="Cambria Math"/>
             </w:rPr>
-            <m:t>fetchedPageNum=(2*pageNum*idxDocNum)/(2*pageNum+idxDocNum)</m:t>
+            <m:t>fetchedPageNum=</m:t>
+          </m:r>
+          <m:r>
+            <m:rPr>
+              <m:sty m:val="p"/>
+            </m:rPr>
+            <w:rPr>
+              <w:rFonts w:ascii="Cambria Math" w:hAnsi="Cambria Math"/>
+            </w:rPr>
+            <m:t>pageNum*</m:t>
+          </m:r>
+          <m:r>
+            <m:rPr>
+              <m:sty m:val="p"/>
+            </m:rPr>
+            <w:rPr>
+              <w:rFonts w:ascii="Cambria Math" w:hAnsi="Cambria Math"/>
+            </w:rPr>
+            <m:t>idxSelectivity</m:t>
           </m:r>
         </m:oMath>
       </m:oMathPara>
-    </w:p>
-    <w:p/>
-    <w:p>
-      <w:r>
-        <w:rPr>
-          <w:rFonts w:hint="eastAsia"/>
-          <w:highlight w:val="yellow"/>
-        </w:rPr>
-        <w:t>用数据总页数</w:t>
-      </w:r>
-      <w:r>
-        <w:rPr>
-          <w:rFonts w:hint="eastAsia"/>
-          <w:highlight w:val="yellow"/>
-        </w:rPr>
-        <w:t>*selectivity</w:t>
-      </w:r>
     </w:p>
     <w:p/>
     <w:p>
@@ -15660,6 +16129,7 @@
         <w:rPr>
           <w:rFonts w:hint="eastAsia"/>
         </w:rPr>
+        <w:lastRenderedPageBreak/>
         <w:t xml:space="preserve">startCost = </w:t>
       </w:r>
       <w:r>
@@ -15683,6 +16153,9 @@
           <w:numId w:val="29"/>
         </w:numPr>
         <w:ind w:firstLineChars="0"/>
+        <w:rPr>
+          <w:rFonts w:hint="eastAsia"/>
+        </w:rPr>
       </w:pPr>
       <w:r>
         <w:rPr>
@@ -15701,6 +16174,22 @@
           <w:rFonts w:hint="eastAsia"/>
         </w:rPr>
         <w:t>ScanCost</w:t>
+      </w:r>
+    </w:p>
+    <w:p>
+      <w:pPr>
+        <w:pStyle w:val="ListParagraph"/>
+        <w:numPr>
+          <w:ilvl w:val="0"/>
+          <w:numId w:val="29"/>
+        </w:numPr>
+        <w:ind w:firstLineChars="0"/>
+      </w:pPr>
+      <w:r>
+        <w:rPr>
+          <w:rFonts w:hint="eastAsia"/>
+        </w:rPr>
+        <w:t>outDocNum = docNum * mthSelectivity</w:t>
       </w:r>
     </w:p>
     <w:p/>
@@ -15891,7 +16380,6 @@
         <w:rPr>
           <w:rFonts w:hint="eastAsia"/>
         </w:rPr>
-        <w:lastRenderedPageBreak/>
         <w:t>pageS</w:t>
       </w:r>
       <w:r>
@@ -16419,6 +16907,7 @@
         <w:rPr>
           <w:rFonts w:hint="eastAsia"/>
         </w:rPr>
+        <w:lastRenderedPageBreak/>
         <w:t>总代价：</w:t>
       </w:r>
     </w:p>
@@ -16474,6 +16963,9 @@
           <w:numId w:val="30"/>
         </w:numPr>
         <w:ind w:firstLineChars="0"/>
+        <w:rPr>
+          <w:rFonts w:hint="eastAsia"/>
+        </w:rPr>
       </w:pPr>
       <w:r>
         <w:rPr>
@@ -16492,6 +16984,22 @@
           <w:rFonts w:hint="eastAsia"/>
         </w:rPr>
         <w:t>Cost + oprtBaseCost * inputDocNum</w:t>
+      </w:r>
+    </w:p>
+    <w:p>
+      <w:pPr>
+        <w:pStyle w:val="ListParagraph"/>
+        <w:numPr>
+          <w:ilvl w:val="0"/>
+          <w:numId w:val="30"/>
+        </w:numPr>
+        <w:ind w:firstLineChars="0"/>
+      </w:pPr>
+      <w:r>
+        <w:rPr>
+          <w:rFonts w:hint="eastAsia"/>
+        </w:rPr>
+        <w:t>outDocNum = inputDocNum</w:t>
       </w:r>
     </w:p>
     <w:p>
@@ -16614,7 +17122,6 @@
         <w:rPr>
           <w:rFonts w:hint="eastAsia"/>
         </w:rPr>
-        <w:lastRenderedPageBreak/>
         <w:t>inputTotalCost</w:t>
       </w:r>
       <w:r>
@@ -16698,6 +17205,9 @@
           <w:numId w:val="32"/>
         </w:numPr>
         <w:ind w:firstLineChars="0"/>
+        <w:rPr>
+          <w:rFonts w:hint="eastAsia"/>
+        </w:rPr>
       </w:pPr>
       <w:r>
         <w:rPr>
@@ -16728,6 +17238,22 @@
           <w:rFonts w:hint="eastAsia"/>
         </w:rPr>
         <w:t xml:space="preserve"> * limitNum</w:t>
+      </w:r>
+    </w:p>
+    <w:p>
+      <w:pPr>
+        <w:pStyle w:val="ListParagraph"/>
+        <w:numPr>
+          <w:ilvl w:val="0"/>
+          <w:numId w:val="32"/>
+        </w:numPr>
+        <w:ind w:firstLineChars="0"/>
+      </w:pPr>
+      <w:r>
+        <w:rPr>
+          <w:rFonts w:hint="eastAsia"/>
+        </w:rPr>
+        <w:t>outDocNum = limitNum</w:t>
       </w:r>
     </w:p>
     <w:p>
@@ -16739,6 +17265,7 @@
         <w:rPr>
           <w:rFonts w:hint="eastAsia"/>
         </w:rPr>
+        <w:lastRenderedPageBreak/>
         <w:t>主要操作流程</w:t>
       </w:r>
     </w:p>
@@ -17069,61 +17596,61 @@
         <w:rPr>
           <w:rFonts w:hint="eastAsia"/>
         </w:rPr>
+        <w:t>创建候选查询计划</w:t>
+      </w:r>
+      <w:r>
+        <w:rPr>
+          <w:rFonts w:hint="eastAsia"/>
+        </w:rPr>
+        <w:t>(</w:t>
+      </w:r>
+      <w:r>
+        <w:rPr>
+          <w:rFonts w:hint="eastAsia"/>
+        </w:rPr>
+        <w:t>createCandidatePlans</w:t>
+      </w:r>
+      <w:r>
+        <w:rPr>
+          <w:rFonts w:hint="eastAsia"/>
+        </w:rPr>
+        <w:t>)</w:t>
+      </w:r>
+    </w:p>
+    <w:p>
+      <w:r>
+        <w:rPr>
+          <w:rFonts w:hint="eastAsia"/>
+        </w:rPr>
+        <w:t>根据索引匹配度选取合适的一个或多个查询计划</w:t>
+      </w:r>
+      <w:r>
+        <w:rPr>
+          <w:rFonts w:hint="eastAsia"/>
+        </w:rPr>
+        <w:t>，评估索引的选择率，如果索引的选择率小于阈值</w:t>
+      </w:r>
+      <w:r>
+        <w:rPr>
+          <w:rFonts w:hint="eastAsia"/>
+        </w:rPr>
+        <w:t>(10%)</w:t>
+      </w:r>
+      <w:r>
+        <w:rPr>
+          <w:rFonts w:hint="eastAsia"/>
+        </w:rPr>
+        <w:t>，则把索引加入候选计划</w:t>
+      </w:r>
+    </w:p>
+    <w:p/>
+    <w:p>
+      <w:r>
+        <w:rPr>
+          <w:rFonts w:hint="eastAsia"/>
+          <w:noProof/>
+        </w:rPr>
         <w:lastRenderedPageBreak/>
-        <w:t>创建候选查询计划</w:t>
-      </w:r>
-      <w:r>
-        <w:rPr>
-          <w:rFonts w:hint="eastAsia"/>
-        </w:rPr>
-        <w:t>(</w:t>
-      </w:r>
-      <w:r>
-        <w:rPr>
-          <w:rFonts w:hint="eastAsia"/>
-        </w:rPr>
-        <w:t>createCandidatePlans</w:t>
-      </w:r>
-      <w:r>
-        <w:rPr>
-          <w:rFonts w:hint="eastAsia"/>
-        </w:rPr>
-        <w:t>)</w:t>
-      </w:r>
-    </w:p>
-    <w:p>
-      <w:r>
-        <w:rPr>
-          <w:rFonts w:hint="eastAsia"/>
-        </w:rPr>
-        <w:t>根据索引匹配度选取合适的一个或多个查询计划</w:t>
-      </w:r>
-      <w:r>
-        <w:rPr>
-          <w:rFonts w:hint="eastAsia"/>
-        </w:rPr>
-        <w:t>，评估索引的选择率，如果索引的选择率小于阈值</w:t>
-      </w:r>
-      <w:r>
-        <w:rPr>
-          <w:rFonts w:hint="eastAsia"/>
-        </w:rPr>
-        <w:t>(10%)</w:t>
-      </w:r>
-      <w:r>
-        <w:rPr>
-          <w:rFonts w:hint="eastAsia"/>
-        </w:rPr>
-        <w:t>，则把索引加入候选计划</w:t>
-      </w:r>
-    </w:p>
-    <w:p/>
-    <w:p>
-      <w:r>
-        <w:rPr>
-          <w:rFonts w:hint="eastAsia"/>
-          <w:noProof/>
-        </w:rPr>
         <w:drawing>
           <wp:inline distT="0" distB="0" distL="0" distR="0">
             <wp:extent cx="2638208" cy="2538724"/>
@@ -17313,11 +17840,66 @@
       </w:r>
     </w:p>
     <w:p>
+      <w:pPr>
+        <w:rPr>
+          <w:rFonts w:hint="eastAsia"/>
+        </w:rPr>
+      </w:pPr>
       <w:r>
         <w:rPr>
           <w:rFonts w:hint="eastAsia"/>
         </w:rPr>
         <w:t>对每个候选查询计划计算代价，选取最小代价的计划</w:t>
+      </w:r>
+    </w:p>
+    <w:p>
+      <w:r>
+        <w:rPr>
+          <w:rFonts w:hint="eastAsia"/>
+        </w:rPr>
+        <w:t>因为缓存计划中不考虑投影字段，</w:t>
+      </w:r>
+      <w:r>
+        <w:rPr>
+          <w:rFonts w:hint="eastAsia"/>
+        </w:rPr>
+        <w:t>offset</w:t>
+      </w:r>
+      <w:r>
+        <w:rPr>
+          <w:rFonts w:hint="eastAsia"/>
+        </w:rPr>
+        <w:t>和</w:t>
+      </w:r>
+      <w:r>
+        <w:rPr>
+          <w:rFonts w:hint="eastAsia"/>
+        </w:rPr>
+        <w:t>skip</w:t>
+      </w:r>
+      <w:r>
+        <w:rPr>
+          <w:rFonts w:hint="eastAsia"/>
+        </w:rPr>
+        <w:t>，因此目前计算查询计划代价时，也忽略投影字段，</w:t>
+      </w:r>
+      <w:r>
+        <w:rPr>
+          <w:rFonts w:hint="eastAsia"/>
+        </w:rPr>
+        <w:t>offset</w:t>
+      </w:r>
+      <w:r>
+        <w:rPr>
+          <w:rFonts w:hint="eastAsia"/>
+        </w:rPr>
+        <w:t>和</w:t>
+      </w:r>
+      <w:r>
+        <w:rPr>
+          <w:rFonts w:hint="eastAsia"/>
+        </w:rPr>
+        <w:t>skip</w:t>
       </w:r>
     </w:p>
     <w:p>

--- a/internal_doc/03.开发设计/性能/Story_基于代价估算模型的查询优化.docx
+++ b/internal_doc/03.开发设计/性能/Story_基于代价估算模型的查询优化.docx
@@ -122,6 +122,42 @@
           </w:p>
         </w:tc>
       </w:tr>
+      <w:tr>
+        <w:tc>
+          <w:tcPr>
+            <w:tcW w:w="2728" w:type="dxa"/>
+          </w:tcPr>
+          <w:p>
+            <w:pPr>
+              <w:ind w:left="0"/>
+              <w:jc w:val="left"/>
+            </w:pPr>
+            <w:r>
+              <w:rPr>
+                <w:rFonts w:hint="eastAsia"/>
+              </w:rPr>
+              <w:t>2017-04-07   He Guoming</w:t>
+            </w:r>
+          </w:p>
+        </w:tc>
+        <w:tc>
+          <w:tcPr>
+            <w:tcW w:w="5437" w:type="dxa"/>
+          </w:tcPr>
+          <w:p>
+            <w:pPr>
+              <w:ind w:left="0"/>
+              <w:jc w:val="left"/>
+            </w:pPr>
+            <w:r>
+              <w:rPr>
+                <w:rFonts w:hint="eastAsia"/>
+              </w:rPr>
+              <w:t>Update estimation models</w:t>
+            </w:r>
+          </w:p>
+        </w:tc>
+      </w:tr>
     </w:tbl>
     <w:p>
       <w:pPr>
@@ -446,93 +482,24 @@
     <w:p>
       <w:pPr>
         <w:jc w:val="left"/>
-        <w:rPr>
-          <w:color w:val="00B0F0"/>
-        </w:rPr>
-      </w:pPr>
-      <w:r>
-        <w:rPr>
-          <w:rFonts w:hint="eastAsia"/>
-          <w:color w:val="00B0F0"/>
-        </w:rPr>
-        <w:t>说明</w:t>
-      </w:r>
-      <w:r>
-        <w:rPr>
-          <w:rFonts w:hint="eastAsia"/>
-          <w:color w:val="00B0F0"/>
-        </w:rPr>
-        <w:t xml:space="preserve">: </w:t>
-      </w:r>
-      <w:r>
-        <w:rPr>
-          <w:rFonts w:hint="eastAsia"/>
-          <w:color w:val="00B0F0"/>
-        </w:rPr>
-        <w:t>简单描述</w:t>
-      </w:r>
-      <w:r>
-        <w:rPr>
-          <w:rFonts w:hint="eastAsia"/>
-          <w:color w:val="00B0F0"/>
-        </w:rPr>
-        <w:t xml:space="preserve">Story </w:t>
-      </w:r>
-      <w:r>
-        <w:rPr>
-          <w:rFonts w:hint="eastAsia"/>
-          <w:color w:val="00B0F0"/>
-        </w:rPr>
-        <w:t>的对外接口</w:t>
-      </w:r>
-      <w:r>
-        <w:rPr>
-          <w:rFonts w:hint="eastAsia"/>
-          <w:color w:val="00B0F0"/>
-        </w:rPr>
-        <w:t>,</w:t>
-      </w:r>
-      <w:r>
-        <w:rPr>
-          <w:rFonts w:hint="eastAsia"/>
-          <w:color w:val="00B0F0"/>
-        </w:rPr>
-        <w:t>包括命令行</w:t>
-      </w:r>
-      <w:r>
-        <w:rPr>
-          <w:rFonts w:hint="eastAsia"/>
-          <w:color w:val="00B0F0"/>
-        </w:rPr>
-        <w:t>/</w:t>
-      </w:r>
-      <w:r>
-        <w:rPr>
-          <w:rFonts w:hint="eastAsia"/>
-          <w:color w:val="00B0F0"/>
-        </w:rPr>
-        <w:t>界面</w:t>
-      </w:r>
-      <w:r>
-        <w:rPr>
-          <w:rFonts w:hint="eastAsia"/>
-          <w:color w:val="00B0F0"/>
-        </w:rPr>
-        <w:t xml:space="preserve">, </w:t>
-      </w:r>
-      <w:r>
-        <w:rPr>
-          <w:rFonts w:hint="eastAsia"/>
-          <w:color w:val="00B0F0"/>
-        </w:rPr>
-        <w:t>客户可见配置文件的参数描述</w:t>
-      </w:r>
-      <w:r>
-        <w:rPr>
-          <w:rFonts w:hint="eastAsia"/>
-          <w:color w:val="00B0F0"/>
-        </w:rPr>
-        <w:t>;</w:t>
+      </w:pPr>
+      <w:r>
+        <w:rPr>
+          <w:rFonts w:hint="eastAsia"/>
+        </w:rPr>
+        <w:t>SequoiaDB</w:t>
+      </w:r>
+      <w:r>
+        <w:rPr>
+          <w:rFonts w:hint="eastAsia"/>
+        </w:rPr>
+        <w:t>加入隐藏参数：</w:t>
+      </w:r>
+      <w:r>
+        <w:rPr>
+          <w:rFonts w:hint="eastAsia"/>
+        </w:rPr>
+        <w:t>maxpagetoignoreio</w:t>
       </w:r>
     </w:p>
     <w:p>
@@ -544,6 +511,178 @@
       <w:pPr>
         <w:jc w:val="left"/>
       </w:pPr>
+      <w:r>
+        <w:rPr>
+          <w:rFonts w:hint="eastAsia"/>
+        </w:rPr>
+        <w:t>maxpagetoignoreio</w:t>
+      </w:r>
+      <w:r>
+        <w:rPr>
+          <w:rFonts w:hint="eastAsia"/>
+        </w:rPr>
+        <w:t>表示计算查询计划代价时，</w:t>
+      </w:r>
+      <w:r>
+        <w:rPr>
+          <w:rFonts w:hint="eastAsia"/>
+        </w:rPr>
+        <w:t>忽略</w:t>
+      </w:r>
+      <w:r>
+        <w:rPr>
+          <w:rFonts w:hint="eastAsia"/>
+        </w:rPr>
+        <w:t>IO</w:t>
+      </w:r>
+      <w:r>
+        <w:rPr>
+          <w:rFonts w:hint="eastAsia"/>
+        </w:rPr>
+        <w:t>影响的最小的页数，数据页数大于阈值时，估算查询计划代价时需要计算</w:t>
+      </w:r>
+      <w:r>
+        <w:rPr>
+          <w:rFonts w:hint="eastAsia"/>
+        </w:rPr>
+        <w:t>IO</w:t>
+      </w:r>
+      <w:r>
+        <w:rPr>
+          <w:rFonts w:hint="eastAsia"/>
+        </w:rPr>
+        <w:t>的代价，默认值：</w:t>
+      </w:r>
+      <w:r>
+        <w:rPr>
+          <w:rFonts w:hint="eastAsia"/>
+        </w:rPr>
+        <w:t>10</w:t>
+      </w:r>
+      <w:r>
+        <w:rPr>
+          <w:rFonts w:hint="eastAsia"/>
+        </w:rPr>
+        <w:t>，</w:t>
+      </w:r>
+      <w:r>
+        <w:rPr>
+          <w:rFonts w:hint="eastAsia"/>
+        </w:rPr>
+        <w:t>0</w:t>
+      </w:r>
+      <w:r>
+        <w:rPr>
+          <w:rFonts w:hint="eastAsia"/>
+        </w:rPr>
+        <w:t>表示一直需要计算</w:t>
+      </w:r>
+      <w:r>
+        <w:rPr>
+          <w:rFonts w:hint="eastAsia"/>
+        </w:rPr>
+        <w:t>IO</w:t>
+      </w:r>
+      <w:r>
+        <w:rPr>
+          <w:rFonts w:hint="eastAsia"/>
+        </w:rPr>
+        <w:t>代价，</w:t>
+      </w:r>
+      <w:r>
+        <w:rPr>
+          <w:rFonts w:hint="eastAsia"/>
+        </w:rPr>
+        <w:t>-1</w:t>
+      </w:r>
+      <w:r>
+        <w:rPr>
+          <w:rFonts w:hint="eastAsia"/>
+        </w:rPr>
+        <w:t>表示从不计算</w:t>
+      </w:r>
+      <w:r>
+        <w:rPr>
+          <w:rFonts w:hint="eastAsia"/>
+        </w:rPr>
+        <w:t>IO</w:t>
+      </w:r>
+      <w:r>
+        <w:rPr>
+          <w:rFonts w:hint="eastAsia"/>
+        </w:rPr>
+        <w:t>代价</w:t>
+      </w:r>
+      <w:r>
+        <w:rPr>
+          <w:rFonts w:hint="eastAsia"/>
+        </w:rPr>
+        <w:t>。</w:t>
+      </w:r>
+    </w:p>
+    <w:p>
+      <w:pPr>
+        <w:jc w:val="left"/>
+      </w:pPr>
+    </w:p>
+    <w:p>
+      <w:pPr>
+        <w:jc w:val="left"/>
+      </w:pPr>
+      <w:r>
+        <w:rPr>
+          <w:rFonts w:hint="eastAsia"/>
+        </w:rPr>
+        <w:t>此参数在于使数据量较小的情况时忽略</w:t>
+      </w:r>
+      <w:r>
+        <w:rPr>
+          <w:rFonts w:hint="eastAsia"/>
+        </w:rPr>
+        <w:t>IO</w:t>
+      </w:r>
+      <w:r>
+        <w:rPr>
+          <w:rFonts w:hint="eastAsia"/>
+        </w:rPr>
+        <w:t>的影响</w:t>
+      </w:r>
+      <w:r>
+        <w:rPr>
+          <w:rFonts w:hint="eastAsia"/>
+        </w:rPr>
+        <w:t>（认为数据都在内存中）</w:t>
+      </w:r>
+      <w:r>
+        <w:rPr>
+          <w:rFonts w:hint="eastAsia"/>
+        </w:rPr>
+        <w:t>，因此仅计算</w:t>
+      </w:r>
+      <w:r>
+        <w:rPr>
+          <w:rFonts w:hint="eastAsia"/>
+        </w:rPr>
+        <w:t>CPU</w:t>
+      </w:r>
+      <w:r>
+        <w:rPr>
+          <w:rFonts w:hint="eastAsia"/>
+        </w:rPr>
+        <w:t>的代价，从而得到的查询计划与数据量较多时得到的查询计划</w:t>
+      </w:r>
+      <w:r>
+        <w:rPr>
+          <w:rFonts w:hint="eastAsia"/>
+        </w:rPr>
+        <w:t>基本</w:t>
+      </w:r>
+      <w:r>
+        <w:rPr>
+          <w:rFonts w:hint="eastAsia"/>
+        </w:rPr>
+        <w:t>一致。</w:t>
+      </w:r>
     </w:p>
     <w:p>
       <w:pPr>
@@ -554,6 +693,7 @@
         <w:rPr>
           <w:rFonts w:hint="eastAsia"/>
         </w:rPr>
+        <w:lastRenderedPageBreak/>
         <w:t>Story</w:t>
       </w:r>
       <w:r>
@@ -561,35 +701,6 @@
           <w:rFonts w:hint="eastAsia"/>
         </w:rPr>
         <w:t>约束和依赖</w:t>
-      </w:r>
-    </w:p>
-    <w:p>
-      <w:pPr>
-        <w:jc w:val="left"/>
-        <w:rPr>
-          <w:color w:val="00B0F0"/>
-        </w:rPr>
-      </w:pPr>
-      <w:r>
-        <w:rPr>
-          <w:rFonts w:hint="eastAsia"/>
-          <w:color w:val="00B0F0"/>
-        </w:rPr>
-        <w:t>说明：简单描述</w:t>
-      </w:r>
-      <w:r>
-        <w:rPr>
-          <w:rFonts w:hint="eastAsia"/>
-          <w:color w:val="00B0F0"/>
-        </w:rPr>
-        <w:t>Story</w:t>
-      </w:r>
-      <w:r>
-        <w:rPr>
-          <w:rFonts w:hint="eastAsia"/>
-          <w:color w:val="00B0F0"/>
-        </w:rPr>
-        <w:t>对其它功能的约束，以及对某些功能的依赖</w:t>
       </w:r>
     </w:p>
     <w:p>
@@ -606,7 +717,6 @@
         <w:rPr>
           <w:rFonts w:hint="eastAsia"/>
         </w:rPr>
-        <w:lastRenderedPageBreak/>
         <w:t xml:space="preserve">Story </w:t>
       </w:r>
       <w:r>
@@ -1510,6 +1620,7 @@
         <w:rPr>
           <w:rFonts w:hint="eastAsia"/>
         </w:rPr>
+        <w:lastRenderedPageBreak/>
         <w:t>不同值个数（</w:t>
       </w:r>
       <w:r>
@@ -1644,7 +1755,6 @@
         <w:rPr>
           <w:rFonts w:hint="eastAsia"/>
         </w:rPr>
-        <w:lastRenderedPageBreak/>
         <w:t>如果没有</w:t>
       </w:r>
       <w:r>
@@ -2161,6 +2271,7 @@
         <w:rPr>
           <w:rFonts w:hint="eastAsia"/>
         </w:rPr>
+        <w:lastRenderedPageBreak/>
         <w:t>字段</w:t>
       </w:r>
       <w:r>
@@ -2203,7 +2314,6 @@
         <w:rPr>
           <w:rFonts w:hint="eastAsia"/>
         </w:rPr>
-        <w:lastRenderedPageBreak/>
         <w:t>是否唯一</w:t>
       </w:r>
       <w:r>
@@ -2994,6 +3104,7 @@
         <w:rPr>
           <w:rFonts w:hint="eastAsia"/>
         </w:rPr>
+        <w:lastRenderedPageBreak/>
         <w:t>numberInt</w:t>
       </w:r>
     </w:p>
@@ -3058,7 +3169,6 @@
         <w:rPr>
           <w:rFonts w:hint="eastAsia"/>
         </w:rPr>
-        <w:lastRenderedPageBreak/>
         <w:t>Bool</w:t>
       </w:r>
     </w:p>
@@ -3955,6 +4065,7 @@
         <w:rPr>
           <w:rFonts w:hint="eastAsia"/>
         </w:rPr>
+        <w:lastRenderedPageBreak/>
         <w:t>统计信息的存储</w:t>
       </w:r>
     </w:p>
@@ -3993,7 +4104,6 @@
         <w:rPr>
           <w:rFonts w:hint="eastAsia"/>
         </w:rPr>
-        <w:lastRenderedPageBreak/>
         <w:t>SYSSTAT.</w:t>
       </w:r>
       <w:r>
@@ -4155,10 +4265,11 @@
         <w:tblLook w:val="04A0"/>
       </w:tblPr>
       <w:tblGrid>
-        <w:gridCol w:w="1040"/>
-        <w:gridCol w:w="1009"/>
-        <w:gridCol w:w="666"/>
-        <w:gridCol w:w="4474"/>
+        <w:gridCol w:w="930"/>
+        <w:gridCol w:w="904"/>
+        <w:gridCol w:w="606"/>
+        <w:gridCol w:w="476"/>
+        <w:gridCol w:w="3906"/>
       </w:tblGrid>
       <w:tr>
         <w:tc>
@@ -4169,15 +4280,15 @@
             <w:pPr>
               <w:ind w:left="0"/>
               <w:rPr>
-                <w:sz w:val="15"/>
-                <w:szCs w:val="15"/>
-              </w:rPr>
-            </w:pPr>
-            <w:r>
-              <w:rPr>
-                <w:rFonts w:hint="eastAsia"/>
-                <w:sz w:val="15"/>
-                <w:szCs w:val="15"/>
+                <w:sz w:val="13"/>
+                <w:szCs w:val="13"/>
+              </w:rPr>
+            </w:pPr>
+            <w:r>
+              <w:rPr>
+                <w:rFonts w:hint="eastAsia"/>
+                <w:sz w:val="13"/>
+                <w:szCs w:val="13"/>
               </w:rPr>
               <w:t>字段名</w:t>
             </w:r>
@@ -4191,15 +4302,15 @@
             <w:pPr>
               <w:ind w:left="0"/>
               <w:rPr>
-                <w:sz w:val="15"/>
-                <w:szCs w:val="15"/>
-              </w:rPr>
-            </w:pPr>
-            <w:r>
-              <w:rPr>
-                <w:rFonts w:hint="eastAsia"/>
-                <w:sz w:val="15"/>
-                <w:szCs w:val="15"/>
+                <w:sz w:val="13"/>
+                <w:szCs w:val="13"/>
+              </w:rPr>
+            </w:pPr>
+            <w:r>
+              <w:rPr>
+                <w:rFonts w:hint="eastAsia"/>
+                <w:sz w:val="13"/>
+                <w:szCs w:val="13"/>
               </w:rPr>
               <w:t>数据类型</w:t>
             </w:r>
@@ -4213,15 +4324,15 @@
             <w:pPr>
               <w:ind w:left="0"/>
               <w:rPr>
-                <w:sz w:val="15"/>
-                <w:szCs w:val="15"/>
-              </w:rPr>
-            </w:pPr>
-            <w:r>
-              <w:rPr>
-                <w:rFonts w:hint="eastAsia"/>
-                <w:sz w:val="15"/>
-                <w:szCs w:val="15"/>
+                <w:sz w:val="13"/>
+                <w:szCs w:val="13"/>
+              </w:rPr>
+            </w:pPr>
+            <w:r>
+              <w:rPr>
+                <w:rFonts w:hint="eastAsia"/>
+                <w:sz w:val="13"/>
+                <w:szCs w:val="13"/>
               </w:rPr>
               <w:t>默认值</w:t>
             </w:r>
@@ -4235,15 +4346,37 @@
             <w:pPr>
               <w:ind w:left="0"/>
               <w:rPr>
-                <w:sz w:val="15"/>
-                <w:szCs w:val="15"/>
-              </w:rPr>
-            </w:pPr>
-            <w:r>
-              <w:rPr>
-                <w:rFonts w:hint="eastAsia"/>
-                <w:sz w:val="15"/>
-                <w:szCs w:val="15"/>
+                <w:sz w:val="13"/>
+                <w:szCs w:val="13"/>
+              </w:rPr>
+            </w:pPr>
+            <w:r>
+              <w:rPr>
+                <w:rFonts w:hint="eastAsia"/>
+                <w:sz w:val="13"/>
+                <w:szCs w:val="13"/>
+              </w:rPr>
+              <w:t>必须</w:t>
+            </w:r>
+          </w:p>
+        </w:tc>
+        <w:tc>
+          <w:tcPr>
+            <w:tcW w:w="0" w:type="auto"/>
+          </w:tcPr>
+          <w:p>
+            <w:pPr>
+              <w:ind w:left="0"/>
+              <w:rPr>
+                <w:sz w:val="13"/>
+                <w:szCs w:val="13"/>
+              </w:rPr>
+            </w:pPr>
+            <w:r>
+              <w:rPr>
+                <w:rFonts w:hint="eastAsia"/>
+                <w:sz w:val="13"/>
+                <w:szCs w:val="13"/>
               </w:rPr>
               <w:t>说明</w:t>
             </w:r>
@@ -4259,15 +4392,15 @@
             <w:pPr>
               <w:ind w:left="0"/>
               <w:rPr>
-                <w:sz w:val="15"/>
-                <w:szCs w:val="15"/>
-              </w:rPr>
-            </w:pPr>
-            <w:r>
-              <w:rPr>
-                <w:rFonts w:hint="eastAsia"/>
-                <w:sz w:val="15"/>
-                <w:szCs w:val="15"/>
+                <w:sz w:val="13"/>
+                <w:szCs w:val="13"/>
+              </w:rPr>
+            </w:pPr>
+            <w:r>
+              <w:rPr>
+                <w:rFonts w:hint="eastAsia"/>
+                <w:sz w:val="13"/>
+                <w:szCs w:val="13"/>
               </w:rPr>
               <w:t>Name</w:t>
             </w:r>
@@ -4281,15 +4414,15 @@
             <w:pPr>
               <w:ind w:left="0"/>
               <w:rPr>
-                <w:sz w:val="15"/>
-                <w:szCs w:val="15"/>
-              </w:rPr>
-            </w:pPr>
-            <w:r>
-              <w:rPr>
-                <w:rFonts w:hint="eastAsia"/>
-                <w:sz w:val="15"/>
-                <w:szCs w:val="15"/>
+                <w:sz w:val="13"/>
+                <w:szCs w:val="13"/>
+              </w:rPr>
+            </w:pPr>
+            <w:r>
+              <w:rPr>
+                <w:rFonts w:hint="eastAsia"/>
+                <w:sz w:val="13"/>
+                <w:szCs w:val="13"/>
               </w:rPr>
               <w:t>String</w:t>
             </w:r>
@@ -4303,15 +4436,15 @@
             <w:pPr>
               <w:ind w:left="0"/>
               <w:rPr>
-                <w:sz w:val="15"/>
-                <w:szCs w:val="15"/>
-              </w:rPr>
-            </w:pPr>
-            <w:r>
-              <w:rPr>
-                <w:rFonts w:hint="eastAsia"/>
-                <w:sz w:val="15"/>
-                <w:szCs w:val="15"/>
+                <w:sz w:val="13"/>
+                <w:szCs w:val="13"/>
+              </w:rPr>
+            </w:pPr>
+            <w:r>
+              <w:rPr>
+                <w:rFonts w:hint="eastAsia"/>
+                <w:sz w:val="13"/>
+                <w:szCs w:val="13"/>
               </w:rPr>
               <w:t>--</w:t>
             </w:r>
@@ -4325,31 +4458,53 @@
             <w:pPr>
               <w:ind w:left="0"/>
               <w:rPr>
-                <w:sz w:val="15"/>
-                <w:szCs w:val="15"/>
-              </w:rPr>
-            </w:pPr>
-            <w:r>
-              <w:rPr>
-                <w:rFonts w:hint="eastAsia"/>
-                <w:sz w:val="15"/>
-                <w:szCs w:val="15"/>
+                <w:sz w:val="13"/>
+                <w:szCs w:val="13"/>
+              </w:rPr>
+            </w:pPr>
+            <w:r>
+              <w:rPr>
+                <w:rFonts w:hint="eastAsia"/>
+                <w:sz w:val="13"/>
+                <w:szCs w:val="13"/>
+              </w:rPr>
+              <w:t>是</w:t>
+            </w:r>
+          </w:p>
+        </w:tc>
+        <w:tc>
+          <w:tcPr>
+            <w:tcW w:w="0" w:type="auto"/>
+          </w:tcPr>
+          <w:p>
+            <w:pPr>
+              <w:ind w:left="0"/>
+              <w:rPr>
+                <w:sz w:val="13"/>
+                <w:szCs w:val="13"/>
+              </w:rPr>
+            </w:pPr>
+            <w:r>
+              <w:rPr>
+                <w:rFonts w:hint="eastAsia"/>
+                <w:sz w:val="13"/>
+                <w:szCs w:val="13"/>
               </w:rPr>
               <w:t>统计的</w:t>
             </w:r>
             <w:r>
               <w:rPr>
                 <w:rFonts w:hint="eastAsia"/>
-                <w:sz w:val="15"/>
-                <w:szCs w:val="15"/>
+                <w:sz w:val="13"/>
+                <w:szCs w:val="13"/>
               </w:rPr>
               <w:t>collection</w:t>
             </w:r>
             <w:r>
               <w:rPr>
                 <w:rFonts w:hint="eastAsia"/>
-                <w:sz w:val="15"/>
-                <w:szCs w:val="15"/>
+                <w:sz w:val="13"/>
+                <w:szCs w:val="13"/>
               </w:rPr>
               <w:t>的名称</w:t>
             </w:r>
@@ -4365,15 +4520,15 @@
             <w:pPr>
               <w:ind w:left="0"/>
               <w:rPr>
-                <w:sz w:val="15"/>
-                <w:szCs w:val="15"/>
-              </w:rPr>
-            </w:pPr>
-            <w:r>
-              <w:rPr>
-                <w:rFonts w:hint="eastAsia"/>
-                <w:sz w:val="15"/>
-                <w:szCs w:val="15"/>
+                <w:sz w:val="13"/>
+                <w:szCs w:val="13"/>
+              </w:rPr>
+            </w:pPr>
+            <w:r>
+              <w:rPr>
+                <w:rFonts w:hint="eastAsia"/>
+                <w:sz w:val="13"/>
+                <w:szCs w:val="13"/>
               </w:rPr>
               <w:t>Version</w:t>
             </w:r>
@@ -4387,15 +4542,15 @@
             <w:pPr>
               <w:ind w:left="0"/>
               <w:rPr>
-                <w:sz w:val="15"/>
-                <w:szCs w:val="15"/>
-              </w:rPr>
-            </w:pPr>
-            <w:r>
-              <w:rPr>
-                <w:rFonts w:hint="eastAsia"/>
-                <w:sz w:val="15"/>
-                <w:szCs w:val="15"/>
+                <w:sz w:val="13"/>
+                <w:szCs w:val="13"/>
+              </w:rPr>
+            </w:pPr>
+            <w:r>
+              <w:rPr>
+                <w:rFonts w:hint="eastAsia"/>
+                <w:sz w:val="13"/>
+                <w:szCs w:val="13"/>
               </w:rPr>
               <w:t>Timestamp</w:t>
             </w:r>
@@ -4409,15 +4564,15 @@
             <w:pPr>
               <w:ind w:left="0"/>
               <w:rPr>
-                <w:sz w:val="15"/>
-                <w:szCs w:val="15"/>
-              </w:rPr>
-            </w:pPr>
-            <w:r>
-              <w:rPr>
-                <w:rFonts w:hint="eastAsia"/>
-                <w:sz w:val="15"/>
-                <w:szCs w:val="15"/>
+                <w:sz w:val="13"/>
+                <w:szCs w:val="13"/>
+              </w:rPr>
+            </w:pPr>
+            <w:r>
+              <w:rPr>
+                <w:rFonts w:hint="eastAsia"/>
+                <w:sz w:val="13"/>
+                <w:szCs w:val="13"/>
               </w:rPr>
               <w:t>0</w:t>
             </w:r>
@@ -4431,15 +4586,37 @@
             <w:pPr>
               <w:ind w:left="0"/>
               <w:rPr>
-                <w:sz w:val="15"/>
-                <w:szCs w:val="15"/>
-              </w:rPr>
-            </w:pPr>
-            <w:r>
-              <w:rPr>
-                <w:rFonts w:hint="eastAsia"/>
-                <w:sz w:val="15"/>
-                <w:szCs w:val="15"/>
+                <w:sz w:val="13"/>
+                <w:szCs w:val="13"/>
+              </w:rPr>
+            </w:pPr>
+            <w:r>
+              <w:rPr>
+                <w:rFonts w:hint="eastAsia"/>
+                <w:sz w:val="13"/>
+                <w:szCs w:val="13"/>
+              </w:rPr>
+              <w:t>是</w:t>
+            </w:r>
+          </w:p>
+        </w:tc>
+        <w:tc>
+          <w:tcPr>
+            <w:tcW w:w="0" w:type="auto"/>
+          </w:tcPr>
+          <w:p>
+            <w:pPr>
+              <w:ind w:left="0"/>
+              <w:rPr>
+                <w:sz w:val="13"/>
+                <w:szCs w:val="13"/>
+              </w:rPr>
+            </w:pPr>
+            <w:r>
+              <w:rPr>
+                <w:rFonts w:hint="eastAsia"/>
+                <w:sz w:val="13"/>
+                <w:szCs w:val="13"/>
               </w:rPr>
               <w:t>统计收集的时间戳</w:t>
             </w:r>
@@ -4455,67 +4632,59 @@
             <w:pPr>
               <w:ind w:left="0"/>
               <w:rPr>
-                <w:sz w:val="15"/>
-                <w:szCs w:val="15"/>
-              </w:rPr>
-            </w:pPr>
-            <w:r>
-              <w:rPr>
-                <w:rFonts w:hint="eastAsia"/>
-                <w:sz w:val="15"/>
-                <w:szCs w:val="15"/>
-              </w:rPr>
-              <w:t>TotalDocNum</w:t>
-            </w:r>
-          </w:p>
-        </w:tc>
-        <w:tc>
-          <w:tcPr>
-            <w:tcW w:w="0" w:type="auto"/>
-          </w:tcPr>
-          <w:p>
-            <w:pPr>
-              <w:ind w:left="0"/>
-              <w:rPr>
-                <w:sz w:val="15"/>
-                <w:szCs w:val="15"/>
-              </w:rPr>
-            </w:pPr>
-            <w:r>
-              <w:rPr>
-                <w:rFonts w:hint="eastAsia"/>
-                <w:sz w:val="15"/>
-                <w:szCs w:val="15"/>
-              </w:rPr>
-              <w:t>Number</w:t>
-            </w:r>
-            <w:r>
-              <w:rPr>
-                <w:rFonts w:hint="eastAsia"/>
-                <w:sz w:val="15"/>
-                <w:szCs w:val="15"/>
-              </w:rPr>
-              <w:t>Long</w:t>
-            </w:r>
-          </w:p>
-        </w:tc>
-        <w:tc>
-          <w:tcPr>
-            <w:tcW w:w="0" w:type="auto"/>
-          </w:tcPr>
-          <w:p>
-            <w:pPr>
-              <w:ind w:left="0"/>
-              <w:rPr>
-                <w:sz w:val="15"/>
-                <w:szCs w:val="15"/>
-              </w:rPr>
-            </w:pPr>
-            <w:r>
-              <w:rPr>
-                <w:rFonts w:hint="eastAsia"/>
-                <w:sz w:val="15"/>
-                <w:szCs w:val="15"/>
+                <w:sz w:val="13"/>
+                <w:szCs w:val="13"/>
+              </w:rPr>
+            </w:pPr>
+            <w:r>
+              <w:rPr>
+                <w:rFonts w:hint="eastAsia"/>
+                <w:sz w:val="13"/>
+                <w:szCs w:val="13"/>
+              </w:rPr>
+              <w:t>SampleNum</w:t>
+            </w:r>
+          </w:p>
+        </w:tc>
+        <w:tc>
+          <w:tcPr>
+            <w:tcW w:w="0" w:type="auto"/>
+          </w:tcPr>
+          <w:p>
+            <w:pPr>
+              <w:ind w:left="0"/>
+              <w:rPr>
+                <w:sz w:val="13"/>
+                <w:szCs w:val="13"/>
+              </w:rPr>
+            </w:pPr>
+            <w:r>
+              <w:rPr>
+                <w:rFonts w:hint="eastAsia"/>
+                <w:sz w:val="13"/>
+                <w:szCs w:val="13"/>
+              </w:rPr>
+              <w:t>NumberLong</w:t>
+            </w:r>
+          </w:p>
+        </w:tc>
+        <w:tc>
+          <w:tcPr>
+            <w:tcW w:w="0" w:type="auto"/>
+          </w:tcPr>
+          <w:p>
+            <w:pPr>
+              <w:ind w:left="0"/>
+              <w:rPr>
+                <w:sz w:val="13"/>
+                <w:szCs w:val="13"/>
+              </w:rPr>
+            </w:pPr>
+            <w:r>
+              <w:rPr>
+                <w:rFonts w:hint="eastAsia"/>
+                <w:sz w:val="13"/>
+                <w:szCs w:val="13"/>
               </w:rPr>
               <w:t>0</w:t>
             </w:r>
@@ -4529,66 +4698,55 @@
             <w:pPr>
               <w:ind w:left="0"/>
               <w:rPr>
-                <w:sz w:val="15"/>
-                <w:szCs w:val="15"/>
-              </w:rPr>
-            </w:pPr>
-            <w:r>
-              <w:rPr>
-                <w:rFonts w:hint="eastAsia"/>
-                <w:sz w:val="15"/>
-                <w:szCs w:val="15"/>
-              </w:rPr>
-              <w:t>统计收集时的文档个数</w:t>
-            </w:r>
-          </w:p>
-          <w:p>
-            <w:pPr>
-              <w:ind w:left="0"/>
-              <w:rPr>
-                <w:sz w:val="15"/>
-                <w:szCs w:val="15"/>
-              </w:rPr>
-            </w:pPr>
-            <w:r>
-              <w:rPr>
-                <w:rFonts w:hint="eastAsia"/>
-                <w:sz w:val="15"/>
-                <w:szCs w:val="15"/>
-              </w:rPr>
-              <w:t>对应</w:t>
-            </w:r>
-            <w:r>
-              <w:rPr>
-                <w:rFonts w:hint="eastAsia"/>
-                <w:sz w:val="15"/>
-                <w:szCs w:val="15"/>
-              </w:rPr>
-              <w:t>dmsMBStatInfo</w:t>
-            </w:r>
-            <w:r>
-              <w:rPr>
-                <w:rFonts w:hint="eastAsia"/>
-                <w:sz w:val="15"/>
-                <w:szCs w:val="15"/>
-              </w:rPr>
-              <w:t>的</w:t>
-            </w:r>
-            <w:r>
-              <w:rPr>
-                <w:rFonts w:hint="eastAsia"/>
-                <w:sz w:val="15"/>
-                <w:szCs w:val="15"/>
-              </w:rPr>
-              <w:t>_totalRecords</w:t>
-            </w:r>
-            <w:r>
-              <w:rPr>
-                <w:rFonts w:hint="eastAsia"/>
-                <w:sz w:val="15"/>
-                <w:szCs w:val="15"/>
-              </w:rPr>
-              <w:t>，用于对比统计信息是否过期</w:t>
+                <w:sz w:val="13"/>
+                <w:szCs w:val="13"/>
+              </w:rPr>
+            </w:pPr>
+            <w:r>
+              <w:rPr>
+                <w:rFonts w:hint="eastAsia"/>
+                <w:sz w:val="13"/>
+                <w:szCs w:val="13"/>
+              </w:rPr>
+              <w:t>是</w:t>
+            </w:r>
+          </w:p>
+        </w:tc>
+        <w:tc>
+          <w:tcPr>
+            <w:tcW w:w="0" w:type="auto"/>
+          </w:tcPr>
+          <w:p>
+            <w:pPr>
+              <w:ind w:left="0"/>
+              <w:rPr>
+                <w:sz w:val="13"/>
+                <w:szCs w:val="13"/>
+              </w:rPr>
+            </w:pPr>
+            <w:r>
+              <w:rPr>
+                <w:rFonts w:hint="eastAsia"/>
+                <w:sz w:val="13"/>
+                <w:szCs w:val="13"/>
+              </w:rPr>
+              <w:t>统计</w:t>
+            </w:r>
+            <w:r>
+              <w:rPr>
+                <w:rFonts w:hint="eastAsia"/>
+                <w:sz w:val="13"/>
+                <w:szCs w:val="13"/>
+              </w:rPr>
+              <w:t>收集</w:t>
+            </w:r>
+            <w:r>
+              <w:rPr>
+                <w:rFonts w:hint="eastAsia"/>
+                <w:sz w:val="13"/>
+                <w:szCs w:val="13"/>
+              </w:rPr>
+              <w:t>时抽样的文档个数</w:t>
             </w:r>
           </w:p>
         </w:tc>
@@ -4602,15 +4760,176 @@
             <w:pPr>
               <w:ind w:left="0"/>
               <w:rPr>
-                <w:sz w:val="15"/>
-                <w:szCs w:val="15"/>
-              </w:rPr>
-            </w:pPr>
-            <w:r>
-              <w:rPr>
-                <w:rFonts w:hint="eastAsia"/>
-                <w:sz w:val="15"/>
-                <w:szCs w:val="15"/>
+                <w:sz w:val="13"/>
+                <w:szCs w:val="13"/>
+              </w:rPr>
+            </w:pPr>
+            <w:r>
+              <w:rPr>
+                <w:rFonts w:hint="eastAsia"/>
+                <w:sz w:val="13"/>
+                <w:szCs w:val="13"/>
+              </w:rPr>
+              <w:t>TotalDocNum</w:t>
+            </w:r>
+          </w:p>
+        </w:tc>
+        <w:tc>
+          <w:tcPr>
+            <w:tcW w:w="0" w:type="auto"/>
+          </w:tcPr>
+          <w:p>
+            <w:pPr>
+              <w:ind w:left="0"/>
+              <w:rPr>
+                <w:sz w:val="13"/>
+                <w:szCs w:val="13"/>
+              </w:rPr>
+            </w:pPr>
+            <w:r>
+              <w:rPr>
+                <w:rFonts w:hint="eastAsia"/>
+                <w:sz w:val="13"/>
+                <w:szCs w:val="13"/>
+              </w:rPr>
+              <w:t>NumberLong</w:t>
+            </w:r>
+          </w:p>
+        </w:tc>
+        <w:tc>
+          <w:tcPr>
+            <w:tcW w:w="0" w:type="auto"/>
+          </w:tcPr>
+          <w:p>
+            <w:pPr>
+              <w:ind w:left="0"/>
+              <w:rPr>
+                <w:sz w:val="13"/>
+                <w:szCs w:val="13"/>
+              </w:rPr>
+            </w:pPr>
+            <w:r>
+              <w:rPr>
+                <w:rFonts w:hint="eastAsia"/>
+                <w:sz w:val="13"/>
+                <w:szCs w:val="13"/>
+              </w:rPr>
+              <w:t>10</w:t>
+            </w:r>
+          </w:p>
+        </w:tc>
+        <w:tc>
+          <w:tcPr>
+            <w:tcW w:w="0" w:type="auto"/>
+          </w:tcPr>
+          <w:p>
+            <w:pPr>
+              <w:ind w:left="0"/>
+              <w:rPr>
+                <w:sz w:val="13"/>
+                <w:szCs w:val="13"/>
+              </w:rPr>
+            </w:pPr>
+            <w:r>
+              <w:rPr>
+                <w:rFonts w:hint="eastAsia"/>
+                <w:sz w:val="13"/>
+                <w:szCs w:val="13"/>
+              </w:rPr>
+              <w:t>是</w:t>
+            </w:r>
+          </w:p>
+        </w:tc>
+        <w:tc>
+          <w:tcPr>
+            <w:tcW w:w="0" w:type="auto"/>
+          </w:tcPr>
+          <w:p>
+            <w:pPr>
+              <w:ind w:left="0"/>
+              <w:rPr>
+                <w:sz w:val="13"/>
+                <w:szCs w:val="13"/>
+              </w:rPr>
+            </w:pPr>
+            <w:r>
+              <w:rPr>
+                <w:rFonts w:hint="eastAsia"/>
+                <w:sz w:val="13"/>
+                <w:szCs w:val="13"/>
+              </w:rPr>
+              <w:t>统计收集时的文档个数</w:t>
+            </w:r>
+          </w:p>
+          <w:p>
+            <w:pPr>
+              <w:ind w:left="0"/>
+              <w:rPr>
+                <w:sz w:val="13"/>
+                <w:szCs w:val="13"/>
+              </w:rPr>
+            </w:pPr>
+            <w:r>
+              <w:rPr>
+                <w:rFonts w:hint="eastAsia"/>
+                <w:sz w:val="13"/>
+                <w:szCs w:val="13"/>
+              </w:rPr>
+              <w:t>对应</w:t>
+            </w:r>
+            <w:r>
+              <w:rPr>
+                <w:rFonts w:hint="eastAsia"/>
+                <w:sz w:val="13"/>
+                <w:szCs w:val="13"/>
+              </w:rPr>
+              <w:t>dmsMBStatInfo</w:t>
+            </w:r>
+            <w:r>
+              <w:rPr>
+                <w:rFonts w:hint="eastAsia"/>
+                <w:sz w:val="13"/>
+                <w:szCs w:val="13"/>
+              </w:rPr>
+              <w:t>的</w:t>
+            </w:r>
+            <w:r>
+              <w:rPr>
+                <w:rFonts w:hint="eastAsia"/>
+                <w:sz w:val="13"/>
+                <w:szCs w:val="13"/>
+              </w:rPr>
+              <w:t>_totalRecords</w:t>
+            </w:r>
+            <w:r>
+              <w:rPr>
+                <w:rFonts w:hint="eastAsia"/>
+                <w:sz w:val="13"/>
+                <w:szCs w:val="13"/>
+              </w:rPr>
+              <w:t>，用于对比统计信息是否过期</w:t>
+            </w:r>
+          </w:p>
+        </w:tc>
+      </w:tr>
+      <w:tr>
+        <w:tc>
+          <w:tcPr>
+            <w:tcW w:w="0" w:type="auto"/>
+          </w:tcPr>
+          <w:p>
+            <w:pPr>
+              <w:ind w:left="0"/>
+              <w:rPr>
+                <w:sz w:val="13"/>
+                <w:szCs w:val="13"/>
+              </w:rPr>
+            </w:pPr>
+            <w:r>
+              <w:rPr>
+                <w:rFonts w:hint="eastAsia"/>
+                <w:sz w:val="13"/>
+                <w:szCs w:val="13"/>
               </w:rPr>
               <w:t>AvgFieldNum</w:t>
             </w:r>
@@ -4624,15 +4943,15 @@
             <w:pPr>
               <w:ind w:left="0"/>
               <w:rPr>
-                <w:sz w:val="15"/>
-                <w:szCs w:val="15"/>
-              </w:rPr>
-            </w:pPr>
-            <w:r>
-              <w:rPr>
-                <w:rFonts w:hint="eastAsia"/>
-                <w:sz w:val="15"/>
-                <w:szCs w:val="15"/>
+                <w:sz w:val="13"/>
+                <w:szCs w:val="13"/>
+              </w:rPr>
+            </w:pPr>
+            <w:r>
+              <w:rPr>
+                <w:rFonts w:hint="eastAsia"/>
+                <w:sz w:val="13"/>
+                <w:szCs w:val="13"/>
               </w:rPr>
               <w:t>NumberInt</w:t>
             </w:r>
@@ -4646,15 +4965,15 @@
             <w:pPr>
               <w:ind w:left="0"/>
               <w:rPr>
-                <w:sz w:val="15"/>
-                <w:szCs w:val="15"/>
-              </w:rPr>
-            </w:pPr>
-            <w:r>
-              <w:rPr>
-                <w:rFonts w:hint="eastAsia"/>
-                <w:sz w:val="15"/>
-                <w:szCs w:val="15"/>
+                <w:sz w:val="13"/>
+                <w:szCs w:val="13"/>
+              </w:rPr>
+            </w:pPr>
+            <w:r>
+              <w:rPr>
+                <w:rFonts w:hint="eastAsia"/>
+                <w:sz w:val="13"/>
+                <w:szCs w:val="13"/>
               </w:rPr>
               <w:t>10</w:t>
             </w:r>
@@ -4668,15 +4987,37 @@
             <w:pPr>
               <w:ind w:left="0"/>
               <w:rPr>
-                <w:sz w:val="15"/>
-                <w:szCs w:val="15"/>
-              </w:rPr>
-            </w:pPr>
-            <w:r>
-              <w:rPr>
-                <w:rFonts w:hint="eastAsia"/>
-                <w:sz w:val="15"/>
-                <w:szCs w:val="15"/>
+                <w:sz w:val="13"/>
+                <w:szCs w:val="13"/>
+              </w:rPr>
+            </w:pPr>
+            <w:r>
+              <w:rPr>
+                <w:rFonts w:hint="eastAsia"/>
+                <w:sz w:val="13"/>
+                <w:szCs w:val="13"/>
+              </w:rPr>
+              <w:t>否</w:t>
+            </w:r>
+          </w:p>
+        </w:tc>
+        <w:tc>
+          <w:tcPr>
+            <w:tcW w:w="0" w:type="auto"/>
+          </w:tcPr>
+          <w:p>
+            <w:pPr>
+              <w:ind w:left="0"/>
+              <w:rPr>
+                <w:sz w:val="13"/>
+                <w:szCs w:val="13"/>
+              </w:rPr>
+            </w:pPr>
+            <w:r>
+              <w:rPr>
+                <w:rFonts w:hint="eastAsia"/>
+                <w:sz w:val="13"/>
+                <w:szCs w:val="13"/>
               </w:rPr>
               <w:t>每个文档中平均字段数</w:t>
             </w:r>
@@ -4734,11 +5075,12 @@
         <w:tblLook w:val="04A0"/>
       </w:tblPr>
       <w:tblGrid>
-        <w:gridCol w:w="1334"/>
-        <w:gridCol w:w="1156"/>
-        <w:gridCol w:w="839"/>
-        <w:gridCol w:w="586"/>
-        <w:gridCol w:w="4250"/>
+        <w:gridCol w:w="1185"/>
+        <w:gridCol w:w="1031"/>
+        <w:gridCol w:w="756"/>
+        <w:gridCol w:w="553"/>
+        <w:gridCol w:w="733"/>
+        <w:gridCol w:w="3907"/>
       </w:tblGrid>
       <w:tr>
         <w:tc>
@@ -4749,15 +5091,15 @@
             <w:pPr>
               <w:ind w:left="0"/>
               <w:rPr>
-                <w:sz w:val="15"/>
-                <w:szCs w:val="15"/>
-              </w:rPr>
-            </w:pPr>
-            <w:r>
-              <w:rPr>
-                <w:rFonts w:hint="eastAsia"/>
-                <w:sz w:val="15"/>
-                <w:szCs w:val="15"/>
+                <w:sz w:val="13"/>
+                <w:szCs w:val="13"/>
+              </w:rPr>
+            </w:pPr>
+            <w:r>
+              <w:rPr>
+                <w:rFonts w:hint="eastAsia"/>
+                <w:sz w:val="13"/>
+                <w:szCs w:val="13"/>
               </w:rPr>
               <w:t>字段名</w:t>
             </w:r>
@@ -4771,15 +5113,15 @@
             <w:pPr>
               <w:ind w:left="0"/>
               <w:rPr>
-                <w:sz w:val="15"/>
-                <w:szCs w:val="15"/>
-              </w:rPr>
-            </w:pPr>
-            <w:r>
-              <w:rPr>
-                <w:rFonts w:hint="eastAsia"/>
-                <w:sz w:val="15"/>
-                <w:szCs w:val="15"/>
+                <w:sz w:val="13"/>
+                <w:szCs w:val="13"/>
+              </w:rPr>
+            </w:pPr>
+            <w:r>
+              <w:rPr>
+                <w:rFonts w:hint="eastAsia"/>
+                <w:sz w:val="13"/>
+                <w:szCs w:val="13"/>
               </w:rPr>
               <w:t>数据类型</w:t>
             </w:r>
@@ -4793,15 +5135,15 @@
             <w:pPr>
               <w:ind w:left="0"/>
               <w:rPr>
-                <w:sz w:val="15"/>
-                <w:szCs w:val="15"/>
-              </w:rPr>
-            </w:pPr>
-            <w:r>
-              <w:rPr>
-                <w:rFonts w:hint="eastAsia"/>
-                <w:sz w:val="15"/>
-                <w:szCs w:val="15"/>
+                <w:sz w:val="13"/>
+                <w:szCs w:val="13"/>
+              </w:rPr>
+            </w:pPr>
+            <w:r>
+              <w:rPr>
+                <w:rFonts w:hint="eastAsia"/>
+                <w:sz w:val="13"/>
+                <w:szCs w:val="13"/>
               </w:rPr>
               <w:t>默认值</w:t>
             </w:r>
@@ -4815,15 +5157,15 @@
             <w:pPr>
               <w:ind w:left="0"/>
               <w:rPr>
-                <w:sz w:val="15"/>
-                <w:szCs w:val="15"/>
-              </w:rPr>
-            </w:pPr>
-            <w:r>
-              <w:rPr>
-                <w:rFonts w:hint="eastAsia"/>
-                <w:sz w:val="15"/>
-                <w:szCs w:val="15"/>
+                <w:sz w:val="13"/>
+                <w:szCs w:val="13"/>
+              </w:rPr>
+            </w:pPr>
+            <w:r>
+              <w:rPr>
+                <w:rFonts w:hint="eastAsia"/>
+                <w:sz w:val="13"/>
+                <w:szCs w:val="13"/>
               </w:rPr>
               <w:t>取值范围</w:t>
             </w:r>
@@ -4837,15 +5179,37 @@
             <w:pPr>
               <w:ind w:left="0"/>
               <w:rPr>
-                <w:sz w:val="15"/>
-                <w:szCs w:val="15"/>
-              </w:rPr>
-            </w:pPr>
-            <w:r>
-              <w:rPr>
-                <w:rFonts w:hint="eastAsia"/>
-                <w:sz w:val="15"/>
-                <w:szCs w:val="15"/>
+                <w:sz w:val="13"/>
+                <w:szCs w:val="13"/>
+              </w:rPr>
+            </w:pPr>
+            <w:r>
+              <w:rPr>
+                <w:rFonts w:hint="eastAsia"/>
+                <w:sz w:val="13"/>
+                <w:szCs w:val="13"/>
+              </w:rPr>
+              <w:t>必须</w:t>
+            </w:r>
+          </w:p>
+        </w:tc>
+        <w:tc>
+          <w:tcPr>
+            <w:tcW w:w="0" w:type="auto"/>
+          </w:tcPr>
+          <w:p>
+            <w:pPr>
+              <w:ind w:left="0"/>
+              <w:rPr>
+                <w:sz w:val="13"/>
+                <w:szCs w:val="13"/>
+              </w:rPr>
+            </w:pPr>
+            <w:r>
+              <w:rPr>
+                <w:rFonts w:hint="eastAsia"/>
+                <w:sz w:val="13"/>
+                <w:szCs w:val="13"/>
               </w:rPr>
               <w:t>说明</w:t>
             </w:r>
@@ -4861,119 +5225,133 @@
             <w:pPr>
               <w:ind w:left="0"/>
               <w:rPr>
-                <w:sz w:val="15"/>
-                <w:szCs w:val="15"/>
-              </w:rPr>
-            </w:pPr>
-            <w:r>
-              <w:rPr>
-                <w:rFonts w:hint="eastAsia"/>
-                <w:sz w:val="15"/>
-                <w:szCs w:val="15"/>
+                <w:sz w:val="13"/>
+                <w:szCs w:val="13"/>
+              </w:rPr>
+            </w:pPr>
+            <w:r>
+              <w:rPr>
+                <w:rFonts w:hint="eastAsia"/>
+                <w:sz w:val="13"/>
+                <w:szCs w:val="13"/>
+              </w:rPr>
+              <w:t>IndexName</w:t>
+            </w:r>
+          </w:p>
+        </w:tc>
+        <w:tc>
+          <w:tcPr>
+            <w:tcW w:w="0" w:type="auto"/>
+          </w:tcPr>
+          <w:p>
+            <w:pPr>
+              <w:ind w:left="0"/>
+              <w:rPr>
+                <w:sz w:val="13"/>
+                <w:szCs w:val="13"/>
+              </w:rPr>
+            </w:pPr>
+            <w:r>
+              <w:rPr>
+                <w:rFonts w:hint="eastAsia"/>
+                <w:sz w:val="13"/>
+                <w:szCs w:val="13"/>
+              </w:rPr>
+              <w:t>String</w:t>
+            </w:r>
+          </w:p>
+        </w:tc>
+        <w:tc>
+          <w:tcPr>
+            <w:tcW w:w="0" w:type="auto"/>
+          </w:tcPr>
+          <w:p>
+            <w:pPr>
+              <w:ind w:left="0"/>
+              <w:rPr>
+                <w:sz w:val="13"/>
+                <w:szCs w:val="13"/>
+              </w:rPr>
+            </w:pPr>
+            <w:r>
+              <w:rPr>
+                <w:rFonts w:hint="eastAsia"/>
+                <w:sz w:val="13"/>
+                <w:szCs w:val="13"/>
+              </w:rPr>
+              <w:t>--</w:t>
+            </w:r>
+          </w:p>
+        </w:tc>
+        <w:tc>
+          <w:tcPr>
+            <w:tcW w:w="0" w:type="auto"/>
+          </w:tcPr>
+          <w:p>
+            <w:pPr>
+              <w:ind w:left="0"/>
+              <w:rPr>
+                <w:sz w:val="13"/>
+                <w:szCs w:val="13"/>
+              </w:rPr>
+            </w:pPr>
+          </w:p>
+        </w:tc>
+        <w:tc>
+          <w:tcPr>
+            <w:tcW w:w="0" w:type="auto"/>
+          </w:tcPr>
+          <w:p>
+            <w:pPr>
+              <w:ind w:left="0"/>
+              <w:rPr>
+                <w:sz w:val="13"/>
+                <w:szCs w:val="13"/>
+              </w:rPr>
+            </w:pPr>
+            <w:r>
+              <w:rPr>
+                <w:rFonts w:hint="eastAsia"/>
+                <w:sz w:val="13"/>
+                <w:szCs w:val="13"/>
+              </w:rPr>
+              <w:t>是</w:t>
+            </w:r>
+          </w:p>
+        </w:tc>
+        <w:tc>
+          <w:tcPr>
+            <w:tcW w:w="0" w:type="auto"/>
+          </w:tcPr>
+          <w:p>
+            <w:pPr>
+              <w:ind w:left="0"/>
+              <w:rPr>
+                <w:sz w:val="13"/>
+                <w:szCs w:val="13"/>
+              </w:rPr>
+            </w:pPr>
+            <w:r>
+              <w:rPr>
+                <w:rFonts w:hint="eastAsia"/>
+                <w:sz w:val="13"/>
+                <w:szCs w:val="13"/>
+              </w:rPr>
+              <w:t>统计</w:t>
+            </w:r>
+            <w:r>
+              <w:rPr>
+                <w:rFonts w:hint="eastAsia"/>
+                <w:sz w:val="13"/>
+                <w:szCs w:val="13"/>
               </w:rPr>
               <w:t>Index</w:t>
             </w:r>
             <w:r>
               <w:rPr>
                 <w:rFonts w:hint="eastAsia"/>
-                <w:sz w:val="15"/>
-                <w:szCs w:val="15"/>
-              </w:rPr>
-              <w:t>Name</w:t>
-            </w:r>
-          </w:p>
-        </w:tc>
-        <w:tc>
-          <w:tcPr>
-            <w:tcW w:w="0" w:type="auto"/>
-          </w:tcPr>
-          <w:p>
-            <w:pPr>
-              <w:ind w:left="0"/>
-              <w:rPr>
-                <w:sz w:val="15"/>
-                <w:szCs w:val="15"/>
-              </w:rPr>
-            </w:pPr>
-            <w:r>
-              <w:rPr>
-                <w:rFonts w:hint="eastAsia"/>
-                <w:sz w:val="15"/>
-                <w:szCs w:val="15"/>
-              </w:rPr>
-              <w:t>String</w:t>
-            </w:r>
-          </w:p>
-        </w:tc>
-        <w:tc>
-          <w:tcPr>
-            <w:tcW w:w="0" w:type="auto"/>
-          </w:tcPr>
-          <w:p>
-            <w:pPr>
-              <w:ind w:left="0"/>
-              <w:rPr>
-                <w:sz w:val="15"/>
-                <w:szCs w:val="15"/>
-              </w:rPr>
-            </w:pPr>
-            <w:r>
-              <w:rPr>
-                <w:rFonts w:hint="eastAsia"/>
-                <w:sz w:val="15"/>
-                <w:szCs w:val="15"/>
-              </w:rPr>
-              <w:t>--</w:t>
-            </w:r>
-          </w:p>
-        </w:tc>
-        <w:tc>
-          <w:tcPr>
-            <w:tcW w:w="0" w:type="auto"/>
-          </w:tcPr>
-          <w:p>
-            <w:pPr>
-              <w:ind w:left="0"/>
-              <w:rPr>
-                <w:sz w:val="15"/>
-                <w:szCs w:val="15"/>
-              </w:rPr>
-            </w:pPr>
-          </w:p>
-        </w:tc>
-        <w:tc>
-          <w:tcPr>
-            <w:tcW w:w="0" w:type="auto"/>
-          </w:tcPr>
-          <w:p>
-            <w:pPr>
-              <w:ind w:left="0"/>
-              <w:rPr>
-                <w:sz w:val="15"/>
-                <w:szCs w:val="15"/>
-              </w:rPr>
-            </w:pPr>
-            <w:r>
-              <w:rPr>
-                <w:rFonts w:hint="eastAsia"/>
-                <w:sz w:val="15"/>
-                <w:szCs w:val="15"/>
-              </w:rPr>
-              <w:t>统计</w:t>
-            </w:r>
-            <w:r>
-              <w:rPr>
-                <w:rFonts w:hint="eastAsia"/>
-                <w:sz w:val="15"/>
-                <w:szCs w:val="15"/>
-              </w:rPr>
-              <w:t>Index</w:t>
-            </w:r>
-            <w:r>
-              <w:rPr>
-                <w:rFonts w:hint="eastAsia"/>
-                <w:sz w:val="15"/>
-                <w:szCs w:val="15"/>
+                <w:sz w:val="13"/>
+                <w:szCs w:val="13"/>
               </w:rPr>
               <w:t>的名称</w:t>
             </w:r>
@@ -4989,15 +5367,15 @@
             <w:pPr>
               <w:ind w:left="0"/>
               <w:rPr>
-                <w:sz w:val="15"/>
-                <w:szCs w:val="15"/>
-              </w:rPr>
-            </w:pPr>
-            <w:r>
-              <w:rPr>
-                <w:rFonts w:hint="eastAsia"/>
-                <w:sz w:val="15"/>
-                <w:szCs w:val="15"/>
+                <w:sz w:val="13"/>
+                <w:szCs w:val="13"/>
+              </w:rPr>
+            </w:pPr>
+            <w:r>
+              <w:rPr>
+                <w:rFonts w:hint="eastAsia"/>
+                <w:sz w:val="13"/>
+                <w:szCs w:val="13"/>
               </w:rPr>
               <w:t>Collection</w:t>
             </w:r>
@@ -5011,15 +5389,15 @@
             <w:pPr>
               <w:ind w:left="0"/>
               <w:rPr>
-                <w:sz w:val="15"/>
-                <w:szCs w:val="15"/>
-              </w:rPr>
-            </w:pPr>
-            <w:r>
-              <w:rPr>
-                <w:rFonts w:hint="eastAsia"/>
-                <w:sz w:val="15"/>
-                <w:szCs w:val="15"/>
+                <w:sz w:val="13"/>
+                <w:szCs w:val="13"/>
+              </w:rPr>
+            </w:pPr>
+            <w:r>
+              <w:rPr>
+                <w:rFonts w:hint="eastAsia"/>
+                <w:sz w:val="13"/>
+                <w:szCs w:val="13"/>
               </w:rPr>
               <w:t>String</w:t>
             </w:r>
@@ -5033,15 +5411,15 @@
             <w:pPr>
               <w:ind w:left="0"/>
               <w:rPr>
-                <w:sz w:val="15"/>
-                <w:szCs w:val="15"/>
-              </w:rPr>
-            </w:pPr>
-            <w:r>
-              <w:rPr>
-                <w:rFonts w:hint="eastAsia"/>
-                <w:sz w:val="15"/>
-                <w:szCs w:val="15"/>
+                <w:sz w:val="13"/>
+                <w:szCs w:val="13"/>
+              </w:rPr>
+            </w:pPr>
+            <w:r>
+              <w:rPr>
+                <w:rFonts w:hint="eastAsia"/>
+                <w:sz w:val="13"/>
+                <w:szCs w:val="13"/>
               </w:rPr>
               <w:t>--</w:t>
             </w:r>
@@ -5055,45 +5433,67 @@
             <w:pPr>
               <w:ind w:left="0"/>
               <w:rPr>
-                <w:sz w:val="15"/>
-                <w:szCs w:val="15"/>
-              </w:rPr>
-            </w:pPr>
-          </w:p>
-        </w:tc>
-        <w:tc>
-          <w:tcPr>
-            <w:tcW w:w="0" w:type="auto"/>
-          </w:tcPr>
-          <w:p>
-            <w:pPr>
-              <w:ind w:left="0"/>
-              <w:rPr>
-                <w:sz w:val="15"/>
-                <w:szCs w:val="15"/>
-              </w:rPr>
-            </w:pPr>
-            <w:r>
-              <w:rPr>
-                <w:rFonts w:hint="eastAsia"/>
-                <w:sz w:val="15"/>
-                <w:szCs w:val="15"/>
+                <w:sz w:val="13"/>
+                <w:szCs w:val="13"/>
+              </w:rPr>
+            </w:pPr>
+          </w:p>
+        </w:tc>
+        <w:tc>
+          <w:tcPr>
+            <w:tcW w:w="0" w:type="auto"/>
+          </w:tcPr>
+          <w:p>
+            <w:pPr>
+              <w:ind w:left="0"/>
+              <w:rPr>
+                <w:sz w:val="13"/>
+                <w:szCs w:val="13"/>
+              </w:rPr>
+            </w:pPr>
+            <w:r>
+              <w:rPr>
+                <w:rFonts w:hint="eastAsia"/>
+                <w:sz w:val="13"/>
+                <w:szCs w:val="13"/>
+              </w:rPr>
+              <w:t>是</w:t>
+            </w:r>
+          </w:p>
+        </w:tc>
+        <w:tc>
+          <w:tcPr>
+            <w:tcW w:w="0" w:type="auto"/>
+          </w:tcPr>
+          <w:p>
+            <w:pPr>
+              <w:ind w:left="0"/>
+              <w:rPr>
+                <w:sz w:val="13"/>
+                <w:szCs w:val="13"/>
+              </w:rPr>
+            </w:pPr>
+            <w:r>
+              <w:rPr>
+                <w:rFonts w:hint="eastAsia"/>
+                <w:sz w:val="13"/>
+                <w:szCs w:val="13"/>
               </w:rPr>
               <w:t>统计字段所属</w:t>
             </w:r>
             <w:r>
               <w:rPr>
                 <w:rFonts w:hint="eastAsia"/>
-                <w:sz w:val="15"/>
-                <w:szCs w:val="15"/>
+                <w:sz w:val="13"/>
+                <w:szCs w:val="13"/>
               </w:rPr>
               <w:t>Collection</w:t>
             </w:r>
             <w:r>
               <w:rPr>
                 <w:rFonts w:hint="eastAsia"/>
-                <w:sz w:val="15"/>
-                <w:szCs w:val="15"/>
+                <w:sz w:val="13"/>
+                <w:szCs w:val="13"/>
               </w:rPr>
               <w:t>的名称</w:t>
             </w:r>
@@ -5109,15 +5509,15 @@
             <w:pPr>
               <w:ind w:left="0"/>
               <w:rPr>
-                <w:sz w:val="15"/>
-                <w:szCs w:val="15"/>
-              </w:rPr>
-            </w:pPr>
-            <w:r>
-              <w:rPr>
-                <w:rFonts w:hint="eastAsia"/>
-                <w:sz w:val="15"/>
-                <w:szCs w:val="15"/>
+                <w:sz w:val="13"/>
+                <w:szCs w:val="13"/>
+              </w:rPr>
+            </w:pPr>
+            <w:r>
+              <w:rPr>
+                <w:rFonts w:hint="eastAsia"/>
+                <w:sz w:val="13"/>
+                <w:szCs w:val="13"/>
               </w:rPr>
               <w:t>KeyPattern</w:t>
             </w:r>
@@ -5131,15 +5531,15 @@
             <w:pPr>
               <w:ind w:left="0"/>
               <w:rPr>
-                <w:sz w:val="15"/>
-                <w:szCs w:val="15"/>
-              </w:rPr>
-            </w:pPr>
-            <w:r>
-              <w:rPr>
-                <w:rFonts w:hint="eastAsia"/>
-                <w:sz w:val="15"/>
-                <w:szCs w:val="15"/>
+                <w:sz w:val="13"/>
+                <w:szCs w:val="13"/>
+              </w:rPr>
+            </w:pPr>
+            <w:r>
+              <w:rPr>
+                <w:rFonts w:hint="eastAsia"/>
+                <w:sz w:val="13"/>
+                <w:szCs w:val="13"/>
               </w:rPr>
               <w:t>BSONObj</w:t>
             </w:r>
@@ -5153,15 +5553,15 @@
             <w:pPr>
               <w:ind w:left="0"/>
               <w:rPr>
-                <w:sz w:val="15"/>
-                <w:szCs w:val="15"/>
-              </w:rPr>
-            </w:pPr>
-            <w:r>
-              <w:rPr>
-                <w:rFonts w:hint="eastAsia"/>
-                <w:sz w:val="15"/>
-                <w:szCs w:val="15"/>
+                <w:sz w:val="13"/>
+                <w:szCs w:val="13"/>
+              </w:rPr>
+            </w:pPr>
+            <w:r>
+              <w:rPr>
+                <w:rFonts w:hint="eastAsia"/>
+                <w:sz w:val="13"/>
+                <w:szCs w:val="13"/>
               </w:rPr>
               <w:t>--</w:t>
             </w:r>
@@ -5175,45 +5575,59 @@
             <w:pPr>
               <w:ind w:left="0"/>
               <w:rPr>
-                <w:sz w:val="15"/>
-                <w:szCs w:val="15"/>
-              </w:rPr>
-            </w:pPr>
-          </w:p>
-        </w:tc>
-        <w:tc>
-          <w:tcPr>
-            <w:tcW w:w="0" w:type="auto"/>
-          </w:tcPr>
-          <w:p>
-            <w:pPr>
-              <w:ind w:left="0"/>
-              <w:rPr>
-                <w:sz w:val="15"/>
-                <w:szCs w:val="15"/>
-              </w:rPr>
-            </w:pPr>
-            <w:r>
-              <w:rPr>
-                <w:rFonts w:hint="eastAsia"/>
-                <w:sz w:val="15"/>
-                <w:szCs w:val="15"/>
-              </w:rPr>
-              <w:t>统计索引</w:t>
-            </w:r>
-            <w:r>
-              <w:rPr>
-                <w:rFonts w:hint="eastAsia"/>
-                <w:sz w:val="15"/>
-                <w:szCs w:val="15"/>
-              </w:rPr>
-              <w:t>的字段定义，例如：</w:t>
-            </w:r>
-            <w:r>
-              <w:rPr>
-                <w:rFonts w:hint="eastAsia"/>
-                <w:sz w:val="15"/>
-                <w:szCs w:val="15"/>
+                <w:sz w:val="13"/>
+                <w:szCs w:val="13"/>
+              </w:rPr>
+            </w:pPr>
+          </w:p>
+        </w:tc>
+        <w:tc>
+          <w:tcPr>
+            <w:tcW w:w="0" w:type="auto"/>
+          </w:tcPr>
+          <w:p>
+            <w:pPr>
+              <w:ind w:left="0"/>
+              <w:rPr>
+                <w:sz w:val="13"/>
+                <w:szCs w:val="13"/>
+              </w:rPr>
+            </w:pPr>
+            <w:r>
+              <w:rPr>
+                <w:rFonts w:hint="eastAsia"/>
+                <w:sz w:val="13"/>
+                <w:szCs w:val="13"/>
+              </w:rPr>
+              <w:t>是</w:t>
+            </w:r>
+          </w:p>
+        </w:tc>
+        <w:tc>
+          <w:tcPr>
+            <w:tcW w:w="0" w:type="auto"/>
+          </w:tcPr>
+          <w:p>
+            <w:pPr>
+              <w:ind w:left="0"/>
+              <w:rPr>
+                <w:sz w:val="13"/>
+                <w:szCs w:val="13"/>
+              </w:rPr>
+            </w:pPr>
+            <w:r>
+              <w:rPr>
+                <w:rFonts w:hint="eastAsia"/>
+                <w:sz w:val="13"/>
+                <w:szCs w:val="13"/>
+              </w:rPr>
+              <w:t>统计索引的字段定义，例如：</w:t>
+            </w:r>
+            <w:r>
+              <w:rPr>
+                <w:rFonts w:hint="eastAsia"/>
+                <w:sz w:val="13"/>
+                <w:szCs w:val="13"/>
               </w:rPr>
               <w:t>{a:1, b:-1}</w:t>
             </w:r>
@@ -5229,15 +5643,15 @@
             <w:pPr>
               <w:ind w:left="0"/>
               <w:rPr>
-                <w:sz w:val="15"/>
-                <w:szCs w:val="15"/>
-              </w:rPr>
-            </w:pPr>
-            <w:r>
-              <w:rPr>
-                <w:rFonts w:hint="eastAsia"/>
-                <w:sz w:val="15"/>
-                <w:szCs w:val="15"/>
+                <w:sz w:val="13"/>
+                <w:szCs w:val="13"/>
+              </w:rPr>
+            </w:pPr>
+            <w:r>
+              <w:rPr>
+                <w:rFonts w:hint="eastAsia"/>
+                <w:sz w:val="13"/>
+                <w:szCs w:val="13"/>
               </w:rPr>
               <w:t>Version</w:t>
             </w:r>
@@ -5251,15 +5665,15 @@
             <w:pPr>
               <w:ind w:left="0"/>
               <w:rPr>
-                <w:sz w:val="15"/>
-                <w:szCs w:val="15"/>
-              </w:rPr>
-            </w:pPr>
-            <w:r>
-              <w:rPr>
-                <w:rFonts w:hint="eastAsia"/>
-                <w:sz w:val="15"/>
-                <w:szCs w:val="15"/>
+                <w:sz w:val="13"/>
+                <w:szCs w:val="13"/>
+              </w:rPr>
+            </w:pPr>
+            <w:r>
+              <w:rPr>
+                <w:rFonts w:hint="eastAsia"/>
+                <w:sz w:val="13"/>
+                <w:szCs w:val="13"/>
               </w:rPr>
               <w:t>Timestamp</w:t>
             </w:r>
@@ -5273,15 +5687,15 @@
             <w:pPr>
               <w:ind w:left="0"/>
               <w:rPr>
-                <w:sz w:val="15"/>
-                <w:szCs w:val="15"/>
-              </w:rPr>
-            </w:pPr>
-            <w:r>
-              <w:rPr>
-                <w:rFonts w:hint="eastAsia"/>
-                <w:sz w:val="15"/>
-                <w:szCs w:val="15"/>
+                <w:sz w:val="13"/>
+                <w:szCs w:val="13"/>
+              </w:rPr>
+            </w:pPr>
+            <w:r>
+              <w:rPr>
+                <w:rFonts w:hint="eastAsia"/>
+                <w:sz w:val="13"/>
+                <w:szCs w:val="13"/>
               </w:rPr>
               <w:t>0</w:t>
             </w:r>
@@ -5295,61 +5709,75 @@
             <w:pPr>
               <w:ind w:left="0"/>
               <w:rPr>
-                <w:sz w:val="15"/>
-                <w:szCs w:val="15"/>
-              </w:rPr>
-            </w:pPr>
-          </w:p>
-        </w:tc>
-        <w:tc>
-          <w:tcPr>
-            <w:tcW w:w="0" w:type="auto"/>
-          </w:tcPr>
-          <w:p>
-            <w:pPr>
-              <w:ind w:left="0"/>
-              <w:rPr>
-                <w:sz w:val="15"/>
-                <w:szCs w:val="15"/>
-              </w:rPr>
-            </w:pPr>
-            <w:r>
-              <w:rPr>
-                <w:rFonts w:hint="eastAsia"/>
-                <w:sz w:val="15"/>
-                <w:szCs w:val="15"/>
-              </w:rPr>
-              <w:t>统计收集的时间戳</w:t>
-            </w:r>
-            <w:r>
-              <w:rPr>
-                <w:rFonts w:hint="eastAsia"/>
-                <w:sz w:val="15"/>
-                <w:szCs w:val="15"/>
-              </w:rPr>
-              <w:t>，对应</w:t>
-            </w:r>
-            <w:r>
-              <w:rPr>
-                <w:rFonts w:hint="eastAsia"/>
-                <w:sz w:val="15"/>
-                <w:szCs w:val="15"/>
+                <w:sz w:val="13"/>
+                <w:szCs w:val="13"/>
+              </w:rPr>
+            </w:pPr>
+          </w:p>
+        </w:tc>
+        <w:tc>
+          <w:tcPr>
+            <w:tcW w:w="0" w:type="auto"/>
+          </w:tcPr>
+          <w:p>
+            <w:pPr>
+              <w:ind w:left="0"/>
+              <w:rPr>
+                <w:sz w:val="13"/>
+                <w:szCs w:val="13"/>
+              </w:rPr>
+            </w:pPr>
+            <w:r>
+              <w:rPr>
+                <w:rFonts w:hint="eastAsia"/>
+                <w:sz w:val="13"/>
+                <w:szCs w:val="13"/>
+              </w:rPr>
+              <w:t>是</w:t>
+            </w:r>
+          </w:p>
+        </w:tc>
+        <w:tc>
+          <w:tcPr>
+            <w:tcW w:w="0" w:type="auto"/>
+          </w:tcPr>
+          <w:p>
+            <w:pPr>
+              <w:ind w:left="0"/>
+              <w:rPr>
+                <w:sz w:val="13"/>
+                <w:szCs w:val="13"/>
+              </w:rPr>
+            </w:pPr>
+            <w:r>
+              <w:rPr>
+                <w:rFonts w:hint="eastAsia"/>
+                <w:sz w:val="13"/>
+                <w:szCs w:val="13"/>
+              </w:rPr>
+              <w:t>统计收集的时间戳，对应</w:t>
+            </w:r>
+            <w:r>
+              <w:rPr>
+                <w:rFonts w:hint="eastAsia"/>
+                <w:sz w:val="13"/>
+                <w:szCs w:val="13"/>
               </w:rPr>
               <w:t>SYSCOLLECTIONSTAT</w:t>
             </w:r>
             <w:r>
               <w:rPr>
                 <w:rFonts w:hint="eastAsia"/>
-                <w:sz w:val="15"/>
-                <w:szCs w:val="15"/>
+                <w:sz w:val="13"/>
+                <w:szCs w:val="13"/>
               </w:rPr>
               <w:t>的</w:t>
             </w:r>
             <w:r>
               <w:rPr>
                 <w:rFonts w:hint="eastAsia"/>
-                <w:sz w:val="15"/>
-                <w:szCs w:val="15"/>
+                <w:sz w:val="13"/>
+                <w:szCs w:val="13"/>
               </w:rPr>
               <w:t>Version</w:t>
             </w:r>
@@ -5365,15 +5793,15 @@
             <w:pPr>
               <w:ind w:left="0"/>
               <w:rPr>
-                <w:sz w:val="15"/>
-                <w:szCs w:val="15"/>
-              </w:rPr>
-            </w:pPr>
-            <w:r>
-              <w:rPr>
-                <w:rFonts w:hint="eastAsia"/>
-                <w:sz w:val="15"/>
-                <w:szCs w:val="15"/>
+                <w:sz w:val="13"/>
+                <w:szCs w:val="13"/>
+              </w:rPr>
+            </w:pPr>
+            <w:r>
+              <w:rPr>
+                <w:rFonts w:hint="eastAsia"/>
+                <w:sz w:val="13"/>
+                <w:szCs w:val="13"/>
               </w:rPr>
               <w:t>SampleNum</w:t>
             </w:r>
@@ -5387,15 +5815,15 @@
             <w:pPr>
               <w:ind w:left="0"/>
               <w:rPr>
-                <w:sz w:val="15"/>
-                <w:szCs w:val="15"/>
-              </w:rPr>
-            </w:pPr>
-            <w:r>
-              <w:rPr>
-                <w:rFonts w:hint="eastAsia"/>
-                <w:sz w:val="15"/>
-                <w:szCs w:val="15"/>
+                <w:sz w:val="13"/>
+                <w:szCs w:val="13"/>
+              </w:rPr>
+            </w:pPr>
+            <w:r>
+              <w:rPr>
+                <w:rFonts w:hint="eastAsia"/>
+                <w:sz w:val="13"/>
+                <w:szCs w:val="13"/>
               </w:rPr>
               <w:t>NumberLong</w:t>
             </w:r>
@@ -5409,15 +5837,15 @@
             <w:pPr>
               <w:ind w:left="0"/>
               <w:rPr>
-                <w:sz w:val="15"/>
-                <w:szCs w:val="15"/>
-              </w:rPr>
-            </w:pPr>
-            <w:r>
-              <w:rPr>
-                <w:rFonts w:hint="eastAsia"/>
-                <w:sz w:val="15"/>
-                <w:szCs w:val="15"/>
+                <w:sz w:val="13"/>
+                <w:szCs w:val="13"/>
+              </w:rPr>
+            </w:pPr>
+            <w:r>
+              <w:rPr>
+                <w:rFonts w:hint="eastAsia"/>
+                <w:sz w:val="13"/>
+                <w:szCs w:val="13"/>
               </w:rPr>
               <w:t>0</w:t>
             </w:r>
@@ -5431,47 +5859,53 @@
             <w:pPr>
               <w:ind w:left="0"/>
               <w:rPr>
-                <w:sz w:val="15"/>
-                <w:szCs w:val="15"/>
-              </w:rPr>
-            </w:pPr>
-          </w:p>
-        </w:tc>
-        <w:tc>
-          <w:tcPr>
-            <w:tcW w:w="0" w:type="auto"/>
-          </w:tcPr>
-          <w:p>
-            <w:pPr>
-              <w:ind w:left="0"/>
-              <w:rPr>
-                <w:sz w:val="15"/>
-                <w:szCs w:val="15"/>
-              </w:rPr>
-            </w:pPr>
-            <w:r>
-              <w:rPr>
-                <w:rFonts w:hint="eastAsia"/>
-                <w:sz w:val="15"/>
-                <w:szCs w:val="15"/>
-              </w:rPr>
-              <w:t>统计时抽样的</w:t>
-            </w:r>
-            <w:r>
-              <w:rPr>
-                <w:rFonts w:hint="eastAsia"/>
-                <w:sz w:val="15"/>
-                <w:szCs w:val="15"/>
-              </w:rPr>
-              <w:t>索引项</w:t>
-            </w:r>
-            <w:r>
-              <w:rPr>
-                <w:rFonts w:hint="eastAsia"/>
-                <w:sz w:val="15"/>
-                <w:szCs w:val="15"/>
-              </w:rPr>
-              <w:t>个数</w:t>
+                <w:sz w:val="13"/>
+                <w:szCs w:val="13"/>
+              </w:rPr>
+            </w:pPr>
+          </w:p>
+        </w:tc>
+        <w:tc>
+          <w:tcPr>
+            <w:tcW w:w="0" w:type="auto"/>
+          </w:tcPr>
+          <w:p>
+            <w:pPr>
+              <w:ind w:left="0"/>
+              <w:rPr>
+                <w:sz w:val="13"/>
+                <w:szCs w:val="13"/>
+              </w:rPr>
+            </w:pPr>
+            <w:r>
+              <w:rPr>
+                <w:rFonts w:hint="eastAsia"/>
+                <w:sz w:val="13"/>
+                <w:szCs w:val="13"/>
+              </w:rPr>
+              <w:t>是</w:t>
+            </w:r>
+          </w:p>
+        </w:tc>
+        <w:tc>
+          <w:tcPr>
+            <w:tcW w:w="0" w:type="auto"/>
+          </w:tcPr>
+          <w:p>
+            <w:pPr>
+              <w:ind w:left="0"/>
+              <w:rPr>
+                <w:sz w:val="13"/>
+                <w:szCs w:val="13"/>
+              </w:rPr>
+            </w:pPr>
+            <w:r>
+              <w:rPr>
+                <w:rFonts w:hint="eastAsia"/>
+                <w:sz w:val="13"/>
+                <w:szCs w:val="13"/>
+              </w:rPr>
+              <w:t>统计时抽样的索引项个数</w:t>
             </w:r>
           </w:p>
         </w:tc>
@@ -5485,15 +5919,15 @@
             <w:pPr>
               <w:ind w:left="0"/>
               <w:rPr>
-                <w:sz w:val="15"/>
-                <w:szCs w:val="15"/>
-              </w:rPr>
-            </w:pPr>
-            <w:r>
-              <w:rPr>
-                <w:rFonts w:hint="eastAsia"/>
-                <w:sz w:val="15"/>
-                <w:szCs w:val="15"/>
+                <w:sz w:val="13"/>
+                <w:szCs w:val="13"/>
+              </w:rPr>
+            </w:pPr>
+            <w:r>
+              <w:rPr>
+                <w:rFonts w:hint="eastAsia"/>
+                <w:sz w:val="13"/>
+                <w:szCs w:val="13"/>
               </w:rPr>
               <w:t>TotalDocNum</w:t>
             </w:r>
@@ -5507,15 +5941,15 @@
             <w:pPr>
               <w:ind w:left="0"/>
               <w:rPr>
-                <w:sz w:val="15"/>
-                <w:szCs w:val="15"/>
-              </w:rPr>
-            </w:pPr>
-            <w:r>
-              <w:rPr>
-                <w:rFonts w:hint="eastAsia"/>
-                <w:sz w:val="15"/>
-                <w:szCs w:val="15"/>
+                <w:sz w:val="13"/>
+                <w:szCs w:val="13"/>
+              </w:rPr>
+            </w:pPr>
+            <w:r>
+              <w:rPr>
+                <w:rFonts w:hint="eastAsia"/>
+                <w:sz w:val="13"/>
+                <w:szCs w:val="13"/>
               </w:rPr>
               <w:t>NumberLong</w:t>
             </w:r>
@@ -5529,91 +5963,105 @@
             <w:pPr>
               <w:ind w:left="0"/>
               <w:rPr>
-                <w:sz w:val="15"/>
-                <w:szCs w:val="15"/>
-              </w:rPr>
-            </w:pPr>
-            <w:r>
-              <w:rPr>
-                <w:rFonts w:hint="eastAsia"/>
-                <w:sz w:val="15"/>
-                <w:szCs w:val="15"/>
-              </w:rPr>
-              <w:t>0</w:t>
-            </w:r>
-          </w:p>
-        </w:tc>
-        <w:tc>
-          <w:tcPr>
-            <w:tcW w:w="0" w:type="auto"/>
-          </w:tcPr>
-          <w:p>
-            <w:pPr>
-              <w:ind w:left="0"/>
-              <w:rPr>
-                <w:sz w:val="15"/>
-                <w:szCs w:val="15"/>
-              </w:rPr>
-            </w:pPr>
-          </w:p>
-        </w:tc>
-        <w:tc>
-          <w:tcPr>
-            <w:tcW w:w="0" w:type="auto"/>
-          </w:tcPr>
-          <w:p>
-            <w:pPr>
-              <w:ind w:left="0"/>
-              <w:rPr>
-                <w:sz w:val="15"/>
-                <w:szCs w:val="15"/>
-              </w:rPr>
-            </w:pPr>
-            <w:r>
-              <w:rPr>
-                <w:rFonts w:hint="eastAsia"/>
-                <w:sz w:val="15"/>
-                <w:szCs w:val="15"/>
-              </w:rPr>
-              <w:t>统计收集时的文档个数</w:t>
-            </w:r>
-            <w:r>
-              <w:rPr>
-                <w:rFonts w:hint="eastAsia"/>
-                <w:sz w:val="15"/>
-                <w:szCs w:val="15"/>
-              </w:rPr>
-              <w:t>（收集时间不同，因此可能与</w:t>
-            </w:r>
-            <w:r>
-              <w:rPr>
-                <w:rFonts w:hint="eastAsia"/>
-                <w:sz w:val="15"/>
-                <w:szCs w:val="15"/>
+                <w:sz w:val="13"/>
+                <w:szCs w:val="13"/>
+              </w:rPr>
+            </w:pPr>
+            <w:r>
+              <w:rPr>
+                <w:rFonts w:hint="eastAsia"/>
+                <w:sz w:val="13"/>
+                <w:szCs w:val="13"/>
+              </w:rPr>
+              <w:t>10</w:t>
+            </w:r>
+          </w:p>
+        </w:tc>
+        <w:tc>
+          <w:tcPr>
+            <w:tcW w:w="0" w:type="auto"/>
+          </w:tcPr>
+          <w:p>
+            <w:pPr>
+              <w:ind w:left="0"/>
+              <w:rPr>
+                <w:sz w:val="13"/>
+                <w:szCs w:val="13"/>
+              </w:rPr>
+            </w:pPr>
+          </w:p>
+        </w:tc>
+        <w:tc>
+          <w:tcPr>
+            <w:tcW w:w="0" w:type="auto"/>
+          </w:tcPr>
+          <w:p>
+            <w:pPr>
+              <w:ind w:left="0"/>
+              <w:rPr>
+                <w:sz w:val="13"/>
+                <w:szCs w:val="13"/>
+              </w:rPr>
+            </w:pPr>
+            <w:r>
+              <w:rPr>
+                <w:rFonts w:hint="eastAsia"/>
+                <w:sz w:val="13"/>
+                <w:szCs w:val="13"/>
+              </w:rPr>
+              <w:t>是</w:t>
+            </w:r>
+          </w:p>
+        </w:tc>
+        <w:tc>
+          <w:tcPr>
+            <w:tcW w:w="0" w:type="auto"/>
+          </w:tcPr>
+          <w:p>
+            <w:pPr>
+              <w:ind w:left="0"/>
+              <w:rPr>
+                <w:sz w:val="13"/>
+                <w:szCs w:val="13"/>
+              </w:rPr>
+            </w:pPr>
+            <w:r>
+              <w:rPr>
+                <w:rFonts w:hint="eastAsia"/>
+                <w:sz w:val="13"/>
+                <w:szCs w:val="13"/>
+              </w:rPr>
+              <w:t>统计收集时的文档个数（收集时间不同，因此可能与</w:t>
+            </w:r>
+            <w:r>
+              <w:rPr>
+                <w:rFonts w:hint="eastAsia"/>
+                <w:sz w:val="13"/>
+                <w:szCs w:val="13"/>
               </w:rPr>
               <w:t>SYSSTAT.SYSCOLLECTIONSTAT</w:t>
             </w:r>
             <w:r>
               <w:rPr>
                 <w:rFonts w:hint="eastAsia"/>
-                <w:sz w:val="15"/>
-                <w:szCs w:val="15"/>
+                <w:sz w:val="13"/>
+                <w:szCs w:val="13"/>
               </w:rPr>
               <w:t>的</w:t>
             </w:r>
             <w:r>
               <w:rPr>
                 <w:rFonts w:hint="eastAsia"/>
-                <w:sz w:val="15"/>
-                <w:szCs w:val="15"/>
+                <w:sz w:val="13"/>
+                <w:szCs w:val="13"/>
               </w:rPr>
               <w:t>TotalDocNum</w:t>
             </w:r>
             <w:r>
               <w:rPr>
                 <w:rFonts w:hint="eastAsia"/>
-                <w:sz w:val="15"/>
-                <w:szCs w:val="15"/>
+                <w:sz w:val="13"/>
+                <w:szCs w:val="13"/>
               </w:rPr>
               <w:t>不相等）</w:t>
             </w:r>
@@ -5622,47 +6070,47 @@
             <w:pPr>
               <w:ind w:left="0"/>
               <w:rPr>
-                <w:sz w:val="15"/>
-                <w:szCs w:val="15"/>
-              </w:rPr>
-            </w:pPr>
-            <w:r>
-              <w:rPr>
-                <w:rFonts w:hint="eastAsia"/>
-                <w:sz w:val="15"/>
-                <w:szCs w:val="15"/>
+                <w:sz w:val="13"/>
+                <w:szCs w:val="13"/>
+              </w:rPr>
+            </w:pPr>
+            <w:r>
+              <w:rPr>
+                <w:rFonts w:hint="eastAsia"/>
+                <w:sz w:val="13"/>
+                <w:szCs w:val="13"/>
               </w:rPr>
               <w:t>对应</w:t>
             </w:r>
             <w:r>
               <w:rPr>
                 <w:rFonts w:hint="eastAsia"/>
-                <w:sz w:val="15"/>
-                <w:szCs w:val="15"/>
+                <w:sz w:val="13"/>
+                <w:szCs w:val="13"/>
               </w:rPr>
               <w:t>dmsMBStatInfo</w:t>
             </w:r>
             <w:r>
               <w:rPr>
                 <w:rFonts w:hint="eastAsia"/>
-                <w:sz w:val="15"/>
-                <w:szCs w:val="15"/>
+                <w:sz w:val="13"/>
+                <w:szCs w:val="13"/>
               </w:rPr>
               <w:t>的</w:t>
             </w:r>
             <w:r>
               <w:rPr>
                 <w:rFonts w:hint="eastAsia"/>
-                <w:sz w:val="15"/>
-                <w:szCs w:val="15"/>
+                <w:sz w:val="13"/>
+                <w:szCs w:val="13"/>
               </w:rPr>
               <w:t>_totalRecords</w:t>
             </w:r>
             <w:r>
               <w:rPr>
                 <w:rFonts w:hint="eastAsia"/>
-                <w:sz w:val="15"/>
-                <w:szCs w:val="15"/>
+                <w:sz w:val="13"/>
+                <w:szCs w:val="13"/>
               </w:rPr>
               <w:t>，用于对比统计信息是否过期</w:t>
             </w:r>
@@ -5678,15 +6126,15 @@
             <w:pPr>
               <w:ind w:left="0"/>
               <w:rPr>
-                <w:sz w:val="15"/>
-                <w:szCs w:val="15"/>
-              </w:rPr>
-            </w:pPr>
-            <w:r>
-              <w:rPr>
-                <w:rFonts w:hint="eastAsia"/>
-                <w:sz w:val="15"/>
-                <w:szCs w:val="15"/>
+                <w:sz w:val="13"/>
+                <w:szCs w:val="13"/>
+              </w:rPr>
+            </w:pPr>
+            <w:r>
+              <w:rPr>
+                <w:rFonts w:hint="eastAsia"/>
+                <w:sz w:val="13"/>
+                <w:szCs w:val="13"/>
               </w:rPr>
               <w:t>IndexPageNum</w:t>
             </w:r>
@@ -5700,15 +6148,15 @@
             <w:pPr>
               <w:ind w:left="0"/>
               <w:rPr>
-                <w:sz w:val="15"/>
-                <w:szCs w:val="15"/>
-              </w:rPr>
-            </w:pPr>
-            <w:r>
-              <w:rPr>
-                <w:rFonts w:hint="eastAsia"/>
-                <w:sz w:val="15"/>
-                <w:szCs w:val="15"/>
+                <w:sz w:val="13"/>
+                <w:szCs w:val="13"/>
+              </w:rPr>
+            </w:pPr>
+            <w:r>
+              <w:rPr>
+                <w:rFonts w:hint="eastAsia"/>
+                <w:sz w:val="13"/>
+                <w:szCs w:val="13"/>
               </w:rPr>
               <w:t>NumberInt</w:t>
             </w:r>
@@ -5722,59 +6170,97 @@
             <w:pPr>
               <w:ind w:left="0"/>
               <w:rPr>
-                <w:sz w:val="15"/>
-                <w:szCs w:val="15"/>
-              </w:rPr>
-            </w:pPr>
-            <w:r>
-              <w:rPr>
-                <w:rFonts w:hint="eastAsia"/>
-                <w:sz w:val="15"/>
-                <w:szCs w:val="15"/>
-              </w:rPr>
-              <w:t>0</w:t>
-            </w:r>
-          </w:p>
-        </w:tc>
-        <w:tc>
-          <w:tcPr>
-            <w:tcW w:w="0" w:type="auto"/>
-          </w:tcPr>
-          <w:p>
-            <w:pPr>
-              <w:ind w:left="0"/>
-              <w:rPr>
-                <w:sz w:val="15"/>
-                <w:szCs w:val="15"/>
-              </w:rPr>
-            </w:pPr>
-          </w:p>
-        </w:tc>
-        <w:tc>
-          <w:tcPr>
-            <w:tcW w:w="0" w:type="auto"/>
-          </w:tcPr>
-          <w:p>
-            <w:pPr>
-              <w:ind w:left="0"/>
-              <w:rPr>
-                <w:sz w:val="15"/>
-                <w:szCs w:val="15"/>
-              </w:rPr>
-            </w:pPr>
-            <w:r>
-              <w:rPr>
-                <w:rFonts w:hint="eastAsia"/>
-                <w:sz w:val="15"/>
-                <w:szCs w:val="15"/>
-              </w:rPr>
-              <w:t>统计索引的页个数</w:t>
-            </w:r>
-            <w:r>
-              <w:rPr>
-                <w:rFonts w:hint="eastAsia"/>
-                <w:sz w:val="15"/>
-                <w:szCs w:val="15"/>
+                <w:sz w:val="13"/>
+                <w:szCs w:val="13"/>
+              </w:rPr>
+            </w:pPr>
+            <w:r>
+              <w:rPr>
+                <w:rFonts w:hint="eastAsia"/>
+                <w:sz w:val="13"/>
+                <w:szCs w:val="13"/>
+              </w:rPr>
+              <w:t>1</w:t>
+            </w:r>
+          </w:p>
+        </w:tc>
+        <w:tc>
+          <w:tcPr>
+            <w:tcW w:w="0" w:type="auto"/>
+          </w:tcPr>
+          <w:p>
+            <w:pPr>
+              <w:ind w:left="0"/>
+              <w:rPr>
+                <w:sz w:val="13"/>
+                <w:szCs w:val="13"/>
+              </w:rPr>
+            </w:pPr>
+          </w:p>
+        </w:tc>
+        <w:tc>
+          <w:tcPr>
+            <w:tcW w:w="0" w:type="auto"/>
+          </w:tcPr>
+          <w:p>
+            <w:pPr>
+              <w:ind w:left="0"/>
+              <w:rPr>
+                <w:sz w:val="13"/>
+                <w:szCs w:val="13"/>
+              </w:rPr>
+            </w:pPr>
+            <w:r>
+              <w:rPr>
+                <w:rFonts w:hint="eastAsia"/>
+                <w:sz w:val="13"/>
+                <w:szCs w:val="13"/>
+              </w:rPr>
+              <w:t>是</w:t>
+            </w:r>
+          </w:p>
+        </w:tc>
+        <w:tc>
+          <w:tcPr>
+            <w:tcW w:w="0" w:type="auto"/>
+          </w:tcPr>
+          <w:p>
+            <w:pPr>
+              <w:ind w:left="0"/>
+              <w:rPr>
+                <w:sz w:val="13"/>
+                <w:szCs w:val="13"/>
+              </w:rPr>
+            </w:pPr>
+            <w:r>
+              <w:rPr>
+                <w:rFonts w:hint="eastAsia"/>
+                <w:sz w:val="13"/>
+                <w:szCs w:val="13"/>
+              </w:rPr>
+              <w:t>统计</w:t>
+            </w:r>
+            <w:r>
+              <w:rPr>
+                <w:rFonts w:hint="eastAsia"/>
+                <w:sz w:val="13"/>
+                <w:szCs w:val="13"/>
+              </w:rPr>
+              <w:t>收集时</w:t>
+            </w:r>
+            <w:r>
+              <w:rPr>
+                <w:rFonts w:hint="eastAsia"/>
+                <w:sz w:val="13"/>
+                <w:szCs w:val="13"/>
+              </w:rPr>
+              <w:t>索引的页个数</w:t>
+            </w:r>
+            <w:r>
+              <w:rPr>
+                <w:rFonts w:hint="eastAsia"/>
+                <w:sz w:val="13"/>
+                <w:szCs w:val="13"/>
               </w:rPr>
               <w:t xml:space="preserve"> </w:t>
             </w:r>
@@ -5783,8 +6269,8 @@
                 <w:rFonts w:hint="eastAsia"/>
                 <w:b/>
                 <w:color w:val="FF0000"/>
-                <w:sz w:val="15"/>
-                <w:szCs w:val="15"/>
+                <w:sz w:val="13"/>
+                <w:szCs w:val="13"/>
               </w:rPr>
               <w:t>(</w:t>
             </w:r>
@@ -5793,8 +6279,8 @@
                 <w:rFonts w:hint="eastAsia"/>
                 <w:b/>
                 <w:color w:val="FF0000"/>
-                <w:sz w:val="15"/>
-                <w:szCs w:val="15"/>
+                <w:sz w:val="13"/>
+                <w:szCs w:val="13"/>
               </w:rPr>
               <w:t>如无则按照</w:t>
             </w:r>
@@ -5803,8 +6289,8 @@
                 <w:rFonts w:hint="eastAsia"/>
                 <w:b/>
                 <w:color w:val="FF0000"/>
-                <w:sz w:val="15"/>
-                <w:szCs w:val="15"/>
+                <w:sz w:val="13"/>
+                <w:szCs w:val="13"/>
               </w:rPr>
               <w:t>dmsMBStatInfo</w:t>
             </w:r>
@@ -5813,8 +6299,8 @@
                 <w:rFonts w:hint="eastAsia"/>
                 <w:b/>
                 <w:color w:val="FF0000"/>
-                <w:sz w:val="15"/>
-                <w:szCs w:val="15"/>
+                <w:sz w:val="13"/>
+                <w:szCs w:val="13"/>
               </w:rPr>
               <w:t>中</w:t>
             </w:r>
@@ -5823,20 +6309,10 @@
                 <w:rFonts w:hint="eastAsia"/>
                 <w:b/>
                 <w:color w:val="FF0000"/>
-                <w:sz w:val="15"/>
-                <w:szCs w:val="15"/>
-              </w:rPr>
-              <w:t xml:space="preserve">totalIndexPageNum / </w:t>
-            </w:r>
-            <w:r>
-              <w:rPr>
-                <w:rFonts w:hint="eastAsia"/>
-                <w:b/>
-                <w:color w:val="FF0000"/>
-                <w:sz w:val="15"/>
-                <w:szCs w:val="15"/>
-              </w:rPr>
-              <w:t>indexCount )</w:t>
+                <w:sz w:val="13"/>
+                <w:szCs w:val="13"/>
+              </w:rPr>
+              <w:t>totalIndexPageNum / indexCount )</w:t>
             </w:r>
           </w:p>
         </w:tc>
@@ -5850,97 +6326,119 @@
             <w:pPr>
               <w:ind w:left="0"/>
               <w:rPr>
-                <w:sz w:val="15"/>
-                <w:szCs w:val="15"/>
-              </w:rPr>
-            </w:pPr>
-            <w:r>
-              <w:rPr>
-                <w:rFonts w:hint="eastAsia"/>
-                <w:sz w:val="15"/>
-                <w:szCs w:val="15"/>
-              </w:rPr>
-              <w:t>IndexFreeSpace</w:t>
-            </w:r>
-          </w:p>
-        </w:tc>
-        <w:tc>
-          <w:tcPr>
-            <w:tcW w:w="0" w:type="auto"/>
-          </w:tcPr>
-          <w:p>
-            <w:pPr>
-              <w:ind w:left="0"/>
-              <w:rPr>
-                <w:sz w:val="15"/>
-                <w:szCs w:val="15"/>
-              </w:rPr>
-            </w:pPr>
-            <w:r>
-              <w:rPr>
-                <w:rFonts w:hint="eastAsia"/>
-                <w:sz w:val="15"/>
-                <w:szCs w:val="15"/>
-              </w:rPr>
-              <w:t>NumberLong</w:t>
-            </w:r>
-          </w:p>
-        </w:tc>
-        <w:tc>
-          <w:tcPr>
-            <w:tcW w:w="0" w:type="auto"/>
-          </w:tcPr>
-          <w:p>
-            <w:pPr>
-              <w:ind w:left="0"/>
-              <w:rPr>
-                <w:sz w:val="15"/>
-                <w:szCs w:val="15"/>
-              </w:rPr>
-            </w:pPr>
-            <w:r>
-              <w:rPr>
-                <w:rFonts w:hint="eastAsia"/>
-                <w:sz w:val="15"/>
-                <w:szCs w:val="15"/>
-              </w:rPr>
-              <w:t>0</w:t>
-            </w:r>
-          </w:p>
-        </w:tc>
-        <w:tc>
-          <w:tcPr>
-            <w:tcW w:w="0" w:type="auto"/>
-          </w:tcPr>
-          <w:p>
-            <w:pPr>
-              <w:ind w:left="0"/>
-              <w:rPr>
-                <w:sz w:val="15"/>
-                <w:szCs w:val="15"/>
-              </w:rPr>
-            </w:pPr>
-          </w:p>
-        </w:tc>
-        <w:tc>
-          <w:tcPr>
-            <w:tcW w:w="0" w:type="auto"/>
-          </w:tcPr>
-          <w:p>
-            <w:pPr>
-              <w:ind w:left="0"/>
-              <w:rPr>
-                <w:sz w:val="15"/>
-                <w:szCs w:val="15"/>
-              </w:rPr>
-            </w:pPr>
-            <w:r>
-              <w:rPr>
-                <w:rFonts w:hint="eastAsia"/>
-                <w:sz w:val="15"/>
-                <w:szCs w:val="15"/>
-              </w:rPr>
-              <w:t>统计索引的剩余空间</w:t>
+                <w:sz w:val="13"/>
+                <w:szCs w:val="13"/>
+              </w:rPr>
+            </w:pPr>
+            <w:r>
+              <w:rPr>
+                <w:rFonts w:hint="eastAsia"/>
+                <w:sz w:val="13"/>
+                <w:szCs w:val="13"/>
+              </w:rPr>
+              <w:t>IndexLevel</w:t>
+            </w:r>
+          </w:p>
+        </w:tc>
+        <w:tc>
+          <w:tcPr>
+            <w:tcW w:w="0" w:type="auto"/>
+          </w:tcPr>
+          <w:p>
+            <w:pPr>
+              <w:ind w:left="0"/>
+              <w:rPr>
+                <w:sz w:val="13"/>
+                <w:szCs w:val="13"/>
+              </w:rPr>
+            </w:pPr>
+            <w:r>
+              <w:rPr>
+                <w:rFonts w:hint="eastAsia"/>
+                <w:sz w:val="13"/>
+                <w:szCs w:val="13"/>
+              </w:rPr>
+              <w:t>NumberInt</w:t>
+            </w:r>
+          </w:p>
+        </w:tc>
+        <w:tc>
+          <w:tcPr>
+            <w:tcW w:w="0" w:type="auto"/>
+          </w:tcPr>
+          <w:p>
+            <w:pPr>
+              <w:ind w:left="0"/>
+              <w:rPr>
+                <w:sz w:val="13"/>
+                <w:szCs w:val="13"/>
+              </w:rPr>
+            </w:pPr>
+            <w:r>
+              <w:rPr>
+                <w:rFonts w:hint="eastAsia"/>
+                <w:sz w:val="13"/>
+                <w:szCs w:val="13"/>
+              </w:rPr>
+              <w:t>1</w:t>
+            </w:r>
+          </w:p>
+        </w:tc>
+        <w:tc>
+          <w:tcPr>
+            <w:tcW w:w="0" w:type="auto"/>
+          </w:tcPr>
+          <w:p>
+            <w:pPr>
+              <w:ind w:left="0"/>
+              <w:rPr>
+                <w:sz w:val="13"/>
+                <w:szCs w:val="13"/>
+              </w:rPr>
+            </w:pPr>
+          </w:p>
+        </w:tc>
+        <w:tc>
+          <w:tcPr>
+            <w:tcW w:w="0" w:type="auto"/>
+          </w:tcPr>
+          <w:p>
+            <w:pPr>
+              <w:ind w:left="0"/>
+              <w:rPr>
+                <w:sz w:val="13"/>
+                <w:szCs w:val="13"/>
+              </w:rPr>
+            </w:pPr>
+            <w:r>
+              <w:rPr>
+                <w:rFonts w:hint="eastAsia"/>
+                <w:sz w:val="13"/>
+                <w:szCs w:val="13"/>
+              </w:rPr>
+              <w:t>是</w:t>
+            </w:r>
+          </w:p>
+        </w:tc>
+        <w:tc>
+          <w:tcPr>
+            <w:tcW w:w="0" w:type="auto"/>
+          </w:tcPr>
+          <w:p>
+            <w:pPr>
+              <w:ind w:left="0"/>
+              <w:rPr>
+                <w:sz w:val="13"/>
+                <w:szCs w:val="13"/>
+              </w:rPr>
+            </w:pPr>
+            <w:r>
+              <w:rPr>
+                <w:rFonts w:hint="eastAsia"/>
+                <w:sz w:val="13"/>
+                <w:szCs w:val="13"/>
+              </w:rPr>
+              <w:t>统计收集时索引的层数</w:t>
             </w:r>
           </w:p>
         </w:tc>
@@ -5954,15 +6452,15 @@
             <w:pPr>
               <w:ind w:left="0"/>
               <w:rPr>
-                <w:sz w:val="15"/>
-                <w:szCs w:val="15"/>
-              </w:rPr>
-            </w:pPr>
-            <w:r>
-              <w:rPr>
-                <w:rFonts w:hint="eastAsia"/>
-                <w:sz w:val="15"/>
-                <w:szCs w:val="15"/>
+                <w:sz w:val="13"/>
+                <w:szCs w:val="13"/>
+              </w:rPr>
+            </w:pPr>
+            <w:r>
+              <w:rPr>
+                <w:rFonts w:hint="eastAsia"/>
+                <w:sz w:val="13"/>
+                <w:szCs w:val="13"/>
               </w:rPr>
               <w:t>IsUnique</w:t>
             </w:r>
@@ -5976,15 +6474,15 @@
             <w:pPr>
               <w:ind w:left="0"/>
               <w:rPr>
-                <w:sz w:val="15"/>
-                <w:szCs w:val="15"/>
-              </w:rPr>
-            </w:pPr>
-            <w:r>
-              <w:rPr>
-                <w:rFonts w:hint="eastAsia"/>
-                <w:sz w:val="15"/>
-                <w:szCs w:val="15"/>
+                <w:sz w:val="13"/>
+                <w:szCs w:val="13"/>
+              </w:rPr>
+            </w:pPr>
+            <w:r>
+              <w:rPr>
+                <w:rFonts w:hint="eastAsia"/>
+                <w:sz w:val="13"/>
+                <w:szCs w:val="13"/>
               </w:rPr>
               <w:t>BOOL</w:t>
             </w:r>
@@ -5998,15 +6496,15 @@
             <w:pPr>
               <w:ind w:left="0"/>
               <w:rPr>
-                <w:sz w:val="15"/>
-                <w:szCs w:val="15"/>
-              </w:rPr>
-            </w:pPr>
-            <w:r>
-              <w:rPr>
-                <w:rFonts w:hint="eastAsia"/>
-                <w:sz w:val="15"/>
-                <w:szCs w:val="15"/>
+                <w:sz w:val="13"/>
+                <w:szCs w:val="13"/>
+              </w:rPr>
+            </w:pPr>
+            <w:r>
+              <w:rPr>
+                <w:rFonts w:hint="eastAsia"/>
+                <w:sz w:val="13"/>
+                <w:szCs w:val="13"/>
               </w:rPr>
               <w:t>FALSE</w:t>
             </w:r>
@@ -6020,37 +6518,59 @@
             <w:pPr>
               <w:ind w:left="0"/>
               <w:rPr>
-                <w:sz w:val="15"/>
-                <w:szCs w:val="15"/>
-              </w:rPr>
-            </w:pPr>
-          </w:p>
-        </w:tc>
-        <w:tc>
-          <w:tcPr>
-            <w:tcW w:w="0" w:type="auto"/>
-          </w:tcPr>
-          <w:p>
-            <w:pPr>
-              <w:ind w:left="0"/>
-              <w:rPr>
-                <w:sz w:val="15"/>
-                <w:szCs w:val="15"/>
-              </w:rPr>
-            </w:pPr>
-            <w:r>
-              <w:rPr>
-                <w:rFonts w:hint="eastAsia"/>
-                <w:sz w:val="15"/>
-                <w:szCs w:val="15"/>
+                <w:sz w:val="13"/>
+                <w:szCs w:val="13"/>
+              </w:rPr>
+            </w:pPr>
+          </w:p>
+        </w:tc>
+        <w:tc>
+          <w:tcPr>
+            <w:tcW w:w="0" w:type="auto"/>
+          </w:tcPr>
+          <w:p>
+            <w:pPr>
+              <w:ind w:left="0"/>
+              <w:rPr>
+                <w:sz w:val="13"/>
+                <w:szCs w:val="13"/>
+              </w:rPr>
+            </w:pPr>
+            <w:r>
+              <w:rPr>
+                <w:rFonts w:hint="eastAsia"/>
+                <w:sz w:val="13"/>
+                <w:szCs w:val="13"/>
+              </w:rPr>
+              <w:t>是</w:t>
+            </w:r>
+          </w:p>
+        </w:tc>
+        <w:tc>
+          <w:tcPr>
+            <w:tcW w:w="0" w:type="auto"/>
+          </w:tcPr>
+          <w:p>
+            <w:pPr>
+              <w:ind w:left="0"/>
+              <w:rPr>
+                <w:sz w:val="13"/>
+                <w:szCs w:val="13"/>
+              </w:rPr>
+            </w:pPr>
+            <w:r>
+              <w:rPr>
+                <w:rFonts w:hint="eastAsia"/>
+                <w:sz w:val="13"/>
+                <w:szCs w:val="13"/>
               </w:rPr>
               <w:t>Index</w:t>
             </w:r>
             <w:r>
               <w:rPr>
                 <w:rFonts w:hint="eastAsia"/>
-                <w:sz w:val="15"/>
-                <w:szCs w:val="15"/>
+                <w:sz w:val="13"/>
+                <w:szCs w:val="13"/>
               </w:rPr>
               <w:t>是否唯一索引</w:t>
             </w:r>
@@ -6066,15 +6586,15 @@
             <w:pPr>
               <w:ind w:left="0"/>
               <w:rPr>
-                <w:sz w:val="15"/>
-                <w:szCs w:val="15"/>
-              </w:rPr>
-            </w:pPr>
-            <w:r>
-              <w:rPr>
-                <w:rFonts w:hint="eastAsia"/>
-                <w:sz w:val="15"/>
-                <w:szCs w:val="15"/>
+                <w:sz w:val="13"/>
+                <w:szCs w:val="13"/>
+              </w:rPr>
+            </w:pPr>
+            <w:r>
+              <w:rPr>
+                <w:rFonts w:hint="eastAsia"/>
+                <w:sz w:val="13"/>
+                <w:szCs w:val="13"/>
               </w:rPr>
               <w:t>DistinctValNum</w:t>
             </w:r>
@@ -6088,45 +6608,37 @@
             <w:pPr>
               <w:ind w:left="0"/>
               <w:rPr>
-                <w:sz w:val="15"/>
-                <w:szCs w:val="15"/>
-              </w:rPr>
-            </w:pPr>
-            <w:r>
-              <w:rPr>
-                <w:rFonts w:hint="eastAsia"/>
-                <w:sz w:val="15"/>
-                <w:szCs w:val="15"/>
-              </w:rPr>
-              <w:t>Number</w:t>
-            </w:r>
-            <w:r>
-              <w:rPr>
-                <w:rFonts w:hint="eastAsia"/>
-                <w:sz w:val="15"/>
-                <w:szCs w:val="15"/>
-              </w:rPr>
-              <w:t>Long</w:t>
-            </w:r>
-          </w:p>
-        </w:tc>
-        <w:tc>
-          <w:tcPr>
-            <w:tcW w:w="0" w:type="auto"/>
-          </w:tcPr>
-          <w:p>
-            <w:pPr>
-              <w:ind w:left="0"/>
-              <w:rPr>
-                <w:sz w:val="15"/>
-                <w:szCs w:val="15"/>
-              </w:rPr>
-            </w:pPr>
-            <w:r>
-              <w:rPr>
-                <w:rFonts w:hint="eastAsia"/>
-                <w:sz w:val="15"/>
-                <w:szCs w:val="15"/>
+                <w:sz w:val="13"/>
+                <w:szCs w:val="13"/>
+              </w:rPr>
+            </w:pPr>
+            <w:r>
+              <w:rPr>
+                <w:rFonts w:hint="eastAsia"/>
+                <w:sz w:val="13"/>
+                <w:szCs w:val="13"/>
+              </w:rPr>
+              <w:t>NumberLong</w:t>
+            </w:r>
+          </w:p>
+        </w:tc>
+        <w:tc>
+          <w:tcPr>
+            <w:tcW w:w="0" w:type="auto"/>
+          </w:tcPr>
+          <w:p>
+            <w:pPr>
+              <w:ind w:left="0"/>
+              <w:rPr>
+                <w:sz w:val="13"/>
+                <w:szCs w:val="13"/>
+              </w:rPr>
+            </w:pPr>
+            <w:r>
+              <w:rPr>
+                <w:rFonts w:hint="eastAsia"/>
+                <w:sz w:val="13"/>
+                <w:szCs w:val="13"/>
               </w:rPr>
               <w:t>0</w:t>
             </w:r>
@@ -6140,54 +6652,77 @@
             <w:pPr>
               <w:ind w:left="0"/>
               <w:rPr>
-                <w:sz w:val="15"/>
-                <w:szCs w:val="15"/>
-              </w:rPr>
-            </w:pPr>
-          </w:p>
-        </w:tc>
-        <w:tc>
-          <w:tcPr>
-            <w:tcW w:w="0" w:type="auto"/>
-          </w:tcPr>
-          <w:p>
-            <w:pPr>
-              <w:ind w:left="0"/>
-              <w:rPr>
-                <w:sz w:val="15"/>
-                <w:szCs w:val="15"/>
-              </w:rPr>
-            </w:pPr>
-            <w:r>
-              <w:rPr>
-                <w:rFonts w:hint="eastAsia"/>
-                <w:sz w:val="15"/>
-                <w:szCs w:val="15"/>
+                <w:sz w:val="13"/>
+                <w:szCs w:val="13"/>
+              </w:rPr>
+            </w:pPr>
+          </w:p>
+        </w:tc>
+        <w:tc>
+          <w:tcPr>
+            <w:tcW w:w="0" w:type="auto"/>
+          </w:tcPr>
+          <w:p>
+            <w:pPr>
+              <w:ind w:left="0"/>
+              <w:rPr>
+                <w:sz w:val="13"/>
+                <w:szCs w:val="13"/>
+              </w:rPr>
+            </w:pPr>
+            <w:r>
+              <w:rPr>
+                <w:rFonts w:hint="eastAsia"/>
+                <w:sz w:val="13"/>
+                <w:szCs w:val="13"/>
+              </w:rPr>
+              <w:t>否</w:t>
+            </w:r>
+          </w:p>
+        </w:tc>
+        <w:tc>
+          <w:tcPr>
+            <w:tcW w:w="0" w:type="auto"/>
+          </w:tcPr>
+          <w:p>
+            <w:pPr>
+              <w:ind w:left="0"/>
+              <w:rPr>
+                <w:sz w:val="13"/>
+                <w:szCs w:val="13"/>
+              </w:rPr>
+            </w:pPr>
+            <w:r>
+              <w:rPr>
+                <w:rFonts w:hint="eastAsia"/>
+                <w:sz w:val="13"/>
+                <w:szCs w:val="13"/>
               </w:rPr>
               <w:t>统计字段的唯一值个数，如果没有统计，取对应</w:t>
             </w:r>
             <w:r>
               <w:rPr>
                 <w:rFonts w:hint="eastAsia"/>
-                <w:sz w:val="15"/>
-                <w:szCs w:val="15"/>
+                <w:sz w:val="13"/>
+                <w:szCs w:val="13"/>
               </w:rPr>
               <w:t>Collection</w:t>
             </w:r>
             <w:r>
               <w:rPr>
                 <w:rFonts w:hint="eastAsia"/>
-                <w:sz w:val="15"/>
-                <w:szCs w:val="15"/>
+                <w:sz w:val="13"/>
+                <w:szCs w:val="13"/>
               </w:rPr>
               <w:t>的</w:t>
             </w:r>
             <w:r>
               <w:rPr>
                 <w:rFonts w:hint="eastAsia"/>
-                <w:sz w:val="15"/>
-                <w:szCs w:val="15"/>
-              </w:rPr>
+                <w:sz w:val="13"/>
+                <w:szCs w:val="13"/>
+              </w:rPr>
+              <w:lastRenderedPageBreak/>
               <w:t>TotalDocNum</w:t>
             </w:r>
           </w:p>
@@ -6202,16 +6737,17 @@
             <w:pPr>
               <w:ind w:left="0"/>
               <w:rPr>
-                <w:sz w:val="15"/>
-                <w:szCs w:val="15"/>
-              </w:rPr>
-            </w:pPr>
-            <w:r>
-              <w:rPr>
-                <w:rFonts w:hint="eastAsia"/>
-                <w:sz w:val="15"/>
-                <w:szCs w:val="15"/>
-              </w:rPr>
+                <w:sz w:val="13"/>
+                <w:szCs w:val="13"/>
+              </w:rPr>
+            </w:pPr>
+            <w:r>
+              <w:rPr>
+                <w:rFonts w:hint="eastAsia"/>
+                <w:sz w:val="13"/>
+                <w:szCs w:val="13"/>
+              </w:rPr>
+              <w:lastRenderedPageBreak/>
               <w:t>AvgFieldSize</w:t>
             </w:r>
           </w:p>
@@ -6224,15 +6760,15 @@
             <w:pPr>
               <w:ind w:left="0"/>
               <w:rPr>
-                <w:sz w:val="15"/>
-                <w:szCs w:val="15"/>
-              </w:rPr>
-            </w:pPr>
-            <w:r>
-              <w:rPr>
-                <w:rFonts w:hint="eastAsia"/>
-                <w:sz w:val="15"/>
-                <w:szCs w:val="15"/>
+                <w:sz w:val="13"/>
+                <w:szCs w:val="13"/>
+              </w:rPr>
+            </w:pPr>
+            <w:r>
+              <w:rPr>
+                <w:rFonts w:hint="eastAsia"/>
+                <w:sz w:val="13"/>
+                <w:szCs w:val="13"/>
               </w:rPr>
               <w:t>NumberInt</w:t>
             </w:r>
@@ -6246,15 +6782,15 @@
             <w:pPr>
               <w:ind w:left="0"/>
               <w:rPr>
-                <w:sz w:val="15"/>
-                <w:szCs w:val="15"/>
-              </w:rPr>
-            </w:pPr>
-            <w:r>
-              <w:rPr>
-                <w:rFonts w:hint="eastAsia"/>
-                <w:sz w:val="15"/>
-                <w:szCs w:val="15"/>
+                <w:sz w:val="13"/>
+                <w:szCs w:val="13"/>
+              </w:rPr>
+            </w:pPr>
+            <w:r>
+              <w:rPr>
+                <w:rFonts w:hint="eastAsia"/>
+                <w:sz w:val="13"/>
+                <w:szCs w:val="13"/>
               </w:rPr>
               <w:t>10</w:t>
             </w:r>
@@ -6268,39 +6804,53 @@
             <w:pPr>
               <w:ind w:left="0"/>
               <w:rPr>
-                <w:sz w:val="15"/>
-                <w:szCs w:val="15"/>
-              </w:rPr>
-            </w:pPr>
-          </w:p>
-        </w:tc>
-        <w:tc>
-          <w:tcPr>
-            <w:tcW w:w="0" w:type="auto"/>
-          </w:tcPr>
-          <w:p>
-            <w:pPr>
-              <w:ind w:left="0"/>
-              <w:rPr>
-                <w:sz w:val="15"/>
-                <w:szCs w:val="15"/>
-              </w:rPr>
-            </w:pPr>
-            <w:r>
-              <w:rPr>
-                <w:rFonts w:hint="eastAsia"/>
-                <w:sz w:val="15"/>
-                <w:szCs w:val="15"/>
-              </w:rPr>
-              <w:t>平均字段</w:t>
-            </w:r>
-            <w:r>
-              <w:rPr>
-                <w:rFonts w:hint="eastAsia"/>
-                <w:sz w:val="15"/>
-                <w:szCs w:val="15"/>
-              </w:rPr>
-              <w:t>大小</w:t>
+                <w:sz w:val="13"/>
+                <w:szCs w:val="13"/>
+              </w:rPr>
+            </w:pPr>
+          </w:p>
+        </w:tc>
+        <w:tc>
+          <w:tcPr>
+            <w:tcW w:w="0" w:type="auto"/>
+          </w:tcPr>
+          <w:p>
+            <w:pPr>
+              <w:ind w:left="0"/>
+              <w:rPr>
+                <w:sz w:val="13"/>
+                <w:szCs w:val="13"/>
+              </w:rPr>
+            </w:pPr>
+            <w:r>
+              <w:rPr>
+                <w:rFonts w:hint="eastAsia"/>
+                <w:sz w:val="13"/>
+                <w:szCs w:val="13"/>
+              </w:rPr>
+              <w:t>否</w:t>
+            </w:r>
+          </w:p>
+        </w:tc>
+        <w:tc>
+          <w:tcPr>
+            <w:tcW w:w="0" w:type="auto"/>
+          </w:tcPr>
+          <w:p>
+            <w:pPr>
+              <w:ind w:left="0"/>
+              <w:rPr>
+                <w:sz w:val="13"/>
+                <w:szCs w:val="13"/>
+              </w:rPr>
+            </w:pPr>
+            <w:r>
+              <w:rPr>
+                <w:rFonts w:hint="eastAsia"/>
+                <w:sz w:val="13"/>
+                <w:szCs w:val="13"/>
+              </w:rPr>
+              <w:t>平均字段大小</w:t>
             </w:r>
           </w:p>
         </w:tc>
@@ -6314,15 +6864,15 @@
             <w:pPr>
               <w:ind w:left="0"/>
               <w:rPr>
-                <w:sz w:val="15"/>
-                <w:szCs w:val="15"/>
-              </w:rPr>
-            </w:pPr>
-            <w:r>
-              <w:rPr>
-                <w:rFonts w:hint="eastAsia"/>
-                <w:sz w:val="15"/>
-                <w:szCs w:val="15"/>
+                <w:sz w:val="13"/>
+                <w:szCs w:val="13"/>
+              </w:rPr>
+            </w:pPr>
+            <w:r>
+              <w:rPr>
+                <w:rFonts w:hint="eastAsia"/>
+                <w:sz w:val="13"/>
+                <w:szCs w:val="13"/>
               </w:rPr>
               <w:t>NullFrac</w:t>
             </w:r>
@@ -6336,129 +6886,111 @@
             <w:pPr>
               <w:ind w:left="0"/>
               <w:rPr>
-                <w:sz w:val="15"/>
-                <w:szCs w:val="15"/>
-              </w:rPr>
-            </w:pPr>
-            <w:r>
-              <w:rPr>
-                <w:rFonts w:hint="eastAsia"/>
-                <w:sz w:val="15"/>
-                <w:szCs w:val="15"/>
-              </w:rPr>
-              <w:t>Number</w:t>
-            </w:r>
-            <w:r>
-              <w:rPr>
-                <w:rFonts w:hint="eastAsia"/>
-                <w:sz w:val="15"/>
-                <w:szCs w:val="15"/>
-              </w:rPr>
-              <w:t>Double</w:t>
-            </w:r>
-          </w:p>
-        </w:tc>
-        <w:tc>
-          <w:tcPr>
-            <w:tcW w:w="0" w:type="auto"/>
-          </w:tcPr>
-          <w:p>
-            <w:pPr>
-              <w:ind w:left="0"/>
-              <w:rPr>
-                <w:sz w:val="15"/>
-                <w:szCs w:val="15"/>
-              </w:rPr>
-            </w:pPr>
-            <w:r>
-              <w:rPr>
-                <w:rFonts w:hint="eastAsia"/>
-                <w:sz w:val="15"/>
-                <w:szCs w:val="15"/>
-              </w:rPr>
-              <w:t>0</w:t>
-            </w:r>
-            <w:r>
-              <w:rPr>
-                <w:rFonts w:hint="eastAsia"/>
-                <w:sz w:val="15"/>
-                <w:szCs w:val="15"/>
-              </w:rPr>
-              <w:t>.0</w:t>
-            </w:r>
-          </w:p>
-        </w:tc>
-        <w:tc>
-          <w:tcPr>
-            <w:tcW w:w="0" w:type="auto"/>
-          </w:tcPr>
-          <w:p>
-            <w:pPr>
-              <w:ind w:left="0"/>
-              <w:rPr>
-                <w:sz w:val="15"/>
-                <w:szCs w:val="15"/>
-              </w:rPr>
-            </w:pPr>
-            <w:r>
-              <w:rPr>
-                <w:rFonts w:hint="eastAsia"/>
-                <w:sz w:val="15"/>
-                <w:szCs w:val="15"/>
-              </w:rPr>
-              <w:t>0</w:t>
-            </w:r>
-            <w:r>
-              <w:rPr>
-                <w:rFonts w:hint="eastAsia"/>
-                <w:sz w:val="15"/>
-                <w:szCs w:val="15"/>
-              </w:rPr>
-              <w:t xml:space="preserve">.0 ~ </w:t>
-            </w:r>
-            <w:r>
-              <w:rPr>
-                <w:rFonts w:hint="eastAsia"/>
-                <w:sz w:val="15"/>
-                <w:szCs w:val="15"/>
-              </w:rPr>
-              <w:t>1</w:t>
-            </w:r>
-            <w:r>
-              <w:rPr>
-                <w:rFonts w:hint="eastAsia"/>
-                <w:sz w:val="15"/>
-                <w:szCs w:val="15"/>
-              </w:rPr>
-              <w:t>.0</w:t>
-            </w:r>
-          </w:p>
-        </w:tc>
-        <w:tc>
-          <w:tcPr>
-            <w:tcW w:w="0" w:type="auto"/>
-          </w:tcPr>
-          <w:p>
-            <w:pPr>
-              <w:ind w:left="0"/>
-              <w:rPr>
-                <w:sz w:val="15"/>
-                <w:szCs w:val="15"/>
-              </w:rPr>
-            </w:pPr>
-            <w:r>
-              <w:rPr>
-                <w:rFonts w:hint="eastAsia"/>
-                <w:sz w:val="15"/>
-                <w:szCs w:val="15"/>
+                <w:sz w:val="13"/>
+                <w:szCs w:val="13"/>
+              </w:rPr>
+            </w:pPr>
+            <w:r>
+              <w:rPr>
+                <w:rFonts w:hint="eastAsia"/>
+                <w:sz w:val="13"/>
+                <w:szCs w:val="13"/>
+              </w:rPr>
+              <w:t>NumberDouble</w:t>
+            </w:r>
+          </w:p>
+        </w:tc>
+        <w:tc>
+          <w:tcPr>
+            <w:tcW w:w="0" w:type="auto"/>
+          </w:tcPr>
+          <w:p>
+            <w:pPr>
+              <w:ind w:left="0"/>
+              <w:rPr>
+                <w:sz w:val="13"/>
+                <w:szCs w:val="13"/>
+              </w:rPr>
+            </w:pPr>
+            <w:r>
+              <w:rPr>
+                <w:rFonts w:hint="eastAsia"/>
+                <w:sz w:val="13"/>
+                <w:szCs w:val="13"/>
+              </w:rPr>
+              <w:t>0.0</w:t>
+            </w:r>
+          </w:p>
+        </w:tc>
+        <w:tc>
+          <w:tcPr>
+            <w:tcW w:w="0" w:type="auto"/>
+          </w:tcPr>
+          <w:p>
+            <w:pPr>
+              <w:ind w:left="0"/>
+              <w:rPr>
+                <w:sz w:val="13"/>
+                <w:szCs w:val="13"/>
+              </w:rPr>
+            </w:pPr>
+            <w:r>
+              <w:rPr>
+                <w:rFonts w:hint="eastAsia"/>
+                <w:sz w:val="13"/>
+                <w:szCs w:val="13"/>
+              </w:rPr>
+              <w:t>0.0 ~ 1.0</w:t>
+            </w:r>
+          </w:p>
+        </w:tc>
+        <w:tc>
+          <w:tcPr>
+            <w:tcW w:w="0" w:type="auto"/>
+          </w:tcPr>
+          <w:p>
+            <w:pPr>
+              <w:ind w:left="0"/>
+              <w:rPr>
+                <w:sz w:val="13"/>
+                <w:szCs w:val="13"/>
+              </w:rPr>
+            </w:pPr>
+            <w:r>
+              <w:rPr>
+                <w:rFonts w:hint="eastAsia"/>
+                <w:sz w:val="13"/>
+                <w:szCs w:val="13"/>
+              </w:rPr>
+              <w:t>否</w:t>
+            </w:r>
+          </w:p>
+        </w:tc>
+        <w:tc>
+          <w:tcPr>
+            <w:tcW w:w="0" w:type="auto"/>
+          </w:tcPr>
+          <w:p>
+            <w:pPr>
+              <w:ind w:left="0"/>
+              <w:rPr>
+                <w:sz w:val="13"/>
+                <w:szCs w:val="13"/>
+              </w:rPr>
+            </w:pPr>
+            <w:r>
+              <w:rPr>
+                <w:rFonts w:hint="eastAsia"/>
+                <w:sz w:val="13"/>
+                <w:szCs w:val="13"/>
               </w:rPr>
               <w:t>null</w:t>
             </w:r>
             <w:r>
               <w:rPr>
                 <w:rFonts w:hint="eastAsia"/>
-                <w:sz w:val="15"/>
-                <w:szCs w:val="15"/>
+                <w:sz w:val="13"/>
+                <w:szCs w:val="13"/>
               </w:rPr>
               <w:t>值在字段中的比例</w:t>
             </w:r>
@@ -6474,17 +7006,16 @@
             <w:pPr>
               <w:ind w:left="0"/>
               <w:rPr>
-                <w:sz w:val="15"/>
-                <w:szCs w:val="15"/>
-              </w:rPr>
-            </w:pPr>
-            <w:r>
-              <w:rPr>
-                <w:rFonts w:hint="eastAsia"/>
-                <w:sz w:val="15"/>
-                <w:szCs w:val="15"/>
-              </w:rPr>
-              <w:lastRenderedPageBreak/>
+                <w:sz w:val="13"/>
+                <w:szCs w:val="13"/>
+              </w:rPr>
+            </w:pPr>
+            <w:r>
+              <w:rPr>
+                <w:rFonts w:hint="eastAsia"/>
+                <w:sz w:val="13"/>
+                <w:szCs w:val="13"/>
+              </w:rPr>
               <w:t>UndefinedFrac</w:t>
             </w:r>
           </w:p>
@@ -6497,129 +7028,111 @@
             <w:pPr>
               <w:ind w:left="0"/>
               <w:rPr>
-                <w:sz w:val="15"/>
-                <w:szCs w:val="15"/>
-              </w:rPr>
-            </w:pPr>
-            <w:r>
-              <w:rPr>
-                <w:rFonts w:hint="eastAsia"/>
-                <w:sz w:val="15"/>
-                <w:szCs w:val="15"/>
-              </w:rPr>
-              <w:t>Number</w:t>
-            </w:r>
-            <w:r>
-              <w:rPr>
-                <w:rFonts w:hint="eastAsia"/>
-                <w:sz w:val="15"/>
-                <w:szCs w:val="15"/>
-              </w:rPr>
-              <w:t>Double</w:t>
-            </w:r>
-          </w:p>
-        </w:tc>
-        <w:tc>
-          <w:tcPr>
-            <w:tcW w:w="0" w:type="auto"/>
-          </w:tcPr>
-          <w:p>
-            <w:pPr>
-              <w:ind w:left="0"/>
-              <w:rPr>
-                <w:sz w:val="15"/>
-                <w:szCs w:val="15"/>
-              </w:rPr>
-            </w:pPr>
-            <w:r>
-              <w:rPr>
-                <w:rFonts w:hint="eastAsia"/>
-                <w:sz w:val="15"/>
-                <w:szCs w:val="15"/>
-              </w:rPr>
-              <w:t>0</w:t>
-            </w:r>
-            <w:r>
-              <w:rPr>
-                <w:rFonts w:hint="eastAsia"/>
-                <w:sz w:val="15"/>
-                <w:szCs w:val="15"/>
-              </w:rPr>
-              <w:t>.0</w:t>
-            </w:r>
-          </w:p>
-        </w:tc>
-        <w:tc>
-          <w:tcPr>
-            <w:tcW w:w="0" w:type="auto"/>
-          </w:tcPr>
-          <w:p>
-            <w:pPr>
-              <w:ind w:left="0"/>
-              <w:rPr>
-                <w:sz w:val="15"/>
-                <w:szCs w:val="15"/>
-              </w:rPr>
-            </w:pPr>
-            <w:r>
-              <w:rPr>
-                <w:rFonts w:hint="eastAsia"/>
-                <w:sz w:val="15"/>
-                <w:szCs w:val="15"/>
-              </w:rPr>
-              <w:t>0</w:t>
-            </w:r>
-            <w:r>
-              <w:rPr>
-                <w:rFonts w:hint="eastAsia"/>
-                <w:sz w:val="15"/>
-                <w:szCs w:val="15"/>
-              </w:rPr>
-              <w:t xml:space="preserve">.0 ~ </w:t>
-            </w:r>
-            <w:r>
-              <w:rPr>
-                <w:rFonts w:hint="eastAsia"/>
-                <w:sz w:val="15"/>
-                <w:szCs w:val="15"/>
-              </w:rPr>
-              <w:t>1</w:t>
-            </w:r>
-            <w:r>
-              <w:rPr>
-                <w:rFonts w:hint="eastAsia"/>
-                <w:sz w:val="15"/>
-                <w:szCs w:val="15"/>
-              </w:rPr>
-              <w:t>.0</w:t>
-            </w:r>
-          </w:p>
-        </w:tc>
-        <w:tc>
-          <w:tcPr>
-            <w:tcW w:w="0" w:type="auto"/>
-          </w:tcPr>
-          <w:p>
-            <w:pPr>
-              <w:ind w:left="0"/>
-              <w:rPr>
-                <w:sz w:val="15"/>
-                <w:szCs w:val="15"/>
-              </w:rPr>
-            </w:pPr>
-            <w:r>
-              <w:rPr>
-                <w:rFonts w:hint="eastAsia"/>
-                <w:sz w:val="15"/>
-                <w:szCs w:val="15"/>
+                <w:sz w:val="13"/>
+                <w:szCs w:val="13"/>
+              </w:rPr>
+            </w:pPr>
+            <w:r>
+              <w:rPr>
+                <w:rFonts w:hint="eastAsia"/>
+                <w:sz w:val="13"/>
+                <w:szCs w:val="13"/>
+              </w:rPr>
+              <w:t>NumberDouble</w:t>
+            </w:r>
+          </w:p>
+        </w:tc>
+        <w:tc>
+          <w:tcPr>
+            <w:tcW w:w="0" w:type="auto"/>
+          </w:tcPr>
+          <w:p>
+            <w:pPr>
+              <w:ind w:left="0"/>
+              <w:rPr>
+                <w:sz w:val="13"/>
+                <w:szCs w:val="13"/>
+              </w:rPr>
+            </w:pPr>
+            <w:r>
+              <w:rPr>
+                <w:rFonts w:hint="eastAsia"/>
+                <w:sz w:val="13"/>
+                <w:szCs w:val="13"/>
+              </w:rPr>
+              <w:t>0.0</w:t>
+            </w:r>
+          </w:p>
+        </w:tc>
+        <w:tc>
+          <w:tcPr>
+            <w:tcW w:w="0" w:type="auto"/>
+          </w:tcPr>
+          <w:p>
+            <w:pPr>
+              <w:ind w:left="0"/>
+              <w:rPr>
+                <w:sz w:val="13"/>
+                <w:szCs w:val="13"/>
+              </w:rPr>
+            </w:pPr>
+            <w:r>
+              <w:rPr>
+                <w:rFonts w:hint="eastAsia"/>
+                <w:sz w:val="13"/>
+                <w:szCs w:val="13"/>
+              </w:rPr>
+              <w:t>0.0 ~ 1.0</w:t>
+            </w:r>
+          </w:p>
+        </w:tc>
+        <w:tc>
+          <w:tcPr>
+            <w:tcW w:w="0" w:type="auto"/>
+          </w:tcPr>
+          <w:p>
+            <w:pPr>
+              <w:ind w:left="0"/>
+              <w:rPr>
+                <w:sz w:val="13"/>
+                <w:szCs w:val="13"/>
+              </w:rPr>
+            </w:pPr>
+            <w:r>
+              <w:rPr>
+                <w:rFonts w:hint="eastAsia"/>
+                <w:sz w:val="13"/>
+                <w:szCs w:val="13"/>
+              </w:rPr>
+              <w:t>否</w:t>
+            </w:r>
+          </w:p>
+        </w:tc>
+        <w:tc>
+          <w:tcPr>
+            <w:tcW w:w="0" w:type="auto"/>
+          </w:tcPr>
+          <w:p>
+            <w:pPr>
+              <w:ind w:left="0"/>
+              <w:rPr>
+                <w:sz w:val="13"/>
+                <w:szCs w:val="13"/>
+              </w:rPr>
+            </w:pPr>
+            <w:r>
+              <w:rPr>
+                <w:rFonts w:hint="eastAsia"/>
+                <w:sz w:val="13"/>
+                <w:szCs w:val="13"/>
               </w:rPr>
               <w:t>$undefined</w:t>
             </w:r>
             <w:r>
               <w:rPr>
                 <w:rFonts w:hint="eastAsia"/>
-                <w:sz w:val="15"/>
-                <w:szCs w:val="15"/>
+                <w:sz w:val="13"/>
+                <w:szCs w:val="13"/>
               </w:rPr>
               <w:t>在字段中比例</w:t>
             </w:r>
@@ -6635,15 +7148,15 @@
             <w:pPr>
               <w:ind w:left="0"/>
               <w:rPr>
-                <w:sz w:val="15"/>
-                <w:szCs w:val="15"/>
-              </w:rPr>
-            </w:pPr>
-            <w:r>
-              <w:rPr>
-                <w:rFonts w:hint="eastAsia"/>
-                <w:sz w:val="15"/>
-                <w:szCs w:val="15"/>
+                <w:sz w:val="13"/>
+                <w:szCs w:val="13"/>
+              </w:rPr>
+            </w:pPr>
+            <w:r>
+              <w:rPr>
+                <w:rFonts w:hint="eastAsia"/>
+                <w:sz w:val="13"/>
+                <w:szCs w:val="13"/>
               </w:rPr>
               <w:t>MCV</w:t>
             </w:r>
@@ -6657,15 +7170,15 @@
             <w:pPr>
               <w:ind w:left="0"/>
               <w:rPr>
-                <w:sz w:val="15"/>
-                <w:szCs w:val="15"/>
-              </w:rPr>
-            </w:pPr>
-            <w:r>
-              <w:rPr>
-                <w:rFonts w:hint="eastAsia"/>
-                <w:sz w:val="15"/>
-                <w:szCs w:val="15"/>
+                <w:sz w:val="13"/>
+                <w:szCs w:val="13"/>
+              </w:rPr>
+            </w:pPr>
+            <w:r>
+              <w:rPr>
+                <w:rFonts w:hint="eastAsia"/>
+                <w:sz w:val="13"/>
+                <w:szCs w:val="13"/>
               </w:rPr>
               <w:t>Object</w:t>
             </w:r>
@@ -6679,15 +7192,15 @@
             <w:pPr>
               <w:ind w:left="0"/>
               <w:rPr>
-                <w:sz w:val="15"/>
-                <w:szCs w:val="15"/>
-              </w:rPr>
-            </w:pPr>
-            <w:r>
-              <w:rPr>
-                <w:rFonts w:hint="eastAsia"/>
-                <w:sz w:val="15"/>
-                <w:szCs w:val="15"/>
+                <w:sz w:val="13"/>
+                <w:szCs w:val="13"/>
+              </w:rPr>
+            </w:pPr>
+            <w:r>
+              <w:rPr>
+                <w:rFonts w:hint="eastAsia"/>
+                <w:sz w:val="13"/>
+                <w:szCs w:val="13"/>
               </w:rPr>
               <w:t>undefined</w:t>
             </w:r>
@@ -6701,30 +7214,51 @@
             <w:pPr>
               <w:ind w:left="0"/>
               <w:rPr>
-                <w:sz w:val="15"/>
-                <w:szCs w:val="15"/>
-              </w:rPr>
-            </w:pPr>
-          </w:p>
-        </w:tc>
-        <w:tc>
-          <w:tcPr>
-            <w:tcW w:w="0" w:type="auto"/>
-          </w:tcPr>
-          <w:p>
-            <w:pPr>
-              <w:ind w:left="0"/>
-              <w:rPr>
-                <w:rFonts w:hint="eastAsia"/>
-                <w:sz w:val="15"/>
-                <w:szCs w:val="15"/>
-              </w:rPr>
-            </w:pPr>
-            <w:r>
-              <w:rPr>
-                <w:rFonts w:hint="eastAsia"/>
-                <w:sz w:val="15"/>
-                <w:szCs w:val="15"/>
+                <w:sz w:val="13"/>
+                <w:szCs w:val="13"/>
+              </w:rPr>
+            </w:pPr>
+          </w:p>
+        </w:tc>
+        <w:tc>
+          <w:tcPr>
+            <w:tcW w:w="0" w:type="auto"/>
+          </w:tcPr>
+          <w:p>
+            <w:pPr>
+              <w:ind w:left="0"/>
+              <w:rPr>
+                <w:sz w:val="13"/>
+                <w:szCs w:val="13"/>
+              </w:rPr>
+            </w:pPr>
+            <w:r>
+              <w:rPr>
+                <w:rFonts w:hint="eastAsia"/>
+                <w:sz w:val="13"/>
+                <w:szCs w:val="13"/>
+              </w:rPr>
+              <w:t>否</w:t>
+            </w:r>
+          </w:p>
+        </w:tc>
+        <w:tc>
+          <w:tcPr>
+            <w:tcW w:w="0" w:type="auto"/>
+          </w:tcPr>
+          <w:p>
+            <w:pPr>
+              <w:ind w:left="0"/>
+              <w:rPr>
+                <w:sz w:val="13"/>
+                <w:szCs w:val="13"/>
+              </w:rPr>
+            </w:pPr>
+            <w:r>
+              <w:rPr>
+                <w:rFonts w:hint="eastAsia"/>
+                <w:sz w:val="13"/>
+                <w:szCs w:val="13"/>
               </w:rPr>
               <w:t>Most Common Values</w:t>
             </w:r>
@@ -6733,15 +7267,15 @@
             <w:pPr>
               <w:ind w:left="0"/>
               <w:rPr>
-                <w:sz w:val="15"/>
-                <w:szCs w:val="15"/>
-              </w:rPr>
-            </w:pPr>
-            <w:r>
-              <w:rPr>
-                <w:rFonts w:hint="eastAsia"/>
-                <w:sz w:val="15"/>
-                <w:szCs w:val="15"/>
+                <w:sz w:val="13"/>
+                <w:szCs w:val="13"/>
+              </w:rPr>
+            </w:pPr>
+            <w:r>
+              <w:rPr>
+                <w:rFonts w:hint="eastAsia"/>
+                <w:sz w:val="13"/>
+                <w:szCs w:val="13"/>
               </w:rPr>
               <w:t>MCV: { Values: [ {a:1,b:1}, {a:2, b:2}, ... ], Frac: [ 0.1, 0.1, ... ] }</w:t>
             </w:r>
@@ -6757,15 +7291,15 @@
             <w:pPr>
               <w:ind w:left="0"/>
               <w:rPr>
-                <w:sz w:val="15"/>
-                <w:szCs w:val="15"/>
-              </w:rPr>
-            </w:pPr>
-            <w:r>
-              <w:rPr>
-                <w:rFonts w:hint="eastAsia"/>
-                <w:sz w:val="15"/>
-                <w:szCs w:val="15"/>
+                <w:sz w:val="13"/>
+                <w:szCs w:val="13"/>
+              </w:rPr>
+            </w:pPr>
+            <w:r>
+              <w:rPr>
+                <w:rFonts w:hint="eastAsia"/>
+                <w:sz w:val="13"/>
+                <w:szCs w:val="13"/>
               </w:rPr>
               <w:t>MCV.Values</w:t>
             </w:r>
@@ -6779,15 +7313,15 @@
             <w:pPr>
               <w:ind w:left="0"/>
               <w:rPr>
-                <w:sz w:val="15"/>
-                <w:szCs w:val="15"/>
-              </w:rPr>
-            </w:pPr>
-            <w:r>
-              <w:rPr>
-                <w:rFonts w:hint="eastAsia"/>
-                <w:sz w:val="15"/>
-                <w:szCs w:val="15"/>
+                <w:sz w:val="13"/>
+                <w:szCs w:val="13"/>
+              </w:rPr>
+            </w:pPr>
+            <w:r>
+              <w:rPr>
+                <w:rFonts w:hint="eastAsia"/>
+                <w:sz w:val="13"/>
+                <w:szCs w:val="13"/>
               </w:rPr>
               <w:t>Array</w:t>
             </w:r>
@@ -6801,51 +7335,97 @@
             <w:pPr>
               <w:ind w:left="0"/>
               <w:rPr>
-                <w:sz w:val="15"/>
-                <w:szCs w:val="15"/>
-              </w:rPr>
-            </w:pPr>
-          </w:p>
-        </w:tc>
-        <w:tc>
-          <w:tcPr>
-            <w:tcW w:w="0" w:type="auto"/>
-          </w:tcPr>
-          <w:p>
-            <w:pPr>
-              <w:ind w:left="0"/>
-              <w:rPr>
-                <w:sz w:val="15"/>
-                <w:szCs w:val="15"/>
-              </w:rPr>
-            </w:pPr>
-          </w:p>
-        </w:tc>
-        <w:tc>
-          <w:tcPr>
-            <w:tcW w:w="0" w:type="auto"/>
-          </w:tcPr>
-          <w:p>
-            <w:pPr>
-              <w:ind w:left="0"/>
-              <w:rPr>
-                <w:sz w:val="15"/>
-                <w:szCs w:val="15"/>
-              </w:rPr>
-            </w:pPr>
-            <w:r>
-              <w:rPr>
-                <w:rFonts w:hint="eastAsia"/>
-                <w:sz w:val="15"/>
-                <w:szCs w:val="15"/>
+                <w:sz w:val="13"/>
+                <w:szCs w:val="13"/>
+              </w:rPr>
+            </w:pPr>
+          </w:p>
+        </w:tc>
+        <w:tc>
+          <w:tcPr>
+            <w:tcW w:w="0" w:type="auto"/>
+          </w:tcPr>
+          <w:p>
+            <w:pPr>
+              <w:ind w:left="0"/>
+              <w:rPr>
+                <w:sz w:val="13"/>
+                <w:szCs w:val="13"/>
+              </w:rPr>
+            </w:pPr>
+          </w:p>
+        </w:tc>
+        <w:tc>
+          <w:tcPr>
+            <w:tcW w:w="0" w:type="auto"/>
+          </w:tcPr>
+          <w:p>
+            <w:pPr>
+              <w:ind w:left="0"/>
+              <w:rPr>
+                <w:sz w:val="13"/>
+                <w:szCs w:val="13"/>
+              </w:rPr>
+            </w:pPr>
+            <w:r>
+              <w:rPr>
+                <w:rFonts w:hint="eastAsia"/>
+                <w:sz w:val="13"/>
+                <w:szCs w:val="13"/>
+              </w:rPr>
+              <w:t>是</w:t>
+            </w:r>
+            <w:r>
+              <w:rPr>
+                <w:rFonts w:hint="eastAsia"/>
+                <w:sz w:val="13"/>
+                <w:szCs w:val="13"/>
+              </w:rPr>
+              <w:t>(</w:t>
+            </w:r>
+            <w:r>
+              <w:rPr>
+                <w:rFonts w:hint="eastAsia"/>
+                <w:sz w:val="13"/>
+                <w:szCs w:val="13"/>
+              </w:rPr>
+              <w:t>如有</w:t>
+            </w:r>
+            <w:r>
+              <w:rPr>
+                <w:rFonts w:hint="eastAsia"/>
+                <w:sz w:val="13"/>
+                <w:szCs w:val="13"/>
+              </w:rPr>
+              <w:t>MCV)</w:t>
+            </w:r>
+          </w:p>
+        </w:tc>
+        <w:tc>
+          <w:tcPr>
+            <w:tcW w:w="0" w:type="auto"/>
+          </w:tcPr>
+          <w:p>
+            <w:pPr>
+              <w:ind w:left="0"/>
+              <w:rPr>
+                <w:sz w:val="13"/>
+                <w:szCs w:val="13"/>
+              </w:rPr>
+            </w:pPr>
+            <w:r>
+              <w:rPr>
+                <w:rFonts w:hint="eastAsia"/>
+                <w:sz w:val="13"/>
+                <w:szCs w:val="13"/>
               </w:rPr>
               <w:t>MCV</w:t>
             </w:r>
             <w:r>
               <w:rPr>
                 <w:rFonts w:hint="eastAsia"/>
-                <w:sz w:val="15"/>
-                <w:szCs w:val="15"/>
+                <w:sz w:val="13"/>
+                <w:szCs w:val="13"/>
               </w:rPr>
               <w:t>的值</w:t>
             </w:r>
@@ -6861,15 +7441,15 @@
             <w:pPr>
               <w:ind w:left="0"/>
               <w:rPr>
-                <w:sz w:val="15"/>
-                <w:szCs w:val="15"/>
-              </w:rPr>
-            </w:pPr>
-            <w:r>
-              <w:rPr>
-                <w:rFonts w:hint="eastAsia"/>
-                <w:sz w:val="15"/>
-                <w:szCs w:val="15"/>
+                <w:sz w:val="13"/>
+                <w:szCs w:val="13"/>
+              </w:rPr>
+            </w:pPr>
+            <w:r>
+              <w:rPr>
+                <w:rFonts w:hint="eastAsia"/>
+                <w:sz w:val="13"/>
+                <w:szCs w:val="13"/>
               </w:rPr>
               <w:t>MCV.Frac</w:t>
             </w:r>
@@ -6883,15 +7463,15 @@
             <w:pPr>
               <w:ind w:left="0"/>
               <w:rPr>
-                <w:sz w:val="15"/>
-                <w:szCs w:val="15"/>
-              </w:rPr>
-            </w:pPr>
-            <w:r>
-              <w:rPr>
-                <w:rFonts w:hint="eastAsia"/>
-                <w:sz w:val="15"/>
-                <w:szCs w:val="15"/>
+                <w:sz w:val="13"/>
+                <w:szCs w:val="13"/>
+              </w:rPr>
+            </w:pPr>
+            <w:r>
+              <w:rPr>
+                <w:rFonts w:hint="eastAsia"/>
+                <w:sz w:val="13"/>
+                <w:szCs w:val="13"/>
               </w:rPr>
               <w:t>Array</w:t>
             </w:r>
@@ -6905,69 +7485,107 @@
             <w:pPr>
               <w:ind w:left="0"/>
               <w:rPr>
-                <w:sz w:val="15"/>
-                <w:szCs w:val="15"/>
-              </w:rPr>
-            </w:pPr>
-          </w:p>
-        </w:tc>
-        <w:tc>
-          <w:tcPr>
-            <w:tcW w:w="0" w:type="auto"/>
-          </w:tcPr>
-          <w:p>
-            <w:pPr>
-              <w:ind w:left="0"/>
-              <w:rPr>
-                <w:sz w:val="15"/>
-                <w:szCs w:val="15"/>
-              </w:rPr>
-            </w:pPr>
-          </w:p>
-        </w:tc>
-        <w:tc>
-          <w:tcPr>
-            <w:tcW w:w="0" w:type="auto"/>
-          </w:tcPr>
-          <w:p>
-            <w:pPr>
-              <w:ind w:left="0"/>
-              <w:rPr>
-                <w:sz w:val="15"/>
-                <w:szCs w:val="15"/>
-              </w:rPr>
-            </w:pPr>
-            <w:r>
-              <w:rPr>
-                <w:rFonts w:hint="eastAsia"/>
-                <w:sz w:val="15"/>
-                <w:szCs w:val="15"/>
+                <w:sz w:val="13"/>
+                <w:szCs w:val="13"/>
+              </w:rPr>
+            </w:pPr>
+          </w:p>
+        </w:tc>
+        <w:tc>
+          <w:tcPr>
+            <w:tcW w:w="0" w:type="auto"/>
+          </w:tcPr>
+          <w:p>
+            <w:pPr>
+              <w:ind w:left="0"/>
+              <w:rPr>
+                <w:sz w:val="13"/>
+                <w:szCs w:val="13"/>
+              </w:rPr>
+            </w:pPr>
+          </w:p>
+        </w:tc>
+        <w:tc>
+          <w:tcPr>
+            <w:tcW w:w="0" w:type="auto"/>
+          </w:tcPr>
+          <w:p>
+            <w:pPr>
+              <w:ind w:left="0"/>
+              <w:rPr>
+                <w:sz w:val="13"/>
+                <w:szCs w:val="13"/>
+              </w:rPr>
+            </w:pPr>
+            <w:r>
+              <w:rPr>
+                <w:rFonts w:hint="eastAsia"/>
+                <w:sz w:val="13"/>
+                <w:szCs w:val="13"/>
+              </w:rPr>
+              <w:t>是</w:t>
+            </w:r>
+            <w:r>
+              <w:rPr>
+                <w:rFonts w:hint="eastAsia"/>
+                <w:sz w:val="13"/>
+                <w:szCs w:val="13"/>
+              </w:rPr>
+              <w:t>(</w:t>
+            </w:r>
+            <w:r>
+              <w:rPr>
+                <w:rFonts w:hint="eastAsia"/>
+                <w:sz w:val="13"/>
+                <w:szCs w:val="13"/>
+              </w:rPr>
+              <w:t>如有</w:t>
+            </w:r>
+            <w:r>
+              <w:rPr>
+                <w:rFonts w:hint="eastAsia"/>
+                <w:sz w:val="13"/>
+                <w:szCs w:val="13"/>
+              </w:rPr>
+              <w:t>MCV)</w:t>
+            </w:r>
+          </w:p>
+        </w:tc>
+        <w:tc>
+          <w:tcPr>
+            <w:tcW w:w="0" w:type="auto"/>
+          </w:tcPr>
+          <w:p>
+            <w:pPr>
+              <w:ind w:left="0"/>
+              <w:rPr>
+                <w:sz w:val="13"/>
+                <w:szCs w:val="13"/>
+              </w:rPr>
+            </w:pPr>
+            <w:r>
+              <w:rPr>
+                <w:rFonts w:hint="eastAsia"/>
+                <w:sz w:val="13"/>
+                <w:szCs w:val="13"/>
               </w:rPr>
               <w:t>MCV</w:t>
             </w:r>
             <w:r>
               <w:rPr>
                 <w:rFonts w:hint="eastAsia"/>
-                <w:sz w:val="15"/>
-                <w:szCs w:val="15"/>
+                <w:sz w:val="13"/>
+                <w:szCs w:val="13"/>
               </w:rPr>
               <w:t>的比例，每个值的取值</w:t>
             </w:r>
             <w:r>
               <w:rPr>
                 <w:rFonts w:hint="eastAsia"/>
-                <w:sz w:val="15"/>
-                <w:szCs w:val="15"/>
-              </w:rPr>
-              <w:t xml:space="preserve"> 0.0 ~ 1</w:t>
-            </w:r>
-            <w:r>
-              <w:rPr>
-                <w:rFonts w:hint="eastAsia"/>
-                <w:sz w:val="15"/>
-                <w:szCs w:val="15"/>
-              </w:rPr>
-              <w:t>.0</w:t>
+                <w:sz w:val="13"/>
+                <w:szCs w:val="13"/>
+              </w:rPr>
+              <w:t xml:space="preserve"> 0.0 ~ 1.0</w:t>
             </w:r>
           </w:p>
         </w:tc>
@@ -6982,15 +7600,15 @@
             <w:pPr>
               <w:ind w:left="0"/>
               <w:rPr>
-                <w:sz w:val="15"/>
-                <w:szCs w:val="15"/>
-              </w:rPr>
-            </w:pPr>
-            <w:r>
-              <w:rPr>
-                <w:rFonts w:hint="eastAsia"/>
-                <w:sz w:val="15"/>
-                <w:szCs w:val="15"/>
+                <w:sz w:val="13"/>
+                <w:szCs w:val="13"/>
+              </w:rPr>
+            </w:pPr>
+            <w:r>
+              <w:rPr>
+                <w:rFonts w:hint="eastAsia"/>
+                <w:sz w:val="13"/>
+                <w:szCs w:val="13"/>
               </w:rPr>
               <w:t>Histogram</w:t>
             </w:r>
@@ -7005,15 +7623,15 @@
             <w:pPr>
               <w:ind w:left="0"/>
               <w:rPr>
-                <w:sz w:val="15"/>
-                <w:szCs w:val="15"/>
-              </w:rPr>
-            </w:pPr>
-            <w:r>
-              <w:rPr>
-                <w:rFonts w:hint="eastAsia"/>
-                <w:sz w:val="15"/>
-                <w:szCs w:val="15"/>
+                <w:sz w:val="13"/>
+                <w:szCs w:val="13"/>
+              </w:rPr>
+            </w:pPr>
+            <w:r>
+              <w:rPr>
+                <w:rFonts w:hint="eastAsia"/>
+                <w:sz w:val="13"/>
+                <w:szCs w:val="13"/>
               </w:rPr>
               <w:t>Object</w:t>
             </w:r>
@@ -7028,15 +7646,15 @@
             <w:pPr>
               <w:ind w:left="0"/>
               <w:rPr>
-                <w:sz w:val="15"/>
-                <w:szCs w:val="15"/>
-              </w:rPr>
-            </w:pPr>
-            <w:r>
-              <w:rPr>
-                <w:rFonts w:hint="eastAsia"/>
-                <w:sz w:val="15"/>
-                <w:szCs w:val="15"/>
+                <w:sz w:val="13"/>
+                <w:szCs w:val="13"/>
+              </w:rPr>
+            </w:pPr>
+            <w:r>
+              <w:rPr>
+                <w:rFonts w:hint="eastAsia"/>
+                <w:sz w:val="13"/>
+                <w:szCs w:val="13"/>
               </w:rPr>
               <w:t>undefined</w:t>
             </w:r>
@@ -7051,8 +7669,8 @@
             <w:pPr>
               <w:ind w:left="0"/>
               <w:rPr>
-                <w:sz w:val="15"/>
-                <w:szCs w:val="15"/>
+                <w:sz w:val="13"/>
+                <w:szCs w:val="13"/>
               </w:rPr>
             </w:pPr>
           </w:p>
@@ -7066,15 +7684,38 @@
             <w:pPr>
               <w:ind w:left="0"/>
               <w:rPr>
-                <w:sz w:val="15"/>
-                <w:szCs w:val="15"/>
-              </w:rPr>
-            </w:pPr>
-            <w:r>
-              <w:rPr>
-                <w:rFonts w:hint="eastAsia"/>
-                <w:sz w:val="15"/>
-                <w:szCs w:val="15"/>
+                <w:sz w:val="13"/>
+                <w:szCs w:val="13"/>
+              </w:rPr>
+            </w:pPr>
+            <w:r>
+              <w:rPr>
+                <w:rFonts w:hint="eastAsia"/>
+                <w:sz w:val="13"/>
+                <w:szCs w:val="13"/>
+              </w:rPr>
+              <w:t>否</w:t>
+            </w:r>
+          </w:p>
+        </w:tc>
+        <w:tc>
+          <w:tcPr>
+            <w:tcW w:w="0" w:type="auto"/>
+            <w:shd w:val="clear" w:color="auto" w:fill="BFBFBF" w:themeFill="background1" w:themeFillShade="BF"/>
+          </w:tcPr>
+          <w:p>
+            <w:pPr>
+              <w:ind w:left="0"/>
+              <w:rPr>
+                <w:sz w:val="13"/>
+                <w:szCs w:val="13"/>
+              </w:rPr>
+            </w:pPr>
+            <w:r>
+              <w:rPr>
+                <w:rFonts w:hint="eastAsia"/>
+                <w:sz w:val="13"/>
+                <w:szCs w:val="13"/>
               </w:rPr>
               <w:t>直方图</w:t>
             </w:r>
@@ -7091,15 +7732,15 @@
             <w:pPr>
               <w:ind w:left="0"/>
               <w:rPr>
-                <w:sz w:val="15"/>
-                <w:szCs w:val="15"/>
-              </w:rPr>
-            </w:pPr>
-            <w:r>
-              <w:rPr>
-                <w:rFonts w:hint="eastAsia"/>
-                <w:sz w:val="15"/>
-                <w:szCs w:val="15"/>
+                <w:sz w:val="13"/>
+                <w:szCs w:val="13"/>
+              </w:rPr>
+            </w:pPr>
+            <w:r>
+              <w:rPr>
+                <w:rFonts w:hint="eastAsia"/>
+                <w:sz w:val="13"/>
+                <w:szCs w:val="13"/>
               </w:rPr>
               <w:t>Histogram.Frac</w:t>
             </w:r>
@@ -7114,15 +7755,15 @@
             <w:pPr>
               <w:ind w:left="0"/>
               <w:rPr>
-                <w:sz w:val="15"/>
-                <w:szCs w:val="15"/>
-              </w:rPr>
-            </w:pPr>
-            <w:r>
-              <w:rPr>
-                <w:rFonts w:hint="eastAsia"/>
-                <w:sz w:val="15"/>
-                <w:szCs w:val="15"/>
+                <w:sz w:val="13"/>
+                <w:szCs w:val="13"/>
+              </w:rPr>
+            </w:pPr>
+            <w:r>
+              <w:rPr>
+                <w:rFonts w:hint="eastAsia"/>
+                <w:sz w:val="13"/>
+                <w:szCs w:val="13"/>
               </w:rPr>
               <w:t>NumberDouble</w:t>
             </w:r>
@@ -7137,15 +7778,15 @@
             <w:pPr>
               <w:ind w:left="0"/>
               <w:rPr>
-                <w:sz w:val="15"/>
-                <w:szCs w:val="15"/>
-              </w:rPr>
-            </w:pPr>
-            <w:r>
-              <w:rPr>
-                <w:rFonts w:hint="eastAsia"/>
-                <w:sz w:val="15"/>
-                <w:szCs w:val="15"/>
+                <w:sz w:val="13"/>
+                <w:szCs w:val="13"/>
+              </w:rPr>
+            </w:pPr>
+            <w:r>
+              <w:rPr>
+                <w:rFonts w:hint="eastAsia"/>
+                <w:sz w:val="13"/>
+                <w:szCs w:val="13"/>
               </w:rPr>
               <w:t>0.0</w:t>
             </w:r>
@@ -7160,15 +7801,15 @@
             <w:pPr>
               <w:ind w:left="0"/>
               <w:rPr>
-                <w:sz w:val="15"/>
-                <w:szCs w:val="15"/>
-              </w:rPr>
-            </w:pPr>
-            <w:r>
-              <w:rPr>
-                <w:rFonts w:hint="eastAsia"/>
-                <w:sz w:val="15"/>
-                <w:szCs w:val="15"/>
+                <w:sz w:val="13"/>
+                <w:szCs w:val="13"/>
+              </w:rPr>
+            </w:pPr>
+            <w:r>
+              <w:rPr>
+                <w:rFonts w:hint="eastAsia"/>
+                <w:sz w:val="13"/>
+                <w:szCs w:val="13"/>
               </w:rPr>
               <w:t>0.0 ~ 1.0</w:t>
             </w:r>
@@ -7183,15 +7824,30 @@
             <w:pPr>
               <w:ind w:left="0"/>
               <w:rPr>
-                <w:sz w:val="15"/>
-                <w:szCs w:val="15"/>
-              </w:rPr>
-            </w:pPr>
-            <w:r>
-              <w:rPr>
-                <w:rFonts w:hint="eastAsia"/>
-                <w:sz w:val="15"/>
-                <w:szCs w:val="15"/>
+                <w:sz w:val="13"/>
+                <w:szCs w:val="13"/>
+              </w:rPr>
+            </w:pPr>
+          </w:p>
+        </w:tc>
+        <w:tc>
+          <w:tcPr>
+            <w:tcW w:w="0" w:type="auto"/>
+            <w:shd w:val="clear" w:color="auto" w:fill="BFBFBF" w:themeFill="background1" w:themeFillShade="BF"/>
+          </w:tcPr>
+          <w:p>
+            <w:pPr>
+              <w:ind w:left="0"/>
+              <w:rPr>
+                <w:sz w:val="13"/>
+                <w:szCs w:val="13"/>
+              </w:rPr>
+            </w:pPr>
+            <w:r>
+              <w:rPr>
+                <w:rFonts w:hint="eastAsia"/>
+                <w:sz w:val="13"/>
+                <w:szCs w:val="13"/>
               </w:rPr>
               <w:t>直方图的比例</w:t>
             </w:r>
@@ -7208,15 +7864,15 @@
             <w:pPr>
               <w:ind w:left="0"/>
               <w:rPr>
-                <w:sz w:val="15"/>
-                <w:szCs w:val="15"/>
-              </w:rPr>
-            </w:pPr>
-            <w:r>
-              <w:rPr>
-                <w:rFonts w:hint="eastAsia"/>
-                <w:sz w:val="15"/>
-                <w:szCs w:val="15"/>
+                <w:sz w:val="13"/>
+                <w:szCs w:val="13"/>
+              </w:rPr>
+            </w:pPr>
+            <w:r>
+              <w:rPr>
+                <w:rFonts w:hint="eastAsia"/>
+                <w:sz w:val="13"/>
+                <w:szCs w:val="13"/>
               </w:rPr>
               <w:t>Histogram.Bounds</w:t>
             </w:r>
@@ -7231,15 +7887,15 @@
             <w:pPr>
               <w:ind w:left="0"/>
               <w:rPr>
-                <w:sz w:val="15"/>
-                <w:szCs w:val="15"/>
-              </w:rPr>
-            </w:pPr>
-            <w:r>
-              <w:rPr>
-                <w:rFonts w:hint="eastAsia"/>
-                <w:sz w:val="15"/>
-                <w:szCs w:val="15"/>
+                <w:sz w:val="13"/>
+                <w:szCs w:val="13"/>
+              </w:rPr>
+            </w:pPr>
+            <w:r>
+              <w:rPr>
+                <w:rFonts w:hint="eastAsia"/>
+                <w:sz w:val="13"/>
+                <w:szCs w:val="13"/>
               </w:rPr>
               <w:t>Array</w:t>
             </w:r>
@@ -7254,8 +7910,8 @@
             <w:pPr>
               <w:ind w:left="0"/>
               <w:rPr>
-                <w:sz w:val="15"/>
-                <w:szCs w:val="15"/>
+                <w:sz w:val="13"/>
+                <w:szCs w:val="13"/>
               </w:rPr>
             </w:pPr>
           </w:p>
@@ -7269,8 +7925,8 @@
             <w:pPr>
               <w:ind w:left="0"/>
               <w:rPr>
-                <w:sz w:val="15"/>
-                <w:szCs w:val="15"/>
+                <w:sz w:val="13"/>
+                <w:szCs w:val="13"/>
               </w:rPr>
             </w:pPr>
           </w:p>
@@ -7284,15 +7940,30 @@
             <w:pPr>
               <w:ind w:left="0"/>
               <w:rPr>
-                <w:sz w:val="15"/>
-                <w:szCs w:val="15"/>
-              </w:rPr>
-            </w:pPr>
-            <w:r>
-              <w:rPr>
-                <w:rFonts w:hint="eastAsia"/>
-                <w:sz w:val="15"/>
-                <w:szCs w:val="15"/>
+                <w:sz w:val="13"/>
+                <w:szCs w:val="13"/>
+              </w:rPr>
+            </w:pPr>
+          </w:p>
+        </w:tc>
+        <w:tc>
+          <w:tcPr>
+            <w:tcW w:w="0" w:type="auto"/>
+            <w:shd w:val="clear" w:color="auto" w:fill="BFBFBF" w:themeFill="background1" w:themeFillShade="BF"/>
+          </w:tcPr>
+          <w:p>
+            <w:pPr>
+              <w:ind w:left="0"/>
+              <w:rPr>
+                <w:sz w:val="13"/>
+                <w:szCs w:val="13"/>
+              </w:rPr>
+            </w:pPr>
+            <w:r>
+              <w:rPr>
+                <w:rFonts w:hint="eastAsia"/>
+                <w:sz w:val="13"/>
+                <w:szCs w:val="13"/>
               </w:rPr>
               <w:t>直方图的边界值</w:t>
             </w:r>
@@ -7309,15 +7980,15 @@
             <w:pPr>
               <w:ind w:left="0"/>
               <w:rPr>
-                <w:sz w:val="15"/>
-                <w:szCs w:val="15"/>
-              </w:rPr>
-            </w:pPr>
-            <w:r>
-              <w:rPr>
-                <w:rFonts w:hint="eastAsia"/>
-                <w:sz w:val="15"/>
-                <w:szCs w:val="15"/>
+                <w:sz w:val="13"/>
+                <w:szCs w:val="13"/>
+              </w:rPr>
+            </w:pPr>
+            <w:r>
+              <w:rPr>
+                <w:rFonts w:hint="eastAsia"/>
+                <w:sz w:val="13"/>
+                <w:szCs w:val="13"/>
               </w:rPr>
               <w:t>TypeSet</w:t>
             </w:r>
@@ -7332,15 +8003,15 @@
             <w:pPr>
               <w:ind w:left="0"/>
               <w:rPr>
-                <w:sz w:val="15"/>
-                <w:szCs w:val="15"/>
-              </w:rPr>
-            </w:pPr>
-            <w:r>
-              <w:rPr>
-                <w:rFonts w:hint="eastAsia"/>
-                <w:sz w:val="15"/>
-                <w:szCs w:val="15"/>
+                <w:sz w:val="13"/>
+                <w:szCs w:val="13"/>
+              </w:rPr>
+            </w:pPr>
+            <w:r>
+              <w:rPr>
+                <w:rFonts w:hint="eastAsia"/>
+                <w:sz w:val="13"/>
+                <w:szCs w:val="13"/>
               </w:rPr>
               <w:t>Object</w:t>
             </w:r>
@@ -7355,15 +8026,15 @@
             <w:pPr>
               <w:ind w:left="0"/>
               <w:rPr>
-                <w:sz w:val="15"/>
-                <w:szCs w:val="15"/>
-              </w:rPr>
-            </w:pPr>
-            <w:r>
-              <w:rPr>
-                <w:rFonts w:hint="eastAsia"/>
-                <w:sz w:val="15"/>
-                <w:szCs w:val="15"/>
+                <w:sz w:val="13"/>
+                <w:szCs w:val="13"/>
+              </w:rPr>
+            </w:pPr>
+            <w:r>
+              <w:rPr>
+                <w:rFonts w:hint="eastAsia"/>
+                <w:sz w:val="13"/>
+                <w:szCs w:val="13"/>
               </w:rPr>
               <w:t>undefined</w:t>
             </w:r>
@@ -7378,8 +8049,8 @@
             <w:pPr>
               <w:ind w:left="0"/>
               <w:rPr>
-                <w:sz w:val="15"/>
-                <w:szCs w:val="15"/>
+                <w:sz w:val="13"/>
+                <w:szCs w:val="13"/>
               </w:rPr>
             </w:pPr>
           </w:p>
@@ -7393,15 +8064,38 @@
             <w:pPr>
               <w:ind w:left="0"/>
               <w:rPr>
-                <w:sz w:val="15"/>
-                <w:szCs w:val="15"/>
-              </w:rPr>
-            </w:pPr>
-            <w:r>
-              <w:rPr>
-                <w:rFonts w:hint="eastAsia"/>
-                <w:sz w:val="15"/>
-                <w:szCs w:val="15"/>
+                <w:sz w:val="13"/>
+                <w:szCs w:val="13"/>
+              </w:rPr>
+            </w:pPr>
+            <w:r>
+              <w:rPr>
+                <w:rFonts w:hint="eastAsia"/>
+                <w:sz w:val="13"/>
+                <w:szCs w:val="13"/>
+              </w:rPr>
+              <w:t>否</w:t>
+            </w:r>
+          </w:p>
+        </w:tc>
+        <w:tc>
+          <w:tcPr>
+            <w:tcW w:w="0" w:type="auto"/>
+            <w:shd w:val="clear" w:color="auto" w:fill="BFBFBF" w:themeFill="background1" w:themeFillShade="BF"/>
+          </w:tcPr>
+          <w:p>
+            <w:pPr>
+              <w:ind w:left="0"/>
+              <w:rPr>
+                <w:sz w:val="13"/>
+                <w:szCs w:val="13"/>
+              </w:rPr>
+            </w:pPr>
+            <w:r>
+              <w:rPr>
+                <w:rFonts w:hint="eastAsia"/>
+                <w:sz w:val="13"/>
+                <w:szCs w:val="13"/>
               </w:rPr>
               <w:t>类型比例</w:t>
             </w:r>
@@ -7418,15 +8112,15 @@
             <w:pPr>
               <w:ind w:left="0"/>
               <w:rPr>
-                <w:sz w:val="15"/>
-                <w:szCs w:val="15"/>
-              </w:rPr>
-            </w:pPr>
-            <w:r>
-              <w:rPr>
-                <w:rFonts w:hint="eastAsia"/>
-                <w:sz w:val="15"/>
-                <w:szCs w:val="15"/>
+                <w:sz w:val="13"/>
+                <w:szCs w:val="13"/>
+              </w:rPr>
+            </w:pPr>
+            <w:r>
+              <w:rPr>
+                <w:rFonts w:hint="eastAsia"/>
+                <w:sz w:val="13"/>
+                <w:szCs w:val="13"/>
               </w:rPr>
               <w:t>TypeSet.Types</w:t>
             </w:r>
@@ -7441,15 +8135,15 @@
             <w:pPr>
               <w:ind w:left="0"/>
               <w:rPr>
-                <w:sz w:val="15"/>
-                <w:szCs w:val="15"/>
-              </w:rPr>
-            </w:pPr>
-            <w:r>
-              <w:rPr>
-                <w:rFonts w:hint="eastAsia"/>
-                <w:sz w:val="15"/>
-                <w:szCs w:val="15"/>
+                <w:sz w:val="13"/>
+                <w:szCs w:val="13"/>
+              </w:rPr>
+            </w:pPr>
+            <w:r>
+              <w:rPr>
+                <w:rFonts w:hint="eastAsia"/>
+                <w:sz w:val="13"/>
+                <w:szCs w:val="13"/>
               </w:rPr>
               <w:t>Array</w:t>
             </w:r>
@@ -7464,8 +8158,8 @@
             <w:pPr>
               <w:ind w:left="0"/>
               <w:rPr>
-                <w:sz w:val="15"/>
-                <w:szCs w:val="15"/>
+                <w:sz w:val="13"/>
+                <w:szCs w:val="13"/>
               </w:rPr>
             </w:pPr>
           </w:p>
@@ -7479,8 +8173,8 @@
             <w:pPr>
               <w:ind w:left="0"/>
               <w:rPr>
-                <w:sz w:val="15"/>
-                <w:szCs w:val="15"/>
+                <w:sz w:val="13"/>
+                <w:szCs w:val="13"/>
               </w:rPr>
             </w:pPr>
           </w:p>
@@ -7494,15 +8188,30 @@
             <w:pPr>
               <w:ind w:left="0"/>
               <w:rPr>
-                <w:sz w:val="15"/>
-                <w:szCs w:val="15"/>
-              </w:rPr>
-            </w:pPr>
-            <w:r>
-              <w:rPr>
-                <w:rFonts w:hint="eastAsia"/>
-                <w:sz w:val="15"/>
-                <w:szCs w:val="15"/>
+                <w:sz w:val="13"/>
+                <w:szCs w:val="13"/>
+              </w:rPr>
+            </w:pPr>
+          </w:p>
+        </w:tc>
+        <w:tc>
+          <w:tcPr>
+            <w:tcW w:w="0" w:type="auto"/>
+            <w:shd w:val="clear" w:color="auto" w:fill="BFBFBF" w:themeFill="background1" w:themeFillShade="BF"/>
+          </w:tcPr>
+          <w:p>
+            <w:pPr>
+              <w:ind w:left="0"/>
+              <w:rPr>
+                <w:sz w:val="13"/>
+                <w:szCs w:val="13"/>
+              </w:rPr>
+            </w:pPr>
+            <w:r>
+              <w:rPr>
+                <w:rFonts w:hint="eastAsia"/>
+                <w:sz w:val="13"/>
+                <w:szCs w:val="13"/>
               </w:rPr>
               <w:t>字段的类型</w:t>
             </w:r>
@@ -7519,15 +8228,15 @@
             <w:pPr>
               <w:ind w:left="0"/>
               <w:rPr>
-                <w:sz w:val="15"/>
-                <w:szCs w:val="15"/>
-              </w:rPr>
-            </w:pPr>
-            <w:r>
-              <w:rPr>
-                <w:rFonts w:hint="eastAsia"/>
-                <w:sz w:val="15"/>
-                <w:szCs w:val="15"/>
+                <w:sz w:val="13"/>
+                <w:szCs w:val="13"/>
+              </w:rPr>
+            </w:pPr>
+            <w:r>
+              <w:rPr>
+                <w:rFonts w:hint="eastAsia"/>
+                <w:sz w:val="13"/>
+                <w:szCs w:val="13"/>
               </w:rPr>
               <w:t>TypeSet.Frac</w:t>
             </w:r>
@@ -7542,15 +8251,15 @@
             <w:pPr>
               <w:ind w:left="0"/>
               <w:rPr>
-                <w:sz w:val="15"/>
-                <w:szCs w:val="15"/>
-              </w:rPr>
-            </w:pPr>
-            <w:r>
-              <w:rPr>
-                <w:rFonts w:hint="eastAsia"/>
-                <w:sz w:val="15"/>
-                <w:szCs w:val="15"/>
+                <w:sz w:val="13"/>
+                <w:szCs w:val="13"/>
+              </w:rPr>
+            </w:pPr>
+            <w:r>
+              <w:rPr>
+                <w:rFonts w:hint="eastAsia"/>
+                <w:sz w:val="13"/>
+                <w:szCs w:val="13"/>
               </w:rPr>
               <w:t>Array</w:t>
             </w:r>
@@ -7565,8 +8274,8 @@
             <w:pPr>
               <w:ind w:left="0"/>
               <w:rPr>
-                <w:sz w:val="15"/>
-                <w:szCs w:val="15"/>
+                <w:sz w:val="13"/>
+                <w:szCs w:val="13"/>
               </w:rPr>
             </w:pPr>
           </w:p>
@@ -7580,8 +8289,8 @@
             <w:pPr>
               <w:ind w:left="0"/>
               <w:rPr>
-                <w:sz w:val="15"/>
-                <w:szCs w:val="15"/>
+                <w:sz w:val="13"/>
+                <w:szCs w:val="13"/>
               </w:rPr>
             </w:pPr>
           </w:p>
@@ -7595,33 +8304,40 @@
             <w:pPr>
               <w:ind w:left="0"/>
               <w:rPr>
-                <w:sz w:val="15"/>
-                <w:szCs w:val="15"/>
-              </w:rPr>
-            </w:pPr>
-            <w:r>
-              <w:rPr>
-                <w:rFonts w:hint="eastAsia"/>
-                <w:sz w:val="15"/>
-                <w:szCs w:val="15"/>
+                <w:sz w:val="13"/>
+                <w:szCs w:val="13"/>
+              </w:rPr>
+            </w:pPr>
+          </w:p>
+        </w:tc>
+        <w:tc>
+          <w:tcPr>
+            <w:tcW w:w="0" w:type="auto"/>
+            <w:shd w:val="clear" w:color="auto" w:fill="BFBFBF" w:themeFill="background1" w:themeFillShade="BF"/>
+          </w:tcPr>
+          <w:p>
+            <w:pPr>
+              <w:ind w:left="0"/>
+              <w:rPr>
+                <w:sz w:val="13"/>
+                <w:szCs w:val="13"/>
+              </w:rPr>
+            </w:pPr>
+            <w:r>
+              <w:rPr>
+                <w:rFonts w:hint="eastAsia"/>
+                <w:sz w:val="13"/>
+                <w:szCs w:val="13"/>
               </w:rPr>
               <w:t>字段的各个类型占比例，每个值的取值</w:t>
             </w:r>
             <w:r>
               <w:rPr>
                 <w:rFonts w:hint="eastAsia"/>
-                <w:sz w:val="15"/>
-                <w:szCs w:val="15"/>
-              </w:rPr>
-              <w:t xml:space="preserve"> 0.0 ~ 1</w:t>
-            </w:r>
-            <w:r>
-              <w:rPr>
-                <w:rFonts w:hint="eastAsia"/>
-                <w:sz w:val="15"/>
-                <w:szCs w:val="15"/>
-              </w:rPr>
-              <w:t>.0</w:t>
+                <w:sz w:val="13"/>
+                <w:szCs w:val="13"/>
+              </w:rPr>
+              <w:t xml:space="preserve"> 0.0 ~ 1.0</w:t>
             </w:r>
           </w:p>
         </w:tc>
@@ -7875,6 +8591,7 @@
         <w:rPr>
           <w:rFonts w:hint="eastAsia"/>
         </w:rPr>
+        <w:lastRenderedPageBreak/>
         <w:t>rtnPredicateSet</w:t>
       </w:r>
       <w:r>
@@ -7885,11 +8602,6 @@
       </w:r>
     </w:p>
     <w:p>
-      <w:pPr>
-        <w:rPr>
-          <w:rFonts w:hint="eastAsia"/>
-        </w:rPr>
-      </w:pPr>
       <w:r>
         <w:rPr>
           <w:rFonts w:hint="eastAsia"/>
@@ -7915,17 +8627,10 @@
         <w:t>(rtnPredicateSet)</w:t>
       </w:r>
     </w:p>
-    <w:p>
-      <w:pPr>
-        <w:rPr>
-          <w:rFonts w:hint="eastAsia"/>
-        </w:rPr>
-      </w:pPr>
-    </w:p>
-    <w:p>
-      <w:pPr>
-        <w:rPr>
-          <w:rFonts w:hint="eastAsia"/>
+    <w:p/>
+    <w:p>
+      <w:pPr>
+        <w:rPr>
           <w:b/>
           <w:color w:val="FF0000"/>
         </w:rPr>
@@ -7959,6 +8664,100 @@
     <w:p>
       <w:pPr>
         <w:pStyle w:val="Heading6"/>
+      </w:pPr>
+      <w:r>
+        <w:rPr>
+          <w:rFonts w:hint="eastAsia"/>
+        </w:rPr>
+        <w:t>[ $minKey, $maxKey ]</w:t>
+      </w:r>
+    </w:p>
+    <w:p>
+      <w:r>
+        <w:rPr>
+          <w:rFonts w:hint="eastAsia"/>
+        </w:rPr>
+        <w:t>即全部范围，即</w:t>
+      </w:r>
+      <w:r>
+        <w:rPr>
+          <w:rFonts w:hint="eastAsia"/>
+        </w:rPr>
+        <w:t>index</w:t>
+      </w:r>
+      <w:r>
+        <w:rPr>
+          <w:rFonts w:hint="eastAsia"/>
+        </w:rPr>
+        <w:t>中</w:t>
+      </w:r>
+      <w:r>
+        <w:rPr>
+          <w:rFonts w:hint="eastAsia"/>
+        </w:rPr>
+        <w:t>的</w:t>
+      </w:r>
+      <w:r>
+        <w:rPr>
+          <w:rFonts w:hint="eastAsia"/>
+        </w:rPr>
+        <w:t>key</w:t>
+      </w:r>
+      <w:r>
+        <w:rPr>
+          <w:rFonts w:hint="eastAsia"/>
+        </w:rPr>
+        <w:t>在</w:t>
+      </w:r>
+      <w:r>
+        <w:rPr>
+          <w:rFonts w:hint="eastAsia"/>
+        </w:rPr>
+        <w:t>rtnPredicateSet</w:t>
+      </w:r>
+      <w:r>
+        <w:rPr>
+          <w:rFonts w:hint="eastAsia"/>
+        </w:rPr>
+        <w:t>中</w:t>
+      </w:r>
+      <w:r>
+        <w:rPr>
+          <w:rFonts w:hint="eastAsia"/>
+        </w:rPr>
+        <w:t>没有匹配</w:t>
+      </w:r>
+      <w:r>
+        <w:rPr>
+          <w:rFonts w:hint="eastAsia"/>
+        </w:rPr>
+        <w:t>的</w:t>
+      </w:r>
+      <w:r>
+        <w:rPr>
+          <w:rFonts w:hint="eastAsia"/>
+        </w:rPr>
+        <w:t>rtnPredicateKey</w:t>
+      </w:r>
+    </w:p>
+    <w:p>
+      <m:oMathPara>
+        <m:oMath>
+          <m:r>
+            <m:rPr>
+              <m:sty m:val="p"/>
+            </m:rPr>
+            <w:rPr>
+              <w:rFonts w:ascii="Cambria Math" w:hAnsi="Cambria Math"/>
+            </w:rPr>
+            <m:t>selectivity=1.0</m:t>
+          </m:r>
+        </m:oMath>
+      </m:oMathPara>
+    </w:p>
+    <w:p>
+      <w:pPr>
+        <w:pStyle w:val="Heading6"/>
         <w:rPr>
           <w:shd w:val="pct15" w:color="auto" w:fill="FFFFFF"/>
         </w:rPr>
@@ -7968,7 +8767,6 @@
           <w:rFonts w:hint="eastAsia"/>
           <w:shd w:val="pct15" w:color="auto" w:fill="FFFFFF"/>
         </w:rPr>
-        <w:lastRenderedPageBreak/>
         <w:t>[ $undefined, $undefined ]</w:t>
       </w:r>
     </w:p>
@@ -8295,17 +9093,14 @@
     </w:p>
     <w:p/>
     <w:p>
+      <w:pPr>
+        <w:pStyle w:val="Heading7"/>
+      </w:pPr>
       <w:r>
         <w:rPr>
           <w:rFonts w:hint="eastAsia"/>
         </w:rPr>
         <w:t>无统计信息</w:t>
-      </w:r>
-      <w:r>
-        <w:rPr>
-          <w:rFonts w:hint="eastAsia"/>
-        </w:rPr>
-        <w:t>时：</w:t>
       </w:r>
     </w:p>
     <w:p>
@@ -8325,17 +9120,14 @@
     </w:p>
     <w:p/>
     <w:p>
+      <w:pPr>
+        <w:pStyle w:val="Heading7"/>
+      </w:pPr>
       <w:r>
         <w:rPr>
           <w:rFonts w:hint="eastAsia"/>
         </w:rPr>
         <w:t>有统计信息</w:t>
-      </w:r>
-      <w:r>
-        <w:rPr>
-          <w:rFonts w:hint="eastAsia"/>
-        </w:rPr>
-        <w:t>：</w:t>
       </w:r>
     </w:p>
     <w:p/>
@@ -8571,7 +9363,24 @@
         <w:rPr>
           <w:rFonts w:hint="eastAsia"/>
         </w:rPr>
-        <w:t>无统计信息时：</w:t>
+        <w:t>即范围条件</w:t>
+      </w:r>
+      <w:r>
+        <w:rPr>
+          <w:rFonts w:hint="eastAsia"/>
+        </w:rPr>
+        <w:t xml:space="preserve"> valA &lt;= a &lt;= B</w:t>
+      </w:r>
+    </w:p>
+    <w:p>
+      <w:pPr>
+        <w:pStyle w:val="Heading7"/>
+      </w:pPr>
+      <w:r>
+        <w:rPr>
+          <w:rFonts w:hint="eastAsia"/>
+        </w:rPr>
+        <w:t>无统计信息</w:t>
       </w:r>
     </w:p>
     <w:p>
@@ -8618,8 +9427,287 @@
         </m:oMath>
       </m:oMathPara>
     </w:p>
+    <w:p>
+      <w:r>
+        <w:rPr>
+          <w:rFonts w:hint="eastAsia"/>
+        </w:rPr>
+        <w:t>其中：</w:t>
+      </w:r>
+    </w:p>
+    <w:p>
+      <w:pPr>
+        <w:pStyle w:val="ListParagraph"/>
+        <w:numPr>
+          <w:ilvl w:val="0"/>
+          <w:numId w:val="37"/>
+        </w:numPr>
+        <w:ind w:firstLineChars="0"/>
+      </w:pPr>
+      <w:r>
+        <w:rPr>
+          <w:rFonts w:hint="eastAsia"/>
+        </w:rPr>
+        <w:t>NumberInt</w:t>
+      </w:r>
+      <w:r>
+        <w:rPr>
+          <w:rFonts w:hint="eastAsia"/>
+        </w:rPr>
+        <w:t>、</w:t>
+      </w:r>
+      <w:r>
+        <w:rPr>
+          <w:rFonts w:hint="eastAsia"/>
+        </w:rPr>
+        <w:t>NumberDouble</w:t>
+      </w:r>
+      <w:r>
+        <w:rPr>
+          <w:rFonts w:hint="eastAsia"/>
+        </w:rPr>
+        <w:t>、</w:t>
+      </w:r>
+      <w:r>
+        <w:rPr>
+          <w:rFonts w:hint="eastAsia"/>
+        </w:rPr>
+        <w:t>NumberDecimal</w:t>
+      </w:r>
+      <w:r>
+        <w:rPr>
+          <w:rFonts w:hint="eastAsia"/>
+        </w:rPr>
+        <w:t>、</w:t>
+      </w:r>
+      <w:r>
+        <w:rPr>
+          <w:rFonts w:hint="eastAsia"/>
+        </w:rPr>
+        <w:t>NumberLong</w:t>
+      </w:r>
+    </w:p>
+    <w:p>
+      <w:pPr>
+        <w:pStyle w:val="ListParagraph"/>
+        <w:numPr>
+          <w:ilvl w:val="1"/>
+          <w:numId w:val="37"/>
+        </w:numPr>
+        <w:ind w:firstLineChars="0"/>
+      </w:pPr>
+      <w:r>
+        <w:rPr>
+          <w:rFonts w:hint="eastAsia"/>
+        </w:rPr>
+        <w:t xml:space="preserve">maxVal = </w:t>
+      </w:r>
+      <w:r>
+        <w:t>99999999.9</w:t>
+      </w:r>
+    </w:p>
+    <w:p>
+      <w:pPr>
+        <w:pStyle w:val="ListParagraph"/>
+        <w:numPr>
+          <w:ilvl w:val="1"/>
+          <w:numId w:val="37"/>
+        </w:numPr>
+        <w:ind w:firstLineChars="0"/>
+      </w:pPr>
+      <w:r>
+        <w:rPr>
+          <w:rFonts w:hint="eastAsia"/>
+        </w:rPr>
+        <w:t>minVal = -</w:t>
+      </w:r>
+      <w:r>
+        <w:t>99999999.9</w:t>
+      </w:r>
+    </w:p>
+    <w:p>
+      <w:pPr>
+        <w:pStyle w:val="ListParagraph"/>
+        <w:numPr>
+          <w:ilvl w:val="0"/>
+          <w:numId w:val="37"/>
+        </w:numPr>
+        <w:ind w:firstLineChars="0"/>
+      </w:pPr>
+      <w:r>
+        <w:rPr>
+          <w:rFonts w:hint="eastAsia"/>
+        </w:rPr>
+        <w:t>Data</w:t>
+      </w:r>
+      <w:r>
+        <w:rPr>
+          <w:rFonts w:hint="eastAsia"/>
+        </w:rPr>
+        <w:t>、</w:t>
+      </w:r>
+      <w:r>
+        <w:rPr>
+          <w:rFonts w:hint="eastAsia"/>
+        </w:rPr>
+        <w:t>Timestamp</w:t>
+      </w:r>
+    </w:p>
+    <w:p>
+      <w:pPr>
+        <w:pStyle w:val="ListParagraph"/>
+        <w:numPr>
+          <w:ilvl w:val="1"/>
+          <w:numId w:val="37"/>
+        </w:numPr>
+        <w:ind w:firstLineChars="0"/>
+      </w:pPr>
+      <w:r>
+        <w:rPr>
+          <w:rFonts w:hint="eastAsia"/>
+        </w:rPr>
+        <w:t xml:space="preserve">maxVal = </w:t>
+      </w:r>
+      <w:r>
+        <w:t>99999999.9</w:t>
+      </w:r>
+    </w:p>
+    <w:p>
+      <w:pPr>
+        <w:pStyle w:val="ListParagraph"/>
+        <w:numPr>
+          <w:ilvl w:val="1"/>
+          <w:numId w:val="37"/>
+        </w:numPr>
+        <w:ind w:firstLineChars="0"/>
+      </w:pPr>
+      <w:r>
+        <w:rPr>
+          <w:rFonts w:hint="eastAsia"/>
+        </w:rPr>
+        <w:t>minVal = -</w:t>
+      </w:r>
+      <w:r>
+        <w:t>99999999.9</w:t>
+      </w:r>
+    </w:p>
+    <w:p>
+      <w:pPr>
+        <w:pStyle w:val="ListParagraph"/>
+        <w:numPr>
+          <w:ilvl w:val="0"/>
+          <w:numId w:val="37"/>
+        </w:numPr>
+        <w:ind w:firstLineChars="0"/>
+      </w:pPr>
+      <w:r>
+        <w:rPr>
+          <w:rFonts w:hint="eastAsia"/>
+        </w:rPr>
+        <w:t>其它数据类型，或者</w:t>
+      </w:r>
+      <w:r>
+        <w:rPr>
+          <w:rFonts w:hint="eastAsia"/>
+        </w:rPr>
+        <w:t>valA</w:t>
+      </w:r>
+      <w:r>
+        <w:rPr>
+          <w:rFonts w:hint="eastAsia"/>
+        </w:rPr>
+        <w:t>和</w:t>
+      </w:r>
+      <w:r>
+        <w:rPr>
+          <w:rFonts w:hint="eastAsia"/>
+        </w:rPr>
+        <w:t>valB</w:t>
+      </w:r>
+      <w:r>
+        <w:rPr>
+          <w:rFonts w:hint="eastAsia"/>
+        </w:rPr>
+        <w:t>类型不同</w:t>
+      </w:r>
+      <w:r>
+        <w:rPr>
+          <w:rFonts w:hint="eastAsia"/>
+        </w:rPr>
+        <w:t>：</w:t>
+      </w:r>
+      <w:r>
+        <w:rPr>
+          <w:rFonts w:hint="eastAsia"/>
+        </w:rPr>
+        <w:t>select</w:t>
+      </w:r>
+      <w:r>
+        <w:rPr>
+          <w:rFonts w:hint="eastAsia"/>
+        </w:rPr>
+        <w:t>i</w:t>
+      </w:r>
+      <w:r>
+        <w:rPr>
+          <w:rFonts w:hint="eastAsia"/>
+        </w:rPr>
+        <w:t>vit</w:t>
+      </w:r>
+      <w:r>
+        <w:rPr>
+          <w:rFonts w:hint="eastAsia"/>
+        </w:rPr>
+        <w:t>y = 1/3</w:t>
+      </w:r>
+    </w:p>
+    <w:p>
+      <w:pPr>
+        <w:pStyle w:val="ListParagraph"/>
+        <w:numPr>
+          <w:ilvl w:val="0"/>
+          <w:numId w:val="37"/>
+        </w:numPr>
+        <w:ind w:firstLineChars="0"/>
+      </w:pPr>
+      <w:r>
+        <w:rPr>
+          <w:rFonts w:hint="eastAsia"/>
+        </w:rPr>
+        <w:t>因为没有使用真实的最大值和最小值，</w:t>
+      </w:r>
+      <w:r>
+        <w:rPr>
+          <w:rFonts w:hint="eastAsia"/>
+        </w:rPr>
+        <w:t>最终结果</w:t>
+      </w:r>
+      <w:r>
+        <w:rPr>
+          <w:rFonts w:hint="eastAsia"/>
+        </w:rPr>
+        <w:t>selectivity = min( 0.5</w:t>
+      </w:r>
+      <w:r>
+        <w:rPr>
+          <w:rFonts w:hint="eastAsia"/>
+        </w:rPr>
+        <w:t>, selectivity )</w:t>
+      </w:r>
+    </w:p>
     <w:p/>
     <w:p>
+      <w:pPr>
+        <w:pStyle w:val="Heading7"/>
+      </w:pPr>
+      <w:r>
+        <w:rPr>
+          <w:rFonts w:hint="eastAsia"/>
+        </w:rPr>
+        <w:t>有统计信息</w:t>
+      </w:r>
+    </w:p>
+    <w:p>
       <w:r>
         <w:rPr>
           <w:rFonts w:hint="eastAsia"/>
@@ -8678,7 +9766,6 @@
           <w:rFonts w:hint="eastAsia"/>
           <w:shd w:val="pct15" w:color="auto" w:fill="FFFFFF"/>
         </w:rPr>
-        <w:lastRenderedPageBreak/>
         <w:t>落在</w:t>
       </w:r>
       <w:r>
@@ -9873,7 +10960,6 @@
             <w:rPr>
               <w:rFonts w:ascii="Cambria Math" w:hAnsi="Cambria Math"/>
             </w:rPr>
-            <w:lastRenderedPageBreak/>
             <m:t>selectivity=</m:t>
           </m:r>
           <m:f>
@@ -10181,9 +11267,6 @@
     <w:p>
       <w:pPr>
         <w:pStyle w:val="Heading6"/>
-        <w:rPr>
-          <w:rFonts w:hint="eastAsia"/>
-        </w:rPr>
       </w:pPr>
       <w:r>
         <w:rPr>
@@ -10300,41 +11383,10 @@
         <w:t>convert_bytea_to_scalar</w:t>
       </w:r>
     </w:p>
-    <w:p>
-      <w:pPr>
-        <w:pStyle w:val="ListParagraph"/>
-        <w:numPr>
-          <w:ilvl w:val="0"/>
-          <w:numId w:val="15"/>
-        </w:numPr>
-        <w:ind w:firstLineChars="0"/>
-      </w:pPr>
-      <w:r>
-        <w:rPr>
-          <w:rFonts w:hint="eastAsia"/>
-        </w:rPr>
-        <w:t>time(time, timestamp, date)</w:t>
-      </w:r>
-      <w:r>
-        <w:rPr>
-          <w:rFonts w:hint="eastAsia"/>
-        </w:rPr>
-        <w:t>：存储成</w:t>
-      </w:r>
-      <w:r>
-        <w:rPr>
-          <w:rFonts w:hint="eastAsia"/>
-        </w:rPr>
-        <w:t>INT64</w:t>
-      </w:r>
-    </w:p>
     <w:p/>
     <w:p>
       <w:pPr>
         <w:pStyle w:val="Heading6"/>
-        <w:rPr>
-          <w:rFonts w:hint="eastAsia"/>
-        </w:rPr>
       </w:pPr>
       <w:r>
         <w:rPr>
@@ -10358,7 +11410,6 @@
     <w:p>
       <w:pPr>
         <w:rPr>
-          <w:rFonts w:hint="eastAsia"/>
           <w:b/>
           <w:color w:val="FF0000"/>
         </w:rPr>
@@ -10615,7 +11666,7 @@
         <w:rPr>
           <w:rFonts w:hint="eastAsia"/>
         </w:rPr>
-        <w:t>1/2</w:t>
+        <w:t>1/3</w:t>
       </w:r>
     </w:p>
     <w:p/>
@@ -10980,7 +12031,6 @@
                 <w:sz w:val="15"/>
                 <w:szCs w:val="15"/>
               </w:rPr>
-              <w:lastRenderedPageBreak/>
               <w:t>BinData</w:t>
             </w:r>
           </w:p>
@@ -11332,9 +12382,6 @@
     <w:p>
       <w:pPr>
         <w:pStyle w:val="Heading6"/>
-        <w:rPr>
-          <w:rFonts w:hint="eastAsia"/>
-        </w:rPr>
       </w:pPr>
       <w:r>
         <w:rPr>
@@ -11377,13 +12424,7 @@
         <w:t>即可进行估算</w:t>
       </w:r>
     </w:p>
-    <w:p>
-      <w:pPr>
-        <w:rPr>
-          <w:rFonts w:hint="eastAsia"/>
-        </w:rPr>
-      </w:pPr>
-    </w:p>
+    <w:p/>
     <w:p>
       <w:r>
         <w:rPr>
@@ -11410,6 +12451,7 @@
         <w:rPr>
           <w:rFonts w:hint="eastAsia"/>
         </w:rPr>
+        <w:lastRenderedPageBreak/>
         <w:t>如果匹配条件都为（</w:t>
       </w:r>
       <w:r>
@@ -11931,7 +12973,6 @@
         <w:rPr>
           <w:rFonts w:hint="eastAsia"/>
         </w:rPr>
-        <w:lastRenderedPageBreak/>
         <w:t>$or</w:t>
       </w:r>
     </w:p>
@@ -12222,11 +13263,6 @@
       </w:r>
     </w:p>
     <w:p>
-      <w:pPr>
-        <w:rPr>
-          <w:rFonts w:hint="eastAsia"/>
-        </w:rPr>
-      </w:pPr>
       <m:oMathPara>
         <m:oMath>
           <m:sSub>
@@ -12267,7 +13303,7 @@
             <w:rPr>
               <w:rFonts w:ascii="Cambria Math" w:hAnsi="Cambria Math"/>
             </w:rPr>
-            <m:t>=0.5</m:t>
+            <m:t>=1/3</m:t>
           </m:r>
         </m:oMath>
       </m:oMathPara>
@@ -12577,7 +13613,6 @@
         <w:rPr>
           <w:rFonts w:hint="eastAsia"/>
         </w:rPr>
-        <w:lastRenderedPageBreak/>
         <w:t>代价估算</w:t>
       </w:r>
     </w:p>
@@ -13035,37 +14070,38 @@
                 <w:sz w:val="15"/>
                 <w:szCs w:val="15"/>
               </w:rPr>
-              <w:t>1</w:t>
-            </w:r>
-            <w:r>
-              <w:rPr>
-                <w:rFonts w:hint="eastAsia"/>
+              <w:t>2000</w:t>
+            </w:r>
+          </w:p>
+        </w:tc>
+        <w:tc>
+          <w:tcPr>
+            <w:tcW w:w="1596" w:type="dxa"/>
+          </w:tcPr>
+          <w:p>
+            <w:pPr>
+              <w:ind w:left="0"/>
+              <w:rPr>
                 <w:sz w:val="15"/>
                 <w:szCs w:val="15"/>
               </w:rPr>
-              <w:t>00000</w:t>
-            </w:r>
-          </w:p>
-        </w:tc>
-        <w:tc>
-          <w:tcPr>
-            <w:tcW w:w="1596" w:type="dxa"/>
-          </w:tcPr>
-          <w:p>
-            <w:pPr>
-              <w:ind w:left="0"/>
-              <w:rPr>
+            </w:pPr>
+            <w:r>
+              <w:rPr>
+                <w:rFonts w:hint="eastAsia"/>
                 <w:sz w:val="15"/>
                 <w:szCs w:val="15"/>
               </w:rPr>
-            </w:pPr>
+              <w:t>顺序扫描一个数据页</w:t>
+            </w:r>
             <w:r>
               <w:rPr>
                 <w:rFonts w:hint="eastAsia"/>
                 <w:sz w:val="15"/>
                 <w:szCs w:val="15"/>
               </w:rPr>
-              <w:t>顺序扫描一个数据页所需代价</w:t>
+              <w:lastRenderedPageBreak/>
+              <w:t>所需代价</w:t>
             </w:r>
           </w:p>
         </w:tc>
@@ -13126,7 +14162,7 @@
                 <w:sz w:val="15"/>
                 <w:szCs w:val="15"/>
               </w:rPr>
-              <w:t>10</w:t>
+              <w:t>8</w:t>
             </w:r>
             <w:r>
               <w:rPr>
@@ -13134,7 +14170,7 @@
                 <w:sz w:val="15"/>
                 <w:szCs w:val="15"/>
               </w:rPr>
-              <w:t>00000</w:t>
+              <w:t>000</w:t>
             </w:r>
           </w:p>
         </w:tc>
@@ -13225,37 +14261,37 @@
                 <w:sz w:val="15"/>
                 <w:szCs w:val="15"/>
               </w:rPr>
-              <w:t>2</w:t>
-            </w:r>
-            <w:r>
-              <w:rPr>
-                <w:rFonts w:hint="eastAsia"/>
+              <w:t>4</w:t>
+            </w:r>
+          </w:p>
+        </w:tc>
+        <w:tc>
+          <w:tcPr>
+            <w:tcW w:w="1596" w:type="dxa"/>
+          </w:tcPr>
+          <w:p>
+            <w:pPr>
+              <w:ind w:left="0"/>
+              <w:rPr>
                 <w:sz w:val="15"/>
                 <w:szCs w:val="15"/>
               </w:rPr>
-              <w:t>0</w:t>
-            </w:r>
-          </w:p>
-        </w:tc>
-        <w:tc>
-          <w:tcPr>
-            <w:tcW w:w="1596" w:type="dxa"/>
-          </w:tcPr>
-          <w:p>
-            <w:pPr>
-              <w:ind w:left="0"/>
-              <w:rPr>
+            </w:pPr>
+            <w:r>
+              <w:rPr>
+                <w:rFonts w:hint="eastAsia"/>
                 <w:sz w:val="15"/>
                 <w:szCs w:val="15"/>
               </w:rPr>
-            </w:pPr>
+              <w:t>CPU</w:t>
+            </w:r>
             <w:r>
               <w:rPr>
                 <w:rFonts w:hint="eastAsia"/>
                 <w:sz w:val="15"/>
                 <w:szCs w:val="15"/>
               </w:rPr>
-              <w:t>CPU</w:t>
+              <w:t>处理每个</w:t>
             </w:r>
             <w:r>
               <w:rPr>
@@ -13263,7 +14299,7 @@
                 <w:sz w:val="15"/>
                 <w:szCs w:val="15"/>
               </w:rPr>
-              <w:t>处理每个</w:t>
+              <w:t>doc</w:t>
             </w:r>
             <w:r>
               <w:rPr>
@@ -13271,15 +14307,114 @@
                 <w:sz w:val="15"/>
                 <w:szCs w:val="15"/>
               </w:rPr>
-              <w:t>doc</w:t>
-            </w:r>
-            <w:r>
-              <w:rPr>
-                <w:rFonts w:hint="eastAsia"/>
+              <w:t>的代价</w:t>
+            </w:r>
+          </w:p>
+        </w:tc>
+      </w:tr>
+      <w:tr>
+        <w:tc>
+          <w:tcPr>
+            <w:tcW w:w="1594" w:type="dxa"/>
+            <w:vMerge/>
+          </w:tcPr>
+          <w:p>
+            <w:pPr>
+              <w:ind w:left="0"/>
+              <w:rPr>
                 <w:sz w:val="15"/>
                 <w:szCs w:val="15"/>
               </w:rPr>
-              <w:t>的代价</w:t>
+            </w:pPr>
+          </w:p>
+        </w:tc>
+        <w:tc>
+          <w:tcPr>
+            <w:tcW w:w="1861" w:type="dxa"/>
+          </w:tcPr>
+          <w:p>
+            <w:pPr>
+              <w:ind w:left="0"/>
+              <w:rPr>
+                <w:sz w:val="15"/>
+                <w:szCs w:val="15"/>
+              </w:rPr>
+            </w:pPr>
+            <w:r>
+              <w:rPr>
+                <w:rFonts w:hint="eastAsia"/>
+                <w:sz w:val="15"/>
+                <w:szCs w:val="15"/>
+              </w:rPr>
+              <w:t>cpuIdxCost</w:t>
+            </w:r>
+          </w:p>
+        </w:tc>
+        <w:tc>
+          <w:tcPr>
+            <w:tcW w:w="1557" w:type="dxa"/>
+          </w:tcPr>
+          <w:p>
+            <w:pPr>
+              <w:ind w:left="0"/>
+              <w:rPr>
+                <w:sz w:val="15"/>
+                <w:szCs w:val="15"/>
+              </w:rPr>
+            </w:pPr>
+            <w:r>
+              <w:rPr>
+                <w:rFonts w:hint="eastAsia"/>
+                <w:sz w:val="15"/>
+                <w:szCs w:val="15"/>
+              </w:rPr>
+              <w:t>2</w:t>
+            </w:r>
+          </w:p>
+        </w:tc>
+        <w:tc>
+          <w:tcPr>
+            <w:tcW w:w="1596" w:type="dxa"/>
+          </w:tcPr>
+          <w:p>
+            <w:pPr>
+              <w:ind w:left="0"/>
+              <w:rPr>
+                <w:sz w:val="15"/>
+                <w:szCs w:val="15"/>
+              </w:rPr>
+            </w:pPr>
+            <w:r>
+              <w:rPr>
+                <w:rFonts w:hint="eastAsia"/>
+                <w:sz w:val="15"/>
+                <w:szCs w:val="15"/>
+              </w:rPr>
+              <w:t>CPU</w:t>
+            </w:r>
+            <w:r>
+              <w:rPr>
+                <w:rFonts w:hint="eastAsia"/>
+                <w:sz w:val="15"/>
+                <w:szCs w:val="15"/>
+              </w:rPr>
+              <w:t>处理每个</w:t>
+            </w:r>
+            <w:r>
+              <w:rPr>
+                <w:rFonts w:hint="eastAsia"/>
+                <w:sz w:val="15"/>
+                <w:szCs w:val="15"/>
+              </w:rPr>
+              <w:t>idx</w:t>
+            </w:r>
+            <w:r>
+              <w:rPr>
+                <w:rFonts w:hint="eastAsia"/>
+                <w:sz w:val="15"/>
+                <w:szCs w:val="15"/>
+              </w:rPr>
+              <w:t>项的代价</w:t>
             </w:r>
           </w:p>
         </w:tc>
@@ -13318,7 +14453,7 @@
                 <w:sz w:val="15"/>
                 <w:szCs w:val="15"/>
               </w:rPr>
-              <w:t>cpuIdxCost</w:t>
+              <w:t>optrBaseCost</w:t>
             </w:r>
           </w:p>
         </w:tc>
@@ -13341,121 +14476,6 @@
                 <w:szCs w:val="15"/>
               </w:rPr>
               <w:t>1</w:t>
-            </w:r>
-            <w:r>
-              <w:rPr>
-                <w:rFonts w:hint="eastAsia"/>
-                <w:sz w:val="15"/>
-                <w:szCs w:val="15"/>
-              </w:rPr>
-              <w:t>0</w:t>
-            </w:r>
-          </w:p>
-        </w:tc>
-        <w:tc>
-          <w:tcPr>
-            <w:tcW w:w="1596" w:type="dxa"/>
-          </w:tcPr>
-          <w:p>
-            <w:pPr>
-              <w:ind w:left="0"/>
-              <w:rPr>
-                <w:sz w:val="15"/>
-                <w:szCs w:val="15"/>
-              </w:rPr>
-            </w:pPr>
-            <w:r>
-              <w:rPr>
-                <w:rFonts w:hint="eastAsia"/>
-                <w:sz w:val="15"/>
-                <w:szCs w:val="15"/>
-              </w:rPr>
-              <w:t>CPU</w:t>
-            </w:r>
-            <w:r>
-              <w:rPr>
-                <w:rFonts w:hint="eastAsia"/>
-                <w:sz w:val="15"/>
-                <w:szCs w:val="15"/>
-              </w:rPr>
-              <w:t>处理每个</w:t>
-            </w:r>
-            <w:r>
-              <w:rPr>
-                <w:rFonts w:hint="eastAsia"/>
-                <w:sz w:val="15"/>
-                <w:szCs w:val="15"/>
-              </w:rPr>
-              <w:t>idx</w:t>
-            </w:r>
-            <w:r>
-              <w:rPr>
-                <w:rFonts w:hint="eastAsia"/>
-                <w:sz w:val="15"/>
-                <w:szCs w:val="15"/>
-              </w:rPr>
-              <w:t>项的代价</w:t>
-            </w:r>
-          </w:p>
-        </w:tc>
-      </w:tr>
-      <w:tr>
-        <w:tc>
-          <w:tcPr>
-            <w:tcW w:w="1594" w:type="dxa"/>
-            <w:vMerge/>
-          </w:tcPr>
-          <w:p>
-            <w:pPr>
-              <w:ind w:left="0"/>
-              <w:rPr>
-                <w:sz w:val="15"/>
-                <w:szCs w:val="15"/>
-              </w:rPr>
-            </w:pPr>
-          </w:p>
-        </w:tc>
-        <w:tc>
-          <w:tcPr>
-            <w:tcW w:w="1861" w:type="dxa"/>
-          </w:tcPr>
-          <w:p>
-            <w:pPr>
-              <w:ind w:left="0"/>
-              <w:rPr>
-                <w:sz w:val="15"/>
-                <w:szCs w:val="15"/>
-              </w:rPr>
-            </w:pPr>
-            <w:r>
-              <w:rPr>
-                <w:rFonts w:hint="eastAsia"/>
-                <w:sz w:val="15"/>
-                <w:szCs w:val="15"/>
-              </w:rPr>
-              <w:t>optrBaseCost</w:t>
-            </w:r>
-          </w:p>
-        </w:tc>
-        <w:tc>
-          <w:tcPr>
-            <w:tcW w:w="1557" w:type="dxa"/>
-          </w:tcPr>
-          <w:p>
-            <w:pPr>
-              <w:ind w:left="0"/>
-              <w:rPr>
-                <w:sz w:val="15"/>
-                <w:szCs w:val="15"/>
-              </w:rPr>
-            </w:pPr>
-            <w:r>
-              <w:rPr>
-                <w:rFonts w:hint="eastAsia"/>
-                <w:sz w:val="15"/>
-                <w:szCs w:val="15"/>
-              </w:rPr>
-              <w:t>5</w:t>
             </w:r>
           </w:p>
         </w:tc>
@@ -13518,128 +14538,26 @@
         <w:rPr>
           <w:rFonts w:hint="eastAsia"/>
         </w:rPr>
-        <w:t xml:space="preserve"> random</w:t>
-      </w:r>
-      <w:r>
-        <w:rPr>
-          <w:rFonts w:hint="eastAsia"/>
-        </w:rPr>
-        <w:t>S</w:t>
-      </w:r>
-      <w:r>
-        <w:rPr>
-          <w:rFonts w:hint="eastAsia"/>
-        </w:rPr>
-        <w:t>can</w:t>
-      </w:r>
-      <w:r>
-        <w:rPr>
-          <w:rFonts w:hint="eastAsia"/>
-        </w:rPr>
-        <w:t>C</w:t>
-      </w:r>
-      <w:r>
-        <w:rPr>
-          <w:rFonts w:hint="eastAsia"/>
-        </w:rPr>
-        <w:t>ost = 10 * seq</w:t>
-      </w:r>
-      <w:r>
-        <w:rPr>
-          <w:rFonts w:hint="eastAsia"/>
-        </w:rPr>
-        <w:t>S</w:t>
-      </w:r>
-      <w:r>
-        <w:rPr>
-          <w:rFonts w:hint="eastAsia"/>
-        </w:rPr>
-        <w:t>can</w:t>
-      </w:r>
-      <w:r>
-        <w:rPr>
-          <w:rFonts w:hint="eastAsia"/>
-        </w:rPr>
-        <w:t>C</w:t>
-      </w:r>
-      <w:r>
-        <w:rPr>
-          <w:rFonts w:hint="eastAsia"/>
-        </w:rPr>
-        <w:t>ost</w:t>
+        <w:t>，进行全表扫描时，使用表扫描比索引扫描快</w:t>
+      </w:r>
+      <w:r>
+        <w:rPr>
+          <w:rFonts w:hint="eastAsia"/>
+        </w:rPr>
+        <w:t>10</w:t>
+      </w:r>
+      <w:r>
+        <w:rPr>
+          <w:rFonts w:hint="eastAsia"/>
+        </w:rPr>
+        <w:t>倍</w:t>
       </w:r>
     </w:p>
     <w:p>
       <w:pPr>
         <w:pStyle w:val="ListParagraph"/>
-        <w:numPr>
-          <w:ilvl w:val="0"/>
-          <w:numId w:val="16"/>
-        </w:numPr>
-        <w:ind w:firstLineChars="0"/>
-        <w:rPr>
-          <w:rFonts w:hint="eastAsia"/>
-        </w:rPr>
-      </w:pPr>
-      <w:r>
-        <w:rPr>
-          <w:rFonts w:hint="eastAsia"/>
-        </w:rPr>
-        <w:t>对于</w:t>
-      </w:r>
-      <w:r>
-        <w:rPr>
-          <w:rFonts w:hint="eastAsia"/>
-        </w:rPr>
-        <w:t>IO</w:t>
-      </w:r>
-      <w:r>
-        <w:rPr>
-          <w:rFonts w:hint="eastAsia"/>
-        </w:rPr>
-        <w:t>代价，总是认为在查询执行前所有数据页都不在内存中</w:t>
-      </w:r>
-    </w:p>
-    <w:p/>
-    <w:p/>
-    <w:p>
-      <w:pPr>
-        <w:pStyle w:val="Heading5"/>
-      </w:pPr>
-      <w:r>
-        <w:rPr>
-          <w:rFonts w:hint="eastAsia"/>
-        </w:rPr>
-        <w:t>匹配符</w:t>
-      </w:r>
-      <w:r>
-        <w:rPr>
-          <w:rFonts w:hint="eastAsia"/>
-        </w:rPr>
-        <w:t>的代价</w:t>
-      </w:r>
-      <w:r>
-        <w:rPr>
-          <w:rFonts w:hint="eastAsia"/>
-        </w:rPr>
-        <w:t>(optrCost)</w:t>
-      </w:r>
-    </w:p>
-    <w:p>
-      <w:r>
-        <w:rPr>
-          <w:rFonts w:hint="eastAsia"/>
-        </w:rPr>
-        <w:t>对每个匹配</w:t>
-      </w:r>
-      <w:r>
-        <w:rPr>
-          <w:rFonts w:hint="eastAsia"/>
-        </w:rPr>
-        <w:t>符有不同的代价权重：</w:t>
-      </w:r>
-    </w:p>
-    <w:p>
+        <w:ind w:left="777" w:firstLineChars="0" w:firstLine="0"/>
+      </w:pPr>
       <m:oMathPara>
         <m:oMath>
           <m:r>
@@ -13649,14 +14567,209 @@
             <w:rPr>
               <w:rFonts w:ascii="Cambria Math" w:hAnsi="Cambria Math"/>
             </w:rPr>
-            <m:t>optrCost=optrCostWeight*optrBaseCost</m:t>
+            <m:t>10*seqScanCost*pageNum≈randomScanCost*(pageNum+idxPageNum)</m:t>
           </m:r>
         </m:oMath>
       </m:oMathPara>
     </w:p>
     <w:p>
+      <w:pPr>
+        <w:pStyle w:val="ListParagraph"/>
+        <w:numPr>
+          <w:ilvl w:val="1"/>
+          <w:numId w:val="16"/>
+        </w:numPr>
+        <w:ind w:firstLineChars="0"/>
+      </w:pPr>
+      <w:r>
+        <w:rPr>
+          <w:rFonts w:hint="eastAsia"/>
+        </w:rPr>
+        <w:t>假设</w:t>
+      </w:r>
+      <w:r>
+        <w:rPr>
+          <w:rFonts w:hint="eastAsia"/>
+        </w:rPr>
+        <w:t>pageNum</w:t>
+      </w:r>
+      <w:r>
+        <w:rPr>
+          <w:rFonts w:hint="eastAsia"/>
+        </w:rPr>
+        <w:t>和</w:t>
+      </w:r>
+      <w:r>
+        <w:rPr>
+          <w:rFonts w:hint="eastAsia"/>
+        </w:rPr>
+        <w:t>idxPageNum</w:t>
+      </w:r>
+      <w:r>
+        <w:rPr>
+          <w:rFonts w:hint="eastAsia"/>
+        </w:rPr>
+        <w:t>相当，则</w:t>
+      </w:r>
+      <w:r>
+        <w:rPr>
+          <w:rFonts w:hint="eastAsia"/>
+        </w:rPr>
+        <w:t>randomScanCost</w:t>
+      </w:r>
+      <w:r>
+        <w:rPr>
+          <w:rFonts w:hint="eastAsia"/>
+        </w:rPr>
+        <w:t>约为</w:t>
+      </w:r>
+      <w:r>
+        <w:rPr>
+          <w:rFonts w:hint="eastAsia"/>
+        </w:rPr>
+        <w:t>seqScanCost</w:t>
+      </w:r>
+      <w:r>
+        <w:rPr>
+          <w:rFonts w:hint="eastAsia"/>
+        </w:rPr>
+        <w:t>的</w:t>
+      </w:r>
+      <w:r>
+        <w:rPr>
+          <w:rFonts w:hint="eastAsia"/>
+        </w:rPr>
+        <w:t>5</w:t>
+      </w:r>
+      <w:r>
+        <w:rPr>
+          <w:rFonts w:hint="eastAsia"/>
+        </w:rPr>
+        <w:t>倍</w:t>
+      </w:r>
+    </w:p>
+    <w:p>
+      <w:pPr>
+        <w:pStyle w:val="ListParagraph"/>
+        <w:numPr>
+          <w:ilvl w:val="1"/>
+          <w:numId w:val="16"/>
+        </w:numPr>
+        <w:ind w:firstLineChars="0"/>
+      </w:pPr>
+      <w:r>
+        <w:rPr>
+          <w:rFonts w:hint="eastAsia"/>
+        </w:rPr>
+        <w:t>此处取</w:t>
+      </w:r>
+      <w:r>
+        <w:rPr>
+          <w:rFonts w:hint="eastAsia"/>
+        </w:rPr>
+        <w:t>4</w:t>
+      </w:r>
+      <w:r>
+        <w:rPr>
+          <w:rFonts w:hint="eastAsia"/>
+        </w:rPr>
+        <w:t>倍</w:t>
+      </w:r>
+    </w:p>
+    <w:p>
+      <w:pPr>
+        <w:pStyle w:val="ListParagraph"/>
+        <w:numPr>
+          <w:ilvl w:val="0"/>
+          <w:numId w:val="16"/>
+        </w:numPr>
+        <w:ind w:firstLineChars="0"/>
+      </w:pPr>
+      <w:r>
+        <w:rPr>
+          <w:rFonts w:hint="eastAsia"/>
+        </w:rPr>
+        <w:t>对于</w:t>
+      </w:r>
+      <w:r>
+        <w:rPr>
+          <w:rFonts w:hint="eastAsia"/>
+        </w:rPr>
+        <w:t>IO</w:t>
+      </w:r>
+      <w:r>
+        <w:rPr>
+          <w:rFonts w:hint="eastAsia"/>
+        </w:rPr>
+        <w:t>代价，总是认为在查询执行前所有数据页都不在内存中</w:t>
+      </w:r>
+    </w:p>
+    <w:p>
+      <w:pPr>
+        <w:pStyle w:val="ListParagraph"/>
+        <w:numPr>
+          <w:ilvl w:val="0"/>
+          <w:numId w:val="16"/>
+        </w:numPr>
+        <w:ind w:firstLineChars="0"/>
+      </w:pPr>
+      <w:r>
+        <w:rPr>
+          <w:rFonts w:hint="eastAsia"/>
+        </w:rPr>
+        <w:t>转换成</w:t>
+      </w:r>
+      <w:r>
+        <w:rPr>
+          <w:rFonts w:hint="eastAsia"/>
+        </w:rPr>
+        <w:t>ms</w:t>
+      </w:r>
+      <w:r>
+        <w:rPr>
+          <w:rFonts w:hint="eastAsia"/>
+        </w:rPr>
+        <w:t>：</w:t>
+      </w:r>
+    </w:p>
+    <w:p>
+      <w:pPr>
+        <w:pStyle w:val="ListParagraph"/>
+        <w:ind w:left="777" w:firstLineChars="0" w:firstLine="0"/>
+      </w:pPr>
       <m:oMathPara>
         <m:oMath>
+          <m:sSub>
+            <m:sSubPr>
+              <m:ctrlPr>
+                <w:rPr>
+                  <w:rFonts w:ascii="Cambria Math" w:hAnsi="Cambria Math"/>
+                </w:rPr>
+              </m:ctrlPr>
+            </m:sSubPr>
+            <m:e>
+              <m:r>
+                <m:rPr>
+                  <m:sty m:val="p"/>
+                </m:rPr>
+                <w:rPr>
+                  <w:rFonts w:ascii="Cambria Math" w:hAnsi="Cambria Math"/>
+                </w:rPr>
+                <m:t>cost</m:t>
+              </m:r>
+            </m:e>
+            <m:sub>
+              <m:r>
+                <m:rPr>
+                  <m:sty m:val="p"/>
+                </m:rPr>
+                <w:rPr>
+                  <w:rFonts w:ascii="Cambria Math" w:hAnsi="Cambria Math"/>
+                </w:rPr>
+                <m:t>ms</m:t>
+              </m:r>
+            </m:sub>
+          </m:sSub>
           <m:r>
             <m:rPr>
               <m:sty m:val="p"/>
@@ -13664,10 +14777,49 @@
             <w:rPr>
               <w:rFonts w:ascii="Cambria Math" w:hAnsi="Cambria Math"/>
             </w:rPr>
-            <m:t>optrCostWeight=optrSortWeight/100</m:t>
+            <m:t>=cost*5/10000</m:t>
           </m:r>
         </m:oMath>
       </m:oMathPara>
+    </w:p>
+    <w:p/>
+    <w:p/>
+    <w:p>
+      <w:pPr>
+        <w:pStyle w:val="Heading5"/>
+      </w:pPr>
+      <w:r>
+        <w:rPr>
+          <w:rFonts w:hint="eastAsia"/>
+        </w:rPr>
+        <w:t>匹配符</w:t>
+      </w:r>
+      <w:r>
+        <w:rPr>
+          <w:rFonts w:hint="eastAsia"/>
+        </w:rPr>
+        <w:t>的代价</w:t>
+      </w:r>
+      <w:r>
+        <w:rPr>
+          <w:rFonts w:hint="eastAsia"/>
+        </w:rPr>
+        <w:t>(optrCost)</w:t>
+      </w:r>
+    </w:p>
+    <w:p>
+      <w:r>
+        <w:rPr>
+          <w:rFonts w:hint="eastAsia"/>
+        </w:rPr>
+        <w:t>对每个匹配</w:t>
+      </w:r>
+      <w:r>
+        <w:rPr>
+          <w:rFonts w:hint="eastAsia"/>
+        </w:rPr>
+        <w:t>符有不同的代价权重：</w:t>
+      </w:r>
     </w:p>
     <w:p/>
     <w:tbl>
@@ -13680,7 +14832,7 @@
       <w:tblGrid>
         <w:gridCol w:w="977"/>
         <w:gridCol w:w="892"/>
-        <w:gridCol w:w="1551"/>
+        <w:gridCol w:w="2125"/>
       </w:tblGrid>
       <w:tr>
         <w:tc>
@@ -13737,17 +14889,23 @@
                 <w:sz w:val="15"/>
                 <w:szCs w:val="15"/>
               </w:rPr>
-              <w:t>optrWeight</w:t>
-            </w:r>
-            <w:r>
-              <w:rPr>
-                <w:rFonts w:hint="eastAsia"/>
-                <w:b/>
-                <w:color w:val="FF0000"/>
+              <w:t>optr</w:t>
+            </w:r>
+            <w:r>
+              <w:rPr>
+                <w:rFonts w:hint="eastAsia"/>
                 <w:sz w:val="15"/>
                 <w:szCs w:val="15"/>
               </w:rPr>
-              <w:t>重新评估</w:t>
+              <w:t>Cos</w:t>
+            </w:r>
+            <w:r>
+              <w:rPr>
+                <w:rFonts w:hint="eastAsia"/>
+                <w:sz w:val="15"/>
+                <w:szCs w:val="15"/>
+              </w:rPr>
+              <w:t>t</w:t>
             </w:r>
           </w:p>
         </w:tc>
@@ -13815,7 +14973,7 @@
                 <w:sz w:val="15"/>
                 <w:szCs w:val="15"/>
               </w:rPr>
-              <w:t>5</w:t>
+              <w:t>optrBaseCost</w:t>
             </w:r>
           </w:p>
         </w:tc>
@@ -13883,7 +15041,7 @@
                 <w:sz w:val="15"/>
                 <w:szCs w:val="15"/>
               </w:rPr>
-              <w:t>5</w:t>
+              <w:t>optrBaseCost</w:t>
             </w:r>
           </w:p>
         </w:tc>
@@ -13907,7 +15065,6 @@
                 <w:sz w:val="15"/>
                 <w:szCs w:val="15"/>
               </w:rPr>
-              <w:lastRenderedPageBreak/>
               <w:t>$gte</w:t>
             </w:r>
           </w:p>
@@ -13952,7 +15109,7 @@
                 <w:sz w:val="15"/>
                 <w:szCs w:val="15"/>
               </w:rPr>
-              <w:t>5</w:t>
+              <w:t>optrBaseCost</w:t>
             </w:r>
           </w:p>
         </w:tc>
@@ -14020,7 +15177,7 @@
                 <w:sz w:val="15"/>
                 <w:szCs w:val="15"/>
               </w:rPr>
-              <w:t>5</w:t>
+              <w:t>optrBaseCost</w:t>
             </w:r>
           </w:p>
         </w:tc>
@@ -14088,7 +15245,7 @@
                 <w:sz w:val="15"/>
                 <w:szCs w:val="15"/>
               </w:rPr>
-              <w:t>5</w:t>
+              <w:t>optrBaseCost</w:t>
             </w:r>
           </w:p>
         </w:tc>
@@ -14156,7 +15313,7 @@
                 <w:sz w:val="15"/>
                 <w:szCs w:val="15"/>
               </w:rPr>
-              <w:t>5</w:t>
+              <w:t>optrBaseCost</w:t>
             </w:r>
           </w:p>
         </w:tc>
@@ -14224,7 +15381,7 @@
                 <w:sz w:val="15"/>
                 <w:szCs w:val="15"/>
               </w:rPr>
-              <w:t>5</w:t>
+              <w:t>optrBaseCost</w:t>
             </w:r>
           </w:p>
         </w:tc>
@@ -14292,7 +15449,7 @@
                 <w:sz w:val="15"/>
                 <w:szCs w:val="15"/>
               </w:rPr>
-              <w:t>5</w:t>
+              <w:t>optrBaseCost</w:t>
             </w:r>
           </w:p>
         </w:tc>
@@ -14360,7 +15517,31 @@
                 <w:sz w:val="15"/>
                 <w:szCs w:val="15"/>
               </w:rPr>
-              <w:t>5</w:t>
+              <w:t>optrBaseCost</w:t>
+            </w:r>
+            <w:r>
+              <w:rPr>
+                <w:rFonts w:hint="eastAsia"/>
+                <w:sz w:val="15"/>
+                <w:szCs w:val="15"/>
+              </w:rPr>
+              <w:t xml:space="preserve"> * </w:t>
+            </w:r>
+            <w:r>
+              <w:rPr>
+                <w:rFonts w:hint="eastAsia"/>
+                <w:sz w:val="15"/>
+                <w:szCs w:val="15"/>
+              </w:rPr>
+              <w:t>数组</w:t>
+            </w:r>
+            <w:r>
+              <w:rPr>
+                <w:rFonts w:hint="eastAsia"/>
+                <w:sz w:val="15"/>
+                <w:szCs w:val="15"/>
+              </w:rPr>
+              <w:t>大小</w:t>
             </w:r>
           </w:p>
         </w:tc>
@@ -14428,7 +15609,23 @@
                 <w:sz w:val="15"/>
                 <w:szCs w:val="15"/>
               </w:rPr>
-              <w:t>5</w:t>
+              <w:t>optrBaseCost</w:t>
+            </w:r>
+            <w:r>
+              <w:rPr>
+                <w:rFonts w:hint="eastAsia"/>
+                <w:sz w:val="15"/>
+                <w:szCs w:val="15"/>
+              </w:rPr>
+              <w:t xml:space="preserve"> * </w:t>
+            </w:r>
+            <w:r>
+              <w:rPr>
+                <w:rFonts w:hint="eastAsia"/>
+                <w:sz w:val="15"/>
+                <w:szCs w:val="15"/>
+              </w:rPr>
+              <w:t>数组大小</w:t>
             </w:r>
           </w:p>
         </w:tc>
@@ -14496,7 +15693,23 @@
                 <w:sz w:val="15"/>
                 <w:szCs w:val="15"/>
               </w:rPr>
-              <w:t>5</w:t>
+              <w:t>optrBaseCost</w:t>
+            </w:r>
+            <w:r>
+              <w:rPr>
+                <w:rFonts w:hint="eastAsia"/>
+                <w:sz w:val="15"/>
+                <w:szCs w:val="15"/>
+              </w:rPr>
+              <w:t xml:space="preserve"> * </w:t>
+            </w:r>
+            <w:r>
+              <w:rPr>
+                <w:rFonts w:hint="eastAsia"/>
+                <w:sz w:val="15"/>
+                <w:szCs w:val="15"/>
+              </w:rPr>
+              <w:t>数组大小</w:t>
             </w:r>
           </w:p>
         </w:tc>
@@ -14564,7 +15777,7 @@
                 <w:sz w:val="15"/>
                 <w:szCs w:val="15"/>
               </w:rPr>
-              <w:t>5</w:t>
+              <w:t>optrBaseCost</w:t>
             </w:r>
           </w:p>
         </w:tc>
@@ -14632,7 +15845,7 @@
                 <w:sz w:val="15"/>
                 <w:szCs w:val="15"/>
               </w:rPr>
-              <w:t>5</w:t>
+              <w:t>optrBaseCost</w:t>
             </w:r>
           </w:p>
         </w:tc>
@@ -14700,7 +15913,31 @@
                 <w:sz w:val="15"/>
                 <w:szCs w:val="15"/>
               </w:rPr>
-              <w:t>5</w:t>
+              <w:t>optrBaseCost</w:t>
+            </w:r>
+            <w:r>
+              <w:rPr>
+                <w:rFonts w:hint="eastAsia"/>
+                <w:sz w:val="15"/>
+                <w:szCs w:val="15"/>
+              </w:rPr>
+              <w:t xml:space="preserve"> + subTree</w:t>
+            </w:r>
+            <w:r>
+              <w:rPr>
+                <w:rFonts w:hint="eastAsia"/>
+                <w:sz w:val="15"/>
+                <w:szCs w:val="15"/>
+              </w:rPr>
+              <w:t>的</w:t>
+            </w:r>
+            <w:r>
+              <w:rPr>
+                <w:rFonts w:hint="eastAsia"/>
+                <w:sz w:val="15"/>
+                <w:szCs w:val="15"/>
+              </w:rPr>
+              <w:t>cost</w:t>
             </w:r>
           </w:p>
         </w:tc>
@@ -14768,7 +16005,15 @@
                 <w:sz w:val="15"/>
                 <w:szCs w:val="15"/>
               </w:rPr>
-              <w:t>5</w:t>
+              <w:t>optrBaseCost</w:t>
+            </w:r>
+            <w:r>
+              <w:rPr>
+                <w:rFonts w:hint="eastAsia"/>
+                <w:sz w:val="15"/>
+                <w:szCs w:val="15"/>
+              </w:rPr>
+              <w:t xml:space="preserve"> * 10</w:t>
             </w:r>
           </w:p>
         </w:tc>
@@ -14836,7 +16081,7 @@
                 <w:sz w:val="15"/>
                 <w:szCs w:val="15"/>
               </w:rPr>
-              <w:t>5</w:t>
+              <w:t>optrBaseCost</w:t>
             </w:r>
           </w:p>
         </w:tc>
@@ -14851,6 +16096,7 @@
         <w:rPr>
           <w:rFonts w:hint="eastAsia"/>
         </w:rPr>
+        <w:lastRenderedPageBreak/>
         <w:t>mthTree</w:t>
       </w:r>
       <w:r>
@@ -15067,6 +16313,24 @@
         </w:rPr>
         <w:t>所需的代价</w:t>
       </w:r>
+      <w:r>
+        <w:rPr>
+          <w:rFonts w:hint="eastAsia"/>
+        </w:rPr>
+        <w:t>，即比较索引项与</w:t>
+      </w:r>
+      <w:r>
+        <w:rPr>
+          <w:rFonts w:hint="eastAsia"/>
+        </w:rPr>
+        <w:t>predicateKey</w:t>
+      </w:r>
+      <w:r>
+        <w:rPr>
+          <w:rFonts w:hint="eastAsia"/>
+        </w:rPr>
+        <w:t>的代价</w:t>
+      </w:r>
     </w:p>
     <w:p/>
     <w:p>
@@ -15216,148 +16480,54 @@
         <w:rPr>
           <w:rFonts w:hint="eastAsia"/>
         </w:rPr>
-        <w:t>$et</w:t>
-      </w:r>
-      <w:r>
-        <w:rPr>
-          <w:rFonts w:hint="eastAsia"/>
-        </w:rPr>
-        <w:t>只需计算</w:t>
-      </w:r>
-      <w:r>
-        <w:rPr>
-          <w:rFonts w:hint="eastAsia"/>
-        </w:rPr>
-        <w:t>$et</w:t>
-      </w:r>
-      <w:r>
-        <w:rPr>
-          <w:rFonts w:hint="eastAsia"/>
-        </w:rPr>
-        <w:t>本身</w:t>
-      </w:r>
-    </w:p>
-    <w:p>
-      <w:pPr>
-        <w:pStyle w:val="ListParagraph"/>
-        <w:numPr>
-          <w:ilvl w:val="1"/>
-          <w:numId w:val="18"/>
-        </w:numPr>
-        <w:ind w:firstLineChars="0"/>
-      </w:pPr>
-      <w:r>
-        <w:rPr>
-          <w:rFonts w:hint="eastAsia"/>
-        </w:rPr>
-        <w:t>如果</w:t>
-      </w:r>
-      <w:r>
-        <w:rPr>
-          <w:rFonts w:hint="eastAsia"/>
-        </w:rPr>
-        <w:t>range</w:t>
-      </w:r>
-      <w:r>
-        <w:rPr>
-          <w:rFonts w:hint="eastAsia"/>
-        </w:rPr>
-        <w:t>一边是</w:t>
-      </w:r>
-      <w:r>
-        <w:rPr>
-          <w:rFonts w:hint="eastAsia"/>
-        </w:rPr>
-        <w:t>$maxKey</w:t>
-      </w:r>
-      <w:r>
-        <w:rPr>
-          <w:rFonts w:hint="eastAsia"/>
-        </w:rPr>
-        <w:t>或者</w:t>
-      </w:r>
-      <w:r>
-        <w:rPr>
-          <w:rFonts w:hint="eastAsia"/>
-        </w:rPr>
-        <w:t>$minKey</w:t>
-      </w:r>
-      <w:r>
-        <w:rPr>
-          <w:rFonts w:hint="eastAsia"/>
-        </w:rPr>
-        <w:t>，则计算一边代价</w:t>
-      </w:r>
-    </w:p>
-    <w:p>
-      <w:pPr>
-        <w:pStyle w:val="ListParagraph"/>
-        <w:numPr>
-          <w:ilvl w:val="1"/>
-          <w:numId w:val="18"/>
-        </w:numPr>
-        <w:ind w:firstLineChars="0"/>
-      </w:pPr>
-      <w:r>
-        <w:rPr>
-          <w:rFonts w:hint="eastAsia"/>
-        </w:rPr>
-        <w:t>否则</w:t>
-      </w:r>
-      <w:r>
-        <w:rPr>
-          <w:rFonts w:hint="eastAsia"/>
-        </w:rPr>
-        <w:t>range</w:t>
-      </w:r>
-      <w:r>
-        <w:rPr>
-          <w:rFonts w:hint="eastAsia"/>
-        </w:rPr>
-        <w:t>需要计算整个</w:t>
-      </w:r>
-      <w:r>
-        <w:rPr>
-          <w:rFonts w:hint="eastAsia"/>
-        </w:rPr>
-        <w:t>predicate</w:t>
-      </w:r>
-      <w:r>
-        <w:rPr>
-          <w:rFonts w:hint="eastAsia"/>
-        </w:rPr>
-        <w:t>的代价</w:t>
-      </w:r>
-    </w:p>
-    <w:p>
-      <w:pPr>
-        <w:pStyle w:val="ListParagraph"/>
-        <w:numPr>
-          <w:ilvl w:val="1"/>
-          <w:numId w:val="18"/>
-        </w:numPr>
-        <w:ind w:firstLineChars="0"/>
-      </w:pPr>
-      <w:r>
-        <w:rPr>
-          <w:rFonts w:hint="eastAsia"/>
-        </w:rPr>
-        <w:t>每个</w:t>
-      </w:r>
-      <w:r>
-        <w:rPr>
-          <w:rFonts w:hint="eastAsia"/>
-        </w:rPr>
-        <w:t>predicate</w:t>
-      </w:r>
-      <w:r>
-        <w:rPr>
-          <w:rFonts w:hint="eastAsia"/>
-        </w:rPr>
-        <w:t>的代价相加</w:t>
-      </w:r>
-    </w:p>
-    <w:p/>
+        <w:t>idxKeyNum</w:t>
+      </w:r>
+      <w:r>
+        <w:rPr>
+          <w:rFonts w:hint="eastAsia"/>
+        </w:rPr>
+        <w:t>：</w:t>
+      </w:r>
+      <w:r>
+        <w:rPr>
+          <w:rFonts w:hint="eastAsia"/>
+        </w:rPr>
+        <w:t>index</w:t>
+      </w:r>
+      <w:r>
+        <w:rPr>
+          <w:rFonts w:hint="eastAsia"/>
+        </w:rPr>
+        <w:t>定义中</w:t>
+      </w:r>
+      <w:r>
+        <w:rPr>
+          <w:rFonts w:hint="eastAsia"/>
+        </w:rPr>
+        <w:t>key</w:t>
+      </w:r>
+      <w:r>
+        <w:rPr>
+          <w:rFonts w:hint="eastAsia"/>
+        </w:rPr>
+        <w:t>的个数</w:t>
+      </w:r>
+    </w:p>
+    <w:p>
+      <m:oMathPara>
+        <m:oMath>
+          <m:r>
+            <m:rPr>
+              <m:sty m:val="p"/>
+            </m:rPr>
+            <w:rPr>
+              <w:rFonts w:ascii="Cambria Math" w:hAnsi="Cambria Math"/>
+            </w:rPr>
+            <m:t>cpuPredCost=optrBaseCost*(idxKeyNum)</m:t>
+          </m:r>
+        </m:oMath>
+      </m:oMathPara>
+    </w:p>
     <w:p>
       <w:pPr>
         <w:pStyle w:val="Heading5"/>
@@ -15615,9 +16785,6 @@
           <w:numId w:val="28"/>
         </w:numPr>
         <w:ind w:firstLineChars="0"/>
-        <w:rPr>
-          <w:rFonts w:hint="eastAsia"/>
-        </w:rPr>
       </w:pPr>
       <w:r>
         <w:rPr>
@@ -15648,6 +16815,41 @@
         <w:t>outDocNum = docNum * mthSelectivity</w:t>
       </w:r>
     </w:p>
+    <w:p/>
+    <w:p>
+      <w:r>
+        <w:rPr>
+          <w:rFonts w:hint="eastAsia"/>
+        </w:rPr>
+        <w:t>注：</w:t>
+      </w:r>
+    </w:p>
+    <w:p>
+      <w:r>
+        <w:rPr>
+          <w:rFonts w:hint="eastAsia"/>
+        </w:rPr>
+        <w:t>pageNum &lt; maxpagetoignoreio</w:t>
+      </w:r>
+      <w:r>
+        <w:rPr>
+          <w:rFonts w:hint="eastAsia"/>
+        </w:rPr>
+        <w:t>时不计算</w:t>
+      </w:r>
+      <w:r>
+        <w:rPr>
+          <w:rFonts w:hint="eastAsia"/>
+        </w:rPr>
+        <w:t>IO</w:t>
+      </w:r>
+      <w:r>
+        <w:rPr>
+          <w:rFonts w:hint="eastAsia"/>
+        </w:rPr>
+        <w:t>代价</w:t>
+      </w:r>
+    </w:p>
     <w:p>
       <w:pPr>
         <w:pStyle w:val="Heading5"/>
@@ -15656,6 +16858,7 @@
         <w:rPr>
           <w:rFonts w:hint="eastAsia"/>
         </w:rPr>
+        <w:lastRenderedPageBreak/>
         <w:t>IdxScan</w:t>
       </w:r>
       <w:r>
@@ -15730,6 +16933,58 @@
           <w:rFonts w:hint="eastAsia"/>
         </w:rPr>
         <w:t>的页数</w:t>
+      </w:r>
+    </w:p>
+    <w:p>
+      <w:pPr>
+        <w:pStyle w:val="ListParagraph"/>
+        <w:numPr>
+          <w:ilvl w:val="0"/>
+          <w:numId w:val="21"/>
+        </w:numPr>
+        <w:ind w:firstLineChars="0"/>
+      </w:pPr>
+      <w:r>
+        <w:rPr>
+          <w:rFonts w:hint="eastAsia"/>
+        </w:rPr>
+        <w:t>idxLevel</w:t>
+      </w:r>
+      <w:r>
+        <w:rPr>
+          <w:rFonts w:hint="eastAsia"/>
+        </w:rPr>
+        <w:t>：</w:t>
+      </w:r>
+      <w:r>
+        <w:rPr>
+          <w:rFonts w:hint="eastAsia"/>
+        </w:rPr>
+        <w:t>index</w:t>
+      </w:r>
+      <w:r>
+        <w:rPr>
+          <w:rFonts w:hint="eastAsia"/>
+        </w:rPr>
+        <w:t>的层数</w:t>
+      </w:r>
+      <w:r>
+        <w:rPr>
+          <w:rFonts w:hint="eastAsia"/>
+        </w:rPr>
+        <w:t>（默认是</w:t>
+      </w:r>
+      <w:r>
+        <w:rPr>
+          <w:rFonts w:hint="eastAsia"/>
+        </w:rPr>
+        <w:t>1</w:t>
+      </w:r>
+      <w:r>
+        <w:rPr>
+          <w:rFonts w:hint="eastAsia"/>
+        </w:rPr>
+        <w:t>）</w:t>
       </w:r>
     </w:p>
     <w:p>
@@ -15941,11 +17196,6 @@
       </w:r>
     </w:p>
     <w:p>
-      <w:pPr>
-        <w:rPr>
-          <w:rFonts w:hint="eastAsia"/>
-        </w:rPr>
-      </w:pPr>
       <m:oMathPara>
         <m:oMath>
           <m:r>
@@ -15955,25 +17205,7 @@
             <w:rPr>
               <w:rFonts w:ascii="Cambria Math" w:hAnsi="Cambria Math"/>
             </w:rPr>
-            <m:t>fetchedPageNum=</m:t>
-          </m:r>
-          <m:r>
-            <m:rPr>
-              <m:sty m:val="p"/>
-            </m:rPr>
-            <w:rPr>
-              <w:rFonts w:ascii="Cambria Math" w:hAnsi="Cambria Math"/>
-            </w:rPr>
-            <m:t>pageNum*</m:t>
-          </m:r>
-          <m:r>
-            <m:rPr>
-              <m:sty m:val="p"/>
-            </m:rPr>
-            <w:rPr>
-              <w:rFonts w:ascii="Cambria Math" w:hAnsi="Cambria Math"/>
-            </w:rPr>
-            <m:t>idxSelectivity</m:t>
+            <m:t>fetchedPageNum=pageNum*idxSelectivity</m:t>
           </m:r>
         </m:oMath>
       </m:oMathPara>
@@ -16097,6 +17329,12 @@
         <w:rPr>
           <w:rFonts w:hint="eastAsia"/>
         </w:rPr>
+        <w:t>扫描的</w:t>
+      </w:r>
+      <w:r>
+        <w:rPr>
+          <w:rFonts w:hint="eastAsia"/>
+        </w:rPr>
         <w:t>总代价：</w:t>
       </w:r>
     </w:p>
@@ -16129,7 +17367,6 @@
         <w:rPr>
           <w:rFonts w:hint="eastAsia"/>
         </w:rPr>
-        <w:lastRenderedPageBreak/>
         <w:t xml:space="preserve">startCost = </w:t>
       </w:r>
       <w:r>
@@ -16143,6 +17380,12 @@
           <w:rFonts w:hint="eastAsia"/>
         </w:rPr>
         <w:t>ScanStartCost</w:t>
+      </w:r>
+      <w:r>
+        <w:rPr>
+          <w:rFonts w:hint="eastAsia"/>
+        </w:rPr>
+        <w:t xml:space="preserve"> + cpuPredCost * idxLevel</w:t>
       </w:r>
     </w:p>
     <w:p>
@@ -16153,9 +17396,6 @@
           <w:numId w:val="29"/>
         </w:numPr>
         <w:ind w:firstLineChars="0"/>
-        <w:rPr>
-          <w:rFonts w:hint="eastAsia"/>
-        </w:rPr>
       </w:pPr>
       <w:r>
         <w:rPr>
@@ -16193,6 +17433,88 @@
       </w:r>
     </w:p>
     <w:p/>
+    <w:p>
+      <w:r>
+        <w:rPr>
+          <w:rFonts w:hint="eastAsia"/>
+        </w:rPr>
+        <w:t>注：</w:t>
+      </w:r>
+    </w:p>
+    <w:p>
+      <w:pPr>
+        <w:pStyle w:val="ListParagraph"/>
+        <w:numPr>
+          <w:ilvl w:val="0"/>
+          <w:numId w:val="38"/>
+        </w:numPr>
+        <w:ind w:firstLineChars="0"/>
+      </w:pPr>
+      <w:r>
+        <w:rPr>
+          <w:rFonts w:hint="eastAsia"/>
+        </w:rPr>
+        <w:t>启动代价中需要计算找到第一条符合要求的索引项的代价（此处忽略</w:t>
+      </w:r>
+      <w:r>
+        <w:rPr>
+          <w:rFonts w:hint="eastAsia"/>
+        </w:rPr>
+        <w:t>IO</w:t>
+      </w:r>
+      <w:r>
+        <w:rPr>
+          <w:rFonts w:hint="eastAsia"/>
+        </w:rPr>
+        <w:t>代价及每层进行二分查找的</w:t>
+      </w:r>
+      <w:r>
+        <w:rPr>
+          <w:rFonts w:hint="eastAsia"/>
+        </w:rPr>
+        <w:t>CPU</w:t>
+      </w:r>
+      <w:r>
+        <w:rPr>
+          <w:rFonts w:hint="eastAsia"/>
+        </w:rPr>
+        <w:t>代价）</w:t>
+      </w:r>
+    </w:p>
+    <w:p>
+      <w:pPr>
+        <w:pStyle w:val="ListParagraph"/>
+        <w:numPr>
+          <w:ilvl w:val="0"/>
+          <w:numId w:val="38"/>
+        </w:numPr>
+        <w:ind w:firstLineChars="0"/>
+      </w:pPr>
+      <w:r>
+        <w:rPr>
+          <w:rFonts w:hint="eastAsia"/>
+        </w:rPr>
+        <w:t>pageNum &lt; maxpagetoignoreio</w:t>
+      </w:r>
+      <w:r>
+        <w:rPr>
+          <w:rFonts w:hint="eastAsia"/>
+        </w:rPr>
+        <w:t>时不计算</w:t>
+      </w:r>
+      <w:r>
+        <w:rPr>
+          <w:rFonts w:hint="eastAsia"/>
+        </w:rPr>
+        <w:t>IO</w:t>
+      </w:r>
+      <w:r>
+        <w:rPr>
+          <w:rFonts w:hint="eastAsia"/>
+        </w:rPr>
+        <w:t>代价</w:t>
+      </w:r>
+    </w:p>
     <w:p/>
     <w:p>
       <w:pPr>
@@ -16260,6 +17582,7 @@
         <w:rPr>
           <w:rFonts w:hint="eastAsia"/>
         </w:rPr>
+        <w:lastRenderedPageBreak/>
         <w:t>inputDocNum</w:t>
       </w:r>
       <w:r>
@@ -16907,7 +18230,6 @@
         <w:rPr>
           <w:rFonts w:hint="eastAsia"/>
         </w:rPr>
-        <w:lastRenderedPageBreak/>
         <w:t>总代价：</w:t>
       </w:r>
     </w:p>
@@ -16963,9 +18285,6 @@
           <w:numId w:val="30"/>
         </w:numPr>
         <w:ind w:firstLineChars="0"/>
-        <w:rPr>
-          <w:rFonts w:hint="eastAsia"/>
-        </w:rPr>
       </w:pPr>
       <w:r>
         <w:rPr>
@@ -17040,6 +18359,7 @@
         <w:rPr>
           <w:rFonts w:hint="eastAsia"/>
         </w:rPr>
+        <w:lastRenderedPageBreak/>
         <w:t>limitNum</w:t>
       </w:r>
     </w:p>
@@ -17205,9 +18525,6 @@
           <w:numId w:val="32"/>
         </w:numPr>
         <w:ind w:firstLineChars="0"/>
-        <w:rPr>
-          <w:rFonts w:hint="eastAsia"/>
-        </w:rPr>
       </w:pPr>
       <w:r>
         <w:rPr>
@@ -17265,7 +18582,6 @@
         <w:rPr>
           <w:rFonts w:hint="eastAsia"/>
         </w:rPr>
-        <w:lastRenderedPageBreak/>
         <w:t>主要操作流程</w:t>
       </w:r>
     </w:p>
@@ -17524,7 +18840,14 @@
         <w:rPr>
           <w:rFonts w:hint="eastAsia"/>
         </w:rPr>
-        <w:t>根据查询条件及统计信息重新估算查询计划是否仍然适合</w:t>
+        <w:t>根据查询条件及统计信息重新估算查询计划是否仍然适</w:t>
+      </w:r>
+      <w:r>
+        <w:rPr>
+          <w:rFonts w:hint="eastAsia"/>
+        </w:rPr>
+        <w:lastRenderedPageBreak/>
+        <w:t>合</w:t>
       </w:r>
       <w:r>
         <w:rPr>
@@ -17650,7 +18973,6 @@
           <w:rFonts w:hint="eastAsia"/>
           <w:noProof/>
         </w:rPr>
-        <w:lastRenderedPageBreak/>
         <w:drawing>
           <wp:inline distT="0" distB="0" distL="0" distR="0">
             <wp:extent cx="2638208" cy="2538724"/>
@@ -17784,7 +19106,13 @@
         <w:rPr>
           <w:rFonts w:hint="eastAsia"/>
         </w:rPr>
-        <w:t>10%</w:t>
+        <w:t>25</w:t>
+      </w:r>
+      <w:r>
+        <w:rPr>
+          <w:rFonts w:hint="eastAsia"/>
+        </w:rPr>
+        <w:t>%</w:t>
       </w:r>
       <w:r>
         <w:rPr>
@@ -17821,6 +19149,72 @@
         <w:t>索引方向）</w:t>
       </w:r>
     </w:p>
+    <w:p>
+      <w:pPr>
+        <w:pStyle w:val="ListParagraph"/>
+        <w:numPr>
+          <w:ilvl w:val="1"/>
+          <w:numId w:val="27"/>
+        </w:numPr>
+        <w:ind w:firstLineChars="0"/>
+      </w:pPr>
+      <w:r>
+        <w:rPr>
+          <w:rFonts w:hint="eastAsia"/>
+        </w:rPr>
+        <w:t>达到以下条件之一终止搜索</w:t>
+      </w:r>
+    </w:p>
+    <w:p>
+      <w:pPr>
+        <w:pStyle w:val="ListParagraph"/>
+        <w:numPr>
+          <w:ilvl w:val="2"/>
+          <w:numId w:val="27"/>
+        </w:numPr>
+        <w:ind w:firstLineChars="0"/>
+      </w:pPr>
+      <w:r>
+        <w:rPr>
+          <w:rFonts w:hint="eastAsia"/>
+        </w:rPr>
+        <w:t>已获得</w:t>
+      </w:r>
+      <w:r>
+        <w:rPr>
+          <w:rFonts w:hint="eastAsia"/>
+        </w:rPr>
+        <w:t>5</w:t>
+      </w:r>
+      <w:r>
+        <w:rPr>
+          <w:rFonts w:hint="eastAsia"/>
+        </w:rPr>
+        <w:t>个或以上候选计划</w:t>
+      </w:r>
+    </w:p>
+    <w:p>
+      <w:pPr>
+        <w:pStyle w:val="ListParagraph"/>
+        <w:numPr>
+          <w:ilvl w:val="2"/>
+          <w:numId w:val="27"/>
+        </w:numPr>
+        <w:ind w:firstLineChars="0"/>
+      </w:pPr>
+      <w:r>
+        <w:rPr>
+          <w:rFonts w:hint="eastAsia"/>
+        </w:rPr>
+        <w:t>获得的最好候选计划的代价小于表扫描计划的</w:t>
+      </w:r>
+      <w:r>
+        <w:rPr>
+          <w:rFonts w:hint="eastAsia"/>
+        </w:rPr>
+        <w:t>1/10</w:t>
+      </w:r>
+    </w:p>
     <w:p/>
     <w:p>
       <w:pPr>
@@ -17840,11 +19234,6 @@
       </w:r>
     </w:p>
     <w:p>
-      <w:pPr>
-        <w:rPr>
-          <w:rFonts w:hint="eastAsia"/>
-        </w:rPr>
-      </w:pPr>
       <w:r>
         <w:rPr>
           <w:rFonts w:hint="eastAsia"/>
@@ -19272,6 +20661,92 @@
     </w:lvl>
   </w:abstractNum>
   <w:abstractNum w:abstractNumId="2">
+    <w:nsid w:val="0ED412BD"/>
+    <w:multiLevelType w:val="hybridMultilevel"/>
+    <w:tmpl w:val="18DAD2D8"/>
+    <w:lvl w:ilvl="0" w:tplc="0409000F">
+      <w:start w:val="1"/>
+      <w:numFmt w:val="decimal"/>
+      <w:lvlText w:val="%1."/>
+      <w:lvlJc w:val="left"/>
+      <w:pPr>
+        <w:ind w:left="777" w:hanging="420"/>
+      </w:pPr>
+    </w:lvl>
+    <w:lvl w:ilvl="1" w:tplc="04090019" w:tentative="1">
+      <w:start w:val="1"/>
+      <w:numFmt w:val="lowerLetter"/>
+      <w:lvlText w:val="%2)"/>
+      <w:lvlJc w:val="left"/>
+      <w:pPr>
+        <w:ind w:left="1197" w:hanging="420"/>
+      </w:pPr>
+    </w:lvl>
+    <w:lvl w:ilvl="2" w:tplc="0409001B" w:tentative="1">
+      <w:start w:val="1"/>
+      <w:numFmt w:val="lowerRoman"/>
+      <w:lvlText w:val="%3."/>
+      <w:lvlJc w:val="right"/>
+      <w:pPr>
+        <w:ind w:left="1617" w:hanging="420"/>
+      </w:pPr>
+    </w:lvl>
+    <w:lvl w:ilvl="3" w:tplc="0409000F" w:tentative="1">
+      <w:start w:val="1"/>
+      <w:numFmt w:val="decimal"/>
+      <w:lvlText w:val="%4."/>
+      <w:lvlJc w:val="left"/>
+      <w:pPr>
+        <w:ind w:left="2037" w:hanging="420"/>
+      </w:pPr>
+    </w:lvl>
+    <w:lvl w:ilvl="4" w:tplc="04090019" w:tentative="1">
+      <w:start w:val="1"/>
+      <w:numFmt w:val="lowerLetter"/>
+      <w:lvlText w:val="%5)"/>
+      <w:lvlJc w:val="left"/>
+      <w:pPr>
+        <w:ind w:left="2457" w:hanging="420"/>
+      </w:pPr>
+    </w:lvl>
+    <w:lvl w:ilvl="5" w:tplc="0409001B" w:tentative="1">
+      <w:start w:val="1"/>
+      <w:numFmt w:val="lowerRoman"/>
+      <w:lvlText w:val="%6."/>
+      <w:lvlJc w:val="right"/>
+      <w:pPr>
+        <w:ind w:left="2877" w:hanging="420"/>
+      </w:pPr>
+    </w:lvl>
+    <w:lvl w:ilvl="6" w:tplc="0409000F" w:tentative="1">
+      <w:start w:val="1"/>
+      <w:numFmt w:val="decimal"/>
+      <w:lvlText w:val="%7."/>
+      <w:lvlJc w:val="left"/>
+      <w:pPr>
+        <w:ind w:left="3297" w:hanging="420"/>
+      </w:pPr>
+    </w:lvl>
+    <w:lvl w:ilvl="7" w:tplc="04090019" w:tentative="1">
+      <w:start w:val="1"/>
+      <w:numFmt w:val="lowerLetter"/>
+      <w:lvlText w:val="%8)"/>
+      <w:lvlJc w:val="left"/>
+      <w:pPr>
+        <w:ind w:left="3717" w:hanging="420"/>
+      </w:pPr>
+    </w:lvl>
+    <w:lvl w:ilvl="8" w:tplc="0409001B" w:tentative="1">
+      <w:start w:val="1"/>
+      <w:numFmt w:val="lowerRoman"/>
+      <w:lvlText w:val="%9."/>
+      <w:lvlJc w:val="right"/>
+      <w:pPr>
+        <w:ind w:left="4137" w:hanging="420"/>
+      </w:pPr>
+    </w:lvl>
+  </w:abstractNum>
+  <w:abstractNum w:abstractNumId="3">
     <w:nsid w:val="10717222"/>
     <w:multiLevelType w:val="hybridMultilevel"/>
     <w:tmpl w:val="A6CE9C5A"/>
@@ -19357,7 +20832,7 @@
       </w:pPr>
     </w:lvl>
   </w:abstractNum>
-  <w:abstractNum w:abstractNumId="3">
+  <w:abstractNum w:abstractNumId="4">
     <w:nsid w:val="1A3754D7"/>
     <w:multiLevelType w:val="hybridMultilevel"/>
     <w:tmpl w:val="0430082C"/>
@@ -19443,10 +20918,10 @@
       </w:pPr>
     </w:lvl>
   </w:abstractNum>
-  <w:abstractNum w:abstractNumId="4">
+  <w:abstractNum w:abstractNumId="5">
     <w:nsid w:val="1A3D5245"/>
     <w:multiLevelType w:val="hybridMultilevel"/>
-    <w:tmpl w:val="1700BF38"/>
+    <w:tmpl w:val="6ACA6A1C"/>
     <w:lvl w:ilvl="0" w:tplc="0409000F">
       <w:start w:val="1"/>
       <w:numFmt w:val="decimal"/>
@@ -19465,11 +20940,11 @@
         <w:ind w:left="1197" w:hanging="420"/>
       </w:pPr>
     </w:lvl>
-    <w:lvl w:ilvl="2" w:tplc="0409001B" w:tentative="1">
-      <w:start w:val="1"/>
-      <w:numFmt w:val="lowerRoman"/>
+    <w:lvl w:ilvl="2" w:tplc="0409000F">
+      <w:start w:val="1"/>
+      <w:numFmt w:val="decimal"/>
       <w:lvlText w:val="%3."/>
-      <w:lvlJc w:val="right"/>
+      <w:lvlJc w:val="left"/>
       <w:pPr>
         <w:ind w:left="1617" w:hanging="420"/>
       </w:pPr>
@@ -19529,7 +21004,7 @@
       </w:pPr>
     </w:lvl>
   </w:abstractNum>
-  <w:abstractNum w:abstractNumId="5">
+  <w:abstractNum w:abstractNumId="6">
     <w:nsid w:val="22501AA3"/>
     <w:multiLevelType w:val="hybridMultilevel"/>
     <w:tmpl w:val="B284E796"/>
@@ -19625,7 +21100,7 @@
       </w:pPr>
     </w:lvl>
   </w:abstractNum>
-  <w:abstractNum w:abstractNumId="6">
+  <w:abstractNum w:abstractNumId="7">
     <w:nsid w:val="243E0CCF"/>
     <w:multiLevelType w:val="hybridMultilevel"/>
     <w:tmpl w:val="A5DA14FA"/>
@@ -19711,7 +21186,7 @@
       </w:pPr>
     </w:lvl>
   </w:abstractNum>
-  <w:abstractNum w:abstractNumId="7">
+  <w:abstractNum w:abstractNumId="8">
     <w:nsid w:val="2525446D"/>
     <w:multiLevelType w:val="hybridMultilevel"/>
     <w:tmpl w:val="B15471B8"/>
@@ -19797,7 +21272,7 @@
       </w:pPr>
     </w:lvl>
   </w:abstractNum>
-  <w:abstractNum w:abstractNumId="8">
+  <w:abstractNum w:abstractNumId="9">
     <w:nsid w:val="25D466ED"/>
     <w:multiLevelType w:val="hybridMultilevel"/>
     <w:tmpl w:val="D62AB29E"/>
@@ -19883,7 +21358,7 @@
       </w:pPr>
     </w:lvl>
   </w:abstractNum>
-  <w:abstractNum w:abstractNumId="9">
+  <w:abstractNum w:abstractNumId="10">
     <w:nsid w:val="2774345C"/>
     <w:multiLevelType w:val="hybridMultilevel"/>
     <w:tmpl w:val="C7E8AB62"/>
@@ -19969,7 +21444,7 @@
       </w:pPr>
     </w:lvl>
   </w:abstractNum>
-  <w:abstractNum w:abstractNumId="10">
+  <w:abstractNum w:abstractNumId="11">
     <w:nsid w:val="28132143"/>
     <w:multiLevelType w:val="hybridMultilevel"/>
     <w:tmpl w:val="77F8EFF6"/>
@@ -20055,7 +21530,7 @@
       </w:pPr>
     </w:lvl>
   </w:abstractNum>
-  <w:abstractNum w:abstractNumId="11">
+  <w:abstractNum w:abstractNumId="12">
     <w:nsid w:val="2A5D76F3"/>
     <w:multiLevelType w:val="hybridMultilevel"/>
     <w:tmpl w:val="5CF8F2B0"/>
@@ -20141,7 +21616,7 @@
       </w:pPr>
     </w:lvl>
   </w:abstractNum>
-  <w:abstractNum w:abstractNumId="12">
+  <w:abstractNum w:abstractNumId="13">
     <w:nsid w:val="2BF75678"/>
     <w:multiLevelType w:val="hybridMultilevel"/>
     <w:tmpl w:val="7FCC3B4E"/>
@@ -20227,7 +21702,7 @@
       </w:pPr>
     </w:lvl>
   </w:abstractNum>
-  <w:abstractNum w:abstractNumId="13">
+  <w:abstractNum w:abstractNumId="14">
     <w:nsid w:val="2C951A7D"/>
     <w:multiLevelType w:val="hybridMultilevel"/>
     <w:tmpl w:val="5CF8F2B0"/>
@@ -20313,7 +21788,7 @@
       </w:pPr>
     </w:lvl>
   </w:abstractNum>
-  <w:abstractNum w:abstractNumId="14">
+  <w:abstractNum w:abstractNumId="15">
     <w:nsid w:val="311658D8"/>
     <w:multiLevelType w:val="hybridMultilevel"/>
     <w:tmpl w:val="94F293F4"/>
@@ -20399,7 +21874,93 @@
       </w:pPr>
     </w:lvl>
   </w:abstractNum>
-  <w:abstractNum w:abstractNumId="15">
+  <w:abstractNum w:abstractNumId="16">
+    <w:nsid w:val="328A08F6"/>
+    <w:multiLevelType w:val="hybridMultilevel"/>
+    <w:tmpl w:val="56660F7A"/>
+    <w:lvl w:ilvl="0" w:tplc="0409000F">
+      <w:start w:val="1"/>
+      <w:numFmt w:val="decimal"/>
+      <w:lvlText w:val="%1."/>
+      <w:lvlJc w:val="left"/>
+      <w:pPr>
+        <w:ind w:left="777" w:hanging="420"/>
+      </w:pPr>
+    </w:lvl>
+    <w:lvl w:ilvl="1" w:tplc="0409000F">
+      <w:start w:val="1"/>
+      <w:numFmt w:val="decimal"/>
+      <w:lvlText w:val="%2."/>
+      <w:lvlJc w:val="left"/>
+      <w:pPr>
+        <w:ind w:left="1197" w:hanging="420"/>
+      </w:pPr>
+    </w:lvl>
+    <w:lvl w:ilvl="2" w:tplc="0409001B" w:tentative="1">
+      <w:start w:val="1"/>
+      <w:numFmt w:val="lowerRoman"/>
+      <w:lvlText w:val="%3."/>
+      <w:lvlJc w:val="right"/>
+      <w:pPr>
+        <w:ind w:left="1617" w:hanging="420"/>
+      </w:pPr>
+    </w:lvl>
+    <w:lvl w:ilvl="3" w:tplc="0409000F" w:tentative="1">
+      <w:start w:val="1"/>
+      <w:numFmt w:val="decimal"/>
+      <w:lvlText w:val="%4."/>
+      <w:lvlJc w:val="left"/>
+      <w:pPr>
+        <w:ind w:left="2037" w:hanging="420"/>
+      </w:pPr>
+    </w:lvl>
+    <w:lvl w:ilvl="4" w:tplc="04090019" w:tentative="1">
+      <w:start w:val="1"/>
+      <w:numFmt w:val="lowerLetter"/>
+      <w:lvlText w:val="%5)"/>
+      <w:lvlJc w:val="left"/>
+      <w:pPr>
+        <w:ind w:left="2457" w:hanging="420"/>
+      </w:pPr>
+    </w:lvl>
+    <w:lvl w:ilvl="5" w:tplc="0409001B" w:tentative="1">
+      <w:start w:val="1"/>
+      <w:numFmt w:val="lowerRoman"/>
+      <w:lvlText w:val="%6."/>
+      <w:lvlJc w:val="right"/>
+      <w:pPr>
+        <w:ind w:left="2877" w:hanging="420"/>
+      </w:pPr>
+    </w:lvl>
+    <w:lvl w:ilvl="6" w:tplc="0409000F" w:tentative="1">
+      <w:start w:val="1"/>
+      <w:numFmt w:val="decimal"/>
+      <w:lvlText w:val="%7."/>
+      <w:lvlJc w:val="left"/>
+      <w:pPr>
+        <w:ind w:left="3297" w:hanging="420"/>
+      </w:pPr>
+    </w:lvl>
+    <w:lvl w:ilvl="7" w:tplc="04090019" w:tentative="1">
+      <w:start w:val="1"/>
+      <w:numFmt w:val="lowerLetter"/>
+      <w:lvlText w:val="%8)"/>
+      <w:lvlJc w:val="left"/>
+      <w:pPr>
+        <w:ind w:left="3717" w:hanging="420"/>
+      </w:pPr>
+    </w:lvl>
+    <w:lvl w:ilvl="8" w:tplc="0409001B" w:tentative="1">
+      <w:start w:val="1"/>
+      <w:numFmt w:val="lowerRoman"/>
+      <w:lvlText w:val="%9."/>
+      <w:lvlJc w:val="right"/>
+      <w:pPr>
+        <w:ind w:left="4137" w:hanging="420"/>
+      </w:pPr>
+    </w:lvl>
+  </w:abstractNum>
+  <w:abstractNum w:abstractNumId="17">
     <w:nsid w:val="3C7B0A3D"/>
     <w:multiLevelType w:val="hybridMultilevel"/>
     <w:tmpl w:val="33B292F4"/>
@@ -20485,10 +22046,10 @@
       </w:pPr>
     </w:lvl>
   </w:abstractNum>
-  <w:abstractNum w:abstractNumId="16">
+  <w:abstractNum w:abstractNumId="18">
     <w:nsid w:val="43C7618A"/>
     <w:multiLevelType w:val="hybridMultilevel"/>
-    <w:tmpl w:val="57724CEC"/>
+    <w:tmpl w:val="7CA2E9E2"/>
     <w:lvl w:ilvl="0" w:tplc="0409000F">
       <w:start w:val="1"/>
       <w:numFmt w:val="decimal"/>
@@ -20498,10 +22059,10 @@
         <w:ind w:left="777" w:hanging="420"/>
       </w:pPr>
     </w:lvl>
-    <w:lvl w:ilvl="1" w:tplc="04090019" w:tentative="1">
-      <w:start w:val="1"/>
-      <w:numFmt w:val="lowerLetter"/>
-      <w:lvlText w:val="%2)"/>
+    <w:lvl w:ilvl="1" w:tplc="0409000F">
+      <w:start w:val="1"/>
+      <w:numFmt w:val="decimal"/>
+      <w:lvlText w:val="%2."/>
       <w:lvlJc w:val="left"/>
       <w:pPr>
         <w:ind w:left="1197" w:hanging="420"/>
@@ -20571,7 +22132,7 @@
       </w:pPr>
     </w:lvl>
   </w:abstractNum>
-  <w:abstractNum w:abstractNumId="17">
+  <w:abstractNum w:abstractNumId="19">
     <w:nsid w:val="456E5E7F"/>
     <w:multiLevelType w:val="hybridMultilevel"/>
     <w:tmpl w:val="F84C1C24"/>
@@ -20657,7 +22218,7 @@
       </w:pPr>
     </w:lvl>
   </w:abstractNum>
-  <w:abstractNum w:abstractNumId="18">
+  <w:abstractNum w:abstractNumId="20">
     <w:nsid w:val="46160CB3"/>
     <w:multiLevelType w:val="hybridMultilevel"/>
     <w:tmpl w:val="E06E7EAA"/>
@@ -20743,7 +22304,7 @@
       </w:pPr>
     </w:lvl>
   </w:abstractNum>
-  <w:abstractNum w:abstractNumId="19">
+  <w:abstractNum w:abstractNumId="21">
     <w:nsid w:val="491C6FEC"/>
     <w:multiLevelType w:val="hybridMultilevel"/>
     <w:tmpl w:val="FC20091E"/>
@@ -20829,7 +22390,7 @@
       </w:pPr>
     </w:lvl>
   </w:abstractNum>
-  <w:abstractNum w:abstractNumId="20">
+  <w:abstractNum w:abstractNumId="22">
     <w:nsid w:val="511D16BF"/>
     <w:multiLevelType w:val="hybridMultilevel"/>
     <w:tmpl w:val="B7E455EC"/>
@@ -20915,7 +22476,7 @@
       </w:pPr>
     </w:lvl>
   </w:abstractNum>
-  <w:abstractNum w:abstractNumId="21">
+  <w:abstractNum w:abstractNumId="23">
     <w:nsid w:val="51CE12CF"/>
     <w:multiLevelType w:val="hybridMultilevel"/>
     <w:tmpl w:val="70588118"/>
@@ -21001,7 +22562,7 @@
       </w:pPr>
     </w:lvl>
   </w:abstractNum>
-  <w:abstractNum w:abstractNumId="22">
+  <w:abstractNum w:abstractNumId="24">
     <w:nsid w:val="589E00D2"/>
     <w:multiLevelType w:val="hybridMultilevel"/>
     <w:tmpl w:val="DB6EB604"/>
@@ -21088,7 +22649,7 @@
       </w:pPr>
     </w:lvl>
   </w:abstractNum>
-  <w:abstractNum w:abstractNumId="23">
+  <w:abstractNum w:abstractNumId="25">
     <w:nsid w:val="58D104CF"/>
     <w:multiLevelType w:val="hybridMultilevel"/>
     <w:tmpl w:val="4D3EC302"/>
@@ -21174,7 +22735,7 @@
       </w:pPr>
     </w:lvl>
   </w:abstractNum>
-  <w:abstractNum w:abstractNumId="24">
+  <w:abstractNum w:abstractNumId="26">
     <w:nsid w:val="5E2909F2"/>
     <w:multiLevelType w:val="hybridMultilevel"/>
     <w:tmpl w:val="4EF2344A"/>
@@ -21260,7 +22821,7 @@
       </w:pPr>
     </w:lvl>
   </w:abstractNum>
-  <w:abstractNum w:abstractNumId="25">
+  <w:abstractNum w:abstractNumId="27">
     <w:nsid w:val="5FDE1870"/>
     <w:multiLevelType w:val="hybridMultilevel"/>
     <w:tmpl w:val="5CF8F2B0"/>
@@ -21346,7 +22907,7 @@
       </w:pPr>
     </w:lvl>
   </w:abstractNum>
-  <w:abstractNum w:abstractNumId="26">
+  <w:abstractNum w:abstractNumId="28">
     <w:nsid w:val="678829F8"/>
     <w:multiLevelType w:val="hybridMultilevel"/>
     <w:tmpl w:val="F6F0204C"/>
@@ -21432,7 +22993,7 @@
       </w:pPr>
     </w:lvl>
   </w:abstractNum>
-  <w:abstractNum w:abstractNumId="27">
+  <w:abstractNum w:abstractNumId="29">
     <w:nsid w:val="69691D4A"/>
     <w:multiLevelType w:val="hybridMultilevel"/>
     <w:tmpl w:val="C08421E0"/>
@@ -21518,7 +23079,7 @@
       </w:pPr>
     </w:lvl>
   </w:abstractNum>
-  <w:abstractNum w:abstractNumId="28">
+  <w:abstractNum w:abstractNumId="30">
     <w:nsid w:val="6B945E0B"/>
     <w:multiLevelType w:val="hybridMultilevel"/>
     <w:tmpl w:val="A1723A0A"/>
@@ -21604,7 +23165,7 @@
       </w:pPr>
     </w:lvl>
   </w:abstractNum>
-  <w:abstractNum w:abstractNumId="29">
+  <w:abstractNum w:abstractNumId="31">
     <w:nsid w:val="6E383317"/>
     <w:multiLevelType w:val="hybridMultilevel"/>
     <w:tmpl w:val="6342451E"/>
@@ -21690,7 +23251,7 @@
       </w:pPr>
     </w:lvl>
   </w:abstractNum>
-  <w:abstractNum w:abstractNumId="30">
+  <w:abstractNum w:abstractNumId="32">
     <w:nsid w:val="710E6BEA"/>
     <w:multiLevelType w:val="hybridMultilevel"/>
     <w:tmpl w:val="A1BC12D8"/>
@@ -21776,7 +23337,7 @@
       </w:pPr>
     </w:lvl>
   </w:abstractNum>
-  <w:abstractNum w:abstractNumId="31">
+  <w:abstractNum w:abstractNumId="33">
     <w:nsid w:val="759E7899"/>
     <w:multiLevelType w:val="hybridMultilevel"/>
     <w:tmpl w:val="4E4ADE26"/>
@@ -21862,7 +23423,7 @@
       </w:pPr>
     </w:lvl>
   </w:abstractNum>
-  <w:abstractNum w:abstractNumId="32">
+  <w:abstractNum w:abstractNumId="34">
     <w:nsid w:val="77DD29FA"/>
     <w:multiLevelType w:val="hybridMultilevel"/>
     <w:tmpl w:val="1E04CB66"/>
@@ -21948,7 +23509,7 @@
       </w:pPr>
     </w:lvl>
   </w:abstractNum>
-  <w:abstractNum w:abstractNumId="33">
+  <w:abstractNum w:abstractNumId="35">
     <w:nsid w:val="7C2D2B07"/>
     <w:multiLevelType w:val="hybridMultilevel"/>
     <w:tmpl w:val="33B292F4"/>
@@ -22034,7 +23595,7 @@
       </w:pPr>
     </w:lvl>
   </w:abstractNum>
-  <w:abstractNum w:abstractNumId="34">
+  <w:abstractNum w:abstractNumId="36">
     <w:nsid w:val="7C8D7A75"/>
     <w:multiLevelType w:val="hybridMultilevel"/>
     <w:tmpl w:val="4E4ADE26"/>
@@ -22120,7 +23681,7 @@
       </w:pPr>
     </w:lvl>
   </w:abstractNum>
-  <w:abstractNum w:abstractNumId="35">
+  <w:abstractNum w:abstractNumId="37">
     <w:nsid w:val="7F872A9E"/>
     <w:multiLevelType w:val="hybridMultilevel"/>
     <w:tmpl w:val="7526D4A8"/>
@@ -22207,76 +23768,76 @@
     </w:lvl>
   </w:abstractNum>
   <w:num w:numId="1">
-    <w:abstractNumId w:val="5"/>
+    <w:abstractNumId w:val="6"/>
   </w:num>
   <w:num w:numId="2">
-    <w:abstractNumId w:val="22"/>
+    <w:abstractNumId w:val="24"/>
   </w:num>
   <w:num w:numId="3">
-    <w:abstractNumId w:val="6"/>
+    <w:abstractNumId w:val="7"/>
   </w:num>
   <w:num w:numId="4">
-    <w:abstractNumId w:val="12"/>
+    <w:abstractNumId w:val="13"/>
   </w:num>
   <w:num w:numId="5">
+    <w:abstractNumId w:val="10"/>
+  </w:num>
+  <w:num w:numId="6">
+    <w:abstractNumId w:val="11"/>
+  </w:num>
+  <w:num w:numId="7">
+    <w:abstractNumId w:val="31"/>
+  </w:num>
+  <w:num w:numId="8">
+    <w:abstractNumId w:val="28"/>
+  </w:num>
+  <w:num w:numId="9">
+    <w:abstractNumId w:val="29"/>
+  </w:num>
+  <w:num w:numId="10">
+    <w:abstractNumId w:val="25"/>
+  </w:num>
+  <w:num w:numId="11">
+    <w:abstractNumId w:val="20"/>
+  </w:num>
+  <w:num w:numId="12">
+    <w:abstractNumId w:val="15"/>
+  </w:num>
+  <w:num w:numId="13">
     <w:abstractNumId w:val="9"/>
   </w:num>
-  <w:num w:numId="6">
-    <w:abstractNumId w:val="10"/>
+  <w:num w:numId="14">
+    <w:abstractNumId w:val="17"/>
   </w:num>
-  <w:num w:numId="7">
-    <w:abstractNumId w:val="29"/>
+  <w:num w:numId="15">
+    <w:abstractNumId w:val="21"/>
   </w:num>
-  <w:num w:numId="8">
+  <w:num w:numId="16">
+    <w:abstractNumId w:val="18"/>
+  </w:num>
+  <w:num w:numId="17">
+    <w:abstractNumId w:val="32"/>
+  </w:num>
+  <w:num w:numId="18">
+    <w:abstractNumId w:val="3"/>
+  </w:num>
+  <w:num w:numId="19">
+    <w:abstractNumId w:val="34"/>
+  </w:num>
+  <w:num w:numId="20">
+    <w:abstractNumId w:val="8"/>
+  </w:num>
+  <w:num w:numId="21">
+    <w:abstractNumId w:val="19"/>
+  </w:num>
+  <w:num w:numId="22">
+    <w:abstractNumId w:val="23"/>
+  </w:num>
+  <w:num w:numId="23">
     <w:abstractNumId w:val="26"/>
   </w:num>
-  <w:num w:numId="9">
-    <w:abstractNumId w:val="27"/>
-  </w:num>
-  <w:num w:numId="10">
-    <w:abstractNumId w:val="23"/>
-  </w:num>
-  <w:num w:numId="11">
-    <w:abstractNumId w:val="18"/>
-  </w:num>
-  <w:num w:numId="12">
-    <w:abstractNumId w:val="14"/>
-  </w:num>
-  <w:num w:numId="13">
-    <w:abstractNumId w:val="8"/>
-  </w:num>
-  <w:num w:numId="14">
-    <w:abstractNumId w:val="15"/>
-  </w:num>
-  <w:num w:numId="15">
-    <w:abstractNumId w:val="19"/>
-  </w:num>
-  <w:num w:numId="16">
-    <w:abstractNumId w:val="16"/>
-  </w:num>
-  <w:num w:numId="17">
+  <w:num w:numId="24">
     <w:abstractNumId w:val="30"/>
-  </w:num>
-  <w:num w:numId="18">
-    <w:abstractNumId w:val="2"/>
-  </w:num>
-  <w:num w:numId="19">
-    <w:abstractNumId w:val="32"/>
-  </w:num>
-  <w:num w:numId="20">
-    <w:abstractNumId w:val="7"/>
-  </w:num>
-  <w:num w:numId="21">
-    <w:abstractNumId w:val="17"/>
-  </w:num>
-  <w:num w:numId="22">
-    <w:abstractNumId w:val="21"/>
-  </w:num>
-  <w:num w:numId="23">
-    <w:abstractNumId w:val="24"/>
-  </w:num>
-  <w:num w:numId="24">
-    <w:abstractNumId w:val="28"/>
   </w:num>
   <w:num w:numId="25">
     <w:abstractNumId w:val="1"/>
@@ -22285,34 +23846,40 @@
     <w:abstractNumId w:val="0"/>
   </w:num>
   <w:num w:numId="27">
+    <w:abstractNumId w:val="5"/>
+  </w:num>
+  <w:num w:numId="28">
+    <w:abstractNumId w:val="27"/>
+  </w:num>
+  <w:num w:numId="29">
+    <w:abstractNumId w:val="12"/>
+  </w:num>
+  <w:num w:numId="30">
+    <w:abstractNumId w:val="14"/>
+  </w:num>
+  <w:num w:numId="31">
+    <w:abstractNumId w:val="33"/>
+  </w:num>
+  <w:num w:numId="32">
+    <w:abstractNumId w:val="36"/>
+  </w:num>
+  <w:num w:numId="33">
     <w:abstractNumId w:val="4"/>
   </w:num>
-  <w:num w:numId="28">
-    <w:abstractNumId w:val="25"/>
+  <w:num w:numId="34">
+    <w:abstractNumId w:val="37"/>
   </w:num>
-  <w:num w:numId="29">
-    <w:abstractNumId w:val="11"/>
-  </w:num>
-  <w:num w:numId="30">
-    <w:abstractNumId w:val="13"/>
-  </w:num>
-  <w:num w:numId="31">
-    <w:abstractNumId w:val="31"/>
-  </w:num>
-  <w:num w:numId="32">
-    <w:abstractNumId w:val="34"/>
-  </w:num>
-  <w:num w:numId="33">
-    <w:abstractNumId w:val="3"/>
-  </w:num>
-  <w:num w:numId="34">
+  <w:num w:numId="35">
     <w:abstractNumId w:val="35"/>
   </w:num>
-  <w:num w:numId="35">
-    <w:abstractNumId w:val="33"/>
+  <w:num w:numId="36">
+    <w:abstractNumId w:val="22"/>
   </w:num>
-  <w:num w:numId="36">
-    <w:abstractNumId w:val="20"/>
+  <w:num w:numId="37">
+    <w:abstractNumId w:val="16"/>
+  </w:num>
+  <w:num w:numId="38">
+    <w:abstractNumId w:val="2"/>
   </w:num>
   <w:numIdMacAtCleanup w:val="34"/>
 </w:numbering>
@@ -22479,7 +24046,7 @@
   <w:style w:type="paragraph" w:default="1" w:styleId="Normal">
     <w:name w:val="Normal"/>
     <w:qFormat/>
-    <w:rsid w:val="009B35DD"/>
+    <w:rsid w:val="00E85D0D"/>
     <w:pPr>
       <w:widowControl w:val="0"/>
     </w:pPr>

--- a/internal_doc/03.开发设计/性能/Story_基于代价估算模型的查询优化.docx
+++ b/internal_doc/03.开发设计/性能/Story_基于代价估算模型的查询优化.docx
@@ -155,6 +155,36 @@
               </w:rPr>
               <w:t>Update estimation models</w:t>
             </w:r>
+          </w:p>
+        </w:tc>
+      </w:tr>
+      <w:tr>
+        <w:tc>
+          <w:tcPr>
+            <w:tcW w:w="2728" w:type="dxa"/>
+          </w:tcPr>
+          <w:p>
+            <w:pPr>
+              <w:ind w:left="0"/>
+              <w:jc w:val="left"/>
+              <w:rPr>
+                <w:rFonts w:hint="eastAsia"/>
+              </w:rPr>
+            </w:pPr>
+          </w:p>
+        </w:tc>
+        <w:tc>
+          <w:tcPr>
+            <w:tcW w:w="5437" w:type="dxa"/>
+          </w:tcPr>
+          <w:p>
+            <w:pPr>
+              <w:ind w:left="0"/>
+              <w:jc w:val="left"/>
+              <w:rPr>
+                <w:rFonts w:hint="eastAsia"/>
+              </w:rPr>
+            </w:pPr>
           </w:p>
         </w:tc>
       </w:tr>
@@ -9118,7 +9148,44 @@
         </m:oMath>
       </m:oMathPara>
     </w:p>
-    <w:p/>
+    <w:p>
+      <w:r>
+        <w:rPr>
+          <w:rFonts w:hint="eastAsia"/>
+        </w:rPr>
+        <w:t>注：</w:t>
+      </w:r>
+      <w:r>
+        <w:rPr>
+          <w:rFonts w:hint="eastAsia"/>
+        </w:rPr>
+        <w:t>valA</w:t>
+      </w:r>
+      <w:r>
+        <w:rPr>
+          <w:rFonts w:hint="eastAsia"/>
+        </w:rPr>
+        <w:t>是</w:t>
+      </w:r>
+      <w:r>
+        <w:rPr>
+          <w:rFonts w:hint="eastAsia"/>
+        </w:rPr>
+        <w:t>Boolean</w:t>
+      </w:r>
+      <w:r>
+        <w:rPr>
+          <w:rFonts w:hint="eastAsia"/>
+        </w:rPr>
+        <w:t>时，</w:t>
+      </w:r>
+      <w:r>
+        <w:rPr>
+          <w:rFonts w:hint="eastAsia"/>
+        </w:rPr>
+        <w:t>selectivity = 0.5</w:t>
+      </w:r>
+    </w:p>
     <w:p>
       <w:pPr>
         <w:pStyle w:val="Heading7"/>
@@ -9369,7 +9436,19 @@
         <w:rPr>
           <w:rFonts w:hint="eastAsia"/>
         </w:rPr>
-        <w:t xml:space="preserve"> valA &lt;= a &lt;= B</w:t>
+        <w:t xml:space="preserve"> valA &lt;= a &lt;= </w:t>
+      </w:r>
+      <w:r>
+        <w:rPr>
+          <w:rFonts w:hint="eastAsia"/>
+        </w:rPr>
+        <w:t>val</w:t>
+      </w:r>
+      <w:r>
+        <w:rPr>
+          <w:rFonts w:hint="eastAsia"/>
+        </w:rPr>
+        <w:t>B</w:t>
       </w:r>
     </w:p>
     <w:p>
@@ -9599,13 +9678,69 @@
           <w:numId w:val="37"/>
         </w:numPr>
         <w:ind w:firstLineChars="0"/>
-      </w:pPr>
-      <w:r>
-        <w:rPr>
-          <w:rFonts w:hint="eastAsia"/>
-        </w:rPr>
-        <w:t>其它数据类型，或者</w:t>
-      </w:r>
+        <w:rPr>
+          <w:rFonts w:hint="eastAsia"/>
+        </w:rPr>
+      </w:pPr>
+      <w:r>
+        <w:rPr>
+          <w:rFonts w:hint="eastAsia"/>
+        </w:rPr>
+        <w:t>其它数据类型</w:t>
+      </w:r>
+    </w:p>
+    <w:p>
+      <w:pPr>
+        <w:pStyle w:val="ListParagraph"/>
+        <w:numPr>
+          <w:ilvl w:val="1"/>
+          <w:numId w:val="37"/>
+        </w:numPr>
+        <w:ind w:firstLineChars="0"/>
+        <w:rPr>
+          <w:rFonts w:hint="eastAsia"/>
+        </w:rPr>
+      </w:pPr>
+      <w:r>
+        <w:rPr>
+          <w:rFonts w:hint="eastAsia"/>
+        </w:rPr>
+        <w:t>valA</w:t>
+      </w:r>
+      <w:r>
+        <w:rPr>
+          <w:rFonts w:hint="eastAsia"/>
+        </w:rPr>
+        <w:t>与</w:t>
+      </w:r>
+      <w:r>
+        <w:rPr>
+          <w:rFonts w:hint="eastAsia"/>
+        </w:rPr>
+        <w:t>valB</w:t>
+      </w:r>
+      <w:r>
+        <w:rPr>
+          <w:rFonts w:hint="eastAsia"/>
+        </w:rPr>
+        <w:t>数据类型相同：</w:t>
+      </w:r>
+      <w:r>
+        <w:rPr>
+          <w:rFonts w:hint="eastAsia"/>
+        </w:rPr>
+        <w:t>selectivity = 0.05</w:t>
+      </w:r>
+    </w:p>
+    <w:p>
+      <w:pPr>
+        <w:pStyle w:val="ListParagraph"/>
+        <w:numPr>
+          <w:ilvl w:val="1"/>
+          <w:numId w:val="37"/>
+        </w:numPr>
+        <w:ind w:firstLineChars="0"/>
+      </w:pPr>
       <w:r>
         <w:rPr>
           <w:rFonts w:hint="eastAsia"/>
@@ -9686,7 +9821,7 @@
         <w:rPr>
           <w:rFonts w:hint="eastAsia"/>
         </w:rPr>
-        <w:t>selectivity = min( 0.5</w:t>
+        <w:t>selectivity = min( 0.8</w:t>
       </w:r>
       <w:r>
         <w:rPr>
@@ -11298,6 +11433,7 @@
         <w:rPr>
           <w:rFonts w:hint="eastAsia"/>
         </w:rPr>
+        <w:lastRenderedPageBreak/>
         <w:t>string</w:t>
       </w:r>
       <w:r>
@@ -12442,7 +12578,14 @@
         <w:rPr>
           <w:rFonts w:hint="eastAsia"/>
         </w:rPr>
-        <w:t>因此组合索引的选择率为多个字段各自选择率的乘积</w:t>
+        <w:t>因此组合索引的选择率为多个字段各自选择率</w:t>
+      </w:r>
+      <w:r>
+        <w:rPr>
+          <w:rFonts w:hint="eastAsia"/>
+        </w:rPr>
+        <w:lastRenderedPageBreak/>
+        <w:t>的乘积</w:t>
       </w:r>
     </w:p>
     <w:p/>
@@ -12451,7 +12594,6 @@
         <w:rPr>
           <w:rFonts w:hint="eastAsia"/>
         </w:rPr>
-        <w:lastRenderedPageBreak/>
         <w:t>如果匹配条件都为（</w:t>
       </w:r>
       <w:r>
@@ -13316,6 +13458,7 @@
         <w:rPr>
           <w:rFonts w:hint="eastAsia"/>
         </w:rPr>
+        <w:lastRenderedPageBreak/>
         <w:t>结果集</w:t>
       </w:r>
       <w:r>
@@ -13720,6 +13863,7 @@
         <w:rPr>
           <w:rFonts w:hint="eastAsia"/>
         </w:rPr>
+        <w:lastRenderedPageBreak/>
         <w:t>预设</w:t>
       </w:r>
       <w:r>
@@ -14092,16 +14236,7 @@
                 <w:sz w:val="15"/>
                 <w:szCs w:val="15"/>
               </w:rPr>
-              <w:t>顺序扫描一个数据页</w:t>
-            </w:r>
-            <w:r>
-              <w:rPr>
-                <w:rFonts w:hint="eastAsia"/>
-                <w:sz w:val="15"/>
-                <w:szCs w:val="15"/>
-              </w:rPr>
-              <w:lastRenderedPageBreak/>
-              <w:t>所需代价</w:t>
+              <w:t>顺序扫描一个数据页所需代价</w:t>
             </w:r>
           </w:p>
         </w:tc>
@@ -15565,6 +15700,7 @@
                 <w:sz w:val="15"/>
                 <w:szCs w:val="15"/>
               </w:rPr>
+              <w:lastRenderedPageBreak/>
               <w:t>$nin</w:t>
             </w:r>
           </w:p>
@@ -16096,7 +16232,6 @@
         <w:rPr>
           <w:rFonts w:hint="eastAsia"/>
         </w:rPr>
-        <w:lastRenderedPageBreak/>
         <w:t>mthTree</w:t>
       </w:r>
       <w:r>
@@ -16774,6 +16909,7 @@
         <w:rPr>
           <w:rFonts w:hint="eastAsia"/>
         </w:rPr>
+        <w:lastRenderedPageBreak/>
         <w:t>startCost = tblScanStartCost</w:t>
       </w:r>
     </w:p>
@@ -16858,7 +16994,6 @@
         <w:rPr>
           <w:rFonts w:hint="eastAsia"/>
         </w:rPr>
-        <w:lastRenderedPageBreak/>
         <w:t>IdxScan</w:t>
       </w:r>
       <w:r>
@@ -17494,6 +17629,7 @@
         <w:rPr>
           <w:rFonts w:hint="eastAsia"/>
         </w:rPr>
+        <w:lastRenderedPageBreak/>
         <w:t>pageNum &lt; maxpagetoignoreio</w:t>
       </w:r>
       <w:r>
@@ -17582,7 +17718,6 @@
         <w:rPr>
           <w:rFonts w:hint="eastAsia"/>
         </w:rPr>
-        <w:lastRenderedPageBreak/>
         <w:t>inputDocNum</w:t>
       </w:r>
       <w:r>
@@ -18262,6 +18397,7 @@
         <w:rPr>
           <w:rFonts w:hint="eastAsia"/>
         </w:rPr>
+        <w:lastRenderedPageBreak/>
         <w:t xml:space="preserve">startCost = </w:t>
       </w:r>
       <w:r>
@@ -18359,7 +18495,6 @@
         <w:rPr>
           <w:rFonts w:hint="eastAsia"/>
         </w:rPr>
-        <w:lastRenderedPageBreak/>
         <w:t>limitNum</w:t>
       </w:r>
     </w:p>
@@ -18662,6 +18797,7 @@
         <w:rPr>
           <w:rFonts w:hint="eastAsia"/>
         </w:rPr>
+        <w:lastRenderedPageBreak/>
         <w:t>findCached</w:t>
       </w:r>
       <w:r>
@@ -18840,14 +18976,7 @@
         <w:rPr>
           <w:rFonts w:hint="eastAsia"/>
         </w:rPr>
-        <w:t>根据查询条件及统计信息重新估算查询计划是否仍然适</w:t>
-      </w:r>
-      <w:r>
-        <w:rPr>
-          <w:rFonts w:hint="eastAsia"/>
-        </w:rPr>
-        <w:lastRenderedPageBreak/>
-        <w:t>合</w:t>
+        <w:t>根据查询条件及统计信息重新估算查询计划是否仍然适合</w:t>
       </w:r>
       <w:r>
         <w:rPr>
@@ -19106,7 +19235,7 @@
         <w:rPr>
           <w:rFonts w:hint="eastAsia"/>
         </w:rPr>
-        <w:t>25</w:t>
+        <w:t>10</w:t>
       </w:r>
       <w:r>
         <w:rPr>
@@ -19224,6 +19353,7 @@
         <w:rPr>
           <w:rFonts w:hint="eastAsia"/>
         </w:rPr>
+        <w:lastRenderedPageBreak/>
         <w:t>评估查询计划</w:t>
       </w:r>
       <w:r>
@@ -19308,7 +19438,6 @@
         <w:rPr>
           <w:noProof/>
         </w:rPr>
-        <w:lastRenderedPageBreak/>
         <w:drawing>
           <wp:inline distT="0" distB="0" distL="0" distR="0">
             <wp:extent cx="2191150" cy="5098125"/>

--- a/internal_doc/03.开发设计/性能/Story_基于代价估算模型的查询优化.docx
+++ b/internal_doc/03.开发设计/性能/Story_基于代价估算模型的查询优化.docx
@@ -167,10 +167,13 @@
             <w:pPr>
               <w:ind w:left="0"/>
               <w:jc w:val="left"/>
-              <w:rPr>
-                <w:rFonts w:hint="eastAsia"/>
-              </w:rPr>
-            </w:pPr>
+            </w:pPr>
+            <w:r>
+              <w:rPr>
+                <w:rFonts w:hint="eastAsia"/>
+              </w:rPr>
+              <w:t>2017-04-18   He Guoming</w:t>
+            </w:r>
           </w:p>
         </w:tc>
         <w:tc>
@@ -181,10 +184,13 @@
             <w:pPr>
               <w:ind w:left="0"/>
               <w:jc w:val="left"/>
-              <w:rPr>
-                <w:rFonts w:hint="eastAsia"/>
-              </w:rPr>
-            </w:pPr>
+            </w:pPr>
+            <w:r>
+              <w:rPr>
+                <w:rFonts w:hint="eastAsia"/>
+              </w:rPr>
+              <w:t>Update document after code review</w:t>
+            </w:r>
           </w:p>
         </w:tc>
       </w:tr>
@@ -529,7 +535,7 @@
         <w:rPr>
           <w:rFonts w:hint="eastAsia"/>
         </w:rPr>
-        <w:t>maxpagetoignoreio</w:t>
+        <w:t>optestcachesize</w:t>
       </w:r>
     </w:p>
     <w:p>
@@ -539,13 +545,19 @@
     </w:p>
     <w:p>
       <w:pPr>
+        <w:pStyle w:val="ListParagraph"/>
+        <w:numPr>
+          <w:ilvl w:val="0"/>
+          <w:numId w:val="41"/>
+        </w:numPr>
+        <w:ind w:firstLineChars="0"/>
         <w:jc w:val="left"/>
       </w:pPr>
       <w:r>
         <w:rPr>
           <w:rFonts w:hint="eastAsia"/>
         </w:rPr>
-        <w:t>maxpagetoignoreio</w:t>
+        <w:t>optestcachesize</w:t>
       </w:r>
       <w:r>
         <w:rPr>
@@ -569,7 +581,42 @@
         <w:rPr>
           <w:rFonts w:hint="eastAsia"/>
         </w:rPr>
-        <w:t>影响的最小的页数，数据页数大于阈值时，估算查询计划代价时需要计算</w:t>
+        <w:t>影响的最小的页数</w:t>
+      </w:r>
+    </w:p>
+    <w:p>
+      <w:pPr>
+        <w:pStyle w:val="ListParagraph"/>
+        <w:numPr>
+          <w:ilvl w:val="0"/>
+          <w:numId w:val="41"/>
+        </w:numPr>
+        <w:ind w:firstLineChars="0"/>
+        <w:jc w:val="left"/>
+      </w:pPr>
+      <w:r>
+        <w:rPr>
+          <w:rFonts w:hint="eastAsia"/>
+        </w:rPr>
+        <w:t>目标</w:t>
+      </w:r>
+      <w:r>
+        <w:rPr>
+          <w:rFonts w:hint="eastAsia"/>
+        </w:rPr>
+        <w:t>Collection</w:t>
+      </w:r>
+      <w:r>
+        <w:rPr>
+          <w:rFonts w:hint="eastAsia"/>
+        </w:rPr>
+        <w:t>的</w:t>
+      </w:r>
+      <w:r>
+        <w:rPr>
+          <w:rFonts w:hint="eastAsia"/>
+        </w:rPr>
+        <w:t>数据页数大于阈值时，估算查询计划代价时需要计算</w:t>
       </w:r>
       <w:r>
         <w:rPr>
@@ -581,7 +628,77 @@
         <w:rPr>
           <w:rFonts w:hint="eastAsia"/>
         </w:rPr>
-        <w:t>的代价，默认值：</w:t>
+        <w:t>的代价</w:t>
+      </w:r>
+    </w:p>
+    <w:p>
+      <w:pPr>
+        <w:pStyle w:val="ListParagraph"/>
+        <w:numPr>
+          <w:ilvl w:val="0"/>
+          <w:numId w:val="41"/>
+        </w:numPr>
+        <w:ind w:firstLineChars="0"/>
+        <w:jc w:val="left"/>
+      </w:pPr>
+      <w:r>
+        <w:rPr>
+          <w:rFonts w:hint="eastAsia"/>
+        </w:rPr>
+        <w:t>目标</w:t>
+      </w:r>
+      <w:r>
+        <w:rPr>
+          <w:rFonts w:hint="eastAsia"/>
+        </w:rPr>
+        <w:t>Collection</w:t>
+      </w:r>
+      <w:r>
+        <w:rPr>
+          <w:rFonts w:hint="eastAsia"/>
+        </w:rPr>
+        <w:t>的数据页数小于阈值时，认为</w:t>
+      </w:r>
+      <w:r>
+        <w:rPr>
+          <w:rFonts w:hint="eastAsia"/>
+        </w:rPr>
+        <w:t>Collection</w:t>
+      </w:r>
+      <w:r>
+        <w:rPr>
+          <w:rFonts w:hint="eastAsia"/>
+        </w:rPr>
+        <w:t>可以在内存中被缓存，因此不需要计算</w:t>
+      </w:r>
+      <w:r>
+        <w:rPr>
+          <w:rFonts w:hint="eastAsia"/>
+        </w:rPr>
+        <w:t>IO</w:t>
+      </w:r>
+      <w:r>
+        <w:rPr>
+          <w:rFonts w:hint="eastAsia"/>
+        </w:rPr>
+        <w:t>的代价</w:t>
+      </w:r>
+    </w:p>
+    <w:p>
+      <w:pPr>
+        <w:pStyle w:val="ListParagraph"/>
+        <w:numPr>
+          <w:ilvl w:val="0"/>
+          <w:numId w:val="41"/>
+        </w:numPr>
+        <w:ind w:firstLineChars="0"/>
+        <w:jc w:val="left"/>
+      </w:pPr>
+      <w:r>
+        <w:rPr>
+          <w:rFonts w:hint="eastAsia"/>
+        </w:rPr>
+        <w:t>默认值：</w:t>
       </w:r>
       <w:r>
         <w:rPr>
@@ -4247,7 +4364,7 @@
         <w:rPr>
           <w:rFonts w:hint="eastAsia"/>
         </w:rPr>
-        <w:t>SYSCAT</w:t>
+        <w:t>SYSTEMP</w:t>
       </w:r>
       <w:r>
         <w:rPr>
@@ -4295,8 +4412,9 @@
         <w:tblLook w:val="04A0"/>
       </w:tblPr>
       <w:tblGrid>
-        <w:gridCol w:w="930"/>
+        <w:gridCol w:w="1054"/>
         <w:gridCol w:w="904"/>
+        <w:gridCol w:w="736"/>
         <w:gridCol w:w="606"/>
         <w:gridCol w:w="476"/>
         <w:gridCol w:w="3906"/>
@@ -4364,6 +4482,28 @@
                 <w:sz w:val="13"/>
                 <w:szCs w:val="13"/>
               </w:rPr>
+              <w:t>内部类型</w:t>
+            </w:r>
+          </w:p>
+        </w:tc>
+        <w:tc>
+          <w:tcPr>
+            <w:tcW w:w="0" w:type="auto"/>
+          </w:tcPr>
+          <w:p>
+            <w:pPr>
+              <w:ind w:left="0"/>
+              <w:rPr>
+                <w:sz w:val="13"/>
+                <w:szCs w:val="13"/>
+              </w:rPr>
+            </w:pPr>
+            <w:r>
+              <w:rPr>
+                <w:rFonts w:hint="eastAsia"/>
+                <w:sz w:val="13"/>
+                <w:szCs w:val="13"/>
+              </w:rPr>
               <w:t>默认值</w:t>
             </w:r>
           </w:p>
@@ -4432,7 +4572,7 @@
                 <w:sz w:val="13"/>
                 <w:szCs w:val="13"/>
               </w:rPr>
-              <w:t>Name</w:t>
+              <w:t>CollectionSpace</w:t>
             </w:r>
           </w:p>
         </w:tc>
@@ -4470,6 +4610,20 @@
                 <w:szCs w:val="13"/>
               </w:rPr>
             </w:pPr>
+          </w:p>
+        </w:tc>
+        <w:tc>
+          <w:tcPr>
+            <w:tcW w:w="0" w:type="auto"/>
+          </w:tcPr>
+          <w:p>
+            <w:pPr>
+              <w:ind w:left="0"/>
+              <w:rPr>
+                <w:sz w:val="13"/>
+                <w:szCs w:val="13"/>
+              </w:rPr>
+            </w:pPr>
             <w:r>
               <w:rPr>
                 <w:rFonts w:hint="eastAsia"/>
@@ -4536,7 +4690,31 @@
                 <w:sz w:val="13"/>
                 <w:szCs w:val="13"/>
               </w:rPr>
-              <w:t>的名称</w:t>
+              <w:t>所在</w:t>
+            </w:r>
+            <w:r>
+              <w:rPr>
+                <w:rFonts w:hint="eastAsia"/>
+                <w:sz w:val="13"/>
+                <w:szCs w:val="13"/>
+              </w:rPr>
+              <w:t>collection space</w:t>
+            </w:r>
+            <w:r>
+              <w:rPr>
+                <w:rFonts w:hint="eastAsia"/>
+                <w:sz w:val="13"/>
+                <w:szCs w:val="13"/>
+              </w:rPr>
+              <w:t>的</w:t>
+            </w:r>
+            <w:r>
+              <w:rPr>
+                <w:rFonts w:hint="eastAsia"/>
+                <w:sz w:val="13"/>
+                <w:szCs w:val="13"/>
+              </w:rPr>
+              <w:t>名称</w:t>
             </w:r>
           </w:p>
         </w:tc>
@@ -4560,51 +4738,65 @@
                 <w:sz w:val="13"/>
                 <w:szCs w:val="13"/>
               </w:rPr>
-              <w:t>Version</w:t>
-            </w:r>
-          </w:p>
-        </w:tc>
-        <w:tc>
-          <w:tcPr>
-            <w:tcW w:w="0" w:type="auto"/>
-          </w:tcPr>
-          <w:p>
-            <w:pPr>
-              <w:ind w:left="0"/>
-              <w:rPr>
-                <w:sz w:val="13"/>
-                <w:szCs w:val="13"/>
-              </w:rPr>
-            </w:pPr>
-            <w:r>
-              <w:rPr>
-                <w:rFonts w:hint="eastAsia"/>
-                <w:sz w:val="13"/>
-                <w:szCs w:val="13"/>
-              </w:rPr>
-              <w:t>Timestamp</w:t>
-            </w:r>
-          </w:p>
-        </w:tc>
-        <w:tc>
-          <w:tcPr>
-            <w:tcW w:w="0" w:type="auto"/>
-          </w:tcPr>
-          <w:p>
-            <w:pPr>
-              <w:ind w:left="0"/>
-              <w:rPr>
-                <w:sz w:val="13"/>
-                <w:szCs w:val="13"/>
-              </w:rPr>
-            </w:pPr>
-            <w:r>
-              <w:rPr>
-                <w:rFonts w:hint="eastAsia"/>
-                <w:sz w:val="13"/>
-                <w:szCs w:val="13"/>
-              </w:rPr>
-              <w:t>0</w:t>
+              <w:t>Collection</w:t>
+            </w:r>
+          </w:p>
+        </w:tc>
+        <w:tc>
+          <w:tcPr>
+            <w:tcW w:w="0" w:type="auto"/>
+          </w:tcPr>
+          <w:p>
+            <w:pPr>
+              <w:ind w:left="0"/>
+              <w:rPr>
+                <w:sz w:val="13"/>
+                <w:szCs w:val="13"/>
+              </w:rPr>
+            </w:pPr>
+            <w:r>
+              <w:rPr>
+                <w:rFonts w:hint="eastAsia"/>
+                <w:sz w:val="13"/>
+                <w:szCs w:val="13"/>
+              </w:rPr>
+              <w:t>String</w:t>
+            </w:r>
+          </w:p>
+        </w:tc>
+        <w:tc>
+          <w:tcPr>
+            <w:tcW w:w="0" w:type="auto"/>
+          </w:tcPr>
+          <w:p>
+            <w:pPr>
+              <w:ind w:left="0"/>
+              <w:rPr>
+                <w:sz w:val="13"/>
+                <w:szCs w:val="13"/>
+              </w:rPr>
+            </w:pPr>
+          </w:p>
+        </w:tc>
+        <w:tc>
+          <w:tcPr>
+            <w:tcW w:w="0" w:type="auto"/>
+          </w:tcPr>
+          <w:p>
+            <w:pPr>
+              <w:ind w:left="0"/>
+              <w:rPr>
+                <w:sz w:val="13"/>
+                <w:szCs w:val="13"/>
+              </w:rPr>
+            </w:pPr>
+            <w:r>
+              <w:rPr>
+                <w:rFonts w:hint="eastAsia"/>
+                <w:sz w:val="13"/>
+                <w:szCs w:val="13"/>
+              </w:rPr>
+              <w:t>--</w:t>
             </w:r>
           </w:p>
         </w:tc>
@@ -4648,7 +4840,39 @@
                 <w:sz w:val="13"/>
                 <w:szCs w:val="13"/>
               </w:rPr>
-              <w:t>统计收集的时间戳</w:t>
+              <w:t>统计的</w:t>
+            </w:r>
+            <w:r>
+              <w:rPr>
+                <w:rFonts w:hint="eastAsia"/>
+                <w:sz w:val="13"/>
+                <w:szCs w:val="13"/>
+              </w:rPr>
+              <w:t>collection</w:t>
+            </w:r>
+            <w:r>
+              <w:rPr>
+                <w:rFonts w:hint="eastAsia"/>
+                <w:sz w:val="13"/>
+                <w:szCs w:val="13"/>
+              </w:rPr>
+              <w:t>的名称（不带</w:t>
+            </w:r>
+            <w:r>
+              <w:rPr>
+                <w:rFonts w:hint="eastAsia"/>
+                <w:sz w:val="13"/>
+                <w:szCs w:val="13"/>
+              </w:rPr>
+              <w:t>collection space</w:t>
+            </w:r>
+            <w:r>
+              <w:rPr>
+                <w:rFonts w:hint="eastAsia"/>
+                <w:sz w:val="13"/>
+                <w:szCs w:val="13"/>
+              </w:rPr>
+              <w:t>名字）</w:t>
             </w:r>
           </w:p>
         </w:tc>
@@ -4672,51 +4896,73 @@
                 <w:sz w:val="13"/>
                 <w:szCs w:val="13"/>
               </w:rPr>
-              <w:t>SampleNum</w:t>
-            </w:r>
-          </w:p>
-        </w:tc>
-        <w:tc>
-          <w:tcPr>
-            <w:tcW w:w="0" w:type="auto"/>
-          </w:tcPr>
-          <w:p>
-            <w:pPr>
-              <w:ind w:left="0"/>
-              <w:rPr>
-                <w:sz w:val="13"/>
-                <w:szCs w:val="13"/>
-              </w:rPr>
-            </w:pPr>
-            <w:r>
-              <w:rPr>
-                <w:rFonts w:hint="eastAsia"/>
-                <w:sz w:val="13"/>
-                <w:szCs w:val="13"/>
-              </w:rPr>
-              <w:t>NumberLong</w:t>
-            </w:r>
-          </w:p>
-        </w:tc>
-        <w:tc>
-          <w:tcPr>
-            <w:tcW w:w="0" w:type="auto"/>
-          </w:tcPr>
-          <w:p>
-            <w:pPr>
-              <w:ind w:left="0"/>
-              <w:rPr>
-                <w:sz w:val="13"/>
-                <w:szCs w:val="13"/>
-              </w:rPr>
-            </w:pPr>
-            <w:r>
-              <w:rPr>
-                <w:rFonts w:hint="eastAsia"/>
-                <w:sz w:val="13"/>
-                <w:szCs w:val="13"/>
-              </w:rPr>
-              <w:t>0</w:t>
+              <w:t>CollectionMBID</w:t>
+            </w:r>
+          </w:p>
+        </w:tc>
+        <w:tc>
+          <w:tcPr>
+            <w:tcW w:w="0" w:type="auto"/>
+          </w:tcPr>
+          <w:p>
+            <w:pPr>
+              <w:ind w:left="0"/>
+              <w:rPr>
+                <w:sz w:val="13"/>
+                <w:szCs w:val="13"/>
+              </w:rPr>
+            </w:pPr>
+            <w:r>
+              <w:rPr>
+                <w:rFonts w:hint="eastAsia"/>
+                <w:sz w:val="13"/>
+                <w:szCs w:val="13"/>
+              </w:rPr>
+              <w:t>NumberInt</w:t>
+            </w:r>
+          </w:p>
+        </w:tc>
+        <w:tc>
+          <w:tcPr>
+            <w:tcW w:w="0" w:type="auto"/>
+          </w:tcPr>
+          <w:p>
+            <w:pPr>
+              <w:ind w:left="0"/>
+              <w:rPr>
+                <w:sz w:val="13"/>
+                <w:szCs w:val="13"/>
+              </w:rPr>
+            </w:pPr>
+            <w:r>
+              <w:rPr>
+                <w:rFonts w:hint="eastAsia"/>
+                <w:sz w:val="13"/>
+                <w:szCs w:val="13"/>
+              </w:rPr>
+              <w:t>UINT16</w:t>
+            </w:r>
+          </w:p>
+        </w:tc>
+        <w:tc>
+          <w:tcPr>
+            <w:tcW w:w="0" w:type="auto"/>
+          </w:tcPr>
+          <w:p>
+            <w:pPr>
+              <w:ind w:left="0"/>
+              <w:rPr>
+                <w:sz w:val="13"/>
+                <w:szCs w:val="13"/>
+              </w:rPr>
+            </w:pPr>
+            <w:r>
+              <w:rPr>
+                <w:rFonts w:hint="eastAsia"/>
+                <w:sz w:val="13"/>
+                <w:szCs w:val="13"/>
+              </w:rPr>
+              <w:t>--</w:t>
             </w:r>
           </w:p>
         </w:tc>
@@ -4760,23 +5006,31 @@
                 <w:sz w:val="13"/>
                 <w:szCs w:val="13"/>
               </w:rPr>
-              <w:t>统计</w:t>
-            </w:r>
-            <w:r>
-              <w:rPr>
-                <w:rFonts w:hint="eastAsia"/>
-                <w:sz w:val="13"/>
-                <w:szCs w:val="13"/>
-              </w:rPr>
-              <w:t>收集</w:t>
-            </w:r>
-            <w:r>
-              <w:rPr>
-                <w:rFonts w:hint="eastAsia"/>
-                <w:sz w:val="13"/>
-                <w:szCs w:val="13"/>
-              </w:rPr>
-              <w:t>时抽样的文档个数</w:t>
+              <w:t>统计的</w:t>
+            </w:r>
+            <w:r>
+              <w:rPr>
+                <w:rFonts w:hint="eastAsia"/>
+                <w:sz w:val="13"/>
+                <w:szCs w:val="13"/>
+              </w:rPr>
+              <w:t>collection</w:t>
+            </w:r>
+            <w:r>
+              <w:rPr>
+                <w:rFonts w:hint="eastAsia"/>
+                <w:sz w:val="13"/>
+                <w:szCs w:val="13"/>
+              </w:rPr>
+              <w:t>的</w:t>
+            </w:r>
+            <w:r>
+              <w:rPr>
+                <w:rFonts w:hint="eastAsia"/>
+                <w:sz w:val="13"/>
+                <w:szCs w:val="13"/>
+              </w:rPr>
+              <w:t>blockID</w:t>
             </w:r>
           </w:p>
         </w:tc>
@@ -4800,7 +5054,7 @@
                 <w:sz w:val="13"/>
                 <w:szCs w:val="13"/>
               </w:rPr>
-              <w:t>TotalDocNum</w:t>
+              <w:t>Version</w:t>
             </w:r>
           </w:p>
         </w:tc>
@@ -4844,7 +5098,29 @@
                 <w:sz w:val="13"/>
                 <w:szCs w:val="13"/>
               </w:rPr>
-              <w:t>10</w:t>
+              <w:t>UINT64</w:t>
+            </w:r>
+          </w:p>
+        </w:tc>
+        <w:tc>
+          <w:tcPr>
+            <w:tcW w:w="0" w:type="auto"/>
+          </w:tcPr>
+          <w:p>
+            <w:pPr>
+              <w:ind w:left="0"/>
+              <w:rPr>
+                <w:sz w:val="13"/>
+                <w:szCs w:val="13"/>
+              </w:rPr>
+            </w:pPr>
+            <w:r>
+              <w:rPr>
+                <w:rFonts w:hint="eastAsia"/>
+                <w:sz w:val="13"/>
+                <w:szCs w:val="13"/>
+              </w:rPr>
+              <w:t>0</w:t>
             </w:r>
           </w:p>
         </w:tc>
@@ -4888,56 +5164,7 @@
                 <w:sz w:val="13"/>
                 <w:szCs w:val="13"/>
               </w:rPr>
-              <w:t>统计收集时的文档个数</w:t>
-            </w:r>
-          </w:p>
-          <w:p>
-            <w:pPr>
-              <w:ind w:left="0"/>
-              <w:rPr>
-                <w:sz w:val="13"/>
-                <w:szCs w:val="13"/>
-              </w:rPr>
-            </w:pPr>
-            <w:r>
-              <w:rPr>
-                <w:rFonts w:hint="eastAsia"/>
-                <w:sz w:val="13"/>
-                <w:szCs w:val="13"/>
-              </w:rPr>
-              <w:t>对应</w:t>
-            </w:r>
-            <w:r>
-              <w:rPr>
-                <w:rFonts w:hint="eastAsia"/>
-                <w:sz w:val="13"/>
-                <w:szCs w:val="13"/>
-              </w:rPr>
-              <w:t>dmsMBStatInfo</w:t>
-            </w:r>
-            <w:r>
-              <w:rPr>
-                <w:rFonts w:hint="eastAsia"/>
-                <w:sz w:val="13"/>
-                <w:szCs w:val="13"/>
-              </w:rPr>
-              <w:t>的</w:t>
-            </w:r>
-            <w:r>
-              <w:rPr>
-                <w:rFonts w:hint="eastAsia"/>
-                <w:sz w:val="13"/>
-                <w:szCs w:val="13"/>
-              </w:rPr>
-              <w:t>_totalRecords</w:t>
-            </w:r>
-            <w:r>
-              <w:rPr>
-                <w:rFonts w:hint="eastAsia"/>
-                <w:sz w:val="13"/>
-                <w:szCs w:val="13"/>
-              </w:rPr>
-              <w:t>，用于对比统计信息是否过期</w:t>
+              <w:t>统计收集的时间戳</w:t>
             </w:r>
           </w:p>
         </w:tc>
@@ -4961,7 +5188,506 @@
                 <w:sz w:val="13"/>
                 <w:szCs w:val="13"/>
               </w:rPr>
-              <w:t>AvgFieldNum</w:t>
+              <w:t>SampleRecords</w:t>
+            </w:r>
+          </w:p>
+        </w:tc>
+        <w:tc>
+          <w:tcPr>
+            <w:tcW w:w="0" w:type="auto"/>
+          </w:tcPr>
+          <w:p>
+            <w:pPr>
+              <w:ind w:left="0"/>
+              <w:rPr>
+                <w:sz w:val="13"/>
+                <w:szCs w:val="13"/>
+              </w:rPr>
+            </w:pPr>
+            <w:r>
+              <w:rPr>
+                <w:rFonts w:hint="eastAsia"/>
+                <w:sz w:val="13"/>
+                <w:szCs w:val="13"/>
+              </w:rPr>
+              <w:t>NumberLong</w:t>
+            </w:r>
+          </w:p>
+        </w:tc>
+        <w:tc>
+          <w:tcPr>
+            <w:tcW w:w="0" w:type="auto"/>
+          </w:tcPr>
+          <w:p>
+            <w:pPr>
+              <w:ind w:left="0"/>
+              <w:rPr>
+                <w:sz w:val="13"/>
+                <w:szCs w:val="13"/>
+              </w:rPr>
+            </w:pPr>
+            <w:r>
+              <w:rPr>
+                <w:rFonts w:hint="eastAsia"/>
+                <w:sz w:val="13"/>
+                <w:szCs w:val="13"/>
+              </w:rPr>
+              <w:t>UINT64</w:t>
+            </w:r>
+          </w:p>
+        </w:tc>
+        <w:tc>
+          <w:tcPr>
+            <w:tcW w:w="0" w:type="auto"/>
+          </w:tcPr>
+          <w:p>
+            <w:pPr>
+              <w:ind w:left="0"/>
+              <w:rPr>
+                <w:sz w:val="13"/>
+                <w:szCs w:val="13"/>
+              </w:rPr>
+            </w:pPr>
+            <w:r>
+              <w:rPr>
+                <w:rFonts w:hint="eastAsia"/>
+                <w:sz w:val="13"/>
+                <w:szCs w:val="13"/>
+              </w:rPr>
+              <w:t>0</w:t>
+            </w:r>
+          </w:p>
+        </w:tc>
+        <w:tc>
+          <w:tcPr>
+            <w:tcW w:w="0" w:type="auto"/>
+          </w:tcPr>
+          <w:p>
+            <w:pPr>
+              <w:ind w:left="0"/>
+              <w:rPr>
+                <w:sz w:val="13"/>
+                <w:szCs w:val="13"/>
+              </w:rPr>
+            </w:pPr>
+            <w:r>
+              <w:rPr>
+                <w:rFonts w:hint="eastAsia"/>
+                <w:sz w:val="13"/>
+                <w:szCs w:val="13"/>
+              </w:rPr>
+              <w:t>是</w:t>
+            </w:r>
+          </w:p>
+        </w:tc>
+        <w:tc>
+          <w:tcPr>
+            <w:tcW w:w="0" w:type="auto"/>
+          </w:tcPr>
+          <w:p>
+            <w:pPr>
+              <w:ind w:left="0"/>
+              <w:rPr>
+                <w:sz w:val="13"/>
+                <w:szCs w:val="13"/>
+              </w:rPr>
+            </w:pPr>
+            <w:r>
+              <w:rPr>
+                <w:rFonts w:hint="eastAsia"/>
+                <w:sz w:val="13"/>
+                <w:szCs w:val="13"/>
+              </w:rPr>
+              <w:t>统计收集时抽样的文档个数</w:t>
+            </w:r>
+          </w:p>
+        </w:tc>
+      </w:tr>
+      <w:tr>
+        <w:tc>
+          <w:tcPr>
+            <w:tcW w:w="0" w:type="auto"/>
+          </w:tcPr>
+          <w:p>
+            <w:pPr>
+              <w:ind w:left="0"/>
+              <w:rPr>
+                <w:sz w:val="13"/>
+                <w:szCs w:val="13"/>
+              </w:rPr>
+            </w:pPr>
+            <w:r>
+              <w:rPr>
+                <w:rFonts w:hint="eastAsia"/>
+                <w:sz w:val="13"/>
+                <w:szCs w:val="13"/>
+              </w:rPr>
+              <w:t>Total</w:t>
+            </w:r>
+            <w:r>
+              <w:rPr>
+                <w:rFonts w:hint="eastAsia"/>
+                <w:sz w:val="13"/>
+                <w:szCs w:val="13"/>
+              </w:rPr>
+              <w:t>Records</w:t>
+            </w:r>
+          </w:p>
+        </w:tc>
+        <w:tc>
+          <w:tcPr>
+            <w:tcW w:w="0" w:type="auto"/>
+          </w:tcPr>
+          <w:p>
+            <w:pPr>
+              <w:ind w:left="0"/>
+              <w:rPr>
+                <w:sz w:val="13"/>
+                <w:szCs w:val="13"/>
+              </w:rPr>
+            </w:pPr>
+            <w:r>
+              <w:rPr>
+                <w:rFonts w:hint="eastAsia"/>
+                <w:sz w:val="13"/>
+                <w:szCs w:val="13"/>
+              </w:rPr>
+              <w:t>NumberLong</w:t>
+            </w:r>
+          </w:p>
+        </w:tc>
+        <w:tc>
+          <w:tcPr>
+            <w:tcW w:w="0" w:type="auto"/>
+          </w:tcPr>
+          <w:p>
+            <w:pPr>
+              <w:ind w:left="0"/>
+              <w:rPr>
+                <w:sz w:val="13"/>
+                <w:szCs w:val="13"/>
+              </w:rPr>
+            </w:pPr>
+            <w:r>
+              <w:rPr>
+                <w:rFonts w:hint="eastAsia"/>
+                <w:sz w:val="13"/>
+                <w:szCs w:val="13"/>
+              </w:rPr>
+              <w:t>UINT64</w:t>
+            </w:r>
+          </w:p>
+        </w:tc>
+        <w:tc>
+          <w:tcPr>
+            <w:tcW w:w="0" w:type="auto"/>
+          </w:tcPr>
+          <w:p>
+            <w:pPr>
+              <w:ind w:left="0"/>
+              <w:rPr>
+                <w:sz w:val="13"/>
+                <w:szCs w:val="13"/>
+              </w:rPr>
+            </w:pPr>
+            <w:r>
+              <w:rPr>
+                <w:rFonts w:hint="eastAsia"/>
+                <w:sz w:val="13"/>
+                <w:szCs w:val="13"/>
+              </w:rPr>
+              <w:t>10</w:t>
+            </w:r>
+          </w:p>
+        </w:tc>
+        <w:tc>
+          <w:tcPr>
+            <w:tcW w:w="0" w:type="auto"/>
+          </w:tcPr>
+          <w:p>
+            <w:pPr>
+              <w:ind w:left="0"/>
+              <w:rPr>
+                <w:sz w:val="13"/>
+                <w:szCs w:val="13"/>
+              </w:rPr>
+            </w:pPr>
+            <w:r>
+              <w:rPr>
+                <w:rFonts w:hint="eastAsia"/>
+                <w:sz w:val="13"/>
+                <w:szCs w:val="13"/>
+              </w:rPr>
+              <w:t>是</w:t>
+            </w:r>
+          </w:p>
+        </w:tc>
+        <w:tc>
+          <w:tcPr>
+            <w:tcW w:w="0" w:type="auto"/>
+          </w:tcPr>
+          <w:p>
+            <w:pPr>
+              <w:ind w:left="0"/>
+              <w:rPr>
+                <w:sz w:val="13"/>
+                <w:szCs w:val="13"/>
+              </w:rPr>
+            </w:pPr>
+            <w:r>
+              <w:rPr>
+                <w:rFonts w:hint="eastAsia"/>
+                <w:sz w:val="13"/>
+                <w:szCs w:val="13"/>
+              </w:rPr>
+              <w:t>统计收集时的文档个数</w:t>
+            </w:r>
+          </w:p>
+          <w:p>
+            <w:pPr>
+              <w:ind w:left="0"/>
+              <w:rPr>
+                <w:sz w:val="13"/>
+                <w:szCs w:val="13"/>
+              </w:rPr>
+            </w:pPr>
+            <w:r>
+              <w:rPr>
+                <w:rFonts w:hint="eastAsia"/>
+                <w:sz w:val="13"/>
+                <w:szCs w:val="13"/>
+              </w:rPr>
+              <w:t>对应</w:t>
+            </w:r>
+            <w:r>
+              <w:rPr>
+                <w:rFonts w:hint="eastAsia"/>
+                <w:sz w:val="13"/>
+                <w:szCs w:val="13"/>
+              </w:rPr>
+              <w:t>dmsMBStatInfo</w:t>
+            </w:r>
+            <w:r>
+              <w:rPr>
+                <w:rFonts w:hint="eastAsia"/>
+                <w:sz w:val="13"/>
+                <w:szCs w:val="13"/>
+              </w:rPr>
+              <w:t>的</w:t>
+            </w:r>
+            <w:r>
+              <w:rPr>
+                <w:rFonts w:hint="eastAsia"/>
+                <w:sz w:val="13"/>
+                <w:szCs w:val="13"/>
+              </w:rPr>
+              <w:t>_totalRecords</w:t>
+            </w:r>
+            <w:r>
+              <w:rPr>
+                <w:rFonts w:hint="eastAsia"/>
+                <w:sz w:val="13"/>
+                <w:szCs w:val="13"/>
+              </w:rPr>
+              <w:t>，用于对比统计信息是否过期</w:t>
+            </w:r>
+          </w:p>
+        </w:tc>
+      </w:tr>
+      <w:tr>
+        <w:tc>
+          <w:tcPr>
+            <w:tcW w:w="0" w:type="auto"/>
+          </w:tcPr>
+          <w:p>
+            <w:pPr>
+              <w:ind w:left="0"/>
+              <w:rPr>
+                <w:sz w:val="13"/>
+                <w:szCs w:val="13"/>
+              </w:rPr>
+            </w:pPr>
+            <w:r>
+              <w:rPr>
+                <w:rFonts w:hint="eastAsia"/>
+                <w:sz w:val="13"/>
+                <w:szCs w:val="13"/>
+              </w:rPr>
+              <w:t>TotalDataLen</w:t>
+            </w:r>
+          </w:p>
+        </w:tc>
+        <w:tc>
+          <w:tcPr>
+            <w:tcW w:w="0" w:type="auto"/>
+          </w:tcPr>
+          <w:p>
+            <w:pPr>
+              <w:ind w:left="0"/>
+              <w:rPr>
+                <w:sz w:val="13"/>
+                <w:szCs w:val="13"/>
+              </w:rPr>
+            </w:pPr>
+            <w:r>
+              <w:rPr>
+                <w:rFonts w:hint="eastAsia"/>
+                <w:sz w:val="13"/>
+                <w:szCs w:val="13"/>
+              </w:rPr>
+              <w:t>NumberLong</w:t>
+            </w:r>
+          </w:p>
+        </w:tc>
+        <w:tc>
+          <w:tcPr>
+            <w:tcW w:w="0" w:type="auto"/>
+          </w:tcPr>
+          <w:p>
+            <w:pPr>
+              <w:ind w:left="0"/>
+              <w:rPr>
+                <w:sz w:val="13"/>
+                <w:szCs w:val="13"/>
+              </w:rPr>
+            </w:pPr>
+            <w:r>
+              <w:rPr>
+                <w:rFonts w:hint="eastAsia"/>
+                <w:sz w:val="13"/>
+                <w:szCs w:val="13"/>
+              </w:rPr>
+              <w:t>UINT64</w:t>
+            </w:r>
+          </w:p>
+        </w:tc>
+        <w:tc>
+          <w:tcPr>
+            <w:tcW w:w="0" w:type="auto"/>
+          </w:tcPr>
+          <w:p>
+            <w:pPr>
+              <w:ind w:left="0"/>
+              <w:rPr>
+                <w:sz w:val="13"/>
+                <w:szCs w:val="13"/>
+              </w:rPr>
+            </w:pPr>
+          </w:p>
+        </w:tc>
+        <w:tc>
+          <w:tcPr>
+            <w:tcW w:w="0" w:type="auto"/>
+          </w:tcPr>
+          <w:p>
+            <w:pPr>
+              <w:ind w:left="0"/>
+              <w:rPr>
+                <w:sz w:val="13"/>
+                <w:szCs w:val="13"/>
+              </w:rPr>
+            </w:pPr>
+            <w:r>
+              <w:rPr>
+                <w:rFonts w:hint="eastAsia"/>
+                <w:sz w:val="13"/>
+                <w:szCs w:val="13"/>
+              </w:rPr>
+              <w:t>是</w:t>
+            </w:r>
+          </w:p>
+        </w:tc>
+        <w:tc>
+          <w:tcPr>
+            <w:tcW w:w="0" w:type="auto"/>
+          </w:tcPr>
+          <w:p>
+            <w:pPr>
+              <w:ind w:left="0"/>
+              <w:rPr>
+                <w:sz w:val="13"/>
+                <w:szCs w:val="13"/>
+              </w:rPr>
+            </w:pPr>
+            <w:r>
+              <w:rPr>
+                <w:rFonts w:hint="eastAsia"/>
+                <w:sz w:val="13"/>
+                <w:szCs w:val="13"/>
+              </w:rPr>
+              <w:t>对应</w:t>
+            </w:r>
+            <w:r>
+              <w:rPr>
+                <w:rFonts w:hint="eastAsia"/>
+                <w:sz w:val="13"/>
+                <w:szCs w:val="13"/>
+              </w:rPr>
+              <w:t>dmsMBStatInfo</w:t>
+            </w:r>
+            <w:r>
+              <w:rPr>
+                <w:rFonts w:hint="eastAsia"/>
+                <w:sz w:val="13"/>
+                <w:szCs w:val="13"/>
+              </w:rPr>
+              <w:t>的</w:t>
+            </w:r>
+            <w:r>
+              <w:rPr>
+                <w:rFonts w:hint="eastAsia"/>
+                <w:sz w:val="13"/>
+                <w:szCs w:val="13"/>
+              </w:rPr>
+              <w:t>_totalDataLen</w:t>
+            </w:r>
+          </w:p>
+        </w:tc>
+      </w:tr>
+      <w:tr>
+        <w:tc>
+          <w:tcPr>
+            <w:tcW w:w="0" w:type="auto"/>
+          </w:tcPr>
+          <w:p>
+            <w:pPr>
+              <w:ind w:left="0"/>
+              <w:rPr>
+                <w:sz w:val="13"/>
+                <w:szCs w:val="13"/>
+              </w:rPr>
+            </w:pPr>
+            <w:r>
+              <w:rPr>
+                <w:rFonts w:hint="eastAsia"/>
+                <w:sz w:val="13"/>
+                <w:szCs w:val="13"/>
+              </w:rPr>
+              <w:t>Avg</w:t>
+            </w:r>
+            <w:r>
+              <w:rPr>
+                <w:rFonts w:hint="eastAsia"/>
+                <w:sz w:val="13"/>
+                <w:szCs w:val="13"/>
+              </w:rPr>
+              <w:t>Num</w:t>
+            </w:r>
+            <w:r>
+              <w:rPr>
+                <w:rFonts w:hint="eastAsia"/>
+                <w:sz w:val="13"/>
+                <w:szCs w:val="13"/>
+              </w:rPr>
+              <w:t>Field</w:t>
+            </w:r>
+            <w:r>
+              <w:rPr>
+                <w:rFonts w:hint="eastAsia"/>
+                <w:sz w:val="13"/>
+                <w:szCs w:val="13"/>
+              </w:rPr>
+              <w:t>s</w:t>
             </w:r>
           </w:p>
         </w:tc>
@@ -4984,6 +5710,28 @@
                 <w:szCs w:val="13"/>
               </w:rPr>
               <w:t>NumberInt</w:t>
+            </w:r>
+          </w:p>
+        </w:tc>
+        <w:tc>
+          <w:tcPr>
+            <w:tcW w:w="0" w:type="auto"/>
+          </w:tcPr>
+          <w:p>
+            <w:pPr>
+              <w:ind w:left="0"/>
+              <w:rPr>
+                <w:sz w:val="13"/>
+                <w:szCs w:val="13"/>
+              </w:rPr>
+            </w:pPr>
+            <w:r>
+              <w:rPr>
+                <w:rFonts w:hint="eastAsia"/>
+                <w:sz w:val="13"/>
+                <w:szCs w:val="13"/>
+              </w:rPr>
+              <w:t>UINT32</w:t>
             </w:r>
           </w:p>
         </w:tc>
@@ -5069,7 +5817,31 @@
         <w:rPr>
           <w:rFonts w:hint="eastAsia"/>
         </w:rPr>
-        <w:t>{ name : "STATCLIDX", key : { Name : 1 }, unique : true, enforced : true }</w:t>
+        <w:t xml:space="preserve">{ </w:t>
+      </w:r>
+      <w:r>
+        <w:rPr>
+          <w:rFonts w:hint="eastAsia"/>
+        </w:rPr>
+        <w:t>name : "STATCLIDX", key : { CollectionSpace</w:t>
+      </w:r>
+      <w:r>
+        <w:rPr>
+          <w:rFonts w:hint="eastAsia"/>
+        </w:rPr>
+        <w:t xml:space="preserve"> : 1</w:t>
+      </w:r>
+      <w:r>
+        <w:rPr>
+          <w:rFonts w:hint="eastAsia"/>
+        </w:rPr>
+        <w:t>, CollectionMBID : 1</w:t>
+      </w:r>
+      <w:r>
+        <w:rPr>
+          <w:rFonts w:hint="eastAsia"/>
+        </w:rPr>
+        <w:t xml:space="preserve"> }, unique : true, enforced : true }</w:t>
       </w:r>
     </w:p>
     <w:p>
@@ -5107,10 +5879,11 @@
       <w:tblGrid>
         <w:gridCol w:w="1185"/>
         <w:gridCol w:w="1031"/>
+        <w:gridCol w:w="657"/>
         <w:gridCol w:w="756"/>
-        <w:gridCol w:w="553"/>
-        <w:gridCol w:w="733"/>
-        <w:gridCol w:w="3907"/>
+        <w:gridCol w:w="510"/>
+        <w:gridCol w:w="677"/>
+        <w:gridCol w:w="3349"/>
       </w:tblGrid>
       <w:tr>
         <w:tc>
@@ -5175,6 +5948,28 @@
                 <w:sz w:val="13"/>
                 <w:szCs w:val="13"/>
               </w:rPr>
+              <w:t>内部类型</w:t>
+            </w:r>
+          </w:p>
+        </w:tc>
+        <w:tc>
+          <w:tcPr>
+            <w:tcW w:w="0" w:type="auto"/>
+          </w:tcPr>
+          <w:p>
+            <w:pPr>
+              <w:ind w:left="0"/>
+              <w:rPr>
+                <w:sz w:val="13"/>
+                <w:szCs w:val="13"/>
+              </w:rPr>
+            </w:pPr>
+            <w:r>
+              <w:rPr>
+                <w:rFonts w:hint="eastAsia"/>
+                <w:sz w:val="13"/>
+                <w:szCs w:val="13"/>
+              </w:rPr>
               <w:t>默认值</w:t>
             </w:r>
           </w:p>
@@ -5265,7 +6060,7 @@
                 <w:sz w:val="13"/>
                 <w:szCs w:val="13"/>
               </w:rPr>
-              <w:t>IndexName</w:t>
+              <w:t>CollectionSpace</w:t>
             </w:r>
           </w:p>
         </w:tc>
@@ -5303,6 +6098,20 @@
                 <w:szCs w:val="13"/>
               </w:rPr>
             </w:pPr>
+          </w:p>
+        </w:tc>
+        <w:tc>
+          <w:tcPr>
+            <w:tcW w:w="0" w:type="auto"/>
+          </w:tcPr>
+          <w:p>
+            <w:pPr>
+              <w:ind w:left="0"/>
+              <w:rPr>
+                <w:sz w:val="13"/>
+                <w:szCs w:val="13"/>
+              </w:rPr>
+            </w:pPr>
             <w:r>
               <w:rPr>
                 <w:rFonts w:hint="eastAsia"/>
@@ -5367,23 +6176,47 @@
                 <w:sz w:val="13"/>
                 <w:szCs w:val="13"/>
               </w:rPr>
-              <w:t>统计</w:t>
-            </w:r>
-            <w:r>
-              <w:rPr>
-                <w:rFonts w:hint="eastAsia"/>
-                <w:sz w:val="13"/>
-                <w:szCs w:val="13"/>
-              </w:rPr>
-              <w:t>Index</w:t>
-            </w:r>
-            <w:r>
-              <w:rPr>
-                <w:rFonts w:hint="eastAsia"/>
-                <w:sz w:val="13"/>
-                <w:szCs w:val="13"/>
-              </w:rPr>
-              <w:t>的名称</w:t>
+              <w:t>统计的</w:t>
+            </w:r>
+            <w:r>
+              <w:rPr>
+                <w:rFonts w:hint="eastAsia"/>
+                <w:sz w:val="13"/>
+                <w:szCs w:val="13"/>
+              </w:rPr>
+              <w:t>collection</w:t>
+            </w:r>
+            <w:r>
+              <w:rPr>
+                <w:rFonts w:hint="eastAsia"/>
+                <w:sz w:val="13"/>
+                <w:szCs w:val="13"/>
+              </w:rPr>
+              <w:t>所在</w:t>
+            </w:r>
+            <w:r>
+              <w:rPr>
+                <w:rFonts w:hint="eastAsia"/>
+                <w:sz w:val="13"/>
+                <w:szCs w:val="13"/>
+              </w:rPr>
+              <w:t>collection space</w:t>
+            </w:r>
+            <w:r>
+              <w:rPr>
+                <w:rFonts w:hint="eastAsia"/>
+                <w:sz w:val="13"/>
+                <w:szCs w:val="13"/>
+              </w:rPr>
+              <w:t>的</w:t>
+            </w:r>
+            <w:r>
+              <w:rPr>
+                <w:rFonts w:hint="eastAsia"/>
+                <w:sz w:val="13"/>
+                <w:szCs w:val="13"/>
+              </w:rPr>
+              <w:t>名称</w:t>
             </w:r>
           </w:p>
         </w:tc>
@@ -5445,6 +6278,20 @@
                 <w:szCs w:val="13"/>
               </w:rPr>
             </w:pPr>
+          </w:p>
+        </w:tc>
+        <w:tc>
+          <w:tcPr>
+            <w:tcW w:w="0" w:type="auto"/>
+          </w:tcPr>
+          <w:p>
+            <w:pPr>
+              <w:ind w:left="0"/>
+              <w:rPr>
+                <w:sz w:val="13"/>
+                <w:szCs w:val="13"/>
+              </w:rPr>
+            </w:pPr>
             <w:r>
               <w:rPr>
                 <w:rFonts w:hint="eastAsia"/>
@@ -5509,23 +6356,39 @@
                 <w:sz w:val="13"/>
                 <w:szCs w:val="13"/>
               </w:rPr>
-              <w:t>统计字段所属</w:t>
-            </w:r>
-            <w:r>
-              <w:rPr>
-                <w:rFonts w:hint="eastAsia"/>
-                <w:sz w:val="13"/>
-                <w:szCs w:val="13"/>
-              </w:rPr>
-              <w:t>Collection</w:t>
-            </w:r>
-            <w:r>
-              <w:rPr>
-                <w:rFonts w:hint="eastAsia"/>
-                <w:sz w:val="13"/>
-                <w:szCs w:val="13"/>
-              </w:rPr>
-              <w:t>的名称</w:t>
+              <w:t>统计的</w:t>
+            </w:r>
+            <w:r>
+              <w:rPr>
+                <w:rFonts w:hint="eastAsia"/>
+                <w:sz w:val="13"/>
+                <w:szCs w:val="13"/>
+              </w:rPr>
+              <w:t>collection</w:t>
+            </w:r>
+            <w:r>
+              <w:rPr>
+                <w:rFonts w:hint="eastAsia"/>
+                <w:sz w:val="13"/>
+                <w:szCs w:val="13"/>
+              </w:rPr>
+              <w:t>的名称（不带</w:t>
+            </w:r>
+            <w:r>
+              <w:rPr>
+                <w:rFonts w:hint="eastAsia"/>
+                <w:sz w:val="13"/>
+                <w:szCs w:val="13"/>
+              </w:rPr>
+              <w:t>collection space</w:t>
+            </w:r>
+            <w:r>
+              <w:rPr>
+                <w:rFonts w:hint="eastAsia"/>
+                <w:sz w:val="13"/>
+                <w:szCs w:val="13"/>
+              </w:rPr>
+              <w:t>名字）</w:t>
             </w:r>
           </w:p>
         </w:tc>
@@ -5549,29 +6412,51 @@
                 <w:sz w:val="13"/>
                 <w:szCs w:val="13"/>
               </w:rPr>
-              <w:t>KeyPattern</w:t>
-            </w:r>
-          </w:p>
-        </w:tc>
-        <w:tc>
-          <w:tcPr>
-            <w:tcW w:w="0" w:type="auto"/>
-          </w:tcPr>
-          <w:p>
-            <w:pPr>
-              <w:ind w:left="0"/>
-              <w:rPr>
-                <w:sz w:val="13"/>
-                <w:szCs w:val="13"/>
-              </w:rPr>
-            </w:pPr>
-            <w:r>
-              <w:rPr>
-                <w:rFonts w:hint="eastAsia"/>
-                <w:sz w:val="13"/>
-                <w:szCs w:val="13"/>
-              </w:rPr>
-              <w:t>BSONObj</w:t>
+              <w:t>CollectionMBID</w:t>
+            </w:r>
+          </w:p>
+        </w:tc>
+        <w:tc>
+          <w:tcPr>
+            <w:tcW w:w="0" w:type="auto"/>
+          </w:tcPr>
+          <w:p>
+            <w:pPr>
+              <w:ind w:left="0"/>
+              <w:rPr>
+                <w:sz w:val="13"/>
+                <w:szCs w:val="13"/>
+              </w:rPr>
+            </w:pPr>
+            <w:r>
+              <w:rPr>
+                <w:rFonts w:hint="eastAsia"/>
+                <w:sz w:val="13"/>
+                <w:szCs w:val="13"/>
+              </w:rPr>
+              <w:t>NumberInt</w:t>
+            </w:r>
+          </w:p>
+        </w:tc>
+        <w:tc>
+          <w:tcPr>
+            <w:tcW w:w="0" w:type="auto"/>
+          </w:tcPr>
+          <w:p>
+            <w:pPr>
+              <w:ind w:left="0"/>
+              <w:rPr>
+                <w:sz w:val="13"/>
+                <w:szCs w:val="13"/>
+              </w:rPr>
+            </w:pPr>
+            <w:r>
+              <w:rPr>
+                <w:rFonts w:hint="eastAsia"/>
+                <w:sz w:val="13"/>
+                <w:szCs w:val="13"/>
+              </w:rPr>
+              <w:t>UINT16</w:t>
             </w:r>
           </w:p>
         </w:tc>
@@ -5651,15 +6536,31 @@
                 <w:sz w:val="13"/>
                 <w:szCs w:val="13"/>
               </w:rPr>
-              <w:t>统计索引的字段定义，例如：</w:t>
-            </w:r>
-            <w:r>
-              <w:rPr>
-                <w:rFonts w:hint="eastAsia"/>
-                <w:sz w:val="13"/>
-                <w:szCs w:val="13"/>
-              </w:rPr>
-              <w:t>{a:1, b:-1}</w:t>
+              <w:t>统计的</w:t>
+            </w:r>
+            <w:r>
+              <w:rPr>
+                <w:rFonts w:hint="eastAsia"/>
+                <w:sz w:val="13"/>
+                <w:szCs w:val="13"/>
+              </w:rPr>
+              <w:t>collection</w:t>
+            </w:r>
+            <w:r>
+              <w:rPr>
+                <w:rFonts w:hint="eastAsia"/>
+                <w:sz w:val="13"/>
+                <w:szCs w:val="13"/>
+              </w:rPr>
+              <w:t>的</w:t>
+            </w:r>
+            <w:r>
+              <w:rPr>
+                <w:rFonts w:hint="eastAsia"/>
+                <w:sz w:val="13"/>
+                <w:szCs w:val="13"/>
+              </w:rPr>
+              <w:t>blockID</w:t>
             </w:r>
           </w:p>
         </w:tc>
@@ -5705,7 +6606,29 @@
                 <w:sz w:val="13"/>
                 <w:szCs w:val="13"/>
               </w:rPr>
-              <w:t>Timestamp</w:t>
+              <w:t>NumberLong</w:t>
+            </w:r>
+          </w:p>
+        </w:tc>
+        <w:tc>
+          <w:tcPr>
+            <w:tcW w:w="0" w:type="auto"/>
+          </w:tcPr>
+          <w:p>
+            <w:pPr>
+              <w:ind w:left="0"/>
+              <w:rPr>
+                <w:sz w:val="13"/>
+                <w:szCs w:val="13"/>
+              </w:rPr>
+            </w:pPr>
+            <w:r>
+              <w:rPr>
+                <w:rFonts w:hint="eastAsia"/>
+                <w:sz w:val="13"/>
+                <w:szCs w:val="13"/>
+              </w:rPr>
+              <w:t>UINT64</w:t>
             </w:r>
           </w:p>
         </w:tc>
@@ -5785,31 +6708,7 @@
                 <w:sz w:val="13"/>
                 <w:szCs w:val="13"/>
               </w:rPr>
-              <w:t>统计收集的时间戳，对应</w:t>
-            </w:r>
-            <w:r>
-              <w:rPr>
-                <w:rFonts w:hint="eastAsia"/>
-                <w:sz w:val="13"/>
-                <w:szCs w:val="13"/>
-              </w:rPr>
-              <w:t>SYSCOLLECTIONSTAT</w:t>
-            </w:r>
-            <w:r>
-              <w:rPr>
-                <w:rFonts w:hint="eastAsia"/>
-                <w:sz w:val="13"/>
-                <w:szCs w:val="13"/>
-              </w:rPr>
-              <w:t>的</w:t>
-            </w:r>
-            <w:r>
-              <w:rPr>
-                <w:rFonts w:hint="eastAsia"/>
-                <w:sz w:val="13"/>
-                <w:szCs w:val="13"/>
-              </w:rPr>
-              <w:t>Version</w:t>
+              <w:t>统计收集的时间戳</w:t>
             </w:r>
           </w:p>
         </w:tc>
@@ -5833,51 +6732,65 @@
                 <w:sz w:val="13"/>
                 <w:szCs w:val="13"/>
               </w:rPr>
-              <w:t>SampleNum</w:t>
-            </w:r>
-          </w:p>
-        </w:tc>
-        <w:tc>
-          <w:tcPr>
-            <w:tcW w:w="0" w:type="auto"/>
-          </w:tcPr>
-          <w:p>
-            <w:pPr>
-              <w:ind w:left="0"/>
-              <w:rPr>
-                <w:sz w:val="13"/>
-                <w:szCs w:val="13"/>
-              </w:rPr>
-            </w:pPr>
-            <w:r>
-              <w:rPr>
-                <w:rFonts w:hint="eastAsia"/>
-                <w:sz w:val="13"/>
-                <w:szCs w:val="13"/>
-              </w:rPr>
-              <w:t>NumberLong</w:t>
-            </w:r>
-          </w:p>
-        </w:tc>
-        <w:tc>
-          <w:tcPr>
-            <w:tcW w:w="0" w:type="auto"/>
-          </w:tcPr>
-          <w:p>
-            <w:pPr>
-              <w:ind w:left="0"/>
-              <w:rPr>
-                <w:sz w:val="13"/>
-                <w:szCs w:val="13"/>
-              </w:rPr>
-            </w:pPr>
-            <w:r>
-              <w:rPr>
-                <w:rFonts w:hint="eastAsia"/>
-                <w:sz w:val="13"/>
-                <w:szCs w:val="13"/>
-              </w:rPr>
-              <w:t>0</w:t>
+              <w:t>Index</w:t>
+            </w:r>
+          </w:p>
+        </w:tc>
+        <w:tc>
+          <w:tcPr>
+            <w:tcW w:w="0" w:type="auto"/>
+          </w:tcPr>
+          <w:p>
+            <w:pPr>
+              <w:ind w:left="0"/>
+              <w:rPr>
+                <w:sz w:val="13"/>
+                <w:szCs w:val="13"/>
+              </w:rPr>
+            </w:pPr>
+            <w:r>
+              <w:rPr>
+                <w:rFonts w:hint="eastAsia"/>
+                <w:sz w:val="13"/>
+                <w:szCs w:val="13"/>
+              </w:rPr>
+              <w:t>String</w:t>
+            </w:r>
+          </w:p>
+        </w:tc>
+        <w:tc>
+          <w:tcPr>
+            <w:tcW w:w="0" w:type="auto"/>
+          </w:tcPr>
+          <w:p>
+            <w:pPr>
+              <w:ind w:left="0"/>
+              <w:rPr>
+                <w:sz w:val="13"/>
+                <w:szCs w:val="13"/>
+              </w:rPr>
+            </w:pPr>
+          </w:p>
+        </w:tc>
+        <w:tc>
+          <w:tcPr>
+            <w:tcW w:w="0" w:type="auto"/>
+          </w:tcPr>
+          <w:p>
+            <w:pPr>
+              <w:ind w:left="0"/>
+              <w:rPr>
+                <w:sz w:val="13"/>
+                <w:szCs w:val="13"/>
+              </w:rPr>
+            </w:pPr>
+            <w:r>
+              <w:rPr>
+                <w:rFonts w:hint="eastAsia"/>
+                <w:sz w:val="13"/>
+                <w:szCs w:val="13"/>
+              </w:rPr>
+              <w:t>--</w:t>
             </w:r>
           </w:p>
         </w:tc>
@@ -5935,7 +6848,23 @@
                 <w:sz w:val="13"/>
                 <w:szCs w:val="13"/>
               </w:rPr>
-              <w:t>统计时抽样的索引项个数</w:t>
+              <w:t>统计</w:t>
+            </w:r>
+            <w:r>
+              <w:rPr>
+                <w:rFonts w:hint="eastAsia"/>
+                <w:sz w:val="13"/>
+                <w:szCs w:val="13"/>
+              </w:rPr>
+              <w:t>Index</w:t>
+            </w:r>
+            <w:r>
+              <w:rPr>
+                <w:rFonts w:hint="eastAsia"/>
+                <w:sz w:val="13"/>
+                <w:szCs w:val="13"/>
+              </w:rPr>
+              <w:t>的名称</w:t>
             </w:r>
           </w:p>
         </w:tc>
@@ -5959,51 +6888,65 @@
                 <w:sz w:val="13"/>
                 <w:szCs w:val="13"/>
               </w:rPr>
-              <w:t>TotalDocNum</w:t>
-            </w:r>
-          </w:p>
-        </w:tc>
-        <w:tc>
-          <w:tcPr>
-            <w:tcW w:w="0" w:type="auto"/>
-          </w:tcPr>
-          <w:p>
-            <w:pPr>
-              <w:ind w:left="0"/>
-              <w:rPr>
-                <w:sz w:val="13"/>
-                <w:szCs w:val="13"/>
-              </w:rPr>
-            </w:pPr>
-            <w:r>
-              <w:rPr>
-                <w:rFonts w:hint="eastAsia"/>
-                <w:sz w:val="13"/>
-                <w:szCs w:val="13"/>
-              </w:rPr>
-              <w:t>NumberLong</w:t>
-            </w:r>
-          </w:p>
-        </w:tc>
-        <w:tc>
-          <w:tcPr>
-            <w:tcW w:w="0" w:type="auto"/>
-          </w:tcPr>
-          <w:p>
-            <w:pPr>
-              <w:ind w:left="0"/>
-              <w:rPr>
-                <w:sz w:val="13"/>
-                <w:szCs w:val="13"/>
-              </w:rPr>
-            </w:pPr>
-            <w:r>
-              <w:rPr>
-                <w:rFonts w:hint="eastAsia"/>
-                <w:sz w:val="13"/>
-                <w:szCs w:val="13"/>
-              </w:rPr>
-              <w:t>10</w:t>
+              <w:t>KeyPattern</w:t>
+            </w:r>
+          </w:p>
+        </w:tc>
+        <w:tc>
+          <w:tcPr>
+            <w:tcW w:w="0" w:type="auto"/>
+          </w:tcPr>
+          <w:p>
+            <w:pPr>
+              <w:ind w:left="0"/>
+              <w:rPr>
+                <w:sz w:val="13"/>
+                <w:szCs w:val="13"/>
+              </w:rPr>
+            </w:pPr>
+            <w:r>
+              <w:rPr>
+                <w:rFonts w:hint="eastAsia"/>
+                <w:sz w:val="13"/>
+                <w:szCs w:val="13"/>
+              </w:rPr>
+              <w:t>BSONObj</w:t>
+            </w:r>
+          </w:p>
+        </w:tc>
+        <w:tc>
+          <w:tcPr>
+            <w:tcW w:w="0" w:type="auto"/>
+          </w:tcPr>
+          <w:p>
+            <w:pPr>
+              <w:ind w:left="0"/>
+              <w:rPr>
+                <w:sz w:val="13"/>
+                <w:szCs w:val="13"/>
+              </w:rPr>
+            </w:pPr>
+          </w:p>
+        </w:tc>
+        <w:tc>
+          <w:tcPr>
+            <w:tcW w:w="0" w:type="auto"/>
+          </w:tcPr>
+          <w:p>
+            <w:pPr>
+              <w:ind w:left="0"/>
+              <w:rPr>
+                <w:sz w:val="13"/>
+                <w:szCs w:val="13"/>
+              </w:rPr>
+            </w:pPr>
+            <w:r>
+              <w:rPr>
+                <w:rFonts w:hint="eastAsia"/>
+                <w:sz w:val="13"/>
+                <w:szCs w:val="13"/>
+              </w:rPr>
+              <w:t>--</w:t>
             </w:r>
           </w:p>
         </w:tc>
@@ -6061,88 +7004,15 @@
                 <w:sz w:val="13"/>
                 <w:szCs w:val="13"/>
               </w:rPr>
-              <w:t>统计收集时的文档个数（收集时间不同，因此可能与</w:t>
-            </w:r>
-            <w:r>
-              <w:rPr>
-                <w:rFonts w:hint="eastAsia"/>
-                <w:sz w:val="13"/>
-                <w:szCs w:val="13"/>
-              </w:rPr>
-              <w:t>SYSSTAT.SYSCOLLECTIONSTAT</w:t>
-            </w:r>
-            <w:r>
-              <w:rPr>
-                <w:rFonts w:hint="eastAsia"/>
-                <w:sz w:val="13"/>
-                <w:szCs w:val="13"/>
-              </w:rPr>
-              <w:t>的</w:t>
-            </w:r>
-            <w:r>
-              <w:rPr>
-                <w:rFonts w:hint="eastAsia"/>
-                <w:sz w:val="13"/>
-                <w:szCs w:val="13"/>
-              </w:rPr>
-              <w:t>TotalDocNum</w:t>
-            </w:r>
-            <w:r>
-              <w:rPr>
-                <w:rFonts w:hint="eastAsia"/>
-                <w:sz w:val="13"/>
-                <w:szCs w:val="13"/>
-              </w:rPr>
-              <w:t>不相等）</w:t>
-            </w:r>
-          </w:p>
-          <w:p>
-            <w:pPr>
-              <w:ind w:left="0"/>
-              <w:rPr>
-                <w:sz w:val="13"/>
-                <w:szCs w:val="13"/>
-              </w:rPr>
-            </w:pPr>
-            <w:r>
-              <w:rPr>
-                <w:rFonts w:hint="eastAsia"/>
-                <w:sz w:val="13"/>
-                <w:szCs w:val="13"/>
-              </w:rPr>
-              <w:t>对应</w:t>
-            </w:r>
-            <w:r>
-              <w:rPr>
-                <w:rFonts w:hint="eastAsia"/>
-                <w:sz w:val="13"/>
-                <w:szCs w:val="13"/>
-              </w:rPr>
-              <w:t>dmsMBStatInfo</w:t>
-            </w:r>
-            <w:r>
-              <w:rPr>
-                <w:rFonts w:hint="eastAsia"/>
-                <w:sz w:val="13"/>
-                <w:szCs w:val="13"/>
-              </w:rPr>
-              <w:t>的</w:t>
-            </w:r>
-            <w:r>
-              <w:rPr>
-                <w:rFonts w:hint="eastAsia"/>
-                <w:sz w:val="13"/>
-                <w:szCs w:val="13"/>
-              </w:rPr>
-              <w:t>_totalRecords</w:t>
-            </w:r>
-            <w:r>
-              <w:rPr>
-                <w:rFonts w:hint="eastAsia"/>
-                <w:sz w:val="13"/>
-                <w:szCs w:val="13"/>
-              </w:rPr>
-              <w:t>，用于对比统计信息是否过期</w:t>
+              <w:t>统计索引的字段定义，例如：</w:t>
+            </w:r>
+            <w:r>
+              <w:rPr>
+                <w:rFonts w:hint="eastAsia"/>
+                <w:sz w:val="13"/>
+                <w:szCs w:val="13"/>
+              </w:rPr>
+              <w:t>{a:1, b:-1}</w:t>
             </w:r>
           </w:p>
         </w:tc>
@@ -6166,51 +7036,81 @@
                 <w:sz w:val="13"/>
                 <w:szCs w:val="13"/>
               </w:rPr>
-              <w:t>IndexPageNum</w:t>
-            </w:r>
-          </w:p>
-        </w:tc>
-        <w:tc>
-          <w:tcPr>
-            <w:tcW w:w="0" w:type="auto"/>
-          </w:tcPr>
-          <w:p>
-            <w:pPr>
-              <w:ind w:left="0"/>
-              <w:rPr>
-                <w:sz w:val="13"/>
-                <w:szCs w:val="13"/>
-              </w:rPr>
-            </w:pPr>
-            <w:r>
-              <w:rPr>
-                <w:rFonts w:hint="eastAsia"/>
-                <w:sz w:val="13"/>
-                <w:szCs w:val="13"/>
-              </w:rPr>
-              <w:t>NumberInt</w:t>
-            </w:r>
-          </w:p>
-        </w:tc>
-        <w:tc>
-          <w:tcPr>
-            <w:tcW w:w="0" w:type="auto"/>
-          </w:tcPr>
-          <w:p>
-            <w:pPr>
-              <w:ind w:left="0"/>
-              <w:rPr>
-                <w:sz w:val="13"/>
-                <w:szCs w:val="13"/>
-              </w:rPr>
-            </w:pPr>
-            <w:r>
-              <w:rPr>
-                <w:rFonts w:hint="eastAsia"/>
-                <w:sz w:val="13"/>
-                <w:szCs w:val="13"/>
-              </w:rPr>
-              <w:t>1</w:t>
+              <w:t>Sample</w:t>
+            </w:r>
+            <w:r>
+              <w:rPr>
+                <w:rFonts w:hint="eastAsia"/>
+                <w:sz w:val="13"/>
+                <w:szCs w:val="13"/>
+              </w:rPr>
+              <w:t>Records</w:t>
+            </w:r>
+          </w:p>
+        </w:tc>
+        <w:tc>
+          <w:tcPr>
+            <w:tcW w:w="0" w:type="auto"/>
+          </w:tcPr>
+          <w:p>
+            <w:pPr>
+              <w:ind w:left="0"/>
+              <w:rPr>
+                <w:sz w:val="13"/>
+                <w:szCs w:val="13"/>
+              </w:rPr>
+            </w:pPr>
+            <w:r>
+              <w:rPr>
+                <w:rFonts w:hint="eastAsia"/>
+                <w:sz w:val="13"/>
+                <w:szCs w:val="13"/>
+              </w:rPr>
+              <w:t>NumberLong</w:t>
+            </w:r>
+          </w:p>
+        </w:tc>
+        <w:tc>
+          <w:tcPr>
+            <w:tcW w:w="0" w:type="auto"/>
+          </w:tcPr>
+          <w:p>
+            <w:pPr>
+              <w:ind w:left="0"/>
+              <w:rPr>
+                <w:sz w:val="13"/>
+                <w:szCs w:val="13"/>
+              </w:rPr>
+            </w:pPr>
+            <w:r>
+              <w:rPr>
+                <w:rFonts w:hint="eastAsia"/>
+                <w:sz w:val="13"/>
+                <w:szCs w:val="13"/>
+              </w:rPr>
+              <w:t>UINT64</w:t>
+            </w:r>
+          </w:p>
+        </w:tc>
+        <w:tc>
+          <w:tcPr>
+            <w:tcW w:w="0" w:type="auto"/>
+          </w:tcPr>
+          <w:p>
+            <w:pPr>
+              <w:ind w:left="0"/>
+              <w:rPr>
+                <w:sz w:val="13"/>
+                <w:szCs w:val="13"/>
+              </w:rPr>
+            </w:pPr>
+            <w:r>
+              <w:rPr>
+                <w:rFonts w:hint="eastAsia"/>
+                <w:sz w:val="13"/>
+                <w:szCs w:val="13"/>
+              </w:rPr>
+              <w:t>0</w:t>
             </w:r>
           </w:p>
         </w:tc>
@@ -6268,81 +7168,7 @@
                 <w:sz w:val="13"/>
                 <w:szCs w:val="13"/>
               </w:rPr>
-              <w:t>统计</w:t>
-            </w:r>
-            <w:r>
-              <w:rPr>
-                <w:rFonts w:hint="eastAsia"/>
-                <w:sz w:val="13"/>
-                <w:szCs w:val="13"/>
-              </w:rPr>
-              <w:t>收集时</w:t>
-            </w:r>
-            <w:r>
-              <w:rPr>
-                <w:rFonts w:hint="eastAsia"/>
-                <w:sz w:val="13"/>
-                <w:szCs w:val="13"/>
-              </w:rPr>
-              <w:t>索引的页个数</w:t>
-            </w:r>
-            <w:r>
-              <w:rPr>
-                <w:rFonts w:hint="eastAsia"/>
-                <w:sz w:val="13"/>
-                <w:szCs w:val="13"/>
-              </w:rPr>
-              <w:t xml:space="preserve"> </w:t>
-            </w:r>
-            <w:r>
-              <w:rPr>
-                <w:rFonts w:hint="eastAsia"/>
-                <w:b/>
-                <w:color w:val="FF0000"/>
-                <w:sz w:val="13"/>
-                <w:szCs w:val="13"/>
-              </w:rPr>
-              <w:t>(</w:t>
-            </w:r>
-            <w:r>
-              <w:rPr>
-                <w:rFonts w:hint="eastAsia"/>
-                <w:b/>
-                <w:color w:val="FF0000"/>
-                <w:sz w:val="13"/>
-                <w:szCs w:val="13"/>
-              </w:rPr>
-              <w:t>如无则按照</w:t>
-            </w:r>
-            <w:r>
-              <w:rPr>
-                <w:rFonts w:hint="eastAsia"/>
-                <w:b/>
-                <w:color w:val="FF0000"/>
-                <w:sz w:val="13"/>
-                <w:szCs w:val="13"/>
-              </w:rPr>
-              <w:t>dmsMBStatInfo</w:t>
-            </w:r>
-            <w:r>
-              <w:rPr>
-                <w:rFonts w:hint="eastAsia"/>
-                <w:b/>
-                <w:color w:val="FF0000"/>
-                <w:sz w:val="13"/>
-                <w:szCs w:val="13"/>
-              </w:rPr>
-              <w:t>中</w:t>
-            </w:r>
-            <w:r>
-              <w:rPr>
-                <w:rFonts w:hint="eastAsia"/>
-                <w:b/>
-                <w:color w:val="FF0000"/>
-                <w:sz w:val="13"/>
-                <w:szCs w:val="13"/>
-              </w:rPr>
-              <w:t>totalIndexPageNum / indexCount )</w:t>
+              <w:t>统计时抽样的索引项个数</w:t>
             </w:r>
           </w:p>
         </w:tc>
@@ -6366,51 +7192,81 @@
                 <w:sz w:val="13"/>
                 <w:szCs w:val="13"/>
               </w:rPr>
-              <w:t>IndexLevel</w:t>
-            </w:r>
-          </w:p>
-        </w:tc>
-        <w:tc>
-          <w:tcPr>
-            <w:tcW w:w="0" w:type="auto"/>
-          </w:tcPr>
-          <w:p>
-            <w:pPr>
-              <w:ind w:left="0"/>
-              <w:rPr>
-                <w:sz w:val="13"/>
-                <w:szCs w:val="13"/>
-              </w:rPr>
-            </w:pPr>
-            <w:r>
-              <w:rPr>
-                <w:rFonts w:hint="eastAsia"/>
-                <w:sz w:val="13"/>
-                <w:szCs w:val="13"/>
-              </w:rPr>
-              <w:t>NumberInt</w:t>
-            </w:r>
-          </w:p>
-        </w:tc>
-        <w:tc>
-          <w:tcPr>
-            <w:tcW w:w="0" w:type="auto"/>
-          </w:tcPr>
-          <w:p>
-            <w:pPr>
-              <w:ind w:left="0"/>
-              <w:rPr>
-                <w:sz w:val="13"/>
-                <w:szCs w:val="13"/>
-              </w:rPr>
-            </w:pPr>
-            <w:r>
-              <w:rPr>
-                <w:rFonts w:hint="eastAsia"/>
-                <w:sz w:val="13"/>
-                <w:szCs w:val="13"/>
-              </w:rPr>
-              <w:t>1</w:t>
+              <w:t>Total</w:t>
+            </w:r>
+            <w:r>
+              <w:rPr>
+                <w:rFonts w:hint="eastAsia"/>
+                <w:sz w:val="13"/>
+                <w:szCs w:val="13"/>
+              </w:rPr>
+              <w:t>Records</w:t>
+            </w:r>
+          </w:p>
+        </w:tc>
+        <w:tc>
+          <w:tcPr>
+            <w:tcW w:w="0" w:type="auto"/>
+          </w:tcPr>
+          <w:p>
+            <w:pPr>
+              <w:ind w:left="0"/>
+              <w:rPr>
+                <w:sz w:val="13"/>
+                <w:szCs w:val="13"/>
+              </w:rPr>
+            </w:pPr>
+            <w:r>
+              <w:rPr>
+                <w:rFonts w:hint="eastAsia"/>
+                <w:sz w:val="13"/>
+                <w:szCs w:val="13"/>
+              </w:rPr>
+              <w:t>NumberLong</w:t>
+            </w:r>
+          </w:p>
+        </w:tc>
+        <w:tc>
+          <w:tcPr>
+            <w:tcW w:w="0" w:type="auto"/>
+          </w:tcPr>
+          <w:p>
+            <w:pPr>
+              <w:ind w:left="0"/>
+              <w:rPr>
+                <w:sz w:val="13"/>
+                <w:szCs w:val="13"/>
+              </w:rPr>
+            </w:pPr>
+            <w:r>
+              <w:rPr>
+                <w:rFonts w:hint="eastAsia"/>
+                <w:sz w:val="13"/>
+                <w:szCs w:val="13"/>
+              </w:rPr>
+              <w:t>UINT64</w:t>
+            </w:r>
+          </w:p>
+        </w:tc>
+        <w:tc>
+          <w:tcPr>
+            <w:tcW w:w="0" w:type="auto"/>
+          </w:tcPr>
+          <w:p>
+            <w:pPr>
+              <w:ind w:left="0"/>
+              <w:rPr>
+                <w:sz w:val="13"/>
+                <w:szCs w:val="13"/>
+              </w:rPr>
+            </w:pPr>
+            <w:r>
+              <w:rPr>
+                <w:rFonts w:hint="eastAsia"/>
+                <w:sz w:val="13"/>
+                <w:szCs w:val="13"/>
+              </w:rPr>
+              <w:t>10</w:t>
             </w:r>
           </w:p>
         </w:tc>
@@ -6468,7 +7324,89 @@
                 <w:sz w:val="13"/>
                 <w:szCs w:val="13"/>
               </w:rPr>
-              <w:t>统计收集时索引的层数</w:t>
+              <w:t>统计收集时的文档个数（收集时间不同，因此可能与</w:t>
+            </w:r>
+            <w:r>
+              <w:rPr>
+                <w:rFonts w:hint="eastAsia"/>
+                <w:sz w:val="13"/>
+                <w:szCs w:val="13"/>
+              </w:rPr>
+              <w:t>SYSSTAT.SYSCOLLECTIONSTAT</w:t>
+            </w:r>
+            <w:r>
+              <w:rPr>
+                <w:rFonts w:hint="eastAsia"/>
+                <w:sz w:val="13"/>
+                <w:szCs w:val="13"/>
+              </w:rPr>
+              <w:t>的</w:t>
+            </w:r>
+            <w:r>
+              <w:rPr>
+                <w:rFonts w:hint="eastAsia"/>
+                <w:sz w:val="13"/>
+                <w:szCs w:val="13"/>
+              </w:rPr>
+              <w:t>TotalRecords</w:t>
+            </w:r>
+            <w:r>
+              <w:rPr>
+                <w:rFonts w:hint="eastAsia"/>
+                <w:sz w:val="13"/>
+                <w:szCs w:val="13"/>
+              </w:rPr>
+              <w:t>不相等）</w:t>
+            </w:r>
+          </w:p>
+          <w:p>
+            <w:pPr>
+              <w:ind w:left="0"/>
+              <w:rPr>
+                <w:sz w:val="13"/>
+                <w:szCs w:val="13"/>
+              </w:rPr>
+            </w:pPr>
+            <w:r>
+              <w:rPr>
+                <w:rFonts w:hint="eastAsia"/>
+                <w:sz w:val="13"/>
+                <w:szCs w:val="13"/>
+              </w:rPr>
+              <w:lastRenderedPageBreak/>
+              <w:t>对应</w:t>
+            </w:r>
+            <w:r>
+              <w:rPr>
+                <w:rFonts w:hint="eastAsia"/>
+                <w:sz w:val="13"/>
+                <w:szCs w:val="13"/>
+              </w:rPr>
+              <w:t>dmsMBStatInfo</w:t>
+            </w:r>
+            <w:r>
+              <w:rPr>
+                <w:rFonts w:hint="eastAsia"/>
+                <w:sz w:val="13"/>
+                <w:szCs w:val="13"/>
+              </w:rPr>
+              <w:t>的</w:t>
+            </w:r>
+            <w:r>
+              <w:rPr>
+                <w:rFonts w:hint="eastAsia"/>
+                <w:sz w:val="13"/>
+                <w:szCs w:val="13"/>
+              </w:rPr>
+              <w:t>_totalRecords</w:t>
+            </w:r>
+            <w:r>
+              <w:rPr>
+                <w:rFonts w:hint="eastAsia"/>
+                <w:sz w:val="13"/>
+                <w:szCs w:val="13"/>
+              </w:rPr>
+              <w:t>，用于对比统计信息是否过期</w:t>
             </w:r>
           </w:p>
         </w:tc>
@@ -6492,51 +7430,82 @@
                 <w:sz w:val="13"/>
                 <w:szCs w:val="13"/>
               </w:rPr>
-              <w:t>IsUnique</w:t>
-            </w:r>
-          </w:p>
-        </w:tc>
-        <w:tc>
-          <w:tcPr>
-            <w:tcW w:w="0" w:type="auto"/>
-          </w:tcPr>
-          <w:p>
-            <w:pPr>
-              <w:ind w:left="0"/>
-              <w:rPr>
-                <w:sz w:val="13"/>
-                <w:szCs w:val="13"/>
-              </w:rPr>
-            </w:pPr>
-            <w:r>
-              <w:rPr>
-                <w:rFonts w:hint="eastAsia"/>
-                <w:sz w:val="13"/>
-                <w:szCs w:val="13"/>
-              </w:rPr>
-              <w:t>BOOL</w:t>
-            </w:r>
-          </w:p>
-        </w:tc>
-        <w:tc>
-          <w:tcPr>
-            <w:tcW w:w="0" w:type="auto"/>
-          </w:tcPr>
-          <w:p>
-            <w:pPr>
-              <w:ind w:left="0"/>
-              <w:rPr>
-                <w:sz w:val="13"/>
-                <w:szCs w:val="13"/>
-              </w:rPr>
-            </w:pPr>
-            <w:r>
-              <w:rPr>
-                <w:rFonts w:hint="eastAsia"/>
-                <w:sz w:val="13"/>
-                <w:szCs w:val="13"/>
-              </w:rPr>
-              <w:t>FALSE</w:t>
+              <w:lastRenderedPageBreak/>
+              <w:t>IndexPage</w:t>
+            </w:r>
+            <w:r>
+              <w:rPr>
+                <w:rFonts w:hint="eastAsia"/>
+                <w:sz w:val="13"/>
+                <w:szCs w:val="13"/>
+              </w:rPr>
+              <w:t>s</w:t>
+            </w:r>
+          </w:p>
+        </w:tc>
+        <w:tc>
+          <w:tcPr>
+            <w:tcW w:w="0" w:type="auto"/>
+          </w:tcPr>
+          <w:p>
+            <w:pPr>
+              <w:ind w:left="0"/>
+              <w:rPr>
+                <w:sz w:val="13"/>
+                <w:szCs w:val="13"/>
+              </w:rPr>
+            </w:pPr>
+            <w:r>
+              <w:rPr>
+                <w:rFonts w:hint="eastAsia"/>
+                <w:sz w:val="13"/>
+                <w:szCs w:val="13"/>
+              </w:rPr>
+              <w:t>NumberInt</w:t>
+            </w:r>
+          </w:p>
+        </w:tc>
+        <w:tc>
+          <w:tcPr>
+            <w:tcW w:w="0" w:type="auto"/>
+          </w:tcPr>
+          <w:p>
+            <w:pPr>
+              <w:ind w:left="0"/>
+              <w:rPr>
+                <w:sz w:val="13"/>
+                <w:szCs w:val="13"/>
+              </w:rPr>
+            </w:pPr>
+            <w:r>
+              <w:rPr>
+                <w:rFonts w:hint="eastAsia"/>
+                <w:sz w:val="13"/>
+                <w:szCs w:val="13"/>
+              </w:rPr>
+              <w:t>UINT32</w:t>
+            </w:r>
+          </w:p>
+        </w:tc>
+        <w:tc>
+          <w:tcPr>
+            <w:tcW w:w="0" w:type="auto"/>
+          </w:tcPr>
+          <w:p>
+            <w:pPr>
+              <w:ind w:left="0"/>
+              <w:rPr>
+                <w:sz w:val="13"/>
+                <w:szCs w:val="13"/>
+              </w:rPr>
+            </w:pPr>
+            <w:r>
+              <w:rPr>
+                <w:rFonts w:hint="eastAsia"/>
+                <w:sz w:val="13"/>
+                <w:szCs w:val="13"/>
+              </w:rPr>
+              <w:t>1</w:t>
             </w:r>
           </w:p>
         </w:tc>
@@ -6594,15 +7563,23 @@
                 <w:sz w:val="13"/>
                 <w:szCs w:val="13"/>
               </w:rPr>
-              <w:t>Index</w:t>
-            </w:r>
-            <w:r>
-              <w:rPr>
-                <w:rFonts w:hint="eastAsia"/>
-                <w:sz w:val="13"/>
-                <w:szCs w:val="13"/>
-              </w:rPr>
-              <w:t>是否唯一索引</w:t>
+              <w:t>统计</w:t>
+            </w:r>
+            <w:r>
+              <w:rPr>
+                <w:rFonts w:hint="eastAsia"/>
+                <w:sz w:val="13"/>
+                <w:szCs w:val="13"/>
+              </w:rPr>
+              <w:t>收集时</w:t>
+            </w:r>
+            <w:r>
+              <w:rPr>
+                <w:rFonts w:hint="eastAsia"/>
+                <w:sz w:val="13"/>
+                <w:szCs w:val="13"/>
+              </w:rPr>
+              <w:t>索引的页个数</w:t>
             </w:r>
           </w:p>
         </w:tc>
@@ -6626,134 +7603,131 @@
                 <w:sz w:val="13"/>
                 <w:szCs w:val="13"/>
               </w:rPr>
-              <w:t>DistinctValNum</w:t>
-            </w:r>
-          </w:p>
-        </w:tc>
-        <w:tc>
-          <w:tcPr>
-            <w:tcW w:w="0" w:type="auto"/>
-          </w:tcPr>
-          <w:p>
-            <w:pPr>
-              <w:ind w:left="0"/>
-              <w:rPr>
-                <w:sz w:val="13"/>
-                <w:szCs w:val="13"/>
-              </w:rPr>
-            </w:pPr>
-            <w:r>
-              <w:rPr>
-                <w:rFonts w:hint="eastAsia"/>
-                <w:sz w:val="13"/>
-                <w:szCs w:val="13"/>
-              </w:rPr>
-              <w:t>NumberLong</w:t>
-            </w:r>
-          </w:p>
-        </w:tc>
-        <w:tc>
-          <w:tcPr>
-            <w:tcW w:w="0" w:type="auto"/>
-          </w:tcPr>
-          <w:p>
-            <w:pPr>
-              <w:ind w:left="0"/>
-              <w:rPr>
-                <w:sz w:val="13"/>
-                <w:szCs w:val="13"/>
-              </w:rPr>
-            </w:pPr>
-            <w:r>
-              <w:rPr>
-                <w:rFonts w:hint="eastAsia"/>
-                <w:sz w:val="13"/>
-                <w:szCs w:val="13"/>
-              </w:rPr>
-              <w:t>0</w:t>
-            </w:r>
-          </w:p>
-        </w:tc>
-        <w:tc>
-          <w:tcPr>
-            <w:tcW w:w="0" w:type="auto"/>
-          </w:tcPr>
-          <w:p>
-            <w:pPr>
-              <w:ind w:left="0"/>
-              <w:rPr>
-                <w:sz w:val="13"/>
-                <w:szCs w:val="13"/>
-              </w:rPr>
-            </w:pPr>
-          </w:p>
-        </w:tc>
-        <w:tc>
-          <w:tcPr>
-            <w:tcW w:w="0" w:type="auto"/>
-          </w:tcPr>
-          <w:p>
-            <w:pPr>
-              <w:ind w:left="0"/>
-              <w:rPr>
-                <w:sz w:val="13"/>
-                <w:szCs w:val="13"/>
-              </w:rPr>
-            </w:pPr>
-            <w:r>
-              <w:rPr>
-                <w:rFonts w:hint="eastAsia"/>
-                <w:sz w:val="13"/>
-                <w:szCs w:val="13"/>
-              </w:rPr>
-              <w:t>否</w:t>
-            </w:r>
-          </w:p>
-        </w:tc>
-        <w:tc>
-          <w:tcPr>
-            <w:tcW w:w="0" w:type="auto"/>
-          </w:tcPr>
-          <w:p>
-            <w:pPr>
-              <w:ind w:left="0"/>
-              <w:rPr>
-                <w:sz w:val="13"/>
-                <w:szCs w:val="13"/>
-              </w:rPr>
-            </w:pPr>
-            <w:r>
-              <w:rPr>
-                <w:rFonts w:hint="eastAsia"/>
-                <w:sz w:val="13"/>
-                <w:szCs w:val="13"/>
-              </w:rPr>
-              <w:t>统计字段的唯一值个数，如果没有统计，取对应</w:t>
-            </w:r>
-            <w:r>
-              <w:rPr>
-                <w:rFonts w:hint="eastAsia"/>
-                <w:sz w:val="13"/>
-                <w:szCs w:val="13"/>
-              </w:rPr>
-              <w:t>Collection</w:t>
-            </w:r>
-            <w:r>
-              <w:rPr>
-                <w:rFonts w:hint="eastAsia"/>
-                <w:sz w:val="13"/>
-                <w:szCs w:val="13"/>
-              </w:rPr>
-              <w:t>的</w:t>
-            </w:r>
-            <w:r>
-              <w:rPr>
-                <w:rFonts w:hint="eastAsia"/>
-                <w:sz w:val="13"/>
-                <w:szCs w:val="13"/>
-              </w:rPr>
-              <w:lastRenderedPageBreak/>
-              <w:t>TotalDocNum</w:t>
+              <w:t>IndexLevels</w:t>
+            </w:r>
+          </w:p>
+        </w:tc>
+        <w:tc>
+          <w:tcPr>
+            <w:tcW w:w="0" w:type="auto"/>
+          </w:tcPr>
+          <w:p>
+            <w:pPr>
+              <w:ind w:left="0"/>
+              <w:rPr>
+                <w:sz w:val="13"/>
+                <w:szCs w:val="13"/>
+              </w:rPr>
+            </w:pPr>
+            <w:r>
+              <w:rPr>
+                <w:rFonts w:hint="eastAsia"/>
+                <w:sz w:val="13"/>
+                <w:szCs w:val="13"/>
+              </w:rPr>
+              <w:t>NumberInt</w:t>
+            </w:r>
+          </w:p>
+        </w:tc>
+        <w:tc>
+          <w:tcPr>
+            <w:tcW w:w="0" w:type="auto"/>
+          </w:tcPr>
+          <w:p>
+            <w:pPr>
+              <w:ind w:left="0"/>
+              <w:rPr>
+                <w:sz w:val="13"/>
+                <w:szCs w:val="13"/>
+              </w:rPr>
+            </w:pPr>
+            <w:r>
+              <w:rPr>
+                <w:rFonts w:hint="eastAsia"/>
+                <w:sz w:val="13"/>
+                <w:szCs w:val="13"/>
+              </w:rPr>
+              <w:t>UINT32</w:t>
+            </w:r>
+          </w:p>
+        </w:tc>
+        <w:tc>
+          <w:tcPr>
+            <w:tcW w:w="0" w:type="auto"/>
+          </w:tcPr>
+          <w:p>
+            <w:pPr>
+              <w:ind w:left="0"/>
+              <w:rPr>
+                <w:sz w:val="13"/>
+                <w:szCs w:val="13"/>
+              </w:rPr>
+            </w:pPr>
+            <w:r>
+              <w:rPr>
+                <w:rFonts w:hint="eastAsia"/>
+                <w:sz w:val="13"/>
+                <w:szCs w:val="13"/>
+              </w:rPr>
+              <w:t>1</w:t>
+            </w:r>
+          </w:p>
+        </w:tc>
+        <w:tc>
+          <w:tcPr>
+            <w:tcW w:w="0" w:type="auto"/>
+          </w:tcPr>
+          <w:p>
+            <w:pPr>
+              <w:ind w:left="0"/>
+              <w:rPr>
+                <w:sz w:val="13"/>
+                <w:szCs w:val="13"/>
+              </w:rPr>
+            </w:pPr>
+          </w:p>
+        </w:tc>
+        <w:tc>
+          <w:tcPr>
+            <w:tcW w:w="0" w:type="auto"/>
+          </w:tcPr>
+          <w:p>
+            <w:pPr>
+              <w:ind w:left="0"/>
+              <w:rPr>
+                <w:sz w:val="13"/>
+                <w:szCs w:val="13"/>
+              </w:rPr>
+            </w:pPr>
+            <w:r>
+              <w:rPr>
+                <w:rFonts w:hint="eastAsia"/>
+                <w:sz w:val="13"/>
+                <w:szCs w:val="13"/>
+              </w:rPr>
+              <w:t>是</w:t>
+            </w:r>
+          </w:p>
+        </w:tc>
+        <w:tc>
+          <w:tcPr>
+            <w:tcW w:w="0" w:type="auto"/>
+          </w:tcPr>
+          <w:p>
+            <w:pPr>
+              <w:ind w:left="0"/>
+              <w:rPr>
+                <w:sz w:val="13"/>
+                <w:szCs w:val="13"/>
+              </w:rPr>
+            </w:pPr>
+            <w:r>
+              <w:rPr>
+                <w:rFonts w:hint="eastAsia"/>
+                <w:sz w:val="13"/>
+                <w:szCs w:val="13"/>
+              </w:rPr>
+              <w:t>统计收集时索引的层数</w:t>
             </w:r>
           </w:p>
         </w:tc>
@@ -6777,110 +7751,131 @@
                 <w:sz w:val="13"/>
                 <w:szCs w:val="13"/>
               </w:rPr>
-              <w:lastRenderedPageBreak/>
-              <w:t>AvgFieldSize</w:t>
-            </w:r>
-          </w:p>
-        </w:tc>
-        <w:tc>
-          <w:tcPr>
-            <w:tcW w:w="0" w:type="auto"/>
-          </w:tcPr>
-          <w:p>
-            <w:pPr>
-              <w:ind w:left="0"/>
-              <w:rPr>
-                <w:sz w:val="13"/>
-                <w:szCs w:val="13"/>
-              </w:rPr>
-            </w:pPr>
-            <w:r>
-              <w:rPr>
-                <w:rFonts w:hint="eastAsia"/>
-                <w:sz w:val="13"/>
-                <w:szCs w:val="13"/>
-              </w:rPr>
-              <w:t>NumberInt</w:t>
-            </w:r>
-          </w:p>
-        </w:tc>
-        <w:tc>
-          <w:tcPr>
-            <w:tcW w:w="0" w:type="auto"/>
-          </w:tcPr>
-          <w:p>
-            <w:pPr>
-              <w:ind w:left="0"/>
-              <w:rPr>
-                <w:sz w:val="13"/>
-                <w:szCs w:val="13"/>
-              </w:rPr>
-            </w:pPr>
-            <w:r>
-              <w:rPr>
-                <w:rFonts w:hint="eastAsia"/>
-                <w:sz w:val="13"/>
-                <w:szCs w:val="13"/>
-              </w:rPr>
-              <w:t>10</w:t>
-            </w:r>
-          </w:p>
-        </w:tc>
-        <w:tc>
-          <w:tcPr>
-            <w:tcW w:w="0" w:type="auto"/>
-          </w:tcPr>
-          <w:p>
-            <w:pPr>
-              <w:ind w:left="0"/>
-              <w:rPr>
-                <w:sz w:val="13"/>
-                <w:szCs w:val="13"/>
-              </w:rPr>
-            </w:pPr>
-          </w:p>
-        </w:tc>
-        <w:tc>
-          <w:tcPr>
-            <w:tcW w:w="0" w:type="auto"/>
-          </w:tcPr>
-          <w:p>
-            <w:pPr>
-              <w:ind w:left="0"/>
-              <w:rPr>
-                <w:sz w:val="13"/>
-                <w:szCs w:val="13"/>
-              </w:rPr>
-            </w:pPr>
-            <w:r>
-              <w:rPr>
-                <w:rFonts w:hint="eastAsia"/>
-                <w:sz w:val="13"/>
-                <w:szCs w:val="13"/>
-              </w:rPr>
-              <w:t>否</w:t>
-            </w:r>
-          </w:p>
-        </w:tc>
-        <w:tc>
-          <w:tcPr>
-            <w:tcW w:w="0" w:type="auto"/>
-          </w:tcPr>
-          <w:p>
-            <w:pPr>
-              <w:ind w:left="0"/>
-              <w:rPr>
-                <w:sz w:val="13"/>
-                <w:szCs w:val="13"/>
-              </w:rPr>
-            </w:pPr>
-            <w:r>
-              <w:rPr>
-                <w:rFonts w:hint="eastAsia"/>
-                <w:sz w:val="13"/>
-                <w:szCs w:val="13"/>
-              </w:rPr>
-              <w:t>平均字段大小</w:t>
+              <w:t>IsUnique</w:t>
+            </w:r>
+          </w:p>
+        </w:tc>
+        <w:tc>
+          <w:tcPr>
+            <w:tcW w:w="0" w:type="auto"/>
+          </w:tcPr>
+          <w:p>
+            <w:pPr>
+              <w:ind w:left="0"/>
+              <w:rPr>
+                <w:sz w:val="13"/>
+                <w:szCs w:val="13"/>
+              </w:rPr>
+            </w:pPr>
+            <w:r>
+              <w:rPr>
+                <w:rFonts w:hint="eastAsia"/>
+                <w:sz w:val="13"/>
+                <w:szCs w:val="13"/>
+              </w:rPr>
+              <w:t>BOOL</w:t>
+            </w:r>
+          </w:p>
+        </w:tc>
+        <w:tc>
+          <w:tcPr>
+            <w:tcW w:w="0" w:type="auto"/>
+          </w:tcPr>
+          <w:p>
+            <w:pPr>
+              <w:ind w:left="0"/>
+              <w:rPr>
+                <w:sz w:val="13"/>
+                <w:szCs w:val="13"/>
+              </w:rPr>
+            </w:pPr>
+          </w:p>
+        </w:tc>
+        <w:tc>
+          <w:tcPr>
+            <w:tcW w:w="0" w:type="auto"/>
+          </w:tcPr>
+          <w:p>
+            <w:pPr>
+              <w:ind w:left="0"/>
+              <w:rPr>
+                <w:sz w:val="13"/>
+                <w:szCs w:val="13"/>
+              </w:rPr>
+            </w:pPr>
+            <w:r>
+              <w:rPr>
+                <w:rFonts w:hint="eastAsia"/>
+                <w:sz w:val="13"/>
+                <w:szCs w:val="13"/>
+              </w:rPr>
+              <w:t>FALSE</w:t>
+            </w:r>
+          </w:p>
+        </w:tc>
+        <w:tc>
+          <w:tcPr>
+            <w:tcW w:w="0" w:type="auto"/>
+          </w:tcPr>
+          <w:p>
+            <w:pPr>
+              <w:ind w:left="0"/>
+              <w:rPr>
+                <w:sz w:val="13"/>
+                <w:szCs w:val="13"/>
+              </w:rPr>
+            </w:pPr>
+          </w:p>
+        </w:tc>
+        <w:tc>
+          <w:tcPr>
+            <w:tcW w:w="0" w:type="auto"/>
+          </w:tcPr>
+          <w:p>
+            <w:pPr>
+              <w:ind w:left="0"/>
+              <w:rPr>
+                <w:sz w:val="13"/>
+                <w:szCs w:val="13"/>
+              </w:rPr>
+            </w:pPr>
+            <w:r>
+              <w:rPr>
+                <w:rFonts w:hint="eastAsia"/>
+                <w:sz w:val="13"/>
+                <w:szCs w:val="13"/>
+              </w:rPr>
+              <w:t>是</w:t>
+            </w:r>
+          </w:p>
+        </w:tc>
+        <w:tc>
+          <w:tcPr>
+            <w:tcW w:w="0" w:type="auto"/>
+          </w:tcPr>
+          <w:p>
+            <w:pPr>
+              <w:ind w:left="0"/>
+              <w:rPr>
+                <w:sz w:val="13"/>
+                <w:szCs w:val="13"/>
+              </w:rPr>
+            </w:pPr>
+            <w:r>
+              <w:rPr>
+                <w:rFonts w:hint="eastAsia"/>
+                <w:sz w:val="13"/>
+                <w:szCs w:val="13"/>
+              </w:rPr>
+              <w:t>Index</w:t>
+            </w:r>
+            <w:r>
+              <w:rPr>
+                <w:rFonts w:hint="eastAsia"/>
+                <w:sz w:val="13"/>
+                <w:szCs w:val="13"/>
+              </w:rPr>
+              <w:t>是否唯一索引</w:t>
             </w:r>
           </w:p>
         </w:tc>
@@ -6904,74 +7899,96 @@
                 <w:sz w:val="13"/>
                 <w:szCs w:val="13"/>
               </w:rPr>
-              <w:t>NullFrac</w:t>
-            </w:r>
-          </w:p>
-        </w:tc>
-        <w:tc>
-          <w:tcPr>
-            <w:tcW w:w="0" w:type="auto"/>
-          </w:tcPr>
-          <w:p>
-            <w:pPr>
-              <w:ind w:left="0"/>
-              <w:rPr>
-                <w:sz w:val="13"/>
-                <w:szCs w:val="13"/>
-              </w:rPr>
-            </w:pPr>
-            <w:r>
-              <w:rPr>
-                <w:rFonts w:hint="eastAsia"/>
-                <w:sz w:val="13"/>
-                <w:szCs w:val="13"/>
-              </w:rPr>
-              <w:t>NumberDouble</w:t>
-            </w:r>
-          </w:p>
-        </w:tc>
-        <w:tc>
-          <w:tcPr>
-            <w:tcW w:w="0" w:type="auto"/>
-          </w:tcPr>
-          <w:p>
-            <w:pPr>
-              <w:ind w:left="0"/>
-              <w:rPr>
-                <w:sz w:val="13"/>
-                <w:szCs w:val="13"/>
-              </w:rPr>
-            </w:pPr>
-            <w:r>
-              <w:rPr>
-                <w:rFonts w:hint="eastAsia"/>
-                <w:sz w:val="13"/>
-                <w:szCs w:val="13"/>
-              </w:rPr>
-              <w:t>0.0</w:t>
-            </w:r>
-          </w:p>
-        </w:tc>
-        <w:tc>
-          <w:tcPr>
-            <w:tcW w:w="0" w:type="auto"/>
-          </w:tcPr>
-          <w:p>
-            <w:pPr>
-              <w:ind w:left="0"/>
-              <w:rPr>
-                <w:sz w:val="13"/>
-                <w:szCs w:val="13"/>
-              </w:rPr>
-            </w:pPr>
-            <w:r>
-              <w:rPr>
-                <w:rFonts w:hint="eastAsia"/>
-                <w:sz w:val="13"/>
-                <w:szCs w:val="13"/>
-              </w:rPr>
-              <w:t>0.0 ~ 1.0</w:t>
-            </w:r>
+              <w:t>DistinctVal</w:t>
+            </w:r>
+            <w:r>
+              <w:rPr>
+                <w:rFonts w:hint="eastAsia"/>
+                <w:sz w:val="13"/>
+                <w:szCs w:val="13"/>
+              </w:rPr>
+              <w:t>ues</w:t>
+            </w:r>
+          </w:p>
+        </w:tc>
+        <w:tc>
+          <w:tcPr>
+            <w:tcW w:w="0" w:type="auto"/>
+          </w:tcPr>
+          <w:p>
+            <w:pPr>
+              <w:ind w:left="0"/>
+              <w:rPr>
+                <w:sz w:val="13"/>
+                <w:szCs w:val="13"/>
+              </w:rPr>
+            </w:pPr>
+            <w:r>
+              <w:rPr>
+                <w:rFonts w:hint="eastAsia"/>
+                <w:sz w:val="13"/>
+                <w:szCs w:val="13"/>
+              </w:rPr>
+              <w:t>NumberLong</w:t>
+            </w:r>
+          </w:p>
+        </w:tc>
+        <w:tc>
+          <w:tcPr>
+            <w:tcW w:w="0" w:type="auto"/>
+          </w:tcPr>
+          <w:p>
+            <w:pPr>
+              <w:ind w:left="0"/>
+              <w:rPr>
+                <w:sz w:val="13"/>
+                <w:szCs w:val="13"/>
+              </w:rPr>
+            </w:pPr>
+            <w:r>
+              <w:rPr>
+                <w:rFonts w:hint="eastAsia"/>
+                <w:sz w:val="13"/>
+                <w:szCs w:val="13"/>
+              </w:rPr>
+              <w:t>UINT64</w:t>
+            </w:r>
+          </w:p>
+        </w:tc>
+        <w:tc>
+          <w:tcPr>
+            <w:tcW w:w="0" w:type="auto"/>
+          </w:tcPr>
+          <w:p>
+            <w:pPr>
+              <w:ind w:left="0"/>
+              <w:rPr>
+                <w:sz w:val="13"/>
+                <w:szCs w:val="13"/>
+              </w:rPr>
+            </w:pPr>
+            <w:r>
+              <w:rPr>
+                <w:rFonts w:hint="eastAsia"/>
+                <w:sz w:val="13"/>
+                <w:szCs w:val="13"/>
+              </w:rPr>
+              <w:t>0</w:t>
+            </w:r>
+          </w:p>
+        </w:tc>
+        <w:tc>
+          <w:tcPr>
+            <w:tcW w:w="0" w:type="auto"/>
+          </w:tcPr>
+          <w:p>
+            <w:pPr>
+              <w:ind w:left="0"/>
+              <w:rPr>
+                <w:sz w:val="13"/>
+                <w:szCs w:val="13"/>
+              </w:rPr>
+            </w:pPr>
           </w:p>
         </w:tc>
         <w:tc>
@@ -7014,15 +8031,39 @@
                 <w:sz w:val="13"/>
                 <w:szCs w:val="13"/>
               </w:rPr>
-              <w:t>null</w:t>
-            </w:r>
-            <w:r>
-              <w:rPr>
-                <w:rFonts w:hint="eastAsia"/>
-                <w:sz w:val="13"/>
-                <w:szCs w:val="13"/>
-              </w:rPr>
-              <w:t>值在字段中的比例</w:t>
+              <w:t>统计字段的唯一值个数，如果没有统计，取对应</w:t>
+            </w:r>
+            <w:r>
+              <w:rPr>
+                <w:rFonts w:hint="eastAsia"/>
+                <w:sz w:val="13"/>
+                <w:szCs w:val="13"/>
+              </w:rPr>
+              <w:t>Collection</w:t>
+            </w:r>
+            <w:r>
+              <w:rPr>
+                <w:rFonts w:hint="eastAsia"/>
+                <w:sz w:val="13"/>
+                <w:szCs w:val="13"/>
+              </w:rPr>
+              <w:t>的</w:t>
+            </w:r>
+            <w:r>
+              <w:rPr>
+                <w:rFonts w:hint="eastAsia"/>
+                <w:sz w:val="13"/>
+                <w:szCs w:val="13"/>
+              </w:rPr>
+              <w:t>Total</w:t>
+            </w:r>
+            <w:r>
+              <w:rPr>
+                <w:rFonts w:hint="eastAsia"/>
+                <w:sz w:val="13"/>
+                <w:szCs w:val="13"/>
+              </w:rPr>
+              <w:t>Records</w:t>
             </w:r>
           </w:p>
         </w:tc>
@@ -7046,7 +8087,7 @@
                 <w:sz w:val="13"/>
                 <w:szCs w:val="13"/>
               </w:rPr>
-              <w:t>UndefinedFrac</w:t>
+              <w:t>NullFrac</w:t>
             </w:r>
           </w:p>
         </w:tc>
@@ -7084,6 +8125,20 @@
                 <w:szCs w:val="13"/>
               </w:rPr>
             </w:pPr>
+          </w:p>
+        </w:tc>
+        <w:tc>
+          <w:tcPr>
+            <w:tcW w:w="0" w:type="auto"/>
+          </w:tcPr>
+          <w:p>
+            <w:pPr>
+              <w:ind w:left="0"/>
+              <w:rPr>
+                <w:sz w:val="13"/>
+                <w:szCs w:val="13"/>
+              </w:rPr>
+            </w:pPr>
             <w:r>
               <w:rPr>
                 <w:rFonts w:hint="eastAsia"/>
@@ -7156,15 +8211,15 @@
                 <w:sz w:val="13"/>
                 <w:szCs w:val="13"/>
               </w:rPr>
-              <w:t>$undefined</w:t>
-            </w:r>
-            <w:r>
-              <w:rPr>
-                <w:rFonts w:hint="eastAsia"/>
-                <w:sz w:val="13"/>
-                <w:szCs w:val="13"/>
-              </w:rPr>
-              <w:t>在字段中比例</w:t>
+              <w:t>null</w:t>
+            </w:r>
+            <w:r>
+              <w:rPr>
+                <w:rFonts w:hint="eastAsia"/>
+                <w:sz w:val="13"/>
+                <w:szCs w:val="13"/>
+              </w:rPr>
+              <w:t>值在字段中的比例</w:t>
             </w:r>
           </w:p>
         </w:tc>
@@ -7188,66 +8243,88 @@
                 <w:sz w:val="13"/>
                 <w:szCs w:val="13"/>
               </w:rPr>
-              <w:t>MCV</w:t>
-            </w:r>
-          </w:p>
-        </w:tc>
-        <w:tc>
-          <w:tcPr>
-            <w:tcW w:w="0" w:type="auto"/>
-          </w:tcPr>
-          <w:p>
-            <w:pPr>
-              <w:ind w:left="0"/>
-              <w:rPr>
-                <w:sz w:val="13"/>
-                <w:szCs w:val="13"/>
-              </w:rPr>
-            </w:pPr>
-            <w:r>
-              <w:rPr>
-                <w:rFonts w:hint="eastAsia"/>
-                <w:sz w:val="13"/>
-                <w:szCs w:val="13"/>
-              </w:rPr>
-              <w:t>Object</w:t>
-            </w:r>
-          </w:p>
-        </w:tc>
-        <w:tc>
-          <w:tcPr>
-            <w:tcW w:w="0" w:type="auto"/>
-          </w:tcPr>
-          <w:p>
-            <w:pPr>
-              <w:ind w:left="0"/>
-              <w:rPr>
-                <w:sz w:val="13"/>
-                <w:szCs w:val="13"/>
-              </w:rPr>
-            </w:pPr>
-            <w:r>
-              <w:rPr>
-                <w:rFonts w:hint="eastAsia"/>
-                <w:sz w:val="13"/>
-                <w:szCs w:val="13"/>
-              </w:rPr>
-              <w:t>undefined</w:t>
-            </w:r>
-          </w:p>
-        </w:tc>
-        <w:tc>
-          <w:tcPr>
-            <w:tcW w:w="0" w:type="auto"/>
-          </w:tcPr>
-          <w:p>
-            <w:pPr>
-              <w:ind w:left="0"/>
-              <w:rPr>
-                <w:sz w:val="13"/>
-                <w:szCs w:val="13"/>
-              </w:rPr>
-            </w:pPr>
+              <w:t>UndefinedFrac</w:t>
+            </w:r>
+          </w:p>
+        </w:tc>
+        <w:tc>
+          <w:tcPr>
+            <w:tcW w:w="0" w:type="auto"/>
+          </w:tcPr>
+          <w:p>
+            <w:pPr>
+              <w:ind w:left="0"/>
+              <w:rPr>
+                <w:sz w:val="13"/>
+                <w:szCs w:val="13"/>
+              </w:rPr>
+            </w:pPr>
+            <w:r>
+              <w:rPr>
+                <w:rFonts w:hint="eastAsia"/>
+                <w:sz w:val="13"/>
+                <w:szCs w:val="13"/>
+              </w:rPr>
+              <w:t>NumberDouble</w:t>
+            </w:r>
+          </w:p>
+        </w:tc>
+        <w:tc>
+          <w:tcPr>
+            <w:tcW w:w="0" w:type="auto"/>
+          </w:tcPr>
+          <w:p>
+            <w:pPr>
+              <w:ind w:left="0"/>
+              <w:rPr>
+                <w:sz w:val="13"/>
+                <w:szCs w:val="13"/>
+              </w:rPr>
+            </w:pPr>
+          </w:p>
+        </w:tc>
+        <w:tc>
+          <w:tcPr>
+            <w:tcW w:w="0" w:type="auto"/>
+          </w:tcPr>
+          <w:p>
+            <w:pPr>
+              <w:ind w:left="0"/>
+              <w:rPr>
+                <w:sz w:val="13"/>
+                <w:szCs w:val="13"/>
+              </w:rPr>
+            </w:pPr>
+            <w:r>
+              <w:rPr>
+                <w:rFonts w:hint="eastAsia"/>
+                <w:sz w:val="13"/>
+                <w:szCs w:val="13"/>
+              </w:rPr>
+              <w:t>0.0</w:t>
+            </w:r>
+          </w:p>
+        </w:tc>
+        <w:tc>
+          <w:tcPr>
+            <w:tcW w:w="0" w:type="auto"/>
+          </w:tcPr>
+          <w:p>
+            <w:pPr>
+              <w:ind w:left="0"/>
+              <w:rPr>
+                <w:sz w:val="13"/>
+                <w:szCs w:val="13"/>
+              </w:rPr>
+            </w:pPr>
+            <w:r>
+              <w:rPr>
+                <w:rFonts w:hint="eastAsia"/>
+                <w:sz w:val="13"/>
+                <w:szCs w:val="13"/>
+              </w:rPr>
+              <w:t>0.0 ~ 1.0</w:t>
+            </w:r>
           </w:p>
         </w:tc>
         <w:tc>
@@ -7290,24 +8367,15 @@
                 <w:sz w:val="13"/>
                 <w:szCs w:val="13"/>
               </w:rPr>
-              <w:t>Most Common Values</w:t>
-            </w:r>
-          </w:p>
-          <w:p>
-            <w:pPr>
-              <w:ind w:left="0"/>
-              <w:rPr>
-                <w:sz w:val="13"/>
-                <w:szCs w:val="13"/>
-              </w:rPr>
-            </w:pPr>
-            <w:r>
-              <w:rPr>
-                <w:rFonts w:hint="eastAsia"/>
-                <w:sz w:val="13"/>
-                <w:szCs w:val="13"/>
-              </w:rPr>
-              <w:t>MCV: { Values: [ {a:1,b:1}, {a:2, b:2}, ... ], Frac: [ 0.1, 0.1, ... ] }</w:t>
+              <w:t>$undefined</w:t>
+            </w:r>
+            <w:r>
+              <w:rPr>
+                <w:rFonts w:hint="eastAsia"/>
+                <w:sz w:val="13"/>
+                <w:szCs w:val="13"/>
+              </w:rPr>
+              <w:t>在字段中比例</w:t>
             </w:r>
           </w:p>
         </w:tc>
@@ -7331,133 +8399,140 @@
                 <w:sz w:val="13"/>
                 <w:szCs w:val="13"/>
               </w:rPr>
-              <w:t>MCV.Values</w:t>
-            </w:r>
-          </w:p>
-        </w:tc>
-        <w:tc>
-          <w:tcPr>
-            <w:tcW w:w="0" w:type="auto"/>
-          </w:tcPr>
-          <w:p>
-            <w:pPr>
-              <w:ind w:left="0"/>
-              <w:rPr>
-                <w:sz w:val="13"/>
-                <w:szCs w:val="13"/>
-              </w:rPr>
-            </w:pPr>
-            <w:r>
-              <w:rPr>
-                <w:rFonts w:hint="eastAsia"/>
-                <w:sz w:val="13"/>
-                <w:szCs w:val="13"/>
-              </w:rPr>
-              <w:t>Array</w:t>
-            </w:r>
-          </w:p>
-        </w:tc>
-        <w:tc>
-          <w:tcPr>
-            <w:tcW w:w="0" w:type="auto"/>
-          </w:tcPr>
-          <w:p>
-            <w:pPr>
-              <w:ind w:left="0"/>
-              <w:rPr>
-                <w:sz w:val="13"/>
-                <w:szCs w:val="13"/>
-              </w:rPr>
-            </w:pPr>
-          </w:p>
-        </w:tc>
-        <w:tc>
-          <w:tcPr>
-            <w:tcW w:w="0" w:type="auto"/>
-          </w:tcPr>
-          <w:p>
-            <w:pPr>
-              <w:ind w:left="0"/>
-              <w:rPr>
-                <w:sz w:val="13"/>
-                <w:szCs w:val="13"/>
-              </w:rPr>
-            </w:pPr>
-          </w:p>
-        </w:tc>
-        <w:tc>
-          <w:tcPr>
-            <w:tcW w:w="0" w:type="auto"/>
-          </w:tcPr>
-          <w:p>
-            <w:pPr>
-              <w:ind w:left="0"/>
-              <w:rPr>
-                <w:sz w:val="13"/>
-                <w:szCs w:val="13"/>
-              </w:rPr>
-            </w:pPr>
-            <w:r>
-              <w:rPr>
-                <w:rFonts w:hint="eastAsia"/>
-                <w:sz w:val="13"/>
-                <w:szCs w:val="13"/>
-              </w:rPr>
-              <w:t>是</w:t>
-            </w:r>
-            <w:r>
-              <w:rPr>
-                <w:rFonts w:hint="eastAsia"/>
-                <w:sz w:val="13"/>
-                <w:szCs w:val="13"/>
-              </w:rPr>
-              <w:t>(</w:t>
-            </w:r>
-            <w:r>
-              <w:rPr>
-                <w:rFonts w:hint="eastAsia"/>
-                <w:sz w:val="13"/>
-                <w:szCs w:val="13"/>
-              </w:rPr>
-              <w:t>如有</w:t>
-            </w:r>
-            <w:r>
-              <w:rPr>
-                <w:rFonts w:hint="eastAsia"/>
-                <w:sz w:val="13"/>
-                <w:szCs w:val="13"/>
-              </w:rPr>
-              <w:t>MCV)</w:t>
-            </w:r>
-          </w:p>
-        </w:tc>
-        <w:tc>
-          <w:tcPr>
-            <w:tcW w:w="0" w:type="auto"/>
-          </w:tcPr>
-          <w:p>
-            <w:pPr>
-              <w:ind w:left="0"/>
-              <w:rPr>
-                <w:sz w:val="13"/>
-                <w:szCs w:val="13"/>
-              </w:rPr>
-            </w:pPr>
-            <w:r>
-              <w:rPr>
-                <w:rFonts w:hint="eastAsia"/>
-                <w:sz w:val="13"/>
-                <w:szCs w:val="13"/>
-              </w:rPr>
               <w:t>MCV</w:t>
             </w:r>
-            <w:r>
-              <w:rPr>
-                <w:rFonts w:hint="eastAsia"/>
-                <w:sz w:val="13"/>
-                <w:szCs w:val="13"/>
-              </w:rPr>
-              <w:t>的值</w:t>
+          </w:p>
+        </w:tc>
+        <w:tc>
+          <w:tcPr>
+            <w:tcW w:w="0" w:type="auto"/>
+          </w:tcPr>
+          <w:p>
+            <w:pPr>
+              <w:ind w:left="0"/>
+              <w:rPr>
+                <w:sz w:val="13"/>
+                <w:szCs w:val="13"/>
+              </w:rPr>
+            </w:pPr>
+            <w:r>
+              <w:rPr>
+                <w:rFonts w:hint="eastAsia"/>
+                <w:sz w:val="13"/>
+                <w:szCs w:val="13"/>
+              </w:rPr>
+              <w:t>Object</w:t>
+            </w:r>
+          </w:p>
+        </w:tc>
+        <w:tc>
+          <w:tcPr>
+            <w:tcW w:w="0" w:type="auto"/>
+          </w:tcPr>
+          <w:p>
+            <w:pPr>
+              <w:ind w:left="0"/>
+              <w:rPr>
+                <w:sz w:val="13"/>
+                <w:szCs w:val="13"/>
+              </w:rPr>
+            </w:pPr>
+          </w:p>
+        </w:tc>
+        <w:tc>
+          <w:tcPr>
+            <w:tcW w:w="0" w:type="auto"/>
+          </w:tcPr>
+          <w:p>
+            <w:pPr>
+              <w:ind w:left="0"/>
+              <w:rPr>
+                <w:sz w:val="13"/>
+                <w:szCs w:val="13"/>
+              </w:rPr>
+            </w:pPr>
+            <w:r>
+              <w:rPr>
+                <w:rFonts w:hint="eastAsia"/>
+                <w:sz w:val="13"/>
+                <w:szCs w:val="13"/>
+              </w:rPr>
+              <w:t>undefined</w:t>
+            </w:r>
+          </w:p>
+        </w:tc>
+        <w:tc>
+          <w:tcPr>
+            <w:tcW w:w="0" w:type="auto"/>
+          </w:tcPr>
+          <w:p>
+            <w:pPr>
+              <w:ind w:left="0"/>
+              <w:rPr>
+                <w:sz w:val="13"/>
+                <w:szCs w:val="13"/>
+              </w:rPr>
+            </w:pPr>
+          </w:p>
+        </w:tc>
+        <w:tc>
+          <w:tcPr>
+            <w:tcW w:w="0" w:type="auto"/>
+          </w:tcPr>
+          <w:p>
+            <w:pPr>
+              <w:ind w:left="0"/>
+              <w:rPr>
+                <w:sz w:val="13"/>
+                <w:szCs w:val="13"/>
+              </w:rPr>
+            </w:pPr>
+            <w:r>
+              <w:rPr>
+                <w:rFonts w:hint="eastAsia"/>
+                <w:sz w:val="13"/>
+                <w:szCs w:val="13"/>
+              </w:rPr>
+              <w:t>否</w:t>
+            </w:r>
+          </w:p>
+        </w:tc>
+        <w:tc>
+          <w:tcPr>
+            <w:tcW w:w="0" w:type="auto"/>
+          </w:tcPr>
+          <w:p>
+            <w:pPr>
+              <w:ind w:left="0"/>
+              <w:rPr>
+                <w:sz w:val="13"/>
+                <w:szCs w:val="13"/>
+              </w:rPr>
+            </w:pPr>
+            <w:r>
+              <w:rPr>
+                <w:rFonts w:hint="eastAsia"/>
+                <w:sz w:val="13"/>
+                <w:szCs w:val="13"/>
+              </w:rPr>
+              <w:t>Most Common Values</w:t>
+            </w:r>
+          </w:p>
+          <w:p>
+            <w:pPr>
+              <w:ind w:left="0"/>
+              <w:rPr>
+                <w:sz w:val="13"/>
+                <w:szCs w:val="13"/>
+              </w:rPr>
+            </w:pPr>
+            <w:r>
+              <w:rPr>
+                <w:rFonts w:hint="eastAsia"/>
+                <w:sz w:val="13"/>
+                <w:szCs w:val="13"/>
+              </w:rPr>
+              <w:t>MCV: { Values: [ {a:1,b:1}, {a:2, b:2}, ... ], Frac: [ 0.1, 0.1, ... ] }</w:t>
             </w:r>
           </w:p>
         </w:tc>
@@ -7481,7 +8556,7 @@
                 <w:sz w:val="13"/>
                 <w:szCs w:val="13"/>
               </w:rPr>
-              <w:t>MCV.Frac</w:t>
+              <w:t>MCV.Values</w:t>
             </w:r>
           </w:p>
         </w:tc>
@@ -7547,6 +8622,20 @@
                 <w:szCs w:val="13"/>
               </w:rPr>
             </w:pPr>
+          </w:p>
+        </w:tc>
+        <w:tc>
+          <w:tcPr>
+            <w:tcW w:w="0" w:type="auto"/>
+          </w:tcPr>
+          <w:p>
+            <w:pPr>
+              <w:ind w:left="0"/>
+              <w:rPr>
+                <w:sz w:val="13"/>
+                <w:szCs w:val="13"/>
+              </w:rPr>
+            </w:pPr>
             <w:r>
               <w:rPr>
                 <w:rFonts w:hint="eastAsia"/>
@@ -7607,15 +8696,7 @@
                 <w:sz w:val="13"/>
                 <w:szCs w:val="13"/>
               </w:rPr>
-              <w:t>的比例，每个值的取值</w:t>
-            </w:r>
-            <w:r>
-              <w:rPr>
-                <w:rFonts w:hint="eastAsia"/>
-                <w:sz w:val="13"/>
-                <w:szCs w:val="13"/>
-              </w:rPr>
-              <w:t xml:space="preserve"> 0.0 ~ 1.0</w:t>
+              <w:t>的值</w:t>
             </w:r>
           </w:p>
         </w:tc>
@@ -7624,130 +8705,170 @@
         <w:tc>
           <w:tcPr>
             <w:tcW w:w="0" w:type="auto"/>
-            <w:shd w:val="clear" w:color="auto" w:fill="BFBFBF" w:themeFill="background1" w:themeFillShade="BF"/>
-          </w:tcPr>
-          <w:p>
-            <w:pPr>
-              <w:ind w:left="0"/>
-              <w:rPr>
-                <w:sz w:val="13"/>
-                <w:szCs w:val="13"/>
-              </w:rPr>
-            </w:pPr>
-            <w:r>
-              <w:rPr>
-                <w:rFonts w:hint="eastAsia"/>
-                <w:sz w:val="13"/>
-                <w:szCs w:val="13"/>
-              </w:rPr>
-              <w:t>Histogram</w:t>
-            </w:r>
-          </w:p>
-        </w:tc>
-        <w:tc>
-          <w:tcPr>
-            <w:tcW w:w="0" w:type="auto"/>
-            <w:shd w:val="clear" w:color="auto" w:fill="BFBFBF" w:themeFill="background1" w:themeFillShade="BF"/>
-          </w:tcPr>
-          <w:p>
-            <w:pPr>
-              <w:ind w:left="0"/>
-              <w:rPr>
-                <w:sz w:val="13"/>
-                <w:szCs w:val="13"/>
-              </w:rPr>
-            </w:pPr>
-            <w:r>
-              <w:rPr>
-                <w:rFonts w:hint="eastAsia"/>
-                <w:sz w:val="13"/>
-                <w:szCs w:val="13"/>
-              </w:rPr>
-              <w:t>Object</w:t>
-            </w:r>
-          </w:p>
-        </w:tc>
-        <w:tc>
-          <w:tcPr>
-            <w:tcW w:w="0" w:type="auto"/>
-            <w:shd w:val="clear" w:color="auto" w:fill="BFBFBF" w:themeFill="background1" w:themeFillShade="BF"/>
-          </w:tcPr>
-          <w:p>
-            <w:pPr>
-              <w:ind w:left="0"/>
-              <w:rPr>
-                <w:sz w:val="13"/>
-                <w:szCs w:val="13"/>
-              </w:rPr>
-            </w:pPr>
-            <w:r>
-              <w:rPr>
-                <w:rFonts w:hint="eastAsia"/>
-                <w:sz w:val="13"/>
-                <w:szCs w:val="13"/>
-              </w:rPr>
-              <w:t>undefined</w:t>
-            </w:r>
-          </w:p>
-        </w:tc>
-        <w:tc>
-          <w:tcPr>
-            <w:tcW w:w="0" w:type="auto"/>
-            <w:shd w:val="clear" w:color="auto" w:fill="BFBFBF" w:themeFill="background1" w:themeFillShade="BF"/>
-          </w:tcPr>
-          <w:p>
-            <w:pPr>
-              <w:ind w:left="0"/>
-              <w:rPr>
-                <w:sz w:val="13"/>
-                <w:szCs w:val="13"/>
-              </w:rPr>
-            </w:pPr>
-          </w:p>
-        </w:tc>
-        <w:tc>
-          <w:tcPr>
-            <w:tcW w:w="0" w:type="auto"/>
-            <w:shd w:val="clear" w:color="auto" w:fill="BFBFBF" w:themeFill="background1" w:themeFillShade="BF"/>
-          </w:tcPr>
-          <w:p>
-            <w:pPr>
-              <w:ind w:left="0"/>
-              <w:rPr>
-                <w:sz w:val="13"/>
-                <w:szCs w:val="13"/>
-              </w:rPr>
-            </w:pPr>
-            <w:r>
-              <w:rPr>
-                <w:rFonts w:hint="eastAsia"/>
-                <w:sz w:val="13"/>
-                <w:szCs w:val="13"/>
-              </w:rPr>
-              <w:t>否</w:t>
-            </w:r>
-          </w:p>
-        </w:tc>
-        <w:tc>
-          <w:tcPr>
-            <w:tcW w:w="0" w:type="auto"/>
-            <w:shd w:val="clear" w:color="auto" w:fill="BFBFBF" w:themeFill="background1" w:themeFillShade="BF"/>
-          </w:tcPr>
-          <w:p>
-            <w:pPr>
-              <w:ind w:left="0"/>
-              <w:rPr>
-                <w:sz w:val="13"/>
-                <w:szCs w:val="13"/>
-              </w:rPr>
-            </w:pPr>
-            <w:r>
-              <w:rPr>
-                <w:rFonts w:hint="eastAsia"/>
-                <w:sz w:val="13"/>
-                <w:szCs w:val="13"/>
-              </w:rPr>
-              <w:t>直方图</w:t>
+          </w:tcPr>
+          <w:p>
+            <w:pPr>
+              <w:ind w:left="0"/>
+              <w:rPr>
+                <w:sz w:val="13"/>
+                <w:szCs w:val="13"/>
+              </w:rPr>
+            </w:pPr>
+            <w:r>
+              <w:rPr>
+                <w:rFonts w:hint="eastAsia"/>
+                <w:sz w:val="13"/>
+                <w:szCs w:val="13"/>
+              </w:rPr>
+              <w:t>MCV.Frac</w:t>
+            </w:r>
+          </w:p>
+        </w:tc>
+        <w:tc>
+          <w:tcPr>
+            <w:tcW w:w="0" w:type="auto"/>
+          </w:tcPr>
+          <w:p>
+            <w:pPr>
+              <w:ind w:left="0"/>
+              <w:rPr>
+                <w:sz w:val="13"/>
+                <w:szCs w:val="13"/>
+              </w:rPr>
+            </w:pPr>
+            <w:r>
+              <w:rPr>
+                <w:rFonts w:hint="eastAsia"/>
+                <w:sz w:val="13"/>
+                <w:szCs w:val="13"/>
+              </w:rPr>
+              <w:t>Array</w:t>
+            </w:r>
+          </w:p>
+        </w:tc>
+        <w:tc>
+          <w:tcPr>
+            <w:tcW w:w="0" w:type="auto"/>
+          </w:tcPr>
+          <w:p>
+            <w:pPr>
+              <w:ind w:left="0"/>
+              <w:rPr>
+                <w:sz w:val="13"/>
+                <w:szCs w:val="13"/>
+              </w:rPr>
+            </w:pPr>
+          </w:p>
+        </w:tc>
+        <w:tc>
+          <w:tcPr>
+            <w:tcW w:w="0" w:type="auto"/>
+          </w:tcPr>
+          <w:p>
+            <w:pPr>
+              <w:ind w:left="0"/>
+              <w:rPr>
+                <w:sz w:val="13"/>
+                <w:szCs w:val="13"/>
+              </w:rPr>
+            </w:pPr>
+          </w:p>
+        </w:tc>
+        <w:tc>
+          <w:tcPr>
+            <w:tcW w:w="0" w:type="auto"/>
+          </w:tcPr>
+          <w:p>
+            <w:pPr>
+              <w:ind w:left="0"/>
+              <w:rPr>
+                <w:sz w:val="13"/>
+                <w:szCs w:val="13"/>
+              </w:rPr>
+            </w:pPr>
+          </w:p>
+        </w:tc>
+        <w:tc>
+          <w:tcPr>
+            <w:tcW w:w="0" w:type="auto"/>
+          </w:tcPr>
+          <w:p>
+            <w:pPr>
+              <w:ind w:left="0"/>
+              <w:rPr>
+                <w:sz w:val="13"/>
+                <w:szCs w:val="13"/>
+              </w:rPr>
+            </w:pPr>
+            <w:r>
+              <w:rPr>
+                <w:rFonts w:hint="eastAsia"/>
+                <w:sz w:val="13"/>
+                <w:szCs w:val="13"/>
+              </w:rPr>
+              <w:t>是</w:t>
+            </w:r>
+            <w:r>
+              <w:rPr>
+                <w:rFonts w:hint="eastAsia"/>
+                <w:sz w:val="13"/>
+                <w:szCs w:val="13"/>
+              </w:rPr>
+              <w:t>(</w:t>
+            </w:r>
+            <w:r>
+              <w:rPr>
+                <w:rFonts w:hint="eastAsia"/>
+                <w:sz w:val="13"/>
+                <w:szCs w:val="13"/>
+              </w:rPr>
+              <w:t>如有</w:t>
+            </w:r>
+            <w:r>
+              <w:rPr>
+                <w:rFonts w:hint="eastAsia"/>
+                <w:sz w:val="13"/>
+                <w:szCs w:val="13"/>
+              </w:rPr>
+              <w:t>MCV)</w:t>
+            </w:r>
+          </w:p>
+        </w:tc>
+        <w:tc>
+          <w:tcPr>
+            <w:tcW w:w="0" w:type="auto"/>
+          </w:tcPr>
+          <w:p>
+            <w:pPr>
+              <w:ind w:left="0"/>
+              <w:rPr>
+                <w:sz w:val="13"/>
+                <w:szCs w:val="13"/>
+              </w:rPr>
+            </w:pPr>
+            <w:r>
+              <w:rPr>
+                <w:rFonts w:hint="eastAsia"/>
+                <w:sz w:val="13"/>
+                <w:szCs w:val="13"/>
+              </w:rPr>
+              <w:t>MCV</w:t>
+            </w:r>
+            <w:r>
+              <w:rPr>
+                <w:rFonts w:hint="eastAsia"/>
+                <w:sz w:val="13"/>
+                <w:szCs w:val="13"/>
+              </w:rPr>
+              <w:t>的比例，每个值的取值</w:t>
+            </w:r>
+            <w:r>
+              <w:rPr>
+                <w:rFonts w:hint="eastAsia"/>
+                <w:sz w:val="13"/>
+                <w:szCs w:val="13"/>
+              </w:rPr>
+              <w:t xml:space="preserve"> 0.0 ~ 1.0</w:t>
             </w:r>
           </w:p>
         </w:tc>
@@ -7772,7 +8893,7 @@
                 <w:sz w:val="13"/>
                 <w:szCs w:val="13"/>
               </w:rPr>
-              <w:t>Histogram.Frac</w:t>
+              <w:t>Histogram</w:t>
             </w:r>
           </w:p>
         </w:tc>
@@ -7795,7 +8916,7 @@
                 <w:sz w:val="13"/>
                 <w:szCs w:val="13"/>
               </w:rPr>
-              <w:t>NumberDouble</w:t>
+              <w:t>Object</w:t>
             </w:r>
           </w:p>
         </w:tc>
@@ -7812,14 +8933,6 @@
                 <w:szCs w:val="13"/>
               </w:rPr>
             </w:pPr>
-            <w:r>
-              <w:rPr>
-                <w:rFonts w:hint="eastAsia"/>
-                <w:sz w:val="13"/>
-                <w:szCs w:val="13"/>
-              </w:rPr>
-              <w:t>0.0</w:t>
-            </w:r>
           </w:p>
         </w:tc>
         <w:tc>
@@ -7841,7 +8954,7 @@
                 <w:sz w:val="13"/>
                 <w:szCs w:val="13"/>
               </w:rPr>
-              <w:t>0.0 ~ 1.0</w:t>
+              <w:t>undefined</w:t>
             </w:r>
           </w:p>
         </w:tc>
@@ -7879,7 +8992,30 @@
                 <w:sz w:val="13"/>
                 <w:szCs w:val="13"/>
               </w:rPr>
-              <w:t>直方图的比例</w:t>
+              <w:t>否</w:t>
+            </w:r>
+          </w:p>
+        </w:tc>
+        <w:tc>
+          <w:tcPr>
+            <w:tcW w:w="0" w:type="auto"/>
+            <w:shd w:val="clear" w:color="auto" w:fill="BFBFBF" w:themeFill="background1" w:themeFillShade="BF"/>
+          </w:tcPr>
+          <w:p>
+            <w:pPr>
+              <w:ind w:left="0"/>
+              <w:rPr>
+                <w:sz w:val="13"/>
+                <w:szCs w:val="13"/>
+              </w:rPr>
+            </w:pPr>
+            <w:r>
+              <w:rPr>
+                <w:rFonts w:hint="eastAsia"/>
+                <w:sz w:val="13"/>
+                <w:szCs w:val="13"/>
+              </w:rPr>
+              <w:t>直方图</w:t>
             </w:r>
           </w:p>
         </w:tc>
@@ -7904,7 +9040,7 @@
                 <w:sz w:val="13"/>
                 <w:szCs w:val="13"/>
               </w:rPr>
-              <w:t>Histogram.Bounds</w:t>
+              <w:t>Histogram.Frac</w:t>
             </w:r>
           </w:p>
         </w:tc>
@@ -7927,7 +9063,7 @@
                 <w:sz w:val="13"/>
                 <w:szCs w:val="13"/>
               </w:rPr>
-              <w:t>Array</w:t>
+              <w:t>NumberDouble</w:t>
             </w:r>
           </w:p>
         </w:tc>
@@ -7959,6 +9095,14 @@
                 <w:szCs w:val="13"/>
               </w:rPr>
             </w:pPr>
+            <w:r>
+              <w:rPr>
+                <w:rFonts w:hint="eastAsia"/>
+                <w:sz w:val="13"/>
+                <w:szCs w:val="13"/>
+              </w:rPr>
+              <w:t>0.0</w:t>
+            </w:r>
           </w:p>
         </w:tc>
         <w:tc>
@@ -7974,6 +9118,14 @@
                 <w:szCs w:val="13"/>
               </w:rPr>
             </w:pPr>
+            <w:r>
+              <w:rPr>
+                <w:rFonts w:hint="eastAsia"/>
+                <w:sz w:val="13"/>
+                <w:szCs w:val="13"/>
+              </w:rPr>
+              <w:t>0.0 ~ 1.0</w:t>
+            </w:r>
           </w:p>
         </w:tc>
         <w:tc>
@@ -7989,13 +9141,28 @@
                 <w:szCs w:val="13"/>
               </w:rPr>
             </w:pPr>
-            <w:r>
-              <w:rPr>
-                <w:rFonts w:hint="eastAsia"/>
-                <w:sz w:val="13"/>
-                <w:szCs w:val="13"/>
-              </w:rPr>
-              <w:t>直方图的边界值</w:t>
+          </w:p>
+        </w:tc>
+        <w:tc>
+          <w:tcPr>
+            <w:tcW w:w="0" w:type="auto"/>
+            <w:shd w:val="clear" w:color="auto" w:fill="BFBFBF" w:themeFill="background1" w:themeFillShade="BF"/>
+          </w:tcPr>
+          <w:p>
+            <w:pPr>
+              <w:ind w:left="0"/>
+              <w:rPr>
+                <w:sz w:val="13"/>
+                <w:szCs w:val="13"/>
+              </w:rPr>
+            </w:pPr>
+            <w:r>
+              <w:rPr>
+                <w:rFonts w:hint="eastAsia"/>
+                <w:sz w:val="13"/>
+                <w:szCs w:val="13"/>
+              </w:rPr>
+              <w:t>直方图的比例</w:t>
             </w:r>
           </w:p>
         </w:tc>
@@ -8020,7 +9187,7 @@
                 <w:sz w:val="13"/>
                 <w:szCs w:val="13"/>
               </w:rPr>
-              <w:t>TypeSet</w:t>
+              <w:t>Histogram.Bounds</w:t>
             </w:r>
           </w:p>
         </w:tc>
@@ -8043,7 +9210,7 @@
                 <w:sz w:val="13"/>
                 <w:szCs w:val="13"/>
               </w:rPr>
-              <w:t>Object</w:t>
+              <w:t>Array</w:t>
             </w:r>
           </w:p>
         </w:tc>
@@ -8060,14 +9227,6 @@
                 <w:szCs w:val="13"/>
               </w:rPr>
             </w:pPr>
-            <w:r>
-              <w:rPr>
-                <w:rFonts w:hint="eastAsia"/>
-                <w:sz w:val="13"/>
-                <w:szCs w:val="13"/>
-              </w:rPr>
-              <w:t>undefined</w:t>
-            </w:r>
           </w:p>
         </w:tc>
         <w:tc>
@@ -8098,14 +9257,6 @@
                 <w:szCs w:val="13"/>
               </w:rPr>
             </w:pPr>
-            <w:r>
-              <w:rPr>
-                <w:rFonts w:hint="eastAsia"/>
-                <w:sz w:val="13"/>
-                <w:szCs w:val="13"/>
-              </w:rPr>
-              <w:t>否</w:t>
-            </w:r>
           </w:p>
         </w:tc>
         <w:tc>
@@ -8121,13 +9272,28 @@
                 <w:szCs w:val="13"/>
               </w:rPr>
             </w:pPr>
-            <w:r>
-              <w:rPr>
-                <w:rFonts w:hint="eastAsia"/>
-                <w:sz w:val="13"/>
-                <w:szCs w:val="13"/>
-              </w:rPr>
-              <w:t>类型比例</w:t>
+          </w:p>
+        </w:tc>
+        <w:tc>
+          <w:tcPr>
+            <w:tcW w:w="0" w:type="auto"/>
+            <w:shd w:val="clear" w:color="auto" w:fill="BFBFBF" w:themeFill="background1" w:themeFillShade="BF"/>
+          </w:tcPr>
+          <w:p>
+            <w:pPr>
+              <w:ind w:left="0"/>
+              <w:rPr>
+                <w:sz w:val="13"/>
+                <w:szCs w:val="13"/>
+              </w:rPr>
+            </w:pPr>
+            <w:r>
+              <w:rPr>
+                <w:rFonts w:hint="eastAsia"/>
+                <w:sz w:val="13"/>
+                <w:szCs w:val="13"/>
+              </w:rPr>
+              <w:t>直方图的边界值</w:t>
             </w:r>
           </w:p>
         </w:tc>
@@ -8152,7 +9318,7 @@
                 <w:sz w:val="13"/>
                 <w:szCs w:val="13"/>
               </w:rPr>
-              <w:t>TypeSet.Types</w:t>
+              <w:t>TypeSet</w:t>
             </w:r>
           </w:p>
         </w:tc>
@@ -8175,7 +9341,7 @@
                 <w:sz w:val="13"/>
                 <w:szCs w:val="13"/>
               </w:rPr>
-              <w:t>Array</w:t>
+              <w:t>Object</w:t>
             </w:r>
           </w:p>
         </w:tc>
@@ -8207,6 +9373,14 @@
                 <w:szCs w:val="13"/>
               </w:rPr>
             </w:pPr>
+            <w:r>
+              <w:rPr>
+                <w:rFonts w:hint="eastAsia"/>
+                <w:sz w:val="13"/>
+                <w:szCs w:val="13"/>
+              </w:rPr>
+              <w:t>undefined</w:t>
+            </w:r>
           </w:p>
         </w:tc>
         <w:tc>
@@ -8243,7 +9417,30 @@
                 <w:sz w:val="13"/>
                 <w:szCs w:val="13"/>
               </w:rPr>
-              <w:t>字段的类型</w:t>
+              <w:t>否</w:t>
+            </w:r>
+          </w:p>
+        </w:tc>
+        <w:tc>
+          <w:tcPr>
+            <w:tcW w:w="0" w:type="auto"/>
+            <w:shd w:val="clear" w:color="auto" w:fill="BFBFBF" w:themeFill="background1" w:themeFillShade="BF"/>
+          </w:tcPr>
+          <w:p>
+            <w:pPr>
+              <w:ind w:left="0"/>
+              <w:rPr>
+                <w:sz w:val="13"/>
+                <w:szCs w:val="13"/>
+              </w:rPr>
+            </w:pPr>
+            <w:r>
+              <w:rPr>
+                <w:rFonts w:hint="eastAsia"/>
+                <w:sz w:val="13"/>
+                <w:szCs w:val="13"/>
+              </w:rPr>
+              <w:t>类型比例</w:t>
             </w:r>
           </w:p>
         </w:tc>
@@ -8268,6 +9465,137 @@
                 <w:sz w:val="13"/>
                 <w:szCs w:val="13"/>
               </w:rPr>
+              <w:t>TypeSet.Types</w:t>
+            </w:r>
+          </w:p>
+        </w:tc>
+        <w:tc>
+          <w:tcPr>
+            <w:tcW w:w="0" w:type="auto"/>
+            <w:shd w:val="clear" w:color="auto" w:fill="BFBFBF" w:themeFill="background1" w:themeFillShade="BF"/>
+          </w:tcPr>
+          <w:p>
+            <w:pPr>
+              <w:ind w:left="0"/>
+              <w:rPr>
+                <w:sz w:val="13"/>
+                <w:szCs w:val="13"/>
+              </w:rPr>
+            </w:pPr>
+            <w:r>
+              <w:rPr>
+                <w:rFonts w:hint="eastAsia"/>
+                <w:sz w:val="13"/>
+                <w:szCs w:val="13"/>
+              </w:rPr>
+              <w:t>Array</w:t>
+            </w:r>
+          </w:p>
+        </w:tc>
+        <w:tc>
+          <w:tcPr>
+            <w:tcW w:w="0" w:type="auto"/>
+            <w:shd w:val="clear" w:color="auto" w:fill="BFBFBF" w:themeFill="background1" w:themeFillShade="BF"/>
+          </w:tcPr>
+          <w:p>
+            <w:pPr>
+              <w:ind w:left="0"/>
+              <w:rPr>
+                <w:sz w:val="13"/>
+                <w:szCs w:val="13"/>
+              </w:rPr>
+            </w:pPr>
+          </w:p>
+        </w:tc>
+        <w:tc>
+          <w:tcPr>
+            <w:tcW w:w="0" w:type="auto"/>
+            <w:shd w:val="clear" w:color="auto" w:fill="BFBFBF" w:themeFill="background1" w:themeFillShade="BF"/>
+          </w:tcPr>
+          <w:p>
+            <w:pPr>
+              <w:ind w:left="0"/>
+              <w:rPr>
+                <w:sz w:val="13"/>
+                <w:szCs w:val="13"/>
+              </w:rPr>
+            </w:pPr>
+          </w:p>
+        </w:tc>
+        <w:tc>
+          <w:tcPr>
+            <w:tcW w:w="0" w:type="auto"/>
+            <w:shd w:val="clear" w:color="auto" w:fill="BFBFBF" w:themeFill="background1" w:themeFillShade="BF"/>
+          </w:tcPr>
+          <w:p>
+            <w:pPr>
+              <w:ind w:left="0"/>
+              <w:rPr>
+                <w:sz w:val="13"/>
+                <w:szCs w:val="13"/>
+              </w:rPr>
+            </w:pPr>
+          </w:p>
+        </w:tc>
+        <w:tc>
+          <w:tcPr>
+            <w:tcW w:w="0" w:type="auto"/>
+            <w:shd w:val="clear" w:color="auto" w:fill="BFBFBF" w:themeFill="background1" w:themeFillShade="BF"/>
+          </w:tcPr>
+          <w:p>
+            <w:pPr>
+              <w:ind w:left="0"/>
+              <w:rPr>
+                <w:sz w:val="13"/>
+                <w:szCs w:val="13"/>
+              </w:rPr>
+            </w:pPr>
+          </w:p>
+        </w:tc>
+        <w:tc>
+          <w:tcPr>
+            <w:tcW w:w="0" w:type="auto"/>
+            <w:shd w:val="clear" w:color="auto" w:fill="BFBFBF" w:themeFill="background1" w:themeFillShade="BF"/>
+          </w:tcPr>
+          <w:p>
+            <w:pPr>
+              <w:ind w:left="0"/>
+              <w:rPr>
+                <w:sz w:val="13"/>
+                <w:szCs w:val="13"/>
+              </w:rPr>
+            </w:pPr>
+            <w:r>
+              <w:rPr>
+                <w:rFonts w:hint="eastAsia"/>
+                <w:sz w:val="13"/>
+                <w:szCs w:val="13"/>
+              </w:rPr>
+              <w:t>字段的类型</w:t>
+            </w:r>
+          </w:p>
+        </w:tc>
+      </w:tr>
+      <w:tr>
+        <w:tc>
+          <w:tcPr>
+            <w:tcW w:w="0" w:type="auto"/>
+            <w:shd w:val="clear" w:color="auto" w:fill="BFBFBF" w:themeFill="background1" w:themeFillShade="BF"/>
+          </w:tcPr>
+          <w:p>
+            <w:pPr>
+              <w:ind w:left="0"/>
+              <w:rPr>
+                <w:sz w:val="13"/>
+                <w:szCs w:val="13"/>
+              </w:rPr>
+            </w:pPr>
+            <w:r>
+              <w:rPr>
+                <w:rFonts w:hint="eastAsia"/>
+                <w:sz w:val="13"/>
+                <w:szCs w:val="13"/>
+              </w:rPr>
               <w:t>TypeSet.Frac</w:t>
             </w:r>
           </w:p>
@@ -8293,6 +9621,21 @@
               </w:rPr>
               <w:t>Array</w:t>
             </w:r>
+          </w:p>
+        </w:tc>
+        <w:tc>
+          <w:tcPr>
+            <w:tcW w:w="0" w:type="auto"/>
+            <w:shd w:val="clear" w:color="auto" w:fill="BFBFBF" w:themeFill="background1" w:themeFillShade="BF"/>
+          </w:tcPr>
+          <w:p>
+            <w:pPr>
+              <w:ind w:left="0"/>
+              <w:rPr>
+                <w:sz w:val="13"/>
+                <w:szCs w:val="13"/>
+              </w:rPr>
+            </w:pPr>
           </w:p>
         </w:tc>
         <w:tc>
@@ -8405,31 +9748,13 @@
         <w:rPr>
           <w:rFonts w:hint="eastAsia"/>
         </w:rPr>
-        <w:t xml:space="preserve"> Collection</w:t>
-      </w:r>
-      <w:r>
-        <w:rPr>
-          <w:rFonts w:hint="eastAsia"/>
-        </w:rPr>
-        <w:t xml:space="preserve"> : 1</w:t>
-      </w:r>
-      <w:r>
-        <w:rPr>
-          <w:rFonts w:hint="eastAsia"/>
-        </w:rPr>
-        <w:t>, Index</w:t>
-      </w:r>
-      <w:r>
-        <w:rPr>
-          <w:rFonts w:hint="eastAsia"/>
-        </w:rPr>
-        <w:t>Name</w:t>
-      </w:r>
-      <w:r>
-        <w:rPr>
-          <w:rFonts w:hint="eastAsia"/>
-        </w:rPr>
-        <w:t xml:space="preserve"> : 1</w:t>
+        <w:t xml:space="preserve"> </w:t>
+      </w:r>
+      <w:r>
+        <w:rPr>
+          <w:rFonts w:hint="eastAsia"/>
+        </w:rPr>
+        <w:t>CollectionSpace : 1, CollectionMBID : 1, IndexName : 1</w:t>
       </w:r>
       <w:r>
         <w:rPr>
@@ -8439,6 +9764,1123 @@
       </w:r>
     </w:p>
     <w:p/>
+    <w:p>
+      <w:pPr>
+        <w:pStyle w:val="Heading4"/>
+      </w:pPr>
+      <w:r>
+        <w:rPr>
+          <w:rFonts w:hint="eastAsia"/>
+        </w:rPr>
+        <w:lastRenderedPageBreak/>
+        <w:t>统计信息的数据结构</w:t>
+      </w:r>
+    </w:p>
+    <w:p>
+      <w:r>
+        <w:rPr>
+          <w:noProof/>
+        </w:rPr>
+        <w:drawing>
+          <wp:inline distT="0" distB="0" distL="0" distR="0">
+            <wp:extent cx="5274310" cy="2508714"/>
+            <wp:effectExtent l="19050" t="0" r="2540" b="0"/>
+            <wp:docPr id="2" name="Picture 2"/>
+            <wp:cNvGraphicFramePr>
+              <a:graphicFrameLocks xmlns:a="http://schemas.openxmlformats.org/drawingml/2006/main" noChangeAspect="1"/>
+            </wp:cNvGraphicFramePr>
+            <a:graphic xmlns:a="http://schemas.openxmlformats.org/drawingml/2006/main">
+              <a:graphicData uri="http://schemas.openxmlformats.org/drawingml/2006/picture">
+                <pic:pic xmlns:pic="http://schemas.openxmlformats.org/drawingml/2006/picture">
+                  <pic:nvPicPr>
+                    <pic:cNvPr id="0" name="Picture 2"/>
+                    <pic:cNvPicPr>
+                      <a:picLocks noChangeAspect="1" noChangeArrowheads="1"/>
+                    </pic:cNvPicPr>
+                  </pic:nvPicPr>
+                  <pic:blipFill>
+                    <a:blip r:embed="rId8"/>
+                    <a:srcRect/>
+                    <a:stretch>
+                      <a:fillRect/>
+                    </a:stretch>
+                  </pic:blipFill>
+                  <pic:spPr bwMode="auto">
+                    <a:xfrm>
+                      <a:off x="0" y="0"/>
+                      <a:ext cx="5274310" cy="2508714"/>
+                    </a:xfrm>
+                    <a:prstGeom prst="rect">
+                      <a:avLst/>
+                    </a:prstGeom>
+                    <a:noFill/>
+                    <a:ln w="9525">
+                      <a:noFill/>
+                      <a:miter lim="800000"/>
+                      <a:headEnd/>
+                      <a:tailEnd/>
+                    </a:ln>
+                  </pic:spPr>
+                </pic:pic>
+              </a:graphicData>
+            </a:graphic>
+          </wp:inline>
+        </w:drawing>
+      </w:r>
+    </w:p>
+    <w:p>
+      <w:pPr>
+        <w:pStyle w:val="ListParagraph"/>
+        <w:numPr>
+          <w:ilvl w:val="0"/>
+          <w:numId w:val="40"/>
+        </w:numPr>
+        <w:ind w:firstLineChars="0"/>
+      </w:pPr>
+      <w:r>
+        <w:rPr>
+          <w:rFonts w:hint="eastAsia"/>
+        </w:rPr>
+        <w:t>dmsStatCB</w:t>
+      </w:r>
+    </w:p>
+    <w:p>
+      <w:pPr>
+        <w:pStyle w:val="ListParagraph"/>
+        <w:numPr>
+          <w:ilvl w:val="1"/>
+          <w:numId w:val="40"/>
+        </w:numPr>
+        <w:ind w:firstLineChars="0"/>
+      </w:pPr>
+      <w:r>
+        <w:rPr>
+          <w:rFonts w:hint="eastAsia"/>
+        </w:rPr>
+        <w:t>管理</w:t>
+      </w:r>
+      <w:r>
+        <w:rPr>
+          <w:rFonts w:hint="eastAsia"/>
+        </w:rPr>
+        <w:t>SYSSTAT</w:t>
+      </w:r>
+      <w:r>
+        <w:rPr>
+          <w:rFonts w:hint="eastAsia"/>
+        </w:rPr>
+        <w:t>集合空间</w:t>
+      </w:r>
+    </w:p>
+    <w:p>
+      <w:pPr>
+        <w:pStyle w:val="ListParagraph"/>
+        <w:numPr>
+          <w:ilvl w:val="2"/>
+          <w:numId w:val="40"/>
+        </w:numPr>
+        <w:ind w:firstLineChars="0"/>
+      </w:pPr>
+      <w:r>
+        <w:rPr>
+          <w:rFonts w:hint="eastAsia"/>
+        </w:rPr>
+        <w:t>创建</w:t>
+      </w:r>
+      <w:r>
+        <w:rPr>
+          <w:rFonts w:hint="eastAsia"/>
+        </w:rPr>
+        <w:t>SYSSTAT</w:t>
+      </w:r>
+      <w:r>
+        <w:rPr>
+          <w:rFonts w:hint="eastAsia"/>
+        </w:rPr>
+        <w:t>集合空间，及相关统计集合</w:t>
+      </w:r>
+    </w:p>
+    <w:p>
+      <w:pPr>
+        <w:pStyle w:val="ListParagraph"/>
+        <w:numPr>
+          <w:ilvl w:val="1"/>
+          <w:numId w:val="40"/>
+        </w:numPr>
+        <w:ind w:firstLineChars="0"/>
+      </w:pPr>
+      <w:r>
+        <w:rPr>
+          <w:rFonts w:hint="eastAsia"/>
+        </w:rPr>
+        <w:t>整体管理缓存的统计信息</w:t>
+      </w:r>
+    </w:p>
+    <w:p>
+      <w:pPr>
+        <w:pStyle w:val="ListParagraph"/>
+        <w:numPr>
+          <w:ilvl w:val="2"/>
+          <w:numId w:val="40"/>
+        </w:numPr>
+        <w:ind w:firstLineChars="0"/>
+      </w:pPr>
+      <w:r>
+        <w:rPr>
+          <w:rFonts w:hint="eastAsia"/>
+        </w:rPr>
+        <w:t>启动时，从</w:t>
+      </w:r>
+      <w:r>
+        <w:rPr>
+          <w:rFonts w:hint="eastAsia"/>
+        </w:rPr>
+        <w:t>SYSSTAT</w:t>
+      </w:r>
+      <w:r>
+        <w:rPr>
+          <w:rFonts w:hint="eastAsia"/>
+        </w:rPr>
+        <w:t>中读取统计信息，存储到对应</w:t>
+      </w:r>
+      <w:r>
+        <w:rPr>
+          <w:rFonts w:hint="eastAsia"/>
+        </w:rPr>
+        <w:t>dmsStorageUnit</w:t>
+      </w:r>
+      <w:r>
+        <w:rPr>
+          <w:rFonts w:hint="eastAsia"/>
+        </w:rPr>
+        <w:t>的</w:t>
+      </w:r>
+      <w:r>
+        <w:rPr>
+          <w:rFonts w:hint="eastAsia"/>
+        </w:rPr>
+        <w:t>rtnStatMgr</w:t>
+      </w:r>
+      <w:r>
+        <w:rPr>
+          <w:rFonts w:hint="eastAsia"/>
+        </w:rPr>
+        <w:t>中</w:t>
+      </w:r>
+    </w:p>
+    <w:p>
+      <w:pPr>
+        <w:pStyle w:val="ListParagraph"/>
+        <w:numPr>
+          <w:ilvl w:val="2"/>
+          <w:numId w:val="40"/>
+        </w:numPr>
+        <w:ind w:firstLineChars="0"/>
+      </w:pPr>
+      <w:r>
+        <w:rPr>
+          <w:rFonts w:hint="eastAsia"/>
+        </w:rPr>
+        <w:t>db.invalidateCache()</w:t>
+      </w:r>
+      <w:r>
+        <w:rPr>
+          <w:rFonts w:hint="eastAsia"/>
+        </w:rPr>
+        <w:t>时，清空每个</w:t>
+      </w:r>
+      <w:r>
+        <w:rPr>
+          <w:rFonts w:hint="eastAsia"/>
+        </w:rPr>
+        <w:t>dmsStorageUnit</w:t>
+      </w:r>
+      <w:r>
+        <w:rPr>
+          <w:rFonts w:hint="eastAsia"/>
+        </w:rPr>
+        <w:t>的</w:t>
+      </w:r>
+      <w:r>
+        <w:rPr>
+          <w:rFonts w:hint="eastAsia"/>
+        </w:rPr>
+        <w:t>rtnStatMgr</w:t>
+      </w:r>
+      <w:r>
+        <w:rPr>
+          <w:rFonts w:hint="eastAsia"/>
+        </w:rPr>
+        <w:t>中缓存的统计信息，之后重新加载统计信息</w:t>
+      </w:r>
+      <w:ins w:id="0" w:author="heguoming" w:date="2017-04-17T18:12:00Z">
+        <w:r>
+          <w:rPr>
+            <w:rFonts w:hint="eastAsia"/>
+          </w:rPr>
+          <w:t>（</w:t>
+        </w:r>
+      </w:ins>
+      <w:ins w:id="1" w:author="heguoming" w:date="2017-04-17T18:13:00Z">
+        <w:r>
+          <w:rPr>
+            <w:rFonts w:hint="eastAsia"/>
+          </w:rPr>
+          <w:t>暂时使用</w:t>
+        </w:r>
+      </w:ins>
+      <w:ins w:id="2" w:author="heguoming" w:date="2017-04-17T18:12:00Z">
+        <w:r>
+          <w:rPr>
+            <w:rFonts w:hint="eastAsia"/>
+          </w:rPr>
+          <w:t>invalidateCache</w:t>
+        </w:r>
+      </w:ins>
+      <w:ins w:id="3" w:author="heguoming" w:date="2017-04-17T19:16:00Z">
+        <w:r>
+          <w:rPr>
+            <w:rFonts w:hint="eastAsia"/>
+          </w:rPr>
+          <w:t>，新接口出来后</w:t>
+        </w:r>
+      </w:ins>
+      <w:ins w:id="4" w:author="heguoming" w:date="2017-04-17T19:17:00Z">
+        <w:r>
+          <w:rPr>
+            <w:rFonts w:hint="eastAsia"/>
+          </w:rPr>
+          <w:t>不在使用</w:t>
+        </w:r>
+      </w:ins>
+      <w:ins w:id="5" w:author="heguoming" w:date="2017-04-17T18:12:00Z">
+        <w:r>
+          <w:rPr>
+            <w:rFonts w:hint="eastAsia"/>
+          </w:rPr>
+          <w:t>）</w:t>
+        </w:r>
+      </w:ins>
+    </w:p>
+    <w:p>
+      <w:pPr>
+        <w:pStyle w:val="ListParagraph"/>
+        <w:numPr>
+          <w:ilvl w:val="0"/>
+          <w:numId w:val="40"/>
+        </w:numPr>
+        <w:ind w:firstLineChars="0"/>
+      </w:pPr>
+      <w:r>
+        <w:rPr>
+          <w:rFonts w:hint="eastAsia"/>
+        </w:rPr>
+        <w:t>rtnStatMgr</w:t>
+      </w:r>
+    </w:p>
+    <w:p>
+      <w:pPr>
+        <w:pStyle w:val="ListParagraph"/>
+        <w:numPr>
+          <w:ilvl w:val="1"/>
+          <w:numId w:val="40"/>
+        </w:numPr>
+        <w:ind w:leftChars="400" w:left="1260" w:firstLineChars="0"/>
+      </w:pPr>
+      <w:r>
+        <w:rPr>
+          <w:rFonts w:hint="eastAsia"/>
+        </w:rPr>
+        <w:t>管理缓存的统计信息</w:t>
+      </w:r>
+    </w:p>
+    <w:p>
+      <w:pPr>
+        <w:pStyle w:val="ListParagraph"/>
+        <w:numPr>
+          <w:ilvl w:val="1"/>
+          <w:numId w:val="40"/>
+        </w:numPr>
+        <w:ind w:leftChars="400" w:left="1260" w:firstLineChars="0"/>
+      </w:pPr>
+      <w:r>
+        <w:rPr>
+          <w:rFonts w:hint="eastAsia"/>
+        </w:rPr>
+        <w:t>缓存的统计信息以</w:t>
+      </w:r>
+      <w:r>
+        <w:rPr>
+          <w:rFonts w:hint="eastAsia"/>
+        </w:rPr>
+        <w:t>MBID</w:t>
+      </w:r>
+      <w:r>
+        <w:rPr>
+          <w:rFonts w:hint="eastAsia"/>
+        </w:rPr>
+        <w:t>数组</w:t>
+      </w:r>
+      <w:r>
+        <w:rPr>
+          <w:rFonts w:hint="eastAsia"/>
+        </w:rPr>
+        <w:t>形式存储在内存中</w:t>
+      </w:r>
+    </w:p>
+    <w:p>
+      <w:pPr>
+        <w:pStyle w:val="ListParagraph"/>
+        <w:numPr>
+          <w:ilvl w:val="0"/>
+          <w:numId w:val="40"/>
+        </w:numPr>
+        <w:ind w:firstLineChars="0"/>
+      </w:pPr>
+      <w:r>
+        <w:rPr>
+          <w:rFonts w:hint="eastAsia"/>
+        </w:rPr>
+        <w:t>rtnCollectionStat</w:t>
+      </w:r>
+      <w:r>
+        <w:rPr>
+          <w:rFonts w:hint="eastAsia"/>
+        </w:rPr>
+        <w:t>与</w:t>
+      </w:r>
+      <w:r>
+        <w:rPr>
+          <w:rFonts w:hint="eastAsia"/>
+        </w:rPr>
+        <w:t>dmsCollectionStat</w:t>
+      </w:r>
+    </w:p>
+    <w:p>
+      <w:pPr>
+        <w:pStyle w:val="ListParagraph"/>
+        <w:numPr>
+          <w:ilvl w:val="1"/>
+          <w:numId w:val="40"/>
+        </w:numPr>
+        <w:ind w:firstLineChars="0"/>
+      </w:pPr>
+      <w:r>
+        <w:rPr>
+          <w:rFonts w:hint="eastAsia"/>
+        </w:rPr>
+        <w:t>rtnCollectionStat</w:t>
+      </w:r>
+    </w:p>
+    <w:p>
+      <w:pPr>
+        <w:pStyle w:val="ListParagraph"/>
+        <w:numPr>
+          <w:ilvl w:val="2"/>
+          <w:numId w:val="40"/>
+        </w:numPr>
+        <w:ind w:firstLineChars="0"/>
+      </w:pPr>
+      <w:r>
+        <w:rPr>
+          <w:rFonts w:hint="eastAsia"/>
+        </w:rPr>
+        <w:t>rtnCollectionStat</w:t>
+      </w:r>
+      <w:r>
+        <w:rPr>
+          <w:rFonts w:hint="eastAsia"/>
+        </w:rPr>
+        <w:t>中包含从</w:t>
+      </w:r>
+      <w:r>
+        <w:rPr>
+          <w:rFonts w:hint="eastAsia"/>
+        </w:rPr>
+        <w:t>mbContext</w:t>
+      </w:r>
+      <w:r>
+        <w:rPr>
+          <w:rFonts w:hint="eastAsia"/>
+        </w:rPr>
+        <w:t>中获取的统计信息，查询优化开始时读取</w:t>
+      </w:r>
+      <w:r>
+        <w:rPr>
+          <w:rFonts w:hint="eastAsia"/>
+        </w:rPr>
+        <w:t>mbContext</w:t>
+      </w:r>
+      <w:r>
+        <w:rPr>
+          <w:rFonts w:hint="eastAsia"/>
+        </w:rPr>
+        <w:t>生成</w:t>
+      </w:r>
+    </w:p>
+    <w:p>
+      <w:pPr>
+        <w:pStyle w:val="ListParagraph"/>
+        <w:numPr>
+          <w:ilvl w:val="2"/>
+          <w:numId w:val="40"/>
+        </w:numPr>
+        <w:ind w:firstLineChars="0"/>
+      </w:pPr>
+      <w:r>
+        <w:rPr>
+          <w:rFonts w:hint="eastAsia"/>
+        </w:rPr>
+        <w:t>rtnCollectionStat</w:t>
+      </w:r>
+      <w:r>
+        <w:rPr>
+          <w:rFonts w:hint="eastAsia"/>
+        </w:rPr>
+        <w:t>从</w:t>
+      </w:r>
+      <w:r>
+        <w:rPr>
+          <w:rFonts w:hint="eastAsia"/>
+        </w:rPr>
+        <w:t>rtnStatMgr</w:t>
+      </w:r>
+      <w:r>
+        <w:rPr>
+          <w:rFonts w:hint="eastAsia"/>
+        </w:rPr>
+        <w:t>中获取</w:t>
+      </w:r>
+      <w:r>
+        <w:rPr>
+          <w:rFonts w:hint="eastAsia"/>
+        </w:rPr>
+        <w:t>dmsCollectionStat</w:t>
+      </w:r>
+      <w:r>
+        <w:rPr>
+          <w:rFonts w:hint="eastAsia"/>
+        </w:rPr>
+        <w:t>的指针，如果指针为</w:t>
+      </w:r>
+      <w:r>
+        <w:rPr>
+          <w:rFonts w:hint="eastAsia"/>
+        </w:rPr>
+        <w:t>NULL</w:t>
+      </w:r>
+      <w:r>
+        <w:rPr>
+          <w:rFonts w:hint="eastAsia"/>
+        </w:rPr>
+        <w:t>，则所有需要由</w:t>
+      </w:r>
+      <w:r>
+        <w:rPr>
+          <w:rFonts w:hint="eastAsia"/>
+        </w:rPr>
+        <w:t>dmsCollectionStat</w:t>
+      </w:r>
+      <w:r>
+        <w:rPr>
+          <w:rFonts w:hint="eastAsia"/>
+        </w:rPr>
+        <w:t>提供的统计信息取默认值</w:t>
+      </w:r>
+    </w:p>
+    <w:p>
+      <w:pPr>
+        <w:pStyle w:val="ListParagraph"/>
+        <w:numPr>
+          <w:ilvl w:val="1"/>
+          <w:numId w:val="40"/>
+        </w:numPr>
+        <w:ind w:firstLineChars="0"/>
+      </w:pPr>
+      <w:r>
+        <w:rPr>
+          <w:rFonts w:hint="eastAsia"/>
+        </w:rPr>
+        <w:t>dmsCollectionStat</w:t>
+      </w:r>
+    </w:p>
+    <w:p>
+      <w:pPr>
+        <w:pStyle w:val="ListParagraph"/>
+        <w:numPr>
+          <w:ilvl w:val="2"/>
+          <w:numId w:val="40"/>
+        </w:numPr>
+        <w:ind w:firstLineChars="0"/>
+      </w:pPr>
+      <w:r>
+        <w:rPr>
+          <w:rFonts w:hint="eastAsia"/>
+        </w:rPr>
+        <w:t>dmsCollectionStat</w:t>
+      </w:r>
+      <w:r>
+        <w:rPr>
+          <w:rFonts w:hint="eastAsia"/>
+        </w:rPr>
+        <w:t>中包含从</w:t>
+      </w:r>
+      <w:r>
+        <w:rPr>
+          <w:rFonts w:hint="eastAsia"/>
+        </w:rPr>
+        <w:t>SYSSTAT.SYSCOLLECTIONSTAT</w:t>
+      </w:r>
+      <w:r>
+        <w:rPr>
+          <w:rFonts w:hint="eastAsia"/>
+        </w:rPr>
+        <w:t>中获取的统计信息</w:t>
+      </w:r>
+    </w:p>
+    <w:p>
+      <w:pPr>
+        <w:pStyle w:val="ListParagraph"/>
+        <w:numPr>
+          <w:ilvl w:val="3"/>
+          <w:numId w:val="40"/>
+        </w:numPr>
+        <w:ind w:firstLineChars="0"/>
+      </w:pPr>
+      <w:r>
+        <w:rPr>
+          <w:rFonts w:hint="eastAsia"/>
+        </w:rPr>
+        <w:t>系统启动由</w:t>
+      </w:r>
+      <w:r>
+        <w:rPr>
+          <w:rFonts w:hint="eastAsia"/>
+        </w:rPr>
+        <w:t>dmsStatCB</w:t>
+      </w:r>
+      <w:r>
+        <w:rPr>
+          <w:rFonts w:hint="eastAsia"/>
+        </w:rPr>
+        <w:t>生成</w:t>
+      </w:r>
+    </w:p>
+    <w:p>
+      <w:pPr>
+        <w:pStyle w:val="ListParagraph"/>
+        <w:numPr>
+          <w:ilvl w:val="2"/>
+          <w:numId w:val="40"/>
+        </w:numPr>
+        <w:ind w:firstLineChars="0"/>
+      </w:pPr>
+      <w:r>
+        <w:rPr>
+          <w:rFonts w:hint="eastAsia"/>
+        </w:rPr>
+        <w:t>dmsCollectionStat</w:t>
+      </w:r>
+      <w:r>
+        <w:rPr>
+          <w:rFonts w:hint="eastAsia"/>
+        </w:rPr>
+        <w:t>以</w:t>
+      </w:r>
+      <w:r>
+        <w:rPr>
+          <w:rFonts w:hint="eastAsia"/>
+        </w:rPr>
+        <w:t>Map</w:t>
+      </w:r>
+      <w:r>
+        <w:rPr>
+          <w:rFonts w:hint="eastAsia"/>
+        </w:rPr>
+        <w:t>的形式缓存了</w:t>
+      </w:r>
+      <w:r>
+        <w:rPr>
+          <w:rFonts w:hint="eastAsia"/>
+        </w:rPr>
+        <w:t>dmsIndexStat</w:t>
+      </w:r>
+      <w:r>
+        <w:rPr>
+          <w:rFonts w:hint="eastAsia"/>
+        </w:rPr>
+        <w:t>，即</w:t>
+      </w:r>
+      <w:r>
+        <w:rPr>
+          <w:rFonts w:hint="eastAsia"/>
+        </w:rPr>
+        <w:t>collection</w:t>
+      </w:r>
+      <w:r>
+        <w:rPr>
+          <w:rFonts w:hint="eastAsia"/>
+        </w:rPr>
+        <w:t>中对应的索引</w:t>
+      </w:r>
+    </w:p>
+    <w:p>
+      <w:pPr>
+        <w:pStyle w:val="ListParagraph"/>
+        <w:numPr>
+          <w:ilvl w:val="3"/>
+          <w:numId w:val="40"/>
+        </w:numPr>
+        <w:ind w:firstLineChars="0"/>
+      </w:pPr>
+      <w:r>
+        <w:rPr>
+          <w:rFonts w:hint="eastAsia"/>
+        </w:rPr>
+        <w:t>_indexStats</w:t>
+      </w:r>
+      <w:r>
+        <w:rPr>
+          <w:rFonts w:hint="eastAsia"/>
+        </w:rPr>
+        <w:t>：索引名字对应</w:t>
+      </w:r>
+      <w:r>
+        <w:rPr>
+          <w:rFonts w:hint="eastAsia"/>
+        </w:rPr>
+        <w:t>dmsIndexStat</w:t>
+      </w:r>
+    </w:p>
+    <w:p>
+      <w:pPr>
+        <w:pStyle w:val="ListParagraph"/>
+        <w:numPr>
+          <w:ilvl w:val="3"/>
+          <w:numId w:val="40"/>
+        </w:numPr>
+        <w:ind w:firstLineChars="0"/>
+      </w:pPr>
+      <w:r>
+        <w:rPr>
+          <w:rFonts w:hint="eastAsia"/>
+        </w:rPr>
+        <w:t>_fieldStats</w:t>
+      </w:r>
+      <w:r>
+        <w:rPr>
+          <w:rFonts w:hint="eastAsia"/>
+        </w:rPr>
+        <w:t>：索引定义的首字段名字对应</w:t>
+      </w:r>
+      <w:r>
+        <w:rPr>
+          <w:rFonts w:hint="eastAsia"/>
+        </w:rPr>
+        <w:t>dmsIndexStat</w:t>
+      </w:r>
+    </w:p>
+    <w:p>
+      <w:pPr>
+        <w:pStyle w:val="ListParagraph"/>
+        <w:numPr>
+          <w:ilvl w:val="0"/>
+          <w:numId w:val="40"/>
+        </w:numPr>
+        <w:ind w:firstLineChars="0"/>
+      </w:pPr>
+      <w:r>
+        <w:rPr>
+          <w:rFonts w:hint="eastAsia"/>
+        </w:rPr>
+        <w:t>rtnIndexStat</w:t>
+      </w:r>
+      <w:r>
+        <w:rPr>
+          <w:rFonts w:hint="eastAsia"/>
+        </w:rPr>
+        <w:t>与</w:t>
+      </w:r>
+      <w:r>
+        <w:rPr>
+          <w:rFonts w:hint="eastAsia"/>
+        </w:rPr>
+        <w:t>dmsIndexStat</w:t>
+      </w:r>
+    </w:p>
+    <w:p>
+      <w:pPr>
+        <w:pStyle w:val="ListParagraph"/>
+        <w:numPr>
+          <w:ilvl w:val="1"/>
+          <w:numId w:val="40"/>
+        </w:numPr>
+        <w:ind w:firstLineChars="0"/>
+      </w:pPr>
+      <w:r>
+        <w:rPr>
+          <w:rFonts w:hint="eastAsia"/>
+        </w:rPr>
+        <w:t>rtnIndexStat</w:t>
+      </w:r>
+    </w:p>
+    <w:p>
+      <w:pPr>
+        <w:pStyle w:val="ListParagraph"/>
+        <w:numPr>
+          <w:ilvl w:val="2"/>
+          <w:numId w:val="40"/>
+        </w:numPr>
+        <w:ind w:firstLineChars="0"/>
+      </w:pPr>
+      <w:r>
+        <w:rPr>
+          <w:rFonts w:hint="eastAsia"/>
+        </w:rPr>
+        <w:t>rtnIndexStat</w:t>
+      </w:r>
+      <w:r>
+        <w:rPr>
+          <w:rFonts w:hint="eastAsia"/>
+        </w:rPr>
+        <w:t>中包含从</w:t>
+      </w:r>
+      <w:r>
+        <w:rPr>
+          <w:rFonts w:hint="eastAsia"/>
+        </w:rPr>
+        <w:t>rtnCollectionStat</w:t>
+      </w:r>
+      <w:r>
+        <w:rPr>
+          <w:rFonts w:hint="eastAsia"/>
+        </w:rPr>
+        <w:t>中获取的统计信息（即</w:t>
+      </w:r>
+      <w:r>
+        <w:rPr>
+          <w:rFonts w:hint="eastAsia"/>
+        </w:rPr>
+        <w:t>mbContext</w:t>
+      </w:r>
+      <w:r>
+        <w:rPr>
+          <w:rFonts w:hint="eastAsia"/>
+        </w:rPr>
+        <w:lastRenderedPageBreak/>
+        <w:t>缓存在</w:t>
+      </w:r>
+      <w:r>
+        <w:rPr>
+          <w:rFonts w:hint="eastAsia"/>
+        </w:rPr>
+        <w:t>rtnCollectionStat</w:t>
+      </w:r>
+      <w:r>
+        <w:rPr>
+          <w:rFonts w:hint="eastAsia"/>
+        </w:rPr>
+        <w:t>中的信息）</w:t>
+      </w:r>
+    </w:p>
+    <w:p>
+      <w:pPr>
+        <w:pStyle w:val="ListParagraph"/>
+        <w:numPr>
+          <w:ilvl w:val="2"/>
+          <w:numId w:val="40"/>
+        </w:numPr>
+        <w:ind w:firstLineChars="0"/>
+      </w:pPr>
+      <w:r>
+        <w:rPr>
+          <w:rFonts w:hint="eastAsia"/>
+        </w:rPr>
+        <w:t>rtnIndexStat</w:t>
+      </w:r>
+      <w:r>
+        <w:rPr>
+          <w:rFonts w:hint="eastAsia"/>
+        </w:rPr>
+        <w:t>从</w:t>
+      </w:r>
+      <w:r>
+        <w:rPr>
+          <w:rFonts w:hint="eastAsia"/>
+        </w:rPr>
+        <w:t>rtnCollectionStat</w:t>
+      </w:r>
+      <w:r>
+        <w:rPr>
+          <w:rFonts w:hint="eastAsia"/>
+        </w:rPr>
+        <w:t>中</w:t>
+      </w:r>
+      <w:r>
+        <w:rPr>
+          <w:rFonts w:hint="eastAsia"/>
+        </w:rPr>
+        <w:t>dmsCollectionStat</w:t>
+      </w:r>
+      <w:r>
+        <w:rPr>
+          <w:rFonts w:hint="eastAsia"/>
+        </w:rPr>
+        <w:t>的指针，从而获取对应的</w:t>
+      </w:r>
+      <w:r>
+        <w:rPr>
+          <w:rFonts w:hint="eastAsia"/>
+        </w:rPr>
+        <w:t>dmsIndexStat</w:t>
+      </w:r>
+      <w:r>
+        <w:rPr>
+          <w:rFonts w:hint="eastAsia"/>
+        </w:rPr>
+        <w:t>指针，如果指针为</w:t>
+      </w:r>
+      <w:r>
+        <w:rPr>
+          <w:rFonts w:hint="eastAsia"/>
+        </w:rPr>
+        <w:t>NULL</w:t>
+      </w:r>
+      <w:r>
+        <w:rPr>
+          <w:rFonts w:hint="eastAsia"/>
+        </w:rPr>
+        <w:t>，则所有需要由</w:t>
+      </w:r>
+      <w:r>
+        <w:rPr>
+          <w:rFonts w:hint="eastAsia"/>
+        </w:rPr>
+        <w:t>dmsIndexStat</w:t>
+      </w:r>
+      <w:r>
+        <w:rPr>
+          <w:rFonts w:hint="eastAsia"/>
+        </w:rPr>
+        <w:t>提供的统计信息取默认值</w:t>
+      </w:r>
+    </w:p>
+    <w:p>
+      <w:pPr>
+        <w:pStyle w:val="ListParagraph"/>
+        <w:numPr>
+          <w:ilvl w:val="1"/>
+          <w:numId w:val="40"/>
+        </w:numPr>
+        <w:ind w:firstLineChars="0"/>
+      </w:pPr>
+      <w:r>
+        <w:rPr>
+          <w:rFonts w:hint="eastAsia"/>
+        </w:rPr>
+        <w:t>dmsIndexStat</w:t>
+      </w:r>
+    </w:p>
+    <w:p>
+      <w:pPr>
+        <w:pStyle w:val="ListParagraph"/>
+        <w:numPr>
+          <w:ilvl w:val="2"/>
+          <w:numId w:val="40"/>
+        </w:numPr>
+        <w:ind w:firstLineChars="0"/>
+      </w:pPr>
+      <w:r>
+        <w:rPr>
+          <w:rFonts w:hint="eastAsia"/>
+        </w:rPr>
+        <w:t>dms</w:t>
+      </w:r>
+      <w:r>
+        <w:rPr>
+          <w:rFonts w:hint="eastAsia"/>
+        </w:rPr>
+        <w:t>Index</w:t>
+      </w:r>
+      <w:r>
+        <w:rPr>
+          <w:rFonts w:hint="eastAsia"/>
+        </w:rPr>
+        <w:t>Stat</w:t>
+      </w:r>
+      <w:r>
+        <w:rPr>
+          <w:rFonts w:hint="eastAsia"/>
+        </w:rPr>
+        <w:t>中包含从</w:t>
+      </w:r>
+      <w:r>
+        <w:rPr>
+          <w:rFonts w:hint="eastAsia"/>
+        </w:rPr>
+        <w:t>SYSSTAT.SYS</w:t>
+      </w:r>
+      <w:r>
+        <w:rPr>
+          <w:rFonts w:hint="eastAsia"/>
+        </w:rPr>
+        <w:t>INDEX</w:t>
+      </w:r>
+      <w:r>
+        <w:rPr>
+          <w:rFonts w:hint="eastAsia"/>
+        </w:rPr>
+        <w:t>STAT</w:t>
+      </w:r>
+      <w:r>
+        <w:rPr>
+          <w:rFonts w:hint="eastAsia"/>
+        </w:rPr>
+        <w:t>中获取的统计信息</w:t>
+      </w:r>
+    </w:p>
+    <w:p>
+      <w:pPr>
+        <w:pStyle w:val="ListParagraph"/>
+        <w:numPr>
+          <w:ilvl w:val="3"/>
+          <w:numId w:val="40"/>
+        </w:numPr>
+        <w:ind w:firstLineChars="0"/>
+      </w:pPr>
+      <w:r>
+        <w:rPr>
+          <w:rFonts w:hint="eastAsia"/>
+        </w:rPr>
+        <w:t>系统启动或者调用</w:t>
+      </w:r>
+      <w:r>
+        <w:rPr>
+          <w:rFonts w:hint="eastAsia"/>
+        </w:rPr>
+        <w:t>db.invalidateCache()</w:t>
+      </w:r>
+      <w:r>
+        <w:rPr>
+          <w:rFonts w:hint="eastAsia"/>
+        </w:rPr>
+        <w:t>由</w:t>
+      </w:r>
+      <w:r>
+        <w:rPr>
+          <w:rFonts w:hint="eastAsia"/>
+        </w:rPr>
+        <w:t>dmsStatCB</w:t>
+      </w:r>
+      <w:r>
+        <w:rPr>
+          <w:rFonts w:hint="eastAsia"/>
+        </w:rPr>
+        <w:t>生成</w:t>
+      </w:r>
+    </w:p>
+    <w:p>
+      <w:pPr>
+        <w:pStyle w:val="ListParagraph"/>
+        <w:numPr>
+          <w:ilvl w:val="0"/>
+          <w:numId w:val="40"/>
+        </w:numPr>
+        <w:ind w:firstLineChars="0"/>
+      </w:pPr>
+      <w:r>
+        <w:rPr>
+          <w:rFonts w:hint="eastAsia"/>
+        </w:rPr>
+        <w:t>dropCL</w:t>
+      </w:r>
+      <w:r>
+        <w:rPr>
+          <w:rFonts w:hint="eastAsia"/>
+        </w:rPr>
+        <w:t>、</w:t>
+      </w:r>
+      <w:r>
+        <w:rPr>
+          <w:rFonts w:hint="eastAsia"/>
+        </w:rPr>
+        <w:t>dropCS</w:t>
+      </w:r>
+      <w:r>
+        <w:rPr>
+          <w:rFonts w:hint="eastAsia"/>
+        </w:rPr>
+        <w:t>、</w:t>
+      </w:r>
+      <w:r>
+        <w:rPr>
+          <w:rFonts w:hint="eastAsia"/>
+        </w:rPr>
+        <w:t>truncateCL</w:t>
+      </w:r>
+      <w:r>
+        <w:rPr>
+          <w:rFonts w:hint="eastAsia"/>
+        </w:rPr>
+        <w:t>、</w:t>
+      </w:r>
+      <w:r>
+        <w:rPr>
+          <w:rFonts w:hint="eastAsia"/>
+        </w:rPr>
+        <w:t>renameCS</w:t>
+      </w:r>
+      <w:r>
+        <w:rPr>
+          <w:rFonts w:hint="eastAsia"/>
+        </w:rPr>
+        <w:t>、</w:t>
+      </w:r>
+      <w:r>
+        <w:rPr>
+          <w:rFonts w:hint="eastAsia"/>
+        </w:rPr>
+        <w:t>renameCL</w:t>
+      </w:r>
+      <w:r>
+        <w:rPr>
+          <w:rFonts w:hint="eastAsia"/>
+        </w:rPr>
+        <w:t>、</w:t>
+      </w:r>
+      <w:r>
+        <w:rPr>
+          <w:rFonts w:hint="eastAsia"/>
+        </w:rPr>
+        <w:t>dropIndex</w:t>
+      </w:r>
+      <w:r>
+        <w:rPr>
+          <w:rFonts w:hint="eastAsia"/>
+        </w:rPr>
+        <w:t>均需要修改</w:t>
+      </w:r>
+      <w:r>
+        <w:rPr>
+          <w:rFonts w:hint="eastAsia"/>
+        </w:rPr>
+        <w:t>SYSSTAT</w:t>
+      </w:r>
+      <w:r>
+        <w:rPr>
+          <w:rFonts w:hint="eastAsia"/>
+        </w:rPr>
+        <w:t>的内容</w:t>
+      </w:r>
+      <w:ins w:id="6" w:author="heguoming" w:date="2017-04-17T16:49:00Z">
+        <w:r>
+          <w:rPr>
+            <w:rFonts w:hint="eastAsia"/>
+          </w:rPr>
+          <w:t>（待添加）</w:t>
+        </w:r>
+      </w:ins>
+    </w:p>
     <w:p>
       <w:pPr>
         <w:pStyle w:val="Heading3"/>
@@ -8621,7 +11063,6 @@
         <w:rPr>
           <w:rFonts w:hint="eastAsia"/>
         </w:rPr>
-        <w:lastRenderedPageBreak/>
         <w:t>rtnPredicateSet</w:t>
       </w:r>
       <w:r>
@@ -8858,6 +11299,7 @@
               <w:rFonts w:ascii="Cambria Math" w:hAnsi="Cambria Math"/>
               <w:shd w:val="pct15" w:color="auto" w:fill="FFFFFF"/>
             </w:rPr>
+            <w:lastRenderedPageBreak/>
             <m:t>selectivity=1/docNum</m:t>
           </m:r>
         </m:oMath>
@@ -9527,6 +11969,7 @@
         <w:rPr>
           <w:rFonts w:hint="eastAsia"/>
         </w:rPr>
+        <w:lastRenderedPageBreak/>
         <w:t>NumberInt</w:t>
       </w:r>
       <w:r>
@@ -9678,9 +12121,30 @@
           <w:numId w:val="37"/>
         </w:numPr>
         <w:ind w:firstLineChars="0"/>
-        <w:rPr>
-          <w:rFonts w:hint="eastAsia"/>
-        </w:rPr>
+      </w:pPr>
+      <w:r>
+        <w:rPr>
+          <w:rFonts w:hint="eastAsia"/>
+        </w:rPr>
+        <w:t>String</w:t>
+      </w:r>
+      <w:ins w:id="7" w:author="heguoming" w:date="2017-04-17T16:50:00Z">
+        <w:r>
+          <w:rPr>
+            <w:rFonts w:hint="eastAsia"/>
+          </w:rPr>
+          <w:t>（需要添加）</w:t>
+        </w:r>
+      </w:ins>
+    </w:p>
+    <w:p>
+      <w:pPr>
+        <w:pStyle w:val="ListParagraph"/>
+        <w:numPr>
+          <w:ilvl w:val="0"/>
+          <w:numId w:val="37"/>
+        </w:numPr>
+        <w:ind w:firstLineChars="0"/>
       </w:pPr>
       <w:r>
         <w:rPr>
@@ -9697,9 +12161,6 @@
           <w:numId w:val="37"/>
         </w:numPr>
         <w:ind w:firstLineChars="0"/>
-        <w:rPr>
-          <w:rFonts w:hint="eastAsia"/>
-        </w:rPr>
       </w:pPr>
       <w:r>
         <w:rPr>
@@ -10665,6 +13126,7 @@
         <w:rPr>
           <w:rFonts w:hint="eastAsia"/>
         </w:rPr>
+        <w:lastRenderedPageBreak/>
         <w:t>0.003</w:t>
       </w:r>
       <w:r>
@@ -11433,7 +13895,6 @@
         <w:rPr>
           <w:rFonts w:hint="eastAsia"/>
         </w:rPr>
-        <w:lastRenderedPageBreak/>
         <w:t>string</w:t>
       </w:r>
       <w:r>
@@ -11775,6 +14236,7 @@
         <w:rPr>
           <w:rFonts w:hint="eastAsia"/>
         </w:rPr>
+        <w:lastRenderedPageBreak/>
         <w:t>或</w:t>
       </w:r>
       <w:r>
@@ -12578,14 +15040,7 @@
         <w:rPr>
           <w:rFonts w:hint="eastAsia"/>
         </w:rPr>
-        <w:t>因此组合索引的选择率为多个字段各自选择率</w:t>
-      </w:r>
-      <w:r>
-        <w:rPr>
-          <w:rFonts w:hint="eastAsia"/>
-        </w:rPr>
-        <w:lastRenderedPageBreak/>
-        <w:t>的乘积</w:t>
+        <w:t>因此组合索引的选择率为多个字段各自选择率的乘积</w:t>
       </w:r>
     </w:p>
     <w:p/>
@@ -12777,6 +15232,7 @@
         <w:rPr>
           <w:rFonts w:hint="eastAsia"/>
         </w:rPr>
+        <w:lastRenderedPageBreak/>
         <w:t>$and</w:t>
       </w:r>
     </w:p>
@@ -13458,7 +15914,6 @@
         <w:rPr>
           <w:rFonts w:hint="eastAsia"/>
         </w:rPr>
-        <w:lastRenderedPageBreak/>
         <w:t>结果集</w:t>
       </w:r>
       <w:r>
@@ -13618,6 +16073,7 @@
             <w:rPr>
               <w:rFonts w:ascii="Cambria Math" w:hAnsi="Cambria Math"/>
             </w:rPr>
+            <w:lastRenderedPageBreak/>
             <m:t>fieldSize=</m:t>
           </m:r>
           <m:f>
@@ -13863,7 +16319,6 @@
         <w:rPr>
           <w:rFonts w:hint="eastAsia"/>
         </w:rPr>
-        <w:lastRenderedPageBreak/>
         <w:t>预设</w:t>
       </w:r>
       <w:r>
@@ -14297,7 +16752,7 @@
                 <w:sz w:val="15"/>
                 <w:szCs w:val="15"/>
               </w:rPr>
-              <w:t>8</w:t>
+              <w:t>20</w:t>
             </w:r>
             <w:r>
               <w:rPr>
@@ -14673,7 +17128,13 @@
         <w:rPr>
           <w:rFonts w:hint="eastAsia"/>
         </w:rPr>
-        <w:t>，进行全表扫描时，使用表扫描比索引扫描快</w:t>
+        <w:t>，</w:t>
+      </w:r>
+      <w:r>
+        <w:rPr>
+          <w:rFonts w:hint="eastAsia"/>
+        </w:rPr>
+        <w:t>随机访问比顺序访问慢约</w:t>
       </w:r>
       <w:r>
         <w:rPr>
@@ -14687,25 +17148,6 @@
         </w:rPr>
         <w:t>倍</w:t>
       </w:r>
-    </w:p>
-    <w:p>
-      <w:pPr>
-        <w:pStyle w:val="ListParagraph"/>
-        <w:ind w:left="777" w:firstLineChars="0" w:firstLine="0"/>
-      </w:pPr>
-      <m:oMathPara>
-        <m:oMath>
-          <m:r>
-            <m:rPr>
-              <m:sty m:val="p"/>
-            </m:rPr>
-            <w:rPr>
-              <w:rFonts w:ascii="Cambria Math" w:hAnsi="Cambria Math"/>
-            </w:rPr>
-            <m:t>10*seqScanCost*pageNum≈randomScanCost*(pageNum+idxPageNum)</m:t>
-          </m:r>
-        </m:oMath>
-      </m:oMathPara>
     </w:p>
     <w:p>
       <w:pPr>
@@ -14720,95 +17162,19 @@
         <w:rPr>
           <w:rFonts w:hint="eastAsia"/>
         </w:rPr>
-        <w:t>假设</w:t>
-      </w:r>
-      <w:r>
-        <w:rPr>
-          <w:rFonts w:hint="eastAsia"/>
-        </w:rPr>
-        <w:t>pageNum</w:t>
-      </w:r>
-      <w:r>
-        <w:rPr>
-          <w:rFonts w:hint="eastAsia"/>
-        </w:rPr>
-        <w:t>和</w:t>
-      </w:r>
-      <w:r>
-        <w:rPr>
-          <w:rFonts w:hint="eastAsia"/>
-        </w:rPr>
-        <w:t>idxPageNum</w:t>
-      </w:r>
-      <w:r>
-        <w:rPr>
-          <w:rFonts w:hint="eastAsia"/>
-        </w:rPr>
-        <w:t>相当，则</w:t>
-      </w:r>
-      <w:r>
-        <w:rPr>
-          <w:rFonts w:hint="eastAsia"/>
-        </w:rPr>
-        <w:t>randomScanCost</w:t>
-      </w:r>
-      <w:r>
-        <w:rPr>
-          <w:rFonts w:hint="eastAsia"/>
-        </w:rPr>
-        <w:t>约为</w:t>
-      </w:r>
-      <w:r>
-        <w:rPr>
-          <w:rFonts w:hint="eastAsia"/>
-        </w:rPr>
-        <w:t>seqScanCost</w:t>
-      </w:r>
-      <w:r>
-        <w:rPr>
-          <w:rFonts w:hint="eastAsia"/>
-        </w:rPr>
-        <w:t>的</w:t>
-      </w:r>
-      <w:r>
-        <w:rPr>
-          <w:rFonts w:hint="eastAsia"/>
-        </w:rPr>
-        <w:t>5</w:t>
-      </w:r>
-      <w:r>
-        <w:rPr>
-          <w:rFonts w:hint="eastAsia"/>
-        </w:rPr>
-        <w:t>倍</w:t>
-      </w:r>
-    </w:p>
-    <w:p>
-      <w:pPr>
-        <w:pStyle w:val="ListParagraph"/>
-        <w:numPr>
-          <w:ilvl w:val="1"/>
-          <w:numId w:val="16"/>
-        </w:numPr>
-        <w:ind w:firstLineChars="0"/>
-      </w:pPr>
-      <w:r>
-        <w:rPr>
-          <w:rFonts w:hint="eastAsia"/>
-        </w:rPr>
-        <w:t>此处取</w:t>
-      </w:r>
-      <w:r>
-        <w:rPr>
-          <w:rFonts w:hint="eastAsia"/>
-        </w:rPr>
-        <w:t>4</w:t>
-      </w:r>
-      <w:r>
-        <w:rPr>
-          <w:rFonts w:hint="eastAsia"/>
-        </w:rPr>
-        <w:t>倍</w:t>
+        <w:t>因此访问所有数据项，索引扫描比表扫描慢</w:t>
+      </w:r>
+      <w:r>
+        <w:rPr>
+          <w:rFonts w:hint="eastAsia"/>
+        </w:rPr>
+        <w:t>10</w:t>
+      </w:r>
+      <w:r>
+        <w:rPr>
+          <w:rFonts w:hint="eastAsia"/>
+        </w:rPr>
+        <w:t>倍以上</w:t>
       </w:r>
     </w:p>
     <w:p>
@@ -14866,6 +17232,42 @@
         </w:rPr>
         <w:t>：</w:t>
       </w:r>
+      <w:ins w:id="8" w:author="heguoming" w:date="2017-04-17T16:49:00Z">
+        <w:r>
+          <w:rPr>
+            <w:rFonts w:hint="eastAsia"/>
+          </w:rPr>
+          <w:t>（</w:t>
+        </w:r>
+      </w:ins>
+      <w:ins w:id="9" w:author="heguoming" w:date="2017-04-17T16:48:00Z">
+        <w:r>
+          <w:rPr>
+            <w:rFonts w:hint="eastAsia"/>
+          </w:rPr>
+          <w:t>需要</w:t>
+        </w:r>
+      </w:ins>
+      <w:ins w:id="10" w:author="heguoming" w:date="2017-04-17T16:49:00Z">
+        <w:r>
+          <w:rPr>
+            <w:rFonts w:hint="eastAsia"/>
+          </w:rPr>
+          <w:t>进一步调整</w:t>
+        </w:r>
+        <w:r>
+          <w:rPr>
+            <w:rFonts w:hint="eastAsia"/>
+          </w:rPr>
+          <w:t>比例</w:t>
+        </w:r>
+        <w:r>
+          <w:rPr>
+            <w:rFonts w:hint="eastAsia"/>
+          </w:rPr>
+          <w:t>）</w:t>
+        </w:r>
+      </w:ins>
     </w:p>
     <w:p>
       <w:pPr>
@@ -15700,7 +18102,6 @@
                 <w:sz w:val="15"/>
                 <w:szCs w:val="15"/>
               </w:rPr>
-              <w:lastRenderedPageBreak/>
               <w:t>$nin</w:t>
             </w:r>
           </w:p>
@@ -16658,6 +19059,7 @@
             <w:rPr>
               <w:rFonts w:ascii="Cambria Math" w:hAnsi="Cambria Math"/>
             </w:rPr>
+            <w:lastRenderedPageBreak/>
             <m:t>cpuPredCost=optrBaseCost*(idxKeyNum)</m:t>
           </m:r>
         </m:oMath>
@@ -16909,7 +19311,6 @@
         <w:rPr>
           <w:rFonts w:hint="eastAsia"/>
         </w:rPr>
-        <w:lastRenderedPageBreak/>
         <w:t>startCost = tblScanStartCost</w:t>
       </w:r>
     </w:p>
@@ -17327,6 +19728,7 @@
         <w:rPr>
           <w:rFonts w:hint="eastAsia"/>
         </w:rPr>
+        <w:lastRenderedPageBreak/>
         <w:t>需要扫描数据的页数：</w:t>
       </w:r>
     </w:p>
@@ -17629,7 +20031,6 @@
         <w:rPr>
           <w:rFonts w:hint="eastAsia"/>
         </w:rPr>
-        <w:lastRenderedPageBreak/>
         <w:t>pageNum &lt; maxpagetoignoreio</w:t>
       </w:r>
       <w:r>
@@ -18040,6 +20441,7 @@
         <w:rPr>
           <w:rFonts w:hint="eastAsia"/>
         </w:rPr>
+        <w:lastRenderedPageBreak/>
         <w:t>in-memory sort</w:t>
       </w:r>
     </w:p>
@@ -18397,7 +20799,6 @@
         <w:rPr>
           <w:rFonts w:hint="eastAsia"/>
         </w:rPr>
-        <w:lastRenderedPageBreak/>
         <w:t xml:space="preserve">startCost = </w:t>
       </w:r>
       <w:r>
@@ -18717,6 +21118,7 @@
         <w:rPr>
           <w:rFonts w:hint="eastAsia"/>
         </w:rPr>
+        <w:lastRenderedPageBreak/>
         <w:t>主要操作流程</w:t>
       </w:r>
     </w:p>
@@ -18755,7 +21157,7 @@
                     </pic:cNvPicPr>
                   </pic:nvPicPr>
                   <pic:blipFill>
-                    <a:blip r:embed="rId8"/>
+                    <a:blip r:embed="rId9"/>
                     <a:srcRect/>
                     <a:stretch>
                       <a:fillRect/>
@@ -18797,7 +21199,6 @@
         <w:rPr>
           <w:rFonts w:hint="eastAsia"/>
         </w:rPr>
-        <w:lastRenderedPageBreak/>
         <w:t>findCached</w:t>
       </w:r>
       <w:r>
@@ -19102,6 +21503,7 @@
           <w:rFonts w:hint="eastAsia"/>
           <w:noProof/>
         </w:rPr>
+        <w:lastRenderedPageBreak/>
         <w:drawing>
           <wp:inline distT="0" distB="0" distL="0" distR="0">
             <wp:extent cx="2638208" cy="2538724"/>
@@ -19120,7 +21522,7 @@
                     </pic:cNvPicPr>
                   </pic:nvPicPr>
                   <pic:blipFill>
-                    <a:blip r:embed="rId9"/>
+                    <a:blip r:embed="rId10"/>
                     <a:srcRect/>
                     <a:stretch>
                       <a:fillRect/>
@@ -19353,91 +21755,91 @@
         <w:rPr>
           <w:rFonts w:hint="eastAsia"/>
         </w:rPr>
+        <w:t>评估查询计划</w:t>
+      </w:r>
+      <w:r>
+        <w:rPr>
+          <w:rFonts w:hint="eastAsia"/>
+        </w:rPr>
+        <w:t>(evalPlanEstimation)</w:t>
+      </w:r>
+    </w:p>
+    <w:p>
+      <w:r>
+        <w:rPr>
+          <w:rFonts w:hint="eastAsia"/>
+        </w:rPr>
+        <w:t>对每个候选查询计划计算代价，选取最小代价的计划</w:t>
+      </w:r>
+    </w:p>
+    <w:p>
+      <w:r>
+        <w:rPr>
+          <w:rFonts w:hint="eastAsia"/>
+        </w:rPr>
+        <w:t>因为缓存计划中不考虑投影字段，</w:t>
+      </w:r>
+      <w:r>
+        <w:rPr>
+          <w:rFonts w:hint="eastAsia"/>
+        </w:rPr>
+        <w:t>offset</w:t>
+      </w:r>
+      <w:r>
+        <w:rPr>
+          <w:rFonts w:hint="eastAsia"/>
+        </w:rPr>
+        <w:t>和</w:t>
+      </w:r>
+      <w:r>
+        <w:rPr>
+          <w:rFonts w:hint="eastAsia"/>
+        </w:rPr>
+        <w:t>skip</w:t>
+      </w:r>
+      <w:r>
+        <w:rPr>
+          <w:rFonts w:hint="eastAsia"/>
+        </w:rPr>
+        <w:t>，因此目前计算查询计划代价时，也忽略投影字段，</w:t>
+      </w:r>
+      <w:r>
+        <w:rPr>
+          <w:rFonts w:hint="eastAsia"/>
+        </w:rPr>
+        <w:t>offset</w:t>
+      </w:r>
+      <w:r>
+        <w:rPr>
+          <w:rFonts w:hint="eastAsia"/>
+        </w:rPr>
+        <w:t>和</w:t>
+      </w:r>
+      <w:r>
+        <w:rPr>
+          <w:rFonts w:hint="eastAsia"/>
+        </w:rPr>
+        <w:t>skip</w:t>
+      </w:r>
+    </w:p>
+    <w:p>
+      <w:pPr>
+        <w:rPr>
+          <w:highlight w:val="green"/>
+        </w:rPr>
+      </w:pPr>
+    </w:p>
+    <w:p>
+      <w:pPr>
+        <w:rPr>
+          <w:highlight w:val="green"/>
+        </w:rPr>
+      </w:pPr>
+      <w:r>
+        <w:rPr>
+          <w:noProof/>
+        </w:rPr>
         <w:lastRenderedPageBreak/>
-        <w:t>评估查询计划</w:t>
-      </w:r>
-      <w:r>
-        <w:rPr>
-          <w:rFonts w:hint="eastAsia"/>
-        </w:rPr>
-        <w:t>(evalPlanEstimation)</w:t>
-      </w:r>
-    </w:p>
-    <w:p>
-      <w:r>
-        <w:rPr>
-          <w:rFonts w:hint="eastAsia"/>
-        </w:rPr>
-        <w:t>对每个候选查询计划计算代价，选取最小代价的计划</w:t>
-      </w:r>
-    </w:p>
-    <w:p>
-      <w:r>
-        <w:rPr>
-          <w:rFonts w:hint="eastAsia"/>
-        </w:rPr>
-        <w:t>因为缓存计划中不考虑投影字段，</w:t>
-      </w:r>
-      <w:r>
-        <w:rPr>
-          <w:rFonts w:hint="eastAsia"/>
-        </w:rPr>
-        <w:t>offset</w:t>
-      </w:r>
-      <w:r>
-        <w:rPr>
-          <w:rFonts w:hint="eastAsia"/>
-        </w:rPr>
-        <w:t>和</w:t>
-      </w:r>
-      <w:r>
-        <w:rPr>
-          <w:rFonts w:hint="eastAsia"/>
-        </w:rPr>
-        <w:t>skip</w:t>
-      </w:r>
-      <w:r>
-        <w:rPr>
-          <w:rFonts w:hint="eastAsia"/>
-        </w:rPr>
-        <w:t>，因此目前计算查询计划代价时，也忽略投影字段，</w:t>
-      </w:r>
-      <w:r>
-        <w:rPr>
-          <w:rFonts w:hint="eastAsia"/>
-        </w:rPr>
-        <w:t>offset</w:t>
-      </w:r>
-      <w:r>
-        <w:rPr>
-          <w:rFonts w:hint="eastAsia"/>
-        </w:rPr>
-        <w:t>和</w:t>
-      </w:r>
-      <w:r>
-        <w:rPr>
-          <w:rFonts w:hint="eastAsia"/>
-        </w:rPr>
-        <w:t>skip</w:t>
-      </w:r>
-    </w:p>
-    <w:p>
-      <w:pPr>
-        <w:rPr>
-          <w:highlight w:val="green"/>
-        </w:rPr>
-      </w:pPr>
-    </w:p>
-    <w:p>
-      <w:pPr>
-        <w:rPr>
-          <w:highlight w:val="green"/>
-        </w:rPr>
-      </w:pPr>
-      <w:r>
-        <w:rPr>
-          <w:noProof/>
-        </w:rPr>
         <w:drawing>
           <wp:inline distT="0" distB="0" distL="0" distR="0">
             <wp:extent cx="2191150" cy="5098125"/>
@@ -19456,7 +21858,7 @@
                     </pic:cNvPicPr>
                   </pic:nvPicPr>
                   <pic:blipFill>
-                    <a:blip r:embed="rId10"/>
+                    <a:blip r:embed="rId11"/>
                     <a:srcRect/>
                     <a:stretch>
                       <a:fillRect/>
@@ -19493,15 +21895,35 @@
         <w:rPr>
           <w:rFonts w:hint="eastAsia"/>
         </w:rPr>
+        <w:t>相关数据结构</w:t>
+      </w:r>
+    </w:p>
+    <w:p>
+      <w:r>
+        <w:rPr>
+          <w:rFonts w:hint="eastAsia"/>
+        </w:rPr>
+        <w:t>参考</w:t>
+      </w:r>
+      <w:r>
+        <w:rPr>
+          <w:rFonts w:hint="eastAsia"/>
+        </w:rPr>
+        <w:t>mthTree</w:t>
+      </w:r>
+      <w:r>
+        <w:rPr>
+          <w:rFonts w:hint="eastAsia"/>
+        </w:rPr>
+        <w:t>分配内存</w:t>
+      </w:r>
+    </w:p>
+    <w:p>
+      <w:r>
+        <w:rPr>
+          <w:noProof/>
+        </w:rPr>
         <w:lastRenderedPageBreak/>
-        <w:t>相关数据结构</w:t>
-      </w:r>
-    </w:p>
-    <w:p>
-      <w:r>
-        <w:rPr>
-          <w:noProof/>
-        </w:rPr>
         <w:drawing>
           <wp:inline distT="0" distB="0" distL="0" distR="0">
             <wp:extent cx="5274310" cy="3198718"/>
@@ -19520,7 +21942,7 @@
                     </pic:cNvPicPr>
                   </pic:nvPicPr>
                   <pic:blipFill>
-                    <a:blip r:embed="rId11"/>
+                    <a:blip r:embed="rId12"/>
                     <a:srcRect/>
                     <a:stretch>
                       <a:fillRect/>
@@ -19599,12 +22021,16 @@
               <w:jc w:val="left"/>
               <w:rPr>
                 <w:b/>
+                <w:sz w:val="15"/>
+                <w:szCs w:val="15"/>
               </w:rPr>
             </w:pPr>
             <w:r>
               <w:rPr>
                 <w:rFonts w:hint="eastAsia"/>
                 <w:b/>
+                <w:sz w:val="15"/>
+                <w:szCs w:val="15"/>
               </w:rPr>
               <w:t>编号</w:t>
             </w:r>
@@ -19620,12 +22046,16 @@
               <w:jc w:val="left"/>
               <w:rPr>
                 <w:b/>
+                <w:sz w:val="15"/>
+                <w:szCs w:val="15"/>
               </w:rPr>
             </w:pPr>
             <w:r>
               <w:rPr>
                 <w:rFonts w:hint="eastAsia"/>
                 <w:b/>
+                <w:sz w:val="15"/>
+                <w:szCs w:val="15"/>
               </w:rPr>
               <w:t>标题</w:t>
             </w:r>
@@ -19641,12 +22071,16 @@
               <w:jc w:val="left"/>
               <w:rPr>
                 <w:b/>
+                <w:sz w:val="15"/>
+                <w:szCs w:val="15"/>
               </w:rPr>
             </w:pPr>
             <w:r>
               <w:rPr>
                 <w:rFonts w:hint="eastAsia"/>
                 <w:b/>
+                <w:sz w:val="15"/>
+                <w:szCs w:val="15"/>
               </w:rPr>
               <w:t>描述</w:t>
             </w:r>
@@ -19662,7 +22096,19 @@
             <w:pPr>
               <w:ind w:left="0"/>
               <w:jc w:val="left"/>
-            </w:pPr>
+              <w:rPr>
+                <w:sz w:val="15"/>
+                <w:szCs w:val="15"/>
+              </w:rPr>
+            </w:pPr>
+            <w:r>
+              <w:rPr>
+                <w:rFonts w:hint="eastAsia"/>
+                <w:sz w:val="15"/>
+                <w:szCs w:val="15"/>
+              </w:rPr>
+              <w:t>001</w:t>
+            </w:r>
           </w:p>
         </w:tc>
         <w:tc>
@@ -19673,7 +22119,18 @@
             <w:pPr>
               <w:ind w:left="0"/>
               <w:jc w:val="left"/>
-            </w:pPr>
+              <w:rPr>
+                <w:sz w:val="15"/>
+                <w:szCs w:val="15"/>
+              </w:rPr>
+            </w:pPr>
+            <w:r>
+              <w:rPr>
+                <w:sz w:val="15"/>
+                <w:szCs w:val="15"/>
+              </w:rPr>
+              <w:t>SEQUOIADBMAINSTREAM-1745</w:t>
+            </w:r>
           </w:p>
         </w:tc>
         <w:tc>
@@ -19684,11 +22141,338 @@
             <w:pPr>
               <w:ind w:left="0"/>
               <w:jc w:val="left"/>
-            </w:pPr>
+              <w:rPr>
+                <w:sz w:val="15"/>
+                <w:szCs w:val="15"/>
+              </w:rPr>
+            </w:pPr>
+            <w:r>
+              <w:rPr>
+                <w:rFonts w:hint="eastAsia"/>
+                <w:sz w:val="15"/>
+                <w:szCs w:val="15"/>
+              </w:rPr>
+              <w:t>使用</w:t>
+            </w:r>
+            <w:r>
+              <w:rPr>
+                <w:rFonts w:hint="eastAsia"/>
+                <w:sz w:val="15"/>
+                <w:szCs w:val="15"/>
+              </w:rPr>
+              <w:t>{</w:t>
+            </w:r>
+            <w:r>
+              <w:rPr>
+                <w:rFonts w:hint="eastAsia"/>
+                <w:sz w:val="15"/>
+                <w:szCs w:val="15"/>
+              </w:rPr>
+              <w:t>"</w:t>
+            </w:r>
+            <w:r>
+              <w:rPr>
+                <w:rFonts w:hint="eastAsia"/>
+                <w:sz w:val="15"/>
+                <w:szCs w:val="15"/>
+              </w:rPr>
+              <w:t>x.x.x</w:t>
+            </w:r>
+            <w:r>
+              <w:rPr>
+                <w:rFonts w:hint="eastAsia"/>
+                <w:sz w:val="15"/>
+                <w:szCs w:val="15"/>
+              </w:rPr>
+              <w:t>"</w:t>
+            </w:r>
+            <w:r>
+              <w:rPr>
+                <w:rFonts w:hint="eastAsia"/>
+                <w:sz w:val="15"/>
+                <w:szCs w:val="15"/>
+              </w:rPr>
+              <w:t>: x}</w:t>
+            </w:r>
+            <w:r>
+              <w:rPr>
+                <w:rFonts w:hint="eastAsia"/>
+                <w:sz w:val="15"/>
+                <w:szCs w:val="15"/>
+              </w:rPr>
+              <w:t>下标方式查询数组，</w:t>
+            </w:r>
+            <w:r>
+              <w:rPr>
+                <w:rFonts w:hint="eastAsia"/>
+                <w:sz w:val="15"/>
+                <w:szCs w:val="15"/>
+              </w:rPr>
+              <w:t>索引</w:t>
+            </w:r>
+            <w:r>
+              <w:rPr>
+                <w:rFonts w:hint="eastAsia"/>
+                <w:sz w:val="15"/>
+                <w:szCs w:val="15"/>
+              </w:rPr>
+              <w:t>扫描</w:t>
+            </w:r>
+            <w:r>
+              <w:rPr>
+                <w:rFonts w:hint="eastAsia"/>
+                <w:sz w:val="15"/>
+                <w:szCs w:val="15"/>
+              </w:rPr>
+              <w:t>和</w:t>
+            </w:r>
+            <w:r>
+              <w:rPr>
+                <w:rFonts w:hint="eastAsia"/>
+                <w:sz w:val="15"/>
+                <w:szCs w:val="15"/>
+              </w:rPr>
+              <w:t>表扫描</w:t>
+            </w:r>
+            <w:r>
+              <w:rPr>
+                <w:rFonts w:hint="eastAsia"/>
+                <w:sz w:val="15"/>
+                <w:szCs w:val="15"/>
+              </w:rPr>
+              <w:t>结果不一致</w:t>
+            </w:r>
+          </w:p>
+        </w:tc>
+      </w:tr>
+      <w:tr>
+        <w:tc>
+          <w:tcPr>
+            <w:tcW w:w="885" w:type="dxa"/>
+          </w:tcPr>
+          <w:p>
+            <w:pPr>
+              <w:ind w:left="0"/>
+              <w:jc w:val="left"/>
+              <w:rPr>
+                <w:sz w:val="15"/>
+                <w:szCs w:val="15"/>
+              </w:rPr>
+            </w:pPr>
+            <w:r>
+              <w:rPr>
+                <w:rFonts w:hint="eastAsia"/>
+                <w:sz w:val="15"/>
+                <w:szCs w:val="15"/>
+              </w:rPr>
+              <w:t>002</w:t>
+            </w:r>
+          </w:p>
+        </w:tc>
+        <w:tc>
+          <w:tcPr>
+            <w:tcW w:w="2552" w:type="dxa"/>
+          </w:tcPr>
+          <w:p>
+            <w:pPr>
+              <w:ind w:left="0"/>
+              <w:jc w:val="left"/>
+              <w:rPr>
+                <w:sz w:val="15"/>
+                <w:szCs w:val="15"/>
+              </w:rPr>
+            </w:pPr>
+            <w:r>
+              <w:rPr>
+                <w:sz w:val="15"/>
+                <w:szCs w:val="15"/>
+              </w:rPr>
+              <w:t>SEQUOIADBMAINSTREAM-1276</w:t>
+            </w:r>
+          </w:p>
+        </w:tc>
+        <w:tc>
+          <w:tcPr>
+            <w:tcW w:w="4728" w:type="dxa"/>
+          </w:tcPr>
+          <w:p>
+            <w:pPr>
+              <w:ind w:left="0"/>
+              <w:jc w:val="left"/>
+              <w:rPr>
+                <w:sz w:val="15"/>
+                <w:szCs w:val="15"/>
+              </w:rPr>
+            </w:pPr>
+            <w:r>
+              <w:rPr>
+                <w:rFonts w:hint="eastAsia"/>
+                <w:sz w:val="15"/>
+                <w:szCs w:val="15"/>
+              </w:rPr>
+              <w:t>$gt</w:t>
+            </w:r>
+            <w:r>
+              <w:rPr>
+                <w:rFonts w:hint="eastAsia"/>
+                <w:sz w:val="15"/>
+                <w:szCs w:val="15"/>
+              </w:rPr>
+              <w:t>等查询多数据类型字段时</w:t>
+            </w:r>
+            <w:r>
+              <w:rPr>
+                <w:rFonts w:hint="eastAsia"/>
+                <w:sz w:val="15"/>
+                <w:szCs w:val="15"/>
+              </w:rPr>
+              <w:t>，</w:t>
+            </w:r>
+            <w:r>
+              <w:rPr>
+                <w:rFonts w:hint="eastAsia"/>
+                <w:sz w:val="15"/>
+                <w:szCs w:val="15"/>
+              </w:rPr>
+              <w:t>索引扫描和表扫描结果不一致</w:t>
+            </w:r>
           </w:p>
         </w:tc>
       </w:tr>
     </w:tbl>
+    <w:p/>
+    <w:p>
+      <w:r>
+        <w:rPr>
+          <w:rFonts w:hint="eastAsia"/>
+        </w:rPr>
+        <w:t>以下条件，在没有统计信息的情况下，不再使用索引查询：</w:t>
+      </w:r>
+    </w:p>
+    <w:p>
+      <w:pPr>
+        <w:pStyle w:val="ListParagraph"/>
+        <w:numPr>
+          <w:ilvl w:val="0"/>
+          <w:numId w:val="39"/>
+        </w:numPr>
+        <w:ind w:firstLineChars="0"/>
+      </w:pPr>
+      <w:r>
+        <w:rPr>
+          <w:rFonts w:hint="eastAsia"/>
+        </w:rPr>
+        <w:t>$mod</w:t>
+      </w:r>
+      <w:r>
+        <w:rPr>
+          <w:rFonts w:hint="eastAsia"/>
+        </w:rPr>
+        <w:t xml:space="preserve"> [-inf, +inf]</w:t>
+      </w:r>
+    </w:p>
+    <w:p>
+      <w:pPr>
+        <w:pStyle w:val="ListParagraph"/>
+        <w:numPr>
+          <w:ilvl w:val="0"/>
+          <w:numId w:val="39"/>
+        </w:numPr>
+        <w:ind w:firstLineChars="0"/>
+      </w:pPr>
+      <w:r>
+        <w:rPr>
+          <w:rFonts w:hint="eastAsia"/>
+        </w:rPr>
+        <w:t>$ne</w:t>
+      </w:r>
+    </w:p>
+    <w:p>
+      <w:pPr>
+        <w:pStyle w:val="ListParagraph"/>
+        <w:numPr>
+          <w:ilvl w:val="0"/>
+          <w:numId w:val="39"/>
+        </w:numPr>
+        <w:ind w:firstLineChars="0"/>
+      </w:pPr>
+      <w:r>
+        <w:rPr>
+          <w:rFonts w:hint="eastAsia"/>
+        </w:rPr>
+        <w:t>$gt</w:t>
+      </w:r>
+      <w:r>
+        <w:rPr>
+          <w:rFonts w:hint="eastAsia"/>
+        </w:rPr>
+        <w:t>、</w:t>
+      </w:r>
+      <w:r>
+        <w:rPr>
+          <w:rFonts w:hint="eastAsia"/>
+        </w:rPr>
+        <w:t>$gte</w:t>
+      </w:r>
+      <w:r>
+        <w:rPr>
+          <w:rFonts w:hint="eastAsia"/>
+        </w:rPr>
+        <w:t>、</w:t>
+      </w:r>
+      <w:r>
+        <w:rPr>
+          <w:rFonts w:hint="eastAsia"/>
+        </w:rPr>
+        <w:t>$lt</w:t>
+      </w:r>
+      <w:r>
+        <w:rPr>
+          <w:rFonts w:hint="eastAsia"/>
+        </w:rPr>
+        <w:t>、</w:t>
+      </w:r>
+      <w:r>
+        <w:rPr>
+          <w:rFonts w:hint="eastAsia"/>
+        </w:rPr>
+        <w:t>$lte</w:t>
+      </w:r>
+    </w:p>
+    <w:p>
+      <w:pPr>
+        <w:pStyle w:val="ListParagraph"/>
+        <w:numPr>
+          <w:ilvl w:val="0"/>
+          <w:numId w:val="39"/>
+        </w:numPr>
+        <w:ind w:firstLineChars="0"/>
+      </w:pPr>
+      <w:r>
+        <w:rPr>
+          <w:rFonts w:hint="eastAsia"/>
+        </w:rPr>
+        <w:t xml:space="preserve">boolean: </w:t>
+      </w:r>
+      <w:r>
+        <w:rPr>
+          <w:rFonts w:hint="eastAsia"/>
+        </w:rPr>
+        <w:t>$et: true</w:t>
+      </w:r>
+      <w:r>
+        <w:rPr>
+          <w:rFonts w:hint="eastAsia"/>
+        </w:rPr>
+        <w:t>、</w:t>
+      </w:r>
+      <w:r>
+        <w:rPr>
+          <w:rFonts w:hint="eastAsia"/>
+        </w:rPr>
+        <w:t>$et: false</w:t>
+      </w:r>
+    </w:p>
     <w:p>
       <w:pPr>
         <w:pStyle w:val="Heading2"/>
@@ -20075,6 +22859,7 @@
         <w:rPr>
           <w:rFonts w:hint="eastAsia"/>
         </w:rPr>
+        <w:lastRenderedPageBreak/>
         <w:t>Checklist</w:t>
       </w:r>
     </w:p>
@@ -20234,7 +23019,6 @@
               <w:rPr>
                 <w:rFonts w:hint="eastAsia"/>
               </w:rPr>
-              <w:lastRenderedPageBreak/>
               <w:t>原有用例是否全部通过</w:t>
             </w:r>
           </w:p>
@@ -22520,6 +25304,92 @@
     </w:lvl>
   </w:abstractNum>
   <w:abstractNum w:abstractNumId="22">
+    <w:nsid w:val="4FC750AB"/>
+    <w:multiLevelType w:val="hybridMultilevel"/>
+    <w:tmpl w:val="DE76E736"/>
+    <w:lvl w:ilvl="0" w:tplc="0409000F">
+      <w:start w:val="1"/>
+      <w:numFmt w:val="decimal"/>
+      <w:lvlText w:val="%1."/>
+      <w:lvlJc w:val="left"/>
+      <w:pPr>
+        <w:ind w:left="777" w:hanging="420"/>
+      </w:pPr>
+    </w:lvl>
+    <w:lvl w:ilvl="1" w:tplc="04090019" w:tentative="1">
+      <w:start w:val="1"/>
+      <w:numFmt w:val="lowerLetter"/>
+      <w:lvlText w:val="%2)"/>
+      <w:lvlJc w:val="left"/>
+      <w:pPr>
+        <w:ind w:left="1197" w:hanging="420"/>
+      </w:pPr>
+    </w:lvl>
+    <w:lvl w:ilvl="2" w:tplc="0409001B" w:tentative="1">
+      <w:start w:val="1"/>
+      <w:numFmt w:val="lowerRoman"/>
+      <w:lvlText w:val="%3."/>
+      <w:lvlJc w:val="right"/>
+      <w:pPr>
+        <w:ind w:left="1617" w:hanging="420"/>
+      </w:pPr>
+    </w:lvl>
+    <w:lvl w:ilvl="3" w:tplc="0409000F" w:tentative="1">
+      <w:start w:val="1"/>
+      <w:numFmt w:val="decimal"/>
+      <w:lvlText w:val="%4."/>
+      <w:lvlJc w:val="left"/>
+      <w:pPr>
+        <w:ind w:left="2037" w:hanging="420"/>
+      </w:pPr>
+    </w:lvl>
+    <w:lvl w:ilvl="4" w:tplc="04090019" w:tentative="1">
+      <w:start w:val="1"/>
+      <w:numFmt w:val="lowerLetter"/>
+      <w:lvlText w:val="%5)"/>
+      <w:lvlJc w:val="left"/>
+      <w:pPr>
+        <w:ind w:left="2457" w:hanging="420"/>
+      </w:pPr>
+    </w:lvl>
+    <w:lvl w:ilvl="5" w:tplc="0409001B" w:tentative="1">
+      <w:start w:val="1"/>
+      <w:numFmt w:val="lowerRoman"/>
+      <w:lvlText w:val="%6."/>
+      <w:lvlJc w:val="right"/>
+      <w:pPr>
+        <w:ind w:left="2877" w:hanging="420"/>
+      </w:pPr>
+    </w:lvl>
+    <w:lvl w:ilvl="6" w:tplc="0409000F" w:tentative="1">
+      <w:start w:val="1"/>
+      <w:numFmt w:val="decimal"/>
+      <w:lvlText w:val="%7."/>
+      <w:lvlJc w:val="left"/>
+      <w:pPr>
+        <w:ind w:left="3297" w:hanging="420"/>
+      </w:pPr>
+    </w:lvl>
+    <w:lvl w:ilvl="7" w:tplc="04090019" w:tentative="1">
+      <w:start w:val="1"/>
+      <w:numFmt w:val="lowerLetter"/>
+      <w:lvlText w:val="%8)"/>
+      <w:lvlJc w:val="left"/>
+      <w:pPr>
+        <w:ind w:left="3717" w:hanging="420"/>
+      </w:pPr>
+    </w:lvl>
+    <w:lvl w:ilvl="8" w:tplc="0409001B" w:tentative="1">
+      <w:start w:val="1"/>
+      <w:numFmt w:val="lowerRoman"/>
+      <w:lvlText w:val="%9."/>
+      <w:lvlJc w:val="right"/>
+      <w:pPr>
+        <w:ind w:left="4137" w:hanging="420"/>
+      </w:pPr>
+    </w:lvl>
+  </w:abstractNum>
+  <w:abstractNum w:abstractNumId="23">
     <w:nsid w:val="511D16BF"/>
     <w:multiLevelType w:val="hybridMultilevel"/>
     <w:tmpl w:val="B7E455EC"/>
@@ -22605,7 +25475,7 @@
       </w:pPr>
     </w:lvl>
   </w:abstractNum>
-  <w:abstractNum w:abstractNumId="23">
+  <w:abstractNum w:abstractNumId="24">
     <w:nsid w:val="51CE12CF"/>
     <w:multiLevelType w:val="hybridMultilevel"/>
     <w:tmpl w:val="70588118"/>
@@ -22691,7 +25561,7 @@
       </w:pPr>
     </w:lvl>
   </w:abstractNum>
-  <w:abstractNum w:abstractNumId="24">
+  <w:abstractNum w:abstractNumId="25">
     <w:nsid w:val="589E00D2"/>
     <w:multiLevelType w:val="hybridMultilevel"/>
     <w:tmpl w:val="DB6EB604"/>
@@ -22778,7 +25648,7 @@
       </w:pPr>
     </w:lvl>
   </w:abstractNum>
-  <w:abstractNum w:abstractNumId="25">
+  <w:abstractNum w:abstractNumId="26">
     <w:nsid w:val="58D104CF"/>
     <w:multiLevelType w:val="hybridMultilevel"/>
     <w:tmpl w:val="4D3EC302"/>
@@ -22864,7 +25734,93 @@
       </w:pPr>
     </w:lvl>
   </w:abstractNum>
-  <w:abstractNum w:abstractNumId="26">
+  <w:abstractNum w:abstractNumId="27">
+    <w:nsid w:val="591D0395"/>
+    <w:multiLevelType w:val="hybridMultilevel"/>
+    <w:tmpl w:val="23FE21E0"/>
+    <w:lvl w:ilvl="0" w:tplc="0409000F">
+      <w:start w:val="1"/>
+      <w:numFmt w:val="decimal"/>
+      <w:lvlText w:val="%1."/>
+      <w:lvlJc w:val="left"/>
+      <w:pPr>
+        <w:ind w:left="777" w:hanging="420"/>
+      </w:pPr>
+    </w:lvl>
+    <w:lvl w:ilvl="1" w:tplc="0409000F">
+      <w:start w:val="1"/>
+      <w:numFmt w:val="decimal"/>
+      <w:lvlText w:val="%2."/>
+      <w:lvlJc w:val="left"/>
+      <w:pPr>
+        <w:ind w:left="1197" w:hanging="420"/>
+      </w:pPr>
+    </w:lvl>
+    <w:lvl w:ilvl="2" w:tplc="0409000F">
+      <w:start w:val="1"/>
+      <w:numFmt w:val="decimal"/>
+      <w:lvlText w:val="%3."/>
+      <w:lvlJc w:val="left"/>
+      <w:pPr>
+        <w:ind w:left="1617" w:hanging="420"/>
+      </w:pPr>
+    </w:lvl>
+    <w:lvl w:ilvl="3" w:tplc="0409000F">
+      <w:start w:val="1"/>
+      <w:numFmt w:val="decimal"/>
+      <w:lvlText w:val="%4."/>
+      <w:lvlJc w:val="left"/>
+      <w:pPr>
+        <w:ind w:left="2037" w:hanging="420"/>
+      </w:pPr>
+    </w:lvl>
+    <w:lvl w:ilvl="4" w:tplc="04090019" w:tentative="1">
+      <w:start w:val="1"/>
+      <w:numFmt w:val="lowerLetter"/>
+      <w:lvlText w:val="%5)"/>
+      <w:lvlJc w:val="left"/>
+      <w:pPr>
+        <w:ind w:left="2457" w:hanging="420"/>
+      </w:pPr>
+    </w:lvl>
+    <w:lvl w:ilvl="5" w:tplc="0409001B" w:tentative="1">
+      <w:start w:val="1"/>
+      <w:numFmt w:val="lowerRoman"/>
+      <w:lvlText w:val="%6."/>
+      <w:lvlJc w:val="right"/>
+      <w:pPr>
+        <w:ind w:left="2877" w:hanging="420"/>
+      </w:pPr>
+    </w:lvl>
+    <w:lvl w:ilvl="6" w:tplc="0409000F" w:tentative="1">
+      <w:start w:val="1"/>
+      <w:numFmt w:val="decimal"/>
+      <w:lvlText w:val="%7."/>
+      <w:lvlJc w:val="left"/>
+      <w:pPr>
+        <w:ind w:left="3297" w:hanging="420"/>
+      </w:pPr>
+    </w:lvl>
+    <w:lvl w:ilvl="7" w:tplc="04090019" w:tentative="1">
+      <w:start w:val="1"/>
+      <w:numFmt w:val="lowerLetter"/>
+      <w:lvlText w:val="%8)"/>
+      <w:lvlJc w:val="left"/>
+      <w:pPr>
+        <w:ind w:left="3717" w:hanging="420"/>
+      </w:pPr>
+    </w:lvl>
+    <w:lvl w:ilvl="8" w:tplc="0409001B" w:tentative="1">
+      <w:start w:val="1"/>
+      <w:numFmt w:val="lowerRoman"/>
+      <w:lvlText w:val="%9."/>
+      <w:lvlJc w:val="right"/>
+      <w:pPr>
+        <w:ind w:left="4137" w:hanging="420"/>
+      </w:pPr>
+    </w:lvl>
+  </w:abstractNum>
+  <w:abstractNum w:abstractNumId="28">
     <w:nsid w:val="5E2909F2"/>
     <w:multiLevelType w:val="hybridMultilevel"/>
     <w:tmpl w:val="4EF2344A"/>
@@ -22950,7 +25906,7 @@
       </w:pPr>
     </w:lvl>
   </w:abstractNum>
-  <w:abstractNum w:abstractNumId="27">
+  <w:abstractNum w:abstractNumId="29">
     <w:nsid w:val="5FDE1870"/>
     <w:multiLevelType w:val="hybridMultilevel"/>
     <w:tmpl w:val="5CF8F2B0"/>
@@ -23036,7 +25992,7 @@
       </w:pPr>
     </w:lvl>
   </w:abstractNum>
-  <w:abstractNum w:abstractNumId="28">
+  <w:abstractNum w:abstractNumId="30">
     <w:nsid w:val="678829F8"/>
     <w:multiLevelType w:val="hybridMultilevel"/>
     <w:tmpl w:val="F6F0204C"/>
@@ -23122,7 +26078,7 @@
       </w:pPr>
     </w:lvl>
   </w:abstractNum>
-  <w:abstractNum w:abstractNumId="29">
+  <w:abstractNum w:abstractNumId="31">
     <w:nsid w:val="69691D4A"/>
     <w:multiLevelType w:val="hybridMultilevel"/>
     <w:tmpl w:val="C08421E0"/>
@@ -23208,7 +26164,7 @@
       </w:pPr>
     </w:lvl>
   </w:abstractNum>
-  <w:abstractNum w:abstractNumId="30">
+  <w:abstractNum w:abstractNumId="32">
     <w:nsid w:val="6B945E0B"/>
     <w:multiLevelType w:val="hybridMultilevel"/>
     <w:tmpl w:val="A1723A0A"/>
@@ -23294,7 +26250,7 @@
       </w:pPr>
     </w:lvl>
   </w:abstractNum>
-  <w:abstractNum w:abstractNumId="31">
+  <w:abstractNum w:abstractNumId="33">
     <w:nsid w:val="6E383317"/>
     <w:multiLevelType w:val="hybridMultilevel"/>
     <w:tmpl w:val="6342451E"/>
@@ -23380,7 +26336,7 @@
       </w:pPr>
     </w:lvl>
   </w:abstractNum>
-  <w:abstractNum w:abstractNumId="32">
+  <w:abstractNum w:abstractNumId="34">
     <w:nsid w:val="710E6BEA"/>
     <w:multiLevelType w:val="hybridMultilevel"/>
     <w:tmpl w:val="A1BC12D8"/>
@@ -23466,7 +26422,7 @@
       </w:pPr>
     </w:lvl>
   </w:abstractNum>
-  <w:abstractNum w:abstractNumId="33">
+  <w:abstractNum w:abstractNumId="35">
     <w:nsid w:val="759E7899"/>
     <w:multiLevelType w:val="hybridMultilevel"/>
     <w:tmpl w:val="4E4ADE26"/>
@@ -23552,7 +26508,7 @@
       </w:pPr>
     </w:lvl>
   </w:abstractNum>
-  <w:abstractNum w:abstractNumId="34">
+  <w:abstractNum w:abstractNumId="36">
     <w:nsid w:val="77DD29FA"/>
     <w:multiLevelType w:val="hybridMultilevel"/>
     <w:tmpl w:val="1E04CB66"/>
@@ -23638,7 +26594,93 @@
       </w:pPr>
     </w:lvl>
   </w:abstractNum>
-  <w:abstractNum w:abstractNumId="35">
+  <w:abstractNum w:abstractNumId="37">
+    <w:nsid w:val="7ADA5868"/>
+    <w:multiLevelType w:val="hybridMultilevel"/>
+    <w:tmpl w:val="A2F8A862"/>
+    <w:lvl w:ilvl="0" w:tplc="0409000F">
+      <w:start w:val="1"/>
+      <w:numFmt w:val="decimal"/>
+      <w:lvlText w:val="%1."/>
+      <w:lvlJc w:val="left"/>
+      <w:pPr>
+        <w:ind w:left="777" w:hanging="420"/>
+      </w:pPr>
+    </w:lvl>
+    <w:lvl w:ilvl="1" w:tplc="04090019" w:tentative="1">
+      <w:start w:val="1"/>
+      <w:numFmt w:val="lowerLetter"/>
+      <w:lvlText w:val="%2)"/>
+      <w:lvlJc w:val="left"/>
+      <w:pPr>
+        <w:ind w:left="1197" w:hanging="420"/>
+      </w:pPr>
+    </w:lvl>
+    <w:lvl w:ilvl="2" w:tplc="0409001B" w:tentative="1">
+      <w:start w:val="1"/>
+      <w:numFmt w:val="lowerRoman"/>
+      <w:lvlText w:val="%3."/>
+      <w:lvlJc w:val="right"/>
+      <w:pPr>
+        <w:ind w:left="1617" w:hanging="420"/>
+      </w:pPr>
+    </w:lvl>
+    <w:lvl w:ilvl="3" w:tplc="0409000F" w:tentative="1">
+      <w:start w:val="1"/>
+      <w:numFmt w:val="decimal"/>
+      <w:lvlText w:val="%4."/>
+      <w:lvlJc w:val="left"/>
+      <w:pPr>
+        <w:ind w:left="2037" w:hanging="420"/>
+      </w:pPr>
+    </w:lvl>
+    <w:lvl w:ilvl="4" w:tplc="04090019" w:tentative="1">
+      <w:start w:val="1"/>
+      <w:numFmt w:val="lowerLetter"/>
+      <w:lvlText w:val="%5)"/>
+      <w:lvlJc w:val="left"/>
+      <w:pPr>
+        <w:ind w:left="2457" w:hanging="420"/>
+      </w:pPr>
+    </w:lvl>
+    <w:lvl w:ilvl="5" w:tplc="0409001B" w:tentative="1">
+      <w:start w:val="1"/>
+      <w:numFmt w:val="lowerRoman"/>
+      <w:lvlText w:val="%6."/>
+      <w:lvlJc w:val="right"/>
+      <w:pPr>
+        <w:ind w:left="2877" w:hanging="420"/>
+      </w:pPr>
+    </w:lvl>
+    <w:lvl w:ilvl="6" w:tplc="0409000F" w:tentative="1">
+      <w:start w:val="1"/>
+      <w:numFmt w:val="decimal"/>
+      <w:lvlText w:val="%7."/>
+      <w:lvlJc w:val="left"/>
+      <w:pPr>
+        <w:ind w:left="3297" w:hanging="420"/>
+      </w:pPr>
+    </w:lvl>
+    <w:lvl w:ilvl="7" w:tplc="04090019" w:tentative="1">
+      <w:start w:val="1"/>
+      <w:numFmt w:val="lowerLetter"/>
+      <w:lvlText w:val="%8)"/>
+      <w:lvlJc w:val="left"/>
+      <w:pPr>
+        <w:ind w:left="3717" w:hanging="420"/>
+      </w:pPr>
+    </w:lvl>
+    <w:lvl w:ilvl="8" w:tplc="0409001B" w:tentative="1">
+      <w:start w:val="1"/>
+      <w:numFmt w:val="lowerRoman"/>
+      <w:lvlText w:val="%9."/>
+      <w:lvlJc w:val="right"/>
+      <w:pPr>
+        <w:ind w:left="4137" w:hanging="420"/>
+      </w:pPr>
+    </w:lvl>
+  </w:abstractNum>
+  <w:abstractNum w:abstractNumId="38">
     <w:nsid w:val="7C2D2B07"/>
     <w:multiLevelType w:val="hybridMultilevel"/>
     <w:tmpl w:val="33B292F4"/>
@@ -23724,7 +26766,7 @@
       </w:pPr>
     </w:lvl>
   </w:abstractNum>
-  <w:abstractNum w:abstractNumId="36">
+  <w:abstractNum w:abstractNumId="39">
     <w:nsid w:val="7C8D7A75"/>
     <w:multiLevelType w:val="hybridMultilevel"/>
     <w:tmpl w:val="4E4ADE26"/>
@@ -23810,7 +26852,7 @@
       </w:pPr>
     </w:lvl>
   </w:abstractNum>
-  <w:abstractNum w:abstractNumId="37">
+  <w:abstractNum w:abstractNumId="40">
     <w:nsid w:val="7F872A9E"/>
     <w:multiLevelType w:val="hybridMultilevel"/>
     <w:tmpl w:val="7526D4A8"/>
@@ -23900,7 +26942,7 @@
     <w:abstractNumId w:val="6"/>
   </w:num>
   <w:num w:numId="2">
-    <w:abstractNumId w:val="24"/>
+    <w:abstractNumId w:val="25"/>
   </w:num>
   <w:num w:numId="3">
     <w:abstractNumId w:val="7"/>
@@ -23915,16 +26957,16 @@
     <w:abstractNumId w:val="11"/>
   </w:num>
   <w:num w:numId="7">
+    <w:abstractNumId w:val="33"/>
+  </w:num>
+  <w:num w:numId="8">
+    <w:abstractNumId w:val="30"/>
+  </w:num>
+  <w:num w:numId="9">
     <w:abstractNumId w:val="31"/>
   </w:num>
-  <w:num w:numId="8">
-    <w:abstractNumId w:val="28"/>
-  </w:num>
-  <w:num w:numId="9">
-    <w:abstractNumId w:val="29"/>
-  </w:num>
   <w:num w:numId="10">
-    <w:abstractNumId w:val="25"/>
+    <w:abstractNumId w:val="26"/>
   </w:num>
   <w:num w:numId="11">
     <w:abstractNumId w:val="20"/>
@@ -23945,13 +26987,13 @@
     <w:abstractNumId w:val="18"/>
   </w:num>
   <w:num w:numId="17">
-    <w:abstractNumId w:val="32"/>
+    <w:abstractNumId w:val="34"/>
   </w:num>
   <w:num w:numId="18">
     <w:abstractNumId w:val="3"/>
   </w:num>
   <w:num w:numId="19">
-    <w:abstractNumId w:val="34"/>
+    <w:abstractNumId w:val="36"/>
   </w:num>
   <w:num w:numId="20">
     <w:abstractNumId w:val="8"/>
@@ -23960,13 +27002,13 @@
     <w:abstractNumId w:val="19"/>
   </w:num>
   <w:num w:numId="22">
-    <w:abstractNumId w:val="23"/>
+    <w:abstractNumId w:val="24"/>
   </w:num>
   <w:num w:numId="23">
-    <w:abstractNumId w:val="26"/>
+    <w:abstractNumId w:val="28"/>
   </w:num>
   <w:num w:numId="24">
-    <w:abstractNumId w:val="30"/>
+    <w:abstractNumId w:val="32"/>
   </w:num>
   <w:num w:numId="25">
     <w:abstractNumId w:val="1"/>
@@ -23978,7 +27020,7 @@
     <w:abstractNumId w:val="5"/>
   </w:num>
   <w:num w:numId="28">
-    <w:abstractNumId w:val="27"/>
+    <w:abstractNumId w:val="29"/>
   </w:num>
   <w:num w:numId="29">
     <w:abstractNumId w:val="12"/>
@@ -23987,28 +27029,37 @@
     <w:abstractNumId w:val="14"/>
   </w:num>
   <w:num w:numId="31">
-    <w:abstractNumId w:val="33"/>
+    <w:abstractNumId w:val="35"/>
   </w:num>
   <w:num w:numId="32">
-    <w:abstractNumId w:val="36"/>
+    <w:abstractNumId w:val="39"/>
   </w:num>
   <w:num w:numId="33">
     <w:abstractNumId w:val="4"/>
   </w:num>
   <w:num w:numId="34">
-    <w:abstractNumId w:val="37"/>
+    <w:abstractNumId w:val="40"/>
   </w:num>
   <w:num w:numId="35">
-    <w:abstractNumId w:val="35"/>
+    <w:abstractNumId w:val="38"/>
   </w:num>
   <w:num w:numId="36">
-    <w:abstractNumId w:val="22"/>
+    <w:abstractNumId w:val="23"/>
   </w:num>
   <w:num w:numId="37">
     <w:abstractNumId w:val="16"/>
   </w:num>
   <w:num w:numId="38">
     <w:abstractNumId w:val="2"/>
+  </w:num>
+  <w:num w:numId="39">
+    <w:abstractNumId w:val="22"/>
+  </w:num>
+  <w:num w:numId="40">
+    <w:abstractNumId w:val="27"/>
+  </w:num>
+  <w:num w:numId="41">
+    <w:abstractNumId w:val="37"/>
   </w:num>
   <w:numIdMacAtCleanup w:val="34"/>
 </w:numbering>

--- a/internal_doc/03.开发设计/性能/Story_基于代价估算模型的查询优化.docx
+++ b/internal_doc/03.开发设计/性能/Story_基于代价估算模型的查询优化.docx
@@ -10113,7 +10113,13 @@
         <w:rPr>
           <w:rFonts w:hint="eastAsia"/>
         </w:rPr>
-        <w:t>MBID</w:t>
+        <w:t>mb</w:t>
+      </w:r>
+      <w:r>
+        <w:rPr>
+          <w:rFonts w:hint="eastAsia"/>
+        </w:rPr>
+        <w:t>ID</w:t>
       </w:r>
       <w:r>
         <w:rPr>
@@ -10126,6 +10132,46 @@
           <w:rFonts w:hint="eastAsia"/>
         </w:rPr>
         <w:t>形式存储在内存中</w:t>
+      </w:r>
+    </w:p>
+    <w:p>
+      <w:pPr>
+        <w:pStyle w:val="ListParagraph"/>
+        <w:numPr>
+          <w:ilvl w:val="2"/>
+          <w:numId w:val="40"/>
+        </w:numPr>
+        <w:ind w:firstLineChars="0"/>
+      </w:pPr>
+      <w:r>
+        <w:rPr>
+          <w:rFonts w:hint="eastAsia"/>
+        </w:rPr>
+        <w:t>外部访问时，</w:t>
+      </w:r>
+      <w:r>
+        <w:rPr>
+          <w:rFonts w:hint="eastAsia"/>
+        </w:rPr>
+        <w:t>mbID</w:t>
+      </w:r>
+      <w:r>
+        <w:rPr>
+          <w:rFonts w:hint="eastAsia"/>
+        </w:rPr>
+        <w:t>可以从</w:t>
+      </w:r>
+      <w:r>
+        <w:rPr>
+          <w:rFonts w:hint="eastAsia"/>
+        </w:rPr>
+        <w:t>SDB_SNAP_COLLECTIONS</w:t>
+      </w:r>
+      <w:r>
+        <w:rPr>
+          <w:rFonts w:hint="eastAsia"/>
+        </w:rPr>
+        <w:t>中获取</w:t>
       </w:r>
     </w:p>
     <w:p>
@@ -10537,6 +10583,7 @@
         <w:rPr>
           <w:rFonts w:hint="eastAsia"/>
         </w:rPr>
+        <w:lastRenderedPageBreak/>
         <w:t>rtnIndexStat</w:t>
       </w:r>
       <w:r>
@@ -10567,7 +10614,6 @@
         <w:rPr>
           <w:rFonts w:hint="eastAsia"/>
         </w:rPr>
-        <w:lastRenderedPageBreak/>
         <w:t>缓存在</w:t>
       </w:r>
       <w:r>
@@ -10872,14 +10918,462 @@
         </w:rPr>
         <w:t>的内容</w:t>
       </w:r>
-      <w:ins w:id="6" w:author="heguoming" w:date="2017-04-17T16:49:00Z">
-        <w:r>
-          <w:rPr>
-            <w:rFonts w:hint="eastAsia"/>
-          </w:rPr>
-          <w:t>（待添加）</w:t>
-        </w:r>
-      </w:ins>
+    </w:p>
+    <w:p>
+      <w:pPr>
+        <w:pStyle w:val="ListParagraph"/>
+        <w:numPr>
+          <w:ilvl w:val="1"/>
+          <w:numId w:val="40"/>
+        </w:numPr>
+        <w:ind w:firstLineChars="0"/>
+      </w:pPr>
+      <w:r>
+        <w:rPr>
+          <w:rFonts w:hint="eastAsia"/>
+        </w:rPr>
+        <w:t>dropCL</w:t>
+      </w:r>
+      <w:r>
+        <w:rPr>
+          <w:rFonts w:hint="eastAsia"/>
+        </w:rPr>
+        <w:t xml:space="preserve"> / truncateCL</w:t>
+      </w:r>
+    </w:p>
+    <w:p>
+      <w:pPr>
+        <w:pStyle w:val="ListParagraph"/>
+        <w:numPr>
+          <w:ilvl w:val="2"/>
+          <w:numId w:val="40"/>
+        </w:numPr>
+        <w:ind w:firstLineChars="0"/>
+      </w:pPr>
+      <w:r>
+        <w:rPr>
+          <w:rFonts w:hint="eastAsia"/>
+        </w:rPr>
+        <w:t>删除</w:t>
+      </w:r>
+      <w:r>
+        <w:rPr>
+          <w:rFonts w:hint="eastAsia"/>
+        </w:rPr>
+        <w:t>rtnStatMgr</w:t>
+      </w:r>
+      <w:r>
+        <w:rPr>
+          <w:rFonts w:hint="eastAsia"/>
+        </w:rPr>
+        <w:t>中的</w:t>
+      </w:r>
+      <w:r>
+        <w:rPr>
+          <w:rFonts w:hint="eastAsia"/>
+        </w:rPr>
+        <w:t>collectionStat</w:t>
+      </w:r>
+    </w:p>
+    <w:p>
+      <w:pPr>
+        <w:pStyle w:val="ListParagraph"/>
+        <w:numPr>
+          <w:ilvl w:val="2"/>
+          <w:numId w:val="40"/>
+        </w:numPr>
+        <w:ind w:firstLineChars="0"/>
+      </w:pPr>
+      <w:r>
+        <w:rPr>
+          <w:rFonts w:hint="eastAsia"/>
+        </w:rPr>
+        <w:t>删除</w:t>
+      </w:r>
+      <w:r>
+        <w:rPr>
+          <w:rFonts w:hint="eastAsia"/>
+        </w:rPr>
+        <w:t>SYSSTAT.SYSCOLLECTIONSTAT</w:t>
+      </w:r>
+      <w:r>
+        <w:rPr>
+          <w:rFonts w:hint="eastAsia"/>
+        </w:rPr>
+        <w:t>及</w:t>
+      </w:r>
+      <w:r>
+        <w:rPr>
+          <w:rFonts w:hint="eastAsia"/>
+        </w:rPr>
+        <w:t>SYSSTAT.SYSINDEXSTAT</w:t>
+      </w:r>
+      <w:r>
+        <w:rPr>
+          <w:rFonts w:hint="eastAsia"/>
+        </w:rPr>
+        <w:t>的记录</w:t>
+      </w:r>
+    </w:p>
+    <w:p>
+      <w:pPr>
+        <w:pStyle w:val="ListParagraph"/>
+        <w:numPr>
+          <w:ilvl w:val="1"/>
+          <w:numId w:val="40"/>
+        </w:numPr>
+        <w:ind w:firstLineChars="0"/>
+      </w:pPr>
+      <w:r>
+        <w:rPr>
+          <w:rFonts w:hint="eastAsia"/>
+        </w:rPr>
+        <w:t>dropCS</w:t>
+      </w:r>
+    </w:p>
+    <w:p>
+      <w:pPr>
+        <w:pStyle w:val="ListParagraph"/>
+        <w:numPr>
+          <w:ilvl w:val="2"/>
+          <w:numId w:val="40"/>
+        </w:numPr>
+        <w:ind w:firstLineChars="0"/>
+      </w:pPr>
+      <w:r>
+        <w:rPr>
+          <w:rFonts w:hint="eastAsia"/>
+        </w:rPr>
+        <w:t>rtnStatMgr</w:t>
+      </w:r>
+      <w:r>
+        <w:rPr>
+          <w:rFonts w:hint="eastAsia"/>
+        </w:rPr>
+        <w:t>会随</w:t>
+      </w:r>
+      <w:r>
+        <w:rPr>
+          <w:rFonts w:hint="eastAsia"/>
+        </w:rPr>
+        <w:t>dmsStorageUnit</w:t>
+      </w:r>
+      <w:r>
+        <w:rPr>
+          <w:rFonts w:hint="eastAsia"/>
+        </w:rPr>
+        <w:t>一起删除</w:t>
+      </w:r>
+    </w:p>
+    <w:p>
+      <w:pPr>
+        <w:pStyle w:val="ListParagraph"/>
+        <w:numPr>
+          <w:ilvl w:val="2"/>
+          <w:numId w:val="40"/>
+        </w:numPr>
+        <w:ind w:firstLineChars="0"/>
+      </w:pPr>
+      <w:r>
+        <w:rPr>
+          <w:rFonts w:hint="eastAsia"/>
+        </w:rPr>
+        <w:t>删除</w:t>
+      </w:r>
+      <w:r>
+        <w:rPr>
+          <w:rFonts w:hint="eastAsia"/>
+        </w:rPr>
+        <w:t>SYSSTAT.SYSCOLLECTIONSTAT</w:t>
+      </w:r>
+      <w:r>
+        <w:rPr>
+          <w:rFonts w:hint="eastAsia"/>
+        </w:rPr>
+        <w:t>及</w:t>
+      </w:r>
+      <w:r>
+        <w:rPr>
+          <w:rFonts w:hint="eastAsia"/>
+        </w:rPr>
+        <w:t>SYSSTAT.SYSINDEXSTAT</w:t>
+      </w:r>
+      <w:r>
+        <w:rPr>
+          <w:rFonts w:hint="eastAsia"/>
+        </w:rPr>
+        <w:t>的记录</w:t>
+      </w:r>
+    </w:p>
+    <w:p>
+      <w:pPr>
+        <w:pStyle w:val="ListParagraph"/>
+        <w:numPr>
+          <w:ilvl w:val="1"/>
+          <w:numId w:val="40"/>
+        </w:numPr>
+        <w:ind w:firstLineChars="0"/>
+      </w:pPr>
+      <w:r>
+        <w:rPr>
+          <w:rFonts w:hint="eastAsia"/>
+        </w:rPr>
+        <w:t>dropIndex</w:t>
+      </w:r>
+    </w:p>
+    <w:p>
+      <w:pPr>
+        <w:pStyle w:val="ListParagraph"/>
+        <w:numPr>
+          <w:ilvl w:val="2"/>
+          <w:numId w:val="40"/>
+        </w:numPr>
+        <w:ind w:firstLineChars="0"/>
+      </w:pPr>
+      <w:r>
+        <w:rPr>
+          <w:rFonts w:hint="eastAsia"/>
+        </w:rPr>
+        <w:t>删除</w:t>
+      </w:r>
+      <w:r>
+        <w:rPr>
+          <w:rFonts w:hint="eastAsia"/>
+        </w:rPr>
+        <w:t>rtnStatMgr</w:t>
+      </w:r>
+      <w:r>
+        <w:rPr>
+          <w:rFonts w:hint="eastAsia"/>
+        </w:rPr>
+        <w:t>中对应</w:t>
+      </w:r>
+      <w:r>
+        <w:rPr>
+          <w:rFonts w:hint="eastAsia"/>
+        </w:rPr>
+        <w:t>collectionStat</w:t>
+      </w:r>
+      <w:r>
+        <w:rPr>
+          <w:rFonts w:hint="eastAsia"/>
+        </w:rPr>
+        <w:t>中的</w:t>
+      </w:r>
+      <w:r>
+        <w:rPr>
+          <w:rFonts w:hint="eastAsia"/>
+        </w:rPr>
+        <w:t>indexStat</w:t>
+      </w:r>
+    </w:p>
+    <w:p>
+      <w:pPr>
+        <w:pStyle w:val="ListParagraph"/>
+        <w:numPr>
+          <w:ilvl w:val="2"/>
+          <w:numId w:val="40"/>
+        </w:numPr>
+        <w:ind w:firstLineChars="0"/>
+      </w:pPr>
+      <w:r>
+        <w:rPr>
+          <w:rFonts w:hint="eastAsia"/>
+        </w:rPr>
+        <w:t>删除</w:t>
+      </w:r>
+      <w:r>
+        <w:rPr>
+          <w:rFonts w:hint="eastAsia"/>
+        </w:rPr>
+        <w:t>SYSSTAT.SYSINDEXSTAT</w:t>
+      </w:r>
+      <w:r>
+        <w:rPr>
+          <w:rFonts w:hint="eastAsia"/>
+        </w:rPr>
+        <w:t>的记录</w:t>
+      </w:r>
+    </w:p>
+    <w:p>
+      <w:pPr>
+        <w:pStyle w:val="ListParagraph"/>
+        <w:numPr>
+          <w:ilvl w:val="1"/>
+          <w:numId w:val="40"/>
+        </w:numPr>
+        <w:ind w:firstLineChars="0"/>
+      </w:pPr>
+      <w:r>
+        <w:rPr>
+          <w:rFonts w:hint="eastAsia"/>
+        </w:rPr>
+        <w:t>renameCL</w:t>
+      </w:r>
+    </w:p>
+    <w:p>
+      <w:pPr>
+        <w:pStyle w:val="ListParagraph"/>
+        <w:numPr>
+          <w:ilvl w:val="2"/>
+          <w:numId w:val="40"/>
+        </w:numPr>
+        <w:ind w:firstLineChars="0"/>
+      </w:pPr>
+      <w:r>
+        <w:rPr>
+          <w:rFonts w:hint="eastAsia"/>
+        </w:rPr>
+        <w:t>更新</w:t>
+      </w:r>
+      <w:r>
+        <w:rPr>
+          <w:rFonts w:hint="eastAsia"/>
+        </w:rPr>
+        <w:t>rtnStatMgr</w:t>
+      </w:r>
+      <w:r>
+        <w:rPr>
+          <w:rFonts w:hint="eastAsia"/>
+        </w:rPr>
+        <w:t>中的</w:t>
+      </w:r>
+      <w:r>
+        <w:rPr>
+          <w:rFonts w:hint="eastAsia"/>
+        </w:rPr>
+        <w:t>collectionStat</w:t>
+      </w:r>
+    </w:p>
+    <w:p>
+      <w:pPr>
+        <w:pStyle w:val="ListParagraph"/>
+        <w:numPr>
+          <w:ilvl w:val="2"/>
+          <w:numId w:val="40"/>
+        </w:numPr>
+        <w:ind w:firstLineChars="0"/>
+      </w:pPr>
+      <w:r>
+        <w:rPr>
+          <w:rFonts w:hint="eastAsia"/>
+        </w:rPr>
+        <w:t>更新</w:t>
+      </w:r>
+      <w:r>
+        <w:rPr>
+          <w:rFonts w:hint="eastAsia"/>
+        </w:rPr>
+        <w:t>SYSSTAT.SYSCOLLECTIONSTAT</w:t>
+      </w:r>
+      <w:r>
+        <w:rPr>
+          <w:rFonts w:hint="eastAsia"/>
+        </w:rPr>
+        <w:t>及</w:t>
+      </w:r>
+      <w:r>
+        <w:rPr>
+          <w:rFonts w:hint="eastAsia"/>
+        </w:rPr>
+        <w:t>SYSSTAT.SYSINDEXSTAT</w:t>
+      </w:r>
+      <w:r>
+        <w:rPr>
+          <w:rFonts w:hint="eastAsia"/>
+        </w:rPr>
+        <w:t>的记录</w:t>
+      </w:r>
+    </w:p>
+    <w:p>
+      <w:pPr>
+        <w:pStyle w:val="ListParagraph"/>
+        <w:numPr>
+          <w:ilvl w:val="1"/>
+          <w:numId w:val="40"/>
+        </w:numPr>
+        <w:ind w:firstLineChars="0"/>
+      </w:pPr>
+      <w:r>
+        <w:rPr>
+          <w:rFonts w:hint="eastAsia"/>
+        </w:rPr>
+        <w:t>renameCS</w:t>
+      </w:r>
+    </w:p>
+    <w:p>
+      <w:pPr>
+        <w:pStyle w:val="ListParagraph"/>
+        <w:numPr>
+          <w:ilvl w:val="2"/>
+          <w:numId w:val="40"/>
+        </w:numPr>
+        <w:ind w:firstLineChars="0"/>
+      </w:pPr>
+      <w:r>
+        <w:rPr>
+          <w:rFonts w:hint="eastAsia"/>
+        </w:rPr>
+        <w:t>更新</w:t>
+      </w:r>
+      <w:r>
+        <w:rPr>
+          <w:rFonts w:hint="eastAsia"/>
+        </w:rPr>
+        <w:t>rtnStatMgr</w:t>
+      </w:r>
+      <w:r>
+        <w:rPr>
+          <w:rFonts w:hint="eastAsia"/>
+        </w:rPr>
+        <w:t>中所有的</w:t>
+      </w:r>
+      <w:r>
+        <w:rPr>
+          <w:rFonts w:hint="eastAsia"/>
+        </w:rPr>
+        <w:t>collectionStat</w:t>
+      </w:r>
+    </w:p>
+    <w:p>
+      <w:pPr>
+        <w:pStyle w:val="ListParagraph"/>
+        <w:numPr>
+          <w:ilvl w:val="2"/>
+          <w:numId w:val="40"/>
+        </w:numPr>
+        <w:ind w:firstLineChars="0"/>
+      </w:pPr>
+      <w:r>
+        <w:rPr>
+          <w:rFonts w:hint="eastAsia"/>
+        </w:rPr>
+        <w:t>更新</w:t>
+      </w:r>
+      <w:r>
+        <w:rPr>
+          <w:rFonts w:hint="eastAsia"/>
+        </w:rPr>
+        <w:t>SYSSTAT.SYSCOLLECTIONSTAT</w:t>
+      </w:r>
+      <w:r>
+        <w:rPr>
+          <w:rFonts w:hint="eastAsia"/>
+        </w:rPr>
+        <w:t>及</w:t>
+      </w:r>
+      <w:r>
+        <w:rPr>
+          <w:rFonts w:hint="eastAsia"/>
+        </w:rPr>
+        <w:t>SYSSTAT.SYSINDEXSTAT</w:t>
+      </w:r>
+      <w:r>
+        <w:rPr>
+          <w:rFonts w:hint="eastAsia"/>
+        </w:rPr>
+        <w:t>的记录</w:t>
+      </w:r>
     </w:p>
     <w:p>
       <w:pPr>
@@ -11063,6 +11557,7 @@
         <w:rPr>
           <w:rFonts w:hint="eastAsia"/>
         </w:rPr>
+        <w:lastRenderedPageBreak/>
         <w:t>rtnPredicateSet</w:t>
       </w:r>
       <w:r>
@@ -11299,7 +11794,6 @@
               <w:rFonts w:ascii="Cambria Math" w:hAnsi="Cambria Math"/>
               <w:shd w:val="pct15" w:color="auto" w:fill="FFFFFF"/>
             </w:rPr>
-            <w:lastRenderedPageBreak/>
             <m:t>selectivity=1/docNum</m:t>
           </m:r>
         </m:oMath>
@@ -11855,7 +12349,44 @@
         </m:oMath>
       </m:oMathPara>
     </w:p>
-    <w:p/>
+    <w:p>
+      <w:r>
+        <w:rPr>
+          <w:rFonts w:hint="eastAsia"/>
+        </w:rPr>
+        <w:t>注：目前暂时只有</w:t>
+      </w:r>
+      <w:r>
+        <w:rPr>
+          <w:rFonts w:hint="eastAsia"/>
+        </w:rPr>
+        <w:t>MCV</w:t>
+      </w:r>
+      <w:r>
+        <w:rPr>
+          <w:rFonts w:hint="eastAsia"/>
+        </w:rPr>
+        <w:t>，因此此时</w:t>
+      </w:r>
+      <w:r>
+        <w:rPr>
+          <w:rFonts w:hint="eastAsia"/>
+        </w:rPr>
+        <w:t>selectivity</w:t>
+      </w:r>
+      <w:r>
+        <w:rPr>
+          <w:rFonts w:hint="eastAsia"/>
+        </w:rPr>
+        <w:t>为</w:t>
+      </w:r>
+      <w:r>
+        <w:rPr>
+          <w:rFonts w:hint="eastAsia"/>
+        </w:rPr>
+        <w:t>0</w:t>
+      </w:r>
+    </w:p>
     <w:p>
       <w:pPr>
         <w:pStyle w:val="Heading6"/>
@@ -11969,7 +12500,6 @@
         <w:rPr>
           <w:rFonts w:hint="eastAsia"/>
         </w:rPr>
-        <w:lastRenderedPageBreak/>
         <w:t>NumberInt</w:t>
       </w:r>
       <w:r>
@@ -12128,14 +12658,108 @@
         </w:rPr>
         <w:t>String</w:t>
       </w:r>
-      <w:ins w:id="7" w:author="heguoming" w:date="2017-04-17T16:50:00Z">
-        <w:r>
-          <w:rPr>
-            <w:rFonts w:hint="eastAsia"/>
-          </w:rPr>
-          <w:t>（需要添加）</w:t>
-        </w:r>
-      </w:ins>
+    </w:p>
+    <w:p>
+      <w:pPr>
+        <w:pStyle w:val="ListParagraph"/>
+        <w:numPr>
+          <w:ilvl w:val="1"/>
+          <w:numId w:val="37"/>
+        </w:numPr>
+        <w:ind w:firstLineChars="0"/>
+      </w:pPr>
+      <w:r>
+        <w:rPr>
+          <w:rFonts w:hint="eastAsia"/>
+        </w:rPr>
+        <w:t>逐个字符计算在</w:t>
+      </w:r>
+      <w:r>
+        <w:rPr>
+          <w:rFonts w:hint="eastAsia"/>
+        </w:rPr>
+        <w:t>' '(</w:t>
+      </w:r>
+      <w:r>
+        <w:rPr>
+          <w:rFonts w:hint="eastAsia"/>
+        </w:rPr>
+        <w:t>空格</w:t>
+      </w:r>
+      <w:r>
+        <w:rPr>
+          <w:rFonts w:hint="eastAsia"/>
+        </w:rPr>
+        <w:t>32)</w:t>
+      </w:r>
+      <w:r>
+        <w:rPr>
+          <w:rFonts w:hint="eastAsia"/>
+        </w:rPr>
+        <w:t>至</w:t>
+      </w:r>
+      <w:r>
+        <w:rPr>
+          <w:rFonts w:hint="eastAsia"/>
+        </w:rPr>
+        <w:t>127</w:t>
+      </w:r>
+      <w:r>
+        <w:rPr>
+          <w:rFonts w:hint="eastAsia"/>
+        </w:rPr>
+        <w:t>之间的比例</w:t>
+      </w:r>
+      <w:r>
+        <w:rPr>
+          <w:rFonts w:hint="eastAsia"/>
+        </w:rPr>
+        <w:t>，即</w:t>
+      </w:r>
+    </w:p>
+    <w:p>
+      <w:pPr>
+        <w:pStyle w:val="ListParagraph"/>
+        <w:numPr>
+          <w:ilvl w:val="2"/>
+          <w:numId w:val="37"/>
+        </w:numPr>
+        <w:ind w:firstLineChars="0"/>
+      </w:pPr>
+      <w:r>
+        <w:rPr>
+          <w:rFonts w:hint="eastAsia"/>
+        </w:rPr>
+        <w:t>(ch - ' ') / (127 - ' ')</w:t>
+      </w:r>
+    </w:p>
+    <w:p>
+      <w:pPr>
+        <w:pStyle w:val="ListParagraph"/>
+        <w:numPr>
+          <w:ilvl w:val="1"/>
+          <w:numId w:val="37"/>
+        </w:numPr>
+        <w:ind w:firstLineChars="0"/>
+      </w:pPr>
+      <w:r>
+        <w:rPr>
+          <w:rFonts w:hint="eastAsia"/>
+        </w:rPr>
+        <w:t>只计算前</w:t>
+      </w:r>
+      <w:r>
+        <w:rPr>
+          <w:rFonts w:hint="eastAsia"/>
+        </w:rPr>
+        <w:t>20</w:t>
+      </w:r>
+      <w:r>
+        <w:rPr>
+          <w:rFonts w:hint="eastAsia"/>
+        </w:rPr>
+        <w:t>个字符</w:t>
+      </w:r>
     </w:p>
     <w:p>
       <w:pPr>
@@ -12841,6 +13465,7 @@
             <w:rPr>
               <w:rFonts w:ascii="Cambria Math" w:hAnsi="Cambria Math"/>
             </w:rPr>
+            <w:lastRenderedPageBreak/>
             <m:t>mcvSelectivity=mcv.frac</m:t>
           </m:r>
           <m:d>
@@ -13126,7 +13751,6 @@
         <w:rPr>
           <w:rFonts w:hint="eastAsia"/>
         </w:rPr>
-        <w:lastRenderedPageBreak/>
         <w:t>0.003</w:t>
       </w:r>
       <w:r>
@@ -13827,6 +14451,7 @@
             <w:rPr>
               <w:rFonts w:ascii="Cambria Math" w:hAnsi="Cambria Math"/>
             </w:rPr>
+            <w:lastRenderedPageBreak/>
             <m:t>selectivity=mcvSelectivity+histSelectivity*histogramFrac=</m:t>
           </m:r>
           <m:d>
@@ -14236,7 +14861,6 @@
         <w:rPr>
           <w:rFonts w:hint="eastAsia"/>
         </w:rPr>
-        <w:lastRenderedPageBreak/>
         <w:t>或</w:t>
       </w:r>
       <w:r>
@@ -15232,7 +15856,6 @@
         <w:rPr>
           <w:rFonts w:hint="eastAsia"/>
         </w:rPr>
-        <w:lastRenderedPageBreak/>
         <w:t>$and</w:t>
       </w:r>
     </w:p>
@@ -15914,6 +16537,7 @@
         <w:rPr>
           <w:rFonts w:hint="eastAsia"/>
         </w:rPr>
+        <w:lastRenderedPageBreak/>
         <w:t>结果集</w:t>
       </w:r>
       <w:r>
@@ -16073,7 +16697,6 @@
             <w:rPr>
               <w:rFonts w:ascii="Cambria Math" w:hAnsi="Cambria Math"/>
             </w:rPr>
-            <w:lastRenderedPageBreak/>
             <m:t>fieldSize=</m:t>
           </m:r>
           <m:f>
@@ -16319,6 +16942,7 @@
         <w:rPr>
           <w:rFonts w:hint="eastAsia"/>
         </w:rPr>
+        <w:lastRenderedPageBreak/>
         <w:t>预设</w:t>
       </w:r>
       <w:r>
@@ -17232,42 +17856,6 @@
         </w:rPr>
         <w:t>：</w:t>
       </w:r>
-      <w:ins w:id="8" w:author="heguoming" w:date="2017-04-17T16:49:00Z">
-        <w:r>
-          <w:rPr>
-            <w:rFonts w:hint="eastAsia"/>
-          </w:rPr>
-          <w:t>（</w:t>
-        </w:r>
-      </w:ins>
-      <w:ins w:id="9" w:author="heguoming" w:date="2017-04-17T16:48:00Z">
-        <w:r>
-          <w:rPr>
-            <w:rFonts w:hint="eastAsia"/>
-          </w:rPr>
-          <w:t>需要</w:t>
-        </w:r>
-      </w:ins>
-      <w:ins w:id="10" w:author="heguoming" w:date="2017-04-17T16:49:00Z">
-        <w:r>
-          <w:rPr>
-            <w:rFonts w:hint="eastAsia"/>
-          </w:rPr>
-          <w:t>进一步调整</w:t>
-        </w:r>
-        <w:r>
-          <w:rPr>
-            <w:rFonts w:hint="eastAsia"/>
-          </w:rPr>
-          <w:t>比例</w:t>
-        </w:r>
-        <w:r>
-          <w:rPr>
-            <w:rFonts w:hint="eastAsia"/>
-          </w:rPr>
-          <w:t>）</w:t>
-        </w:r>
-      </w:ins>
     </w:p>
     <w:p>
       <w:pPr>
@@ -17319,6 +17907,30 @@
         </m:oMath>
       </m:oMathPara>
     </w:p>
+    <w:p>
+      <w:pPr>
+        <w:pStyle w:val="ListParagraph"/>
+        <w:ind w:left="777" w:firstLineChars="0" w:firstLine="0"/>
+      </w:pPr>
+      <w:r>
+        <w:rPr>
+          <w:rFonts w:hint="eastAsia"/>
+        </w:rPr>
+        <w:t>注：此处的</w:t>
+      </w:r>
+      <w:r>
+        <w:rPr>
+          <w:rFonts w:hint="eastAsia"/>
+        </w:rPr>
+        <w:t>IO</w:t>
+      </w:r>
+      <w:r>
+        <w:rPr>
+          <w:rFonts w:hint="eastAsia"/>
+        </w:rPr>
+        <w:t>代价是假设所有页面不在内存中的代价，因此与查询执行多次后，页面常驻内存时的实际代价有一些差距</w:t>
+      </w:r>
+    </w:p>
     <w:p/>
     <w:p/>
     <w:p>
@@ -17942,7 +18554,7 @@
                 <w:sz w:val="15"/>
                 <w:szCs w:val="15"/>
               </w:rPr>
-              <w:t>$type</w:t>
+              <w:t>$in</w:t>
             </w:r>
           </w:p>
         </w:tc>
@@ -17964,7 +18576,7 @@
                 <w:sz w:val="15"/>
                 <w:szCs w:val="15"/>
               </w:rPr>
-              <w:t>150</w:t>
+              <w:t>5000</w:t>
             </w:r>
           </w:p>
         </w:tc>
@@ -17988,6 +18600,30 @@
               </w:rPr>
               <w:t>optrBaseCost</w:t>
             </w:r>
+            <w:r>
+              <w:rPr>
+                <w:rFonts w:hint="eastAsia"/>
+                <w:sz w:val="15"/>
+                <w:szCs w:val="15"/>
+              </w:rPr>
+              <w:t xml:space="preserve"> * </w:t>
+            </w:r>
+            <w:r>
+              <w:rPr>
+                <w:rFonts w:hint="eastAsia"/>
+                <w:sz w:val="15"/>
+                <w:szCs w:val="15"/>
+              </w:rPr>
+              <w:t>数组</w:t>
+            </w:r>
+            <w:r>
+              <w:rPr>
+                <w:rFonts w:hint="eastAsia"/>
+                <w:sz w:val="15"/>
+                <w:szCs w:val="15"/>
+              </w:rPr>
+              <w:t>大小</w:t>
+            </w:r>
           </w:p>
         </w:tc>
       </w:tr>
@@ -18010,7 +18646,7 @@
                 <w:sz w:val="15"/>
                 <w:szCs w:val="15"/>
               </w:rPr>
-              <w:t>$in</w:t>
+              <w:t>$nin</w:t>
             </w:r>
           </w:p>
         </w:tc>
@@ -18032,7 +18668,7 @@
                 <w:sz w:val="15"/>
                 <w:szCs w:val="15"/>
               </w:rPr>
-              <w:t>5000</w:t>
+              <w:t>10000</w:t>
             </w:r>
           </w:p>
         </w:tc>
@@ -18070,15 +18706,91 @@
                 <w:sz w:val="15"/>
                 <w:szCs w:val="15"/>
               </w:rPr>
-              <w:t>数组</w:t>
-            </w:r>
-            <w:r>
-              <w:rPr>
-                <w:rFonts w:hint="eastAsia"/>
+              <w:t>数组大小</w:t>
+            </w:r>
+          </w:p>
+        </w:tc>
+      </w:tr>
+      <w:tr>
+        <w:tc>
+          <w:tcPr>
+            <w:tcW w:w="0" w:type="auto"/>
+          </w:tcPr>
+          <w:p>
+            <w:pPr>
+              <w:ind w:left="0"/>
+              <w:rPr>
                 <w:sz w:val="15"/>
                 <w:szCs w:val="15"/>
               </w:rPr>
-              <w:t>大小</w:t>
+            </w:pPr>
+            <w:r>
+              <w:rPr>
+                <w:rFonts w:hint="eastAsia"/>
+                <w:sz w:val="15"/>
+                <w:szCs w:val="15"/>
+              </w:rPr>
+              <w:t>$all</w:t>
+            </w:r>
+          </w:p>
+        </w:tc>
+        <w:tc>
+          <w:tcPr>
+            <w:tcW w:w="0" w:type="auto"/>
+          </w:tcPr>
+          <w:p>
+            <w:pPr>
+              <w:ind w:left="0"/>
+              <w:rPr>
+                <w:sz w:val="15"/>
+                <w:szCs w:val="15"/>
+              </w:rPr>
+            </w:pPr>
+            <w:r>
+              <w:rPr>
+                <w:rFonts w:hint="eastAsia"/>
+                <w:sz w:val="15"/>
+                <w:szCs w:val="15"/>
+              </w:rPr>
+              <w:t>550</w:t>
+            </w:r>
+          </w:p>
+        </w:tc>
+        <w:tc>
+          <w:tcPr>
+            <w:tcW w:w="0" w:type="auto"/>
+          </w:tcPr>
+          <w:p>
+            <w:pPr>
+              <w:ind w:left="0"/>
+              <w:rPr>
+                <w:sz w:val="15"/>
+                <w:szCs w:val="15"/>
+              </w:rPr>
+            </w:pPr>
+            <w:r>
+              <w:rPr>
+                <w:rFonts w:hint="eastAsia"/>
+                <w:sz w:val="15"/>
+                <w:szCs w:val="15"/>
+              </w:rPr>
+              <w:t>optrBaseCost</w:t>
+            </w:r>
+            <w:r>
+              <w:rPr>
+                <w:rFonts w:hint="eastAsia"/>
+                <w:sz w:val="15"/>
+                <w:szCs w:val="15"/>
+              </w:rPr>
+              <w:t xml:space="preserve"> * </w:t>
+            </w:r>
+            <w:r>
+              <w:rPr>
+                <w:rFonts w:hint="eastAsia"/>
+                <w:sz w:val="15"/>
+                <w:szCs w:val="15"/>
+              </w:rPr>
+              <w:t>数组大小</w:t>
             </w:r>
           </w:p>
         </w:tc>
@@ -18102,242 +18814,7 @@
                 <w:sz w:val="15"/>
                 <w:szCs w:val="15"/>
               </w:rPr>
-              <w:t>$nin</w:t>
-            </w:r>
-          </w:p>
-        </w:tc>
-        <w:tc>
-          <w:tcPr>
-            <w:tcW w:w="0" w:type="auto"/>
-          </w:tcPr>
-          <w:p>
-            <w:pPr>
-              <w:ind w:left="0"/>
-              <w:rPr>
-                <w:sz w:val="15"/>
-                <w:szCs w:val="15"/>
-              </w:rPr>
-            </w:pPr>
-            <w:r>
-              <w:rPr>
-                <w:rFonts w:hint="eastAsia"/>
-                <w:sz w:val="15"/>
-                <w:szCs w:val="15"/>
-              </w:rPr>
-              <w:t>10000</w:t>
-            </w:r>
-          </w:p>
-        </w:tc>
-        <w:tc>
-          <w:tcPr>
-            <w:tcW w:w="0" w:type="auto"/>
-          </w:tcPr>
-          <w:p>
-            <w:pPr>
-              <w:ind w:left="0"/>
-              <w:rPr>
-                <w:sz w:val="15"/>
-                <w:szCs w:val="15"/>
-              </w:rPr>
-            </w:pPr>
-            <w:r>
-              <w:rPr>
-                <w:rFonts w:hint="eastAsia"/>
-                <w:sz w:val="15"/>
-                <w:szCs w:val="15"/>
-              </w:rPr>
-              <w:t>optrBaseCost</w:t>
-            </w:r>
-            <w:r>
-              <w:rPr>
-                <w:rFonts w:hint="eastAsia"/>
-                <w:sz w:val="15"/>
-                <w:szCs w:val="15"/>
-              </w:rPr>
-              <w:t xml:space="preserve"> * </w:t>
-            </w:r>
-            <w:r>
-              <w:rPr>
-                <w:rFonts w:hint="eastAsia"/>
-                <w:sz w:val="15"/>
-                <w:szCs w:val="15"/>
-              </w:rPr>
-              <w:t>数组大小</w:t>
-            </w:r>
-          </w:p>
-        </w:tc>
-      </w:tr>
-      <w:tr>
-        <w:tc>
-          <w:tcPr>
-            <w:tcW w:w="0" w:type="auto"/>
-          </w:tcPr>
-          <w:p>
-            <w:pPr>
-              <w:ind w:left="0"/>
-              <w:rPr>
-                <w:sz w:val="15"/>
-                <w:szCs w:val="15"/>
-              </w:rPr>
-            </w:pPr>
-            <w:r>
-              <w:rPr>
-                <w:rFonts w:hint="eastAsia"/>
-                <w:sz w:val="15"/>
-                <w:szCs w:val="15"/>
-              </w:rPr>
-              <w:t>$all</w:t>
-            </w:r>
-          </w:p>
-        </w:tc>
-        <w:tc>
-          <w:tcPr>
-            <w:tcW w:w="0" w:type="auto"/>
-          </w:tcPr>
-          <w:p>
-            <w:pPr>
-              <w:ind w:left="0"/>
-              <w:rPr>
-                <w:sz w:val="15"/>
-                <w:szCs w:val="15"/>
-              </w:rPr>
-            </w:pPr>
-            <w:r>
-              <w:rPr>
-                <w:rFonts w:hint="eastAsia"/>
-                <w:sz w:val="15"/>
-                <w:szCs w:val="15"/>
-              </w:rPr>
-              <w:t>550</w:t>
-            </w:r>
-          </w:p>
-        </w:tc>
-        <w:tc>
-          <w:tcPr>
-            <w:tcW w:w="0" w:type="auto"/>
-          </w:tcPr>
-          <w:p>
-            <w:pPr>
-              <w:ind w:left="0"/>
-              <w:rPr>
-                <w:sz w:val="15"/>
-                <w:szCs w:val="15"/>
-              </w:rPr>
-            </w:pPr>
-            <w:r>
-              <w:rPr>
-                <w:rFonts w:hint="eastAsia"/>
-                <w:sz w:val="15"/>
-                <w:szCs w:val="15"/>
-              </w:rPr>
-              <w:t>optrBaseCost</w:t>
-            </w:r>
-            <w:r>
-              <w:rPr>
-                <w:rFonts w:hint="eastAsia"/>
-                <w:sz w:val="15"/>
-                <w:szCs w:val="15"/>
-              </w:rPr>
-              <w:t xml:space="preserve"> * </w:t>
-            </w:r>
-            <w:r>
-              <w:rPr>
-                <w:rFonts w:hint="eastAsia"/>
-                <w:sz w:val="15"/>
-                <w:szCs w:val="15"/>
-              </w:rPr>
-              <w:t>数组大小</w:t>
-            </w:r>
-          </w:p>
-        </w:tc>
-      </w:tr>
-      <w:tr>
-        <w:tc>
-          <w:tcPr>
-            <w:tcW w:w="0" w:type="auto"/>
-          </w:tcPr>
-          <w:p>
-            <w:pPr>
-              <w:ind w:left="0"/>
-              <w:rPr>
-                <w:sz w:val="15"/>
-                <w:szCs w:val="15"/>
-              </w:rPr>
-            </w:pPr>
-            <w:r>
-              <w:rPr>
-                <w:rFonts w:hint="eastAsia"/>
-                <w:sz w:val="15"/>
-                <w:szCs w:val="15"/>
-              </w:rPr>
-              <w:t>$size</w:t>
-            </w:r>
-          </w:p>
-        </w:tc>
-        <w:tc>
-          <w:tcPr>
-            <w:tcW w:w="0" w:type="auto"/>
-          </w:tcPr>
-          <w:p>
-            <w:pPr>
-              <w:ind w:left="0"/>
-              <w:rPr>
-                <w:sz w:val="15"/>
-                <w:szCs w:val="15"/>
-              </w:rPr>
-            </w:pPr>
-            <w:r>
-              <w:rPr>
-                <w:rFonts w:hint="eastAsia"/>
-                <w:sz w:val="15"/>
-                <w:szCs w:val="15"/>
-              </w:rPr>
-              <w:t>250</w:t>
-            </w:r>
-          </w:p>
-        </w:tc>
-        <w:tc>
-          <w:tcPr>
-            <w:tcW w:w="0" w:type="auto"/>
-          </w:tcPr>
-          <w:p>
-            <w:pPr>
-              <w:ind w:left="0"/>
-              <w:rPr>
-                <w:sz w:val="15"/>
-                <w:szCs w:val="15"/>
-              </w:rPr>
-            </w:pPr>
-            <w:r>
-              <w:rPr>
-                <w:rFonts w:hint="eastAsia"/>
-                <w:sz w:val="15"/>
-                <w:szCs w:val="15"/>
-              </w:rPr>
-              <w:t>optrBaseCost</w:t>
-            </w:r>
-          </w:p>
-        </w:tc>
-      </w:tr>
-      <w:tr>
-        <w:tc>
-          <w:tcPr>
-            <w:tcW w:w="0" w:type="auto"/>
-          </w:tcPr>
-          <w:p>
-            <w:pPr>
-              <w:ind w:left="0"/>
-              <w:rPr>
-                <w:sz w:val="15"/>
-                <w:szCs w:val="15"/>
-              </w:rPr>
-            </w:pPr>
-            <w:r>
-              <w:rPr>
-                <w:rFonts w:hint="eastAsia"/>
-                <w:sz w:val="15"/>
-                <w:szCs w:val="15"/>
-              </w:rPr>
+              <w:lastRenderedPageBreak/>
               <w:t>$exists</w:t>
             </w:r>
           </w:p>
@@ -19059,7 +19536,6 @@
             <w:rPr>
               <w:rFonts w:ascii="Cambria Math" w:hAnsi="Cambria Math"/>
             </w:rPr>
-            <w:lastRenderedPageBreak/>
             <m:t>cpuPredCost=optrBaseCost*(idxKeyNum)</m:t>
           </m:r>
         </m:oMath>
@@ -19728,7 +20204,6 @@
         <w:rPr>
           <w:rFonts w:hint="eastAsia"/>
         </w:rPr>
-        <w:lastRenderedPageBreak/>
         <w:t>需要扫描数据的页数：</w:t>
       </w:r>
     </w:p>
@@ -20061,6 +20536,7 @@
         <w:rPr>
           <w:rFonts w:hint="eastAsia"/>
         </w:rPr>
+        <w:lastRenderedPageBreak/>
         <w:t>Sort</w:t>
       </w:r>
       <w:r>
@@ -20441,7 +20917,6 @@
         <w:rPr>
           <w:rFonts w:hint="eastAsia"/>
         </w:rPr>
-        <w:lastRenderedPageBreak/>
         <w:t>in-memory sort</w:t>
       </w:r>
     </w:p>
@@ -20866,6 +21341,7 @@
         <w:rPr>
           <w:rFonts w:hint="eastAsia"/>
         </w:rPr>
+        <w:lastRenderedPageBreak/>
         <w:t>Limit/offset</w:t>
       </w:r>
       <w:r>
@@ -21118,7 +21594,6 @@
         <w:rPr>
           <w:rFonts w:hint="eastAsia"/>
         </w:rPr>
-        <w:lastRenderedPageBreak/>
         <w:t>主要操作流程</w:t>
       </w:r>
     </w:p>
@@ -21293,6 +21768,7 @@
         <w:rPr>
           <w:rFonts w:hint="eastAsia"/>
         </w:rPr>
+        <w:lastRenderedPageBreak/>
         <w:t>choos</w:t>
       </w:r>
       <w:r>
@@ -21503,7 +21979,6 @@
           <w:rFonts w:hint="eastAsia"/>
           <w:noProof/>
         </w:rPr>
-        <w:lastRenderedPageBreak/>
         <w:drawing>
           <wp:inline distT="0" distB="0" distL="0" distR="0">
             <wp:extent cx="2638208" cy="2538724"/>
@@ -21801,7 +22276,14 @@
         <w:rPr>
           <w:rFonts w:hint="eastAsia"/>
         </w:rPr>
-        <w:t>，因此目前计算查询计划代价时，也忽略投影字段，</w:t>
+        <w:t>，因此目前计算查询计划代价时，也忽</w:t>
+      </w:r>
+      <w:r>
+        <w:rPr>
+          <w:rFonts w:hint="eastAsia"/>
+        </w:rPr>
+        <w:lastRenderedPageBreak/>
+        <w:t>略投影字段，</w:t>
       </w:r>
       <w:r>
         <w:rPr>
@@ -21839,7 +22321,6 @@
         <w:rPr>
           <w:noProof/>
         </w:rPr>
-        <w:lastRenderedPageBreak/>
         <w:drawing>
           <wp:inline distT="0" distB="0" distL="0" distR="0">
             <wp:extent cx="2191150" cy="5098125"/>
@@ -22339,6 +22820,143 @@
           </w:p>
         </w:tc>
       </w:tr>
+      <w:tr>
+        <w:tc>
+          <w:tcPr>
+            <w:tcW w:w="885" w:type="dxa"/>
+          </w:tcPr>
+          <w:p>
+            <w:pPr>
+              <w:ind w:left="0"/>
+              <w:jc w:val="left"/>
+              <w:rPr>
+                <w:rFonts w:hint="eastAsia"/>
+                <w:sz w:val="15"/>
+                <w:szCs w:val="15"/>
+              </w:rPr>
+            </w:pPr>
+            <w:r>
+              <w:rPr>
+                <w:rFonts w:hint="eastAsia"/>
+                <w:sz w:val="15"/>
+                <w:szCs w:val="15"/>
+              </w:rPr>
+              <w:t>003</w:t>
+            </w:r>
+          </w:p>
+        </w:tc>
+        <w:tc>
+          <w:tcPr>
+            <w:tcW w:w="2552" w:type="dxa"/>
+          </w:tcPr>
+          <w:p>
+            <w:pPr>
+              <w:ind w:left="0"/>
+              <w:jc w:val="left"/>
+              <w:rPr>
+                <w:sz w:val="15"/>
+                <w:szCs w:val="15"/>
+              </w:rPr>
+            </w:pPr>
+            <w:r>
+              <w:rPr>
+                <w:rFonts w:hint="eastAsia"/>
+                <w:sz w:val="15"/>
+                <w:szCs w:val="15"/>
+              </w:rPr>
+              <w:t>清空</w:t>
+            </w:r>
+            <w:r>
+              <w:rPr>
+                <w:rFonts w:hint="eastAsia"/>
+                <w:sz w:val="15"/>
+                <w:szCs w:val="15"/>
+              </w:rPr>
+              <w:t>和重新加载</w:t>
+            </w:r>
+            <w:r>
+              <w:rPr>
+                <w:rFonts w:hint="eastAsia"/>
+                <w:sz w:val="15"/>
+                <w:szCs w:val="15"/>
+              </w:rPr>
+              <w:t>统计信息</w:t>
+            </w:r>
+          </w:p>
+        </w:tc>
+        <w:tc>
+          <w:tcPr>
+            <w:tcW w:w="4728" w:type="dxa"/>
+          </w:tcPr>
+          <w:p>
+            <w:pPr>
+              <w:ind w:left="0"/>
+              <w:jc w:val="left"/>
+              <w:rPr>
+                <w:rFonts w:hint="eastAsia"/>
+                <w:sz w:val="15"/>
+                <w:szCs w:val="15"/>
+              </w:rPr>
+            </w:pPr>
+            <w:r>
+              <w:rPr>
+                <w:rFonts w:hint="eastAsia"/>
+                <w:sz w:val="15"/>
+                <w:szCs w:val="15"/>
+              </w:rPr>
+              <w:t>暂时使用</w:t>
+            </w:r>
+            <w:r>
+              <w:rPr>
+                <w:rFonts w:hint="eastAsia"/>
+                <w:sz w:val="15"/>
+                <w:szCs w:val="15"/>
+              </w:rPr>
+              <w:t>db.</w:t>
+            </w:r>
+            <w:r>
+              <w:rPr>
+                <w:rFonts w:hint="eastAsia"/>
+                <w:sz w:val="15"/>
+                <w:szCs w:val="15"/>
+              </w:rPr>
+              <w:t>invalidateCache</w:t>
+            </w:r>
+            <w:r>
+              <w:rPr>
+                <w:rFonts w:hint="eastAsia"/>
+                <w:sz w:val="15"/>
+                <w:szCs w:val="15"/>
+              </w:rPr>
+              <w:t>清空</w:t>
+            </w:r>
+            <w:r>
+              <w:rPr>
+                <w:rFonts w:hint="eastAsia"/>
+                <w:sz w:val="15"/>
+                <w:szCs w:val="15"/>
+              </w:rPr>
+              <w:t>及重新加载</w:t>
+            </w:r>
+            <w:r>
+              <w:rPr>
+                <w:rFonts w:hint="eastAsia"/>
+                <w:sz w:val="15"/>
+                <w:szCs w:val="15"/>
+              </w:rPr>
+              <w:t>统计信息</w:t>
+            </w:r>
+            <w:r>
+              <w:rPr>
+                <w:rFonts w:hint="eastAsia"/>
+                <w:sz w:val="15"/>
+                <w:szCs w:val="15"/>
+              </w:rPr>
+              <w:t>，新接口出来后不在使用</w:t>
+            </w:r>
+          </w:p>
+        </w:tc>
+      </w:tr>
     </w:tbl>
     <w:p/>
     <w:p>
@@ -24790,7 +25408,7 @@
   <w:abstractNum w:abstractNumId="16">
     <w:nsid w:val="328A08F6"/>
     <w:multiLevelType w:val="hybridMultilevel"/>
-    <w:tmpl w:val="56660F7A"/>
+    <w:tmpl w:val="C99E69E8"/>
     <w:lvl w:ilvl="0" w:tplc="0409000F">
       <w:start w:val="1"/>
       <w:numFmt w:val="decimal"/>
@@ -24809,11 +25427,11 @@
         <w:ind w:left="1197" w:hanging="420"/>
       </w:pPr>
     </w:lvl>
-    <w:lvl w:ilvl="2" w:tplc="0409001B" w:tentative="1">
-      <w:start w:val="1"/>
-      <w:numFmt w:val="lowerRoman"/>
+    <w:lvl w:ilvl="2" w:tplc="0409000F">
+      <w:start w:val="1"/>
+      <w:numFmt w:val="decimal"/>
       <w:lvlText w:val="%3."/>
-      <w:lvlJc w:val="right"/>
+      <w:lvlJc w:val="left"/>
       <w:pPr>
         <w:ind w:left="1617" w:hanging="420"/>
       </w:pPr>

--- a/internal_doc/03.开发设计/性能/Story_基于代价估算模型的查询优化.docx
+++ b/internal_doc/03.开发设计/性能/Story_基于代价估算模型的查询优化.docx
@@ -5513,7 +5513,149 @@
                 <w:sz w:val="13"/>
                 <w:szCs w:val="13"/>
               </w:rPr>
-              <w:t>TotalDataLen</w:t>
+              <w:t>TotalDataPages</w:t>
+            </w:r>
+          </w:p>
+        </w:tc>
+        <w:tc>
+          <w:tcPr>
+            <w:tcW w:w="0" w:type="auto"/>
+          </w:tcPr>
+          <w:p>
+            <w:pPr>
+              <w:ind w:left="0"/>
+              <w:rPr>
+                <w:sz w:val="13"/>
+                <w:szCs w:val="13"/>
+              </w:rPr>
+            </w:pPr>
+            <w:r>
+              <w:rPr>
+                <w:rFonts w:hint="eastAsia"/>
+                <w:sz w:val="13"/>
+                <w:szCs w:val="13"/>
+              </w:rPr>
+              <w:t>NumberInt</w:t>
+            </w:r>
+          </w:p>
+        </w:tc>
+        <w:tc>
+          <w:tcPr>
+            <w:tcW w:w="0" w:type="auto"/>
+          </w:tcPr>
+          <w:p>
+            <w:pPr>
+              <w:ind w:left="0"/>
+              <w:rPr>
+                <w:sz w:val="13"/>
+                <w:szCs w:val="13"/>
+              </w:rPr>
+            </w:pPr>
+            <w:r>
+              <w:rPr>
+                <w:rFonts w:hint="eastAsia"/>
+                <w:sz w:val="13"/>
+                <w:szCs w:val="13"/>
+              </w:rPr>
+              <w:t>UINT32</w:t>
+            </w:r>
+          </w:p>
+        </w:tc>
+        <w:tc>
+          <w:tcPr>
+            <w:tcW w:w="0" w:type="auto"/>
+          </w:tcPr>
+          <w:p>
+            <w:pPr>
+              <w:ind w:left="0"/>
+              <w:rPr>
+                <w:sz w:val="13"/>
+                <w:szCs w:val="13"/>
+              </w:rPr>
+            </w:pPr>
+            <w:r>
+              <w:rPr>
+                <w:rFonts w:hint="eastAsia"/>
+                <w:sz w:val="13"/>
+                <w:szCs w:val="13"/>
+              </w:rPr>
+              <w:t>1</w:t>
+            </w:r>
+          </w:p>
+        </w:tc>
+        <w:tc>
+          <w:tcPr>
+            <w:tcW w:w="0" w:type="auto"/>
+          </w:tcPr>
+          <w:p>
+            <w:pPr>
+              <w:ind w:left="0"/>
+              <w:rPr>
+                <w:sz w:val="13"/>
+                <w:szCs w:val="13"/>
+              </w:rPr>
+            </w:pPr>
+            <w:r>
+              <w:rPr>
+                <w:rFonts w:hint="eastAsia"/>
+                <w:sz w:val="13"/>
+                <w:szCs w:val="13"/>
+              </w:rPr>
+              <w:t>是</w:t>
+            </w:r>
+          </w:p>
+        </w:tc>
+        <w:tc>
+          <w:tcPr>
+            <w:tcW w:w="0" w:type="auto"/>
+          </w:tcPr>
+          <w:p>
+            <w:pPr>
+              <w:ind w:left="0"/>
+              <w:rPr>
+                <w:sz w:val="13"/>
+                <w:szCs w:val="13"/>
+              </w:rPr>
+            </w:pPr>
+            <w:r>
+              <w:rPr>
+                <w:rFonts w:hint="eastAsia"/>
+                <w:sz w:val="13"/>
+                <w:szCs w:val="13"/>
+              </w:rPr>
+              <w:t>统计收集时的数据页个数</w:t>
+            </w:r>
+          </w:p>
+        </w:tc>
+      </w:tr>
+      <w:tr>
+        <w:tc>
+          <w:tcPr>
+            <w:tcW w:w="0" w:type="auto"/>
+          </w:tcPr>
+          <w:p>
+            <w:pPr>
+              <w:ind w:left="0"/>
+              <w:rPr>
+                <w:sz w:val="13"/>
+                <w:szCs w:val="13"/>
+              </w:rPr>
+            </w:pPr>
+            <w:r>
+              <w:rPr>
+                <w:rFonts w:hint="eastAsia"/>
+                <w:sz w:val="13"/>
+                <w:szCs w:val="13"/>
+              </w:rPr>
+              <w:t>TotalData</w:t>
+            </w:r>
+            <w:r>
+              <w:rPr>
+                <w:rFonts w:hint="eastAsia"/>
+                <w:sz w:val="13"/>
+                <w:szCs w:val="13"/>
+              </w:rPr>
+              <w:t>Size</w:t>
             </w:r>
           </w:p>
         </w:tc>
@@ -7332,6 +7474,7 @@
                 <w:sz w:val="13"/>
                 <w:szCs w:val="13"/>
               </w:rPr>
+              <w:lastRenderedPageBreak/>
               <w:t>SYSSTAT.SYSCOLLECTIONSTAT</w:t>
             </w:r>
             <w:r>
@@ -7373,7 +7516,6 @@
                 <w:sz w:val="13"/>
                 <w:szCs w:val="13"/>
               </w:rPr>
-              <w:lastRenderedPageBreak/>
               <w:t>对应</w:t>
             </w:r>
             <w:r>
@@ -9783,9 +9925,9 @@
         </w:rPr>
         <w:drawing>
           <wp:inline distT="0" distB="0" distL="0" distR="0">
-            <wp:extent cx="5274310" cy="2508714"/>
+            <wp:extent cx="5274310" cy="2681112"/>
             <wp:effectExtent l="19050" t="0" r="2540" b="0"/>
-            <wp:docPr id="2" name="Picture 2"/>
+            <wp:docPr id="1" name="Picture 1"/>
             <wp:cNvGraphicFramePr>
               <a:graphicFrameLocks xmlns:a="http://schemas.openxmlformats.org/drawingml/2006/main" noChangeAspect="1"/>
             </wp:cNvGraphicFramePr>
@@ -9793,7 +9935,7 @@
               <a:graphicData uri="http://schemas.openxmlformats.org/drawingml/2006/picture">
                 <pic:pic xmlns:pic="http://schemas.openxmlformats.org/drawingml/2006/picture">
                   <pic:nvPicPr>
-                    <pic:cNvPr id="0" name="Picture 2"/>
+                    <pic:cNvPr id="0" name="Picture 1"/>
                     <pic:cNvPicPr>
                       <a:picLocks noChangeAspect="1" noChangeArrowheads="1"/>
                     </pic:cNvPicPr>
@@ -9808,7 +9950,7 @@
                   <pic:spPr bwMode="auto">
                     <a:xfrm>
                       <a:off x="0" y="0"/>
-                      <a:ext cx="5274310" cy="2508714"/>
+                      <a:ext cx="5274310" cy="2681112"/>
                     </a:xfrm>
                     <a:prstGeom prst="rect">
                       <a:avLst/>
@@ -9841,7 +9983,7 @@
         <w:rPr>
           <w:rFonts w:hint="eastAsia"/>
         </w:rPr>
-        <w:t>dmsStatCB</w:t>
+        <w:t>dmsStatSUMgr</w:t>
       </w:r>
     </w:p>
     <w:p>
@@ -9959,7 +10101,7 @@
         <w:rPr>
           <w:rFonts w:hint="eastAsia"/>
         </w:rPr>
-        <w:t>rtnStatMgr</w:t>
+        <w:t>utilSUCache</w:t>
       </w:r>
       <w:r>
         <w:rPr>
@@ -10075,7 +10217,7 @@
         <w:rPr>
           <w:rFonts w:hint="eastAsia"/>
         </w:rPr>
-        <w:t>rtnStatMgr</w:t>
+        <w:t>utilSUCache</w:t>
       </w:r>
     </w:p>
     <w:p>
@@ -10093,6 +10235,12 @@
         </w:rPr>
         <w:t>管理缓存的统计信息</w:t>
       </w:r>
+      <w:r>
+        <w:rPr>
+          <w:rFonts w:hint="eastAsia"/>
+        </w:rPr>
+        <w:t>（接口可扩展至其他缓存）</w:t>
+      </w:r>
     </w:p>
     <w:p>
       <w:pPr>
@@ -10113,7 +10261,7 @@
         <w:rPr>
           <w:rFonts w:hint="eastAsia"/>
         </w:rPr>
-        <w:t>mb</w:t>
+        <w:t>unit</w:t>
       </w:r>
       <w:r>
         <w:rPr>
@@ -10142,6 +10290,55 @@
           <w:numId w:val="40"/>
         </w:numPr>
         <w:ind w:firstLineChars="0"/>
+        <w:rPr>
+          <w:rFonts w:hint="eastAsia"/>
+        </w:rPr>
+      </w:pPr>
+      <w:r>
+        <w:rPr>
+          <w:rFonts w:hint="eastAsia"/>
+        </w:rPr>
+        <w:t>统计信息的</w:t>
+      </w:r>
+      <w:r>
+        <w:rPr>
+          <w:rFonts w:hint="eastAsia"/>
+        </w:rPr>
+        <w:t>unitID</w:t>
+      </w:r>
+      <w:r>
+        <w:rPr>
+          <w:rFonts w:hint="eastAsia"/>
+        </w:rPr>
+        <w:t>即</w:t>
+      </w:r>
+      <w:r>
+        <w:rPr>
+          <w:rFonts w:hint="eastAsia"/>
+        </w:rPr>
+        <w:t>Collection</w:t>
+      </w:r>
+      <w:r>
+        <w:rPr>
+          <w:rFonts w:hint="eastAsia"/>
+        </w:rPr>
+        <w:t>的</w:t>
+      </w:r>
+      <w:r>
+        <w:rPr>
+          <w:rFonts w:hint="eastAsia"/>
+        </w:rPr>
+        <w:t>mbID</w:t>
+      </w:r>
+    </w:p>
+    <w:p>
+      <w:pPr>
+        <w:pStyle w:val="ListParagraph"/>
+        <w:numPr>
+          <w:ilvl w:val="2"/>
+          <w:numId w:val="40"/>
+        </w:numPr>
+        <w:ind w:firstLineChars="0"/>
       </w:pPr>
       <w:r>
         <w:rPr>
@@ -10187,7 +10384,13 @@
         <w:rPr>
           <w:rFonts w:hint="eastAsia"/>
         </w:rPr>
-        <w:t>rtnCollectionStat</w:t>
+        <w:t>opt</w:t>
+      </w:r>
+      <w:r>
+        <w:rPr>
+          <w:rFonts w:hint="eastAsia"/>
+        </w:rPr>
+        <w:t>CollectionStat</w:t>
       </w:r>
       <w:r>
         <w:rPr>
@@ -10215,7 +10418,13 @@
         <w:rPr>
           <w:rFonts w:hint="eastAsia"/>
         </w:rPr>
-        <w:t>rtnCollectionStat</w:t>
+        <w:t>opt</w:t>
+      </w:r>
+      <w:r>
+        <w:rPr>
+          <w:rFonts w:hint="eastAsia"/>
+        </w:rPr>
+        <w:t>CollectionStat</w:t>
       </w:r>
     </w:p>
     <w:p>
@@ -10231,7 +10440,13 @@
         <w:rPr>
           <w:rFonts w:hint="eastAsia"/>
         </w:rPr>
-        <w:t>rtnCollectionStat</w:t>
+        <w:t>opt</w:t>
+      </w:r>
+      <w:r>
+        <w:rPr>
+          <w:rFonts w:hint="eastAsia"/>
+        </w:rPr>
+        <w:t>CollectionStat</w:t>
       </w:r>
       <w:r>
         <w:rPr>
@@ -10277,7 +10492,13 @@
         <w:rPr>
           <w:rFonts w:hint="eastAsia"/>
         </w:rPr>
-        <w:t>rtnCollectionStat</w:t>
+        <w:t>opt</w:t>
+      </w:r>
+      <w:r>
+        <w:rPr>
+          <w:rFonts w:hint="eastAsia"/>
+        </w:rPr>
+        <w:t>CollectionStat</w:t>
       </w:r>
       <w:r>
         <w:rPr>
@@ -10289,7 +10510,7 @@
         <w:rPr>
           <w:rFonts w:hint="eastAsia"/>
         </w:rPr>
-        <w:t>rtnStatMgr</w:t>
+        <w:t>utilSUCache</w:t>
       </w:r>
       <w:r>
         <w:rPr>
@@ -10539,7 +10760,14 @@
         <w:rPr>
           <w:rFonts w:hint="eastAsia"/>
         </w:rPr>
-        <w:t>rtnIndexStat</w:t>
+        <w:lastRenderedPageBreak/>
+        <w:t>opt</w:t>
+      </w:r>
+      <w:r>
+        <w:rPr>
+          <w:rFonts w:hint="eastAsia"/>
+        </w:rPr>
+        <w:t>IndexStat</w:t>
       </w:r>
       <w:r>
         <w:rPr>
@@ -10567,7 +10795,13 @@
         <w:rPr>
           <w:rFonts w:hint="eastAsia"/>
         </w:rPr>
-        <w:t>rtnIndexStat</w:t>
+        <w:t>opt</w:t>
+      </w:r>
+      <w:r>
+        <w:rPr>
+          <w:rFonts w:hint="eastAsia"/>
+        </w:rPr>
+        <w:t>IndexStat</w:t>
       </w:r>
     </w:p>
     <w:p>
@@ -10583,8 +10817,13 @@
         <w:rPr>
           <w:rFonts w:hint="eastAsia"/>
         </w:rPr>
-        <w:lastRenderedPageBreak/>
-        <w:t>rtnIndexStat</w:t>
+        <w:t>opt</w:t>
+      </w:r>
+      <w:r>
+        <w:rPr>
+          <w:rFonts w:hint="eastAsia"/>
+        </w:rPr>
+        <w:t>IndexStat</w:t>
       </w:r>
       <w:r>
         <w:rPr>
@@ -10596,7 +10835,13 @@
         <w:rPr>
           <w:rFonts w:hint="eastAsia"/>
         </w:rPr>
-        <w:t>rtnCollectionStat</w:t>
+        <w:t>opt</w:t>
+      </w:r>
+      <w:r>
+        <w:rPr>
+          <w:rFonts w:hint="eastAsia"/>
+        </w:rPr>
+        <w:t>CollectionStat</w:t>
       </w:r>
       <w:r>
         <w:rPr>
@@ -10642,7 +10887,13 @@
         <w:rPr>
           <w:rFonts w:hint="eastAsia"/>
         </w:rPr>
-        <w:t>rtnIndexStat</w:t>
+        <w:t>opt</w:t>
+      </w:r>
+      <w:r>
+        <w:rPr>
+          <w:rFonts w:hint="eastAsia"/>
+        </w:rPr>
+        <w:t>IndexStat</w:t>
       </w:r>
       <w:r>
         <w:rPr>
@@ -10654,7 +10905,13 @@
         <w:rPr>
           <w:rFonts w:hint="eastAsia"/>
         </w:rPr>
-        <w:t>rtnCollectionStat</w:t>
+        <w:t>opt</w:t>
+      </w:r>
+      <w:r>
+        <w:rPr>
+          <w:rFonts w:hint="eastAsia"/>
+        </w:rPr>
+        <w:t>CollectionStat</w:t>
       </w:r>
       <w:r>
         <w:rPr>
@@ -10927,18 +11184,15 @@
           <w:numId w:val="40"/>
         </w:numPr>
         <w:ind w:firstLineChars="0"/>
-      </w:pPr>
-      <w:r>
-        <w:rPr>
-          <w:rFonts w:hint="eastAsia"/>
-        </w:rPr>
-        <w:t>dropCL</w:t>
-      </w:r>
-      <w:r>
-        <w:rPr>
-          <w:rFonts w:hint="eastAsia"/>
-        </w:rPr>
-        <w:t xml:space="preserve"> / truncateCL</w:t>
+        <w:rPr>
+          <w:rFonts w:hint="eastAsia"/>
+        </w:rPr>
+      </w:pPr>
+      <w:r>
+        <w:rPr>
+          <w:rFonts w:hint="eastAsia"/>
+        </w:rPr>
+        <w:t>loadCS</w:t>
       </w:r>
     </w:p>
     <w:p>
@@ -10949,30 +11203,46 @@
           <w:numId w:val="40"/>
         </w:numPr>
         <w:ind w:firstLineChars="0"/>
-      </w:pPr>
-      <w:r>
-        <w:rPr>
-          <w:rFonts w:hint="eastAsia"/>
-        </w:rPr>
-        <w:t>删除</w:t>
-      </w:r>
-      <w:r>
-        <w:rPr>
-          <w:rFonts w:hint="eastAsia"/>
-        </w:rPr>
-        <w:t>rtnStatMgr</w:t>
-      </w:r>
-      <w:r>
-        <w:rPr>
-          <w:rFonts w:hint="eastAsia"/>
-        </w:rPr>
-        <w:t>中的</w:t>
-      </w:r>
-      <w:r>
-        <w:rPr>
-          <w:rFonts w:hint="eastAsia"/>
-        </w:rPr>
-        <w:t>collectionStat</w:t>
+        <w:rPr>
+          <w:rFonts w:hint="eastAsia"/>
+        </w:rPr>
+      </w:pPr>
+      <w:r>
+        <w:rPr>
+          <w:rFonts w:hint="eastAsia"/>
+        </w:rPr>
+        <w:t>重新加载</w:t>
+      </w:r>
+      <w:r>
+        <w:rPr>
+          <w:rFonts w:hint="eastAsia"/>
+        </w:rPr>
+        <w:t>CS</w:t>
+      </w:r>
+      <w:r>
+        <w:rPr>
+          <w:rFonts w:hint="eastAsia"/>
+        </w:rPr>
+        <w:t>的统计信息</w:t>
+      </w:r>
+    </w:p>
+    <w:p>
+      <w:pPr>
+        <w:pStyle w:val="ListParagraph"/>
+        <w:numPr>
+          <w:ilvl w:val="1"/>
+          <w:numId w:val="40"/>
+        </w:numPr>
+        <w:ind w:firstLineChars="0"/>
+        <w:rPr>
+          <w:rFonts w:hint="eastAsia"/>
+        </w:rPr>
+      </w:pPr>
+      <w:r>
+        <w:rPr>
+          <w:rFonts w:hint="eastAsia"/>
+        </w:rPr>
+        <w:t>unloadCS</w:t>
       </w:r>
     </w:p>
     <w:p>
@@ -10983,36 +11253,64 @@
           <w:numId w:val="40"/>
         </w:numPr>
         <w:ind w:firstLineChars="0"/>
-      </w:pPr>
-      <w:r>
-        <w:rPr>
-          <w:rFonts w:hint="eastAsia"/>
-        </w:rPr>
-        <w:t>删除</w:t>
-      </w:r>
-      <w:r>
-        <w:rPr>
-          <w:rFonts w:hint="eastAsia"/>
-        </w:rPr>
-        <w:t>SYSSTAT.SYSCOLLECTIONSTAT</w:t>
-      </w:r>
-      <w:r>
-        <w:rPr>
-          <w:rFonts w:hint="eastAsia"/>
-        </w:rPr>
-        <w:t>及</w:t>
-      </w:r>
-      <w:r>
-        <w:rPr>
-          <w:rFonts w:hint="eastAsia"/>
-        </w:rPr>
-        <w:t>SYSSTAT.SYSINDEXSTAT</w:t>
-      </w:r>
-      <w:r>
-        <w:rPr>
-          <w:rFonts w:hint="eastAsia"/>
-        </w:rPr>
-        <w:t>的记录</w:t>
+        <w:rPr>
+          <w:rFonts w:hint="eastAsia"/>
+        </w:rPr>
+      </w:pPr>
+      <w:r>
+        <w:rPr>
+          <w:rFonts w:hint="eastAsia"/>
+        </w:rPr>
+        <w:t>仅删除</w:t>
+      </w:r>
+      <w:r>
+        <w:rPr>
+          <w:rFonts w:hint="eastAsia"/>
+        </w:rPr>
+        <w:t>utilSUCache</w:t>
+      </w:r>
+      <w:r>
+        <w:rPr>
+          <w:rFonts w:hint="eastAsia"/>
+        </w:rPr>
+        <w:t>中的</w:t>
+      </w:r>
+      <w:r>
+        <w:rPr>
+          <w:rFonts w:hint="eastAsia"/>
+        </w:rPr>
+        <w:t>collectionStat</w:t>
+      </w:r>
+    </w:p>
+    <w:p>
+      <w:pPr>
+        <w:pStyle w:val="ListParagraph"/>
+        <w:numPr>
+          <w:ilvl w:val="2"/>
+          <w:numId w:val="40"/>
+        </w:numPr>
+        <w:ind w:firstLineChars="0"/>
+        <w:rPr>
+          <w:rFonts w:hint="eastAsia"/>
+        </w:rPr>
+      </w:pPr>
+      <w:r>
+        <w:rPr>
+          <w:rFonts w:hint="eastAsia"/>
+        </w:rPr>
+        <w:t>不删除</w:t>
+      </w:r>
+      <w:r>
+        <w:rPr>
+          <w:rFonts w:hint="eastAsia"/>
+        </w:rPr>
+        <w:t>SYSSTAT</w:t>
+      </w:r>
+      <w:r>
+        <w:rPr>
+          <w:rFonts w:hint="eastAsia"/>
+        </w:rPr>
+        <w:t>中的内容</w:t>
       </w:r>
     </w:p>
     <w:p>
@@ -11028,7 +11326,13 @@
         <w:rPr>
           <w:rFonts w:hint="eastAsia"/>
         </w:rPr>
-        <w:t>dropCS</w:t>
+        <w:t>dropCL</w:t>
+      </w:r>
+      <w:r>
+        <w:rPr>
+          <w:rFonts w:hint="eastAsia"/>
+        </w:rPr>
+        <w:t xml:space="preserve"> / truncateCL</w:t>
       </w:r>
     </w:p>
     <w:p>
@@ -11044,25 +11348,25 @@
         <w:rPr>
           <w:rFonts w:hint="eastAsia"/>
         </w:rPr>
-        <w:t>rtnStatMgr</w:t>
-      </w:r>
-      <w:r>
-        <w:rPr>
-          <w:rFonts w:hint="eastAsia"/>
-        </w:rPr>
-        <w:t>会随</w:t>
-      </w:r>
-      <w:r>
-        <w:rPr>
-          <w:rFonts w:hint="eastAsia"/>
-        </w:rPr>
-        <w:t>dmsStorageUnit</w:t>
-      </w:r>
-      <w:r>
-        <w:rPr>
-          <w:rFonts w:hint="eastAsia"/>
-        </w:rPr>
-        <w:t>一起删除</w:t>
+        <w:t>删除</w:t>
+      </w:r>
+      <w:r>
+        <w:rPr>
+          <w:rFonts w:hint="eastAsia"/>
+        </w:rPr>
+        <w:t>utilSUCache</w:t>
+      </w:r>
+      <w:r>
+        <w:rPr>
+          <w:rFonts w:hint="eastAsia"/>
+        </w:rPr>
+        <w:t>中的</w:t>
+      </w:r>
+      <w:r>
+        <w:rPr>
+          <w:rFonts w:hint="eastAsia"/>
+        </w:rPr>
+        <w:t>collectionStat</w:t>
       </w:r>
     </w:p>
     <w:p>
@@ -11118,7 +11422,7 @@
         <w:rPr>
           <w:rFonts w:hint="eastAsia"/>
         </w:rPr>
-        <w:t>dropIndex</w:t>
+        <w:t>dropCS</w:t>
       </w:r>
     </w:p>
     <w:p>
@@ -11134,37 +11438,25 @@
         <w:rPr>
           <w:rFonts w:hint="eastAsia"/>
         </w:rPr>
-        <w:t>删除</w:t>
-      </w:r>
-      <w:r>
-        <w:rPr>
-          <w:rFonts w:hint="eastAsia"/>
-        </w:rPr>
         <w:t>rtnStatMgr</w:t>
       </w:r>
       <w:r>
         <w:rPr>
           <w:rFonts w:hint="eastAsia"/>
         </w:rPr>
-        <w:t>中对应</w:t>
-      </w:r>
-      <w:r>
-        <w:rPr>
-          <w:rFonts w:hint="eastAsia"/>
-        </w:rPr>
-        <w:t>collectionStat</w:t>
-      </w:r>
-      <w:r>
-        <w:rPr>
-          <w:rFonts w:hint="eastAsia"/>
-        </w:rPr>
-        <w:t>中的</w:t>
-      </w:r>
-      <w:r>
-        <w:rPr>
-          <w:rFonts w:hint="eastAsia"/>
-        </w:rPr>
-        <w:t>indexStat</w:t>
+        <w:t>会随</w:t>
+      </w:r>
+      <w:r>
+        <w:rPr>
+          <w:rFonts w:hint="eastAsia"/>
+        </w:rPr>
+        <w:t>dmsStorageUnit</w:t>
+      </w:r>
+      <w:r>
+        <w:rPr>
+          <w:rFonts w:hint="eastAsia"/>
+        </w:rPr>
+        <w:t>一起删除</w:t>
       </w:r>
     </w:p>
     <w:p>
@@ -11186,6 +11478,18 @@
         <w:rPr>
           <w:rFonts w:hint="eastAsia"/>
         </w:rPr>
+        <w:t>SYSSTAT.SYSCOLLECTIONSTAT</w:t>
+      </w:r>
+      <w:r>
+        <w:rPr>
+          <w:rFonts w:hint="eastAsia"/>
+        </w:rPr>
+        <w:t>及</w:t>
+      </w:r>
+      <w:r>
+        <w:rPr>
+          <w:rFonts w:hint="eastAsia"/>
+        </w:rPr>
         <w:t>SYSSTAT.SYSINDEXSTAT</w:t>
       </w:r>
       <w:r>
@@ -11208,7 +11512,7 @@
         <w:rPr>
           <w:rFonts w:hint="eastAsia"/>
         </w:rPr>
-        <w:t>renameCL</w:t>
+        <w:t>dropIndex</w:t>
       </w:r>
     </w:p>
     <w:p>
@@ -11224,7 +11528,7 @@
         <w:rPr>
           <w:rFonts w:hint="eastAsia"/>
         </w:rPr>
-        <w:t>更新</w:t>
+        <w:t>删除</w:t>
       </w:r>
       <w:r>
         <w:rPr>
@@ -11236,13 +11540,25 @@
         <w:rPr>
           <w:rFonts w:hint="eastAsia"/>
         </w:rPr>
+        <w:t>中对应</w:t>
+      </w:r>
+      <w:r>
+        <w:rPr>
+          <w:rFonts w:hint="eastAsia"/>
+        </w:rPr>
+        <w:t>collectionStat</w:t>
+      </w:r>
+      <w:r>
+        <w:rPr>
+          <w:rFonts w:hint="eastAsia"/>
+        </w:rPr>
         <w:t>中的</w:t>
       </w:r>
       <w:r>
         <w:rPr>
           <w:rFonts w:hint="eastAsia"/>
         </w:rPr>
-        <w:t>collectionStat</w:t>
+        <w:t>indexStat</w:t>
       </w:r>
     </w:p>
     <w:p>
@@ -11258,19 +11574,7 @@
         <w:rPr>
           <w:rFonts w:hint="eastAsia"/>
         </w:rPr>
-        <w:t>更新</w:t>
-      </w:r>
-      <w:r>
-        <w:rPr>
-          <w:rFonts w:hint="eastAsia"/>
-        </w:rPr>
-        <w:t>SYSSTAT.SYSCOLLECTIONSTAT</w:t>
-      </w:r>
-      <w:r>
-        <w:rPr>
-          <w:rFonts w:hint="eastAsia"/>
-        </w:rPr>
-        <w:t>及</w:t>
+        <w:t>删除</w:t>
       </w:r>
       <w:r>
         <w:rPr>
@@ -11298,7 +11602,7 @@
         <w:rPr>
           <w:rFonts w:hint="eastAsia"/>
         </w:rPr>
-        <w:t>renameCS</w:t>
+        <w:t>renameCL</w:t>
       </w:r>
     </w:p>
     <w:p>
@@ -11326,7 +11630,7 @@
         <w:rPr>
           <w:rFonts w:hint="eastAsia"/>
         </w:rPr>
-        <w:t>中所有的</w:t>
+        <w:t>中的</w:t>
       </w:r>
       <w:r>
         <w:rPr>
@@ -11377,6 +11681,96 @@
     </w:p>
     <w:p>
       <w:pPr>
+        <w:pStyle w:val="ListParagraph"/>
+        <w:numPr>
+          <w:ilvl w:val="1"/>
+          <w:numId w:val="40"/>
+        </w:numPr>
+        <w:ind w:firstLineChars="0"/>
+      </w:pPr>
+      <w:r>
+        <w:rPr>
+          <w:rFonts w:hint="eastAsia"/>
+        </w:rPr>
+        <w:t>renameCS</w:t>
+      </w:r>
+    </w:p>
+    <w:p>
+      <w:pPr>
+        <w:pStyle w:val="ListParagraph"/>
+        <w:numPr>
+          <w:ilvl w:val="2"/>
+          <w:numId w:val="40"/>
+        </w:numPr>
+        <w:ind w:firstLineChars="0"/>
+      </w:pPr>
+      <w:r>
+        <w:rPr>
+          <w:rFonts w:hint="eastAsia"/>
+        </w:rPr>
+        <w:t>更新</w:t>
+      </w:r>
+      <w:r>
+        <w:rPr>
+          <w:rFonts w:hint="eastAsia"/>
+        </w:rPr>
+        <w:t>rtnStatMgr</w:t>
+      </w:r>
+      <w:r>
+        <w:rPr>
+          <w:rFonts w:hint="eastAsia"/>
+        </w:rPr>
+        <w:t>中所有的</w:t>
+      </w:r>
+      <w:r>
+        <w:rPr>
+          <w:rFonts w:hint="eastAsia"/>
+        </w:rPr>
+        <w:t>collectionStat</w:t>
+      </w:r>
+    </w:p>
+    <w:p>
+      <w:pPr>
+        <w:pStyle w:val="ListParagraph"/>
+        <w:numPr>
+          <w:ilvl w:val="2"/>
+          <w:numId w:val="40"/>
+        </w:numPr>
+        <w:ind w:firstLineChars="0"/>
+      </w:pPr>
+      <w:r>
+        <w:rPr>
+          <w:rFonts w:hint="eastAsia"/>
+        </w:rPr>
+        <w:t>更新</w:t>
+      </w:r>
+      <w:r>
+        <w:rPr>
+          <w:rFonts w:hint="eastAsia"/>
+        </w:rPr>
+        <w:t>SYSSTAT.SYSCOLLECTIONSTAT</w:t>
+      </w:r>
+      <w:r>
+        <w:rPr>
+          <w:rFonts w:hint="eastAsia"/>
+        </w:rPr>
+        <w:t>及</w:t>
+      </w:r>
+      <w:r>
+        <w:rPr>
+          <w:rFonts w:hint="eastAsia"/>
+        </w:rPr>
+        <w:t>SYSSTAT.SYSINDEXSTAT</w:t>
+      </w:r>
+      <w:r>
+        <w:rPr>
+          <w:rFonts w:hint="eastAsia"/>
+        </w:rPr>
+        <w:t>的记录</w:t>
+      </w:r>
+    </w:p>
+    <w:p>
+      <w:pPr>
         <w:pStyle w:val="Heading3"/>
         <w:jc w:val="left"/>
       </w:pPr>
@@ -11496,6 +11890,7 @@
         <w:rPr>
           <w:rFonts w:hint="eastAsia"/>
         </w:rPr>
+        <w:lastRenderedPageBreak/>
         <w:t>选择率的估算</w:t>
       </w:r>
     </w:p>
@@ -11557,7 +11952,6 @@
         <w:rPr>
           <w:rFonts w:hint="eastAsia"/>
         </w:rPr>
-        <w:lastRenderedPageBreak/>
         <w:t>rtnPredicateSet</w:t>
       </w:r>
       <w:r>
@@ -12089,6 +12483,7 @@
         <w:rPr>
           <w:rFonts w:hint="eastAsia"/>
         </w:rPr>
+        <w:lastRenderedPageBreak/>
         <w:t>注：</w:t>
       </w:r>
       <w:r>
@@ -12500,6 +12895,300 @@
         <w:rPr>
           <w:rFonts w:hint="eastAsia"/>
         </w:rPr>
+        <w:t>Boolean</w:t>
+      </w:r>
+    </w:p>
+    <w:tbl>
+      <w:tblPr>
+        <w:tblStyle w:val="TableGrid"/>
+        <w:tblW w:w="0" w:type="auto"/>
+        <w:tblInd w:w="777" w:type="dxa"/>
+        <w:tblLook w:val="04A0"/>
+      </w:tblPr>
+      <w:tblGrid>
+        <w:gridCol w:w="2573"/>
+        <w:gridCol w:w="2584"/>
+        <w:gridCol w:w="2588"/>
+      </w:tblGrid>
+      <w:tr>
+        <w:tc>
+          <w:tcPr>
+            <w:tcW w:w="2840" w:type="dxa"/>
+          </w:tcPr>
+          <w:p>
+            <w:pPr>
+              <w:pStyle w:val="ListParagraph"/>
+              <w:ind w:left="0" w:firstLineChars="0" w:firstLine="0"/>
+            </w:pPr>
+          </w:p>
+        </w:tc>
+        <w:tc>
+          <w:tcPr>
+            <w:tcW w:w="2841" w:type="dxa"/>
+          </w:tcPr>
+          <w:p>
+            <w:pPr>
+              <w:pStyle w:val="ListParagraph"/>
+              <w:ind w:left="0" w:firstLineChars="0" w:firstLine="0"/>
+            </w:pPr>
+            <w:r>
+              <w:rPr>
+                <w:rFonts w:hint="eastAsia"/>
+              </w:rPr>
+              <w:t>TRUE</w:t>
+            </w:r>
+          </w:p>
+        </w:tc>
+        <w:tc>
+          <w:tcPr>
+            <w:tcW w:w="2841" w:type="dxa"/>
+          </w:tcPr>
+          <w:p>
+            <w:pPr>
+              <w:pStyle w:val="ListParagraph"/>
+              <w:ind w:left="0" w:firstLineChars="0" w:firstLine="0"/>
+            </w:pPr>
+            <w:r>
+              <w:rPr>
+                <w:rFonts w:hint="eastAsia"/>
+              </w:rPr>
+              <w:t>FALSE</w:t>
+            </w:r>
+          </w:p>
+        </w:tc>
+      </w:tr>
+      <w:tr>
+        <w:tc>
+          <w:tcPr>
+            <w:tcW w:w="2840" w:type="dxa"/>
+          </w:tcPr>
+          <w:p>
+            <w:pPr>
+              <w:pStyle w:val="ListParagraph"/>
+              <w:ind w:left="0" w:firstLineChars="0" w:firstLine="0"/>
+            </w:pPr>
+            <w:r>
+              <w:rPr>
+                <w:rFonts w:hint="eastAsia"/>
+              </w:rPr>
+              <w:t>$lte</w:t>
+            </w:r>
+          </w:p>
+        </w:tc>
+        <w:tc>
+          <w:tcPr>
+            <w:tcW w:w="2841" w:type="dxa"/>
+          </w:tcPr>
+          <w:p>
+            <w:pPr>
+              <w:pStyle w:val="ListParagraph"/>
+              <w:ind w:left="0" w:firstLineChars="0" w:firstLine="0"/>
+            </w:pPr>
+            <w:r>
+              <w:rPr>
+                <w:rFonts w:hint="eastAsia"/>
+              </w:rPr>
+              <w:t>1.0</w:t>
+            </w:r>
+          </w:p>
+        </w:tc>
+        <w:tc>
+          <w:tcPr>
+            <w:tcW w:w="2841" w:type="dxa"/>
+          </w:tcPr>
+          <w:p>
+            <w:pPr>
+              <w:pStyle w:val="ListParagraph"/>
+              <w:ind w:left="0" w:firstLineChars="0" w:firstLine="0"/>
+            </w:pPr>
+            <w:r>
+              <w:rPr>
+                <w:rFonts w:hint="eastAsia"/>
+              </w:rPr>
+              <w:t>0.5</w:t>
+            </w:r>
+          </w:p>
+        </w:tc>
+      </w:tr>
+      <w:tr>
+        <w:tc>
+          <w:tcPr>
+            <w:tcW w:w="2840" w:type="dxa"/>
+          </w:tcPr>
+          <w:p>
+            <w:pPr>
+              <w:pStyle w:val="ListParagraph"/>
+              <w:ind w:left="0" w:firstLineChars="0" w:firstLine="0"/>
+            </w:pPr>
+            <w:r>
+              <w:rPr>
+                <w:rFonts w:hint="eastAsia"/>
+              </w:rPr>
+              <w:t>$lt</w:t>
+            </w:r>
+          </w:p>
+        </w:tc>
+        <w:tc>
+          <w:tcPr>
+            <w:tcW w:w="2841" w:type="dxa"/>
+          </w:tcPr>
+          <w:p>
+            <w:pPr>
+              <w:pStyle w:val="ListParagraph"/>
+              <w:ind w:left="0" w:firstLineChars="0" w:firstLine="0"/>
+            </w:pPr>
+            <w:r>
+              <w:rPr>
+                <w:rFonts w:hint="eastAsia"/>
+              </w:rPr>
+              <w:t>0.5</w:t>
+            </w:r>
+          </w:p>
+        </w:tc>
+        <w:tc>
+          <w:tcPr>
+            <w:tcW w:w="2841" w:type="dxa"/>
+          </w:tcPr>
+          <w:p>
+            <w:pPr>
+              <w:pStyle w:val="ListParagraph"/>
+              <w:ind w:left="0" w:firstLineChars="0" w:firstLine="0"/>
+            </w:pPr>
+            <w:r>
+              <w:rPr>
+                <w:rFonts w:hint="eastAsia"/>
+              </w:rPr>
+              <w:t>0.0</w:t>
+            </w:r>
+          </w:p>
+        </w:tc>
+      </w:tr>
+      <w:tr>
+        <w:tc>
+          <w:tcPr>
+            <w:tcW w:w="2840" w:type="dxa"/>
+          </w:tcPr>
+          <w:p>
+            <w:pPr>
+              <w:pStyle w:val="ListParagraph"/>
+              <w:ind w:left="0" w:firstLineChars="0" w:firstLine="0"/>
+            </w:pPr>
+            <w:r>
+              <w:rPr>
+                <w:rFonts w:hint="eastAsia"/>
+              </w:rPr>
+              <w:t>$gte</w:t>
+            </w:r>
+          </w:p>
+        </w:tc>
+        <w:tc>
+          <w:tcPr>
+            <w:tcW w:w="2841" w:type="dxa"/>
+          </w:tcPr>
+          <w:p>
+            <w:pPr>
+              <w:pStyle w:val="ListParagraph"/>
+              <w:ind w:left="0" w:firstLineChars="0" w:firstLine="0"/>
+            </w:pPr>
+            <w:r>
+              <w:rPr>
+                <w:rFonts w:hint="eastAsia"/>
+              </w:rPr>
+              <w:t>0.5</w:t>
+            </w:r>
+          </w:p>
+        </w:tc>
+        <w:tc>
+          <w:tcPr>
+            <w:tcW w:w="2841" w:type="dxa"/>
+          </w:tcPr>
+          <w:p>
+            <w:pPr>
+              <w:pStyle w:val="ListParagraph"/>
+              <w:ind w:left="0" w:firstLineChars="0" w:firstLine="0"/>
+            </w:pPr>
+            <w:r>
+              <w:rPr>
+                <w:rFonts w:hint="eastAsia"/>
+              </w:rPr>
+              <w:t>1.0</w:t>
+            </w:r>
+          </w:p>
+        </w:tc>
+      </w:tr>
+      <w:tr>
+        <w:tc>
+          <w:tcPr>
+            <w:tcW w:w="2840" w:type="dxa"/>
+          </w:tcPr>
+          <w:p>
+            <w:pPr>
+              <w:pStyle w:val="ListParagraph"/>
+              <w:ind w:left="0" w:firstLineChars="0" w:firstLine="0"/>
+            </w:pPr>
+            <w:r>
+              <w:rPr>
+                <w:rFonts w:hint="eastAsia"/>
+              </w:rPr>
+              <w:t>$gt</w:t>
+            </w:r>
+          </w:p>
+        </w:tc>
+        <w:tc>
+          <w:tcPr>
+            <w:tcW w:w="2841" w:type="dxa"/>
+          </w:tcPr>
+          <w:p>
+            <w:pPr>
+              <w:pStyle w:val="ListParagraph"/>
+              <w:ind w:left="0" w:firstLineChars="0" w:firstLine="0"/>
+            </w:pPr>
+            <w:r>
+              <w:rPr>
+                <w:rFonts w:hint="eastAsia"/>
+              </w:rPr>
+              <w:t>0.0</w:t>
+            </w:r>
+          </w:p>
+        </w:tc>
+        <w:tc>
+          <w:tcPr>
+            <w:tcW w:w="2841" w:type="dxa"/>
+          </w:tcPr>
+          <w:p>
+            <w:pPr>
+              <w:pStyle w:val="ListParagraph"/>
+              <w:ind w:left="0" w:firstLineChars="0" w:firstLine="0"/>
+            </w:pPr>
+            <w:r>
+              <w:rPr>
+                <w:rFonts w:hint="eastAsia"/>
+              </w:rPr>
+              <w:t>0.5</w:t>
+            </w:r>
+          </w:p>
+        </w:tc>
+      </w:tr>
+    </w:tbl>
+    <w:p>
+      <w:pPr>
+        <w:pStyle w:val="ListParagraph"/>
+        <w:ind w:left="777" w:firstLineChars="0" w:firstLine="0"/>
+      </w:pPr>
+    </w:p>
+    <w:p>
+      <w:pPr>
+        <w:pStyle w:val="ListParagraph"/>
+        <w:numPr>
+          <w:ilvl w:val="0"/>
+          <w:numId w:val="37"/>
+        </w:numPr>
+        <w:ind w:firstLineChars="0"/>
+      </w:pPr>
+      <w:r>
+        <w:rPr>
+          <w:rFonts w:hint="eastAsia"/>
+        </w:rPr>
         <w:t>NumberInt</w:t>
       </w:r>
       <w:r>
@@ -12881,41 +13570,8 @@
         <w:t>y = 1/3</w:t>
       </w:r>
     </w:p>
-    <w:p>
-      <w:pPr>
-        <w:pStyle w:val="ListParagraph"/>
-        <w:numPr>
-          <w:ilvl w:val="0"/>
-          <w:numId w:val="37"/>
-        </w:numPr>
-        <w:ind w:firstLineChars="0"/>
-      </w:pPr>
-      <w:r>
-        <w:rPr>
-          <w:rFonts w:hint="eastAsia"/>
-        </w:rPr>
-        <w:t>因为没有使用真实的最大值和最小值，</w:t>
-      </w:r>
-      <w:r>
-        <w:rPr>
-          <w:rFonts w:hint="eastAsia"/>
-        </w:rPr>
-        <w:t>最终结果</w:t>
-      </w:r>
-      <w:r>
-        <w:rPr>
-          <w:rFonts w:hint="eastAsia"/>
-        </w:rPr>
-        <w:t>selectivity = min( 0.8</w:t>
-      </w:r>
-      <w:r>
-        <w:rPr>
-          <w:rFonts w:hint="eastAsia"/>
-        </w:rPr>
-        <w:t>, selectivity )</w:t>
-      </w:r>
-    </w:p>
     <w:p/>
+    <w:p/>
     <w:p>
       <w:pPr>
         <w:pStyle w:val="Heading7"/>
@@ -12924,6 +13580,7 @@
         <w:rPr>
           <w:rFonts w:hint="eastAsia"/>
         </w:rPr>
+        <w:lastRenderedPageBreak/>
         <w:t>有统计信息</w:t>
       </w:r>
     </w:p>
@@ -13465,7 +14122,6 @@
             <w:rPr>
               <w:rFonts w:ascii="Cambria Math" w:hAnsi="Cambria Math"/>
             </w:rPr>
-            <w:lastRenderedPageBreak/>
             <m:t>mcvSelectivity=mcv.frac</m:t>
           </m:r>
           <m:d>
@@ -13568,6 +14224,91 @@
         </w:rPr>
         <w:t>上的估算方式一致</w:t>
       </w:r>
+    </w:p>
+    <w:p/>
+    <w:p>
+      <w:r>
+        <w:rPr>
+          <w:rFonts w:hint="eastAsia"/>
+        </w:rPr>
+        <w:t>没有落入</w:t>
+      </w:r>
+      <w:r>
+        <w:rPr>
+          <w:rFonts w:hint="eastAsia"/>
+        </w:rPr>
+        <w:t>MCV</w:t>
+      </w:r>
+      <w:r>
+        <w:rPr>
+          <w:rFonts w:hint="eastAsia"/>
+        </w:rPr>
+        <w:t>中：</w:t>
+      </w:r>
+    </w:p>
+    <w:p>
+      <m:oMathPara>
+        <m:oMath>
+          <m:r>
+            <m:rPr>
+              <m:sty m:val="p"/>
+            </m:rPr>
+            <w:rPr>
+              <w:rFonts w:ascii="Cambria Math" w:hAnsi="Cambria Math"/>
+            </w:rPr>
+            <m:t>selectivity=</m:t>
+          </m:r>
+          <m:d>
+            <m:dPr>
+              <m:ctrlPr>
+                <w:rPr>
+                  <w:rFonts w:ascii="Cambria Math" w:hAnsi="Cambria Math"/>
+                </w:rPr>
+              </m:ctrlPr>
+            </m:dPr>
+            <m:e>
+              <m:r>
+                <m:rPr>
+                  <m:sty m:val="p"/>
+                </m:rPr>
+                <w:rPr>
+                  <w:rFonts w:ascii="Cambria Math" w:hAnsi="Cambria Math"/>
+                </w:rPr>
+                <m:t>1-sum</m:t>
+              </m:r>
+              <m:d>
+                <m:dPr>
+                  <m:ctrlPr>
+                    <w:rPr>
+                      <w:rFonts w:ascii="Cambria Math" w:hAnsi="Cambria Math"/>
+                    </w:rPr>
+                  </m:ctrlPr>
+                </m:dPr>
+                <m:e>
+                  <m:r>
+                    <m:rPr>
+                      <m:sty m:val="p"/>
+                    </m:rPr>
+                    <w:rPr>
+                      <w:rFonts w:ascii="Cambria Math" w:hAnsi="Cambria Math"/>
+                    </w:rPr>
+                    <m:t>mcv.frac</m:t>
+                  </m:r>
+                </m:e>
+              </m:d>
+            </m:e>
+          </m:d>
+          <m:r>
+            <m:rPr>
+              <m:sty m:val="p"/>
+            </m:rPr>
+            <w:rPr>
+              <w:rFonts w:ascii="Cambria Math" w:hAnsi="Cambria Math"/>
+            </w:rPr>
+            <m:t>*0.05</m:t>
+          </m:r>
+        </m:oMath>
+      </m:oMathPara>
     </w:p>
     <w:p/>
     <w:p>
@@ -14451,7 +15192,6 @@
             <w:rPr>
               <w:rFonts w:ascii="Cambria Math" w:hAnsi="Cambria Math"/>
             </w:rPr>
-            <w:lastRenderedPageBreak/>
             <m:t>selectivity=mcvSelectivity+histSelectivity*histogramFrac=</m:t>
           </m:r>
           <m:d>
@@ -15027,6 +15767,7 @@
                 <w:sz w:val="15"/>
                 <w:szCs w:val="15"/>
               </w:rPr>
+              <w:lastRenderedPageBreak/>
               <w:t>NumberDouble</w:t>
             </w:r>
             <w:r>
@@ -16011,6 +16752,7 @@
         <w:rPr>
           <w:rFonts w:hint="eastAsia"/>
         </w:rPr>
+        <w:lastRenderedPageBreak/>
         <w:t>$not</w:t>
       </w:r>
     </w:p>
@@ -16537,7 +17279,6 @@
         <w:rPr>
           <w:rFonts w:hint="eastAsia"/>
         </w:rPr>
-        <w:lastRenderedPageBreak/>
         <w:t>结果集</w:t>
       </w:r>
       <w:r>
@@ -16777,6 +17518,7 @@
         <w:rPr>
           <w:rFonts w:hint="eastAsia"/>
         </w:rPr>
+        <w:lastRenderedPageBreak/>
         <w:t>投影结果</w:t>
       </w:r>
       <w:r>
@@ -16942,7 +17684,6 @@
         <w:rPr>
           <w:rFonts w:hint="eastAsia"/>
         </w:rPr>
-        <w:lastRenderedPageBreak/>
         <w:t>预设</w:t>
       </w:r>
       <w:r>
@@ -17980,8 +18721,7 @@
       </w:tblPr>
       <w:tblGrid>
         <w:gridCol w:w="977"/>
-        <w:gridCol w:w="892"/>
-        <w:gridCol w:w="2125"/>
+        <w:gridCol w:w="1949"/>
       </w:tblGrid>
       <w:tr>
         <w:tc>
@@ -18016,10 +18756,12 @@
                 <w:sz w:val="15"/>
                 <w:szCs w:val="15"/>
               </w:rPr>
-              <w:t>sortWeight</w:t>
-            </w:r>
-          </w:p>
-        </w:tc>
+              <w:t>optrCost</w:t>
+            </w:r>
+          </w:p>
+        </w:tc>
+      </w:tr>
+      <w:tr>
         <w:tc>
           <w:tcPr>
             <w:tcW w:w="0" w:type="auto"/>
@@ -18038,23 +18780,29 @@
                 <w:sz w:val="15"/>
                 <w:szCs w:val="15"/>
               </w:rPr>
-              <w:t>optr</w:t>
-            </w:r>
-            <w:r>
-              <w:rPr>
-                <w:rFonts w:hint="eastAsia"/>
+              <w:t>$et</w:t>
+            </w:r>
+          </w:p>
+        </w:tc>
+        <w:tc>
+          <w:tcPr>
+            <w:tcW w:w="0" w:type="auto"/>
+          </w:tcPr>
+          <w:p>
+            <w:pPr>
+              <w:ind w:left="0"/>
+              <w:rPr>
                 <w:sz w:val="15"/>
                 <w:szCs w:val="15"/>
               </w:rPr>
-              <w:t>Cos</w:t>
-            </w:r>
+            </w:pPr>
             <w:r>
               <w:rPr>
                 <w:rFonts w:hint="eastAsia"/>
                 <w:sz w:val="15"/>
                 <w:szCs w:val="15"/>
               </w:rPr>
-              <w:t>t</w:t>
+              <w:t>optrBaseCost</w:t>
             </w:r>
           </w:p>
         </w:tc>
@@ -18078,7 +18826,7 @@
                 <w:sz w:val="15"/>
                 <w:szCs w:val="15"/>
               </w:rPr>
-              <w:t>$et</w:t>
+              <w:t>$gt</w:t>
             </w:r>
           </w:p>
         </w:tc>
@@ -18100,10 +18848,12 @@
                 <w:sz w:val="15"/>
                 <w:szCs w:val="15"/>
               </w:rPr>
-              <w:t>100</w:t>
-            </w:r>
-          </w:p>
-        </w:tc>
+              <w:t>optrBaseCost</w:t>
+            </w:r>
+          </w:p>
+        </w:tc>
+      </w:tr>
+      <w:tr>
         <w:tc>
           <w:tcPr>
             <w:tcW w:w="0" w:type="auto"/>
@@ -18122,6 +18872,28 @@
                 <w:sz w:val="15"/>
                 <w:szCs w:val="15"/>
               </w:rPr>
+              <w:t>$gte</w:t>
+            </w:r>
+          </w:p>
+        </w:tc>
+        <w:tc>
+          <w:tcPr>
+            <w:tcW w:w="0" w:type="auto"/>
+          </w:tcPr>
+          <w:p>
+            <w:pPr>
+              <w:ind w:left="0"/>
+              <w:rPr>
+                <w:sz w:val="15"/>
+                <w:szCs w:val="15"/>
+              </w:rPr>
+            </w:pPr>
+            <w:r>
+              <w:rPr>
+                <w:rFonts w:hint="eastAsia"/>
+                <w:sz w:val="15"/>
+                <w:szCs w:val="15"/>
+              </w:rPr>
               <w:t>optrBaseCost</w:t>
             </w:r>
           </w:p>
@@ -18146,7 +18918,7 @@
                 <w:sz w:val="15"/>
                 <w:szCs w:val="15"/>
               </w:rPr>
-              <w:t>$gt</w:t>
+              <w:t>$lt</w:t>
             </w:r>
           </w:p>
         </w:tc>
@@ -18168,10 +18940,12 @@
                 <w:sz w:val="15"/>
                 <w:szCs w:val="15"/>
               </w:rPr>
-              <w:t>150</w:t>
-            </w:r>
-          </w:p>
-        </w:tc>
+              <w:t>optrBaseCost</w:t>
+            </w:r>
+          </w:p>
+        </w:tc>
+      </w:tr>
+      <w:tr>
         <w:tc>
           <w:tcPr>
             <w:tcW w:w="0" w:type="auto"/>
@@ -18190,6 +18964,28 @@
                 <w:sz w:val="15"/>
                 <w:szCs w:val="15"/>
               </w:rPr>
+              <w:t>$lte</w:t>
+            </w:r>
+          </w:p>
+        </w:tc>
+        <w:tc>
+          <w:tcPr>
+            <w:tcW w:w="0" w:type="auto"/>
+          </w:tcPr>
+          <w:p>
+            <w:pPr>
+              <w:ind w:left="0"/>
+              <w:rPr>
+                <w:sz w:val="15"/>
+                <w:szCs w:val="15"/>
+              </w:rPr>
+            </w:pPr>
+            <w:r>
+              <w:rPr>
+                <w:rFonts w:hint="eastAsia"/>
+                <w:sz w:val="15"/>
+                <w:szCs w:val="15"/>
+              </w:rPr>
               <w:t>optrBaseCost</w:t>
             </w:r>
           </w:p>
@@ -18214,7 +19010,7 @@
                 <w:sz w:val="15"/>
                 <w:szCs w:val="15"/>
               </w:rPr>
-              <w:t>$gte</w:t>
+              <w:t>$ne</w:t>
             </w:r>
           </w:p>
         </w:tc>
@@ -18236,10 +19032,12 @@
                 <w:sz w:val="15"/>
                 <w:szCs w:val="15"/>
               </w:rPr>
-              <w:t>200</w:t>
-            </w:r>
-          </w:p>
-        </w:tc>
+              <w:t>optrBaseCost</w:t>
+            </w:r>
+          </w:p>
+        </w:tc>
+      </w:tr>
+      <w:tr>
         <w:tc>
           <w:tcPr>
             <w:tcW w:w="0" w:type="auto"/>
@@ -18258,6 +19056,28 @@
                 <w:sz w:val="15"/>
                 <w:szCs w:val="15"/>
               </w:rPr>
+              <w:t>$mod</w:t>
+            </w:r>
+          </w:p>
+        </w:tc>
+        <w:tc>
+          <w:tcPr>
+            <w:tcW w:w="0" w:type="auto"/>
+          </w:tcPr>
+          <w:p>
+            <w:pPr>
+              <w:ind w:left="0"/>
+              <w:rPr>
+                <w:sz w:val="15"/>
+                <w:szCs w:val="15"/>
+              </w:rPr>
+            </w:pPr>
+            <w:r>
+              <w:rPr>
+                <w:rFonts w:hint="eastAsia"/>
+                <w:sz w:val="15"/>
+                <w:szCs w:val="15"/>
+              </w:rPr>
               <w:t>optrBaseCost</w:t>
             </w:r>
           </w:p>
@@ -18282,7 +19102,7 @@
                 <w:sz w:val="15"/>
                 <w:szCs w:val="15"/>
               </w:rPr>
-              <w:t>$lt</w:t>
+              <w:t>$in</w:t>
             </w:r>
           </w:p>
         </w:tc>
@@ -18304,29 +19124,23 @@
                 <w:sz w:val="15"/>
                 <w:szCs w:val="15"/>
               </w:rPr>
-              <w:t>150</w:t>
-            </w:r>
-          </w:p>
-        </w:tc>
-        <w:tc>
-          <w:tcPr>
-            <w:tcW w:w="0" w:type="auto"/>
-          </w:tcPr>
-          <w:p>
-            <w:pPr>
-              <w:ind w:left="0"/>
-              <w:rPr>
+              <w:t>optrBaseCost</w:t>
+            </w:r>
+            <w:r>
+              <w:rPr>
+                <w:rFonts w:hint="eastAsia"/>
                 <w:sz w:val="15"/>
                 <w:szCs w:val="15"/>
               </w:rPr>
-            </w:pPr>
+              <w:t xml:space="preserve"> * </w:t>
+            </w:r>
             <w:r>
               <w:rPr>
                 <w:rFonts w:hint="eastAsia"/>
                 <w:sz w:val="15"/>
                 <w:szCs w:val="15"/>
               </w:rPr>
-              <w:t>optrBaseCost</w:t>
+              <w:t>数组大小</w:t>
             </w:r>
           </w:p>
         </w:tc>
@@ -18350,7 +19164,7 @@
                 <w:sz w:val="15"/>
                 <w:szCs w:val="15"/>
               </w:rPr>
-              <w:t>$lte</w:t>
+              <w:t>$nin</w:t>
             </w:r>
           </w:p>
         </w:tc>
@@ -18372,29 +19186,23 @@
                 <w:sz w:val="15"/>
                 <w:szCs w:val="15"/>
               </w:rPr>
-              <w:t>200</w:t>
-            </w:r>
-          </w:p>
-        </w:tc>
-        <w:tc>
-          <w:tcPr>
-            <w:tcW w:w="0" w:type="auto"/>
-          </w:tcPr>
-          <w:p>
-            <w:pPr>
-              <w:ind w:left="0"/>
-              <w:rPr>
+              <w:t>optrBaseCost</w:t>
+            </w:r>
+            <w:r>
+              <w:rPr>
+                <w:rFonts w:hint="eastAsia"/>
                 <w:sz w:val="15"/>
                 <w:szCs w:val="15"/>
               </w:rPr>
-            </w:pPr>
+              <w:t xml:space="preserve"> * </w:t>
+            </w:r>
             <w:r>
               <w:rPr>
                 <w:rFonts w:hint="eastAsia"/>
                 <w:sz w:val="15"/>
                 <w:szCs w:val="15"/>
               </w:rPr>
-              <w:t>optrBaseCost</w:t>
+              <w:t>数组大小</w:t>
             </w:r>
           </w:p>
         </w:tc>
@@ -18418,7 +19226,7 @@
                 <w:sz w:val="15"/>
                 <w:szCs w:val="15"/>
               </w:rPr>
-              <w:t>$ne</w:t>
+              <w:t>$all</w:t>
             </w:r>
           </w:p>
         </w:tc>
@@ -18440,29 +19248,23 @@
                 <w:sz w:val="15"/>
                 <w:szCs w:val="15"/>
               </w:rPr>
-              <w:t>500</w:t>
-            </w:r>
-          </w:p>
-        </w:tc>
-        <w:tc>
-          <w:tcPr>
-            <w:tcW w:w="0" w:type="auto"/>
-          </w:tcPr>
-          <w:p>
-            <w:pPr>
-              <w:ind w:left="0"/>
-              <w:rPr>
+              <w:t>optrBaseCost</w:t>
+            </w:r>
+            <w:r>
+              <w:rPr>
+                <w:rFonts w:hint="eastAsia"/>
                 <w:sz w:val="15"/>
                 <w:szCs w:val="15"/>
               </w:rPr>
-            </w:pPr>
+              <w:t xml:space="preserve"> * </w:t>
+            </w:r>
             <w:r>
               <w:rPr>
                 <w:rFonts w:hint="eastAsia"/>
                 <w:sz w:val="15"/>
                 <w:szCs w:val="15"/>
               </w:rPr>
-              <w:t>optrBaseCost</w:t>
+              <w:t>数组大小</w:t>
             </w:r>
           </w:p>
         </w:tc>
@@ -18486,7 +19288,7 @@
                 <w:sz w:val="15"/>
                 <w:szCs w:val="15"/>
               </w:rPr>
-              <w:t>$mod</w:t>
+              <w:t>$exists</w:t>
             </w:r>
           </w:p>
         </w:tc>
@@ -18508,10 +19310,12 @@
                 <w:sz w:val="15"/>
                 <w:szCs w:val="15"/>
               </w:rPr>
-              <w:t>200</w:t>
-            </w:r>
-          </w:p>
-        </w:tc>
+              <w:t>optrBaseCost</w:t>
+            </w:r>
+          </w:p>
+        </w:tc>
+      </w:tr>
+      <w:tr>
         <w:tc>
           <w:tcPr>
             <w:tcW w:w="0" w:type="auto"/>
@@ -18530,7 +19334,61 @@
                 <w:sz w:val="15"/>
                 <w:szCs w:val="15"/>
               </w:rPr>
+              <w:t>$elemmatch</w:t>
+            </w:r>
+          </w:p>
+        </w:tc>
+        <w:tc>
+          <w:tcPr>
+            <w:tcW w:w="0" w:type="auto"/>
+          </w:tcPr>
+          <w:p>
+            <w:pPr>
+              <w:ind w:left="0"/>
+              <w:rPr>
+                <w:sz w:val="15"/>
+                <w:szCs w:val="15"/>
+              </w:rPr>
+            </w:pPr>
+            <w:r>
+              <w:rPr>
+                <w:rFonts w:hint="eastAsia"/>
+                <w:sz w:val="15"/>
+                <w:szCs w:val="15"/>
+              </w:rPr>
               <w:t>optrBaseCost</w:t>
+            </w:r>
+            <w:r>
+              <w:rPr>
+                <w:rFonts w:hint="eastAsia"/>
+                <w:sz w:val="15"/>
+                <w:szCs w:val="15"/>
+              </w:rPr>
+              <w:t xml:space="preserve"> + </w:t>
+            </w:r>
+            <w:r>
+              <w:rPr>
+                <w:rFonts w:hint="eastAsia"/>
+                <w:sz w:val="15"/>
+                <w:szCs w:val="15"/>
+              </w:rPr>
+              <w:t>子树</w:t>
+            </w:r>
+            <w:r>
+              <w:rPr>
+                <w:rFonts w:hint="eastAsia"/>
+                <w:sz w:val="15"/>
+                <w:szCs w:val="15"/>
+              </w:rPr>
+              <w:t>的</w:t>
+            </w:r>
+            <w:r>
+              <w:rPr>
+                <w:rFonts w:hint="eastAsia"/>
+                <w:sz w:val="15"/>
+                <w:szCs w:val="15"/>
+              </w:rPr>
+              <w:t>cost</w:t>
             </w:r>
           </w:p>
         </w:tc>
@@ -18554,7 +19412,7 @@
                 <w:sz w:val="15"/>
                 <w:szCs w:val="15"/>
               </w:rPr>
-              <w:t>$in</w:t>
+              <w:t>$regex</w:t>
             </w:r>
           </w:p>
         </w:tc>
@@ -18576,53 +19434,61 @@
                 <w:sz w:val="15"/>
                 <w:szCs w:val="15"/>
               </w:rPr>
-              <w:t>5000</w:t>
-            </w:r>
-          </w:p>
-        </w:tc>
-        <w:tc>
-          <w:tcPr>
-            <w:tcW w:w="0" w:type="auto"/>
-          </w:tcPr>
-          <w:p>
-            <w:pPr>
-              <w:ind w:left="0"/>
-              <w:rPr>
+              <w:t>optrBaseCost</w:t>
+            </w:r>
+            <w:r>
+              <w:rPr>
+                <w:rFonts w:hint="eastAsia"/>
                 <w:sz w:val="15"/>
                 <w:szCs w:val="15"/>
               </w:rPr>
-            </w:pPr>
-            <w:r>
-              <w:rPr>
-                <w:rFonts w:hint="eastAsia"/>
+              <w:t xml:space="preserve"> * 10</w:t>
+            </w:r>
+          </w:p>
+        </w:tc>
+      </w:tr>
+      <w:tr>
+        <w:tc>
+          <w:tcPr>
+            <w:tcW w:w="0" w:type="auto"/>
+          </w:tcPr>
+          <w:p>
+            <w:pPr>
+              <w:ind w:left="0"/>
+              <w:rPr>
                 <w:sz w:val="15"/>
                 <w:szCs w:val="15"/>
               </w:rPr>
-              <w:t>optrBaseCost</w:t>
-            </w:r>
+            </w:pPr>
             <w:r>
               <w:rPr>
                 <w:rFonts w:hint="eastAsia"/>
                 <w:sz w:val="15"/>
                 <w:szCs w:val="15"/>
               </w:rPr>
-              <w:t xml:space="preserve"> * </w:t>
-            </w:r>
-            <w:r>
-              <w:rPr>
-                <w:rFonts w:hint="eastAsia"/>
+              <w:t>$isnull</w:t>
+            </w:r>
+          </w:p>
+        </w:tc>
+        <w:tc>
+          <w:tcPr>
+            <w:tcW w:w="0" w:type="auto"/>
+          </w:tcPr>
+          <w:p>
+            <w:pPr>
+              <w:ind w:left="0"/>
+              <w:rPr>
                 <w:sz w:val="15"/>
                 <w:szCs w:val="15"/>
               </w:rPr>
-              <w:t>数组</w:t>
-            </w:r>
+            </w:pPr>
             <w:r>
               <w:rPr>
                 <w:rFonts w:hint="eastAsia"/>
                 <w:sz w:val="15"/>
                 <w:szCs w:val="15"/>
               </w:rPr>
-              <w:t>大小</w:t>
+              <w:t>optrBaseCost</w:t>
             </w:r>
           </w:p>
         </w:tc>
@@ -18646,7 +19512,7 @@
                 <w:sz w:val="15"/>
                 <w:szCs w:val="15"/>
               </w:rPr>
-              <w:t>$nin</w:t>
+              <w:t>$and</w:t>
             </w:r>
           </w:p>
         </w:tc>
@@ -18668,29 +19534,23 @@
                 <w:sz w:val="15"/>
                 <w:szCs w:val="15"/>
               </w:rPr>
-              <w:t>10000</w:t>
-            </w:r>
-          </w:p>
-        </w:tc>
-        <w:tc>
-          <w:tcPr>
-            <w:tcW w:w="0" w:type="auto"/>
-          </w:tcPr>
-          <w:p>
-            <w:pPr>
-              <w:ind w:left="0"/>
-              <w:rPr>
+              <w:t>optrBaseCost</w:t>
+            </w:r>
+            <w:r>
+              <w:rPr>
+                <w:rFonts w:hint="eastAsia"/>
                 <w:sz w:val="15"/>
                 <w:szCs w:val="15"/>
               </w:rPr>
-            </w:pPr>
+              <w:t xml:space="preserve"> + </w:t>
+            </w:r>
             <w:r>
               <w:rPr>
                 <w:rFonts w:hint="eastAsia"/>
                 <w:sz w:val="15"/>
                 <w:szCs w:val="15"/>
               </w:rPr>
-              <w:t>optrBaseCost</w:t>
+              <w:t>子树</w:t>
             </w:r>
             <w:r>
               <w:rPr>
@@ -18698,7 +19558,7 @@
                 <w:sz w:val="15"/>
                 <w:szCs w:val="15"/>
               </w:rPr>
-              <w:t xml:space="preserve"> * </w:t>
+              <w:t>的</w:t>
             </w:r>
             <w:r>
               <w:rPr>
@@ -18706,7 +19566,7 @@
                 <w:sz w:val="15"/>
                 <w:szCs w:val="15"/>
               </w:rPr>
-              <w:t>数组大小</w:t>
+              <w:t>cost</w:t>
             </w:r>
           </w:p>
         </w:tc>
@@ -18730,7 +19590,7 @@
                 <w:sz w:val="15"/>
                 <w:szCs w:val="15"/>
               </w:rPr>
-              <w:t>$all</w:t>
+              <w:t>$or</w:t>
             </w:r>
           </w:p>
         </w:tc>
@@ -18752,29 +19612,23 @@
                 <w:sz w:val="15"/>
                 <w:szCs w:val="15"/>
               </w:rPr>
-              <w:t>550</w:t>
-            </w:r>
-          </w:p>
-        </w:tc>
-        <w:tc>
-          <w:tcPr>
-            <w:tcW w:w="0" w:type="auto"/>
-          </w:tcPr>
-          <w:p>
-            <w:pPr>
-              <w:ind w:left="0"/>
-              <w:rPr>
+              <w:t>optrBaseCost</w:t>
+            </w:r>
+            <w:r>
+              <w:rPr>
+                <w:rFonts w:hint="eastAsia"/>
                 <w:sz w:val="15"/>
                 <w:szCs w:val="15"/>
               </w:rPr>
-            </w:pPr>
+              <w:t xml:space="preserve"> + </w:t>
+            </w:r>
             <w:r>
               <w:rPr>
                 <w:rFonts w:hint="eastAsia"/>
                 <w:sz w:val="15"/>
                 <w:szCs w:val="15"/>
               </w:rPr>
-              <w:t>optrBaseCost</w:t>
+              <w:t>子树</w:t>
             </w:r>
             <w:r>
               <w:rPr>
@@ -18782,7 +19636,7 @@
                 <w:sz w:val="15"/>
                 <w:szCs w:val="15"/>
               </w:rPr>
-              <w:t xml:space="preserve"> * </w:t>
+              <w:t>的</w:t>
             </w:r>
             <w:r>
               <w:rPr>
@@ -18790,7 +19644,7 @@
                 <w:sz w:val="15"/>
                 <w:szCs w:val="15"/>
               </w:rPr>
-              <w:t>数组大小</w:t>
+              <w:t>cost</w:t>
             </w:r>
           </w:p>
         </w:tc>
@@ -18814,8 +19668,7 @@
                 <w:sz w:val="15"/>
                 <w:szCs w:val="15"/>
               </w:rPr>
-              <w:lastRenderedPageBreak/>
-              <w:t>$exists</w:t>
+              <w:t>$not</w:t>
             </w:r>
           </w:p>
         </w:tc>
@@ -18837,265 +19690,39 @@
                 <w:sz w:val="15"/>
                 <w:szCs w:val="15"/>
               </w:rPr>
-              <w:t>250</w:t>
-            </w:r>
-          </w:p>
-        </w:tc>
-        <w:tc>
-          <w:tcPr>
-            <w:tcW w:w="0" w:type="auto"/>
-          </w:tcPr>
-          <w:p>
-            <w:pPr>
-              <w:ind w:left="0"/>
-              <w:rPr>
+              <w:t>optrBaseCost</w:t>
+            </w:r>
+            <w:r>
+              <w:rPr>
+                <w:rFonts w:hint="eastAsia"/>
                 <w:sz w:val="15"/>
                 <w:szCs w:val="15"/>
               </w:rPr>
-            </w:pPr>
+              <w:t xml:space="preserve"> + </w:t>
+            </w:r>
             <w:r>
               <w:rPr>
                 <w:rFonts w:hint="eastAsia"/>
                 <w:sz w:val="15"/>
                 <w:szCs w:val="15"/>
               </w:rPr>
-              <w:t>optrBaseCost</w:t>
-            </w:r>
-          </w:p>
-        </w:tc>
-      </w:tr>
-      <w:tr>
-        <w:tc>
-          <w:tcPr>
-            <w:tcW w:w="0" w:type="auto"/>
-          </w:tcPr>
-          <w:p>
-            <w:pPr>
-              <w:ind w:left="0"/>
-              <w:rPr>
+              <w:t>子树</w:t>
+            </w:r>
+            <w:r>
+              <w:rPr>
+                <w:rFonts w:hint="eastAsia"/>
                 <w:sz w:val="15"/>
                 <w:szCs w:val="15"/>
               </w:rPr>
-            </w:pPr>
+              <w:t>的</w:t>
+            </w:r>
             <w:r>
               <w:rPr>
                 <w:rFonts w:hint="eastAsia"/>
                 <w:sz w:val="15"/>
                 <w:szCs w:val="15"/>
               </w:rPr>
-              <w:t>$elemmatch</w:t>
-            </w:r>
-          </w:p>
-        </w:tc>
-        <w:tc>
-          <w:tcPr>
-            <w:tcW w:w="0" w:type="auto"/>
-          </w:tcPr>
-          <w:p>
-            <w:pPr>
-              <w:ind w:left="0"/>
-              <w:rPr>
-                <w:sz w:val="15"/>
-                <w:szCs w:val="15"/>
-              </w:rPr>
-            </w:pPr>
-            <w:r>
-              <w:rPr>
-                <w:rFonts w:hint="eastAsia"/>
-                <w:sz w:val="15"/>
-                <w:szCs w:val="15"/>
-              </w:rPr>
-              <w:t>450</w:t>
-            </w:r>
-          </w:p>
-        </w:tc>
-        <w:tc>
-          <w:tcPr>
-            <w:tcW w:w="0" w:type="auto"/>
-          </w:tcPr>
-          <w:p>
-            <w:pPr>
-              <w:ind w:left="0"/>
-              <w:rPr>
-                <w:sz w:val="15"/>
-                <w:szCs w:val="15"/>
-              </w:rPr>
-            </w:pPr>
-            <w:r>
-              <w:rPr>
-                <w:rFonts w:hint="eastAsia"/>
-                <w:sz w:val="15"/>
-                <w:szCs w:val="15"/>
-              </w:rPr>
-              <w:t>optrBaseCost</w:t>
-            </w:r>
-            <w:r>
-              <w:rPr>
-                <w:rFonts w:hint="eastAsia"/>
-                <w:sz w:val="15"/>
-                <w:szCs w:val="15"/>
-              </w:rPr>
-              <w:t xml:space="preserve"> + subTree</w:t>
-            </w:r>
-            <w:r>
-              <w:rPr>
-                <w:rFonts w:hint="eastAsia"/>
-                <w:sz w:val="15"/>
-                <w:szCs w:val="15"/>
-              </w:rPr>
-              <w:t>的</w:t>
-            </w:r>
-            <w:r>
-              <w:rPr>
-                <w:rFonts w:hint="eastAsia"/>
-                <w:sz w:val="15"/>
-                <w:szCs w:val="15"/>
-              </w:rPr>
               <w:t>cost</w:t>
-            </w:r>
-          </w:p>
-        </w:tc>
-      </w:tr>
-      <w:tr>
-        <w:tc>
-          <w:tcPr>
-            <w:tcW w:w="0" w:type="auto"/>
-          </w:tcPr>
-          <w:p>
-            <w:pPr>
-              <w:ind w:left="0"/>
-              <w:rPr>
-                <w:sz w:val="15"/>
-                <w:szCs w:val="15"/>
-              </w:rPr>
-            </w:pPr>
-            <w:r>
-              <w:rPr>
-                <w:rFonts w:hint="eastAsia"/>
-                <w:sz w:val="15"/>
-                <w:szCs w:val="15"/>
-              </w:rPr>
-              <w:t>$regex</w:t>
-            </w:r>
-          </w:p>
-        </w:tc>
-        <w:tc>
-          <w:tcPr>
-            <w:tcW w:w="0" w:type="auto"/>
-          </w:tcPr>
-          <w:p>
-            <w:pPr>
-              <w:ind w:left="0"/>
-              <w:rPr>
-                <w:sz w:val="15"/>
-                <w:szCs w:val="15"/>
-              </w:rPr>
-            </w:pPr>
-            <w:r>
-              <w:rPr>
-                <w:rFonts w:hint="eastAsia"/>
-                <w:sz w:val="15"/>
-                <w:szCs w:val="15"/>
-              </w:rPr>
-              <w:t>1000000</w:t>
-            </w:r>
-          </w:p>
-        </w:tc>
-        <w:tc>
-          <w:tcPr>
-            <w:tcW w:w="0" w:type="auto"/>
-          </w:tcPr>
-          <w:p>
-            <w:pPr>
-              <w:ind w:left="0"/>
-              <w:rPr>
-                <w:sz w:val="15"/>
-                <w:szCs w:val="15"/>
-              </w:rPr>
-            </w:pPr>
-            <w:r>
-              <w:rPr>
-                <w:rFonts w:hint="eastAsia"/>
-                <w:sz w:val="15"/>
-                <w:szCs w:val="15"/>
-              </w:rPr>
-              <w:t>optrBaseCost</w:t>
-            </w:r>
-            <w:r>
-              <w:rPr>
-                <w:rFonts w:hint="eastAsia"/>
-                <w:sz w:val="15"/>
-                <w:szCs w:val="15"/>
-              </w:rPr>
-              <w:t xml:space="preserve"> * 10</w:t>
-            </w:r>
-          </w:p>
-        </w:tc>
-      </w:tr>
-      <w:tr>
-        <w:tc>
-          <w:tcPr>
-            <w:tcW w:w="0" w:type="auto"/>
-          </w:tcPr>
-          <w:p>
-            <w:pPr>
-              <w:ind w:left="0"/>
-              <w:rPr>
-                <w:sz w:val="15"/>
-                <w:szCs w:val="15"/>
-              </w:rPr>
-            </w:pPr>
-            <w:r>
-              <w:rPr>
-                <w:rFonts w:hint="eastAsia"/>
-                <w:sz w:val="15"/>
-                <w:szCs w:val="15"/>
-              </w:rPr>
-              <w:t>$isnull</w:t>
-            </w:r>
-          </w:p>
-        </w:tc>
-        <w:tc>
-          <w:tcPr>
-            <w:tcW w:w="0" w:type="auto"/>
-          </w:tcPr>
-          <w:p>
-            <w:pPr>
-              <w:ind w:left="0"/>
-              <w:rPr>
-                <w:sz w:val="15"/>
-                <w:szCs w:val="15"/>
-              </w:rPr>
-            </w:pPr>
-            <w:r>
-              <w:rPr>
-                <w:rFonts w:hint="eastAsia"/>
-                <w:sz w:val="15"/>
-                <w:szCs w:val="15"/>
-              </w:rPr>
-              <w:t>250</w:t>
-            </w:r>
-          </w:p>
-        </w:tc>
-        <w:tc>
-          <w:tcPr>
-            <w:tcW w:w="0" w:type="auto"/>
-          </w:tcPr>
-          <w:p>
-            <w:pPr>
-              <w:ind w:left="0"/>
-              <w:rPr>
-                <w:sz w:val="15"/>
-                <w:szCs w:val="15"/>
-              </w:rPr>
-            </w:pPr>
-            <w:r>
-              <w:rPr>
-                <w:rFonts w:hint="eastAsia"/>
-                <w:sz w:val="15"/>
-                <w:szCs w:val="15"/>
-              </w:rPr>
-              <w:t>optrBaseCost</w:t>
             </w:r>
           </w:p>
         </w:tc>
@@ -19549,6 +20176,7 @@
         <w:rPr>
           <w:rFonts w:hint="eastAsia"/>
         </w:rPr>
+        <w:lastRenderedPageBreak/>
         <w:t>TblScan</w:t>
       </w:r>
       <w:r>
@@ -19775,381 +20403,11 @@
     </w:p>
     <w:p/>
     <w:p>
-      <w:pPr>
-        <w:pStyle w:val="ListParagraph"/>
-        <w:numPr>
-          <w:ilvl w:val="0"/>
-          <w:numId w:val="28"/>
-        </w:numPr>
-        <w:ind w:firstLineChars="0"/>
-      </w:pPr>
-      <w:r>
-        <w:rPr>
-          <w:rFonts w:hint="eastAsia"/>
-        </w:rPr>
-        <w:t>startCost = tblScanStartCost</w:t>
-      </w:r>
-    </w:p>
-    <w:p>
-      <w:pPr>
-        <w:pStyle w:val="ListParagraph"/>
-        <w:numPr>
-          <w:ilvl w:val="0"/>
-          <w:numId w:val="28"/>
-        </w:numPr>
-        <w:ind w:firstLineChars="0"/>
-      </w:pPr>
-      <w:r>
-        <w:rPr>
-          <w:rFonts w:hint="eastAsia"/>
-        </w:rPr>
-        <w:t xml:space="preserve">totalCost = </w:t>
-      </w:r>
-      <w:r>
-        <w:rPr>
-          <w:rFonts w:hint="eastAsia"/>
-        </w:rPr>
-        <w:t>tblScanStartCost + tblScanCost</w:t>
-      </w:r>
-    </w:p>
-    <w:p>
-      <w:pPr>
-        <w:pStyle w:val="ListParagraph"/>
-        <w:numPr>
-          <w:ilvl w:val="0"/>
-          <w:numId w:val="28"/>
-        </w:numPr>
-        <w:ind w:firstLineChars="0"/>
-      </w:pPr>
-      <w:r>
-        <w:rPr>
-          <w:rFonts w:hint="eastAsia"/>
-        </w:rPr>
-        <w:t>outDocNum = docNum * mthSelectivity</w:t>
-      </w:r>
-    </w:p>
-    <w:p/>
-    <w:p>
-      <w:r>
-        <w:rPr>
-          <w:rFonts w:hint="eastAsia"/>
-        </w:rPr>
-        <w:t>注：</w:t>
-      </w:r>
-    </w:p>
-    <w:p>
-      <w:r>
-        <w:rPr>
-          <w:rFonts w:hint="eastAsia"/>
-        </w:rPr>
-        <w:t>pageNum &lt; maxpagetoignoreio</w:t>
-      </w:r>
-      <w:r>
-        <w:rPr>
-          <w:rFonts w:hint="eastAsia"/>
-        </w:rPr>
-        <w:t>时不计算</w:t>
-      </w:r>
-      <w:r>
-        <w:rPr>
-          <w:rFonts w:hint="eastAsia"/>
-        </w:rPr>
-        <w:t>IO</w:t>
-      </w:r>
-      <w:r>
-        <w:rPr>
-          <w:rFonts w:hint="eastAsia"/>
-        </w:rPr>
-        <w:t>代价</w:t>
-      </w:r>
-    </w:p>
-    <w:p>
-      <w:pPr>
-        <w:pStyle w:val="Heading5"/>
-      </w:pPr>
-      <w:r>
-        <w:rPr>
-          <w:rFonts w:hint="eastAsia"/>
-        </w:rPr>
-        <w:t>IdxScan</w:t>
-      </w:r>
-      <w:r>
-        <w:rPr>
-          <w:rFonts w:hint="eastAsia"/>
-        </w:rPr>
-        <w:t>的代价</w:t>
-      </w:r>
-    </w:p>
-    <w:p>
-      <w:r>
-        <w:rPr>
-          <w:rFonts w:hint="eastAsia"/>
-        </w:rPr>
-        <w:t>需要的变量（可以从</w:t>
-      </w:r>
-      <w:r>
-        <w:rPr>
-          <w:rFonts w:hint="eastAsia"/>
-        </w:rPr>
-        <w:t>dmsMBContext</w:t>
-      </w:r>
-      <w:r>
-        <w:rPr>
-          <w:rFonts w:hint="eastAsia"/>
-        </w:rPr>
-        <w:t>中获取）：</w:t>
-      </w:r>
-    </w:p>
-    <w:p/>
-    <w:p>
-      <w:pPr>
-        <w:pStyle w:val="ListParagraph"/>
-        <w:numPr>
-          <w:ilvl w:val="0"/>
-          <w:numId w:val="21"/>
-        </w:numPr>
-        <w:ind w:firstLineChars="0"/>
-      </w:pPr>
-      <w:r>
-        <w:rPr>
-          <w:rFonts w:hint="eastAsia"/>
-        </w:rPr>
-        <w:t>idxPageNum</w:t>
-      </w:r>
-      <w:r>
-        <w:rPr>
-          <w:rFonts w:hint="eastAsia"/>
-        </w:rPr>
-        <w:t>：</w:t>
-      </w:r>
-      <w:r>
-        <w:rPr>
-          <w:rFonts w:hint="eastAsia"/>
-        </w:rPr>
-        <w:t>index</w:t>
-      </w:r>
-      <w:r>
-        <w:rPr>
-          <w:rFonts w:hint="eastAsia"/>
-        </w:rPr>
-        <w:t>的</w:t>
-      </w:r>
-      <w:r>
-        <w:rPr>
-          <w:rFonts w:hint="eastAsia"/>
-        </w:rPr>
-        <w:t>dmsMBContext</w:t>
-      </w:r>
-      <w:r>
-        <w:rPr>
-          <w:rFonts w:hint="eastAsia"/>
-        </w:rPr>
-        <w:t>的页数</w:t>
-      </w:r>
-    </w:p>
-    <w:p>
-      <w:pPr>
-        <w:pStyle w:val="ListParagraph"/>
-        <w:numPr>
-          <w:ilvl w:val="0"/>
-          <w:numId w:val="21"/>
-        </w:numPr>
-        <w:ind w:firstLineChars="0"/>
-      </w:pPr>
-      <w:r>
-        <w:rPr>
-          <w:rFonts w:hint="eastAsia"/>
-        </w:rPr>
-        <w:t>idxLevel</w:t>
-      </w:r>
-      <w:r>
-        <w:rPr>
-          <w:rFonts w:hint="eastAsia"/>
-        </w:rPr>
-        <w:t>：</w:t>
-      </w:r>
-      <w:r>
-        <w:rPr>
-          <w:rFonts w:hint="eastAsia"/>
-        </w:rPr>
-        <w:t>index</w:t>
-      </w:r>
-      <w:r>
-        <w:rPr>
-          <w:rFonts w:hint="eastAsia"/>
-        </w:rPr>
-        <w:t>的层数</w:t>
-      </w:r>
-      <w:r>
-        <w:rPr>
-          <w:rFonts w:hint="eastAsia"/>
-        </w:rPr>
-        <w:t>（默认是</w:t>
-      </w:r>
-      <w:r>
-        <w:rPr>
-          <w:rFonts w:hint="eastAsia"/>
-        </w:rPr>
-        <w:t>1</w:t>
-      </w:r>
-      <w:r>
-        <w:rPr>
-          <w:rFonts w:hint="eastAsia"/>
-        </w:rPr>
-        <w:t>）</w:t>
-      </w:r>
-    </w:p>
-    <w:p>
-      <w:pPr>
-        <w:pStyle w:val="ListParagraph"/>
-        <w:numPr>
-          <w:ilvl w:val="0"/>
-          <w:numId w:val="21"/>
-        </w:numPr>
-        <w:ind w:firstLineChars="0"/>
-      </w:pPr>
-      <w:r>
-        <w:rPr>
-          <w:rFonts w:hint="eastAsia"/>
-        </w:rPr>
-        <w:t>docNum</w:t>
-      </w:r>
-      <w:r>
-        <w:rPr>
-          <w:rFonts w:hint="eastAsia"/>
-        </w:rPr>
-        <w:t>：文档总数</w:t>
-      </w:r>
-    </w:p>
-    <w:p>
-      <w:pPr>
-        <w:pStyle w:val="ListParagraph"/>
-        <w:numPr>
-          <w:ilvl w:val="0"/>
-          <w:numId w:val="21"/>
-        </w:numPr>
-        <w:ind w:firstLineChars="0"/>
-      </w:pPr>
-      <w:r>
-        <w:rPr>
-          <w:rFonts w:hint="eastAsia"/>
-        </w:rPr>
-        <w:t>pageNum</w:t>
-      </w:r>
-      <w:r>
-        <w:rPr>
-          <w:rFonts w:hint="eastAsia"/>
-        </w:rPr>
-        <w:t>：</w:t>
-      </w:r>
-      <w:r>
-        <w:rPr>
-          <w:rFonts w:hint="eastAsia"/>
-        </w:rPr>
-        <w:t>Collection</w:t>
-      </w:r>
-      <w:r>
-        <w:rPr>
-          <w:rFonts w:hint="eastAsia"/>
-        </w:rPr>
-        <w:t>的</w:t>
-      </w:r>
-      <w:r>
-        <w:rPr>
-          <w:rFonts w:hint="eastAsia"/>
-        </w:rPr>
-        <w:t>dmsMBContext</w:t>
-      </w:r>
-      <w:r>
-        <w:rPr>
-          <w:rFonts w:hint="eastAsia"/>
-        </w:rPr>
-        <w:t>的页数</w:t>
-      </w:r>
-    </w:p>
-    <w:p>
-      <w:pPr>
-        <w:pStyle w:val="ListParagraph"/>
-        <w:numPr>
-          <w:ilvl w:val="0"/>
-          <w:numId w:val="21"/>
-        </w:numPr>
-        <w:ind w:firstLineChars="0"/>
-      </w:pPr>
-      <w:r>
-        <w:rPr>
-          <w:rFonts w:hint="eastAsia"/>
-        </w:rPr>
-        <w:t>idxSelecitivity</w:t>
-      </w:r>
-      <w:r>
-        <w:rPr>
-          <w:rFonts w:hint="eastAsia"/>
-        </w:rPr>
-        <w:t>：从</w:t>
-      </w:r>
-      <w:r>
-        <w:rPr>
-          <w:rFonts w:hint="eastAsia"/>
-        </w:rPr>
-        <w:t>index</w:t>
-      </w:r>
-      <w:r>
-        <w:rPr>
-          <w:rFonts w:hint="eastAsia"/>
-        </w:rPr>
-        <w:t>匹配的</w:t>
-      </w:r>
-      <w:r>
-        <w:rPr>
-          <w:rFonts w:hint="eastAsia"/>
-        </w:rPr>
-        <w:t>rtnPredicateSet</w:t>
-      </w:r>
-      <w:r>
-        <w:rPr>
-          <w:rFonts w:hint="eastAsia"/>
-        </w:rPr>
-        <w:t>中计算出的</w:t>
-      </w:r>
-      <w:r>
-        <w:rPr>
-          <w:rFonts w:hint="eastAsia"/>
-        </w:rPr>
-        <w:t>selectivity</w:t>
-      </w:r>
-    </w:p>
-    <w:p/>
-    <w:p>
-      <w:r>
-        <w:rPr>
-          <w:rFonts w:hint="eastAsia"/>
-        </w:rPr>
-        <w:t>index</w:t>
-      </w:r>
-      <w:r>
-        <w:rPr>
-          <w:rFonts w:hint="eastAsia"/>
-        </w:rPr>
-        <w:t>中需要扫描的页数：</w:t>
-      </w:r>
-      <w:r>
-        <w:rPr>
-          <w:rFonts w:hint="eastAsia"/>
-        </w:rPr>
-        <w:t>（忽略</w:t>
-      </w:r>
-      <w:r>
-        <w:rPr>
-          <w:rFonts w:hint="eastAsia"/>
-        </w:rPr>
-        <w:t>index</w:t>
-      </w:r>
-      <w:r>
-        <w:rPr>
-          <w:rFonts w:hint="eastAsia"/>
-        </w:rPr>
-        <w:t>的层数）</w:t>
+      <w:r>
+        <w:rPr>
+          <w:rFonts w:hint="eastAsia"/>
+        </w:rPr>
+        <w:t>输出：</w:t>
       </w:r>
     </w:p>
     <w:p/>
@@ -20163,24 +20421,474 @@
             <w:rPr>
               <w:rFonts w:ascii="Cambria Math" w:hAnsi="Cambria Math"/>
             </w:rPr>
-            <m:t>idxScanPageNum=idxSelectivity*idxPageNum</m:t>
+            <m:t>startCost=tblScanStartCost</m:t>
           </m:r>
         </m:oMath>
       </m:oMathPara>
     </w:p>
+    <w:p>
+      <w:pPr>
+        <w:pStyle w:val="ListParagraph"/>
+        <w:numPr>
+          <w:ilvl w:val="0"/>
+          <w:numId w:val="28"/>
+        </w:numPr>
+        <w:ind w:firstLineChars="0"/>
+      </w:pPr>
+      <w:r>
+        <w:rPr>
+          <w:rFonts w:hint="eastAsia"/>
+        </w:rPr>
+        <w:t>启动代价：</w:t>
+      </w:r>
+      <m:oMath>
+        <m:r>
+          <m:rPr>
+            <m:sty m:val="p"/>
+          </m:rPr>
+          <w:rPr>
+            <w:rFonts w:ascii="Cambria Math" w:hAnsi="Cambria Math"/>
+          </w:rPr>
+          <m:t>startCost=tblScanStartCost</m:t>
+        </m:r>
+      </m:oMath>
+    </w:p>
+    <w:p>
+      <w:pPr>
+        <w:pStyle w:val="ListParagraph"/>
+        <w:numPr>
+          <w:ilvl w:val="0"/>
+          <w:numId w:val="28"/>
+        </w:numPr>
+        <w:ind w:firstLineChars="0"/>
+      </w:pPr>
+      <w:r>
+        <w:rPr>
+          <w:rFonts w:hint="eastAsia"/>
+        </w:rPr>
+        <w:t>总代价：</w:t>
+      </w:r>
+      <m:oMath>
+        <m:r>
+          <m:rPr>
+            <m:sty m:val="p"/>
+          </m:rPr>
+          <w:rPr>
+            <w:rFonts w:ascii="Cambria Math" w:hAnsi="Cambria Math"/>
+          </w:rPr>
+          <m:t>totalCost=tblScanStartCost+tblScanCost</m:t>
+        </m:r>
+      </m:oMath>
+    </w:p>
+    <w:p>
+      <w:pPr>
+        <w:pStyle w:val="ListParagraph"/>
+        <w:numPr>
+          <w:ilvl w:val="0"/>
+          <w:numId w:val="28"/>
+        </w:numPr>
+        <w:ind w:firstLineChars="0"/>
+      </w:pPr>
+      <w:r>
+        <w:rPr>
+          <w:rFonts w:hint="eastAsia"/>
+        </w:rPr>
+        <w:t>输出文档个数：</w:t>
+      </w:r>
+      <m:oMath>
+        <m:r>
+          <m:rPr>
+            <m:sty m:val="p"/>
+          </m:rPr>
+          <w:rPr>
+            <w:rFonts w:ascii="Cambria Math" w:hAnsi="Cambria Math"/>
+          </w:rPr>
+          <m:t>outDocNum=ceil(docNum*mthSelectivity)</m:t>
+        </m:r>
+      </m:oMath>
+    </w:p>
     <w:p/>
     <w:p>
       <w:r>
         <w:rPr>
           <w:rFonts w:hint="eastAsia"/>
         </w:rPr>
+        <w:t>注：</w:t>
+      </w:r>
+      <w:r>
+        <w:rPr>
+          <w:rFonts w:hint="eastAsia"/>
+        </w:rPr>
+        <w:t xml:space="preserve">pageNum &lt; </w:t>
+      </w:r>
+      <w:r>
+        <w:rPr>
+          <w:rFonts w:hint="eastAsia"/>
+        </w:rPr>
+        <w:t>optestcachesize</w:t>
+      </w:r>
+      <w:r>
+        <w:rPr>
+          <w:rFonts w:hint="eastAsia"/>
+        </w:rPr>
+        <w:t>时不计算</w:t>
+      </w:r>
+      <w:r>
+        <w:rPr>
+          <w:rFonts w:hint="eastAsia"/>
+        </w:rPr>
+        <w:t>IO</w:t>
+      </w:r>
+      <w:r>
+        <w:rPr>
+          <w:rFonts w:hint="eastAsia"/>
+        </w:rPr>
+        <w:t>代价</w:t>
+      </w:r>
+    </w:p>
+    <w:p>
+      <w:pPr>
+        <w:pStyle w:val="Heading5"/>
+      </w:pPr>
+      <w:r>
+        <w:rPr>
+          <w:rFonts w:hint="eastAsia"/>
+        </w:rPr>
+        <w:t>IdxScan</w:t>
+      </w:r>
+      <w:r>
+        <w:rPr>
+          <w:rFonts w:hint="eastAsia"/>
+        </w:rPr>
+        <w:t>的代价</w:t>
+      </w:r>
+    </w:p>
+    <w:p>
+      <w:r>
+        <w:rPr>
+          <w:rFonts w:hint="eastAsia"/>
+        </w:rPr>
+        <w:t>需要的变量（可以从</w:t>
+      </w:r>
+      <w:r>
+        <w:rPr>
+          <w:rFonts w:hint="eastAsia"/>
+        </w:rPr>
+        <w:t>dmsMBContext</w:t>
+      </w:r>
+      <w:r>
+        <w:rPr>
+          <w:rFonts w:hint="eastAsia"/>
+        </w:rPr>
+        <w:t>中获取）：</w:t>
+      </w:r>
+    </w:p>
+    <w:p/>
+    <w:p>
+      <w:pPr>
+        <w:pStyle w:val="ListParagraph"/>
+        <w:numPr>
+          <w:ilvl w:val="0"/>
+          <w:numId w:val="21"/>
+        </w:numPr>
+        <w:ind w:firstLineChars="0"/>
+      </w:pPr>
+      <w:r>
+        <w:rPr>
+          <w:rFonts w:hint="eastAsia"/>
+        </w:rPr>
+        <w:t>idxPageNum</w:t>
+      </w:r>
+      <w:r>
+        <w:rPr>
+          <w:rFonts w:hint="eastAsia"/>
+        </w:rPr>
+        <w:t>：</w:t>
+      </w:r>
+      <w:r>
+        <w:rPr>
+          <w:rFonts w:hint="eastAsia"/>
+        </w:rPr>
         <w:t>index</w:t>
       </w:r>
       <w:r>
         <w:rPr>
           <w:rFonts w:hint="eastAsia"/>
         </w:rPr>
-        <w:t>命中的文档数：</w:t>
+        <w:t>的</w:t>
+      </w:r>
+      <w:r>
+        <w:rPr>
+          <w:rFonts w:hint="eastAsia"/>
+        </w:rPr>
+        <w:t>dmsMBContext</w:t>
+      </w:r>
+      <w:r>
+        <w:rPr>
+          <w:rFonts w:hint="eastAsia"/>
+        </w:rPr>
+        <w:t>的页数</w:t>
+      </w:r>
+    </w:p>
+    <w:p>
+      <w:pPr>
+        <w:pStyle w:val="ListParagraph"/>
+        <w:numPr>
+          <w:ilvl w:val="0"/>
+          <w:numId w:val="21"/>
+        </w:numPr>
+        <w:ind w:firstLineChars="0"/>
+      </w:pPr>
+      <w:r>
+        <w:rPr>
+          <w:rFonts w:hint="eastAsia"/>
+        </w:rPr>
+        <w:t>idxLevel</w:t>
+      </w:r>
+      <w:r>
+        <w:rPr>
+          <w:rFonts w:hint="eastAsia"/>
+        </w:rPr>
+        <w:t>：</w:t>
+      </w:r>
+      <w:r>
+        <w:rPr>
+          <w:rFonts w:hint="eastAsia"/>
+        </w:rPr>
+        <w:t>index</w:t>
+      </w:r>
+      <w:r>
+        <w:rPr>
+          <w:rFonts w:hint="eastAsia"/>
+        </w:rPr>
+        <w:t>的层数</w:t>
+      </w:r>
+      <w:r>
+        <w:rPr>
+          <w:rFonts w:hint="eastAsia"/>
+        </w:rPr>
+        <w:t>（默认是</w:t>
+      </w:r>
+      <w:r>
+        <w:rPr>
+          <w:rFonts w:hint="eastAsia"/>
+        </w:rPr>
+        <w:t>1</w:t>
+      </w:r>
+      <w:r>
+        <w:rPr>
+          <w:rFonts w:hint="eastAsia"/>
+        </w:rPr>
+        <w:t>）</w:t>
+      </w:r>
+    </w:p>
+    <w:p>
+      <w:pPr>
+        <w:pStyle w:val="ListParagraph"/>
+        <w:numPr>
+          <w:ilvl w:val="0"/>
+          <w:numId w:val="21"/>
+        </w:numPr>
+        <w:ind w:firstLineChars="0"/>
+      </w:pPr>
+      <w:r>
+        <w:rPr>
+          <w:rFonts w:hint="eastAsia"/>
+        </w:rPr>
+        <w:t>docNum</w:t>
+      </w:r>
+      <w:r>
+        <w:rPr>
+          <w:rFonts w:hint="eastAsia"/>
+        </w:rPr>
+        <w:t>：文档总数</w:t>
+      </w:r>
+    </w:p>
+    <w:p>
+      <w:pPr>
+        <w:pStyle w:val="ListParagraph"/>
+        <w:numPr>
+          <w:ilvl w:val="0"/>
+          <w:numId w:val="21"/>
+        </w:numPr>
+        <w:ind w:firstLineChars="0"/>
+      </w:pPr>
+      <w:r>
+        <w:rPr>
+          <w:rFonts w:hint="eastAsia"/>
+        </w:rPr>
+        <w:t>pageNum</w:t>
+      </w:r>
+      <w:r>
+        <w:rPr>
+          <w:rFonts w:hint="eastAsia"/>
+        </w:rPr>
+        <w:t>：</w:t>
+      </w:r>
+      <w:r>
+        <w:rPr>
+          <w:rFonts w:hint="eastAsia"/>
+        </w:rPr>
+        <w:t>Collection</w:t>
+      </w:r>
+      <w:r>
+        <w:rPr>
+          <w:rFonts w:hint="eastAsia"/>
+        </w:rPr>
+        <w:t>的</w:t>
+      </w:r>
+      <w:r>
+        <w:rPr>
+          <w:rFonts w:hint="eastAsia"/>
+        </w:rPr>
+        <w:t>dmsMBContext</w:t>
+      </w:r>
+      <w:r>
+        <w:rPr>
+          <w:rFonts w:hint="eastAsia"/>
+        </w:rPr>
+        <w:t>的页数</w:t>
+      </w:r>
+    </w:p>
+    <w:p>
+      <w:pPr>
+        <w:pStyle w:val="ListParagraph"/>
+        <w:numPr>
+          <w:ilvl w:val="0"/>
+          <w:numId w:val="21"/>
+        </w:numPr>
+        <w:ind w:firstLineChars="0"/>
+      </w:pPr>
+      <w:r>
+        <w:rPr>
+          <w:rFonts w:hint="eastAsia"/>
+        </w:rPr>
+        <w:t>idx</w:t>
+      </w:r>
+      <w:r>
+        <w:rPr>
+          <w:rFonts w:hint="eastAsia"/>
+        </w:rPr>
+        <w:t>Selecitivity</w:t>
+      </w:r>
+      <w:r>
+        <w:rPr>
+          <w:rFonts w:hint="eastAsia"/>
+        </w:rPr>
+        <w:t>：从</w:t>
+      </w:r>
+      <w:r>
+        <w:rPr>
+          <w:rFonts w:hint="eastAsia"/>
+        </w:rPr>
+        <w:t>index</w:t>
+      </w:r>
+      <w:r>
+        <w:rPr>
+          <w:rFonts w:hint="eastAsia"/>
+        </w:rPr>
+        <w:t>匹配的</w:t>
+      </w:r>
+      <w:r>
+        <w:rPr>
+          <w:rFonts w:hint="eastAsia"/>
+        </w:rPr>
+        <w:t>rtnPredicateSet</w:t>
+      </w:r>
+      <w:r>
+        <w:rPr>
+          <w:rFonts w:hint="eastAsia"/>
+        </w:rPr>
+        <w:t>中计算出的</w:t>
+      </w:r>
+      <w:r>
+        <w:rPr>
+          <w:rFonts w:hint="eastAsia"/>
+        </w:rPr>
+        <w:t>selectivity</w:t>
+      </w:r>
+    </w:p>
+    <w:p>
+      <w:pPr>
+        <w:pStyle w:val="ListParagraph"/>
+        <w:numPr>
+          <w:ilvl w:val="1"/>
+          <w:numId w:val="21"/>
+        </w:numPr>
+        <w:ind w:firstLineChars="0"/>
+      </w:pPr>
+      <w:r>
+        <w:rPr>
+          <w:rFonts w:hint="eastAsia"/>
+        </w:rPr>
+        <w:t>scanSelectivity</w:t>
+      </w:r>
+      <w:r>
+        <w:rPr>
+          <w:rFonts w:hint="eastAsia"/>
+        </w:rPr>
+        <w:t>：计算</w:t>
+      </w:r>
+      <w:r>
+        <w:rPr>
+          <w:rFonts w:hint="eastAsia"/>
+        </w:rPr>
+        <w:t>rtnPredicateSet</w:t>
+      </w:r>
+      <w:r>
+        <w:rPr>
+          <w:rFonts w:hint="eastAsia"/>
+        </w:rPr>
+        <w:t>从索引中扫过的记录数</w:t>
+      </w:r>
+    </w:p>
+    <w:p>
+      <w:pPr>
+        <w:pStyle w:val="ListParagraph"/>
+        <w:numPr>
+          <w:ilvl w:val="1"/>
+          <w:numId w:val="21"/>
+        </w:numPr>
+        <w:ind w:firstLineChars="0"/>
+      </w:pPr>
+      <w:r>
+        <w:rPr>
+          <w:rFonts w:hint="eastAsia"/>
+        </w:rPr>
+        <w:t>predSelectivity</w:t>
+      </w:r>
+      <w:r>
+        <w:rPr>
+          <w:rFonts w:hint="eastAsia"/>
+        </w:rPr>
+        <w:t>：计算</w:t>
+      </w:r>
+      <w:r>
+        <w:rPr>
+          <w:rFonts w:hint="eastAsia"/>
+        </w:rPr>
+        <w:t>rtnPredicateSet</w:t>
+      </w:r>
+      <w:r>
+        <w:rPr>
+          <w:rFonts w:hint="eastAsia"/>
+        </w:rPr>
+        <w:t>从索引中输出的记录数</w:t>
+      </w:r>
+    </w:p>
+    <w:p/>
+    <w:p>
+      <w:r>
+        <w:rPr>
+          <w:rFonts w:hint="eastAsia"/>
+        </w:rPr>
+        <w:t>index</w:t>
+      </w:r>
+      <w:r>
+        <w:rPr>
+          <w:rFonts w:hint="eastAsia"/>
+        </w:rPr>
+        <w:t>中需要扫过的文档数：</w:t>
       </w:r>
     </w:p>
     <w:p>
@@ -20193,7 +20901,7 @@
             <w:rPr>
               <w:rFonts w:ascii="Cambria Math" w:hAnsi="Cambria Math"/>
             </w:rPr>
-            <m:t>idxDocNum=idxSelectivity*docNum</m:t>
+            <m:t>idxScanDocNum=ceil(scanSelectivity*docNum)</m:t>
           </m:r>
         </m:oMath>
       </m:oMathPara>
@@ -20204,9 +20912,34 @@
         <w:rPr>
           <w:rFonts w:hint="eastAsia"/>
         </w:rPr>
-        <w:t>需要扫描数据的页数：</w:t>
-      </w:r>
-    </w:p>
+        <w:t>index</w:t>
+      </w:r>
+      <w:r>
+        <w:rPr>
+          <w:rFonts w:hint="eastAsia"/>
+        </w:rPr>
+        <w:t>中需要扫描的页数：</w:t>
+      </w:r>
+      <w:r>
+        <w:rPr>
+          <w:rFonts w:hint="eastAsia"/>
+        </w:rPr>
+        <w:t>（忽略</w:t>
+      </w:r>
+      <w:r>
+        <w:rPr>
+          <w:rFonts w:hint="eastAsia"/>
+        </w:rPr>
+        <w:t>index</w:t>
+      </w:r>
+      <w:r>
+        <w:rPr>
+          <w:rFonts w:hint="eastAsia"/>
+        </w:rPr>
+        <w:t>的层数）</w:t>
+      </w:r>
+    </w:p>
+    <w:p/>
     <w:p>
       <m:oMathPara>
         <m:oMath>
@@ -20217,7 +20950,62 @@
             <w:rPr>
               <w:rFonts w:ascii="Cambria Math" w:hAnsi="Cambria Math"/>
             </w:rPr>
-            <m:t>fetchedPageNum=pageNum*idxSelectivity</m:t>
+            <w:lastRenderedPageBreak/>
+            <m:t>idxScanPageNum=ceil(scanSelectivity*idxPageNum)</m:t>
+          </m:r>
+        </m:oMath>
+      </m:oMathPara>
+    </w:p>
+    <w:p/>
+    <w:p>
+      <w:r>
+        <w:rPr>
+          <w:rFonts w:hint="eastAsia"/>
+        </w:rPr>
+        <w:t>index</w:t>
+      </w:r>
+      <w:r>
+        <w:rPr>
+          <w:rFonts w:hint="eastAsia"/>
+        </w:rPr>
+        <w:t>命中的文档数：</w:t>
+      </w:r>
+    </w:p>
+    <w:p>
+      <m:oMathPara>
+        <m:oMath>
+          <m:r>
+            <m:rPr>
+              <m:sty m:val="p"/>
+            </m:rPr>
+            <w:rPr>
+              <w:rFonts w:ascii="Cambria Math" w:hAnsi="Cambria Math"/>
+            </w:rPr>
+            <m:t>idxDocNum=ceil(predSelectivity*docNum)</m:t>
+          </m:r>
+        </m:oMath>
+      </m:oMathPara>
+    </w:p>
+    <w:p/>
+    <w:p>
+      <w:r>
+        <w:rPr>
+          <w:rFonts w:hint="eastAsia"/>
+        </w:rPr>
+        <w:t>需要扫描数据的页数：</w:t>
+      </w:r>
+    </w:p>
+    <w:p>
+      <m:oMathPara>
+        <m:oMath>
+          <m:r>
+            <m:rPr>
+              <m:sty m:val="p"/>
+            </m:rPr>
+            <w:rPr>
+              <w:rFonts w:ascii="Cambria Math" w:hAnsi="Cambria Math"/>
+            </w:rPr>
+            <m:t>fetchedPageNum=ceil(pageNum*predSelectivity)</m:t>
           </m:r>
         </m:oMath>
       </m:oMathPara>
@@ -20319,7 +21107,7 @@
                 <w:rPr>
                   <w:rFonts w:ascii="Cambria Math" w:hAnsi="Cambria Math"/>
                 </w:rPr>
-                <m:t>cpuPredCost+cpuMthCost+cpuDocCost</m:t>
+                <m:t>cpuPredCost+cpuIdxCost)*idxScanDocNum+(cpuMthCost+cpuDocCost</m:t>
               </m:r>
             </m:e>
           </m:d>
@@ -20379,26 +21167,19 @@
         <w:rPr>
           <w:rFonts w:hint="eastAsia"/>
         </w:rPr>
-        <w:t xml:space="preserve">startCost = </w:t>
-      </w:r>
-      <w:r>
-        <w:rPr>
-          <w:rFonts w:hint="eastAsia"/>
-        </w:rPr>
-        <w:t>idx</w:t>
-      </w:r>
-      <w:r>
-        <w:rPr>
-          <w:rFonts w:hint="eastAsia"/>
-        </w:rPr>
-        <w:t>ScanStartCost</w:t>
-      </w:r>
-      <w:r>
-        <w:rPr>
-          <w:rFonts w:hint="eastAsia"/>
-        </w:rPr>
-        <w:t xml:space="preserve"> + cpuPredCost * idxLevel</w:t>
-      </w:r>
+        <w:t>启动代价：</w:t>
+      </w:r>
+      <m:oMath>
+        <m:r>
+          <m:rPr>
+            <m:sty m:val="p"/>
+          </m:rPr>
+          <w:rPr>
+            <w:rFonts w:ascii="Cambria Math" w:hAnsi="Cambria Math"/>
+          </w:rPr>
+          <m:t>startCost=idxScanStartCost+cpuPredCost*idxLevel</m:t>
+        </m:r>
+      </m:oMath>
     </w:p>
     <w:p>
       <w:pPr>
@@ -20413,20 +21194,19 @@
         <w:rPr>
           <w:rFonts w:hint="eastAsia"/>
         </w:rPr>
-        <w:t xml:space="preserve">totalCost = </w:t>
-      </w:r>
-      <w:r>
-        <w:rPr>
-          <w:rFonts w:hint="eastAsia"/>
-        </w:rPr>
-        <w:t>idxScanStartCost + idx</w:t>
-      </w:r>
-      <w:r>
-        <w:rPr>
-          <w:rFonts w:hint="eastAsia"/>
-        </w:rPr>
-        <w:t>ScanCost</w:t>
-      </w:r>
+        <w:t>总代价：</w:t>
+      </w:r>
+      <m:oMath>
+        <m:r>
+          <m:rPr>
+            <m:sty m:val="p"/>
+          </m:rPr>
+          <w:rPr>
+            <w:rFonts w:ascii="Cambria Math" w:hAnsi="Cambria Math"/>
+          </w:rPr>
+          <m:t>totalCost=startCost+idxScanCost</m:t>
+        </m:r>
+      </m:oMath>
     </w:p>
     <w:p>
       <w:pPr>
@@ -20441,8 +21221,19 @@
         <w:rPr>
           <w:rFonts w:hint="eastAsia"/>
         </w:rPr>
-        <w:t>outDocNum = docNum * mthSelectivity</w:t>
-      </w:r>
+        <w:t>输出文档数：</w:t>
+      </w:r>
+      <m:oMath>
+        <m:r>
+          <m:rPr>
+            <m:sty m:val="p"/>
+          </m:rPr>
+          <w:rPr>
+            <w:rFonts w:ascii="Cambria Math" w:hAnsi="Cambria Math"/>
+          </w:rPr>
+          <m:t>outDocNum=docNum*mthSelectivity</m:t>
+        </m:r>
+      </m:oMath>
     </w:p>
     <w:p/>
     <w:p>
@@ -20506,7 +21297,13 @@
         <w:rPr>
           <w:rFonts w:hint="eastAsia"/>
         </w:rPr>
-        <w:t>pageNum &lt; maxpagetoignoreio</w:t>
+        <w:t xml:space="preserve">pageNum &lt; </w:t>
+      </w:r>
+      <w:r>
+        <w:rPr>
+          <w:rFonts w:hint="eastAsia"/>
+        </w:rPr>
+        <w:t>optestcachesize</w:t>
       </w:r>
       <w:r>
         <w:rPr>
@@ -20536,7 +21333,6 @@
         <w:rPr>
           <w:rFonts w:hint="eastAsia"/>
         </w:rPr>
-        <w:lastRenderedPageBreak/>
         <w:t>Sort</w:t>
       </w:r>
       <w:r>
@@ -21341,7 +22137,6 @@
         <w:rPr>
           <w:rFonts w:hint="eastAsia"/>
         </w:rPr>
-        <w:lastRenderedPageBreak/>
         <w:t>Limit/offset</w:t>
       </w:r>
       <w:r>
@@ -21542,6 +22337,7 @@
         <w:rPr>
           <w:rFonts w:hint="eastAsia"/>
         </w:rPr>
+        <w:lastRenderedPageBreak/>
         <w:t xml:space="preserve">totalCost = </w:t>
       </w:r>
       <w:r>
@@ -21768,7 +22564,6 @@
         <w:rPr>
           <w:rFonts w:hint="eastAsia"/>
         </w:rPr>
-        <w:lastRenderedPageBreak/>
         <w:t>choos</w:t>
       </w:r>
       <w:r>
@@ -21979,6 +22774,7 @@
           <w:rFonts w:hint="eastAsia"/>
           <w:noProof/>
         </w:rPr>
+        <w:lastRenderedPageBreak/>
         <w:drawing>
           <wp:inline distT="0" distB="0" distL="0" distR="0">
             <wp:extent cx="2638208" cy="2538724"/>
@@ -22276,51 +23072,45 @@
         <w:rPr>
           <w:rFonts w:hint="eastAsia"/>
         </w:rPr>
-        <w:t>，因此目前计算查询计划代价时，也忽</w:t>
-      </w:r>
-      <w:r>
-        <w:rPr>
-          <w:rFonts w:hint="eastAsia"/>
+        <w:t>，因此目前计算查询计划代价时，也忽略投影字段，</w:t>
+      </w:r>
+      <w:r>
+        <w:rPr>
+          <w:rFonts w:hint="eastAsia"/>
+        </w:rPr>
+        <w:t>offset</w:t>
+      </w:r>
+      <w:r>
+        <w:rPr>
+          <w:rFonts w:hint="eastAsia"/>
+        </w:rPr>
+        <w:t>和</w:t>
+      </w:r>
+      <w:r>
+        <w:rPr>
+          <w:rFonts w:hint="eastAsia"/>
+        </w:rPr>
+        <w:t>skip</w:t>
+      </w:r>
+    </w:p>
+    <w:p>
+      <w:pPr>
+        <w:rPr>
+          <w:highlight w:val="green"/>
+        </w:rPr>
+      </w:pPr>
+    </w:p>
+    <w:p>
+      <w:pPr>
+        <w:rPr>
+          <w:highlight w:val="green"/>
+        </w:rPr>
+      </w:pPr>
+      <w:r>
+        <w:rPr>
+          <w:noProof/>
         </w:rPr>
         <w:lastRenderedPageBreak/>
-        <w:t>略投影字段，</w:t>
-      </w:r>
-      <w:r>
-        <w:rPr>
-          <w:rFonts w:hint="eastAsia"/>
-        </w:rPr>
-        <w:t>offset</w:t>
-      </w:r>
-      <w:r>
-        <w:rPr>
-          <w:rFonts w:hint="eastAsia"/>
-        </w:rPr>
-        <w:t>和</w:t>
-      </w:r>
-      <w:r>
-        <w:rPr>
-          <w:rFonts w:hint="eastAsia"/>
-        </w:rPr>
-        <w:t>skip</w:t>
-      </w:r>
-    </w:p>
-    <w:p>
-      <w:pPr>
-        <w:rPr>
-          <w:highlight w:val="green"/>
-        </w:rPr>
-      </w:pPr>
-    </w:p>
-    <w:p>
-      <w:pPr>
-        <w:rPr>
-          <w:highlight w:val="green"/>
-        </w:rPr>
-      </w:pPr>
-      <w:r>
-        <w:rPr>
-          <w:noProof/>
-        </w:rPr>
         <w:drawing>
           <wp:inline distT="0" distB="0" distL="0" distR="0">
             <wp:extent cx="2191150" cy="5098125"/>
@@ -22830,7 +23620,6 @@
               <w:ind w:left="0"/>
               <w:jc w:val="left"/>
               <w:rPr>
-                <w:rFonts w:hint="eastAsia"/>
                 <w:sz w:val="15"/>
                 <w:szCs w:val="15"/>
               </w:rPr>
@@ -22893,7 +23682,6 @@
               <w:ind w:left="0"/>
               <w:jc w:val="left"/>
               <w:rPr>
-                <w:rFonts w:hint="eastAsia"/>
                 <w:sz w:val="15"/>
                 <w:szCs w:val="15"/>
               </w:rPr>
@@ -25666,7 +26454,7 @@
   <w:abstractNum w:abstractNumId="19">
     <w:nsid w:val="456E5E7F"/>
     <w:multiLevelType w:val="hybridMultilevel"/>
-    <w:tmpl w:val="F84C1C24"/>
+    <w:tmpl w:val="03DA0C9C"/>
     <w:lvl w:ilvl="0" w:tplc="0409000F">
       <w:start w:val="1"/>
       <w:numFmt w:val="decimal"/>
@@ -25676,10 +26464,10 @@
         <w:ind w:left="777" w:hanging="420"/>
       </w:pPr>
     </w:lvl>
-    <w:lvl w:ilvl="1" w:tplc="04090019" w:tentative="1">
-      <w:start w:val="1"/>
-      <w:numFmt w:val="lowerLetter"/>
-      <w:lvlText w:val="%2)"/>
+    <w:lvl w:ilvl="1" w:tplc="0409000F">
+      <w:start w:val="1"/>
+      <w:numFmt w:val="decimal"/>
+      <w:lvlText w:val="%2."/>
       <w:lvlJc w:val="left"/>
       <w:pPr>
         <w:ind w:left="1197" w:hanging="420"/>

--- a/internal_doc/03.开发设计/性能/Story_基于代价估算模型的查询优化.docx
+++ b/internal_doc/03.开发设计/性能/Story_基于代价估算模型的查询优化.docx
@@ -1959,6 +1959,44 @@
       </w:r>
     </w:p>
     <w:p>
+      <w:r>
+        <w:rPr>
+          <w:rFonts w:hint="eastAsia"/>
+        </w:rPr>
+        <w:t>具体的统计信息定义</w:t>
+      </w:r>
+      <w:r>
+        <w:rPr>
+          <w:rFonts w:hint="eastAsia"/>
+        </w:rPr>
+        <w:t>在《</w:t>
+      </w:r>
+      <w:r>
+        <w:rPr>
+          <w:rFonts w:hint="eastAsia"/>
+        </w:rPr>
+        <w:t>Story_</w:t>
+      </w:r>
+      <w:r>
+        <w:rPr>
+          <w:rFonts w:hint="eastAsia"/>
+        </w:rPr>
+        <w:t>统计信息收集</w:t>
+      </w:r>
+      <w:r>
+        <w:rPr>
+          <w:rFonts w:hint="eastAsia"/>
+        </w:rPr>
+        <w:t>》中维护</w:t>
+      </w:r>
+      <w:r>
+        <w:rPr>
+          <w:rFonts w:hint="eastAsia"/>
+        </w:rPr>
+        <w:t>。</w:t>
+      </w:r>
+    </w:p>
+    <w:p>
       <w:pPr>
         <w:pStyle w:val="Heading4"/>
       </w:pPr>
@@ -1966,2253 +2004,6 @@
         <w:rPr>
           <w:rFonts w:hint="eastAsia"/>
         </w:rPr>
-        <w:t>dms</w:t>
-      </w:r>
-      <w:r>
-        <w:rPr>
-          <w:rFonts w:hint="eastAsia"/>
-        </w:rPr>
-        <w:t>收集的信息</w:t>
-      </w:r>
-    </w:p>
-    <w:p>
-      <w:r>
-        <w:rPr>
-          <w:rFonts w:hint="eastAsia"/>
-        </w:rPr>
-        <w:t>从</w:t>
-      </w:r>
-      <w:r>
-        <w:rPr>
-          <w:rFonts w:hint="eastAsia"/>
-        </w:rPr>
-        <w:t>dms</w:t>
-      </w:r>
-      <w:r>
-        <w:rPr>
-          <w:rFonts w:hint="eastAsia"/>
-        </w:rPr>
-        <w:t>中可以获取统计信息，在生成查询计划前一次性获取（忽略生成查询计划过程中的变化）</w:t>
-      </w:r>
-    </w:p>
-    <w:p/>
-    <w:p>
-      <w:pPr>
-        <w:pStyle w:val="ListParagraph"/>
-        <w:numPr>
-          <w:ilvl w:val="0"/>
-          <w:numId w:val="14"/>
-        </w:numPr>
-        <w:ind w:firstLineChars="0"/>
-      </w:pPr>
-      <w:r>
-        <w:rPr>
-          <w:rFonts w:hint="eastAsia"/>
-        </w:rPr>
-        <w:t>集合的文档个数</w:t>
-      </w:r>
-      <w:r>
-        <w:rPr>
-          <w:rFonts w:hint="eastAsia"/>
-        </w:rPr>
-        <w:t>( docNum )</w:t>
-      </w:r>
-    </w:p>
-    <w:p>
-      <w:pPr>
-        <w:pStyle w:val="ListParagraph"/>
-        <w:numPr>
-          <w:ilvl w:val="1"/>
-          <w:numId w:val="14"/>
-        </w:numPr>
-        <w:ind w:firstLineChars="0"/>
-      </w:pPr>
-      <w:r>
-        <w:rPr>
-          <w:rFonts w:hint="eastAsia"/>
-        </w:rPr>
-        <w:t>从</w:t>
-      </w:r>
-      <w:r>
-        <w:t>dmsMBContext</w:t>
-      </w:r>
-      <w:r>
-        <w:rPr>
-          <w:rFonts w:hint="eastAsia"/>
-        </w:rPr>
-        <w:t>中获取</w:t>
-      </w:r>
-    </w:p>
-    <w:p>
-      <w:pPr>
-        <w:pStyle w:val="ListParagraph"/>
-        <w:numPr>
-          <w:ilvl w:val="1"/>
-          <w:numId w:val="14"/>
-        </w:numPr>
-        <w:ind w:firstLineChars="0"/>
-      </w:pPr>
-      <w:r>
-        <w:rPr>
-          <w:rFonts w:hint="eastAsia"/>
-        </w:rPr>
-        <w:t>用于估算结果集的个数</w:t>
-      </w:r>
-    </w:p>
-    <w:p>
-      <w:pPr>
-        <w:pStyle w:val="ListParagraph"/>
-        <w:numPr>
-          <w:ilvl w:val="0"/>
-          <w:numId w:val="14"/>
-        </w:numPr>
-        <w:ind w:firstLineChars="0"/>
-      </w:pPr>
-      <w:r>
-        <w:rPr>
-          <w:rFonts w:hint="eastAsia"/>
-        </w:rPr>
-        <w:t>集合的页个数</w:t>
-      </w:r>
-      <w:r>
-        <w:rPr>
-          <w:rFonts w:hint="eastAsia"/>
-        </w:rPr>
-        <w:t>( pageNum )</w:t>
-      </w:r>
-    </w:p>
-    <w:p>
-      <w:pPr>
-        <w:pStyle w:val="ListParagraph"/>
-        <w:numPr>
-          <w:ilvl w:val="1"/>
-          <w:numId w:val="14"/>
-        </w:numPr>
-        <w:ind w:firstLineChars="0"/>
-      </w:pPr>
-      <w:r>
-        <w:rPr>
-          <w:rFonts w:hint="eastAsia"/>
-        </w:rPr>
-        <w:t>从</w:t>
-      </w:r>
-      <w:r>
-        <w:rPr>
-          <w:rFonts w:hint="eastAsia"/>
-        </w:rPr>
-        <w:t>dmsMBContext</w:t>
-      </w:r>
-      <w:r>
-        <w:rPr>
-          <w:rFonts w:hint="eastAsia"/>
-        </w:rPr>
-        <w:t>中获取</w:t>
-      </w:r>
-    </w:p>
-    <w:p>
-      <w:pPr>
-        <w:pStyle w:val="ListParagraph"/>
-        <w:numPr>
-          <w:ilvl w:val="1"/>
-          <w:numId w:val="14"/>
-        </w:numPr>
-        <w:ind w:firstLineChars="0"/>
-      </w:pPr>
-      <w:r>
-        <w:rPr>
-          <w:rFonts w:hint="eastAsia"/>
-        </w:rPr>
-        <w:t>用于估算</w:t>
-      </w:r>
-      <w:r>
-        <w:rPr>
-          <w:rFonts w:hint="eastAsia"/>
-        </w:rPr>
-        <w:t>IO</w:t>
-      </w:r>
-      <w:r>
-        <w:rPr>
-          <w:rFonts w:hint="eastAsia"/>
-        </w:rPr>
-        <w:t>的代价</w:t>
-      </w:r>
-    </w:p>
-    <w:p>
-      <w:pPr>
-        <w:pStyle w:val="ListParagraph"/>
-        <w:numPr>
-          <w:ilvl w:val="1"/>
-          <w:numId w:val="14"/>
-        </w:numPr>
-        <w:ind w:firstLineChars="0"/>
-      </w:pPr>
-      <w:r>
-        <w:rPr>
-          <w:rFonts w:hint="eastAsia"/>
-        </w:rPr>
-        <w:t>用于估算结果集的大小</w:t>
-      </w:r>
-    </w:p>
-    <w:p>
-      <w:pPr>
-        <w:pStyle w:val="ListParagraph"/>
-        <w:numPr>
-          <w:ilvl w:val="0"/>
-          <w:numId w:val="14"/>
-        </w:numPr>
-        <w:ind w:firstLineChars="0"/>
-      </w:pPr>
-      <w:r>
-        <w:rPr>
-          <w:rFonts w:hint="eastAsia"/>
-        </w:rPr>
-        <w:t>集合的页大小</w:t>
-      </w:r>
-      <w:r>
-        <w:rPr>
-          <w:rFonts w:hint="eastAsia"/>
-        </w:rPr>
-        <w:t>( pageSize )</w:t>
-      </w:r>
-    </w:p>
-    <w:p>
-      <w:pPr>
-        <w:pStyle w:val="ListParagraph"/>
-        <w:numPr>
-          <w:ilvl w:val="1"/>
-          <w:numId w:val="14"/>
-        </w:numPr>
-        <w:ind w:firstLineChars="0"/>
-      </w:pPr>
-      <w:r>
-        <w:rPr>
-          <w:rFonts w:hint="eastAsia"/>
-        </w:rPr>
-        <w:t>从</w:t>
-      </w:r>
-      <w:r>
-        <w:rPr>
-          <w:rFonts w:hint="eastAsia"/>
-        </w:rPr>
-        <w:t>dmsMBContext</w:t>
-      </w:r>
-      <w:r>
-        <w:rPr>
-          <w:rFonts w:hint="eastAsia"/>
-        </w:rPr>
-        <w:t>中获取</w:t>
-      </w:r>
-    </w:p>
-    <w:p>
-      <w:pPr>
-        <w:pStyle w:val="ListParagraph"/>
-        <w:numPr>
-          <w:ilvl w:val="1"/>
-          <w:numId w:val="14"/>
-        </w:numPr>
-        <w:ind w:firstLineChars="0"/>
-      </w:pPr>
-      <w:r>
-        <w:rPr>
-          <w:rFonts w:hint="eastAsia"/>
-        </w:rPr>
-        <w:t>用于估算结果集的大小</w:t>
-      </w:r>
-    </w:p>
-    <w:p>
-      <w:pPr>
-        <w:pStyle w:val="ListParagraph"/>
-        <w:numPr>
-          <w:ilvl w:val="0"/>
-          <w:numId w:val="14"/>
-        </w:numPr>
-        <w:ind w:firstLineChars="0"/>
-      </w:pPr>
-      <w:r>
-        <w:rPr>
-          <w:rFonts w:hint="eastAsia"/>
-        </w:rPr>
-        <w:t>总文档大小</w:t>
-      </w:r>
-      <w:r>
-        <w:rPr>
-          <w:rFonts w:hint="eastAsia"/>
-        </w:rPr>
-        <w:t>( totalDocSize )</w:t>
-      </w:r>
-    </w:p>
-    <w:p>
-      <w:pPr>
-        <w:pStyle w:val="ListParagraph"/>
-        <w:numPr>
-          <w:ilvl w:val="1"/>
-          <w:numId w:val="14"/>
-        </w:numPr>
-        <w:ind w:firstLineChars="0"/>
-      </w:pPr>
-      <w:r>
-        <w:rPr>
-          <w:rFonts w:hint="eastAsia"/>
-        </w:rPr>
-        <w:t>从</w:t>
-      </w:r>
-      <w:r>
-        <w:rPr>
-          <w:rFonts w:hint="eastAsia"/>
-        </w:rPr>
-        <w:t>dmsMBContext</w:t>
-      </w:r>
-      <w:r>
-        <w:rPr>
-          <w:rFonts w:hint="eastAsia"/>
-        </w:rPr>
-        <w:t>中获取</w:t>
-      </w:r>
-    </w:p>
-    <w:p>
-      <w:pPr>
-        <w:pStyle w:val="ListParagraph"/>
-        <w:numPr>
-          <w:ilvl w:val="1"/>
-          <w:numId w:val="14"/>
-        </w:numPr>
-        <w:ind w:firstLineChars="0"/>
-      </w:pPr>
-      <w:r>
-        <w:rPr>
-          <w:rFonts w:hint="eastAsia"/>
-        </w:rPr>
-        <w:t>用于估算结果集的大小</w:t>
-      </w:r>
-    </w:p>
-    <w:p/>
-    <w:p/>
-    <w:p>
-      <w:pPr>
-        <w:pStyle w:val="Heading4"/>
-      </w:pPr>
-      <w:r>
-        <w:rPr>
-          <w:rFonts w:hint="eastAsia"/>
-        </w:rPr>
-        <w:t>通过统计收集信息</w:t>
-      </w:r>
-    </w:p>
-    <w:p>
-      <w:pPr>
-        <w:pStyle w:val="Heading5"/>
-      </w:pPr>
-      <w:r>
-        <w:rPr>
-          <w:rFonts w:hint="eastAsia"/>
-        </w:rPr>
-        <w:t>文档统计信息</w:t>
-      </w:r>
-    </w:p>
-    <w:p>
-      <w:pPr>
-        <w:pStyle w:val="ListParagraph"/>
-        <w:numPr>
-          <w:ilvl w:val="0"/>
-          <w:numId w:val="35"/>
-        </w:numPr>
-        <w:ind w:firstLineChars="0"/>
-      </w:pPr>
-      <w:r>
-        <w:rPr>
-          <w:rFonts w:hint="eastAsia"/>
-        </w:rPr>
-        <w:t>平均字段个数</w:t>
-      </w:r>
-      <w:r>
-        <w:rPr>
-          <w:rFonts w:hint="eastAsia"/>
-        </w:rPr>
-        <w:t>(</w:t>
-      </w:r>
-      <w:r>
-        <w:rPr>
-          <w:rFonts w:hint="eastAsia"/>
-        </w:rPr>
-        <w:t xml:space="preserve"> </w:t>
-      </w:r>
-      <w:r>
-        <w:rPr>
-          <w:rFonts w:hint="eastAsia"/>
-        </w:rPr>
-        <w:t>avgFieldNum</w:t>
-      </w:r>
-      <w:r>
-        <w:rPr>
-          <w:rFonts w:hint="eastAsia"/>
-        </w:rPr>
-        <w:t xml:space="preserve"> </w:t>
-      </w:r>
-      <w:r>
-        <w:rPr>
-          <w:rFonts w:hint="eastAsia"/>
-        </w:rPr>
-        <w:t>)</w:t>
-      </w:r>
-    </w:p>
-    <w:p>
-      <w:pPr>
-        <w:pStyle w:val="ListParagraph"/>
-        <w:numPr>
-          <w:ilvl w:val="1"/>
-          <w:numId w:val="35"/>
-        </w:numPr>
-        <w:ind w:firstLineChars="0"/>
-      </w:pPr>
-      <w:r>
-        <w:rPr>
-          <w:rFonts w:hint="eastAsia"/>
-        </w:rPr>
-        <w:t>通过扫描文档统计获得</w:t>
-      </w:r>
-    </w:p>
-    <w:p>
-      <w:pPr>
-        <w:pStyle w:val="ListParagraph"/>
-        <w:numPr>
-          <w:ilvl w:val="1"/>
-          <w:numId w:val="35"/>
-        </w:numPr>
-        <w:ind w:firstLineChars="0"/>
-      </w:pPr>
-      <w:r>
-        <w:rPr>
-          <w:rFonts w:hint="eastAsia"/>
-        </w:rPr>
-        <w:t>用于估算结果集大小</w:t>
-      </w:r>
-    </w:p>
-    <w:p>
-      <w:pPr>
-        <w:pStyle w:val="ListParagraph"/>
-        <w:numPr>
-          <w:ilvl w:val="1"/>
-          <w:numId w:val="35"/>
-        </w:numPr>
-        <w:ind w:firstLineChars="0"/>
-      </w:pPr>
-      <w:r>
-        <w:rPr>
-          <w:rFonts w:hint="eastAsia"/>
-        </w:rPr>
-        <w:t>默认值是</w:t>
-      </w:r>
-      <w:r>
-        <w:rPr>
-          <w:rFonts w:hint="eastAsia"/>
-        </w:rPr>
-        <w:t>10</w:t>
-      </w:r>
-    </w:p>
-    <w:p/>
-    <w:p>
-      <w:pPr>
-        <w:pStyle w:val="Heading4"/>
-      </w:pPr>
-      <w:r>
-        <w:rPr>
-          <w:rFonts w:hint="eastAsia"/>
-        </w:rPr>
-        <w:lastRenderedPageBreak/>
-        <w:t>字段</w:t>
-      </w:r>
-      <w:r>
-        <w:rPr>
-          <w:rFonts w:hint="eastAsia"/>
-        </w:rPr>
-        <w:t>/</w:t>
-      </w:r>
-      <w:r>
-        <w:rPr>
-          <w:rFonts w:hint="eastAsia"/>
-        </w:rPr>
-        <w:t>索引</w:t>
-      </w:r>
-      <w:r>
-        <w:rPr>
-          <w:rFonts w:hint="eastAsia"/>
-        </w:rPr>
-        <w:t>统计信息</w:t>
-      </w:r>
-    </w:p>
-    <w:p>
-      <w:r>
-        <w:rPr>
-          <w:rFonts w:hint="eastAsia"/>
-        </w:rPr>
-        <w:t>字段统计信息由以下部分组成：</w:t>
-      </w:r>
-    </w:p>
-    <w:p>
-      <w:pPr>
-        <w:pStyle w:val="ListParagraph"/>
-        <w:numPr>
-          <w:ilvl w:val="0"/>
-          <w:numId w:val="10"/>
-        </w:numPr>
-        <w:ind w:firstLineChars="0"/>
-      </w:pPr>
-      <w:r>
-        <w:rPr>
-          <w:rFonts w:hint="eastAsia"/>
-        </w:rPr>
-        <w:t>是否唯一</w:t>
-      </w:r>
-      <w:r>
-        <w:rPr>
-          <w:rFonts w:hint="eastAsia"/>
-        </w:rPr>
-        <w:t>(isU</w:t>
-      </w:r>
-      <w:r>
-        <w:rPr>
-          <w:rFonts w:hint="eastAsia"/>
-        </w:rPr>
-        <w:t>nique)</w:t>
-      </w:r>
-    </w:p>
-    <w:p>
-      <w:pPr>
-        <w:pStyle w:val="ListParagraph"/>
-        <w:numPr>
-          <w:ilvl w:val="0"/>
-          <w:numId w:val="10"/>
-        </w:numPr>
-        <w:ind w:firstLineChars="0"/>
-      </w:pPr>
-      <w:r>
-        <w:rPr>
-          <w:rFonts w:hint="eastAsia"/>
-        </w:rPr>
-        <w:t>最小值</w:t>
-      </w:r>
-      <w:r>
-        <w:rPr>
-          <w:rFonts w:hint="eastAsia"/>
-        </w:rPr>
-        <w:t>/</w:t>
-      </w:r>
-      <w:r>
-        <w:rPr>
-          <w:rFonts w:hint="eastAsia"/>
-        </w:rPr>
-        <w:t>最大值</w:t>
-      </w:r>
-      <w:r>
-        <w:rPr>
-          <w:rFonts w:hint="eastAsia"/>
-        </w:rPr>
-        <w:t>(minVal/</w:t>
-      </w:r>
-      <w:r>
-        <w:rPr>
-          <w:rFonts w:hint="eastAsia"/>
-        </w:rPr>
-        <w:t>maxVal)</w:t>
-      </w:r>
-    </w:p>
-    <w:p>
-      <w:pPr>
-        <w:pStyle w:val="ListParagraph"/>
-        <w:numPr>
-          <w:ilvl w:val="0"/>
-          <w:numId w:val="10"/>
-        </w:numPr>
-        <w:ind w:firstLineChars="0"/>
-      </w:pPr>
-      <w:r>
-        <w:rPr>
-          <w:rFonts w:hint="eastAsia"/>
-        </w:rPr>
-        <w:t>不重复</w:t>
-      </w:r>
-      <w:r>
-        <w:rPr>
-          <w:rFonts w:hint="eastAsia"/>
-        </w:rPr>
-        <w:t>值个数</w:t>
-      </w:r>
-      <w:r>
-        <w:rPr>
-          <w:rFonts w:hint="eastAsia"/>
-        </w:rPr>
-        <w:t>(distinctValueN</w:t>
-      </w:r>
-      <w:r>
-        <w:rPr>
-          <w:rFonts w:hint="eastAsia"/>
-        </w:rPr>
-        <w:t>um)</w:t>
-      </w:r>
-    </w:p>
-    <w:p>
-      <w:pPr>
-        <w:pStyle w:val="ListParagraph"/>
-        <w:numPr>
-          <w:ilvl w:val="0"/>
-          <w:numId w:val="10"/>
-        </w:numPr>
-        <w:ind w:firstLineChars="0"/>
-      </w:pPr>
-      <w:r>
-        <w:rPr>
-          <w:rFonts w:hint="eastAsia"/>
-        </w:rPr>
-        <w:t>空值比例</w:t>
-      </w:r>
-      <w:r>
-        <w:rPr>
-          <w:rFonts w:hint="eastAsia"/>
-        </w:rPr>
-        <w:t>(nullF</w:t>
-      </w:r>
-      <w:r>
-        <w:rPr>
-          <w:rFonts w:hint="eastAsia"/>
-        </w:rPr>
-        <w:t>rac)</w:t>
-      </w:r>
-    </w:p>
-    <w:p>
-      <w:pPr>
-        <w:pStyle w:val="ListParagraph"/>
-        <w:numPr>
-          <w:ilvl w:val="0"/>
-          <w:numId w:val="10"/>
-        </w:numPr>
-        <w:ind w:firstLineChars="0"/>
-      </w:pPr>
-      <w:r>
-        <w:rPr>
-          <w:rFonts w:hint="eastAsia"/>
-        </w:rPr>
-        <w:t>频繁集</w:t>
-      </w:r>
-      <w:r>
-        <w:rPr>
-          <w:rFonts w:hint="eastAsia"/>
-        </w:rPr>
-        <w:t>(m</w:t>
-      </w:r>
-      <w:r>
-        <w:rPr>
-          <w:rFonts w:hint="eastAsia"/>
-        </w:rPr>
-        <w:t>c</w:t>
-      </w:r>
-      <w:r>
-        <w:rPr>
-          <w:rFonts w:hint="eastAsia"/>
-        </w:rPr>
-        <w:t>v</w:t>
-      </w:r>
-      <w:r>
-        <w:rPr>
-          <w:rFonts w:hint="eastAsia"/>
-        </w:rPr>
-        <w:t>)</w:t>
-      </w:r>
-    </w:p>
-    <w:p>
-      <w:pPr>
-        <w:pStyle w:val="ListParagraph"/>
-        <w:numPr>
-          <w:ilvl w:val="0"/>
-          <w:numId w:val="10"/>
-        </w:numPr>
-        <w:ind w:firstLineChars="0"/>
-      </w:pPr>
-      <w:r>
-        <w:rPr>
-          <w:rFonts w:hint="eastAsia"/>
-        </w:rPr>
-        <w:t>直方图</w:t>
-      </w:r>
-      <w:r>
-        <w:rPr>
-          <w:rFonts w:hint="eastAsia"/>
-        </w:rPr>
-        <w:t>(histogram)</w:t>
-      </w:r>
-    </w:p>
-    <w:p>
-      <w:pPr>
-        <w:pStyle w:val="ListParagraph"/>
-        <w:numPr>
-          <w:ilvl w:val="0"/>
-          <w:numId w:val="10"/>
-        </w:numPr>
-        <w:ind w:firstLineChars="0"/>
-      </w:pPr>
-      <w:r>
-        <w:rPr>
-          <w:rFonts w:hint="eastAsia"/>
-        </w:rPr>
-        <w:t>平均长度</w:t>
-      </w:r>
-    </w:p>
-    <w:p>
-      <w:pPr>
-        <w:pStyle w:val="ListParagraph"/>
-        <w:numPr>
-          <w:ilvl w:val="0"/>
-          <w:numId w:val="10"/>
-        </w:numPr>
-        <w:ind w:firstLineChars="0"/>
-      </w:pPr>
-      <w:r>
-        <w:rPr>
-          <w:rFonts w:hint="eastAsia"/>
-        </w:rPr>
-        <w:t>类型集合</w:t>
-      </w:r>
-    </w:p>
-    <w:p>
-      <w:r>
-        <w:rPr>
-          <w:rFonts w:hint="eastAsia"/>
-        </w:rPr>
-        <w:t>注：仅统计在索引定义中使用的字段</w:t>
-      </w:r>
-    </w:p>
-    <w:p>
-      <w:pPr>
-        <w:pStyle w:val="Heading5"/>
-      </w:pPr>
-      <w:r>
-        <w:rPr>
-          <w:rFonts w:hint="eastAsia"/>
-        </w:rPr>
-        <w:t>是否唯一值</w:t>
-      </w:r>
-      <w:r>
-        <w:rPr>
-          <w:rFonts w:hint="eastAsia"/>
-        </w:rPr>
-        <w:t>(isU</w:t>
-      </w:r>
-      <w:r>
-        <w:rPr>
-          <w:rFonts w:hint="eastAsia"/>
-        </w:rPr>
-        <w:t>nique)</w:t>
-      </w:r>
-    </w:p>
-    <w:p>
-      <w:pPr>
-        <w:pStyle w:val="ListParagraph"/>
-        <w:numPr>
-          <w:ilvl w:val="0"/>
-          <w:numId w:val="11"/>
-        </w:numPr>
-        <w:ind w:firstLineChars="0"/>
-      </w:pPr>
-      <w:r>
-        <w:rPr>
-          <w:rFonts w:hint="eastAsia"/>
-        </w:rPr>
-        <w:t>记录是否唯一值</w:t>
-      </w:r>
-    </w:p>
-    <w:p>
-      <w:pPr>
-        <w:pStyle w:val="ListParagraph"/>
-        <w:numPr>
-          <w:ilvl w:val="0"/>
-          <w:numId w:val="11"/>
-        </w:numPr>
-        <w:ind w:firstLineChars="0"/>
-      </w:pPr>
-      <w:r>
-        <w:rPr>
-          <w:rFonts w:hint="eastAsia"/>
-        </w:rPr>
-        <w:t>根据索引定义获取</w:t>
-      </w:r>
-    </w:p>
-    <w:p>
-      <w:pPr>
-        <w:pStyle w:val="ListParagraph"/>
-        <w:numPr>
-          <w:ilvl w:val="0"/>
-          <w:numId w:val="11"/>
-        </w:numPr>
-        <w:ind w:firstLineChars="0"/>
-      </w:pPr>
-      <w:r>
-        <w:rPr>
-          <w:rFonts w:hint="eastAsia"/>
-        </w:rPr>
-        <w:t>BOOL</w:t>
-      </w:r>
-      <w:r>
-        <w:rPr>
-          <w:rFonts w:hint="eastAsia"/>
-        </w:rPr>
-        <w:t>型</w:t>
-      </w:r>
-    </w:p>
-    <w:p>
-      <w:pPr>
-        <w:pStyle w:val="ListParagraph"/>
-        <w:numPr>
-          <w:ilvl w:val="0"/>
-          <w:numId w:val="11"/>
-        </w:numPr>
-        <w:ind w:firstLineChars="0"/>
-      </w:pPr>
-      <w:r>
-        <w:rPr>
-          <w:rFonts w:hint="eastAsia"/>
-        </w:rPr>
-        <w:t>可以用于估算</w:t>
-      </w:r>
-      <w:r>
-        <w:rPr>
-          <w:rFonts w:hint="eastAsia"/>
-        </w:rPr>
-        <w:t>$et</w:t>
-      </w:r>
-      <w:r>
-        <w:rPr>
-          <w:rFonts w:hint="eastAsia"/>
-        </w:rPr>
-        <w:t>的比例</w:t>
-      </w:r>
-    </w:p>
-    <w:p>
-      <w:pPr>
-        <w:pStyle w:val="Heading5"/>
-      </w:pPr>
-      <w:r>
-        <w:rPr>
-          <w:rFonts w:hint="eastAsia"/>
-        </w:rPr>
-        <w:t>不重复值</w:t>
-      </w:r>
-      <w:r>
-        <w:rPr>
-          <w:rFonts w:hint="eastAsia"/>
-        </w:rPr>
-        <w:t>个数</w:t>
-      </w:r>
-      <w:r>
-        <w:rPr>
-          <w:rFonts w:hint="eastAsia"/>
-        </w:rPr>
-        <w:t>(distinctValueN</w:t>
-      </w:r>
-      <w:r>
-        <w:rPr>
-          <w:rFonts w:hint="eastAsia"/>
-        </w:rPr>
-        <w:t>um)</w:t>
-      </w:r>
-    </w:p>
-    <w:p>
-      <w:pPr>
-        <w:pStyle w:val="ListParagraph"/>
-        <w:numPr>
-          <w:ilvl w:val="0"/>
-          <w:numId w:val="9"/>
-        </w:numPr>
-        <w:ind w:firstLineChars="0"/>
-      </w:pPr>
-      <w:r>
-        <w:rPr>
-          <w:rFonts w:hint="eastAsia"/>
-        </w:rPr>
-        <w:t>统计抽取</w:t>
-      </w:r>
-    </w:p>
-    <w:p>
-      <w:pPr>
-        <w:pStyle w:val="ListParagraph"/>
-        <w:numPr>
-          <w:ilvl w:val="0"/>
-          <w:numId w:val="9"/>
-        </w:numPr>
-        <w:ind w:firstLineChars="0"/>
-      </w:pPr>
-      <w:r>
-        <w:rPr>
-          <w:rFonts w:hint="eastAsia"/>
-        </w:rPr>
-        <w:t>记录字段不</w:t>
-      </w:r>
-      <w:r>
-        <w:rPr>
-          <w:rFonts w:hint="eastAsia"/>
-        </w:rPr>
-        <w:t>重复</w:t>
-      </w:r>
-      <w:r>
-        <w:rPr>
-          <w:rFonts w:hint="eastAsia"/>
-        </w:rPr>
-        <w:t>值的个数</w:t>
-      </w:r>
-    </w:p>
-    <w:p>
-      <w:pPr>
-        <w:pStyle w:val="ListParagraph"/>
-        <w:numPr>
-          <w:ilvl w:val="0"/>
-          <w:numId w:val="9"/>
-        </w:numPr>
-        <w:ind w:firstLineChars="0"/>
-      </w:pPr>
-      <w:r>
-        <w:rPr>
-          <w:rFonts w:hint="eastAsia"/>
-        </w:rPr>
-        <w:t>可以用于估算</w:t>
-      </w:r>
-      <w:r>
-        <w:rPr>
-          <w:rFonts w:hint="eastAsia"/>
-        </w:rPr>
-        <w:t>$et</w:t>
-      </w:r>
-      <w:r>
-        <w:rPr>
-          <w:rFonts w:hint="eastAsia"/>
-        </w:rPr>
-        <w:t>的比例</w:t>
-      </w:r>
-    </w:p>
-    <w:p>
-      <w:pPr>
-        <w:pStyle w:val="Heading5"/>
-      </w:pPr>
-      <w:r>
-        <w:rPr>
-          <w:rFonts w:hint="eastAsia"/>
-        </w:rPr>
-        <w:t>空值比例</w:t>
-      </w:r>
-      <w:r>
-        <w:rPr>
-          <w:rFonts w:hint="eastAsia"/>
-        </w:rPr>
-        <w:t>(nullF</w:t>
-      </w:r>
-      <w:r>
-        <w:rPr>
-          <w:rFonts w:hint="eastAsia"/>
-        </w:rPr>
-        <w:t>rac</w:t>
-      </w:r>
-      <w:r>
-        <w:rPr>
-          <w:rFonts w:hint="eastAsia"/>
-        </w:rPr>
-        <w:t>, undefinedFrac</w:t>
-      </w:r>
-      <w:r>
-        <w:rPr>
-          <w:rFonts w:hint="eastAsia"/>
-        </w:rPr>
-        <w:t>)</w:t>
-      </w:r>
-    </w:p>
-    <w:p>
-      <w:pPr>
-        <w:pStyle w:val="ListParagraph"/>
-        <w:numPr>
-          <w:ilvl w:val="0"/>
-          <w:numId w:val="8"/>
-        </w:numPr>
-        <w:ind w:firstLineChars="0"/>
-      </w:pPr>
-      <w:r>
-        <w:rPr>
-          <w:rFonts w:hint="eastAsia"/>
-        </w:rPr>
-        <w:t>分别</w:t>
-      </w:r>
-      <w:r>
-        <w:rPr>
-          <w:rFonts w:hint="eastAsia"/>
-        </w:rPr>
-        <w:t>记录</w:t>
-      </w:r>
-      <w:r>
-        <w:rPr>
-          <w:rFonts w:hint="eastAsia"/>
-        </w:rPr>
-        <w:t>null</w:t>
-      </w:r>
-      <w:r>
-        <w:rPr>
-          <w:rFonts w:hint="eastAsia"/>
-        </w:rPr>
-        <w:t>值</w:t>
-      </w:r>
-      <w:r>
-        <w:rPr>
-          <w:rFonts w:hint="eastAsia"/>
-        </w:rPr>
-        <w:t>和</w:t>
-      </w:r>
-      <w:r>
-        <w:rPr>
-          <w:rFonts w:hint="eastAsia"/>
-        </w:rPr>
-        <w:t>undefined</w:t>
-      </w:r>
-      <w:r>
-        <w:rPr>
-          <w:rFonts w:hint="eastAsia"/>
-        </w:rPr>
-        <w:t>（没有该字段）</w:t>
-      </w:r>
-      <w:r>
-        <w:rPr>
-          <w:rFonts w:hint="eastAsia"/>
-        </w:rPr>
-        <w:t>的比例</w:t>
-      </w:r>
-    </w:p>
-    <w:p>
-      <w:pPr>
-        <w:pStyle w:val="ListParagraph"/>
-        <w:numPr>
-          <w:ilvl w:val="0"/>
-          <w:numId w:val="8"/>
-        </w:numPr>
-        <w:ind w:firstLineChars="0"/>
-      </w:pPr>
-      <w:r>
-        <w:rPr>
-          <w:rFonts w:hint="eastAsia"/>
-        </w:rPr>
-        <w:t>浮点型</w:t>
-      </w:r>
-      <w:r>
-        <w:rPr>
-          <w:rFonts w:hint="eastAsia"/>
-        </w:rPr>
-        <w:t>(0.0 ~ 1.0)</w:t>
-      </w:r>
-    </w:p>
-    <w:p>
-      <w:pPr>
-        <w:pStyle w:val="ListParagraph"/>
-        <w:numPr>
-          <w:ilvl w:val="0"/>
-          <w:numId w:val="8"/>
-        </w:numPr>
-        <w:ind w:firstLineChars="0"/>
-      </w:pPr>
-      <w:r>
-        <w:rPr>
-          <w:rFonts w:hint="eastAsia"/>
-        </w:rPr>
-        <w:t>可以用于估算</w:t>
-      </w:r>
-      <w:r>
-        <w:rPr>
-          <w:rFonts w:hint="eastAsia"/>
-        </w:rPr>
-        <w:t>$isnull</w:t>
-      </w:r>
-      <w:r>
-        <w:rPr>
-          <w:rFonts w:hint="eastAsia"/>
-        </w:rPr>
-        <w:t>的比例</w:t>
-      </w:r>
-    </w:p>
-    <w:p>
-      <w:pPr>
-        <w:pStyle w:val="Heading5"/>
-      </w:pPr>
-      <w:r>
-        <w:rPr>
-          <w:rFonts w:hint="eastAsia"/>
-        </w:rPr>
-        <w:t>频繁集</w:t>
-      </w:r>
-      <w:r>
-        <w:rPr>
-          <w:rFonts w:hint="eastAsia"/>
-        </w:rPr>
-        <w:t>(m</w:t>
-      </w:r>
-      <w:r>
-        <w:rPr>
-          <w:rFonts w:hint="eastAsia"/>
-        </w:rPr>
-        <w:t>c</w:t>
-      </w:r>
-      <w:r>
-        <w:rPr>
-          <w:rFonts w:hint="eastAsia"/>
-        </w:rPr>
-        <w:t>v</w:t>
-      </w:r>
-      <w:r>
-        <w:rPr>
-          <w:rFonts w:hint="eastAsia"/>
-        </w:rPr>
-        <w:t>, most common values)</w:t>
-      </w:r>
-    </w:p>
-    <w:p>
-      <w:pPr>
-        <w:pStyle w:val="ListParagraph"/>
-        <w:numPr>
-          <w:ilvl w:val="0"/>
-          <w:numId w:val="12"/>
-        </w:numPr>
-        <w:ind w:firstLineChars="0"/>
-      </w:pPr>
-      <w:r>
-        <w:rPr>
-          <w:rFonts w:hint="eastAsia"/>
-        </w:rPr>
-        <w:t>如果某个值的比例大于某个阈值</w:t>
-      </w:r>
-      <w:r>
-        <w:rPr>
-          <w:rFonts w:hint="eastAsia"/>
-        </w:rPr>
-        <w:t>(0.01)</w:t>
-      </w:r>
-      <w:r>
-        <w:rPr>
-          <w:rFonts w:hint="eastAsia"/>
-        </w:rPr>
-        <w:t>时，把该值保存在</w:t>
-      </w:r>
-      <w:r>
-        <w:rPr>
-          <w:rFonts w:hint="eastAsia"/>
-        </w:rPr>
-        <w:t>m</w:t>
-      </w:r>
-      <w:r>
-        <w:rPr>
-          <w:rFonts w:hint="eastAsia"/>
-        </w:rPr>
-        <w:t>c</w:t>
-      </w:r>
-      <w:r>
-        <w:rPr>
-          <w:rFonts w:hint="eastAsia"/>
-        </w:rPr>
-        <w:t>v</w:t>
-      </w:r>
-      <w:r>
-        <w:rPr>
-          <w:rFonts w:hint="eastAsia"/>
-        </w:rPr>
-        <w:t>中，并记录所占比例</w:t>
-      </w:r>
-    </w:p>
-    <w:p>
-      <w:pPr>
-        <w:pStyle w:val="ListParagraph"/>
-        <w:numPr>
-          <w:ilvl w:val="0"/>
-          <w:numId w:val="12"/>
-        </w:numPr>
-        <w:ind w:firstLineChars="0"/>
-      </w:pPr>
-      <w:r>
-        <w:rPr>
-          <w:rFonts w:hint="eastAsia"/>
-        </w:rPr>
-        <w:t>{ val: [ A, B, ... ], frac: [ fracA, fracB, ... ] }</w:t>
-      </w:r>
-    </w:p>
-    <w:p>
-      <w:pPr>
-        <w:pStyle w:val="ListParagraph"/>
-        <w:numPr>
-          <w:ilvl w:val="1"/>
-          <w:numId w:val="12"/>
-        </w:numPr>
-        <w:ind w:firstLineChars="0"/>
-      </w:pPr>
-      <w:r>
-        <w:rPr>
-          <w:rFonts w:hint="eastAsia"/>
-        </w:rPr>
-        <w:t>val</w:t>
-      </w:r>
-      <w:r>
-        <w:rPr>
-          <w:rFonts w:hint="eastAsia"/>
-        </w:rPr>
-        <w:t>：频繁值</w:t>
-      </w:r>
-    </w:p>
-    <w:p>
-      <w:pPr>
-        <w:pStyle w:val="ListParagraph"/>
-        <w:numPr>
-          <w:ilvl w:val="1"/>
-          <w:numId w:val="12"/>
-        </w:numPr>
-        <w:ind w:firstLineChars="0"/>
-      </w:pPr>
-      <w:r>
-        <w:rPr>
-          <w:rFonts w:hint="eastAsia"/>
-        </w:rPr>
-        <w:t>frac</w:t>
-      </w:r>
-      <w:r>
-        <w:rPr>
-          <w:rFonts w:hint="eastAsia"/>
-        </w:rPr>
-        <w:t>：浮点型</w:t>
-      </w:r>
-      <w:r>
-        <w:rPr>
-          <w:rFonts w:hint="eastAsia"/>
-        </w:rPr>
-        <w:t>(0.0 ~ 1.0)</w:t>
-      </w:r>
-    </w:p>
-    <w:p>
-      <w:pPr>
-        <w:pStyle w:val="ListParagraph"/>
-        <w:numPr>
-          <w:ilvl w:val="0"/>
-          <w:numId w:val="12"/>
-        </w:numPr>
-        <w:ind w:firstLineChars="0"/>
-      </w:pPr>
-      <w:r>
-        <w:rPr>
-          <w:rFonts w:hint="eastAsia"/>
-        </w:rPr>
-        <w:t>用于估算</w:t>
-      </w:r>
-      <w:r>
-        <w:rPr>
-          <w:rFonts w:hint="eastAsia"/>
-        </w:rPr>
-        <w:t>$et</w:t>
-      </w:r>
-      <w:r>
-        <w:rPr>
-          <w:rFonts w:hint="eastAsia"/>
-        </w:rPr>
-        <w:t>到某个频繁值的比例，或者包含频繁值的</w:t>
-      </w:r>
-      <w:r>
-        <w:rPr>
-          <w:rFonts w:hint="eastAsia"/>
-        </w:rPr>
-        <w:t>range</w:t>
-      </w:r>
-      <w:r>
-        <w:rPr>
-          <w:rFonts w:hint="eastAsia"/>
-        </w:rPr>
-        <w:t>查询的比例</w:t>
-      </w:r>
-    </w:p>
-    <w:p>
-      <w:pPr>
-        <w:pStyle w:val="ListParagraph"/>
-        <w:numPr>
-          <w:ilvl w:val="0"/>
-          <w:numId w:val="12"/>
-        </w:numPr>
-        <w:ind w:firstLineChars="0"/>
-      </w:pPr>
-      <w:r>
-        <w:rPr>
-          <w:rFonts w:hint="eastAsia"/>
-        </w:rPr>
-        <w:t>只统计以下类型：</w:t>
-      </w:r>
-    </w:p>
-    <w:p>
-      <w:pPr>
-        <w:pStyle w:val="ListParagraph"/>
-        <w:numPr>
-          <w:ilvl w:val="1"/>
-          <w:numId w:val="12"/>
-        </w:numPr>
-        <w:ind w:firstLineChars="0"/>
-      </w:pPr>
-      <w:r>
-        <w:rPr>
-          <w:rFonts w:hint="eastAsia"/>
-        </w:rPr>
-        <w:lastRenderedPageBreak/>
-        <w:t>numberInt</w:t>
-      </w:r>
-    </w:p>
-    <w:p>
-      <w:pPr>
-        <w:pStyle w:val="ListParagraph"/>
-        <w:numPr>
-          <w:ilvl w:val="1"/>
-          <w:numId w:val="12"/>
-        </w:numPr>
-        <w:ind w:firstLineChars="0"/>
-      </w:pPr>
-      <w:r>
-        <w:rPr>
-          <w:rFonts w:hint="eastAsia"/>
-        </w:rPr>
-        <w:t>numberDouble</w:t>
-      </w:r>
-    </w:p>
-    <w:p>
-      <w:pPr>
-        <w:pStyle w:val="ListParagraph"/>
-        <w:numPr>
-          <w:ilvl w:val="1"/>
-          <w:numId w:val="12"/>
-        </w:numPr>
-        <w:ind w:firstLineChars="0"/>
-      </w:pPr>
-      <w:r>
-        <w:rPr>
-          <w:rFonts w:hint="eastAsia"/>
-        </w:rPr>
-        <w:t>numberLong</w:t>
-      </w:r>
-    </w:p>
-    <w:p>
-      <w:pPr>
-        <w:pStyle w:val="ListParagraph"/>
-        <w:numPr>
-          <w:ilvl w:val="1"/>
-          <w:numId w:val="12"/>
-        </w:numPr>
-        <w:ind w:firstLineChars="0"/>
-      </w:pPr>
-      <w:r>
-        <w:rPr>
-          <w:rFonts w:hint="eastAsia"/>
-        </w:rPr>
-        <w:t>numberDecimal</w:t>
-      </w:r>
-    </w:p>
-    <w:p>
-      <w:pPr>
-        <w:pStyle w:val="ListParagraph"/>
-        <w:numPr>
-          <w:ilvl w:val="1"/>
-          <w:numId w:val="12"/>
-        </w:numPr>
-        <w:ind w:firstLineChars="0"/>
-      </w:pPr>
-      <w:r>
-        <w:rPr>
-          <w:rFonts w:hint="eastAsia"/>
-        </w:rPr>
-        <w:t>Bool</w:t>
-      </w:r>
-    </w:p>
-    <w:p>
-      <w:pPr>
-        <w:pStyle w:val="ListParagraph"/>
-        <w:numPr>
-          <w:ilvl w:val="1"/>
-          <w:numId w:val="12"/>
-        </w:numPr>
-        <w:ind w:firstLineChars="0"/>
-      </w:pPr>
-      <w:r>
-        <w:rPr>
-          <w:rFonts w:hint="eastAsia"/>
-        </w:rPr>
-        <w:t>Date</w:t>
-      </w:r>
-    </w:p>
-    <w:p>
-      <w:pPr>
-        <w:pStyle w:val="ListParagraph"/>
-        <w:numPr>
-          <w:ilvl w:val="1"/>
-          <w:numId w:val="12"/>
-        </w:numPr>
-        <w:ind w:firstLineChars="0"/>
-      </w:pPr>
-      <w:r>
-        <w:rPr>
-          <w:rFonts w:hint="eastAsia"/>
-        </w:rPr>
-        <w:t>Timestamp</w:t>
-      </w:r>
-    </w:p>
-    <w:p>
-      <w:pPr>
-        <w:pStyle w:val="ListParagraph"/>
-        <w:numPr>
-          <w:ilvl w:val="1"/>
-          <w:numId w:val="12"/>
-        </w:numPr>
-        <w:ind w:firstLineChars="0"/>
-      </w:pPr>
-      <w:r>
-        <w:rPr>
-          <w:rFonts w:hint="eastAsia"/>
-        </w:rPr>
-        <w:t>string</w:t>
-      </w:r>
-    </w:p>
-    <w:p/>
-    <w:p>
-      <w:pPr>
-        <w:pStyle w:val="Heading5"/>
-        <w:rPr>
-          <w:shd w:val="pct15" w:color="auto" w:fill="FFFFFF"/>
-        </w:rPr>
-      </w:pPr>
-      <w:r>
-        <w:rPr>
-          <w:rFonts w:hint="eastAsia"/>
-          <w:shd w:val="pct15" w:color="auto" w:fill="FFFFFF"/>
-        </w:rPr>
-        <w:t>直方图</w:t>
-      </w:r>
-      <w:r>
-        <w:rPr>
-          <w:rFonts w:hint="eastAsia"/>
-          <w:shd w:val="pct15" w:color="auto" w:fill="FFFFFF"/>
-        </w:rPr>
-        <w:t>(histogram)</w:t>
-      </w:r>
-    </w:p>
-    <w:p>
-      <w:pPr>
-        <w:pStyle w:val="ListParagraph"/>
-        <w:numPr>
-          <w:ilvl w:val="0"/>
-          <w:numId w:val="13"/>
-        </w:numPr>
-        <w:ind w:firstLineChars="0"/>
-        <w:rPr>
-          <w:shd w:val="pct15" w:color="auto" w:fill="FFFFFF"/>
-        </w:rPr>
-      </w:pPr>
-      <w:r>
-        <w:rPr>
-          <w:rFonts w:hint="eastAsia"/>
-          <w:shd w:val="pct15" w:color="auto" w:fill="FFFFFF"/>
-        </w:rPr>
-        <w:t>等频直方图</w:t>
-      </w:r>
-    </w:p>
-    <w:p>
-      <w:pPr>
-        <w:pStyle w:val="ListParagraph"/>
-        <w:numPr>
-          <w:ilvl w:val="1"/>
-          <w:numId w:val="13"/>
-        </w:numPr>
-        <w:ind w:firstLineChars="0"/>
-        <w:rPr>
-          <w:shd w:val="pct15" w:color="auto" w:fill="FFFFFF"/>
-        </w:rPr>
-      </w:pPr>
-      <w:r>
-        <w:rPr>
-          <w:rFonts w:hint="eastAsia"/>
-          <w:shd w:val="pct15" w:color="auto" w:fill="FFFFFF"/>
-        </w:rPr>
-        <w:t>记录每个值的个数，相当于</w:t>
-      </w:r>
-      <w:r>
-        <w:rPr>
-          <w:rFonts w:hint="eastAsia"/>
-          <w:shd w:val="pct15" w:color="auto" w:fill="FFFFFF"/>
-        </w:rPr>
-        <w:t>mvc</w:t>
-      </w:r>
-    </w:p>
-    <w:p>
-      <w:pPr>
-        <w:pStyle w:val="ListParagraph"/>
-        <w:numPr>
-          <w:ilvl w:val="0"/>
-          <w:numId w:val="13"/>
-        </w:numPr>
-        <w:ind w:firstLineChars="0"/>
-        <w:rPr>
-          <w:shd w:val="pct15" w:color="auto" w:fill="FFFFFF"/>
-        </w:rPr>
-      </w:pPr>
-      <w:r>
-        <w:rPr>
-          <w:rFonts w:hint="eastAsia"/>
-          <w:shd w:val="pct15" w:color="auto" w:fill="FFFFFF"/>
-        </w:rPr>
-        <w:t>等高直方图</w:t>
-      </w:r>
-      <w:r>
-        <w:rPr>
-          <w:rFonts w:hint="eastAsia"/>
-          <w:shd w:val="pct15" w:color="auto" w:fill="FFFFFF"/>
-        </w:rPr>
-        <w:t>（文档数</w:t>
-      </w:r>
-      <w:r>
-        <w:rPr>
-          <w:rFonts w:hint="eastAsia"/>
-          <w:shd w:val="pct15" w:color="auto" w:fill="FFFFFF"/>
-        </w:rPr>
-        <w:t>&gt;=</w:t>
-      </w:r>
-      <w:r>
-        <w:rPr>
-          <w:rFonts w:hint="eastAsia"/>
-          <w:shd w:val="pct15" w:color="auto" w:fill="FFFFFF"/>
-        </w:rPr>
-        <w:t>某个阈值时</w:t>
-      </w:r>
-      <w:r>
-        <w:rPr>
-          <w:rFonts w:hint="eastAsia"/>
-          <w:shd w:val="pct15" w:color="auto" w:fill="FFFFFF"/>
-        </w:rPr>
-        <w:t>1000</w:t>
-      </w:r>
-      <w:r>
-        <w:rPr>
-          <w:rFonts w:hint="eastAsia"/>
-          <w:shd w:val="pct15" w:color="auto" w:fill="FFFFFF"/>
-        </w:rPr>
-        <w:t>）</w:t>
-      </w:r>
-    </w:p>
-    <w:p>
-      <w:pPr>
-        <w:pStyle w:val="ListParagraph"/>
-        <w:numPr>
-          <w:ilvl w:val="1"/>
-          <w:numId w:val="13"/>
-        </w:numPr>
-        <w:ind w:firstLineChars="0"/>
-        <w:rPr>
-          <w:shd w:val="pct15" w:color="auto" w:fill="FFFFFF"/>
-        </w:rPr>
-      </w:pPr>
-      <w:r>
-        <w:rPr>
-          <w:rFonts w:hint="eastAsia"/>
-          <w:shd w:val="pct15" w:color="auto" w:fill="FFFFFF"/>
-        </w:rPr>
-        <w:t>直方图中每个桶表示等比例的记录，范围是</w:t>
-      </w:r>
-      <w:r>
-        <w:rPr>
-          <w:rFonts w:hint="eastAsia"/>
-          <w:shd w:val="pct15" w:color="auto" w:fill="FFFFFF"/>
-        </w:rPr>
-        <w:t>[ lowBound, upBound )</w:t>
-      </w:r>
-    </w:p>
-    <w:p>
-      <w:pPr>
-        <w:pStyle w:val="ListParagraph"/>
-        <w:numPr>
-          <w:ilvl w:val="1"/>
-          <w:numId w:val="13"/>
-        </w:numPr>
-        <w:ind w:firstLineChars="0"/>
-        <w:rPr>
-          <w:shd w:val="pct15" w:color="auto" w:fill="FFFFFF"/>
-        </w:rPr>
-      </w:pPr>
-      <w:r>
-        <w:rPr>
-          <w:rFonts w:hint="eastAsia"/>
-          <w:shd w:val="pct15" w:color="auto" w:fill="FFFFFF"/>
-        </w:rPr>
-        <w:t xml:space="preserve">{ </w:t>
-      </w:r>
-      <w:r>
-        <w:rPr>
-          <w:rFonts w:hint="eastAsia"/>
-          <w:shd w:val="pct15" w:color="auto" w:fill="FFFFFF"/>
-        </w:rPr>
-        <w:t>histogramF</w:t>
-      </w:r>
-      <w:r>
-        <w:rPr>
-          <w:rFonts w:hint="eastAsia"/>
-          <w:shd w:val="pct15" w:color="auto" w:fill="FFFFFF"/>
-        </w:rPr>
-        <w:t xml:space="preserve">rac, </w:t>
-      </w:r>
-      <w:r>
-        <w:rPr>
-          <w:rFonts w:hint="eastAsia"/>
-          <w:shd w:val="pct15" w:color="auto" w:fill="FFFFFF"/>
-        </w:rPr>
-        <w:t>histogramB</w:t>
-      </w:r>
-      <w:r>
-        <w:rPr>
-          <w:rFonts w:hint="eastAsia"/>
-          <w:shd w:val="pct15" w:color="auto" w:fill="FFFFFF"/>
-        </w:rPr>
-        <w:t>ounds: [</w:t>
-      </w:r>
-      <w:r>
-        <w:rPr>
-          <w:rFonts w:hint="eastAsia"/>
-          <w:shd w:val="pct15" w:color="auto" w:fill="FFFFFF"/>
-        </w:rPr>
-        <w:t xml:space="preserve"> bound_0, bound_1, bound_2, ..., bound_9 </w:t>
-      </w:r>
-      <w:r>
-        <w:rPr>
-          <w:rFonts w:hint="eastAsia"/>
-          <w:shd w:val="pct15" w:color="auto" w:fill="FFFFFF"/>
-        </w:rPr>
-        <w:t>] }</w:t>
-      </w:r>
-    </w:p>
-    <w:p>
-      <w:pPr>
-        <w:pStyle w:val="ListParagraph"/>
-        <w:numPr>
-          <w:ilvl w:val="2"/>
-          <w:numId w:val="13"/>
-        </w:numPr>
-        <w:ind w:firstLineChars="0"/>
-        <w:rPr>
-          <w:shd w:val="pct15" w:color="auto" w:fill="FFFFFF"/>
-        </w:rPr>
-      </w:pPr>
-      <w:r>
-        <w:rPr>
-          <w:rFonts w:hint="eastAsia"/>
-          <w:shd w:val="pct15" w:color="auto" w:fill="FFFFFF"/>
-        </w:rPr>
-        <w:t>histogramF</w:t>
-      </w:r>
-      <w:r>
-        <w:rPr>
-          <w:rFonts w:hint="eastAsia"/>
-          <w:shd w:val="pct15" w:color="auto" w:fill="FFFFFF"/>
-        </w:rPr>
-        <w:t>rac</w:t>
-      </w:r>
-      <w:r>
-        <w:rPr>
-          <w:rFonts w:hint="eastAsia"/>
-          <w:shd w:val="pct15" w:color="auto" w:fill="FFFFFF"/>
-        </w:rPr>
-        <w:t>：去除</w:t>
-      </w:r>
-      <w:r>
-        <w:rPr>
-          <w:rFonts w:hint="eastAsia"/>
-          <w:shd w:val="pct15" w:color="auto" w:fill="FFFFFF"/>
-        </w:rPr>
-        <w:t>mcv</w:t>
-      </w:r>
-      <w:r>
-        <w:rPr>
-          <w:rFonts w:hint="eastAsia"/>
-          <w:shd w:val="pct15" w:color="auto" w:fill="FFFFFF"/>
-        </w:rPr>
-        <w:t>和</w:t>
-      </w:r>
-      <w:r>
-        <w:rPr>
-          <w:rFonts w:hint="eastAsia"/>
-          <w:shd w:val="pct15" w:color="auto" w:fill="FFFFFF"/>
-        </w:rPr>
-        <w:t>nullFrac</w:t>
-      </w:r>
-      <w:r>
-        <w:rPr>
-          <w:rFonts w:hint="eastAsia"/>
-          <w:shd w:val="pct15" w:color="auto" w:fill="FFFFFF"/>
-        </w:rPr>
-        <w:t>之后的比例</w:t>
-      </w:r>
-    </w:p>
-    <w:p>
-      <w:pPr>
-        <w:pStyle w:val="ListParagraph"/>
-        <w:numPr>
-          <w:ilvl w:val="2"/>
-          <w:numId w:val="13"/>
-        </w:numPr>
-        <w:ind w:firstLineChars="0"/>
-        <w:rPr>
-          <w:shd w:val="pct15" w:color="auto" w:fill="FFFFFF"/>
-        </w:rPr>
-      </w:pPr>
-      <w:r>
-        <w:rPr>
-          <w:rFonts w:hint="eastAsia"/>
-          <w:shd w:val="pct15" w:color="auto" w:fill="FFFFFF"/>
-        </w:rPr>
-        <w:t>histogramB</w:t>
-      </w:r>
-      <w:r>
-        <w:rPr>
-          <w:rFonts w:hint="eastAsia"/>
-          <w:shd w:val="pct15" w:color="auto" w:fill="FFFFFF"/>
-        </w:rPr>
-        <w:t>ounds</w:t>
-      </w:r>
-      <w:r>
-        <w:rPr>
-          <w:rFonts w:hint="eastAsia"/>
-          <w:shd w:val="pct15" w:color="auto" w:fill="FFFFFF"/>
-        </w:rPr>
-        <w:t>：每个桶的上下界</w:t>
-      </w:r>
-    </w:p>
-    <w:p>
-      <w:pPr>
-        <w:pStyle w:val="ListParagraph"/>
-        <w:numPr>
-          <w:ilvl w:val="0"/>
-          <w:numId w:val="13"/>
-        </w:numPr>
-        <w:ind w:firstLineChars="0"/>
-        <w:rPr>
-          <w:shd w:val="pct15" w:color="auto" w:fill="FFFFFF"/>
-        </w:rPr>
-      </w:pPr>
-      <w:r>
-        <w:rPr>
-          <w:rFonts w:hint="eastAsia"/>
-          <w:shd w:val="pct15" w:color="auto" w:fill="FFFFFF"/>
-        </w:rPr>
-        <w:t>用于估算</w:t>
-      </w:r>
-      <w:r>
-        <w:rPr>
-          <w:rFonts w:hint="eastAsia"/>
-          <w:shd w:val="pct15" w:color="auto" w:fill="FFFFFF"/>
-        </w:rPr>
-        <w:t>range</w:t>
-      </w:r>
-      <w:r>
-        <w:rPr>
-          <w:rFonts w:hint="eastAsia"/>
-          <w:shd w:val="pct15" w:color="auto" w:fill="FFFFFF"/>
-        </w:rPr>
-        <w:t>匹配</w:t>
-      </w:r>
-      <w:r>
-        <w:rPr>
-          <w:rFonts w:hint="eastAsia"/>
-          <w:shd w:val="pct15" w:color="auto" w:fill="FFFFFF"/>
-        </w:rPr>
-        <w:t>的比例</w:t>
-      </w:r>
-    </w:p>
-    <w:p>
-      <w:pPr>
-        <w:pStyle w:val="ListParagraph"/>
-        <w:numPr>
-          <w:ilvl w:val="0"/>
-          <w:numId w:val="13"/>
-        </w:numPr>
-        <w:ind w:firstLineChars="0"/>
-        <w:rPr>
-          <w:shd w:val="pct15" w:color="auto" w:fill="FFFFFF"/>
-        </w:rPr>
-      </w:pPr>
-      <w:r>
-        <w:rPr>
-          <w:rFonts w:hint="eastAsia"/>
-          <w:shd w:val="pct15" w:color="auto" w:fill="FFFFFF"/>
-        </w:rPr>
-        <w:t>只统计以下类型：</w:t>
-      </w:r>
-    </w:p>
-    <w:p>
-      <w:pPr>
-        <w:pStyle w:val="ListParagraph"/>
-        <w:numPr>
-          <w:ilvl w:val="1"/>
-          <w:numId w:val="13"/>
-        </w:numPr>
-        <w:ind w:firstLineChars="0"/>
-        <w:rPr>
-          <w:shd w:val="pct15" w:color="auto" w:fill="FFFFFF"/>
-        </w:rPr>
-      </w:pPr>
-      <w:r>
-        <w:rPr>
-          <w:rFonts w:hint="eastAsia"/>
-          <w:shd w:val="pct15" w:color="auto" w:fill="FFFFFF"/>
-        </w:rPr>
-        <w:t>numberInt</w:t>
-      </w:r>
-    </w:p>
-    <w:p>
-      <w:pPr>
-        <w:pStyle w:val="ListParagraph"/>
-        <w:numPr>
-          <w:ilvl w:val="1"/>
-          <w:numId w:val="13"/>
-        </w:numPr>
-        <w:ind w:firstLineChars="0"/>
-        <w:rPr>
-          <w:shd w:val="pct15" w:color="auto" w:fill="FFFFFF"/>
-        </w:rPr>
-      </w:pPr>
-      <w:r>
-        <w:rPr>
-          <w:rFonts w:hint="eastAsia"/>
-          <w:shd w:val="pct15" w:color="auto" w:fill="FFFFFF"/>
-        </w:rPr>
-        <w:t>numberDouble</w:t>
-      </w:r>
-    </w:p>
-    <w:p>
-      <w:pPr>
-        <w:pStyle w:val="ListParagraph"/>
-        <w:numPr>
-          <w:ilvl w:val="1"/>
-          <w:numId w:val="13"/>
-        </w:numPr>
-        <w:ind w:firstLineChars="0"/>
-        <w:rPr>
-          <w:shd w:val="pct15" w:color="auto" w:fill="FFFFFF"/>
-        </w:rPr>
-      </w:pPr>
-      <w:r>
-        <w:rPr>
-          <w:rFonts w:hint="eastAsia"/>
-          <w:shd w:val="pct15" w:color="auto" w:fill="FFFFFF"/>
-        </w:rPr>
-        <w:t>numberLong</w:t>
-      </w:r>
-    </w:p>
-    <w:p>
-      <w:pPr>
-        <w:pStyle w:val="ListParagraph"/>
-        <w:numPr>
-          <w:ilvl w:val="1"/>
-          <w:numId w:val="13"/>
-        </w:numPr>
-        <w:ind w:firstLineChars="0"/>
-        <w:rPr>
-          <w:shd w:val="pct15" w:color="auto" w:fill="FFFFFF"/>
-        </w:rPr>
-      </w:pPr>
-      <w:r>
-        <w:rPr>
-          <w:rFonts w:hint="eastAsia"/>
-          <w:shd w:val="pct15" w:color="auto" w:fill="FFFFFF"/>
-        </w:rPr>
-        <w:t>numberDecimal</w:t>
-      </w:r>
-    </w:p>
-    <w:p>
-      <w:pPr>
-        <w:pStyle w:val="ListParagraph"/>
-        <w:numPr>
-          <w:ilvl w:val="1"/>
-          <w:numId w:val="13"/>
-        </w:numPr>
-        <w:ind w:firstLineChars="0"/>
-        <w:rPr>
-          <w:shd w:val="pct15" w:color="auto" w:fill="FFFFFF"/>
-        </w:rPr>
-      </w:pPr>
-      <w:r>
-        <w:rPr>
-          <w:rFonts w:hint="eastAsia"/>
-          <w:shd w:val="pct15" w:color="auto" w:fill="FFFFFF"/>
-        </w:rPr>
-        <w:t>Date</w:t>
-      </w:r>
-    </w:p>
-    <w:p>
-      <w:pPr>
-        <w:pStyle w:val="ListParagraph"/>
-        <w:numPr>
-          <w:ilvl w:val="1"/>
-          <w:numId w:val="13"/>
-        </w:numPr>
-        <w:ind w:firstLineChars="0"/>
-        <w:rPr>
-          <w:shd w:val="pct15" w:color="auto" w:fill="FFFFFF"/>
-        </w:rPr>
-      </w:pPr>
-      <w:r>
-        <w:rPr>
-          <w:rFonts w:hint="eastAsia"/>
-          <w:shd w:val="pct15" w:color="auto" w:fill="FFFFFF"/>
-        </w:rPr>
-        <w:t>Timestamp</w:t>
-      </w:r>
-    </w:p>
-    <w:p>
-      <w:pPr>
-        <w:pStyle w:val="ListParagraph"/>
-        <w:numPr>
-          <w:ilvl w:val="1"/>
-          <w:numId w:val="13"/>
-        </w:numPr>
-        <w:ind w:firstLineChars="0"/>
-        <w:rPr>
-          <w:shd w:val="pct15" w:color="auto" w:fill="FFFFFF"/>
-        </w:rPr>
-      </w:pPr>
-      <w:r>
-        <w:rPr>
-          <w:rFonts w:hint="eastAsia"/>
-          <w:shd w:val="pct15" w:color="auto" w:fill="FFFFFF"/>
-        </w:rPr>
-        <w:t>string</w:t>
-      </w:r>
-      <w:r>
-        <w:rPr>
-          <w:rFonts w:hint="eastAsia"/>
-          <w:shd w:val="pct15" w:color="auto" w:fill="FFFFFF"/>
-        </w:rPr>
-        <w:t>（</w:t>
-      </w:r>
-      <w:r>
-        <w:rPr>
-          <w:rFonts w:hint="eastAsia"/>
-          <w:shd w:val="pct15" w:color="auto" w:fill="FFFFFF"/>
-        </w:rPr>
-        <w:t>100</w:t>
-      </w:r>
-      <w:r>
-        <w:rPr>
-          <w:rFonts w:hint="eastAsia"/>
-          <w:shd w:val="pct15" w:color="auto" w:fill="FFFFFF"/>
-        </w:rPr>
-        <w:t>字符</w:t>
-      </w:r>
-      <w:r>
-        <w:rPr>
-          <w:rFonts w:hint="eastAsia"/>
-          <w:shd w:val="pct15" w:color="auto" w:fill="FFFFFF"/>
-        </w:rPr>
-        <w:t>长度</w:t>
-      </w:r>
-      <w:r>
-        <w:rPr>
-          <w:rFonts w:hint="eastAsia"/>
-          <w:shd w:val="pct15" w:color="auto" w:fill="FFFFFF"/>
-        </w:rPr>
-        <w:t>截断</w:t>
-      </w:r>
-      <w:r>
-        <w:rPr>
-          <w:rFonts w:hint="eastAsia"/>
-          <w:shd w:val="pct15" w:color="auto" w:fill="FFFFFF"/>
-        </w:rPr>
-        <w:t>字符串</w:t>
-      </w:r>
-      <w:r>
-        <w:rPr>
-          <w:rFonts w:hint="eastAsia"/>
-          <w:shd w:val="pct15" w:color="auto" w:fill="FFFFFF"/>
-        </w:rPr>
-        <w:t>）</w:t>
-      </w:r>
-    </w:p>
-    <w:p>
-      <w:pPr>
-        <w:pStyle w:val="Heading5"/>
-      </w:pPr>
-      <w:r>
-        <w:rPr>
-          <w:rFonts w:hint="eastAsia"/>
-        </w:rPr>
-        <w:t>平均长度</w:t>
-      </w:r>
-      <w:r>
-        <w:rPr>
-          <w:rFonts w:hint="eastAsia"/>
-        </w:rPr>
-        <w:t>(avgFieldSize)</w:t>
-      </w:r>
-    </w:p>
-    <w:p>
-      <w:pPr>
-        <w:pStyle w:val="ListParagraph"/>
-        <w:numPr>
-          <w:ilvl w:val="0"/>
-          <w:numId w:val="25"/>
-        </w:numPr>
-        <w:ind w:firstLineChars="0"/>
-      </w:pPr>
-      <w:r>
-        <w:rPr>
-          <w:rFonts w:hint="eastAsia"/>
-        </w:rPr>
-        <w:t>字段的平均长度</w:t>
-      </w:r>
-      <w:r>
-        <w:rPr>
-          <w:rFonts w:hint="eastAsia"/>
-        </w:rPr>
-        <w:t>（</w:t>
-      </w:r>
-      <w:r>
-        <w:rPr>
-          <w:rFonts w:hint="eastAsia"/>
-        </w:rPr>
-        <w:t>byte</w:t>
-      </w:r>
-      <w:r>
-        <w:rPr>
-          <w:rFonts w:hint="eastAsia"/>
-        </w:rPr>
-        <w:t>）</w:t>
-      </w:r>
-    </w:p>
-    <w:p>
-      <w:pPr>
-        <w:pStyle w:val="ListParagraph"/>
-        <w:numPr>
-          <w:ilvl w:val="0"/>
-          <w:numId w:val="25"/>
-        </w:numPr>
-        <w:ind w:firstLineChars="0"/>
-      </w:pPr>
-      <w:r>
-        <w:rPr>
-          <w:rFonts w:hint="eastAsia"/>
-        </w:rPr>
-        <w:t>用于估算</w:t>
-      </w:r>
-      <w:r>
-        <w:rPr>
-          <w:rFonts w:hint="eastAsia"/>
-        </w:rPr>
-        <w:t>$project</w:t>
-      </w:r>
-      <w:r>
-        <w:rPr>
-          <w:rFonts w:hint="eastAsia"/>
-        </w:rPr>
-        <w:t>后结果集的大小</w:t>
-      </w:r>
-    </w:p>
-    <w:p>
-      <w:pPr>
-        <w:pStyle w:val="Heading5"/>
-        <w:rPr>
-          <w:shd w:val="pct15" w:color="auto" w:fill="FFFFFF"/>
-        </w:rPr>
-      </w:pPr>
-      <w:r>
-        <w:rPr>
-          <w:rFonts w:hint="eastAsia"/>
-          <w:shd w:val="pct15" w:color="auto" w:fill="FFFFFF"/>
-        </w:rPr>
-        <w:t>类型集合</w:t>
-      </w:r>
-      <w:r>
-        <w:rPr>
-          <w:rFonts w:hint="eastAsia"/>
-          <w:shd w:val="pct15" w:color="auto" w:fill="FFFFFF"/>
-        </w:rPr>
-        <w:t>(typeSet)</w:t>
-      </w:r>
-    </w:p>
-    <w:p>
-      <w:pPr>
-        <w:pStyle w:val="ListParagraph"/>
-        <w:numPr>
-          <w:ilvl w:val="0"/>
-          <w:numId w:val="26"/>
-        </w:numPr>
-        <w:ind w:firstLineChars="0"/>
-        <w:rPr>
-          <w:shd w:val="pct15" w:color="auto" w:fill="FFFFFF"/>
-        </w:rPr>
-      </w:pPr>
-      <w:r>
-        <w:rPr>
-          <w:rFonts w:hint="eastAsia"/>
-          <w:shd w:val="pct15" w:color="auto" w:fill="FFFFFF"/>
-        </w:rPr>
-        <w:t>字段的数据类型</w:t>
-      </w:r>
-      <w:r>
-        <w:rPr>
-          <w:rFonts w:hint="eastAsia"/>
-          <w:shd w:val="pct15" w:color="auto" w:fill="FFFFFF"/>
-        </w:rPr>
-        <w:t>集合</w:t>
-      </w:r>
-      <w:r>
-        <w:rPr>
-          <w:rFonts w:hint="eastAsia"/>
-          <w:shd w:val="pct15" w:color="auto" w:fill="FFFFFF"/>
-        </w:rPr>
-        <w:t>（有几种数据类型）</w:t>
-      </w:r>
-      <w:r>
-        <w:rPr>
-          <w:rFonts w:hint="eastAsia"/>
-          <w:shd w:val="pct15" w:color="auto" w:fill="FFFFFF"/>
-        </w:rPr>
-        <w:t>，每种数据类型的个数</w:t>
-      </w:r>
-    </w:p>
-    <w:p>
-      <w:pPr>
-        <w:pStyle w:val="ListParagraph"/>
-        <w:numPr>
-          <w:ilvl w:val="0"/>
-          <w:numId w:val="26"/>
-        </w:numPr>
-        <w:ind w:firstLineChars="0"/>
-        <w:rPr>
-          <w:shd w:val="pct15" w:color="auto" w:fill="FFFFFF"/>
-        </w:rPr>
-      </w:pPr>
-      <w:r>
-        <w:rPr>
-          <w:rFonts w:hint="eastAsia"/>
-          <w:shd w:val="pct15" w:color="auto" w:fill="FFFFFF"/>
-        </w:rPr>
-        <w:t xml:space="preserve">typeSet: </w:t>
-      </w:r>
-      <w:r>
-        <w:rPr>
-          <w:rFonts w:hint="eastAsia"/>
-          <w:shd w:val="pct15" w:color="auto" w:fill="FFFFFF"/>
-        </w:rPr>
-        <w:t xml:space="preserve">{ types: </w:t>
-      </w:r>
-      <w:r>
-        <w:rPr>
-          <w:rFonts w:hint="eastAsia"/>
-          <w:shd w:val="pct15" w:color="auto" w:fill="FFFFFF"/>
-        </w:rPr>
-        <w:t>[ typeA, typeB, typeC, ..., ]</w:t>
-      </w:r>
-      <w:r>
-        <w:rPr>
-          <w:rFonts w:hint="eastAsia"/>
-          <w:shd w:val="pct15" w:color="auto" w:fill="FFFFFF"/>
-        </w:rPr>
-        <w:t>, frac:[...] }</w:t>
-      </w:r>
-    </w:p>
-    <w:p>
-      <w:pPr>
-        <w:pStyle w:val="ListParagraph"/>
-        <w:numPr>
-          <w:ilvl w:val="1"/>
-          <w:numId w:val="26"/>
-        </w:numPr>
-        <w:ind w:firstLineChars="0"/>
-        <w:rPr>
-          <w:shd w:val="pct15" w:color="auto" w:fill="FFFFFF"/>
-        </w:rPr>
-      </w:pPr>
-      <w:r>
-        <w:rPr>
-          <w:rFonts w:hint="eastAsia"/>
-          <w:shd w:val="pct15" w:color="auto" w:fill="FFFFFF"/>
-        </w:rPr>
-        <w:t>types</w:t>
-      </w:r>
-      <w:r>
-        <w:rPr>
-          <w:rFonts w:hint="eastAsia"/>
-          <w:shd w:val="pct15" w:color="auto" w:fill="FFFFFF"/>
-        </w:rPr>
-        <w:t>：</w:t>
-      </w:r>
-      <w:r>
-        <w:rPr>
-          <w:shd w:val="pct15" w:color="auto" w:fill="FFFFFF"/>
-        </w:rPr>
-        <w:t>BSONType</w:t>
-      </w:r>
-      <w:r>
-        <w:rPr>
-          <w:rFonts w:hint="eastAsia"/>
-          <w:shd w:val="pct15" w:color="auto" w:fill="FFFFFF"/>
-        </w:rPr>
-        <w:t>（索引数据类型）</w:t>
-      </w:r>
-    </w:p>
-    <w:p>
-      <w:pPr>
-        <w:pStyle w:val="ListParagraph"/>
-        <w:numPr>
-          <w:ilvl w:val="1"/>
-          <w:numId w:val="26"/>
-        </w:numPr>
-        <w:ind w:firstLineChars="0"/>
-        <w:rPr>
-          <w:shd w:val="pct15" w:color="auto" w:fill="FFFFFF"/>
-        </w:rPr>
-      </w:pPr>
-      <w:r>
-        <w:rPr>
-          <w:rFonts w:hint="eastAsia"/>
-          <w:shd w:val="pct15" w:color="auto" w:fill="FFFFFF"/>
-        </w:rPr>
-        <w:t>frac</w:t>
-      </w:r>
-      <w:r>
-        <w:rPr>
-          <w:rFonts w:hint="eastAsia"/>
-          <w:shd w:val="pct15" w:color="auto" w:fill="FFFFFF"/>
-        </w:rPr>
-        <w:t>：</w:t>
-      </w:r>
-      <w:r>
-        <w:rPr>
-          <w:rFonts w:hint="eastAsia"/>
-          <w:shd w:val="pct15" w:color="auto" w:fill="FFFFFF"/>
-        </w:rPr>
-        <w:t>0.0~1.0</w:t>
-      </w:r>
-    </w:p>
-    <w:p>
-      <w:pPr>
-        <w:pStyle w:val="ListParagraph"/>
-        <w:numPr>
-          <w:ilvl w:val="0"/>
-          <w:numId w:val="26"/>
-        </w:numPr>
-        <w:ind w:firstLineChars="0"/>
-        <w:rPr>
-          <w:shd w:val="pct15" w:color="auto" w:fill="FFFFFF"/>
-        </w:rPr>
-      </w:pPr>
-      <w:r>
-        <w:rPr>
-          <w:rFonts w:hint="eastAsia"/>
-          <w:shd w:val="pct15" w:color="auto" w:fill="FFFFFF"/>
-        </w:rPr>
-        <w:t>当匹配条件跨多个数据类型时，估算选择率</w:t>
-      </w:r>
-    </w:p>
-    <w:p>
-      <w:pPr>
-        <w:pStyle w:val="Heading4"/>
-      </w:pPr>
-      <w:r>
-        <w:rPr>
-          <w:rFonts w:hint="eastAsia"/>
-        </w:rPr>
-        <w:lastRenderedPageBreak/>
         <w:t>统计信息的存储</w:t>
       </w:r>
     </w:p>
@@ -4896,73 +2687,73 @@
                 <w:sz w:val="13"/>
                 <w:szCs w:val="13"/>
               </w:rPr>
-              <w:t>CollectionMBID</w:t>
-            </w:r>
-          </w:p>
-        </w:tc>
-        <w:tc>
-          <w:tcPr>
-            <w:tcW w:w="0" w:type="auto"/>
-          </w:tcPr>
-          <w:p>
-            <w:pPr>
-              <w:ind w:left="0"/>
-              <w:rPr>
-                <w:sz w:val="13"/>
-                <w:szCs w:val="13"/>
-              </w:rPr>
-            </w:pPr>
-            <w:r>
-              <w:rPr>
-                <w:rFonts w:hint="eastAsia"/>
-                <w:sz w:val="13"/>
-                <w:szCs w:val="13"/>
-              </w:rPr>
-              <w:t>NumberInt</w:t>
-            </w:r>
-          </w:p>
-        </w:tc>
-        <w:tc>
-          <w:tcPr>
-            <w:tcW w:w="0" w:type="auto"/>
-          </w:tcPr>
-          <w:p>
-            <w:pPr>
-              <w:ind w:left="0"/>
-              <w:rPr>
-                <w:sz w:val="13"/>
-                <w:szCs w:val="13"/>
-              </w:rPr>
-            </w:pPr>
-            <w:r>
-              <w:rPr>
-                <w:rFonts w:hint="eastAsia"/>
-                <w:sz w:val="13"/>
-                <w:szCs w:val="13"/>
-              </w:rPr>
-              <w:t>UINT16</w:t>
-            </w:r>
-          </w:p>
-        </w:tc>
-        <w:tc>
-          <w:tcPr>
-            <w:tcW w:w="0" w:type="auto"/>
-          </w:tcPr>
-          <w:p>
-            <w:pPr>
-              <w:ind w:left="0"/>
-              <w:rPr>
-                <w:sz w:val="13"/>
-                <w:szCs w:val="13"/>
-              </w:rPr>
-            </w:pPr>
-            <w:r>
-              <w:rPr>
-                <w:rFonts w:hint="eastAsia"/>
-                <w:sz w:val="13"/>
-                <w:szCs w:val="13"/>
-              </w:rPr>
-              <w:t>--</w:t>
+              <w:t>CreateTime</w:t>
+            </w:r>
+          </w:p>
+        </w:tc>
+        <w:tc>
+          <w:tcPr>
+            <w:tcW w:w="0" w:type="auto"/>
+          </w:tcPr>
+          <w:p>
+            <w:pPr>
+              <w:ind w:left="0"/>
+              <w:rPr>
+                <w:sz w:val="13"/>
+                <w:szCs w:val="13"/>
+              </w:rPr>
+            </w:pPr>
+            <w:r>
+              <w:rPr>
+                <w:rFonts w:hint="eastAsia"/>
+                <w:sz w:val="13"/>
+                <w:szCs w:val="13"/>
+              </w:rPr>
+              <w:t>NumberLong</w:t>
+            </w:r>
+          </w:p>
+        </w:tc>
+        <w:tc>
+          <w:tcPr>
+            <w:tcW w:w="0" w:type="auto"/>
+          </w:tcPr>
+          <w:p>
+            <w:pPr>
+              <w:ind w:left="0"/>
+              <w:rPr>
+                <w:sz w:val="13"/>
+                <w:szCs w:val="13"/>
+              </w:rPr>
+            </w:pPr>
+            <w:r>
+              <w:rPr>
+                <w:rFonts w:hint="eastAsia"/>
+                <w:sz w:val="13"/>
+                <w:szCs w:val="13"/>
+              </w:rPr>
+              <w:t>UINT64</w:t>
+            </w:r>
+          </w:p>
+        </w:tc>
+        <w:tc>
+          <w:tcPr>
+            <w:tcW w:w="0" w:type="auto"/>
+          </w:tcPr>
+          <w:p>
+            <w:pPr>
+              <w:ind w:left="0"/>
+              <w:rPr>
+                <w:sz w:val="13"/>
+                <w:szCs w:val="13"/>
+              </w:rPr>
+            </w:pPr>
+            <w:r>
+              <w:rPr>
+                <w:rFonts w:hint="eastAsia"/>
+                <w:sz w:val="13"/>
+                <w:szCs w:val="13"/>
+              </w:rPr>
+              <w:t>0</w:t>
             </w:r>
           </w:p>
         </w:tc>
@@ -5006,31 +2797,7 @@
                 <w:sz w:val="13"/>
                 <w:szCs w:val="13"/>
               </w:rPr>
-              <w:t>统计的</w:t>
-            </w:r>
-            <w:r>
-              <w:rPr>
-                <w:rFonts w:hint="eastAsia"/>
-                <w:sz w:val="13"/>
-                <w:szCs w:val="13"/>
-              </w:rPr>
-              <w:t>collection</w:t>
-            </w:r>
-            <w:r>
-              <w:rPr>
-                <w:rFonts w:hint="eastAsia"/>
-                <w:sz w:val="13"/>
-                <w:szCs w:val="13"/>
-              </w:rPr>
-              <w:t>的</w:t>
-            </w:r>
-            <w:r>
-              <w:rPr>
-                <w:rFonts w:hint="eastAsia"/>
-                <w:sz w:val="13"/>
-                <w:szCs w:val="13"/>
-              </w:rPr>
-              <w:t>blockID</w:t>
+              <w:t>统计收集的时间戳</w:t>
             </w:r>
           </w:p>
         </w:tc>
@@ -5054,7 +2821,7 @@
                 <w:sz w:val="13"/>
                 <w:szCs w:val="13"/>
               </w:rPr>
-              <w:t>Version</w:t>
+              <w:t>SampleRecords</w:t>
             </w:r>
           </w:p>
         </w:tc>
@@ -5164,7 +2931,7 @@
                 <w:sz w:val="13"/>
                 <w:szCs w:val="13"/>
               </w:rPr>
-              <w:t>统计收集的时间戳</w:t>
+              <w:t>统计收集时抽样的文档个数</w:t>
             </w:r>
           </w:p>
         </w:tc>
@@ -5188,7 +2955,15 @@
                 <w:sz w:val="13"/>
                 <w:szCs w:val="13"/>
               </w:rPr>
-              <w:t>SampleRecords</w:t>
+              <w:t>Total</w:t>
+            </w:r>
+            <w:r>
+              <w:rPr>
+                <w:rFonts w:hint="eastAsia"/>
+                <w:sz w:val="13"/>
+                <w:szCs w:val="13"/>
+              </w:rPr>
+              <w:t>Records</w:t>
             </w:r>
           </w:p>
         </w:tc>
@@ -5254,7 +3029,7 @@
                 <w:sz w:val="13"/>
                 <w:szCs w:val="13"/>
               </w:rPr>
-              <w:t>0</w:t>
+              <w:t>10</w:t>
             </w:r>
           </w:p>
         </w:tc>
@@ -5298,7 +3073,56 @@
                 <w:sz w:val="13"/>
                 <w:szCs w:val="13"/>
               </w:rPr>
-              <w:t>统计收集时抽样的文档个数</w:t>
+              <w:t>统计收集时的文档个数</w:t>
+            </w:r>
+          </w:p>
+          <w:p>
+            <w:pPr>
+              <w:ind w:left="0"/>
+              <w:rPr>
+                <w:sz w:val="13"/>
+                <w:szCs w:val="13"/>
+              </w:rPr>
+            </w:pPr>
+            <w:r>
+              <w:rPr>
+                <w:rFonts w:hint="eastAsia"/>
+                <w:sz w:val="13"/>
+                <w:szCs w:val="13"/>
+              </w:rPr>
+              <w:t>对应</w:t>
+            </w:r>
+            <w:r>
+              <w:rPr>
+                <w:rFonts w:hint="eastAsia"/>
+                <w:sz w:val="13"/>
+                <w:szCs w:val="13"/>
+              </w:rPr>
+              <w:t>dmsMBStatInfo</w:t>
+            </w:r>
+            <w:r>
+              <w:rPr>
+                <w:rFonts w:hint="eastAsia"/>
+                <w:sz w:val="13"/>
+                <w:szCs w:val="13"/>
+              </w:rPr>
+              <w:t>的</w:t>
+            </w:r>
+            <w:r>
+              <w:rPr>
+                <w:rFonts w:hint="eastAsia"/>
+                <w:sz w:val="13"/>
+                <w:szCs w:val="13"/>
+              </w:rPr>
+              <w:t>_totalRecords</w:t>
+            </w:r>
+            <w:r>
+              <w:rPr>
+                <w:rFonts w:hint="eastAsia"/>
+                <w:sz w:val="13"/>
+                <w:szCs w:val="13"/>
+              </w:rPr>
+              <w:t>，用于对比统计信息是否过期</w:t>
             </w:r>
           </w:p>
         </w:tc>
@@ -5322,81 +3146,73 @@
                 <w:sz w:val="13"/>
                 <w:szCs w:val="13"/>
               </w:rPr>
-              <w:t>Total</w:t>
-            </w:r>
-            <w:r>
-              <w:rPr>
-                <w:rFonts w:hint="eastAsia"/>
-                <w:sz w:val="13"/>
-                <w:szCs w:val="13"/>
-              </w:rPr>
-              <w:t>Records</w:t>
-            </w:r>
-          </w:p>
-        </w:tc>
-        <w:tc>
-          <w:tcPr>
-            <w:tcW w:w="0" w:type="auto"/>
-          </w:tcPr>
-          <w:p>
-            <w:pPr>
-              <w:ind w:left="0"/>
-              <w:rPr>
-                <w:sz w:val="13"/>
-                <w:szCs w:val="13"/>
-              </w:rPr>
-            </w:pPr>
-            <w:r>
-              <w:rPr>
-                <w:rFonts w:hint="eastAsia"/>
-                <w:sz w:val="13"/>
-                <w:szCs w:val="13"/>
-              </w:rPr>
-              <w:t>NumberLong</w:t>
-            </w:r>
-          </w:p>
-        </w:tc>
-        <w:tc>
-          <w:tcPr>
-            <w:tcW w:w="0" w:type="auto"/>
-          </w:tcPr>
-          <w:p>
-            <w:pPr>
-              <w:ind w:left="0"/>
-              <w:rPr>
-                <w:sz w:val="13"/>
-                <w:szCs w:val="13"/>
-              </w:rPr>
-            </w:pPr>
-            <w:r>
-              <w:rPr>
-                <w:rFonts w:hint="eastAsia"/>
-                <w:sz w:val="13"/>
-                <w:szCs w:val="13"/>
-              </w:rPr>
-              <w:t>UINT64</w:t>
-            </w:r>
-          </w:p>
-        </w:tc>
-        <w:tc>
-          <w:tcPr>
-            <w:tcW w:w="0" w:type="auto"/>
-          </w:tcPr>
-          <w:p>
-            <w:pPr>
-              <w:ind w:left="0"/>
-              <w:rPr>
-                <w:sz w:val="13"/>
-                <w:szCs w:val="13"/>
-              </w:rPr>
-            </w:pPr>
-            <w:r>
-              <w:rPr>
-                <w:rFonts w:hint="eastAsia"/>
-                <w:sz w:val="13"/>
-                <w:szCs w:val="13"/>
-              </w:rPr>
-              <w:t>10</w:t>
+              <w:t>TotalDataPages</w:t>
+            </w:r>
+          </w:p>
+        </w:tc>
+        <w:tc>
+          <w:tcPr>
+            <w:tcW w:w="0" w:type="auto"/>
+          </w:tcPr>
+          <w:p>
+            <w:pPr>
+              <w:ind w:left="0"/>
+              <w:rPr>
+                <w:sz w:val="13"/>
+                <w:szCs w:val="13"/>
+              </w:rPr>
+            </w:pPr>
+            <w:r>
+              <w:rPr>
+                <w:rFonts w:hint="eastAsia"/>
+                <w:sz w:val="13"/>
+                <w:szCs w:val="13"/>
+              </w:rPr>
+              <w:t>NumberInt</w:t>
+            </w:r>
+          </w:p>
+        </w:tc>
+        <w:tc>
+          <w:tcPr>
+            <w:tcW w:w="0" w:type="auto"/>
+          </w:tcPr>
+          <w:p>
+            <w:pPr>
+              <w:ind w:left="0"/>
+              <w:rPr>
+                <w:sz w:val="13"/>
+                <w:szCs w:val="13"/>
+              </w:rPr>
+            </w:pPr>
+            <w:r>
+              <w:rPr>
+                <w:rFonts w:hint="eastAsia"/>
+                <w:sz w:val="13"/>
+                <w:szCs w:val="13"/>
+              </w:rPr>
+              <w:t>UINT32</w:t>
+            </w:r>
+          </w:p>
+        </w:tc>
+        <w:tc>
+          <w:tcPr>
+            <w:tcW w:w="0" w:type="auto"/>
+          </w:tcPr>
+          <w:p>
+            <w:pPr>
+              <w:ind w:left="0"/>
+              <w:rPr>
+                <w:sz w:val="13"/>
+                <w:szCs w:val="13"/>
+              </w:rPr>
+            </w:pPr>
+            <w:r>
+              <w:rPr>
+                <w:rFonts w:hint="eastAsia"/>
+                <w:sz w:val="13"/>
+                <w:szCs w:val="13"/>
+              </w:rPr>
+              <w:t>1</w:t>
             </w:r>
           </w:p>
         </w:tc>
@@ -5440,56 +3256,7 @@
                 <w:sz w:val="13"/>
                 <w:szCs w:val="13"/>
               </w:rPr>
-              <w:t>统计收集时的文档个数</w:t>
-            </w:r>
-          </w:p>
-          <w:p>
-            <w:pPr>
-              <w:ind w:left="0"/>
-              <w:rPr>
-                <w:sz w:val="13"/>
-                <w:szCs w:val="13"/>
-              </w:rPr>
-            </w:pPr>
-            <w:r>
-              <w:rPr>
-                <w:rFonts w:hint="eastAsia"/>
-                <w:sz w:val="13"/>
-                <w:szCs w:val="13"/>
-              </w:rPr>
-              <w:t>对应</w:t>
-            </w:r>
-            <w:r>
-              <w:rPr>
-                <w:rFonts w:hint="eastAsia"/>
-                <w:sz w:val="13"/>
-                <w:szCs w:val="13"/>
-              </w:rPr>
-              <w:t>dmsMBStatInfo</w:t>
-            </w:r>
-            <w:r>
-              <w:rPr>
-                <w:rFonts w:hint="eastAsia"/>
-                <w:sz w:val="13"/>
-                <w:szCs w:val="13"/>
-              </w:rPr>
-              <w:t>的</w:t>
-            </w:r>
-            <w:r>
-              <w:rPr>
-                <w:rFonts w:hint="eastAsia"/>
-                <w:sz w:val="13"/>
-                <w:szCs w:val="13"/>
-              </w:rPr>
-              <w:t>_totalRecords</w:t>
-            </w:r>
-            <w:r>
-              <w:rPr>
-                <w:rFonts w:hint="eastAsia"/>
-                <w:sz w:val="13"/>
-                <w:szCs w:val="13"/>
-              </w:rPr>
-              <w:t>，用于对比统计信息是否过期</w:t>
+              <w:t>统计收集时的数据页个数</w:t>
             </w:r>
           </w:p>
         </w:tc>
@@ -5513,149 +3280,7 @@
                 <w:sz w:val="13"/>
                 <w:szCs w:val="13"/>
               </w:rPr>
-              <w:t>TotalDataPages</w:t>
-            </w:r>
-          </w:p>
-        </w:tc>
-        <w:tc>
-          <w:tcPr>
-            <w:tcW w:w="0" w:type="auto"/>
-          </w:tcPr>
-          <w:p>
-            <w:pPr>
-              <w:ind w:left="0"/>
-              <w:rPr>
-                <w:sz w:val="13"/>
-                <w:szCs w:val="13"/>
-              </w:rPr>
-            </w:pPr>
-            <w:r>
-              <w:rPr>
-                <w:rFonts w:hint="eastAsia"/>
-                <w:sz w:val="13"/>
-                <w:szCs w:val="13"/>
-              </w:rPr>
-              <w:t>NumberInt</w:t>
-            </w:r>
-          </w:p>
-        </w:tc>
-        <w:tc>
-          <w:tcPr>
-            <w:tcW w:w="0" w:type="auto"/>
-          </w:tcPr>
-          <w:p>
-            <w:pPr>
-              <w:ind w:left="0"/>
-              <w:rPr>
-                <w:sz w:val="13"/>
-                <w:szCs w:val="13"/>
-              </w:rPr>
-            </w:pPr>
-            <w:r>
-              <w:rPr>
-                <w:rFonts w:hint="eastAsia"/>
-                <w:sz w:val="13"/>
-                <w:szCs w:val="13"/>
-              </w:rPr>
-              <w:t>UINT32</w:t>
-            </w:r>
-          </w:p>
-        </w:tc>
-        <w:tc>
-          <w:tcPr>
-            <w:tcW w:w="0" w:type="auto"/>
-          </w:tcPr>
-          <w:p>
-            <w:pPr>
-              <w:ind w:left="0"/>
-              <w:rPr>
-                <w:sz w:val="13"/>
-                <w:szCs w:val="13"/>
-              </w:rPr>
-            </w:pPr>
-            <w:r>
-              <w:rPr>
-                <w:rFonts w:hint="eastAsia"/>
-                <w:sz w:val="13"/>
-                <w:szCs w:val="13"/>
-              </w:rPr>
-              <w:t>1</w:t>
-            </w:r>
-          </w:p>
-        </w:tc>
-        <w:tc>
-          <w:tcPr>
-            <w:tcW w:w="0" w:type="auto"/>
-          </w:tcPr>
-          <w:p>
-            <w:pPr>
-              <w:ind w:left="0"/>
-              <w:rPr>
-                <w:sz w:val="13"/>
-                <w:szCs w:val="13"/>
-              </w:rPr>
-            </w:pPr>
-            <w:r>
-              <w:rPr>
-                <w:rFonts w:hint="eastAsia"/>
-                <w:sz w:val="13"/>
-                <w:szCs w:val="13"/>
-              </w:rPr>
-              <w:t>是</w:t>
-            </w:r>
-          </w:p>
-        </w:tc>
-        <w:tc>
-          <w:tcPr>
-            <w:tcW w:w="0" w:type="auto"/>
-          </w:tcPr>
-          <w:p>
-            <w:pPr>
-              <w:ind w:left="0"/>
-              <w:rPr>
-                <w:sz w:val="13"/>
-                <w:szCs w:val="13"/>
-              </w:rPr>
-            </w:pPr>
-            <w:r>
-              <w:rPr>
-                <w:rFonts w:hint="eastAsia"/>
-                <w:sz w:val="13"/>
-                <w:szCs w:val="13"/>
-              </w:rPr>
-              <w:t>统计收集时的数据页个数</w:t>
-            </w:r>
-          </w:p>
-        </w:tc>
-      </w:tr>
-      <w:tr>
-        <w:tc>
-          <w:tcPr>
-            <w:tcW w:w="0" w:type="auto"/>
-          </w:tcPr>
-          <w:p>
-            <w:pPr>
-              <w:ind w:left="0"/>
-              <w:rPr>
-                <w:sz w:val="13"/>
-                <w:szCs w:val="13"/>
-              </w:rPr>
-            </w:pPr>
-            <w:r>
-              <w:rPr>
-                <w:rFonts w:hint="eastAsia"/>
-                <w:sz w:val="13"/>
-                <w:szCs w:val="13"/>
-              </w:rPr>
-              <w:t>TotalData</w:t>
-            </w:r>
-            <w:r>
-              <w:rPr>
-                <w:rFonts w:hint="eastAsia"/>
-                <w:sz w:val="13"/>
-                <w:szCs w:val="13"/>
-              </w:rPr>
-              <w:t>Size</w:t>
+              <w:t>TotalDataSize</w:t>
             </w:r>
           </w:p>
         </w:tc>
@@ -5994,6 +3619,7 @@
         <w:rPr>
           <w:rFonts w:hint="eastAsia"/>
         </w:rPr>
+        <w:lastRenderedPageBreak/>
         <w:t>SYSSTAT.</w:t>
       </w:r>
       <w:r>
@@ -6554,73 +4180,73 @@
                 <w:sz w:val="13"/>
                 <w:szCs w:val="13"/>
               </w:rPr>
-              <w:t>CollectionMBID</w:t>
-            </w:r>
-          </w:p>
-        </w:tc>
-        <w:tc>
-          <w:tcPr>
-            <w:tcW w:w="0" w:type="auto"/>
-          </w:tcPr>
-          <w:p>
-            <w:pPr>
-              <w:ind w:left="0"/>
-              <w:rPr>
-                <w:sz w:val="13"/>
-                <w:szCs w:val="13"/>
-              </w:rPr>
-            </w:pPr>
-            <w:r>
-              <w:rPr>
-                <w:rFonts w:hint="eastAsia"/>
-                <w:sz w:val="13"/>
-                <w:szCs w:val="13"/>
-              </w:rPr>
-              <w:t>NumberInt</w:t>
-            </w:r>
-          </w:p>
-        </w:tc>
-        <w:tc>
-          <w:tcPr>
-            <w:tcW w:w="0" w:type="auto"/>
-          </w:tcPr>
-          <w:p>
-            <w:pPr>
-              <w:ind w:left="0"/>
-              <w:rPr>
-                <w:sz w:val="13"/>
-                <w:szCs w:val="13"/>
-              </w:rPr>
-            </w:pPr>
-            <w:r>
-              <w:rPr>
-                <w:rFonts w:hint="eastAsia"/>
-                <w:sz w:val="13"/>
-                <w:szCs w:val="13"/>
-              </w:rPr>
-              <w:t>UINT16</w:t>
-            </w:r>
-          </w:p>
-        </w:tc>
-        <w:tc>
-          <w:tcPr>
-            <w:tcW w:w="0" w:type="auto"/>
-          </w:tcPr>
-          <w:p>
-            <w:pPr>
-              <w:ind w:left="0"/>
-              <w:rPr>
-                <w:sz w:val="13"/>
-                <w:szCs w:val="13"/>
-              </w:rPr>
-            </w:pPr>
-            <w:r>
-              <w:rPr>
-                <w:rFonts w:hint="eastAsia"/>
-                <w:sz w:val="13"/>
-                <w:szCs w:val="13"/>
-              </w:rPr>
-              <w:t>--</w:t>
+              <w:t>CreateTime</w:t>
+            </w:r>
+          </w:p>
+        </w:tc>
+        <w:tc>
+          <w:tcPr>
+            <w:tcW w:w="0" w:type="auto"/>
+          </w:tcPr>
+          <w:p>
+            <w:pPr>
+              <w:ind w:left="0"/>
+              <w:rPr>
+                <w:sz w:val="13"/>
+                <w:szCs w:val="13"/>
+              </w:rPr>
+            </w:pPr>
+            <w:r>
+              <w:rPr>
+                <w:rFonts w:hint="eastAsia"/>
+                <w:sz w:val="13"/>
+                <w:szCs w:val="13"/>
+              </w:rPr>
+              <w:t>NumberLong</w:t>
+            </w:r>
+          </w:p>
+        </w:tc>
+        <w:tc>
+          <w:tcPr>
+            <w:tcW w:w="0" w:type="auto"/>
+          </w:tcPr>
+          <w:p>
+            <w:pPr>
+              <w:ind w:left="0"/>
+              <w:rPr>
+                <w:sz w:val="13"/>
+                <w:szCs w:val="13"/>
+              </w:rPr>
+            </w:pPr>
+            <w:r>
+              <w:rPr>
+                <w:rFonts w:hint="eastAsia"/>
+                <w:sz w:val="13"/>
+                <w:szCs w:val="13"/>
+              </w:rPr>
+              <w:t>UINT64</w:t>
+            </w:r>
+          </w:p>
+        </w:tc>
+        <w:tc>
+          <w:tcPr>
+            <w:tcW w:w="0" w:type="auto"/>
+          </w:tcPr>
+          <w:p>
+            <w:pPr>
+              <w:ind w:left="0"/>
+              <w:rPr>
+                <w:sz w:val="13"/>
+                <w:szCs w:val="13"/>
+              </w:rPr>
+            </w:pPr>
+            <w:r>
+              <w:rPr>
+                <w:rFonts w:hint="eastAsia"/>
+                <w:sz w:val="13"/>
+                <w:szCs w:val="13"/>
+              </w:rPr>
+              <w:t>0</w:t>
             </w:r>
           </w:p>
         </w:tc>
@@ -6678,31 +4304,7 @@
                 <w:sz w:val="13"/>
                 <w:szCs w:val="13"/>
               </w:rPr>
-              <w:t>统计的</w:t>
-            </w:r>
-            <w:r>
-              <w:rPr>
-                <w:rFonts w:hint="eastAsia"/>
-                <w:sz w:val="13"/>
-                <w:szCs w:val="13"/>
-              </w:rPr>
-              <w:t>collection</w:t>
-            </w:r>
-            <w:r>
-              <w:rPr>
-                <w:rFonts w:hint="eastAsia"/>
-                <w:sz w:val="13"/>
-                <w:szCs w:val="13"/>
-              </w:rPr>
-              <w:t>的</w:t>
-            </w:r>
-            <w:r>
-              <w:rPr>
-                <w:rFonts w:hint="eastAsia"/>
-                <w:sz w:val="13"/>
-                <w:szCs w:val="13"/>
-              </w:rPr>
-              <w:t>blockID</w:t>
+              <w:t>统计收集的时间戳</w:t>
             </w:r>
           </w:p>
         </w:tc>
@@ -6726,73 +4328,65 @@
                 <w:sz w:val="13"/>
                 <w:szCs w:val="13"/>
               </w:rPr>
-              <w:t>Version</w:t>
-            </w:r>
-          </w:p>
-        </w:tc>
-        <w:tc>
-          <w:tcPr>
-            <w:tcW w:w="0" w:type="auto"/>
-          </w:tcPr>
-          <w:p>
-            <w:pPr>
-              <w:ind w:left="0"/>
-              <w:rPr>
-                <w:sz w:val="13"/>
-                <w:szCs w:val="13"/>
-              </w:rPr>
-            </w:pPr>
-            <w:r>
-              <w:rPr>
-                <w:rFonts w:hint="eastAsia"/>
-                <w:sz w:val="13"/>
-                <w:szCs w:val="13"/>
-              </w:rPr>
-              <w:t>NumberLong</w:t>
-            </w:r>
-          </w:p>
-        </w:tc>
-        <w:tc>
-          <w:tcPr>
-            <w:tcW w:w="0" w:type="auto"/>
-          </w:tcPr>
-          <w:p>
-            <w:pPr>
-              <w:ind w:left="0"/>
-              <w:rPr>
-                <w:sz w:val="13"/>
-                <w:szCs w:val="13"/>
-              </w:rPr>
-            </w:pPr>
-            <w:r>
-              <w:rPr>
-                <w:rFonts w:hint="eastAsia"/>
-                <w:sz w:val="13"/>
-                <w:szCs w:val="13"/>
-              </w:rPr>
-              <w:t>UINT64</w:t>
-            </w:r>
-          </w:p>
-        </w:tc>
-        <w:tc>
-          <w:tcPr>
-            <w:tcW w:w="0" w:type="auto"/>
-          </w:tcPr>
-          <w:p>
-            <w:pPr>
-              <w:ind w:left="0"/>
-              <w:rPr>
-                <w:sz w:val="13"/>
-                <w:szCs w:val="13"/>
-              </w:rPr>
-            </w:pPr>
-            <w:r>
-              <w:rPr>
-                <w:rFonts w:hint="eastAsia"/>
-                <w:sz w:val="13"/>
-                <w:szCs w:val="13"/>
-              </w:rPr>
-              <w:t>0</w:t>
+              <w:t>Index</w:t>
+            </w:r>
+          </w:p>
+        </w:tc>
+        <w:tc>
+          <w:tcPr>
+            <w:tcW w:w="0" w:type="auto"/>
+          </w:tcPr>
+          <w:p>
+            <w:pPr>
+              <w:ind w:left="0"/>
+              <w:rPr>
+                <w:sz w:val="13"/>
+                <w:szCs w:val="13"/>
+              </w:rPr>
+            </w:pPr>
+            <w:r>
+              <w:rPr>
+                <w:rFonts w:hint="eastAsia"/>
+                <w:sz w:val="13"/>
+                <w:szCs w:val="13"/>
+              </w:rPr>
+              <w:t>String</w:t>
+            </w:r>
+          </w:p>
+        </w:tc>
+        <w:tc>
+          <w:tcPr>
+            <w:tcW w:w="0" w:type="auto"/>
+          </w:tcPr>
+          <w:p>
+            <w:pPr>
+              <w:ind w:left="0"/>
+              <w:rPr>
+                <w:sz w:val="13"/>
+                <w:szCs w:val="13"/>
+              </w:rPr>
+            </w:pPr>
+          </w:p>
+        </w:tc>
+        <w:tc>
+          <w:tcPr>
+            <w:tcW w:w="0" w:type="auto"/>
+          </w:tcPr>
+          <w:p>
+            <w:pPr>
+              <w:ind w:left="0"/>
+              <w:rPr>
+                <w:sz w:val="13"/>
+                <w:szCs w:val="13"/>
+              </w:rPr>
+            </w:pPr>
+            <w:r>
+              <w:rPr>
+                <w:rFonts w:hint="eastAsia"/>
+                <w:sz w:val="13"/>
+                <w:szCs w:val="13"/>
+              </w:rPr>
+              <w:t>--</w:t>
             </w:r>
           </w:p>
         </w:tc>
@@ -6850,7 +4444,23 @@
                 <w:sz w:val="13"/>
                 <w:szCs w:val="13"/>
               </w:rPr>
-              <w:t>统计收集的时间戳</w:t>
+              <w:t>统计</w:t>
+            </w:r>
+            <w:r>
+              <w:rPr>
+                <w:rFonts w:hint="eastAsia"/>
+                <w:sz w:val="13"/>
+                <w:szCs w:val="13"/>
+              </w:rPr>
+              <w:t>Index</w:t>
+            </w:r>
+            <w:r>
+              <w:rPr>
+                <w:rFonts w:hint="eastAsia"/>
+                <w:sz w:val="13"/>
+                <w:szCs w:val="13"/>
+              </w:rPr>
+              <w:t>的名称</w:t>
             </w:r>
           </w:p>
         </w:tc>
@@ -6874,29 +4484,29 @@
                 <w:sz w:val="13"/>
                 <w:szCs w:val="13"/>
               </w:rPr>
-              <w:t>Index</w:t>
-            </w:r>
-          </w:p>
-        </w:tc>
-        <w:tc>
-          <w:tcPr>
-            <w:tcW w:w="0" w:type="auto"/>
-          </w:tcPr>
-          <w:p>
-            <w:pPr>
-              <w:ind w:left="0"/>
-              <w:rPr>
-                <w:sz w:val="13"/>
-                <w:szCs w:val="13"/>
-              </w:rPr>
-            </w:pPr>
-            <w:r>
-              <w:rPr>
-                <w:rFonts w:hint="eastAsia"/>
-                <w:sz w:val="13"/>
-                <w:szCs w:val="13"/>
-              </w:rPr>
-              <w:t>String</w:t>
+              <w:t>KeyPattern</w:t>
+            </w:r>
+          </w:p>
+        </w:tc>
+        <w:tc>
+          <w:tcPr>
+            <w:tcW w:w="0" w:type="auto"/>
+          </w:tcPr>
+          <w:p>
+            <w:pPr>
+              <w:ind w:left="0"/>
+              <w:rPr>
+                <w:sz w:val="13"/>
+                <w:szCs w:val="13"/>
+              </w:rPr>
+            </w:pPr>
+            <w:r>
+              <w:rPr>
+                <w:rFonts w:hint="eastAsia"/>
+                <w:sz w:val="13"/>
+                <w:szCs w:val="13"/>
+              </w:rPr>
+              <w:t>BSONObj</w:t>
             </w:r>
           </w:p>
         </w:tc>
@@ -6990,23 +4600,15 @@
                 <w:sz w:val="13"/>
                 <w:szCs w:val="13"/>
               </w:rPr>
-              <w:t>统计</w:t>
-            </w:r>
-            <w:r>
-              <w:rPr>
-                <w:rFonts w:hint="eastAsia"/>
-                <w:sz w:val="13"/>
-                <w:szCs w:val="13"/>
-              </w:rPr>
-              <w:t>Index</w:t>
-            </w:r>
-            <w:r>
-              <w:rPr>
-                <w:rFonts w:hint="eastAsia"/>
-                <w:sz w:val="13"/>
-                <w:szCs w:val="13"/>
-              </w:rPr>
-              <w:t>的名称</w:t>
+              <w:t>统计索引的字段定义，例如：</w:t>
+            </w:r>
+            <w:r>
+              <w:rPr>
+                <w:rFonts w:hint="eastAsia"/>
+                <w:sz w:val="13"/>
+                <w:szCs w:val="13"/>
+              </w:rPr>
+              <w:t>{a:1, b:-1}</w:t>
             </w:r>
           </w:p>
         </w:tc>
@@ -7030,65 +4632,81 @@
                 <w:sz w:val="13"/>
                 <w:szCs w:val="13"/>
               </w:rPr>
-              <w:t>KeyPattern</w:t>
-            </w:r>
-          </w:p>
-        </w:tc>
-        <w:tc>
-          <w:tcPr>
-            <w:tcW w:w="0" w:type="auto"/>
-          </w:tcPr>
-          <w:p>
-            <w:pPr>
-              <w:ind w:left="0"/>
-              <w:rPr>
-                <w:sz w:val="13"/>
-                <w:szCs w:val="13"/>
-              </w:rPr>
-            </w:pPr>
-            <w:r>
-              <w:rPr>
-                <w:rFonts w:hint="eastAsia"/>
-                <w:sz w:val="13"/>
-                <w:szCs w:val="13"/>
-              </w:rPr>
-              <w:t>BSONObj</w:t>
-            </w:r>
-          </w:p>
-        </w:tc>
-        <w:tc>
-          <w:tcPr>
-            <w:tcW w:w="0" w:type="auto"/>
-          </w:tcPr>
-          <w:p>
-            <w:pPr>
-              <w:ind w:left="0"/>
-              <w:rPr>
-                <w:sz w:val="13"/>
-                <w:szCs w:val="13"/>
-              </w:rPr>
-            </w:pPr>
-          </w:p>
-        </w:tc>
-        <w:tc>
-          <w:tcPr>
-            <w:tcW w:w="0" w:type="auto"/>
-          </w:tcPr>
-          <w:p>
-            <w:pPr>
-              <w:ind w:left="0"/>
-              <w:rPr>
-                <w:sz w:val="13"/>
-                <w:szCs w:val="13"/>
-              </w:rPr>
-            </w:pPr>
-            <w:r>
-              <w:rPr>
-                <w:rFonts w:hint="eastAsia"/>
-                <w:sz w:val="13"/>
-                <w:szCs w:val="13"/>
-              </w:rPr>
-              <w:t>--</w:t>
+              <w:t>Sample</w:t>
+            </w:r>
+            <w:r>
+              <w:rPr>
+                <w:rFonts w:hint="eastAsia"/>
+                <w:sz w:val="13"/>
+                <w:szCs w:val="13"/>
+              </w:rPr>
+              <w:t>Records</w:t>
+            </w:r>
+          </w:p>
+        </w:tc>
+        <w:tc>
+          <w:tcPr>
+            <w:tcW w:w="0" w:type="auto"/>
+          </w:tcPr>
+          <w:p>
+            <w:pPr>
+              <w:ind w:left="0"/>
+              <w:rPr>
+                <w:sz w:val="13"/>
+                <w:szCs w:val="13"/>
+              </w:rPr>
+            </w:pPr>
+            <w:r>
+              <w:rPr>
+                <w:rFonts w:hint="eastAsia"/>
+                <w:sz w:val="13"/>
+                <w:szCs w:val="13"/>
+              </w:rPr>
+              <w:t>NumberLong</w:t>
+            </w:r>
+          </w:p>
+        </w:tc>
+        <w:tc>
+          <w:tcPr>
+            <w:tcW w:w="0" w:type="auto"/>
+          </w:tcPr>
+          <w:p>
+            <w:pPr>
+              <w:ind w:left="0"/>
+              <w:rPr>
+                <w:sz w:val="13"/>
+                <w:szCs w:val="13"/>
+              </w:rPr>
+            </w:pPr>
+            <w:r>
+              <w:rPr>
+                <w:rFonts w:hint="eastAsia"/>
+                <w:sz w:val="13"/>
+                <w:szCs w:val="13"/>
+              </w:rPr>
+              <w:t>UINT64</w:t>
+            </w:r>
+          </w:p>
+        </w:tc>
+        <w:tc>
+          <w:tcPr>
+            <w:tcW w:w="0" w:type="auto"/>
+          </w:tcPr>
+          <w:p>
+            <w:pPr>
+              <w:ind w:left="0"/>
+              <w:rPr>
+                <w:sz w:val="13"/>
+                <w:szCs w:val="13"/>
+              </w:rPr>
+            </w:pPr>
+            <w:r>
+              <w:rPr>
+                <w:rFonts w:hint="eastAsia"/>
+                <w:sz w:val="13"/>
+                <w:szCs w:val="13"/>
+              </w:rPr>
+              <w:t>0</w:t>
             </w:r>
           </w:p>
         </w:tc>
@@ -7146,15 +4764,7 @@
                 <w:sz w:val="13"/>
                 <w:szCs w:val="13"/>
               </w:rPr>
-              <w:t>统计索引的字段定义，例如：</w:t>
-            </w:r>
-            <w:r>
-              <w:rPr>
-                <w:rFonts w:hint="eastAsia"/>
-                <w:sz w:val="13"/>
-                <w:szCs w:val="13"/>
-              </w:rPr>
-              <w:t>{a:1, b:-1}</w:t>
+              <w:t>统计时抽样的索引项个数</w:t>
             </w:r>
           </w:p>
         </w:tc>
@@ -7178,7 +4788,7 @@
                 <w:sz w:val="13"/>
                 <w:szCs w:val="13"/>
               </w:rPr>
-              <w:t>Sample</w:t>
+              <w:t>Total</w:t>
             </w:r>
             <w:r>
               <w:rPr>
@@ -7252,7 +4862,7 @@
                 <w:sz w:val="13"/>
                 <w:szCs w:val="13"/>
               </w:rPr>
-              <w:t>0</w:t>
+              <w:t>10</w:t>
             </w:r>
           </w:p>
         </w:tc>
@@ -7310,7 +4920,88 @@
                 <w:sz w:val="13"/>
                 <w:szCs w:val="13"/>
               </w:rPr>
-              <w:t>统计时抽样的索引项个数</w:t>
+              <w:t>统计收集时的文档个数（收集时间不同，因此可能与</w:t>
+            </w:r>
+            <w:r>
+              <w:rPr>
+                <w:rFonts w:hint="eastAsia"/>
+                <w:sz w:val="13"/>
+                <w:szCs w:val="13"/>
+              </w:rPr>
+              <w:t>SYSSTAT.SYSCOLLECTIONSTAT</w:t>
+            </w:r>
+            <w:r>
+              <w:rPr>
+                <w:rFonts w:hint="eastAsia"/>
+                <w:sz w:val="13"/>
+                <w:szCs w:val="13"/>
+              </w:rPr>
+              <w:t>的</w:t>
+            </w:r>
+            <w:r>
+              <w:rPr>
+                <w:rFonts w:hint="eastAsia"/>
+                <w:sz w:val="13"/>
+                <w:szCs w:val="13"/>
+              </w:rPr>
+              <w:t>TotalRecords</w:t>
+            </w:r>
+            <w:r>
+              <w:rPr>
+                <w:rFonts w:hint="eastAsia"/>
+                <w:sz w:val="13"/>
+                <w:szCs w:val="13"/>
+              </w:rPr>
+              <w:t>不相等）</w:t>
+            </w:r>
+          </w:p>
+          <w:p>
+            <w:pPr>
+              <w:ind w:left="0"/>
+              <w:rPr>
+                <w:sz w:val="13"/>
+                <w:szCs w:val="13"/>
+              </w:rPr>
+            </w:pPr>
+            <w:r>
+              <w:rPr>
+                <w:rFonts w:hint="eastAsia"/>
+                <w:sz w:val="13"/>
+                <w:szCs w:val="13"/>
+              </w:rPr>
+              <w:t>对应</w:t>
+            </w:r>
+            <w:r>
+              <w:rPr>
+                <w:rFonts w:hint="eastAsia"/>
+                <w:sz w:val="13"/>
+                <w:szCs w:val="13"/>
+              </w:rPr>
+              <w:t>dmsMBStatInfo</w:t>
+            </w:r>
+            <w:r>
+              <w:rPr>
+                <w:rFonts w:hint="eastAsia"/>
+                <w:sz w:val="13"/>
+                <w:szCs w:val="13"/>
+              </w:rPr>
+              <w:t>的</w:t>
+            </w:r>
+            <w:r>
+              <w:rPr>
+                <w:rFonts w:hint="eastAsia"/>
+                <w:sz w:val="13"/>
+                <w:szCs w:val="13"/>
+              </w:rPr>
+              <w:t>_totalRecords</w:t>
+            </w:r>
+            <w:r>
+              <w:rPr>
+                <w:rFonts w:hint="eastAsia"/>
+                <w:sz w:val="13"/>
+                <w:szCs w:val="13"/>
+              </w:rPr>
+              <w:t>，用于对比统计信息是否过期</w:t>
             </w:r>
           </w:p>
         </w:tc>
@@ -7334,245 +5025,6 @@
                 <w:sz w:val="13"/>
                 <w:szCs w:val="13"/>
               </w:rPr>
-              <w:t>Total</w:t>
-            </w:r>
-            <w:r>
-              <w:rPr>
-                <w:rFonts w:hint="eastAsia"/>
-                <w:sz w:val="13"/>
-                <w:szCs w:val="13"/>
-              </w:rPr>
-              <w:t>Records</w:t>
-            </w:r>
-          </w:p>
-        </w:tc>
-        <w:tc>
-          <w:tcPr>
-            <w:tcW w:w="0" w:type="auto"/>
-          </w:tcPr>
-          <w:p>
-            <w:pPr>
-              <w:ind w:left="0"/>
-              <w:rPr>
-                <w:sz w:val="13"/>
-                <w:szCs w:val="13"/>
-              </w:rPr>
-            </w:pPr>
-            <w:r>
-              <w:rPr>
-                <w:rFonts w:hint="eastAsia"/>
-                <w:sz w:val="13"/>
-                <w:szCs w:val="13"/>
-              </w:rPr>
-              <w:t>NumberLong</w:t>
-            </w:r>
-          </w:p>
-        </w:tc>
-        <w:tc>
-          <w:tcPr>
-            <w:tcW w:w="0" w:type="auto"/>
-          </w:tcPr>
-          <w:p>
-            <w:pPr>
-              <w:ind w:left="0"/>
-              <w:rPr>
-                <w:sz w:val="13"/>
-                <w:szCs w:val="13"/>
-              </w:rPr>
-            </w:pPr>
-            <w:r>
-              <w:rPr>
-                <w:rFonts w:hint="eastAsia"/>
-                <w:sz w:val="13"/>
-                <w:szCs w:val="13"/>
-              </w:rPr>
-              <w:t>UINT64</w:t>
-            </w:r>
-          </w:p>
-        </w:tc>
-        <w:tc>
-          <w:tcPr>
-            <w:tcW w:w="0" w:type="auto"/>
-          </w:tcPr>
-          <w:p>
-            <w:pPr>
-              <w:ind w:left="0"/>
-              <w:rPr>
-                <w:sz w:val="13"/>
-                <w:szCs w:val="13"/>
-              </w:rPr>
-            </w:pPr>
-            <w:r>
-              <w:rPr>
-                <w:rFonts w:hint="eastAsia"/>
-                <w:sz w:val="13"/>
-                <w:szCs w:val="13"/>
-              </w:rPr>
-              <w:t>10</w:t>
-            </w:r>
-          </w:p>
-        </w:tc>
-        <w:tc>
-          <w:tcPr>
-            <w:tcW w:w="0" w:type="auto"/>
-          </w:tcPr>
-          <w:p>
-            <w:pPr>
-              <w:ind w:left="0"/>
-              <w:rPr>
-                <w:sz w:val="13"/>
-                <w:szCs w:val="13"/>
-              </w:rPr>
-            </w:pPr>
-          </w:p>
-        </w:tc>
-        <w:tc>
-          <w:tcPr>
-            <w:tcW w:w="0" w:type="auto"/>
-          </w:tcPr>
-          <w:p>
-            <w:pPr>
-              <w:ind w:left="0"/>
-              <w:rPr>
-                <w:sz w:val="13"/>
-                <w:szCs w:val="13"/>
-              </w:rPr>
-            </w:pPr>
-            <w:r>
-              <w:rPr>
-                <w:rFonts w:hint="eastAsia"/>
-                <w:sz w:val="13"/>
-                <w:szCs w:val="13"/>
-              </w:rPr>
-              <w:t>是</w:t>
-            </w:r>
-          </w:p>
-        </w:tc>
-        <w:tc>
-          <w:tcPr>
-            <w:tcW w:w="0" w:type="auto"/>
-          </w:tcPr>
-          <w:p>
-            <w:pPr>
-              <w:ind w:left="0"/>
-              <w:rPr>
-                <w:sz w:val="13"/>
-                <w:szCs w:val="13"/>
-              </w:rPr>
-            </w:pPr>
-            <w:r>
-              <w:rPr>
-                <w:rFonts w:hint="eastAsia"/>
-                <w:sz w:val="13"/>
-                <w:szCs w:val="13"/>
-              </w:rPr>
-              <w:t>统计收集时的文档个数（收集时间不同，因此可能与</w:t>
-            </w:r>
-            <w:r>
-              <w:rPr>
-                <w:rFonts w:hint="eastAsia"/>
-                <w:sz w:val="13"/>
-                <w:szCs w:val="13"/>
-              </w:rPr>
-              <w:lastRenderedPageBreak/>
-              <w:t>SYSSTAT.SYSCOLLECTIONSTAT</w:t>
-            </w:r>
-            <w:r>
-              <w:rPr>
-                <w:rFonts w:hint="eastAsia"/>
-                <w:sz w:val="13"/>
-                <w:szCs w:val="13"/>
-              </w:rPr>
-              <w:t>的</w:t>
-            </w:r>
-            <w:r>
-              <w:rPr>
-                <w:rFonts w:hint="eastAsia"/>
-                <w:sz w:val="13"/>
-                <w:szCs w:val="13"/>
-              </w:rPr>
-              <w:t>TotalRecords</w:t>
-            </w:r>
-            <w:r>
-              <w:rPr>
-                <w:rFonts w:hint="eastAsia"/>
-                <w:sz w:val="13"/>
-                <w:szCs w:val="13"/>
-              </w:rPr>
-              <w:t>不相等）</w:t>
-            </w:r>
-          </w:p>
-          <w:p>
-            <w:pPr>
-              <w:ind w:left="0"/>
-              <w:rPr>
-                <w:sz w:val="13"/>
-                <w:szCs w:val="13"/>
-              </w:rPr>
-            </w:pPr>
-            <w:r>
-              <w:rPr>
-                <w:rFonts w:hint="eastAsia"/>
-                <w:sz w:val="13"/>
-                <w:szCs w:val="13"/>
-              </w:rPr>
-              <w:t>对应</w:t>
-            </w:r>
-            <w:r>
-              <w:rPr>
-                <w:rFonts w:hint="eastAsia"/>
-                <w:sz w:val="13"/>
-                <w:szCs w:val="13"/>
-              </w:rPr>
-              <w:t>dmsMBStatInfo</w:t>
-            </w:r>
-            <w:r>
-              <w:rPr>
-                <w:rFonts w:hint="eastAsia"/>
-                <w:sz w:val="13"/>
-                <w:szCs w:val="13"/>
-              </w:rPr>
-              <w:t>的</w:t>
-            </w:r>
-            <w:r>
-              <w:rPr>
-                <w:rFonts w:hint="eastAsia"/>
-                <w:sz w:val="13"/>
-                <w:szCs w:val="13"/>
-              </w:rPr>
-              <w:t>_totalRecords</w:t>
-            </w:r>
-            <w:r>
-              <w:rPr>
-                <w:rFonts w:hint="eastAsia"/>
-                <w:sz w:val="13"/>
-                <w:szCs w:val="13"/>
-              </w:rPr>
-              <w:t>，用于对比统计信息是否过期</w:t>
-            </w:r>
-          </w:p>
-        </w:tc>
-      </w:tr>
-      <w:tr>
-        <w:tc>
-          <w:tcPr>
-            <w:tcW w:w="0" w:type="auto"/>
-          </w:tcPr>
-          <w:p>
-            <w:pPr>
-              <w:ind w:left="0"/>
-              <w:rPr>
-                <w:sz w:val="13"/>
-                <w:szCs w:val="13"/>
-              </w:rPr>
-            </w:pPr>
-            <w:r>
-              <w:rPr>
-                <w:rFonts w:hint="eastAsia"/>
-                <w:sz w:val="13"/>
-                <w:szCs w:val="13"/>
-              </w:rPr>
-              <w:lastRenderedPageBreak/>
               <w:t>IndexPage</w:t>
             </w:r>
             <w:r>
@@ -9921,13 +7373,39 @@
     <w:p>
       <w:r>
         <w:rPr>
+          <w:rFonts w:hint="eastAsia"/>
+        </w:rPr>
+        <w:t>此处为简单描述，具体在《</w:t>
+      </w:r>
+      <w:r>
+        <w:rPr>
+          <w:rFonts w:hint="eastAsia"/>
+        </w:rPr>
+        <w:t>Story_</w:t>
+      </w:r>
+      <w:r>
+        <w:rPr>
+          <w:rFonts w:hint="eastAsia"/>
+        </w:rPr>
+        <w:t>统计信息收集</w:t>
+      </w:r>
+      <w:r>
+        <w:rPr>
+          <w:rFonts w:hint="eastAsia"/>
+        </w:rPr>
+        <w:t>》中维护</w:t>
+      </w:r>
+    </w:p>
+    <w:p>
+      <w:r>
+        <w:rPr>
           <w:noProof/>
         </w:rPr>
         <w:drawing>
           <wp:inline distT="0" distB="0" distL="0" distR="0">
-            <wp:extent cx="5274310" cy="2681112"/>
+            <wp:extent cx="5274310" cy="2677182"/>
             <wp:effectExtent l="19050" t="0" r="2540" b="0"/>
-            <wp:docPr id="1" name="Picture 1"/>
+            <wp:docPr id="2" name="Picture 3"/>
             <wp:cNvGraphicFramePr>
               <a:graphicFrameLocks xmlns:a="http://schemas.openxmlformats.org/drawingml/2006/main" noChangeAspect="1"/>
             </wp:cNvGraphicFramePr>
@@ -9935,7 +7413,7 @@
               <a:graphicData uri="http://schemas.openxmlformats.org/drawingml/2006/picture">
                 <pic:pic xmlns:pic="http://schemas.openxmlformats.org/drawingml/2006/picture">
                   <pic:nvPicPr>
-                    <pic:cNvPr id="0" name="Picture 1"/>
+                    <pic:cNvPr id="0" name="Picture 3"/>
                     <pic:cNvPicPr>
                       <a:picLocks noChangeAspect="1" noChangeArrowheads="1"/>
                     </pic:cNvPicPr>
@@ -9950,7 +7428,7 @@
                   <pic:spPr bwMode="auto">
                     <a:xfrm>
                       <a:off x="0" y="0"/>
-                      <a:ext cx="5274310" cy="2681112"/>
+                      <a:ext cx="5274310" cy="2677182"/>
                     </a:xfrm>
                     <a:prstGeom prst="rect">
                       <a:avLst/>
@@ -9970,1805 +7448,7 @@
         </w:drawing>
       </w:r>
     </w:p>
-    <w:p>
-      <w:pPr>
-        <w:pStyle w:val="ListParagraph"/>
-        <w:numPr>
-          <w:ilvl w:val="0"/>
-          <w:numId w:val="40"/>
-        </w:numPr>
-        <w:ind w:firstLineChars="0"/>
-      </w:pPr>
-      <w:r>
-        <w:rPr>
-          <w:rFonts w:hint="eastAsia"/>
-        </w:rPr>
-        <w:t>dmsStatSUMgr</w:t>
-      </w:r>
-    </w:p>
-    <w:p>
-      <w:pPr>
-        <w:pStyle w:val="ListParagraph"/>
-        <w:numPr>
-          <w:ilvl w:val="1"/>
-          <w:numId w:val="40"/>
-        </w:numPr>
-        <w:ind w:firstLineChars="0"/>
-      </w:pPr>
-      <w:r>
-        <w:rPr>
-          <w:rFonts w:hint="eastAsia"/>
-        </w:rPr>
-        <w:t>管理</w:t>
-      </w:r>
-      <w:r>
-        <w:rPr>
-          <w:rFonts w:hint="eastAsia"/>
-        </w:rPr>
-        <w:t>SYSSTAT</w:t>
-      </w:r>
-      <w:r>
-        <w:rPr>
-          <w:rFonts w:hint="eastAsia"/>
-        </w:rPr>
-        <w:t>集合空间</w:t>
-      </w:r>
-    </w:p>
-    <w:p>
-      <w:pPr>
-        <w:pStyle w:val="ListParagraph"/>
-        <w:numPr>
-          <w:ilvl w:val="2"/>
-          <w:numId w:val="40"/>
-        </w:numPr>
-        <w:ind w:firstLineChars="0"/>
-      </w:pPr>
-      <w:r>
-        <w:rPr>
-          <w:rFonts w:hint="eastAsia"/>
-        </w:rPr>
-        <w:t>创建</w:t>
-      </w:r>
-      <w:r>
-        <w:rPr>
-          <w:rFonts w:hint="eastAsia"/>
-        </w:rPr>
-        <w:t>SYSSTAT</w:t>
-      </w:r>
-      <w:r>
-        <w:rPr>
-          <w:rFonts w:hint="eastAsia"/>
-        </w:rPr>
-        <w:t>集合空间，及相关统计集合</w:t>
-      </w:r>
-    </w:p>
-    <w:p>
-      <w:pPr>
-        <w:pStyle w:val="ListParagraph"/>
-        <w:numPr>
-          <w:ilvl w:val="1"/>
-          <w:numId w:val="40"/>
-        </w:numPr>
-        <w:ind w:firstLineChars="0"/>
-      </w:pPr>
-      <w:r>
-        <w:rPr>
-          <w:rFonts w:hint="eastAsia"/>
-        </w:rPr>
-        <w:t>整体管理缓存的统计信息</w:t>
-      </w:r>
-    </w:p>
-    <w:p>
-      <w:pPr>
-        <w:pStyle w:val="ListParagraph"/>
-        <w:numPr>
-          <w:ilvl w:val="2"/>
-          <w:numId w:val="40"/>
-        </w:numPr>
-        <w:ind w:firstLineChars="0"/>
-      </w:pPr>
-      <w:r>
-        <w:rPr>
-          <w:rFonts w:hint="eastAsia"/>
-        </w:rPr>
-        <w:t>启动时，从</w:t>
-      </w:r>
-      <w:r>
-        <w:rPr>
-          <w:rFonts w:hint="eastAsia"/>
-        </w:rPr>
-        <w:t>SYSSTAT</w:t>
-      </w:r>
-      <w:r>
-        <w:rPr>
-          <w:rFonts w:hint="eastAsia"/>
-        </w:rPr>
-        <w:t>中读取统计信息，存储到对应</w:t>
-      </w:r>
-      <w:r>
-        <w:rPr>
-          <w:rFonts w:hint="eastAsia"/>
-        </w:rPr>
-        <w:t>dmsStorageUnit</w:t>
-      </w:r>
-      <w:r>
-        <w:rPr>
-          <w:rFonts w:hint="eastAsia"/>
-        </w:rPr>
-        <w:t>的</w:t>
-      </w:r>
-      <w:r>
-        <w:rPr>
-          <w:rFonts w:hint="eastAsia"/>
-        </w:rPr>
-        <w:t>utilSUCache</w:t>
-      </w:r>
-      <w:r>
-        <w:rPr>
-          <w:rFonts w:hint="eastAsia"/>
-        </w:rPr>
-        <w:t>中</w:t>
-      </w:r>
-    </w:p>
-    <w:p>
-      <w:pPr>
-        <w:pStyle w:val="ListParagraph"/>
-        <w:numPr>
-          <w:ilvl w:val="2"/>
-          <w:numId w:val="40"/>
-        </w:numPr>
-        <w:ind w:firstLineChars="0"/>
-      </w:pPr>
-      <w:r>
-        <w:rPr>
-          <w:rFonts w:hint="eastAsia"/>
-        </w:rPr>
-        <w:t>db.invalidateCache()</w:t>
-      </w:r>
-      <w:r>
-        <w:rPr>
-          <w:rFonts w:hint="eastAsia"/>
-        </w:rPr>
-        <w:t>时，清空每个</w:t>
-      </w:r>
-      <w:r>
-        <w:rPr>
-          <w:rFonts w:hint="eastAsia"/>
-        </w:rPr>
-        <w:t>dmsStorageUnit</w:t>
-      </w:r>
-      <w:r>
-        <w:rPr>
-          <w:rFonts w:hint="eastAsia"/>
-        </w:rPr>
-        <w:t>的</w:t>
-      </w:r>
-      <w:r>
-        <w:rPr>
-          <w:rFonts w:hint="eastAsia"/>
-        </w:rPr>
-        <w:t>rtnStatMgr</w:t>
-      </w:r>
-      <w:r>
-        <w:rPr>
-          <w:rFonts w:hint="eastAsia"/>
-        </w:rPr>
-        <w:t>中缓存的统计信息，之后重新加载统计信息</w:t>
-      </w:r>
-      <w:ins w:id="0" w:author="heguoming" w:date="2017-04-17T18:12:00Z">
-        <w:r>
-          <w:rPr>
-            <w:rFonts w:hint="eastAsia"/>
-          </w:rPr>
-          <w:t>（</w:t>
-        </w:r>
-      </w:ins>
-      <w:ins w:id="1" w:author="heguoming" w:date="2017-04-17T18:13:00Z">
-        <w:r>
-          <w:rPr>
-            <w:rFonts w:hint="eastAsia"/>
-          </w:rPr>
-          <w:t>暂时使用</w:t>
-        </w:r>
-      </w:ins>
-      <w:ins w:id="2" w:author="heguoming" w:date="2017-04-17T18:12:00Z">
-        <w:r>
-          <w:rPr>
-            <w:rFonts w:hint="eastAsia"/>
-          </w:rPr>
-          <w:t>invalidateCache</w:t>
-        </w:r>
-      </w:ins>
-      <w:ins w:id="3" w:author="heguoming" w:date="2017-04-17T19:16:00Z">
-        <w:r>
-          <w:rPr>
-            <w:rFonts w:hint="eastAsia"/>
-          </w:rPr>
-          <w:t>，新接口出来后</w:t>
-        </w:r>
-      </w:ins>
-      <w:ins w:id="4" w:author="heguoming" w:date="2017-04-17T19:17:00Z">
-        <w:r>
-          <w:rPr>
-            <w:rFonts w:hint="eastAsia"/>
-          </w:rPr>
-          <w:t>不在使用</w:t>
-        </w:r>
-      </w:ins>
-      <w:ins w:id="5" w:author="heguoming" w:date="2017-04-17T18:12:00Z">
-        <w:r>
-          <w:rPr>
-            <w:rFonts w:hint="eastAsia"/>
-          </w:rPr>
-          <w:t>）</w:t>
-        </w:r>
-      </w:ins>
-    </w:p>
-    <w:p>
-      <w:pPr>
-        <w:pStyle w:val="ListParagraph"/>
-        <w:numPr>
-          <w:ilvl w:val="0"/>
-          <w:numId w:val="40"/>
-        </w:numPr>
-        <w:ind w:firstLineChars="0"/>
-      </w:pPr>
-      <w:r>
-        <w:rPr>
-          <w:rFonts w:hint="eastAsia"/>
-        </w:rPr>
-        <w:t>utilSUCache</w:t>
-      </w:r>
-    </w:p>
-    <w:p>
-      <w:pPr>
-        <w:pStyle w:val="ListParagraph"/>
-        <w:numPr>
-          <w:ilvl w:val="1"/>
-          <w:numId w:val="40"/>
-        </w:numPr>
-        <w:ind w:leftChars="400" w:left="1260" w:firstLineChars="0"/>
-      </w:pPr>
-      <w:r>
-        <w:rPr>
-          <w:rFonts w:hint="eastAsia"/>
-        </w:rPr>
-        <w:t>管理缓存的统计信息</w:t>
-      </w:r>
-      <w:r>
-        <w:rPr>
-          <w:rFonts w:hint="eastAsia"/>
-        </w:rPr>
-        <w:t>（接口可扩展至其他缓存）</w:t>
-      </w:r>
-    </w:p>
-    <w:p>
-      <w:pPr>
-        <w:pStyle w:val="ListParagraph"/>
-        <w:numPr>
-          <w:ilvl w:val="1"/>
-          <w:numId w:val="40"/>
-        </w:numPr>
-        <w:ind w:leftChars="400" w:left="1260" w:firstLineChars="0"/>
-      </w:pPr>
-      <w:r>
-        <w:rPr>
-          <w:rFonts w:hint="eastAsia"/>
-        </w:rPr>
-        <w:t>缓存的统计信息以</w:t>
-      </w:r>
-      <w:r>
-        <w:rPr>
-          <w:rFonts w:hint="eastAsia"/>
-        </w:rPr>
-        <w:t>unit</w:t>
-      </w:r>
-      <w:r>
-        <w:rPr>
-          <w:rFonts w:hint="eastAsia"/>
-        </w:rPr>
-        <w:t>ID</w:t>
-      </w:r>
-      <w:r>
-        <w:rPr>
-          <w:rFonts w:hint="eastAsia"/>
-        </w:rPr>
-        <w:t>数组</w:t>
-      </w:r>
-      <w:r>
-        <w:rPr>
-          <w:rFonts w:hint="eastAsia"/>
-        </w:rPr>
-        <w:t>形式存储在内存中</w:t>
-      </w:r>
-    </w:p>
-    <w:p>
-      <w:pPr>
-        <w:pStyle w:val="ListParagraph"/>
-        <w:numPr>
-          <w:ilvl w:val="2"/>
-          <w:numId w:val="40"/>
-        </w:numPr>
-        <w:ind w:firstLineChars="0"/>
-        <w:rPr>
-          <w:rFonts w:hint="eastAsia"/>
-        </w:rPr>
-      </w:pPr>
-      <w:r>
-        <w:rPr>
-          <w:rFonts w:hint="eastAsia"/>
-        </w:rPr>
-        <w:t>统计信息的</w:t>
-      </w:r>
-      <w:r>
-        <w:rPr>
-          <w:rFonts w:hint="eastAsia"/>
-        </w:rPr>
-        <w:t>unitID</w:t>
-      </w:r>
-      <w:r>
-        <w:rPr>
-          <w:rFonts w:hint="eastAsia"/>
-        </w:rPr>
-        <w:t>即</w:t>
-      </w:r>
-      <w:r>
-        <w:rPr>
-          <w:rFonts w:hint="eastAsia"/>
-        </w:rPr>
-        <w:t>Collection</w:t>
-      </w:r>
-      <w:r>
-        <w:rPr>
-          <w:rFonts w:hint="eastAsia"/>
-        </w:rPr>
-        <w:t>的</w:t>
-      </w:r>
-      <w:r>
-        <w:rPr>
-          <w:rFonts w:hint="eastAsia"/>
-        </w:rPr>
-        <w:t>mbID</w:t>
-      </w:r>
-    </w:p>
-    <w:p>
-      <w:pPr>
-        <w:pStyle w:val="ListParagraph"/>
-        <w:numPr>
-          <w:ilvl w:val="2"/>
-          <w:numId w:val="40"/>
-        </w:numPr>
-        <w:ind w:firstLineChars="0"/>
-      </w:pPr>
-      <w:r>
-        <w:rPr>
-          <w:rFonts w:hint="eastAsia"/>
-        </w:rPr>
-        <w:t>外部访问时，</w:t>
-      </w:r>
-      <w:r>
-        <w:rPr>
-          <w:rFonts w:hint="eastAsia"/>
-        </w:rPr>
-        <w:t>mbID</w:t>
-      </w:r>
-      <w:r>
-        <w:rPr>
-          <w:rFonts w:hint="eastAsia"/>
-        </w:rPr>
-        <w:t>可以从</w:t>
-      </w:r>
-      <w:r>
-        <w:rPr>
-          <w:rFonts w:hint="eastAsia"/>
-        </w:rPr>
-        <w:t>SDB_SNAP_COLLECTIONS</w:t>
-      </w:r>
-      <w:r>
-        <w:rPr>
-          <w:rFonts w:hint="eastAsia"/>
-        </w:rPr>
-        <w:t>中获取</w:t>
-      </w:r>
-    </w:p>
-    <w:p>
-      <w:pPr>
-        <w:pStyle w:val="ListParagraph"/>
-        <w:numPr>
-          <w:ilvl w:val="0"/>
-          <w:numId w:val="40"/>
-        </w:numPr>
-        <w:ind w:firstLineChars="0"/>
-      </w:pPr>
-      <w:r>
-        <w:rPr>
-          <w:rFonts w:hint="eastAsia"/>
-        </w:rPr>
-        <w:t>opt</w:t>
-      </w:r>
-      <w:r>
-        <w:rPr>
-          <w:rFonts w:hint="eastAsia"/>
-        </w:rPr>
-        <w:t>CollectionStat</w:t>
-      </w:r>
-      <w:r>
-        <w:rPr>
-          <w:rFonts w:hint="eastAsia"/>
-        </w:rPr>
-        <w:t>与</w:t>
-      </w:r>
-      <w:r>
-        <w:rPr>
-          <w:rFonts w:hint="eastAsia"/>
-        </w:rPr>
-        <w:t>dmsCollectionStat</w:t>
-      </w:r>
-    </w:p>
-    <w:p>
-      <w:pPr>
-        <w:pStyle w:val="ListParagraph"/>
-        <w:numPr>
-          <w:ilvl w:val="1"/>
-          <w:numId w:val="40"/>
-        </w:numPr>
-        <w:ind w:firstLineChars="0"/>
-      </w:pPr>
-      <w:r>
-        <w:rPr>
-          <w:rFonts w:hint="eastAsia"/>
-        </w:rPr>
-        <w:t>opt</w:t>
-      </w:r>
-      <w:r>
-        <w:rPr>
-          <w:rFonts w:hint="eastAsia"/>
-        </w:rPr>
-        <w:t>CollectionStat</w:t>
-      </w:r>
-    </w:p>
-    <w:p>
-      <w:pPr>
-        <w:pStyle w:val="ListParagraph"/>
-        <w:numPr>
-          <w:ilvl w:val="2"/>
-          <w:numId w:val="40"/>
-        </w:numPr>
-        <w:ind w:firstLineChars="0"/>
-      </w:pPr>
-      <w:r>
-        <w:rPr>
-          <w:rFonts w:hint="eastAsia"/>
-        </w:rPr>
-        <w:t>opt</w:t>
-      </w:r>
-      <w:r>
-        <w:rPr>
-          <w:rFonts w:hint="eastAsia"/>
-        </w:rPr>
-        <w:t>CollectionStat</w:t>
-      </w:r>
-      <w:r>
-        <w:rPr>
-          <w:rFonts w:hint="eastAsia"/>
-        </w:rPr>
-        <w:t>中包含从</w:t>
-      </w:r>
-      <w:r>
-        <w:rPr>
-          <w:rFonts w:hint="eastAsia"/>
-        </w:rPr>
-        <w:t>mbContext</w:t>
-      </w:r>
-      <w:r>
-        <w:rPr>
-          <w:rFonts w:hint="eastAsia"/>
-        </w:rPr>
-        <w:t>中获取的统计信息，查询优化开始时读取</w:t>
-      </w:r>
-      <w:r>
-        <w:rPr>
-          <w:rFonts w:hint="eastAsia"/>
-        </w:rPr>
-        <w:t>mbContext</w:t>
-      </w:r>
-      <w:r>
-        <w:rPr>
-          <w:rFonts w:hint="eastAsia"/>
-        </w:rPr>
-        <w:t>生成</w:t>
-      </w:r>
-    </w:p>
-    <w:p>
-      <w:pPr>
-        <w:pStyle w:val="ListParagraph"/>
-        <w:numPr>
-          <w:ilvl w:val="2"/>
-          <w:numId w:val="40"/>
-        </w:numPr>
-        <w:ind w:firstLineChars="0"/>
-      </w:pPr>
-      <w:r>
-        <w:rPr>
-          <w:rFonts w:hint="eastAsia"/>
-        </w:rPr>
-        <w:t>opt</w:t>
-      </w:r>
-      <w:r>
-        <w:rPr>
-          <w:rFonts w:hint="eastAsia"/>
-        </w:rPr>
-        <w:t>CollectionStat</w:t>
-      </w:r>
-      <w:r>
-        <w:rPr>
-          <w:rFonts w:hint="eastAsia"/>
-        </w:rPr>
-        <w:t>从</w:t>
-      </w:r>
-      <w:r>
-        <w:rPr>
-          <w:rFonts w:hint="eastAsia"/>
-        </w:rPr>
-        <w:t>utilSUCache</w:t>
-      </w:r>
-      <w:r>
-        <w:rPr>
-          <w:rFonts w:hint="eastAsia"/>
-        </w:rPr>
-        <w:t>中获取</w:t>
-      </w:r>
-      <w:r>
-        <w:rPr>
-          <w:rFonts w:hint="eastAsia"/>
-        </w:rPr>
-        <w:t>dmsCollectionStat</w:t>
-      </w:r>
-      <w:r>
-        <w:rPr>
-          <w:rFonts w:hint="eastAsia"/>
-        </w:rPr>
-        <w:t>的指针，如果指针为</w:t>
-      </w:r>
-      <w:r>
-        <w:rPr>
-          <w:rFonts w:hint="eastAsia"/>
-        </w:rPr>
-        <w:t>NULL</w:t>
-      </w:r>
-      <w:r>
-        <w:rPr>
-          <w:rFonts w:hint="eastAsia"/>
-        </w:rPr>
-        <w:t>，则所有需要由</w:t>
-      </w:r>
-      <w:r>
-        <w:rPr>
-          <w:rFonts w:hint="eastAsia"/>
-        </w:rPr>
-        <w:t>dmsCollectionStat</w:t>
-      </w:r>
-      <w:r>
-        <w:rPr>
-          <w:rFonts w:hint="eastAsia"/>
-        </w:rPr>
-        <w:t>提供的统计信息取默认值</w:t>
-      </w:r>
-    </w:p>
-    <w:p>
-      <w:pPr>
-        <w:pStyle w:val="ListParagraph"/>
-        <w:numPr>
-          <w:ilvl w:val="1"/>
-          <w:numId w:val="40"/>
-        </w:numPr>
-        <w:ind w:firstLineChars="0"/>
-      </w:pPr>
-      <w:r>
-        <w:rPr>
-          <w:rFonts w:hint="eastAsia"/>
-        </w:rPr>
-        <w:t>dmsCollectionStat</w:t>
-      </w:r>
-    </w:p>
-    <w:p>
-      <w:pPr>
-        <w:pStyle w:val="ListParagraph"/>
-        <w:numPr>
-          <w:ilvl w:val="2"/>
-          <w:numId w:val="40"/>
-        </w:numPr>
-        <w:ind w:firstLineChars="0"/>
-      </w:pPr>
-      <w:r>
-        <w:rPr>
-          <w:rFonts w:hint="eastAsia"/>
-        </w:rPr>
-        <w:t>dmsCollectionStat</w:t>
-      </w:r>
-      <w:r>
-        <w:rPr>
-          <w:rFonts w:hint="eastAsia"/>
-        </w:rPr>
-        <w:t>中包含从</w:t>
-      </w:r>
-      <w:r>
-        <w:rPr>
-          <w:rFonts w:hint="eastAsia"/>
-        </w:rPr>
-        <w:t>SYSSTAT.SYSCOLLECTIONSTAT</w:t>
-      </w:r>
-      <w:r>
-        <w:rPr>
-          <w:rFonts w:hint="eastAsia"/>
-        </w:rPr>
-        <w:t>中获取的统计信息</w:t>
-      </w:r>
-    </w:p>
-    <w:p>
-      <w:pPr>
-        <w:pStyle w:val="ListParagraph"/>
-        <w:numPr>
-          <w:ilvl w:val="3"/>
-          <w:numId w:val="40"/>
-        </w:numPr>
-        <w:ind w:firstLineChars="0"/>
-      </w:pPr>
-      <w:r>
-        <w:rPr>
-          <w:rFonts w:hint="eastAsia"/>
-        </w:rPr>
-        <w:t>系统启动由</w:t>
-      </w:r>
-      <w:r>
-        <w:rPr>
-          <w:rFonts w:hint="eastAsia"/>
-        </w:rPr>
-        <w:t>dmsStatCB</w:t>
-      </w:r>
-      <w:r>
-        <w:rPr>
-          <w:rFonts w:hint="eastAsia"/>
-        </w:rPr>
-        <w:t>生成</w:t>
-      </w:r>
-    </w:p>
-    <w:p>
-      <w:pPr>
-        <w:pStyle w:val="ListParagraph"/>
-        <w:numPr>
-          <w:ilvl w:val="2"/>
-          <w:numId w:val="40"/>
-        </w:numPr>
-        <w:ind w:firstLineChars="0"/>
-      </w:pPr>
-      <w:r>
-        <w:rPr>
-          <w:rFonts w:hint="eastAsia"/>
-        </w:rPr>
-        <w:t>dmsCollectionStat</w:t>
-      </w:r>
-      <w:r>
-        <w:rPr>
-          <w:rFonts w:hint="eastAsia"/>
-        </w:rPr>
-        <w:t>以</w:t>
-      </w:r>
-      <w:r>
-        <w:rPr>
-          <w:rFonts w:hint="eastAsia"/>
-        </w:rPr>
-        <w:t>Map</w:t>
-      </w:r>
-      <w:r>
-        <w:rPr>
-          <w:rFonts w:hint="eastAsia"/>
-        </w:rPr>
-        <w:t>的形式缓存了</w:t>
-      </w:r>
-      <w:r>
-        <w:rPr>
-          <w:rFonts w:hint="eastAsia"/>
-        </w:rPr>
-        <w:t>dmsIndexStat</w:t>
-      </w:r>
-      <w:r>
-        <w:rPr>
-          <w:rFonts w:hint="eastAsia"/>
-        </w:rPr>
-        <w:t>，即</w:t>
-      </w:r>
-      <w:r>
-        <w:rPr>
-          <w:rFonts w:hint="eastAsia"/>
-        </w:rPr>
-        <w:t>collection</w:t>
-      </w:r>
-      <w:r>
-        <w:rPr>
-          <w:rFonts w:hint="eastAsia"/>
-        </w:rPr>
-        <w:t>中对应的索引</w:t>
-      </w:r>
-    </w:p>
-    <w:p>
-      <w:pPr>
-        <w:pStyle w:val="ListParagraph"/>
-        <w:numPr>
-          <w:ilvl w:val="3"/>
-          <w:numId w:val="40"/>
-        </w:numPr>
-        <w:ind w:firstLineChars="0"/>
-      </w:pPr>
-      <w:r>
-        <w:rPr>
-          <w:rFonts w:hint="eastAsia"/>
-        </w:rPr>
-        <w:t>_indexStats</w:t>
-      </w:r>
-      <w:r>
-        <w:rPr>
-          <w:rFonts w:hint="eastAsia"/>
-        </w:rPr>
-        <w:t>：索引名字对应</w:t>
-      </w:r>
-      <w:r>
-        <w:rPr>
-          <w:rFonts w:hint="eastAsia"/>
-        </w:rPr>
-        <w:t>dmsIndexStat</w:t>
-      </w:r>
-    </w:p>
-    <w:p>
-      <w:pPr>
-        <w:pStyle w:val="ListParagraph"/>
-        <w:numPr>
-          <w:ilvl w:val="3"/>
-          <w:numId w:val="40"/>
-        </w:numPr>
-        <w:ind w:firstLineChars="0"/>
-      </w:pPr>
-      <w:r>
-        <w:rPr>
-          <w:rFonts w:hint="eastAsia"/>
-        </w:rPr>
-        <w:t>_fieldStats</w:t>
-      </w:r>
-      <w:r>
-        <w:rPr>
-          <w:rFonts w:hint="eastAsia"/>
-        </w:rPr>
-        <w:t>：索引定义的首字段名字对应</w:t>
-      </w:r>
-      <w:r>
-        <w:rPr>
-          <w:rFonts w:hint="eastAsia"/>
-        </w:rPr>
-        <w:t>dmsIndexStat</w:t>
-      </w:r>
-    </w:p>
-    <w:p>
-      <w:pPr>
-        <w:pStyle w:val="ListParagraph"/>
-        <w:numPr>
-          <w:ilvl w:val="0"/>
-          <w:numId w:val="40"/>
-        </w:numPr>
-        <w:ind w:firstLineChars="0"/>
-      </w:pPr>
-      <w:r>
-        <w:rPr>
-          <w:rFonts w:hint="eastAsia"/>
-        </w:rPr>
-        <w:lastRenderedPageBreak/>
-        <w:t>opt</w:t>
-      </w:r>
-      <w:r>
-        <w:rPr>
-          <w:rFonts w:hint="eastAsia"/>
-        </w:rPr>
-        <w:t>IndexStat</w:t>
-      </w:r>
-      <w:r>
-        <w:rPr>
-          <w:rFonts w:hint="eastAsia"/>
-        </w:rPr>
-        <w:t>与</w:t>
-      </w:r>
-      <w:r>
-        <w:rPr>
-          <w:rFonts w:hint="eastAsia"/>
-        </w:rPr>
-        <w:t>dmsIndexStat</w:t>
-      </w:r>
-    </w:p>
-    <w:p>
-      <w:pPr>
-        <w:pStyle w:val="ListParagraph"/>
-        <w:numPr>
-          <w:ilvl w:val="1"/>
-          <w:numId w:val="40"/>
-        </w:numPr>
-        <w:ind w:firstLineChars="0"/>
-      </w:pPr>
-      <w:r>
-        <w:rPr>
-          <w:rFonts w:hint="eastAsia"/>
-        </w:rPr>
-        <w:t>opt</w:t>
-      </w:r>
-      <w:r>
-        <w:rPr>
-          <w:rFonts w:hint="eastAsia"/>
-        </w:rPr>
-        <w:t>IndexStat</w:t>
-      </w:r>
-    </w:p>
-    <w:p>
-      <w:pPr>
-        <w:pStyle w:val="ListParagraph"/>
-        <w:numPr>
-          <w:ilvl w:val="2"/>
-          <w:numId w:val="40"/>
-        </w:numPr>
-        <w:ind w:firstLineChars="0"/>
-      </w:pPr>
-      <w:r>
-        <w:rPr>
-          <w:rFonts w:hint="eastAsia"/>
-        </w:rPr>
-        <w:t>opt</w:t>
-      </w:r>
-      <w:r>
-        <w:rPr>
-          <w:rFonts w:hint="eastAsia"/>
-        </w:rPr>
-        <w:t>IndexStat</w:t>
-      </w:r>
-      <w:r>
-        <w:rPr>
-          <w:rFonts w:hint="eastAsia"/>
-        </w:rPr>
-        <w:t>中包含从</w:t>
-      </w:r>
-      <w:r>
-        <w:rPr>
-          <w:rFonts w:hint="eastAsia"/>
-        </w:rPr>
-        <w:t>opt</w:t>
-      </w:r>
-      <w:r>
-        <w:rPr>
-          <w:rFonts w:hint="eastAsia"/>
-        </w:rPr>
-        <w:t>CollectionStat</w:t>
-      </w:r>
-      <w:r>
-        <w:rPr>
-          <w:rFonts w:hint="eastAsia"/>
-        </w:rPr>
-        <w:t>中获取的统计信息（即</w:t>
-      </w:r>
-      <w:r>
-        <w:rPr>
-          <w:rFonts w:hint="eastAsia"/>
-        </w:rPr>
-        <w:t>mbContext</w:t>
-      </w:r>
-      <w:r>
-        <w:rPr>
-          <w:rFonts w:hint="eastAsia"/>
-        </w:rPr>
-        <w:t>缓存在</w:t>
-      </w:r>
-      <w:r>
-        <w:rPr>
-          <w:rFonts w:hint="eastAsia"/>
-        </w:rPr>
-        <w:t>rtnCollectionStat</w:t>
-      </w:r>
-      <w:r>
-        <w:rPr>
-          <w:rFonts w:hint="eastAsia"/>
-        </w:rPr>
-        <w:t>中的信息）</w:t>
-      </w:r>
-    </w:p>
-    <w:p>
-      <w:pPr>
-        <w:pStyle w:val="ListParagraph"/>
-        <w:numPr>
-          <w:ilvl w:val="2"/>
-          <w:numId w:val="40"/>
-        </w:numPr>
-        <w:ind w:firstLineChars="0"/>
-      </w:pPr>
-      <w:r>
-        <w:rPr>
-          <w:rFonts w:hint="eastAsia"/>
-        </w:rPr>
-        <w:t>opt</w:t>
-      </w:r>
-      <w:r>
-        <w:rPr>
-          <w:rFonts w:hint="eastAsia"/>
-        </w:rPr>
-        <w:t>IndexStat</w:t>
-      </w:r>
-      <w:r>
-        <w:rPr>
-          <w:rFonts w:hint="eastAsia"/>
-        </w:rPr>
-        <w:t>从</w:t>
-      </w:r>
-      <w:r>
-        <w:rPr>
-          <w:rFonts w:hint="eastAsia"/>
-        </w:rPr>
-        <w:t>opt</w:t>
-      </w:r>
-      <w:r>
-        <w:rPr>
-          <w:rFonts w:hint="eastAsia"/>
-        </w:rPr>
-        <w:t>CollectionStat</w:t>
-      </w:r>
-      <w:r>
-        <w:rPr>
-          <w:rFonts w:hint="eastAsia"/>
-        </w:rPr>
-        <w:t>中</w:t>
-      </w:r>
-      <w:r>
-        <w:rPr>
-          <w:rFonts w:hint="eastAsia"/>
-        </w:rPr>
-        <w:t>dmsCollectionStat</w:t>
-      </w:r>
-      <w:r>
-        <w:rPr>
-          <w:rFonts w:hint="eastAsia"/>
-        </w:rPr>
-        <w:t>的指针，从而获取对应的</w:t>
-      </w:r>
-      <w:r>
-        <w:rPr>
-          <w:rFonts w:hint="eastAsia"/>
-        </w:rPr>
-        <w:t>dmsIndexStat</w:t>
-      </w:r>
-      <w:r>
-        <w:rPr>
-          <w:rFonts w:hint="eastAsia"/>
-        </w:rPr>
-        <w:t>指针，如果指针为</w:t>
-      </w:r>
-      <w:r>
-        <w:rPr>
-          <w:rFonts w:hint="eastAsia"/>
-        </w:rPr>
-        <w:t>NULL</w:t>
-      </w:r>
-      <w:r>
-        <w:rPr>
-          <w:rFonts w:hint="eastAsia"/>
-        </w:rPr>
-        <w:t>，则所有需要由</w:t>
-      </w:r>
-      <w:r>
-        <w:rPr>
-          <w:rFonts w:hint="eastAsia"/>
-        </w:rPr>
-        <w:t>dmsIndexStat</w:t>
-      </w:r>
-      <w:r>
-        <w:rPr>
-          <w:rFonts w:hint="eastAsia"/>
-        </w:rPr>
-        <w:t>提供的统计信息取默认值</w:t>
-      </w:r>
-    </w:p>
-    <w:p>
-      <w:pPr>
-        <w:pStyle w:val="ListParagraph"/>
-        <w:numPr>
-          <w:ilvl w:val="1"/>
-          <w:numId w:val="40"/>
-        </w:numPr>
-        <w:ind w:firstLineChars="0"/>
-      </w:pPr>
-      <w:r>
-        <w:rPr>
-          <w:rFonts w:hint="eastAsia"/>
-        </w:rPr>
-        <w:t>dmsIndexStat</w:t>
-      </w:r>
-    </w:p>
-    <w:p>
-      <w:pPr>
-        <w:pStyle w:val="ListParagraph"/>
-        <w:numPr>
-          <w:ilvl w:val="2"/>
-          <w:numId w:val="40"/>
-        </w:numPr>
-        <w:ind w:firstLineChars="0"/>
-      </w:pPr>
-      <w:r>
-        <w:rPr>
-          <w:rFonts w:hint="eastAsia"/>
-        </w:rPr>
-        <w:t>dms</w:t>
-      </w:r>
-      <w:r>
-        <w:rPr>
-          <w:rFonts w:hint="eastAsia"/>
-        </w:rPr>
-        <w:t>Index</w:t>
-      </w:r>
-      <w:r>
-        <w:rPr>
-          <w:rFonts w:hint="eastAsia"/>
-        </w:rPr>
-        <w:t>Stat</w:t>
-      </w:r>
-      <w:r>
-        <w:rPr>
-          <w:rFonts w:hint="eastAsia"/>
-        </w:rPr>
-        <w:t>中包含从</w:t>
-      </w:r>
-      <w:r>
-        <w:rPr>
-          <w:rFonts w:hint="eastAsia"/>
-        </w:rPr>
-        <w:t>SYSSTAT.SYS</w:t>
-      </w:r>
-      <w:r>
-        <w:rPr>
-          <w:rFonts w:hint="eastAsia"/>
-        </w:rPr>
-        <w:t>INDEX</w:t>
-      </w:r>
-      <w:r>
-        <w:rPr>
-          <w:rFonts w:hint="eastAsia"/>
-        </w:rPr>
-        <w:t>STAT</w:t>
-      </w:r>
-      <w:r>
-        <w:rPr>
-          <w:rFonts w:hint="eastAsia"/>
-        </w:rPr>
-        <w:t>中获取的统计信息</w:t>
-      </w:r>
-    </w:p>
-    <w:p>
-      <w:pPr>
-        <w:pStyle w:val="ListParagraph"/>
-        <w:numPr>
-          <w:ilvl w:val="3"/>
-          <w:numId w:val="40"/>
-        </w:numPr>
-        <w:ind w:firstLineChars="0"/>
-      </w:pPr>
-      <w:r>
-        <w:rPr>
-          <w:rFonts w:hint="eastAsia"/>
-        </w:rPr>
-        <w:t>系统启动或者调用</w:t>
-      </w:r>
-      <w:r>
-        <w:rPr>
-          <w:rFonts w:hint="eastAsia"/>
-        </w:rPr>
-        <w:t>db.invalidateCache()</w:t>
-      </w:r>
-      <w:r>
-        <w:rPr>
-          <w:rFonts w:hint="eastAsia"/>
-        </w:rPr>
-        <w:t>由</w:t>
-      </w:r>
-      <w:r>
-        <w:rPr>
-          <w:rFonts w:hint="eastAsia"/>
-        </w:rPr>
-        <w:t>dmsStatCB</w:t>
-      </w:r>
-      <w:r>
-        <w:rPr>
-          <w:rFonts w:hint="eastAsia"/>
-        </w:rPr>
-        <w:t>生成</w:t>
-      </w:r>
-    </w:p>
-    <w:p>
-      <w:pPr>
-        <w:pStyle w:val="ListParagraph"/>
-        <w:numPr>
-          <w:ilvl w:val="0"/>
-          <w:numId w:val="40"/>
-        </w:numPr>
-        <w:ind w:firstLineChars="0"/>
-      </w:pPr>
-      <w:r>
-        <w:rPr>
-          <w:rFonts w:hint="eastAsia"/>
-        </w:rPr>
-        <w:t>dropCL</w:t>
-      </w:r>
-      <w:r>
-        <w:rPr>
-          <w:rFonts w:hint="eastAsia"/>
-        </w:rPr>
-        <w:t>、</w:t>
-      </w:r>
-      <w:r>
-        <w:rPr>
-          <w:rFonts w:hint="eastAsia"/>
-        </w:rPr>
-        <w:t>dropCS</w:t>
-      </w:r>
-      <w:r>
-        <w:rPr>
-          <w:rFonts w:hint="eastAsia"/>
-        </w:rPr>
-        <w:t>、</w:t>
-      </w:r>
-      <w:r>
-        <w:rPr>
-          <w:rFonts w:hint="eastAsia"/>
-        </w:rPr>
-        <w:t>truncateCL</w:t>
-      </w:r>
-      <w:r>
-        <w:rPr>
-          <w:rFonts w:hint="eastAsia"/>
-        </w:rPr>
-        <w:t>、</w:t>
-      </w:r>
-      <w:r>
-        <w:rPr>
-          <w:rFonts w:hint="eastAsia"/>
-        </w:rPr>
-        <w:t>renameCS</w:t>
-      </w:r>
-      <w:r>
-        <w:rPr>
-          <w:rFonts w:hint="eastAsia"/>
-        </w:rPr>
-        <w:t>、</w:t>
-      </w:r>
-      <w:r>
-        <w:rPr>
-          <w:rFonts w:hint="eastAsia"/>
-        </w:rPr>
-        <w:t>renameCL</w:t>
-      </w:r>
-      <w:r>
-        <w:rPr>
-          <w:rFonts w:hint="eastAsia"/>
-        </w:rPr>
-        <w:t>、</w:t>
-      </w:r>
-      <w:r>
-        <w:rPr>
-          <w:rFonts w:hint="eastAsia"/>
-        </w:rPr>
-        <w:t>dropIndex</w:t>
-      </w:r>
-      <w:r>
-        <w:rPr>
-          <w:rFonts w:hint="eastAsia"/>
-        </w:rPr>
-        <w:t>均需要修改</w:t>
-      </w:r>
-      <w:r>
-        <w:rPr>
-          <w:rFonts w:hint="eastAsia"/>
-        </w:rPr>
-        <w:t>SYSSTAT</w:t>
-      </w:r>
-      <w:r>
-        <w:rPr>
-          <w:rFonts w:hint="eastAsia"/>
-        </w:rPr>
-        <w:t>的内容</w:t>
-      </w:r>
-    </w:p>
-    <w:p>
-      <w:pPr>
-        <w:pStyle w:val="ListParagraph"/>
-        <w:numPr>
-          <w:ilvl w:val="1"/>
-          <w:numId w:val="40"/>
-        </w:numPr>
-        <w:ind w:firstLineChars="0"/>
-        <w:rPr>
-          <w:rFonts w:hint="eastAsia"/>
-        </w:rPr>
-      </w:pPr>
-      <w:r>
-        <w:rPr>
-          <w:rFonts w:hint="eastAsia"/>
-        </w:rPr>
-        <w:t>loadCS</w:t>
-      </w:r>
-    </w:p>
-    <w:p>
-      <w:pPr>
-        <w:pStyle w:val="ListParagraph"/>
-        <w:numPr>
-          <w:ilvl w:val="2"/>
-          <w:numId w:val="40"/>
-        </w:numPr>
-        <w:ind w:firstLineChars="0"/>
-        <w:rPr>
-          <w:rFonts w:hint="eastAsia"/>
-        </w:rPr>
-      </w:pPr>
-      <w:r>
-        <w:rPr>
-          <w:rFonts w:hint="eastAsia"/>
-        </w:rPr>
-        <w:t>重新加载</w:t>
-      </w:r>
-      <w:r>
-        <w:rPr>
-          <w:rFonts w:hint="eastAsia"/>
-        </w:rPr>
-        <w:t>CS</w:t>
-      </w:r>
-      <w:r>
-        <w:rPr>
-          <w:rFonts w:hint="eastAsia"/>
-        </w:rPr>
-        <w:t>的统计信息</w:t>
-      </w:r>
-    </w:p>
-    <w:p>
-      <w:pPr>
-        <w:pStyle w:val="ListParagraph"/>
-        <w:numPr>
-          <w:ilvl w:val="1"/>
-          <w:numId w:val="40"/>
-        </w:numPr>
-        <w:ind w:firstLineChars="0"/>
-        <w:rPr>
-          <w:rFonts w:hint="eastAsia"/>
-        </w:rPr>
-      </w:pPr>
-      <w:r>
-        <w:rPr>
-          <w:rFonts w:hint="eastAsia"/>
-        </w:rPr>
-        <w:t>unloadCS</w:t>
-      </w:r>
-    </w:p>
-    <w:p>
-      <w:pPr>
-        <w:pStyle w:val="ListParagraph"/>
-        <w:numPr>
-          <w:ilvl w:val="2"/>
-          <w:numId w:val="40"/>
-        </w:numPr>
-        <w:ind w:firstLineChars="0"/>
-        <w:rPr>
-          <w:rFonts w:hint="eastAsia"/>
-        </w:rPr>
-      </w:pPr>
-      <w:r>
-        <w:rPr>
-          <w:rFonts w:hint="eastAsia"/>
-        </w:rPr>
-        <w:t>仅删除</w:t>
-      </w:r>
-      <w:r>
-        <w:rPr>
-          <w:rFonts w:hint="eastAsia"/>
-        </w:rPr>
-        <w:t>utilSUCache</w:t>
-      </w:r>
-      <w:r>
-        <w:rPr>
-          <w:rFonts w:hint="eastAsia"/>
-        </w:rPr>
-        <w:t>中的</w:t>
-      </w:r>
-      <w:r>
-        <w:rPr>
-          <w:rFonts w:hint="eastAsia"/>
-        </w:rPr>
-        <w:t>collectionStat</w:t>
-      </w:r>
-    </w:p>
-    <w:p>
-      <w:pPr>
-        <w:pStyle w:val="ListParagraph"/>
-        <w:numPr>
-          <w:ilvl w:val="2"/>
-          <w:numId w:val="40"/>
-        </w:numPr>
-        <w:ind w:firstLineChars="0"/>
-        <w:rPr>
-          <w:rFonts w:hint="eastAsia"/>
-        </w:rPr>
-      </w:pPr>
-      <w:r>
-        <w:rPr>
-          <w:rFonts w:hint="eastAsia"/>
-        </w:rPr>
-        <w:t>不删除</w:t>
-      </w:r>
-      <w:r>
-        <w:rPr>
-          <w:rFonts w:hint="eastAsia"/>
-        </w:rPr>
-        <w:t>SYSSTAT</w:t>
-      </w:r>
-      <w:r>
-        <w:rPr>
-          <w:rFonts w:hint="eastAsia"/>
-        </w:rPr>
-        <w:t>中的内容</w:t>
-      </w:r>
-    </w:p>
-    <w:p>
-      <w:pPr>
-        <w:pStyle w:val="ListParagraph"/>
-        <w:numPr>
-          <w:ilvl w:val="1"/>
-          <w:numId w:val="40"/>
-        </w:numPr>
-        <w:ind w:firstLineChars="0"/>
-      </w:pPr>
-      <w:r>
-        <w:rPr>
-          <w:rFonts w:hint="eastAsia"/>
-        </w:rPr>
-        <w:t>dropCL</w:t>
-      </w:r>
-      <w:r>
-        <w:rPr>
-          <w:rFonts w:hint="eastAsia"/>
-        </w:rPr>
-        <w:t xml:space="preserve"> / truncateCL</w:t>
-      </w:r>
-    </w:p>
-    <w:p>
-      <w:pPr>
-        <w:pStyle w:val="ListParagraph"/>
-        <w:numPr>
-          <w:ilvl w:val="2"/>
-          <w:numId w:val="40"/>
-        </w:numPr>
-        <w:ind w:firstLineChars="0"/>
-      </w:pPr>
-      <w:r>
-        <w:rPr>
-          <w:rFonts w:hint="eastAsia"/>
-        </w:rPr>
-        <w:t>删除</w:t>
-      </w:r>
-      <w:r>
-        <w:rPr>
-          <w:rFonts w:hint="eastAsia"/>
-        </w:rPr>
-        <w:t>utilSUCache</w:t>
-      </w:r>
-      <w:r>
-        <w:rPr>
-          <w:rFonts w:hint="eastAsia"/>
-        </w:rPr>
-        <w:t>中的</w:t>
-      </w:r>
-      <w:r>
-        <w:rPr>
-          <w:rFonts w:hint="eastAsia"/>
-        </w:rPr>
-        <w:t>collectionStat</w:t>
-      </w:r>
-    </w:p>
-    <w:p>
-      <w:pPr>
-        <w:pStyle w:val="ListParagraph"/>
-        <w:numPr>
-          <w:ilvl w:val="2"/>
-          <w:numId w:val="40"/>
-        </w:numPr>
-        <w:ind w:firstLineChars="0"/>
-      </w:pPr>
-      <w:r>
-        <w:rPr>
-          <w:rFonts w:hint="eastAsia"/>
-        </w:rPr>
-        <w:t>删除</w:t>
-      </w:r>
-      <w:r>
-        <w:rPr>
-          <w:rFonts w:hint="eastAsia"/>
-        </w:rPr>
-        <w:t>SYSSTAT.SYSCOLLECTIONSTAT</w:t>
-      </w:r>
-      <w:r>
-        <w:rPr>
-          <w:rFonts w:hint="eastAsia"/>
-        </w:rPr>
-        <w:t>及</w:t>
-      </w:r>
-      <w:r>
-        <w:rPr>
-          <w:rFonts w:hint="eastAsia"/>
-        </w:rPr>
-        <w:t>SYSSTAT.SYSINDEXSTAT</w:t>
-      </w:r>
-      <w:r>
-        <w:rPr>
-          <w:rFonts w:hint="eastAsia"/>
-        </w:rPr>
-        <w:t>的记录</w:t>
-      </w:r>
-    </w:p>
-    <w:p>
-      <w:pPr>
-        <w:pStyle w:val="ListParagraph"/>
-        <w:numPr>
-          <w:ilvl w:val="1"/>
-          <w:numId w:val="40"/>
-        </w:numPr>
-        <w:ind w:firstLineChars="0"/>
-      </w:pPr>
-      <w:r>
-        <w:rPr>
-          <w:rFonts w:hint="eastAsia"/>
-        </w:rPr>
-        <w:t>dropCS</w:t>
-      </w:r>
-    </w:p>
-    <w:p>
-      <w:pPr>
-        <w:pStyle w:val="ListParagraph"/>
-        <w:numPr>
-          <w:ilvl w:val="2"/>
-          <w:numId w:val="40"/>
-        </w:numPr>
-        <w:ind w:firstLineChars="0"/>
-      </w:pPr>
-      <w:r>
-        <w:rPr>
-          <w:rFonts w:hint="eastAsia"/>
-        </w:rPr>
-        <w:t>rtnStatMgr</w:t>
-      </w:r>
-      <w:r>
-        <w:rPr>
-          <w:rFonts w:hint="eastAsia"/>
-        </w:rPr>
-        <w:t>会随</w:t>
-      </w:r>
-      <w:r>
-        <w:rPr>
-          <w:rFonts w:hint="eastAsia"/>
-        </w:rPr>
-        <w:t>dmsStorageUnit</w:t>
-      </w:r>
-      <w:r>
-        <w:rPr>
-          <w:rFonts w:hint="eastAsia"/>
-        </w:rPr>
-        <w:t>一起删除</w:t>
-      </w:r>
-    </w:p>
-    <w:p>
-      <w:pPr>
-        <w:pStyle w:val="ListParagraph"/>
-        <w:numPr>
-          <w:ilvl w:val="2"/>
-          <w:numId w:val="40"/>
-        </w:numPr>
-        <w:ind w:firstLineChars="0"/>
-      </w:pPr>
-      <w:r>
-        <w:rPr>
-          <w:rFonts w:hint="eastAsia"/>
-        </w:rPr>
-        <w:t>删除</w:t>
-      </w:r>
-      <w:r>
-        <w:rPr>
-          <w:rFonts w:hint="eastAsia"/>
-        </w:rPr>
-        <w:t>SYSSTAT.SYSCOLLECTIONSTAT</w:t>
-      </w:r>
-      <w:r>
-        <w:rPr>
-          <w:rFonts w:hint="eastAsia"/>
-        </w:rPr>
-        <w:t>及</w:t>
-      </w:r>
-      <w:r>
-        <w:rPr>
-          <w:rFonts w:hint="eastAsia"/>
-        </w:rPr>
-        <w:t>SYSSTAT.SYSINDEXSTAT</w:t>
-      </w:r>
-      <w:r>
-        <w:rPr>
-          <w:rFonts w:hint="eastAsia"/>
-        </w:rPr>
-        <w:t>的记录</w:t>
-      </w:r>
-    </w:p>
-    <w:p>
-      <w:pPr>
-        <w:pStyle w:val="ListParagraph"/>
-        <w:numPr>
-          <w:ilvl w:val="1"/>
-          <w:numId w:val="40"/>
-        </w:numPr>
-        <w:ind w:firstLineChars="0"/>
-      </w:pPr>
-      <w:r>
-        <w:rPr>
-          <w:rFonts w:hint="eastAsia"/>
-        </w:rPr>
-        <w:t>dropIndex</w:t>
-      </w:r>
-    </w:p>
-    <w:p>
-      <w:pPr>
-        <w:pStyle w:val="ListParagraph"/>
-        <w:numPr>
-          <w:ilvl w:val="2"/>
-          <w:numId w:val="40"/>
-        </w:numPr>
-        <w:ind w:firstLineChars="0"/>
-      </w:pPr>
-      <w:r>
-        <w:rPr>
-          <w:rFonts w:hint="eastAsia"/>
-        </w:rPr>
-        <w:t>删除</w:t>
-      </w:r>
-      <w:r>
-        <w:rPr>
-          <w:rFonts w:hint="eastAsia"/>
-        </w:rPr>
-        <w:t>rtnStatMgr</w:t>
-      </w:r>
-      <w:r>
-        <w:rPr>
-          <w:rFonts w:hint="eastAsia"/>
-        </w:rPr>
-        <w:t>中对应</w:t>
-      </w:r>
-      <w:r>
-        <w:rPr>
-          <w:rFonts w:hint="eastAsia"/>
-        </w:rPr>
-        <w:t>collectionStat</w:t>
-      </w:r>
-      <w:r>
-        <w:rPr>
-          <w:rFonts w:hint="eastAsia"/>
-        </w:rPr>
-        <w:t>中的</w:t>
-      </w:r>
-      <w:r>
-        <w:rPr>
-          <w:rFonts w:hint="eastAsia"/>
-        </w:rPr>
-        <w:t>indexStat</w:t>
-      </w:r>
-    </w:p>
-    <w:p>
-      <w:pPr>
-        <w:pStyle w:val="ListParagraph"/>
-        <w:numPr>
-          <w:ilvl w:val="2"/>
-          <w:numId w:val="40"/>
-        </w:numPr>
-        <w:ind w:firstLineChars="0"/>
-      </w:pPr>
-      <w:r>
-        <w:rPr>
-          <w:rFonts w:hint="eastAsia"/>
-        </w:rPr>
-        <w:t>删除</w:t>
-      </w:r>
-      <w:r>
-        <w:rPr>
-          <w:rFonts w:hint="eastAsia"/>
-        </w:rPr>
-        <w:t>SYSSTAT.SYSINDEXSTAT</w:t>
-      </w:r>
-      <w:r>
-        <w:rPr>
-          <w:rFonts w:hint="eastAsia"/>
-        </w:rPr>
-        <w:t>的记录</w:t>
-      </w:r>
-    </w:p>
-    <w:p>
-      <w:pPr>
-        <w:pStyle w:val="ListParagraph"/>
-        <w:numPr>
-          <w:ilvl w:val="1"/>
-          <w:numId w:val="40"/>
-        </w:numPr>
-        <w:ind w:firstLineChars="0"/>
-      </w:pPr>
-      <w:r>
-        <w:rPr>
-          <w:rFonts w:hint="eastAsia"/>
-        </w:rPr>
-        <w:t>renameCL</w:t>
-      </w:r>
-    </w:p>
-    <w:p>
-      <w:pPr>
-        <w:pStyle w:val="ListParagraph"/>
-        <w:numPr>
-          <w:ilvl w:val="2"/>
-          <w:numId w:val="40"/>
-        </w:numPr>
-        <w:ind w:firstLineChars="0"/>
-      </w:pPr>
-      <w:r>
-        <w:rPr>
-          <w:rFonts w:hint="eastAsia"/>
-        </w:rPr>
-        <w:t>更新</w:t>
-      </w:r>
-      <w:r>
-        <w:rPr>
-          <w:rFonts w:hint="eastAsia"/>
-        </w:rPr>
-        <w:t>rtnStatMgr</w:t>
-      </w:r>
-      <w:r>
-        <w:rPr>
-          <w:rFonts w:hint="eastAsia"/>
-        </w:rPr>
-        <w:t>中的</w:t>
-      </w:r>
-      <w:r>
-        <w:rPr>
-          <w:rFonts w:hint="eastAsia"/>
-        </w:rPr>
-        <w:t>collectionStat</w:t>
-      </w:r>
-    </w:p>
-    <w:p>
-      <w:pPr>
-        <w:pStyle w:val="ListParagraph"/>
-        <w:numPr>
-          <w:ilvl w:val="2"/>
-          <w:numId w:val="40"/>
-        </w:numPr>
-        <w:ind w:firstLineChars="0"/>
-      </w:pPr>
-      <w:r>
-        <w:rPr>
-          <w:rFonts w:hint="eastAsia"/>
-        </w:rPr>
-        <w:t>更新</w:t>
-      </w:r>
-      <w:r>
-        <w:rPr>
-          <w:rFonts w:hint="eastAsia"/>
-        </w:rPr>
-        <w:t>SYSSTAT.SYSCOLLECTIONSTAT</w:t>
-      </w:r>
-      <w:r>
-        <w:rPr>
-          <w:rFonts w:hint="eastAsia"/>
-        </w:rPr>
-        <w:t>及</w:t>
-      </w:r>
-      <w:r>
-        <w:rPr>
-          <w:rFonts w:hint="eastAsia"/>
-        </w:rPr>
-        <w:t>SYSSTAT.SYSINDEXSTAT</w:t>
-      </w:r>
-      <w:r>
-        <w:rPr>
-          <w:rFonts w:hint="eastAsia"/>
-        </w:rPr>
-        <w:t>的记录</w:t>
-      </w:r>
-    </w:p>
-    <w:p>
-      <w:pPr>
-        <w:pStyle w:val="ListParagraph"/>
-        <w:numPr>
-          <w:ilvl w:val="1"/>
-          <w:numId w:val="40"/>
-        </w:numPr>
-        <w:ind w:firstLineChars="0"/>
-      </w:pPr>
-      <w:r>
-        <w:rPr>
-          <w:rFonts w:hint="eastAsia"/>
-        </w:rPr>
-        <w:t>renameCS</w:t>
-      </w:r>
-    </w:p>
-    <w:p>
-      <w:pPr>
-        <w:pStyle w:val="ListParagraph"/>
-        <w:numPr>
-          <w:ilvl w:val="2"/>
-          <w:numId w:val="40"/>
-        </w:numPr>
-        <w:ind w:firstLineChars="0"/>
-      </w:pPr>
-      <w:r>
-        <w:rPr>
-          <w:rFonts w:hint="eastAsia"/>
-        </w:rPr>
-        <w:t>更新</w:t>
-      </w:r>
-      <w:r>
-        <w:rPr>
-          <w:rFonts w:hint="eastAsia"/>
-        </w:rPr>
-        <w:t>rtnStatMgr</w:t>
-      </w:r>
-      <w:r>
-        <w:rPr>
-          <w:rFonts w:hint="eastAsia"/>
-        </w:rPr>
-        <w:t>中所有的</w:t>
-      </w:r>
-      <w:r>
-        <w:rPr>
-          <w:rFonts w:hint="eastAsia"/>
-        </w:rPr>
-        <w:t>collectionStat</w:t>
-      </w:r>
-    </w:p>
-    <w:p>
-      <w:pPr>
-        <w:pStyle w:val="ListParagraph"/>
-        <w:numPr>
-          <w:ilvl w:val="2"/>
-          <w:numId w:val="40"/>
-        </w:numPr>
-        <w:ind w:firstLineChars="0"/>
-      </w:pPr>
-      <w:r>
-        <w:rPr>
-          <w:rFonts w:hint="eastAsia"/>
-        </w:rPr>
-        <w:t>更新</w:t>
-      </w:r>
-      <w:r>
-        <w:rPr>
-          <w:rFonts w:hint="eastAsia"/>
-        </w:rPr>
-        <w:t>SYSSTAT.SYSCOLLECTIONSTAT</w:t>
-      </w:r>
-      <w:r>
-        <w:rPr>
-          <w:rFonts w:hint="eastAsia"/>
-        </w:rPr>
-        <w:t>及</w:t>
-      </w:r>
-      <w:r>
-        <w:rPr>
-          <w:rFonts w:hint="eastAsia"/>
-        </w:rPr>
-        <w:t>SYSSTAT.SYSINDEXSTAT</w:t>
-      </w:r>
-      <w:r>
-        <w:rPr>
-          <w:rFonts w:hint="eastAsia"/>
-        </w:rPr>
-        <w:t>的记录</w:t>
-      </w:r>
-    </w:p>
+    <w:p/>
     <w:p>
       <w:pPr>
         <w:pStyle w:val="Heading3"/>
@@ -11890,7 +7570,6 @@
         <w:rPr>
           <w:rFonts w:hint="eastAsia"/>
         </w:rPr>
-        <w:lastRenderedPageBreak/>
         <w:t>选择率的估算</w:t>
       </w:r>
     </w:p>
@@ -12001,7 +7680,7 @@
           <w:b/>
           <w:color w:val="FF0000"/>
         </w:rPr>
-        <w:t>目前只计算</w:t>
+        <w:t>【</w:t>
       </w:r>
       <w:r>
         <w:rPr>
@@ -12009,7 +7688,7 @@
           <w:b/>
           <w:color w:val="FF0000"/>
         </w:rPr>
-        <w:t>MCV</w:t>
+        <w:t>目前只计算</w:t>
       </w:r>
       <w:r>
         <w:rPr>
@@ -12017,7 +7696,23 @@
           <w:b/>
           <w:color w:val="FF0000"/>
         </w:rPr>
+        <w:t>MCV</w:t>
+      </w:r>
+      <w:r>
+        <w:rPr>
+          <w:rFonts w:hint="eastAsia"/>
+          <w:b/>
+          <w:color w:val="FF0000"/>
+        </w:rPr>
         <w:t>的部分</w:t>
+      </w:r>
+      <w:r>
+        <w:rPr>
+          <w:rFonts w:hint="eastAsia"/>
+          <w:b/>
+          <w:color w:val="FF0000"/>
+        </w:rPr>
+        <w:t>】</w:t>
       </w:r>
     </w:p>
     <w:p/>
@@ -12129,6 +7824,41 @@
         </w:rPr>
         <w:t>[ $undefined, $undefined ]</w:t>
       </w:r>
+      <w:r>
+        <w:rPr>
+          <w:rFonts w:hint="eastAsia"/>
+          <w:color w:val="FF0000"/>
+        </w:rPr>
+        <w:t xml:space="preserve"> </w:t>
+      </w:r>
+      <w:r>
+        <w:rPr>
+          <w:rFonts w:hint="eastAsia"/>
+          <w:color w:val="FF0000"/>
+        </w:rPr>
+        <w:t>【</w:t>
+      </w:r>
+      <w:r>
+        <w:rPr>
+          <w:rFonts w:hint="eastAsia"/>
+          <w:color w:val="FF0000"/>
+        </w:rPr>
+        <w:t>暂</w:t>
+      </w:r>
+      <w:r>
+        <w:rPr>
+          <w:rFonts w:hint="eastAsia"/>
+          <w:color w:val="FF0000"/>
+        </w:rPr>
+        <w:t>不使用</w:t>
+      </w:r>
+      <w:r>
+        <w:rPr>
+          <w:rFonts w:hint="eastAsia"/>
+          <w:color w:val="FF0000"/>
+        </w:rPr>
+        <w:t>】</w:t>
+      </w:r>
     </w:p>
     <w:p>
       <w:pPr>
@@ -12188,7 +7918,7 @@
               <w:rFonts w:ascii="Cambria Math" w:hAnsi="Cambria Math"/>
               <w:shd w:val="pct15" w:color="auto" w:fill="FFFFFF"/>
             </w:rPr>
-            <m:t>selectivity=1/docNum</m:t>
+            <m:t>selectivity=1/TotalRecords</m:t>
           </m:r>
         </m:oMath>
       </m:oMathPara>
@@ -12263,6 +7993,34 @@
         </w:rPr>
         <w:t>[ null, null ]</w:t>
       </w:r>
+      <w:r>
+        <w:rPr>
+          <w:rFonts w:hint="eastAsia"/>
+          <w:color w:val="FF0000"/>
+        </w:rPr>
+        <w:t xml:space="preserve"> </w:t>
+      </w:r>
+      <w:r>
+        <w:rPr>
+          <w:rFonts w:hint="eastAsia"/>
+          <w:color w:val="FF0000"/>
+        </w:rPr>
+        <w:t>【</w:t>
+      </w:r>
+      <w:r>
+        <w:rPr>
+          <w:rFonts w:hint="eastAsia"/>
+          <w:color w:val="FF0000"/>
+        </w:rPr>
+        <w:t>暂不使用</w:t>
+      </w:r>
+      <w:r>
+        <w:rPr>
+          <w:rFonts w:hint="eastAsia"/>
+          <w:color w:val="FF0000"/>
+        </w:rPr>
+        <w:t>】</w:t>
+      </w:r>
     </w:p>
     <w:p>
       <w:pPr>
@@ -12336,7 +8094,7 @@
               <w:rFonts w:ascii="Cambria Math" w:hAnsi="Cambria Math"/>
               <w:shd w:val="pct15" w:color="auto" w:fill="FFFFFF"/>
             </w:rPr>
-            <m:t>selectivity=1/docNum</m:t>
+            <m:t>selectivity=1/TotalRecords</m:t>
           </m:r>
         </m:oMath>
       </m:oMathPara>
@@ -12473,7 +8231,7 @@
             <w:rPr>
               <w:rFonts w:ascii="Cambria Math" w:hAnsi="Cambria Math"/>
             </w:rPr>
-            <m:t>selectivity=1/docNum</m:t>
+            <m:t>selectivity=1/TotalRecords</m:t>
           </m:r>
         </m:oMath>
       </m:oMathPara>
@@ -12483,7 +8241,6 @@
         <w:rPr>
           <w:rFonts w:hint="eastAsia"/>
         </w:rPr>
-        <w:lastRenderedPageBreak/>
         <w:t>注：</w:t>
       </w:r>
       <w:r>
@@ -12565,7 +8322,7 @@
             <w:rPr>
               <w:rFonts w:ascii="Cambria Math" w:hAnsi="Cambria Math"/>
             </w:rPr>
-            <m:t>selectivity=1/docNum</m:t>
+            <m:t>selectivity=1/TotalRecords</m:t>
           </m:r>
         </m:oMath>
       </m:oMathPara>
@@ -12710,6 +8467,7 @@
             <w:rPr>
               <w:rFonts w:ascii="Cambria Math" w:hAnsi="Cambria Math"/>
             </w:rPr>
+            <w:lastRenderedPageBreak/>
             <m:t>selectivity=(1-sum(mcv.frac)/(distinctValNum-size</m:t>
           </m:r>
           <m:d>
@@ -13580,7 +9338,6 @@
         <w:rPr>
           <w:rFonts w:hint="eastAsia"/>
         </w:rPr>
-        <w:lastRenderedPageBreak/>
         <w:t>有统计信息</w:t>
       </w:r>
     </w:p>
@@ -13658,6 +9415,36 @@
           <w:shd w:val="pct15" w:color="auto" w:fill="FFFFFF"/>
         </w:rPr>
         <w:t>的部分：</w:t>
+      </w:r>
+      <w:r>
+        <w:rPr>
+          <w:rFonts w:hint="eastAsia"/>
+        </w:rPr>
+        <w:t xml:space="preserve"> </w:t>
+      </w:r>
+      <w:r>
+        <w:rPr>
+          <w:rFonts w:hint="eastAsia"/>
+          <w:b/>
+          <w:color w:val="FF0000"/>
+        </w:rPr>
+        <w:t>【</w:t>
+      </w:r>
+      <w:r>
+        <w:rPr>
+          <w:rFonts w:hint="eastAsia"/>
+          <w:b/>
+          <w:color w:val="FF0000"/>
+        </w:rPr>
+        <w:t>暂不使用</w:t>
+      </w:r>
+      <w:r>
+        <w:rPr>
+          <w:rFonts w:hint="eastAsia"/>
+          <w:b/>
+          <w:color w:val="FF0000"/>
+        </w:rPr>
+        <w:t>】</w:t>
       </w:r>
     </w:p>
     <w:p>
@@ -14073,6 +9860,7 @@
         <w:rPr>
           <w:rFonts w:hint="eastAsia"/>
         </w:rPr>
+        <w:lastRenderedPageBreak/>
         <w:t>假设</w:t>
       </w:r>
       <w:r>
@@ -15093,6 +10881,7 @@
         <w:rPr>
           <w:rFonts w:hint="eastAsia"/>
         </w:rPr>
+        <w:lastRenderedPageBreak/>
         <w:t>涉及</w:t>
       </w:r>
       <w:r>
@@ -15238,13 +11027,50 @@
       </w:r>
     </w:p>
     <w:p>
+      <w:pPr>
+        <w:rPr>
+          <w:color w:val="FF0000"/>
+        </w:rPr>
+      </w:pPr>
       <w:r>
         <w:rPr>
           <w:rFonts w:hint="eastAsia"/>
           <w:b/>
           <w:color w:val="FF0000"/>
         </w:rPr>
-        <w:t>暂时不需要考虑</w:t>
+        <w:t>【</w:t>
+      </w:r>
+      <w:r>
+        <w:rPr>
+          <w:rFonts w:hint="eastAsia"/>
+          <w:b/>
+          <w:color w:val="FF0000"/>
+        </w:rPr>
+        <w:t>目前只转换</w:t>
+      </w:r>
+      <w:r>
+        <w:rPr>
+          <w:rFonts w:hint="eastAsia"/>
+          <w:b/>
+          <w:color w:val="FF0000"/>
+        </w:rPr>
+        <w:t>String</w:t>
+      </w:r>
+      <w:r>
+        <w:rPr>
+          <w:rFonts w:hint="eastAsia"/>
+          <w:b/>
+          <w:color w:val="FF0000"/>
+        </w:rPr>
+        <w:t>类型</w:t>
+      </w:r>
+      <w:r>
+        <w:rPr>
+          <w:rFonts w:hint="eastAsia"/>
+          <w:b/>
+          <w:color w:val="FF0000"/>
+        </w:rPr>
+        <w:t>】</w:t>
       </w:r>
     </w:p>
     <w:p>
@@ -15382,7 +11208,7 @@
           <w:b/>
           <w:color w:val="FF0000"/>
         </w:rPr>
-        <w:t>暂时不需要考虑</w:t>
+        <w:t>【</w:t>
       </w:r>
       <w:r>
         <w:rPr>
@@ -15390,7 +11216,7 @@
           <w:b/>
           <w:color w:val="FF0000"/>
         </w:rPr>
-        <w:t>，目前</w:t>
+        <w:t>暂时不需要考虑</w:t>
       </w:r>
       <w:r>
         <w:rPr>
@@ -15398,7 +11224,7 @@
           <w:b/>
           <w:color w:val="FF0000"/>
         </w:rPr>
-        <w:t>BSONObj</w:t>
+        <w:t>，目前</w:t>
       </w:r>
       <w:r>
         <w:rPr>
@@ -15406,7 +11232,23 @@
           <w:b/>
           <w:color w:val="FF0000"/>
         </w:rPr>
+        <w:t>BSONObj</w:t>
+      </w:r>
+      <w:r>
+        <w:rPr>
+          <w:rFonts w:hint="eastAsia"/>
+          <w:b/>
+          <w:color w:val="FF0000"/>
+        </w:rPr>
         <w:t>比较带有类型进行</w:t>
+      </w:r>
+      <w:r>
+        <w:rPr>
+          <w:rFonts w:hint="eastAsia"/>
+          <w:b/>
+          <w:color w:val="FF0000"/>
+        </w:rPr>
+        <w:t>】</w:t>
       </w:r>
     </w:p>
     <w:p/>
@@ -15767,7 +11609,6 @@
                 <w:sz w:val="15"/>
                 <w:szCs w:val="15"/>
               </w:rPr>
-              <w:lastRenderedPageBreak/>
               <w:t>NumberDouble</w:t>
             </w:r>
             <w:r>
@@ -16360,7 +12201,7 @@
           <w:b/>
           <w:color w:val="FF0000"/>
         </w:rPr>
-        <w:t>暂时不需要考虑</w:t>
+        <w:t>【</w:t>
       </w:r>
       <w:r>
         <w:rPr>
@@ -16368,7 +12209,7 @@
           <w:b/>
           <w:color w:val="FF0000"/>
         </w:rPr>
-        <w:t>，组合索引的统计信息生成</w:t>
+        <w:t>暂时不需要考虑</w:t>
       </w:r>
       <w:r>
         <w:rPr>
@@ -16376,7 +12217,7 @@
           <w:b/>
           <w:color w:val="FF0000"/>
         </w:rPr>
-        <w:t>MCV</w:t>
+        <w:t>，组合索引的统计信息生成</w:t>
       </w:r>
       <w:r>
         <w:rPr>
@@ -16384,8 +12225,24 @@
           <w:b/>
           <w:color w:val="FF0000"/>
         </w:rPr>
+        <w:t>MCV</w:t>
+      </w:r>
+      <w:r>
+        <w:rPr>
+          <w:rFonts w:hint="eastAsia"/>
+          <w:b/>
+          <w:color w:val="FF0000"/>
+        </w:rPr>
         <w:t>即可进行估算</w:t>
       </w:r>
+      <w:r>
+        <w:rPr>
+          <w:rFonts w:hint="eastAsia"/>
+          <w:b/>
+          <w:color w:val="FF0000"/>
+        </w:rPr>
+        <w:t>】</w:t>
+      </w:r>
     </w:p>
     <w:p/>
     <w:p>
@@ -16432,7 +12289,7 @@
         <w:rPr>
           <w:rFonts w:hint="eastAsia"/>
         </w:rPr>
-        <w:t>1/docNum</w:t>
+        <w:t>1/TotalRecords</w:t>
       </w:r>
       <w:r>
         <w:rPr>
@@ -16752,7 +12609,6 @@
         <w:rPr>
           <w:rFonts w:hint="eastAsia"/>
         </w:rPr>
-        <w:lastRenderedPageBreak/>
         <w:t>$not</w:t>
       </w:r>
     </w:p>
@@ -17222,6 +13078,7 @@
         <w:rPr>
           <w:rFonts w:hint="eastAsia"/>
         </w:rPr>
+        <w:lastRenderedPageBreak/>
         <w:t>其他操作符</w:t>
       </w:r>
     </w:p>
@@ -17361,7 +13218,7 @@
             <w:rPr>
               <w:rFonts w:ascii="Cambria Math" w:hAnsi="Cambria Math"/>
             </w:rPr>
-            <m:t>docSize=pageNum*pageSize/docNum</m:t>
+            <m:t>docSize=TotalPages*pageSize/TotalRecords</m:t>
           </m:r>
         </m:oMath>
       </m:oMathPara>
@@ -17518,7 +13375,6 @@
         <w:rPr>
           <w:rFonts w:hint="eastAsia"/>
         </w:rPr>
-        <w:lastRenderedPageBreak/>
         <w:t>投影结果</w:t>
       </w:r>
       <w:r>
@@ -19164,6 +15020,7 @@
                 <w:sz w:val="15"/>
                 <w:szCs w:val="15"/>
               </w:rPr>
+              <w:lastRenderedPageBreak/>
               <w:t>$nin</w:t>
             </w:r>
           </w:p>
@@ -20176,7 +16033,6 @@
         <w:rPr>
           <w:rFonts w:hint="eastAsia"/>
         </w:rPr>
-        <w:lastRenderedPageBreak/>
         <w:t>TblScan</w:t>
       </w:r>
       <w:r>
@@ -20217,19 +16073,19 @@
         <w:rPr>
           <w:rFonts w:hint="eastAsia"/>
         </w:rPr>
-        <w:t>p</w:t>
-      </w:r>
-      <w:r>
-        <w:rPr>
-          <w:rFonts w:hint="eastAsia"/>
-        </w:rPr>
-        <w:t>age</w:t>
-      </w:r>
-      <w:r>
-        <w:rPr>
-          <w:rFonts w:hint="eastAsia"/>
-        </w:rPr>
-        <w:t>Num</w:t>
+        <w:t>Total</w:t>
+      </w:r>
+      <w:r>
+        <w:rPr>
+          <w:rFonts w:hint="eastAsia"/>
+        </w:rPr>
+        <w:t>Data</w:t>
+      </w:r>
+      <w:r>
+        <w:rPr>
+          <w:rFonts w:hint="eastAsia"/>
+        </w:rPr>
+        <w:t>Pages</w:t>
       </w:r>
       <w:r>
         <w:rPr>
@@ -20238,7 +16094,10 @@
         <w:t>：</w:t>
       </w:r>
       <w:r>
-        <w:t>dmsMBContext</w:t>
+        <w:rPr>
+          <w:rFonts w:hint="eastAsia"/>
+        </w:rPr>
+        <w:t>Collection</w:t>
       </w:r>
       <w:r>
         <w:rPr>
@@ -20260,13 +16119,7 @@
         <w:rPr>
           <w:rFonts w:hint="eastAsia"/>
         </w:rPr>
-        <w:t>doc</w:t>
-      </w:r>
-      <w:r>
-        <w:rPr>
-          <w:rFonts w:hint="eastAsia"/>
-        </w:rPr>
-        <w:t>Num</w:t>
+        <w:t>TotalRecords</w:t>
       </w:r>
       <w:r>
         <w:rPr>
@@ -20306,7 +16159,7 @@
             <w:rPr>
               <w:rFonts w:ascii="Cambria Math" w:hAnsi="Cambria Math"/>
             </w:rPr>
-            <m:t>ioCost=seqScanCost*pageNum</m:t>
+            <m:t>ioCost=seqScanCost*TotalDataPages</m:t>
           </m:r>
         </m:oMath>
       </m:oMathPara>
@@ -20371,7 +16224,7 @@
             <w:rPr>
               <w:rFonts w:ascii="Cambria Math" w:hAnsi="Cambria Math"/>
             </w:rPr>
-            <m:t>*docNum</m:t>
+            <m:t>*TotalRecords</m:t>
           </m:r>
         </m:oMath>
       </m:oMathPara>
@@ -20396,6 +16249,7 @@
             <w:rPr>
               <w:rFonts w:ascii="Cambria Math" w:hAnsi="Cambria Math"/>
             </w:rPr>
+            <w:lastRenderedPageBreak/>
             <m:t>tblScanCost=ioCost+cpuCost</m:t>
           </m:r>
         </m:oMath>
@@ -20503,7 +16357,7 @@
           <w:rPr>
             <w:rFonts w:ascii="Cambria Math" w:hAnsi="Cambria Math"/>
           </w:rPr>
-          <m:t>outDocNum=ceil(docNum*mthSelectivity)</m:t>
+          <m:t>outputRecords=ceil(TotalRecords*mthSelectivity)</m:t>
         </m:r>
       </m:oMath>
     </w:p>
@@ -20519,7 +16373,25 @@
         <w:rPr>
           <w:rFonts w:hint="eastAsia"/>
         </w:rPr>
-        <w:t xml:space="preserve">pageNum &lt; </w:t>
+        <w:t>Total</w:t>
+      </w:r>
+      <w:r>
+        <w:rPr>
+          <w:rFonts w:hint="eastAsia"/>
+        </w:rPr>
+        <w:t>Data</w:t>
+      </w:r>
+      <w:r>
+        <w:rPr>
+          <w:rFonts w:hint="eastAsia"/>
+        </w:rPr>
+        <w:t>Pages</w:t>
+      </w:r>
+      <w:r>
+        <w:rPr>
+          <w:rFonts w:hint="eastAsia"/>
+        </w:rPr>
+        <w:t xml:space="preserve"> &lt; </w:t>
       </w:r>
       <w:r>
         <w:rPr>
@@ -20597,7 +16469,13 @@
         <w:rPr>
           <w:rFonts w:hint="eastAsia"/>
         </w:rPr>
-        <w:t>idxPageNum</w:t>
+        <w:t>index</w:t>
+      </w:r>
+      <w:r>
+        <w:rPr>
+          <w:rFonts w:hint="eastAsia"/>
+        </w:rPr>
+        <w:t>Pages</w:t>
       </w:r>
       <w:r>
         <w:rPr>
@@ -20610,18 +16488,6 @@
           <w:rFonts w:hint="eastAsia"/>
         </w:rPr>
         <w:t>index</w:t>
-      </w:r>
-      <w:r>
-        <w:rPr>
-          <w:rFonts w:hint="eastAsia"/>
-        </w:rPr>
-        <w:t>的</w:t>
-      </w:r>
-      <w:r>
-        <w:rPr>
-          <w:rFonts w:hint="eastAsia"/>
-        </w:rPr>
-        <w:t>dmsMBContext</w:t>
       </w:r>
       <w:r>
         <w:rPr>
@@ -20695,7 +16561,7 @@
         <w:rPr>
           <w:rFonts w:hint="eastAsia"/>
         </w:rPr>
-        <w:t>docNum</w:t>
+        <w:t>TotalRecords</w:t>
       </w:r>
       <w:r>
         <w:rPr>
@@ -20717,7 +16583,19 @@
         <w:rPr>
           <w:rFonts w:hint="eastAsia"/>
         </w:rPr>
-        <w:t>pageNum</w:t>
+        <w:t>Total</w:t>
+      </w:r>
+      <w:r>
+        <w:rPr>
+          <w:rFonts w:hint="eastAsia"/>
+        </w:rPr>
+        <w:t>Data</w:t>
+      </w:r>
+      <w:r>
+        <w:rPr>
+          <w:rFonts w:hint="eastAsia"/>
+        </w:rPr>
+        <w:t>Pages</w:t>
       </w:r>
       <w:r>
         <w:rPr>
@@ -20730,18 +16608,6 @@
           <w:rFonts w:hint="eastAsia"/>
         </w:rPr>
         <w:t>Collection</w:t>
-      </w:r>
-      <w:r>
-        <w:rPr>
-          <w:rFonts w:hint="eastAsia"/>
-        </w:rPr>
-        <w:t>的</w:t>
-      </w:r>
-      <w:r>
-        <w:rPr>
-          <w:rFonts w:hint="eastAsia"/>
-        </w:rPr>
-        <w:t>dmsMBContext</w:t>
       </w:r>
       <w:r>
         <w:rPr>
@@ -20888,7 +16754,25 @@
         <w:rPr>
           <w:rFonts w:hint="eastAsia"/>
         </w:rPr>
-        <w:t>中需要扫过的文档数：</w:t>
+        <w:t>中需要扫描的页数：（忽略</w:t>
+      </w:r>
+      <w:r>
+        <w:rPr>
+          <w:rFonts w:hint="eastAsia"/>
+        </w:rPr>
+        <w:t>index</w:t>
+      </w:r>
+      <w:r>
+        <w:rPr>
+          <w:rFonts w:hint="eastAsia"/>
+        </w:rPr>
+        <w:t>的层数）</w:t>
+      </w:r>
+      <w:r>
+        <w:rPr>
+          <w:rFonts w:hint="eastAsia"/>
+        </w:rPr>
+        <w:t>：</w:t>
       </w:r>
     </w:p>
     <w:p>
@@ -20901,7 +16785,7 @@
             <w:rPr>
               <w:rFonts w:ascii="Cambria Math" w:hAnsi="Cambria Math"/>
             </w:rPr>
-            <m:t>idxScanDocNum=ceil(scanSelectivity*docNum)</m:t>
+            <m:t>idxReadPages=ceil(scanSelectivity*IndexPages)</m:t>
           </m:r>
         </m:oMath>
       </m:oMathPara>
@@ -20918,28 +16802,9 @@
         <w:rPr>
           <w:rFonts w:hint="eastAsia"/>
         </w:rPr>
-        <w:t>中需要扫描的页数：</w:t>
-      </w:r>
-      <w:r>
-        <w:rPr>
-          <w:rFonts w:hint="eastAsia"/>
-        </w:rPr>
-        <w:t>（忽略</w:t>
-      </w:r>
-      <w:r>
-        <w:rPr>
-          <w:rFonts w:hint="eastAsia"/>
-        </w:rPr>
-        <w:t>index</w:t>
-      </w:r>
-      <w:r>
-        <w:rPr>
-          <w:rFonts w:hint="eastAsia"/>
-        </w:rPr>
-        <w:t>的层数）</w:t>
-      </w:r>
-    </w:p>
-    <w:p/>
+        <w:t>中需要扫过的文档数：</w:t>
+      </w:r>
+    </w:p>
     <w:p>
       <m:oMathPara>
         <m:oMath>
@@ -20950,8 +16815,7 @@
             <w:rPr>
               <w:rFonts w:ascii="Cambria Math" w:hAnsi="Cambria Math"/>
             </w:rPr>
-            <w:lastRenderedPageBreak/>
-            <m:t>idxScanPageNum=ceil(scanSelectivity*idxPageNum)</m:t>
+            <m:t>idxReadRecords=ceil(scanSelectivity*TotalRecords)</m:t>
           </m:r>
         </m:oMath>
       </m:oMathPara>
@@ -20962,13 +16826,7 @@
         <w:rPr>
           <w:rFonts w:hint="eastAsia"/>
         </w:rPr>
-        <w:t>index</w:t>
-      </w:r>
-      <w:r>
-        <w:rPr>
-          <w:rFonts w:hint="eastAsia"/>
-        </w:rPr>
-        <w:t>命中的文档数：</w:t>
+        <w:t>需要扫描数据的页数：</w:t>
       </w:r>
     </w:p>
     <w:p>
@@ -20981,7 +16839,7 @@
             <w:rPr>
               <w:rFonts w:ascii="Cambria Math" w:hAnsi="Cambria Math"/>
             </w:rPr>
-            <m:t>idxDocNum=ceil(predSelectivity*docNum)</m:t>
+            <m:t>dataReadPages=ceil(TotalPages*predSelectivity)</m:t>
           </m:r>
         </m:oMath>
       </m:oMathPara>
@@ -20992,7 +16850,13 @@
         <w:rPr>
           <w:rFonts w:hint="eastAsia"/>
         </w:rPr>
-        <w:t>需要扫描数据的页数：</w:t>
+        <w:t>index</w:t>
+      </w:r>
+      <w:r>
+        <w:rPr>
+          <w:rFonts w:hint="eastAsia"/>
+        </w:rPr>
+        <w:t>命中的文档数：</w:t>
       </w:r>
     </w:p>
     <w:p>
@@ -21005,7 +16869,7 @@
             <w:rPr>
               <w:rFonts w:ascii="Cambria Math" w:hAnsi="Cambria Math"/>
             </w:rPr>
-            <m:t>fetchedPageNum=ceil(pageNum*predSelectivity)</m:t>
+            <m:t>idxOutRecords=ceil(predSelectivity*TotalRecords)</m:t>
           </m:r>
         </m:oMath>
       </m:oMathPara>
@@ -21053,7 +16917,7 @@
             <w:rPr>
               <w:rFonts w:ascii="Cambria Math" w:hAnsi="Cambria Math"/>
             </w:rPr>
-            <m:t>ioCost=randomScanCost*(idxScanPageNum+fetchedPageNum)</m:t>
+            <m:t>ioCost=randomScanCost*(idxReadPages+dataReadPages)</m:t>
           </m:r>
         </m:oMath>
       </m:oMathPara>
@@ -21107,7 +16971,7 @@
                 <w:rPr>
                   <w:rFonts w:ascii="Cambria Math" w:hAnsi="Cambria Math"/>
                 </w:rPr>
-                <m:t>cpuPredCost+cpuIdxCost)*idxScanDocNum+(cpuMthCost+cpuDocCost</m:t>
+                <m:t>cpuPredCost+cpuIdxCost)*idxReadRecords+(cpuMthCost+cpuDocCost</m:t>
               </m:r>
             </m:e>
           </m:d>
@@ -21118,7 +16982,7 @@
             <w:rPr>
               <w:rFonts w:ascii="Cambria Math" w:hAnsi="Cambria Math"/>
             </w:rPr>
-            <m:t>*idxDocNum</m:t>
+            <m:t>*idxOutRecords</m:t>
           </m:r>
         </m:oMath>
       </m:oMathPara>
@@ -21231,7 +17095,7 @@
           <w:rPr>
             <w:rFonts w:ascii="Cambria Math" w:hAnsi="Cambria Math"/>
           </w:rPr>
-          <m:t>outDocNum=docNum*mthSelectivity</m:t>
+          <m:t>outputRecords=TotalRecords*mthSelectivity</m:t>
         </m:r>
       </m:oMath>
     </w:p>
@@ -21297,7 +17161,13 @@
         <w:rPr>
           <w:rFonts w:hint="eastAsia"/>
         </w:rPr>
-        <w:t xml:space="preserve">pageNum &lt; </w:t>
+        <w:t>TotalDataPages</w:t>
+      </w:r>
+      <w:r>
+        <w:rPr>
+          <w:rFonts w:hint="eastAsia"/>
+        </w:rPr>
+        <w:t xml:space="preserve"> &lt; </w:t>
       </w:r>
       <w:r>
         <w:rPr>
@@ -21391,7 +17261,7 @@
         <w:rPr>
           <w:rFonts w:hint="eastAsia"/>
         </w:rPr>
-        <w:t>inputDocNum</w:t>
+        <w:t>inputRecords</w:t>
       </w:r>
       <w:r>
         <w:rPr>
@@ -21415,7 +17285,13 @@
         <w:rPr>
           <w:rFonts w:hint="eastAsia"/>
         </w:rPr>
-        <w:t>selectivity * docNum )</w:t>
+        <w:t>selectivity * TotalRecords</w:t>
+      </w:r>
+      <w:r>
+        <w:rPr>
+          <w:rFonts w:hint="eastAsia"/>
+        </w:rPr>
+        <w:t xml:space="preserve"> )</w:t>
       </w:r>
     </w:p>
     <w:p>
@@ -21431,7 +17307,7 @@
         <w:rPr>
           <w:rFonts w:hint="eastAsia"/>
         </w:rPr>
-        <w:t>inputDocSize</w:t>
+        <w:t>inputRecordSize</w:t>
       </w:r>
       <w:r>
         <w:rPr>
@@ -21624,7 +17500,7 @@
             <w:rPr>
               <w:rFonts w:ascii="Cambria Math" w:hAnsi="Cambria Math"/>
             </w:rPr>
-            <m:t>inputSize=inputDocNum*inputDocSize</m:t>
+            <m:t>inputSize=inputRecords*inputRecordSize</m:t>
           </m:r>
         </m:oMath>
       </m:oMathPara>
@@ -21740,7 +17616,7 @@
             <w:rPr>
               <w:rFonts w:ascii="Cambria Math" w:hAnsi="Cambria Math"/>
             </w:rPr>
-            <m:t>sortCost=comparisionCost*inputDocNum*log2(inputDocNum)</m:t>
+            <m:t>sortCost=comparisionCost*inputRecords*log2(inputRecords)</m:t>
           </m:r>
         </m:oMath>
       </m:oMathPara>
@@ -21900,6 +17776,7 @@
         <w:rPr>
           <w:rFonts w:hint="eastAsia"/>
         </w:rPr>
+        <w:lastRenderedPageBreak/>
         <w:t>IO</w:t>
       </w:r>
       <w:r>
@@ -22028,7 +17905,7 @@
             <w:rPr>
               <w:rFonts w:ascii="Cambria Math" w:hAnsi="Cambria Math"/>
             </w:rPr>
-            <m:t>cpuCost=comparisionCost*inputDocNum*log2(inputDocNum)</m:t>
+            <m:t>cpuCost=comparisionCost*inputRecords*log2(inputRecords)</m:t>
           </m:r>
         </m:oMath>
       </m:oMathPara>
@@ -22110,7 +17987,13 @@
         <w:rPr>
           <w:rFonts w:hint="eastAsia"/>
         </w:rPr>
-        <w:t>Cost + oprtBaseCost * inputDocNum</w:t>
+        <w:t>C</w:t>
+      </w:r>
+      <w:r>
+        <w:rPr>
+          <w:rFonts w:hint="eastAsia"/>
+        </w:rPr>
+        <w:t>ost + oprtBaseCost * inputRecords</w:t>
       </w:r>
     </w:p>
     <w:p>
@@ -22126,7 +18009,7 @@
         <w:rPr>
           <w:rFonts w:hint="eastAsia"/>
         </w:rPr>
-        <w:t>outDocNum = inputDocNum</w:t>
+        <w:t>outputRecords = inputRecords</w:t>
       </w:r>
     </w:p>
     <w:p>
@@ -22205,7 +18088,13 @@
         <w:rPr>
           <w:rFonts w:hint="eastAsia"/>
         </w:rPr>
-        <w:t>inputDocNum</w:t>
+        <w:t>input</w:t>
+      </w:r>
+      <w:r>
+        <w:rPr>
+          <w:rFonts w:hint="eastAsia"/>
+        </w:rPr>
+        <w:t>Records</w:t>
       </w:r>
       <w:r>
         <w:rPr>
@@ -22277,7 +18166,7 @@
             <w:rPr>
               <w:rFonts w:ascii="Cambria Math" w:hAnsi="Cambria Math"/>
             </w:rPr>
-            <m:t>avgInputDocCost=(inputTotalCost-inputStartCost)/inputDocNum</m:t>
+            <m:t>avgInputDocCost=(inputTotalCost-inputStartCost)/inputRecords</m:t>
           </m:r>
         </m:oMath>
       </m:oMathPara>
@@ -22337,7 +18226,6 @@
         <w:rPr>
           <w:rFonts w:hint="eastAsia"/>
         </w:rPr>
-        <w:lastRenderedPageBreak/>
         <w:t xml:space="preserve">totalCost = </w:t>
       </w:r>
       <w:r>
@@ -22378,7 +18266,13 @@
         <w:rPr>
           <w:rFonts w:hint="eastAsia"/>
         </w:rPr>
-        <w:t>outDocNum = limitNum</w:t>
+        <w:t>outputRecords</w:t>
+      </w:r>
+      <w:r>
+        <w:rPr>
+          <w:rFonts w:hint="eastAsia"/>
+        </w:rPr>
+        <w:t xml:space="preserve"> = limitNum</w:t>
       </w:r>
     </w:p>
     <w:p>
@@ -22390,6 +18284,7 @@
         <w:rPr>
           <w:rFonts w:hint="eastAsia"/>
         </w:rPr>
+        <w:lastRenderedPageBreak/>
         <w:t>主要操作流程</w:t>
       </w:r>
     </w:p>
@@ -29649,7 +25544,7 @@
 </file>
 
 <file path=customXml/itemProps1.xml><?xml version="1.0" encoding="utf-8"?>
-<ds:datastoreItem xmlns:ds="http://schemas.openxmlformats.org/officeDocument/2006/customXml" ds:itemID="{E9D891E0-60FB-4822-9CAB-6BB6588EEC04}">
+<ds:datastoreItem xmlns:ds="http://schemas.openxmlformats.org/officeDocument/2006/customXml" ds:itemID="{8B78BD82-9353-484E-AD88-4213357D3EE6}">
   <ds:schemaRefs>
     <ds:schemaRef ds:uri="http://schemas.openxmlformats.org/officeDocument/2006/bibliography"/>
   </ds:schemaRefs>

--- a/internal_doc/03.开发设计/性能/Story_基于代价估算模型的查询优化.docx
+++ b/internal_doc/03.开发设计/性能/Story_基于代价估算模型的查询优化.docx
@@ -3572,46 +3572,6 @@
     </w:tbl>
     <w:p/>
     <w:p>
-      <w:r>
-        <w:rPr>
-          <w:rFonts w:hint="eastAsia"/>
-        </w:rPr>
-        <w:t>建立索引：</w:t>
-      </w:r>
-    </w:p>
-    <w:p>
-      <w:r>
-        <w:rPr>
-          <w:rFonts w:hint="eastAsia"/>
-        </w:rPr>
-        <w:t xml:space="preserve">{ </w:t>
-      </w:r>
-      <w:r>
-        <w:rPr>
-          <w:rFonts w:hint="eastAsia"/>
-        </w:rPr>
-        <w:t>name : "STATCLIDX", key : { CollectionSpace</w:t>
-      </w:r>
-      <w:r>
-        <w:rPr>
-          <w:rFonts w:hint="eastAsia"/>
-        </w:rPr>
-        <w:t xml:space="preserve"> : 1</w:t>
-      </w:r>
-      <w:r>
-        <w:rPr>
-          <w:rFonts w:hint="eastAsia"/>
-        </w:rPr>
-        <w:t>, CollectionMBID : 1</w:t>
-      </w:r>
-      <w:r>
-        <w:rPr>
-          <w:rFonts w:hint="eastAsia"/>
-        </w:rPr>
-        <w:t xml:space="preserve"> }, unique : true, enforced : true }</w:t>
-      </w:r>
-    </w:p>
-    <w:p>
       <w:pPr>
         <w:pStyle w:val="Heading5"/>
       </w:pPr>
@@ -3619,7 +3579,6 @@
         <w:rPr>
           <w:rFonts w:hint="eastAsia"/>
         </w:rPr>
-        <w:lastRenderedPageBreak/>
         <w:t>SYSSTAT.</w:t>
       </w:r>
       <w:r>
@@ -3647,11 +3606,11 @@
       <w:tblGrid>
         <w:gridCol w:w="1185"/>
         <w:gridCol w:w="1031"/>
-        <w:gridCol w:w="657"/>
+        <w:gridCol w:w="654"/>
         <w:gridCol w:w="756"/>
-        <w:gridCol w:w="510"/>
-        <w:gridCol w:w="677"/>
-        <w:gridCol w:w="3349"/>
+        <w:gridCol w:w="611"/>
+        <w:gridCol w:w="668"/>
+        <w:gridCol w:w="3260"/>
       </w:tblGrid>
       <w:tr>
         <w:tc>
@@ -3716,28 +3675,38 @@
                 <w:sz w:val="13"/>
                 <w:szCs w:val="13"/>
               </w:rPr>
-              <w:t>内部类型</w:t>
-            </w:r>
-          </w:p>
-        </w:tc>
-        <w:tc>
-          <w:tcPr>
-            <w:tcW w:w="0" w:type="auto"/>
-          </w:tcPr>
-          <w:p>
-            <w:pPr>
-              <w:ind w:left="0"/>
-              <w:rPr>
-                <w:sz w:val="13"/>
-                <w:szCs w:val="13"/>
-              </w:rPr>
-            </w:pPr>
-            <w:r>
-              <w:rPr>
-                <w:rFonts w:hint="eastAsia"/>
-                <w:sz w:val="13"/>
-                <w:szCs w:val="13"/>
-              </w:rPr>
+              <w:t>内部类</w:t>
+            </w:r>
+            <w:r>
+              <w:rPr>
+                <w:rFonts w:hint="eastAsia"/>
+                <w:sz w:val="13"/>
+                <w:szCs w:val="13"/>
+              </w:rPr>
+              <w:lastRenderedPageBreak/>
+              <w:t>型</w:t>
+            </w:r>
+          </w:p>
+        </w:tc>
+        <w:tc>
+          <w:tcPr>
+            <w:tcW w:w="0" w:type="auto"/>
+          </w:tcPr>
+          <w:p>
+            <w:pPr>
+              <w:ind w:left="0"/>
+              <w:rPr>
+                <w:sz w:val="13"/>
+                <w:szCs w:val="13"/>
+              </w:rPr>
+            </w:pPr>
+            <w:r>
+              <w:rPr>
+                <w:rFonts w:hint="eastAsia"/>
+                <w:sz w:val="13"/>
+                <w:szCs w:val="13"/>
+              </w:rPr>
+              <w:lastRenderedPageBreak/>
               <w:t>默认值</w:t>
             </w:r>
           </w:p>
@@ -3760,28 +3729,38 @@
                 <w:sz w:val="13"/>
                 <w:szCs w:val="13"/>
               </w:rPr>
-              <w:t>取值范围</w:t>
-            </w:r>
-          </w:p>
-        </w:tc>
-        <w:tc>
-          <w:tcPr>
-            <w:tcW w:w="0" w:type="auto"/>
-          </w:tcPr>
-          <w:p>
-            <w:pPr>
-              <w:ind w:left="0"/>
-              <w:rPr>
-                <w:sz w:val="13"/>
-                <w:szCs w:val="13"/>
-              </w:rPr>
-            </w:pPr>
-            <w:r>
-              <w:rPr>
-                <w:rFonts w:hint="eastAsia"/>
-                <w:sz w:val="13"/>
-                <w:szCs w:val="13"/>
-              </w:rPr>
+              <w:t>取值范</w:t>
+            </w:r>
+            <w:r>
+              <w:rPr>
+                <w:rFonts w:hint="eastAsia"/>
+                <w:sz w:val="13"/>
+                <w:szCs w:val="13"/>
+              </w:rPr>
+              <w:lastRenderedPageBreak/>
+              <w:t>围</w:t>
+            </w:r>
+          </w:p>
+        </w:tc>
+        <w:tc>
+          <w:tcPr>
+            <w:tcW w:w="0" w:type="auto"/>
+          </w:tcPr>
+          <w:p>
+            <w:pPr>
+              <w:ind w:left="0"/>
+              <w:rPr>
+                <w:sz w:val="13"/>
+                <w:szCs w:val="13"/>
+              </w:rPr>
+            </w:pPr>
+            <w:r>
+              <w:rPr>
+                <w:rFonts w:hint="eastAsia"/>
+                <w:sz w:val="13"/>
+                <w:szCs w:val="13"/>
+              </w:rPr>
+              <w:lastRenderedPageBreak/>
               <w:t>必须</w:t>
             </w:r>
           </w:p>
@@ -3828,6 +3807,7 @@
                 <w:sz w:val="13"/>
                 <w:szCs w:val="13"/>
               </w:rPr>
+              <w:lastRenderedPageBreak/>
               <w:t>CollectionSpace</w:t>
             </w:r>
           </w:p>
@@ -5703,65 +5683,97 @@
                 <w:sz w:val="13"/>
                 <w:szCs w:val="13"/>
               </w:rPr>
-              <w:t>NumberDouble</w:t>
-            </w:r>
-          </w:p>
-        </w:tc>
-        <w:tc>
-          <w:tcPr>
-            <w:tcW w:w="0" w:type="auto"/>
-          </w:tcPr>
-          <w:p>
-            <w:pPr>
-              <w:ind w:left="0"/>
-              <w:rPr>
-                <w:sz w:val="13"/>
-                <w:szCs w:val="13"/>
-              </w:rPr>
-            </w:pPr>
-          </w:p>
-        </w:tc>
-        <w:tc>
-          <w:tcPr>
-            <w:tcW w:w="0" w:type="auto"/>
-          </w:tcPr>
-          <w:p>
-            <w:pPr>
-              <w:ind w:left="0"/>
-              <w:rPr>
-                <w:sz w:val="13"/>
-                <w:szCs w:val="13"/>
-              </w:rPr>
-            </w:pPr>
-            <w:r>
-              <w:rPr>
-                <w:rFonts w:hint="eastAsia"/>
-                <w:sz w:val="13"/>
-                <w:szCs w:val="13"/>
-              </w:rPr>
-              <w:t>0.0</w:t>
-            </w:r>
-          </w:p>
-        </w:tc>
-        <w:tc>
-          <w:tcPr>
-            <w:tcW w:w="0" w:type="auto"/>
-          </w:tcPr>
-          <w:p>
-            <w:pPr>
-              <w:ind w:left="0"/>
-              <w:rPr>
-                <w:sz w:val="13"/>
-                <w:szCs w:val="13"/>
-              </w:rPr>
-            </w:pPr>
-            <w:r>
-              <w:rPr>
-                <w:rFonts w:hint="eastAsia"/>
-                <w:sz w:val="13"/>
-                <w:szCs w:val="13"/>
-              </w:rPr>
-              <w:t>0.0 ~ 1.0</w:t>
+              <w:t>Number</w:t>
+            </w:r>
+            <w:r>
+              <w:rPr>
+                <w:rFonts w:hint="eastAsia"/>
+                <w:sz w:val="13"/>
+                <w:szCs w:val="13"/>
+              </w:rPr>
+              <w:t>Int</w:t>
+            </w:r>
+          </w:p>
+        </w:tc>
+        <w:tc>
+          <w:tcPr>
+            <w:tcW w:w="0" w:type="auto"/>
+          </w:tcPr>
+          <w:p>
+            <w:pPr>
+              <w:ind w:left="0"/>
+              <w:rPr>
+                <w:sz w:val="13"/>
+                <w:szCs w:val="13"/>
+              </w:rPr>
+            </w:pPr>
+            <w:r>
+              <w:rPr>
+                <w:rFonts w:hint="eastAsia"/>
+                <w:sz w:val="13"/>
+                <w:szCs w:val="13"/>
+              </w:rPr>
+              <w:t>UINT16</w:t>
+            </w:r>
+          </w:p>
+        </w:tc>
+        <w:tc>
+          <w:tcPr>
+            <w:tcW w:w="0" w:type="auto"/>
+          </w:tcPr>
+          <w:p>
+            <w:pPr>
+              <w:ind w:left="0"/>
+              <w:rPr>
+                <w:sz w:val="13"/>
+                <w:szCs w:val="13"/>
+              </w:rPr>
+            </w:pPr>
+            <w:r>
+              <w:rPr>
+                <w:rFonts w:hint="eastAsia"/>
+                <w:sz w:val="13"/>
+                <w:szCs w:val="13"/>
+              </w:rPr>
+              <w:t>0</w:t>
+            </w:r>
+          </w:p>
+        </w:tc>
+        <w:tc>
+          <w:tcPr>
+            <w:tcW w:w="0" w:type="auto"/>
+          </w:tcPr>
+          <w:p>
+            <w:pPr>
+              <w:ind w:left="0"/>
+              <w:rPr>
+                <w:sz w:val="13"/>
+                <w:szCs w:val="13"/>
+              </w:rPr>
+            </w:pPr>
+            <w:r>
+              <w:rPr>
+                <w:rFonts w:hint="eastAsia"/>
+                <w:sz w:val="13"/>
+                <w:szCs w:val="13"/>
+              </w:rPr>
+              <w:t>0 ~ 1</w:t>
+            </w:r>
+            <w:r>
+              <w:rPr>
+                <w:rFonts w:hint="eastAsia"/>
+                <w:sz w:val="13"/>
+                <w:szCs w:val="13"/>
+              </w:rPr>
+              <w:t>0</w:t>
+            </w:r>
+            <w:r>
+              <w:rPr>
+                <w:rFonts w:hint="eastAsia"/>
+                <w:sz w:val="13"/>
+                <w:szCs w:val="13"/>
+              </w:rPr>
+              <w:t>000</w:t>
             </w:r>
           </w:p>
         </w:tc>
@@ -5814,6 +5826,22 @@
                 <w:szCs w:val="13"/>
               </w:rPr>
               <w:t>值在字段中的比例</w:t>
+            </w:r>
+            <w:r>
+              <w:rPr>
+                <w:rFonts w:hint="eastAsia"/>
+                <w:sz w:val="13"/>
+                <w:szCs w:val="13"/>
+              </w:rPr>
+              <w:t>，最终比例</w:t>
+            </w:r>
+            <w:r>
+              <w:rPr>
+                <w:rFonts w:hint="eastAsia"/>
+                <w:sz w:val="13"/>
+                <w:szCs w:val="13"/>
+              </w:rPr>
+              <w:t xml:space="preserve"> NullFrac / 10000</w:t>
             </w:r>
           </w:p>
         </w:tc>
@@ -5859,65 +5887,97 @@
                 <w:sz w:val="13"/>
                 <w:szCs w:val="13"/>
               </w:rPr>
-              <w:t>NumberDouble</w:t>
-            </w:r>
-          </w:p>
-        </w:tc>
-        <w:tc>
-          <w:tcPr>
-            <w:tcW w:w="0" w:type="auto"/>
-          </w:tcPr>
-          <w:p>
-            <w:pPr>
-              <w:ind w:left="0"/>
-              <w:rPr>
-                <w:sz w:val="13"/>
-                <w:szCs w:val="13"/>
-              </w:rPr>
-            </w:pPr>
-          </w:p>
-        </w:tc>
-        <w:tc>
-          <w:tcPr>
-            <w:tcW w:w="0" w:type="auto"/>
-          </w:tcPr>
-          <w:p>
-            <w:pPr>
-              <w:ind w:left="0"/>
-              <w:rPr>
-                <w:sz w:val="13"/>
-                <w:szCs w:val="13"/>
-              </w:rPr>
-            </w:pPr>
-            <w:r>
-              <w:rPr>
-                <w:rFonts w:hint="eastAsia"/>
-                <w:sz w:val="13"/>
-                <w:szCs w:val="13"/>
-              </w:rPr>
-              <w:t>0.0</w:t>
-            </w:r>
-          </w:p>
-        </w:tc>
-        <w:tc>
-          <w:tcPr>
-            <w:tcW w:w="0" w:type="auto"/>
-          </w:tcPr>
-          <w:p>
-            <w:pPr>
-              <w:ind w:left="0"/>
-              <w:rPr>
-                <w:sz w:val="13"/>
-                <w:szCs w:val="13"/>
-              </w:rPr>
-            </w:pPr>
-            <w:r>
-              <w:rPr>
-                <w:rFonts w:hint="eastAsia"/>
-                <w:sz w:val="13"/>
-                <w:szCs w:val="13"/>
-              </w:rPr>
-              <w:t>0.0 ~ 1.0</w:t>
+              <w:t>Number</w:t>
+            </w:r>
+            <w:r>
+              <w:rPr>
+                <w:rFonts w:hint="eastAsia"/>
+                <w:sz w:val="13"/>
+                <w:szCs w:val="13"/>
+              </w:rPr>
+              <w:t>Int</w:t>
+            </w:r>
+          </w:p>
+        </w:tc>
+        <w:tc>
+          <w:tcPr>
+            <w:tcW w:w="0" w:type="auto"/>
+          </w:tcPr>
+          <w:p>
+            <w:pPr>
+              <w:ind w:left="0"/>
+              <w:rPr>
+                <w:sz w:val="13"/>
+                <w:szCs w:val="13"/>
+              </w:rPr>
+            </w:pPr>
+            <w:r>
+              <w:rPr>
+                <w:rFonts w:hint="eastAsia"/>
+                <w:sz w:val="13"/>
+                <w:szCs w:val="13"/>
+              </w:rPr>
+              <w:t>UINT16</w:t>
+            </w:r>
+          </w:p>
+        </w:tc>
+        <w:tc>
+          <w:tcPr>
+            <w:tcW w:w="0" w:type="auto"/>
+          </w:tcPr>
+          <w:p>
+            <w:pPr>
+              <w:ind w:left="0"/>
+              <w:rPr>
+                <w:sz w:val="13"/>
+                <w:szCs w:val="13"/>
+              </w:rPr>
+            </w:pPr>
+            <w:r>
+              <w:rPr>
+                <w:rFonts w:hint="eastAsia"/>
+                <w:sz w:val="13"/>
+                <w:szCs w:val="13"/>
+              </w:rPr>
+              <w:t>0</w:t>
+            </w:r>
+          </w:p>
+        </w:tc>
+        <w:tc>
+          <w:tcPr>
+            <w:tcW w:w="0" w:type="auto"/>
+          </w:tcPr>
+          <w:p>
+            <w:pPr>
+              <w:ind w:left="0"/>
+              <w:rPr>
+                <w:sz w:val="13"/>
+                <w:szCs w:val="13"/>
+              </w:rPr>
+            </w:pPr>
+            <w:r>
+              <w:rPr>
+                <w:rFonts w:hint="eastAsia"/>
+                <w:sz w:val="13"/>
+                <w:szCs w:val="13"/>
+              </w:rPr>
+              <w:t>0</w:t>
+            </w:r>
+            <w:r>
+              <w:rPr>
+                <w:rFonts w:hint="eastAsia"/>
+                <w:sz w:val="13"/>
+                <w:szCs w:val="13"/>
+              </w:rPr>
+              <w:t xml:space="preserve"> ~ 1</w:t>
+            </w:r>
+            <w:r>
+              <w:rPr>
+                <w:rFonts w:hint="eastAsia"/>
+                <w:sz w:val="13"/>
+                <w:szCs w:val="13"/>
+              </w:rPr>
+              <w:t>0000</w:t>
             </w:r>
           </w:p>
         </w:tc>
@@ -5970,6 +6030,22 @@
                 <w:szCs w:val="13"/>
               </w:rPr>
               <w:t>在字段中比例</w:t>
+            </w:r>
+            <w:r>
+              <w:rPr>
+                <w:rFonts w:hint="eastAsia"/>
+                <w:sz w:val="13"/>
+                <w:szCs w:val="13"/>
+              </w:rPr>
+              <w:t>，最终比例</w:t>
+            </w:r>
+            <w:r>
+              <w:rPr>
+                <w:rFonts w:hint="eastAsia"/>
+                <w:sz w:val="13"/>
+                <w:szCs w:val="13"/>
+              </w:rPr>
+              <w:t xml:space="preserve"> UndefinedFrac / 10000</w:t>
             </w:r>
           </w:p>
         </w:tc>
@@ -6126,7 +6202,39 @@
                 <w:sz w:val="13"/>
                 <w:szCs w:val="13"/>
               </w:rPr>
-              <w:t>MCV: { Values: [ {a:1,b:1}, {a:2, b:2}, ... ], Frac: [ 0.1, 0.1, ... ] }</w:t>
+              <w:t>MCV: { Values: [ {a:1,b:1}, {a</w:t>
+            </w:r>
+            <w:r>
+              <w:rPr>
+                <w:rFonts w:hint="eastAsia"/>
+                <w:sz w:val="13"/>
+                <w:szCs w:val="13"/>
+              </w:rPr>
+              <w:t xml:space="preserve">:2, b:2}, ... ], Frac: [ 1000, </w:t>
+            </w:r>
+            <w:r>
+              <w:rPr>
+                <w:rFonts w:hint="eastAsia"/>
+                <w:sz w:val="13"/>
+                <w:szCs w:val="13"/>
+              </w:rPr>
+              <w:t>1</w:t>
+            </w:r>
+            <w:r>
+              <w:rPr>
+                <w:rFonts w:hint="eastAsia"/>
+                <w:sz w:val="13"/>
+                <w:szCs w:val="13"/>
+              </w:rPr>
+              <w:t>000</w:t>
+            </w:r>
+            <w:r>
+              <w:rPr>
+                <w:rFonts w:hint="eastAsia"/>
+                <w:sz w:val="13"/>
+                <w:szCs w:val="13"/>
+              </w:rPr>
+              <w:t>, ... ] }</w:t>
             </w:r>
           </w:p>
         </w:tc>
@@ -6462,7 +6570,39 @@
                 <w:sz w:val="13"/>
                 <w:szCs w:val="13"/>
               </w:rPr>
-              <w:t xml:space="preserve"> 0.0 ~ 1.0</w:t>
+              <w:t xml:space="preserve"> </w:t>
+            </w:r>
+            <w:r>
+              <w:rPr>
+                <w:rFonts w:hint="eastAsia"/>
+                <w:sz w:val="13"/>
+                <w:szCs w:val="13"/>
+              </w:rPr>
+              <w:t>0 ~ 1</w:t>
+            </w:r>
+            <w:r>
+              <w:rPr>
+                <w:rFonts w:hint="eastAsia"/>
+                <w:sz w:val="13"/>
+                <w:szCs w:val="13"/>
+              </w:rPr>
+              <w:t>0000</w:t>
+            </w:r>
+            <w:r>
+              <w:rPr>
+                <w:rFonts w:hint="eastAsia"/>
+                <w:sz w:val="13"/>
+                <w:szCs w:val="13"/>
+              </w:rPr>
+              <w:t>，最终比例</w:t>
+            </w:r>
+            <w:r>
+              <w:rPr>
+                <w:rFonts w:hint="eastAsia"/>
+                <w:sz w:val="13"/>
+                <w:szCs w:val="13"/>
+              </w:rPr>
+              <w:t xml:space="preserve"> Frac / 10000</w:t>
             </w:r>
           </w:p>
         </w:tc>
@@ -6695,7 +6835,7 @@
                 <w:sz w:val="13"/>
                 <w:szCs w:val="13"/>
               </w:rPr>
-              <w:t>0.0</w:t>
+              <w:t>0</w:t>
             </w:r>
           </w:p>
         </w:tc>
@@ -6718,7 +6858,15 @@
                 <w:sz w:val="13"/>
                 <w:szCs w:val="13"/>
               </w:rPr>
-              <w:t>0.0 ~ 1.0</w:t>
+              <w:t>0 ~ 1</w:t>
+            </w:r>
+            <w:r>
+              <w:rPr>
+                <w:rFonts w:hint="eastAsia"/>
+                <w:sz w:val="13"/>
+                <w:szCs w:val="13"/>
+              </w:rPr>
+              <w:t>0000</w:t>
             </w:r>
           </w:p>
         </w:tc>
@@ -6757,6 +6905,62 @@
                 <w:szCs w:val="13"/>
               </w:rPr>
               <w:t>直方图的比例</w:t>
+            </w:r>
+            <w:r>
+              <w:rPr>
+                <w:rFonts w:hint="eastAsia"/>
+                <w:sz w:val="13"/>
+                <w:szCs w:val="13"/>
+              </w:rPr>
+              <w:t>，</w:t>
+            </w:r>
+            <w:r>
+              <w:rPr>
+                <w:rFonts w:hint="eastAsia"/>
+                <w:sz w:val="13"/>
+                <w:szCs w:val="13"/>
+              </w:rPr>
+              <w:t>每个值的取值</w:t>
+            </w:r>
+            <w:r>
+              <w:rPr>
+                <w:rFonts w:hint="eastAsia"/>
+                <w:sz w:val="13"/>
+                <w:szCs w:val="13"/>
+              </w:rPr>
+              <w:t xml:space="preserve"> </w:t>
+            </w:r>
+            <w:r>
+              <w:rPr>
+                <w:rFonts w:hint="eastAsia"/>
+                <w:sz w:val="13"/>
+                <w:szCs w:val="13"/>
+              </w:rPr>
+              <w:t>0 ~ 1</w:t>
+            </w:r>
+            <w:r>
+              <w:rPr>
+                <w:rFonts w:hint="eastAsia"/>
+                <w:sz w:val="13"/>
+                <w:szCs w:val="13"/>
+              </w:rPr>
+              <w:t>0000</w:t>
+            </w:r>
+            <w:r>
+              <w:rPr>
+                <w:rFonts w:hint="eastAsia"/>
+                <w:sz w:val="13"/>
+                <w:szCs w:val="13"/>
+              </w:rPr>
+              <w:t>，最终比例</w:t>
+            </w:r>
+            <w:r>
+              <w:rPr>
+                <w:rFonts w:hint="eastAsia"/>
+                <w:sz w:val="13"/>
+                <w:szCs w:val="13"/>
+              </w:rPr>
+              <w:t xml:space="preserve"> Frac / 10000</w:t>
             </w:r>
           </w:p>
         </w:tc>
@@ -7304,7 +7508,39 @@
                 <w:sz w:val="13"/>
                 <w:szCs w:val="13"/>
               </w:rPr>
-              <w:t xml:space="preserve"> 0.0 ~ 1.0</w:t>
+              <w:t xml:space="preserve"> </w:t>
+            </w:r>
+            <w:r>
+              <w:rPr>
+                <w:rFonts w:hint="eastAsia"/>
+                <w:sz w:val="13"/>
+                <w:szCs w:val="13"/>
+              </w:rPr>
+              <w:t>0 ~ 1</w:t>
+            </w:r>
+            <w:r>
+              <w:rPr>
+                <w:rFonts w:hint="eastAsia"/>
+                <w:sz w:val="13"/>
+                <w:szCs w:val="13"/>
+              </w:rPr>
+              <w:t>0000</w:t>
+            </w:r>
+            <w:r>
+              <w:rPr>
+                <w:rFonts w:hint="eastAsia"/>
+                <w:sz w:val="13"/>
+                <w:szCs w:val="13"/>
+              </w:rPr>
+              <w:t>，最终比例</w:t>
+            </w:r>
+            <w:r>
+              <w:rPr>
+                <w:rFonts w:hint="eastAsia"/>
+                <w:sz w:val="13"/>
+                <w:szCs w:val="13"/>
+              </w:rPr>
+              <w:t xml:space="preserve"> Frac / 10000</w:t>
             </w:r>
           </w:p>
         </w:tc>
@@ -7312,53 +7548,6 @@
     </w:tbl>
     <w:p/>
     <w:p>
-      <w:r>
-        <w:rPr>
-          <w:rFonts w:hint="eastAsia"/>
-        </w:rPr>
-        <w:t>建立索引：</w:t>
-      </w:r>
-    </w:p>
-    <w:p>
-      <w:r>
-        <w:rPr>
-          <w:rFonts w:hint="eastAsia"/>
-        </w:rPr>
-        <w:t xml:space="preserve">{ name </w:t>
-      </w:r>
-      <w:r>
-        <w:rPr>
-          <w:rFonts w:hint="eastAsia"/>
-        </w:rPr>
-        <w:t>: "STATINDEX</w:t>
-      </w:r>
-      <w:r>
-        <w:rPr>
-          <w:rFonts w:hint="eastAsia"/>
-        </w:rPr>
-        <w:t>IDX", key : {</w:t>
-      </w:r>
-      <w:r>
-        <w:rPr>
-          <w:rFonts w:hint="eastAsia"/>
-        </w:rPr>
-        <w:t xml:space="preserve"> </w:t>
-      </w:r>
-      <w:r>
-        <w:rPr>
-          <w:rFonts w:hint="eastAsia"/>
-        </w:rPr>
-        <w:t>CollectionSpace : 1, CollectionMBID : 1, IndexName : 1</w:t>
-      </w:r>
-      <w:r>
-        <w:rPr>
-          <w:rFonts w:hint="eastAsia"/>
-        </w:rPr>
-        <w:t xml:space="preserve"> }, unique : true, enforced : true }</w:t>
-      </w:r>
-    </w:p>
-    <w:p/>
-    <w:p>
       <w:pPr>
         <w:pStyle w:val="Heading4"/>
       </w:pPr>
@@ -7366,41 +7555,41 @@
         <w:rPr>
           <w:rFonts w:hint="eastAsia"/>
         </w:rPr>
+        <w:t>统计信息的数据结构</w:t>
+      </w:r>
+    </w:p>
+    <w:p>
+      <w:r>
+        <w:rPr>
+          <w:rFonts w:hint="eastAsia"/>
+        </w:rPr>
+        <w:t>此处为简单描述，具体在《</w:t>
+      </w:r>
+      <w:r>
+        <w:rPr>
+          <w:rFonts w:hint="eastAsia"/>
+        </w:rPr>
+        <w:t>Story_</w:t>
+      </w:r>
+      <w:r>
+        <w:rPr>
+          <w:rFonts w:hint="eastAsia"/>
+        </w:rPr>
+        <w:t>统计信息收集</w:t>
+      </w:r>
+      <w:r>
+        <w:rPr>
+          <w:rFonts w:hint="eastAsia"/>
+        </w:rPr>
+        <w:t>》中维护</w:t>
+      </w:r>
+    </w:p>
+    <w:p>
+      <w:r>
+        <w:rPr>
+          <w:noProof/>
+        </w:rPr>
         <w:lastRenderedPageBreak/>
-        <w:t>统计信息的数据结构</w:t>
-      </w:r>
-    </w:p>
-    <w:p>
-      <w:r>
-        <w:rPr>
-          <w:rFonts w:hint="eastAsia"/>
-        </w:rPr>
-        <w:t>此处为简单描述，具体在《</w:t>
-      </w:r>
-      <w:r>
-        <w:rPr>
-          <w:rFonts w:hint="eastAsia"/>
-        </w:rPr>
-        <w:t>Story_</w:t>
-      </w:r>
-      <w:r>
-        <w:rPr>
-          <w:rFonts w:hint="eastAsia"/>
-        </w:rPr>
-        <w:t>统计信息收集</w:t>
-      </w:r>
-      <w:r>
-        <w:rPr>
-          <w:rFonts w:hint="eastAsia"/>
-        </w:rPr>
-        <w:t>》中维护</w:t>
-      </w:r>
-    </w:p>
-    <w:p>
-      <w:r>
-        <w:rPr>
-          <w:noProof/>
-        </w:rPr>
         <w:drawing>
           <wp:inline distT="0" distB="0" distL="0" distR="0">
             <wp:extent cx="5274310" cy="2677182"/>
@@ -7805,6 +7994,7 @@
             <w:rPr>
               <w:rFonts w:ascii="Cambria Math" w:hAnsi="Cambria Math"/>
             </w:rPr>
+            <w:lastRenderedPageBreak/>
             <m:t>selectivity=1.0</m:t>
           </m:r>
         </m:oMath>
@@ -8467,7 +8657,6 @@
             <w:rPr>
               <w:rFonts w:ascii="Cambria Math" w:hAnsi="Cambria Math"/>
             </w:rPr>
-            <w:lastRenderedPageBreak/>
             <m:t>selectivity=(1-sum(mcv.frac)/(distinctValNum-size</m:t>
           </m:r>
           <m:d>
@@ -8548,6 +8737,7 @@
         <w:rPr>
           <w:rFonts w:hint="eastAsia"/>
         </w:rPr>
+        <w:lastRenderedPageBreak/>
         <w:t>[ valA, valB ]</w:t>
       </w:r>
     </w:p>
@@ -9860,7 +10050,6 @@
         <w:rPr>
           <w:rFonts w:hint="eastAsia"/>
         </w:rPr>
-        <w:lastRenderedPageBreak/>
         <w:t>假设</w:t>
       </w:r>
       <w:r>
@@ -9974,6 +10163,7 @@
         <w:rPr>
           <w:rFonts w:hint="eastAsia"/>
         </w:rPr>
+        <w:lastRenderedPageBreak/>
         <w:t>整体的选择率：</w:t>
       </w:r>
     </w:p>
@@ -10881,7 +11071,6 @@
         <w:rPr>
           <w:rFonts w:hint="eastAsia"/>
         </w:rPr>
-        <w:lastRenderedPageBreak/>
         <w:t>涉及</w:t>
       </w:r>
       <w:r>
@@ -10981,6 +11170,7 @@
             <w:rPr>
               <w:rFonts w:ascii="Cambria Math" w:hAnsi="Cambria Math"/>
             </w:rPr>
+            <w:lastRenderedPageBreak/>
             <m:t>selectivity=mcvSelectivity+histSelectivity*histogramFrac=</m:t>
           </m:r>
           <m:d>
@@ -13078,7 +13268,6 @@
         <w:rPr>
           <w:rFonts w:hint="eastAsia"/>
         </w:rPr>
-        <w:lastRenderedPageBreak/>
         <w:t>其他操作符</w:t>
       </w:r>
     </w:p>
@@ -13136,6 +13325,7 @@
         <w:rPr>
           <w:rFonts w:hint="eastAsia"/>
         </w:rPr>
+        <w:lastRenderedPageBreak/>
         <w:t>结果集</w:t>
       </w:r>
       <w:r>
@@ -13540,6 +13730,7 @@
         <w:rPr>
           <w:rFonts w:hint="eastAsia"/>
         </w:rPr>
+        <w:lastRenderedPageBreak/>
         <w:t>预设</w:t>
       </w:r>
       <w:r>
@@ -15020,7 +15211,6 @@
                 <w:sz w:val="15"/>
                 <w:szCs w:val="15"/>
               </w:rPr>
-              <w:lastRenderedPageBreak/>
               <w:t>$nin</w:t>
             </w:r>
           </w:p>
@@ -15145,6 +15335,7 @@
                 <w:sz w:val="15"/>
                 <w:szCs w:val="15"/>
               </w:rPr>
+              <w:lastRenderedPageBreak/>
               <w:t>$exists</w:t>
             </w:r>
           </w:p>
@@ -16249,7 +16440,6 @@
             <w:rPr>
               <w:rFonts w:ascii="Cambria Math" w:hAnsi="Cambria Math"/>
             </w:rPr>
-            <w:lastRenderedPageBreak/>
             <m:t>tblScanCost=ioCost+cpuCost</m:t>
           </m:r>
         </m:oMath>
@@ -16261,6 +16451,7 @@
         <w:rPr>
           <w:rFonts w:hint="eastAsia"/>
         </w:rPr>
+        <w:lastRenderedPageBreak/>
         <w:t>输出：</w:t>
       </w:r>
     </w:p>
@@ -17031,6 +17222,7 @@
         <w:rPr>
           <w:rFonts w:hint="eastAsia"/>
         </w:rPr>
+        <w:lastRenderedPageBreak/>
         <w:t>启动代价：</w:t>
       </w:r>
       <m:oMath>
@@ -17776,7 +17968,6 @@
         <w:rPr>
           <w:rFonts w:hint="eastAsia"/>
         </w:rPr>
-        <w:lastRenderedPageBreak/>
         <w:t>IO</w:t>
       </w:r>
       <w:r>
@@ -17796,6 +17987,7 @@
             <w:rPr>
               <w:rFonts w:ascii="Cambria Math" w:hAnsi="Cambria Math"/>
             </w:rPr>
+            <w:lastRenderedPageBreak/>
             <m:t>ioCost=</m:t>
           </m:r>
           <m:d>

--- a/internal_doc/03.开发设计/性能/Story_基于代价估算模型的查询优化.docx
+++ b/internal_doc/03.开发设计/性能/Story_基于代价估算模型的查询优化.docx
@@ -535,7 +535,7 @@
         <w:rPr>
           <w:rFonts w:hint="eastAsia"/>
         </w:rPr>
-        <w:t>optestcachesize</w:t>
+        <w:t>optcostthreshold</w:t>
       </w:r>
     </w:p>
     <w:p>
@@ -557,7 +557,7 @@
         <w:rPr>
           <w:rFonts w:hint="eastAsia"/>
         </w:rPr>
-        <w:t>optestcachesize</w:t>
+        <w:t>optcostthreshold</w:t>
       </w:r>
       <w:r>
         <w:rPr>
@@ -693,6 +693,9 @@
         </w:numPr>
         <w:ind w:firstLineChars="0"/>
         <w:jc w:val="left"/>
+        <w:rPr>
+          <w:rFonts w:hint="eastAsia"/>
+        </w:rPr>
       </w:pPr>
       <w:r>
         <w:rPr>
@@ -704,7 +707,13 @@
         <w:rPr>
           <w:rFonts w:hint="eastAsia"/>
         </w:rPr>
-        <w:t>10</w:t>
+        <w:t>2</w:t>
+      </w:r>
+      <w:r>
+        <w:rPr>
+          <w:rFonts w:hint="eastAsia"/>
+        </w:rPr>
+        <w:t>0</w:t>
       </w:r>
       <w:r>
         <w:rPr>
@@ -769,17 +778,67 @@
     </w:p>
     <w:p>
       <w:pPr>
+        <w:pStyle w:val="ListParagraph"/>
+        <w:numPr>
+          <w:ilvl w:val="1"/>
+          <w:numId w:val="41"/>
+        </w:numPr>
+        <w:ind w:firstLineChars="0"/>
         <w:jc w:val="left"/>
-      </w:pPr>
-    </w:p>
-    <w:p>
-      <w:pPr>
+        <w:rPr>
+          <w:rFonts w:hint="eastAsia"/>
+        </w:rPr>
+      </w:pPr>
+      <w:r>
+        <w:rPr>
+          <w:rFonts w:hint="eastAsia"/>
+        </w:rPr>
+        <w:t>不计算</w:t>
+      </w:r>
+      <w:r>
+        <w:rPr>
+          <w:rFonts w:hint="eastAsia"/>
+        </w:rPr>
+        <w:t>IO</w:t>
+      </w:r>
+      <w:r>
+        <w:rPr>
+          <w:rFonts w:hint="eastAsia"/>
+        </w:rPr>
+        <w:t>代价时，估算结果与原有规则选择查询计划一致</w:t>
+      </w:r>
+    </w:p>
+    <w:p>
+      <w:pPr>
+        <w:pStyle w:val="ListParagraph"/>
+        <w:numPr>
+          <w:ilvl w:val="0"/>
+          <w:numId w:val="41"/>
+        </w:numPr>
+        <w:ind w:firstLineChars="0"/>
         <w:jc w:val="left"/>
       </w:pPr>
       <w:r>
         <w:rPr>
           <w:rFonts w:hint="eastAsia"/>
         </w:rPr>
+        <w:t>支持动态修改（修改后，缓存查询计划需要清空）</w:t>
+      </w:r>
+    </w:p>
+    <w:p>
+      <w:pPr>
+        <w:jc w:val="left"/>
+      </w:pPr>
+    </w:p>
+    <w:p>
+      <w:pPr>
+        <w:jc w:val="left"/>
+      </w:pPr>
+      <w:r>
+        <w:rPr>
+          <w:rFonts w:hint="eastAsia"/>
+        </w:rPr>
+        <w:lastRenderedPageBreak/>
         <w:t>此参数在于使数据量较小的情况时忽略</w:t>
       </w:r>
       <w:r>
@@ -830,6 +889,11 @@
         </w:rPr>
         <w:t>一致。</w:t>
       </w:r>
+    </w:p>
+    <w:p>
+      <w:pPr>
+        <w:jc w:val="left"/>
+      </w:pPr>
     </w:p>
     <w:p>
       <w:pPr>
@@ -840,7 +904,6 @@
         <w:rPr>
           <w:rFonts w:hint="eastAsia"/>
         </w:rPr>
-        <w:lastRenderedPageBreak/>
         <w:t>Story</w:t>
       </w:r>
       <w:r>
@@ -1679,6 +1742,7 @@
         <w:rPr>
           <w:rFonts w:hint="eastAsia"/>
         </w:rPr>
+        <w:lastRenderedPageBreak/>
         <w:t>IO</w:t>
       </w:r>
       <w:r>
@@ -1767,7 +1831,6 @@
         <w:rPr>
           <w:rFonts w:hint="eastAsia"/>
         </w:rPr>
-        <w:lastRenderedPageBreak/>
         <w:t>不同值个数（</w:t>
       </w:r>
       <w:r>
@@ -3579,6 +3642,7 @@
         <w:rPr>
           <w:rFonts w:hint="eastAsia"/>
         </w:rPr>
+        <w:lastRenderedPageBreak/>
         <w:t>SYSSTAT.</w:t>
       </w:r>
       <w:r>
@@ -3675,38 +3739,28 @@
                 <w:sz w:val="13"/>
                 <w:szCs w:val="13"/>
               </w:rPr>
-              <w:t>内部类</w:t>
-            </w:r>
-            <w:r>
-              <w:rPr>
-                <w:rFonts w:hint="eastAsia"/>
-                <w:sz w:val="13"/>
-                <w:szCs w:val="13"/>
-              </w:rPr>
-              <w:lastRenderedPageBreak/>
-              <w:t>型</w:t>
-            </w:r>
-          </w:p>
-        </w:tc>
-        <w:tc>
-          <w:tcPr>
-            <w:tcW w:w="0" w:type="auto"/>
-          </w:tcPr>
-          <w:p>
-            <w:pPr>
-              <w:ind w:left="0"/>
-              <w:rPr>
-                <w:sz w:val="13"/>
-                <w:szCs w:val="13"/>
-              </w:rPr>
-            </w:pPr>
-            <w:r>
-              <w:rPr>
-                <w:rFonts w:hint="eastAsia"/>
-                <w:sz w:val="13"/>
-                <w:szCs w:val="13"/>
-              </w:rPr>
-              <w:lastRenderedPageBreak/>
+              <w:t>内部类型</w:t>
+            </w:r>
+          </w:p>
+        </w:tc>
+        <w:tc>
+          <w:tcPr>
+            <w:tcW w:w="0" w:type="auto"/>
+          </w:tcPr>
+          <w:p>
+            <w:pPr>
+              <w:ind w:left="0"/>
+              <w:rPr>
+                <w:sz w:val="13"/>
+                <w:szCs w:val="13"/>
+              </w:rPr>
+            </w:pPr>
+            <w:r>
+              <w:rPr>
+                <w:rFonts w:hint="eastAsia"/>
+                <w:sz w:val="13"/>
+                <w:szCs w:val="13"/>
+              </w:rPr>
               <w:t>默认值</w:t>
             </w:r>
           </w:p>
@@ -3729,38 +3783,28 @@
                 <w:sz w:val="13"/>
                 <w:szCs w:val="13"/>
               </w:rPr>
-              <w:t>取值范</w:t>
-            </w:r>
-            <w:r>
-              <w:rPr>
-                <w:rFonts w:hint="eastAsia"/>
-                <w:sz w:val="13"/>
-                <w:szCs w:val="13"/>
-              </w:rPr>
-              <w:lastRenderedPageBreak/>
-              <w:t>围</w:t>
-            </w:r>
-          </w:p>
-        </w:tc>
-        <w:tc>
-          <w:tcPr>
-            <w:tcW w:w="0" w:type="auto"/>
-          </w:tcPr>
-          <w:p>
-            <w:pPr>
-              <w:ind w:left="0"/>
-              <w:rPr>
-                <w:sz w:val="13"/>
-                <w:szCs w:val="13"/>
-              </w:rPr>
-            </w:pPr>
-            <w:r>
-              <w:rPr>
-                <w:rFonts w:hint="eastAsia"/>
-                <w:sz w:val="13"/>
-                <w:szCs w:val="13"/>
-              </w:rPr>
-              <w:lastRenderedPageBreak/>
+              <w:t>取值范围</w:t>
+            </w:r>
+          </w:p>
+        </w:tc>
+        <w:tc>
+          <w:tcPr>
+            <w:tcW w:w="0" w:type="auto"/>
+          </w:tcPr>
+          <w:p>
+            <w:pPr>
+              <w:ind w:left="0"/>
+              <w:rPr>
+                <w:sz w:val="13"/>
+                <w:szCs w:val="13"/>
+              </w:rPr>
+            </w:pPr>
+            <w:r>
+              <w:rPr>
+                <w:rFonts w:hint="eastAsia"/>
+                <w:sz w:val="13"/>
+                <w:szCs w:val="13"/>
+              </w:rPr>
               <w:t>必须</w:t>
             </w:r>
           </w:p>
@@ -3807,7 +3851,6 @@
                 <w:sz w:val="13"/>
                 <w:szCs w:val="13"/>
               </w:rPr>
-              <w:lastRenderedPageBreak/>
               <w:t>CollectionSpace</w:t>
             </w:r>
           </w:p>
@@ -7555,6 +7598,7 @@
         <w:rPr>
           <w:rFonts w:hint="eastAsia"/>
         </w:rPr>
+        <w:lastRenderedPageBreak/>
         <w:t>统计信息的数据结构</w:t>
       </w:r>
     </w:p>
@@ -7589,7 +7633,6 @@
         <w:rPr>
           <w:noProof/>
         </w:rPr>
-        <w:lastRenderedPageBreak/>
         <w:drawing>
           <wp:inline distT="0" distB="0" distL="0" distR="0">
             <wp:extent cx="5274310" cy="2677182"/>
@@ -7994,7 +8037,6 @@
             <w:rPr>
               <w:rFonts w:ascii="Cambria Math" w:hAnsi="Cambria Math"/>
             </w:rPr>
-            <w:lastRenderedPageBreak/>
             <m:t>selectivity=1.0</m:t>
           </m:r>
         </m:oMath>
@@ -8657,6 +8699,7 @@
             <w:rPr>
               <w:rFonts w:ascii="Cambria Math" w:hAnsi="Cambria Math"/>
             </w:rPr>
+            <w:lastRenderedPageBreak/>
             <m:t>selectivity=(1-sum(mcv.frac)/(distinctValNum-size</m:t>
           </m:r>
           <m:d>
@@ -8737,7 +8780,6 @@
         <w:rPr>
           <w:rFonts w:hint="eastAsia"/>
         </w:rPr>
-        <w:lastRenderedPageBreak/>
         <w:t>[ valA, valB ]</w:t>
       </w:r>
     </w:p>
@@ -10050,6 +10092,7 @@
         <w:rPr>
           <w:rFonts w:hint="eastAsia"/>
         </w:rPr>
+        <w:lastRenderedPageBreak/>
         <w:t>假设</w:t>
       </w:r>
       <w:r>
@@ -10163,7 +10206,6 @@
         <w:rPr>
           <w:rFonts w:hint="eastAsia"/>
         </w:rPr>
-        <w:lastRenderedPageBreak/>
         <w:t>整体的选择率：</w:t>
       </w:r>
     </w:p>
@@ -11071,6 +11113,7 @@
         <w:rPr>
           <w:rFonts w:hint="eastAsia"/>
         </w:rPr>
+        <w:lastRenderedPageBreak/>
         <w:t>涉及</w:t>
       </w:r>
       <w:r>
@@ -11170,7 +11213,6 @@
             <w:rPr>
               <w:rFonts w:ascii="Cambria Math" w:hAnsi="Cambria Math"/>
             </w:rPr>
-            <w:lastRenderedPageBreak/>
             <m:t>selectivity=mcvSelectivity+histSelectivity*histogramFrac=</m:t>
           </m:r>
           <m:d>
@@ -13268,6 +13310,7 @@
         <w:rPr>
           <w:rFonts w:hint="eastAsia"/>
         </w:rPr>
+        <w:lastRenderedPageBreak/>
         <w:t>其他操作符</w:t>
       </w:r>
     </w:p>
@@ -13325,7 +13368,6 @@
         <w:rPr>
           <w:rFonts w:hint="eastAsia"/>
         </w:rPr>
-        <w:lastRenderedPageBreak/>
         <w:t>结果集</w:t>
       </w:r>
       <w:r>
@@ -13730,7 +13772,6 @@
         <w:rPr>
           <w:rFonts w:hint="eastAsia"/>
         </w:rPr>
-        <w:lastRenderedPageBreak/>
         <w:t>预设</w:t>
       </w:r>
       <w:r>
@@ -15211,6 +15252,7 @@
                 <w:sz w:val="15"/>
                 <w:szCs w:val="15"/>
               </w:rPr>
+              <w:lastRenderedPageBreak/>
               <w:t>$nin</w:t>
             </w:r>
           </w:p>
@@ -15335,7 +15377,6 @@
                 <w:sz w:val="15"/>
                 <w:szCs w:val="15"/>
               </w:rPr>
-              <w:lastRenderedPageBreak/>
               <w:t>$exists</w:t>
             </w:r>
           </w:p>
@@ -16440,6 +16481,7 @@
             <w:rPr>
               <w:rFonts w:ascii="Cambria Math" w:hAnsi="Cambria Math"/>
             </w:rPr>
+            <w:lastRenderedPageBreak/>
             <m:t>tblScanCost=ioCost+cpuCost</m:t>
           </m:r>
         </m:oMath>
@@ -16451,7 +16493,6 @@
         <w:rPr>
           <w:rFonts w:hint="eastAsia"/>
         </w:rPr>
-        <w:lastRenderedPageBreak/>
         <w:t>输出：</w:t>
       </w:r>
     </w:p>
@@ -16588,7 +16629,7 @@
         <w:rPr>
           <w:rFonts w:hint="eastAsia"/>
         </w:rPr>
-        <w:t>optestcachesize</w:t>
+        <w:t>optcostthreshold</w:t>
       </w:r>
       <w:r>
         <w:rPr>
@@ -17222,7 +17263,6 @@
         <w:rPr>
           <w:rFonts w:hint="eastAsia"/>
         </w:rPr>
-        <w:lastRenderedPageBreak/>
         <w:t>启动代价：</w:t>
       </w:r>
       <m:oMath>
@@ -17365,7 +17405,7 @@
         <w:rPr>
           <w:rFonts w:hint="eastAsia"/>
         </w:rPr>
-        <w:t>optestcachesize</w:t>
+        <w:t>optcostthreshold</w:t>
       </w:r>
       <w:r>
         <w:rPr>
@@ -17968,6 +18008,7 @@
         <w:rPr>
           <w:rFonts w:hint="eastAsia"/>
         </w:rPr>
+        <w:lastRenderedPageBreak/>
         <w:t>IO</w:t>
       </w:r>
       <w:r>
@@ -17987,7 +18028,6 @@
             <w:rPr>
               <w:rFonts w:ascii="Cambria Math" w:hAnsi="Cambria Math"/>
             </w:rPr>
-            <w:lastRenderedPageBreak/>
             <m:t>ioCost=</m:t>
           </m:r>
           <m:d>
@@ -24090,7 +24130,7 @@
   <w:abstractNum w:abstractNumId="37">
     <w:nsid w:val="7ADA5868"/>
     <w:multiLevelType w:val="hybridMultilevel"/>
-    <w:tmpl w:val="A2F8A862"/>
+    <w:tmpl w:val="B91CFB40"/>
     <w:lvl w:ilvl="0" w:tplc="0409000F">
       <w:start w:val="1"/>
       <w:numFmt w:val="decimal"/>
@@ -24100,10 +24140,10 @@
         <w:ind w:left="777" w:hanging="420"/>
       </w:pPr>
     </w:lvl>
-    <w:lvl w:ilvl="1" w:tplc="04090019" w:tentative="1">
-      <w:start w:val="1"/>
-      <w:numFmt w:val="lowerLetter"/>
-      <w:lvlText w:val="%2)"/>
+    <w:lvl w:ilvl="1" w:tplc="0409000F">
+      <w:start w:val="1"/>
+      <w:numFmt w:val="decimal"/>
+      <w:lvlText w:val="%2."/>
       <w:lvlJc w:val="left"/>
       <w:pPr>
         <w:ind w:left="1197" w:hanging="420"/>

--- a/internal_doc/03.开发设计/性能/Story_基于代价估算模型的查询优化.docx
+++ b/internal_doc/03.开发设计/性能/Story_基于代价估算模型的查询优化.docx
@@ -693,9 +693,6 @@
         </w:numPr>
         <w:ind w:firstLineChars="0"/>
         <w:jc w:val="left"/>
-        <w:rPr>
-          <w:rFonts w:hint="eastAsia"/>
-        </w:rPr>
       </w:pPr>
       <w:r>
         <w:rPr>
@@ -785,9 +782,6 @@
         </w:numPr>
         <w:ind w:firstLineChars="0"/>
         <w:jc w:val="left"/>
-        <w:rPr>
-          <w:rFonts w:hint="eastAsia"/>
-        </w:rPr>
       </w:pPr>
       <w:r>
         <w:rPr>
@@ -14553,6 +14547,100 @@
           </w:p>
         </w:tc>
       </w:tr>
+      <w:tr>
+        <w:tc>
+          <w:tcPr>
+            <w:tcW w:w="1594" w:type="dxa"/>
+            <w:vMerge/>
+          </w:tcPr>
+          <w:p>
+            <w:pPr>
+              <w:ind w:left="0"/>
+              <w:rPr>
+                <w:sz w:val="15"/>
+                <w:szCs w:val="15"/>
+              </w:rPr>
+            </w:pPr>
+          </w:p>
+        </w:tc>
+        <w:tc>
+          <w:tcPr>
+            <w:tcW w:w="1861" w:type="dxa"/>
+          </w:tcPr>
+          <w:p>
+            <w:pPr>
+              <w:ind w:left="0"/>
+              <w:rPr>
+                <w:rFonts w:hint="eastAsia"/>
+                <w:sz w:val="15"/>
+                <w:szCs w:val="15"/>
+              </w:rPr>
+            </w:pPr>
+            <w:r>
+              <w:rPr>
+                <w:rFonts w:hint="eastAsia"/>
+                <w:sz w:val="15"/>
+                <w:szCs w:val="15"/>
+              </w:rPr>
+              <w:t>optFieldExtractCost</w:t>
+            </w:r>
+          </w:p>
+        </w:tc>
+        <w:tc>
+          <w:tcPr>
+            <w:tcW w:w="1557" w:type="dxa"/>
+          </w:tcPr>
+          <w:p>
+            <w:pPr>
+              <w:ind w:left="0"/>
+              <w:rPr>
+                <w:rFonts w:hint="eastAsia"/>
+                <w:sz w:val="15"/>
+                <w:szCs w:val="15"/>
+              </w:rPr>
+            </w:pPr>
+            <w:r>
+              <w:rPr>
+                <w:rFonts w:hint="eastAsia"/>
+                <w:sz w:val="15"/>
+                <w:szCs w:val="15"/>
+              </w:rPr>
+              <w:t>2</w:t>
+            </w:r>
+          </w:p>
+        </w:tc>
+        <w:tc>
+          <w:tcPr>
+            <w:tcW w:w="1596" w:type="dxa"/>
+          </w:tcPr>
+          <w:p>
+            <w:pPr>
+              <w:ind w:left="0"/>
+              <w:rPr>
+                <w:rFonts w:hint="eastAsia"/>
+                <w:sz w:val="15"/>
+                <w:szCs w:val="15"/>
+              </w:rPr>
+            </w:pPr>
+            <w:r>
+              <w:rPr>
+                <w:rFonts w:hint="eastAsia"/>
+                <w:sz w:val="15"/>
+                <w:szCs w:val="15"/>
+              </w:rPr>
+              <w:t xml:space="preserve">CPU </w:t>
+            </w:r>
+            <w:r>
+              <w:rPr>
+                <w:rFonts w:hint="eastAsia"/>
+                <w:sz w:val="15"/>
+                <w:szCs w:val="15"/>
+              </w:rPr>
+              <w:t>从数据中提取字段的代价</w:t>
+            </w:r>
+          </w:p>
+        </w:tc>
+      </w:tr>
     </w:tbl>
     <w:p>
       <w:r>
@@ -14809,7 +14897,7 @@
       </w:tblPr>
       <w:tblGrid>
         <w:gridCol w:w="977"/>
-        <w:gridCol w:w="1949"/>
+        <w:gridCol w:w="3280"/>
       </w:tblGrid>
       <w:tr>
         <w:tc>
@@ -14890,6 +14978,30 @@
                 <w:sz w:val="15"/>
                 <w:szCs w:val="15"/>
               </w:rPr>
+              <w:t>optFieldExtractCost</w:t>
+            </w:r>
+            <w:r>
+              <w:rPr>
+                <w:rFonts w:hint="eastAsia"/>
+                <w:sz w:val="15"/>
+                <w:szCs w:val="15"/>
+              </w:rPr>
+              <w:t xml:space="preserve"> </w:t>
+            </w:r>
+            <w:r>
+              <w:rPr>
+                <w:rFonts w:hint="eastAsia"/>
+                <w:sz w:val="15"/>
+                <w:szCs w:val="15"/>
+              </w:rPr>
+              <w:t xml:space="preserve">+ </w:t>
+            </w:r>
+            <w:r>
+              <w:rPr>
+                <w:rFonts w:hint="eastAsia"/>
+                <w:sz w:val="15"/>
+                <w:szCs w:val="15"/>
+              </w:rPr>
               <w:t>optrBaseCost</w:t>
             </w:r>
           </w:p>
@@ -14936,6 +15048,30 @@
                 <w:sz w:val="15"/>
                 <w:szCs w:val="15"/>
               </w:rPr>
+              <w:t>optFieldExtractCost</w:t>
+            </w:r>
+            <w:r>
+              <w:rPr>
+                <w:rFonts w:hint="eastAsia"/>
+                <w:sz w:val="15"/>
+                <w:szCs w:val="15"/>
+              </w:rPr>
+              <w:t xml:space="preserve"> </w:t>
+            </w:r>
+            <w:r>
+              <w:rPr>
+                <w:rFonts w:hint="eastAsia"/>
+                <w:sz w:val="15"/>
+                <w:szCs w:val="15"/>
+              </w:rPr>
+              <w:t xml:space="preserve">+ </w:t>
+            </w:r>
+            <w:r>
+              <w:rPr>
+                <w:rFonts w:hint="eastAsia"/>
+                <w:sz w:val="15"/>
+                <w:szCs w:val="15"/>
+              </w:rPr>
               <w:t>optrBaseCost</w:t>
             </w:r>
           </w:p>
@@ -14982,6 +15118,30 @@
                 <w:sz w:val="15"/>
                 <w:szCs w:val="15"/>
               </w:rPr>
+              <w:t>optFieldExtractCost</w:t>
+            </w:r>
+            <w:r>
+              <w:rPr>
+                <w:rFonts w:hint="eastAsia"/>
+                <w:sz w:val="15"/>
+                <w:szCs w:val="15"/>
+              </w:rPr>
+              <w:t xml:space="preserve"> </w:t>
+            </w:r>
+            <w:r>
+              <w:rPr>
+                <w:rFonts w:hint="eastAsia"/>
+                <w:sz w:val="15"/>
+                <w:szCs w:val="15"/>
+              </w:rPr>
+              <w:t xml:space="preserve">+ </w:t>
+            </w:r>
+            <w:r>
+              <w:rPr>
+                <w:rFonts w:hint="eastAsia"/>
+                <w:sz w:val="15"/>
+                <w:szCs w:val="15"/>
+              </w:rPr>
               <w:t>optrBaseCost</w:t>
             </w:r>
           </w:p>
@@ -15028,6 +15188,30 @@
                 <w:sz w:val="15"/>
                 <w:szCs w:val="15"/>
               </w:rPr>
+              <w:t>optFieldExtractCost</w:t>
+            </w:r>
+            <w:r>
+              <w:rPr>
+                <w:rFonts w:hint="eastAsia"/>
+                <w:sz w:val="15"/>
+                <w:szCs w:val="15"/>
+              </w:rPr>
+              <w:t xml:space="preserve"> </w:t>
+            </w:r>
+            <w:r>
+              <w:rPr>
+                <w:rFonts w:hint="eastAsia"/>
+                <w:sz w:val="15"/>
+                <w:szCs w:val="15"/>
+              </w:rPr>
+              <w:t xml:space="preserve">+ </w:t>
+            </w:r>
+            <w:r>
+              <w:rPr>
+                <w:rFonts w:hint="eastAsia"/>
+                <w:sz w:val="15"/>
+                <w:szCs w:val="15"/>
+              </w:rPr>
               <w:t>optrBaseCost</w:t>
             </w:r>
           </w:p>
@@ -15074,6 +15258,30 @@
                 <w:sz w:val="15"/>
                 <w:szCs w:val="15"/>
               </w:rPr>
+              <w:t>optFieldExtractCost</w:t>
+            </w:r>
+            <w:r>
+              <w:rPr>
+                <w:rFonts w:hint="eastAsia"/>
+                <w:sz w:val="15"/>
+                <w:szCs w:val="15"/>
+              </w:rPr>
+              <w:t xml:space="preserve"> </w:t>
+            </w:r>
+            <w:r>
+              <w:rPr>
+                <w:rFonts w:hint="eastAsia"/>
+                <w:sz w:val="15"/>
+                <w:szCs w:val="15"/>
+              </w:rPr>
+              <w:t xml:space="preserve">+ </w:t>
+            </w:r>
+            <w:r>
+              <w:rPr>
+                <w:rFonts w:hint="eastAsia"/>
+                <w:sz w:val="15"/>
+                <w:szCs w:val="15"/>
+              </w:rPr>
               <w:t>optrBaseCost</w:t>
             </w:r>
           </w:p>
@@ -15120,6 +15328,30 @@
                 <w:sz w:val="15"/>
                 <w:szCs w:val="15"/>
               </w:rPr>
+              <w:t>optFieldExtractCost</w:t>
+            </w:r>
+            <w:r>
+              <w:rPr>
+                <w:rFonts w:hint="eastAsia"/>
+                <w:sz w:val="15"/>
+                <w:szCs w:val="15"/>
+              </w:rPr>
+              <w:t xml:space="preserve"> </w:t>
+            </w:r>
+            <w:r>
+              <w:rPr>
+                <w:rFonts w:hint="eastAsia"/>
+                <w:sz w:val="15"/>
+                <w:szCs w:val="15"/>
+              </w:rPr>
+              <w:t xml:space="preserve">+ </w:t>
+            </w:r>
+            <w:r>
+              <w:rPr>
+                <w:rFonts w:hint="eastAsia"/>
+                <w:sz w:val="15"/>
+                <w:szCs w:val="15"/>
+              </w:rPr>
               <w:t>optrBaseCost</w:t>
             </w:r>
           </w:p>
@@ -15144,6 +15376,7 @@
                 <w:sz w:val="15"/>
                 <w:szCs w:val="15"/>
               </w:rPr>
+              <w:lastRenderedPageBreak/>
               <w:t>$mod</w:t>
             </w:r>
           </w:p>
@@ -15160,6 +15393,30 @@
                 <w:szCs w:val="15"/>
               </w:rPr>
             </w:pPr>
+            <w:r>
+              <w:rPr>
+                <w:rFonts w:hint="eastAsia"/>
+                <w:sz w:val="15"/>
+                <w:szCs w:val="15"/>
+              </w:rPr>
+              <w:t>optFieldExtractCost</w:t>
+            </w:r>
+            <w:r>
+              <w:rPr>
+                <w:rFonts w:hint="eastAsia"/>
+                <w:sz w:val="15"/>
+                <w:szCs w:val="15"/>
+              </w:rPr>
+              <w:t xml:space="preserve"> </w:t>
+            </w:r>
+            <w:r>
+              <w:rPr>
+                <w:rFonts w:hint="eastAsia"/>
+                <w:sz w:val="15"/>
+                <w:szCs w:val="15"/>
+              </w:rPr>
+              <w:t xml:space="preserve">+ </w:t>
+            </w:r>
             <w:r>
               <w:rPr>
                 <w:rFonts w:hint="eastAsia"/>
@@ -15212,6 +15469,30 @@
                 <w:sz w:val="15"/>
                 <w:szCs w:val="15"/>
               </w:rPr>
+              <w:t>optFieldExtractCost</w:t>
+            </w:r>
+            <w:r>
+              <w:rPr>
+                <w:rFonts w:hint="eastAsia"/>
+                <w:sz w:val="15"/>
+                <w:szCs w:val="15"/>
+              </w:rPr>
+              <w:t xml:space="preserve"> </w:t>
+            </w:r>
+            <w:r>
+              <w:rPr>
+                <w:rFonts w:hint="eastAsia"/>
+                <w:sz w:val="15"/>
+                <w:szCs w:val="15"/>
+              </w:rPr>
+              <w:t xml:space="preserve">+ </w:t>
+            </w:r>
+            <w:r>
+              <w:rPr>
+                <w:rFonts w:hint="eastAsia"/>
+                <w:sz w:val="15"/>
+                <w:szCs w:val="15"/>
+              </w:rPr>
               <w:t>optrBaseCost</w:t>
             </w:r>
             <w:r>
@@ -15252,7 +15533,6 @@
                 <w:sz w:val="15"/>
                 <w:szCs w:val="15"/>
               </w:rPr>
-              <w:lastRenderedPageBreak/>
               <w:t>$nin</w:t>
             </w:r>
           </w:p>
@@ -15269,6 +15549,30 @@
                 <w:szCs w:val="15"/>
               </w:rPr>
             </w:pPr>
+            <w:r>
+              <w:rPr>
+                <w:rFonts w:hint="eastAsia"/>
+                <w:sz w:val="15"/>
+                <w:szCs w:val="15"/>
+              </w:rPr>
+              <w:t>optFieldExtractCost</w:t>
+            </w:r>
+            <w:r>
+              <w:rPr>
+                <w:rFonts w:hint="eastAsia"/>
+                <w:sz w:val="15"/>
+                <w:szCs w:val="15"/>
+              </w:rPr>
+              <w:t xml:space="preserve"> </w:t>
+            </w:r>
+            <w:r>
+              <w:rPr>
+                <w:rFonts w:hint="eastAsia"/>
+                <w:sz w:val="15"/>
+                <w:szCs w:val="15"/>
+              </w:rPr>
+              <w:t xml:space="preserve">+ </w:t>
+            </w:r>
             <w:r>
               <w:rPr>
                 <w:rFonts w:hint="eastAsia"/>
@@ -15337,6 +15641,30 @@
                 <w:sz w:val="15"/>
                 <w:szCs w:val="15"/>
               </w:rPr>
+              <w:t>optFieldExtractCost</w:t>
+            </w:r>
+            <w:r>
+              <w:rPr>
+                <w:rFonts w:hint="eastAsia"/>
+                <w:sz w:val="15"/>
+                <w:szCs w:val="15"/>
+              </w:rPr>
+              <w:t xml:space="preserve"> </w:t>
+            </w:r>
+            <w:r>
+              <w:rPr>
+                <w:rFonts w:hint="eastAsia"/>
+                <w:sz w:val="15"/>
+                <w:szCs w:val="15"/>
+              </w:rPr>
+              <w:t xml:space="preserve">+ </w:t>
+            </w:r>
+            <w:r>
+              <w:rPr>
+                <w:rFonts w:hint="eastAsia"/>
+                <w:sz w:val="15"/>
+                <w:szCs w:val="15"/>
+              </w:rPr>
               <w:t>optrBaseCost</w:t>
             </w:r>
             <w:r>
@@ -15399,6 +15727,30 @@
                 <w:sz w:val="15"/>
                 <w:szCs w:val="15"/>
               </w:rPr>
+              <w:t>optFieldExtractCost</w:t>
+            </w:r>
+            <w:r>
+              <w:rPr>
+                <w:rFonts w:hint="eastAsia"/>
+                <w:sz w:val="15"/>
+                <w:szCs w:val="15"/>
+              </w:rPr>
+              <w:t xml:space="preserve"> </w:t>
+            </w:r>
+            <w:r>
+              <w:rPr>
+                <w:rFonts w:hint="eastAsia"/>
+                <w:sz w:val="15"/>
+                <w:szCs w:val="15"/>
+              </w:rPr>
+              <w:t xml:space="preserve">+ </w:t>
+            </w:r>
+            <w:r>
+              <w:rPr>
+                <w:rFonts w:hint="eastAsia"/>
+                <w:sz w:val="15"/>
+                <w:szCs w:val="15"/>
+              </w:rPr>
               <w:t>optrBaseCost</w:t>
             </w:r>
           </w:p>
@@ -15445,6 +15797,30 @@
                 <w:sz w:val="15"/>
                 <w:szCs w:val="15"/>
               </w:rPr>
+              <w:t>optFieldExtractCost</w:t>
+            </w:r>
+            <w:r>
+              <w:rPr>
+                <w:rFonts w:hint="eastAsia"/>
+                <w:sz w:val="15"/>
+                <w:szCs w:val="15"/>
+              </w:rPr>
+              <w:t xml:space="preserve"> </w:t>
+            </w:r>
+            <w:r>
+              <w:rPr>
+                <w:rFonts w:hint="eastAsia"/>
+                <w:sz w:val="15"/>
+                <w:szCs w:val="15"/>
+              </w:rPr>
+              <w:t xml:space="preserve">+ </w:t>
+            </w:r>
+            <w:r>
+              <w:rPr>
+                <w:rFonts w:hint="eastAsia"/>
+                <w:sz w:val="15"/>
+                <w:szCs w:val="15"/>
+              </w:rPr>
               <w:t>optrBaseCost</w:t>
             </w:r>
             <w:r>
@@ -15523,6 +15899,30 @@
                 <w:sz w:val="15"/>
                 <w:szCs w:val="15"/>
               </w:rPr>
+              <w:t>optFieldExtractCost</w:t>
+            </w:r>
+            <w:r>
+              <w:rPr>
+                <w:rFonts w:hint="eastAsia"/>
+                <w:sz w:val="15"/>
+                <w:szCs w:val="15"/>
+              </w:rPr>
+              <w:t xml:space="preserve"> </w:t>
+            </w:r>
+            <w:r>
+              <w:rPr>
+                <w:rFonts w:hint="eastAsia"/>
+                <w:sz w:val="15"/>
+                <w:szCs w:val="15"/>
+              </w:rPr>
+              <w:t xml:space="preserve">+ </w:t>
+            </w:r>
+            <w:r>
+              <w:rPr>
+                <w:rFonts w:hint="eastAsia"/>
+                <w:sz w:val="15"/>
+                <w:szCs w:val="15"/>
+              </w:rPr>
               <w:t>optrBaseCost</w:t>
             </w:r>
             <w:r>
@@ -15571,6 +15971,30 @@
                 <w:szCs w:val="15"/>
               </w:rPr>
             </w:pPr>
+            <w:r>
+              <w:rPr>
+                <w:rFonts w:hint="eastAsia"/>
+                <w:sz w:val="15"/>
+                <w:szCs w:val="15"/>
+              </w:rPr>
+              <w:t>optFieldExtractCost</w:t>
+            </w:r>
+            <w:r>
+              <w:rPr>
+                <w:rFonts w:hint="eastAsia"/>
+                <w:sz w:val="15"/>
+                <w:szCs w:val="15"/>
+              </w:rPr>
+              <w:t xml:space="preserve"> </w:t>
+            </w:r>
+            <w:r>
+              <w:rPr>
+                <w:rFonts w:hint="eastAsia"/>
+                <w:sz w:val="15"/>
+                <w:szCs w:val="15"/>
+              </w:rPr>
+              <w:t xml:space="preserve">+ </w:t>
+            </w:r>
             <w:r>
               <w:rPr>
                 <w:rFonts w:hint="eastAsia"/>
@@ -15973,6 +16397,9 @@
           <w:numId w:val="17"/>
         </w:numPr>
         <w:ind w:firstLineChars="0"/>
+        <w:rPr>
+          <w:rFonts w:hint="eastAsia"/>
+        </w:rPr>
       </w:pPr>
       <w:r>
         <w:rPr>
@@ -15991,6 +16418,40 @@
           <w:rFonts w:hint="eastAsia"/>
         </w:rPr>
         <w:t>节点的代价相加</w:t>
+      </w:r>
+    </w:p>
+    <w:p>
+      <w:pPr>
+        <w:pStyle w:val="ListParagraph"/>
+        <w:numPr>
+          <w:ilvl w:val="0"/>
+          <w:numId w:val="17"/>
+        </w:numPr>
+        <w:ind w:firstLineChars="0"/>
+      </w:pPr>
+      <w:r>
+        <w:rPr>
+          <w:rFonts w:hint="eastAsia"/>
+        </w:rPr>
+        <w:t>去除加入索引键的</w:t>
+      </w:r>
+      <w:r>
+        <w:rPr>
+          <w:rFonts w:hint="eastAsia"/>
+        </w:rPr>
+        <w:t xml:space="preserve"> mthTree </w:t>
+      </w:r>
+      <w:r>
+        <w:rPr>
+          <w:rFonts w:hint="eastAsia"/>
+        </w:rPr>
+        <w:t>节点的</w:t>
+      </w:r>
+      <w:r>
+        <w:rPr>
+          <w:rFonts w:hint="eastAsia"/>
+        </w:rPr>
+        <w:t>代价</w:t>
       </w:r>
     </w:p>
     <w:p/>
@@ -16481,7 +16942,6 @@
             <w:rPr>
               <w:rFonts w:ascii="Cambria Math" w:hAnsi="Cambria Math"/>
             </w:rPr>
-            <w:lastRenderedPageBreak/>
             <m:t>tblScanCost=ioCost+cpuCost</m:t>
           </m:r>
         </m:oMath>
@@ -17935,6 +18395,7 @@
         <w:rPr>
           <w:rFonts w:hint="eastAsia"/>
         </w:rPr>
+        <w:lastRenderedPageBreak/>
         <w:t>读取过程中，假设</w:t>
       </w:r>
       <w:r>
@@ -18008,7 +18469,6 @@
         <w:rPr>
           <w:rFonts w:hint="eastAsia"/>
         </w:rPr>
-        <w:lastRenderedPageBreak/>
         <w:t>IO</w:t>
       </w:r>
       <w:r>
@@ -24930,7 +25390,6 @@
   <w:style w:type="character" w:default="1" w:styleId="DefaultParagraphFont">
     <w:name w:val="Default Paragraph Font"/>
     <w:uiPriority w:val="1"/>
-    <w:semiHidden/>
     <w:unhideWhenUsed/>
   </w:style>
   <w:style w:type="table" w:default="1" w:styleId="TableNormal">
